--- a/БД.docx
+++ b/БД.docx
@@ -1402,6 +1402,7 @@
                 <w:lang w:eastAsia="ru-RU"/>
               </w:rPr>
             </w:pPr>
+            <w:proofErr w:type="gramStart"/>
             <w:r>
               <w:rPr>
                 <w:rFonts w:ascii="Calibri" w:eastAsia="Times New Roman" w:hAnsi="Calibri" w:cs="Calibri"/>
@@ -1410,6 +1411,7 @@
               </w:rPr>
               <w:t>1:N</w:t>
             </w:r>
+            <w:proofErr w:type="gramEnd"/>
           </w:p>
         </w:tc>
         <w:tc>
@@ -1951,6 +1953,7 @@
                 <w:lang w:eastAsia="ru-RU"/>
               </w:rPr>
             </w:pPr>
+            <w:proofErr w:type="gramStart"/>
             <w:r>
               <w:rPr>
                 <w:rFonts w:ascii="Calibri" w:eastAsia="Times New Roman" w:hAnsi="Calibri" w:cs="Calibri"/>
@@ -1959,6 +1962,7 @@
               </w:rPr>
               <w:t>M:N</w:t>
             </w:r>
+            <w:proofErr w:type="gramEnd"/>
           </w:p>
         </w:tc>
         <w:tc>
@@ -2079,6 +2083,7 @@
                 <w:lang w:eastAsia="ru-RU"/>
               </w:rPr>
             </w:pPr>
+            <w:proofErr w:type="gramStart"/>
             <w:r>
               <w:rPr>
                 <w:rFonts w:ascii="Calibri" w:eastAsia="Times New Roman" w:hAnsi="Calibri" w:cs="Calibri"/>
@@ -2087,6 +2092,7 @@
               </w:rPr>
               <w:t>1:N</w:t>
             </w:r>
+            <w:proofErr w:type="gramEnd"/>
           </w:p>
         </w:tc>
         <w:tc>
@@ -2208,6 +2214,7 @@
                 <w:lang w:eastAsia="ru-RU"/>
               </w:rPr>
             </w:pPr>
+            <w:proofErr w:type="gramStart"/>
             <w:r>
               <w:rPr>
                 <w:rFonts w:ascii="Calibri" w:eastAsia="Times New Roman" w:hAnsi="Calibri" w:cs="Calibri"/>
@@ -2216,6 +2223,7 @@
               </w:rPr>
               <w:t>1:N</w:t>
             </w:r>
+            <w:proofErr w:type="gramEnd"/>
           </w:p>
         </w:tc>
         <w:tc>
@@ -2373,6 +2381,7 @@
                 <w:lang w:eastAsia="ru-RU"/>
               </w:rPr>
             </w:pPr>
+            <w:proofErr w:type="gramStart"/>
             <w:r>
               <w:rPr>
                 <w:rFonts w:ascii="Calibri" w:eastAsia="Times New Roman" w:hAnsi="Calibri" w:cs="Calibri"/>
@@ -2381,6 +2390,7 @@
               </w:rPr>
               <w:t>1:N</w:t>
             </w:r>
+            <w:proofErr w:type="gramEnd"/>
           </w:p>
         </w:tc>
         <w:tc>
@@ -2858,6 +2868,7 @@
                 <w:lang w:eastAsia="ru-RU"/>
               </w:rPr>
             </w:pPr>
+            <w:proofErr w:type="gramStart"/>
             <w:r>
               <w:rPr>
                 <w:rFonts w:ascii="Calibri" w:eastAsia="Times New Roman" w:hAnsi="Calibri" w:cs="Calibri"/>
@@ -2866,6 +2877,7 @@
               </w:rPr>
               <w:t>M:N</w:t>
             </w:r>
+            <w:proofErr w:type="gramEnd"/>
           </w:p>
         </w:tc>
         <w:tc>
@@ -3535,6 +3547,7 @@
                 <w:lang w:eastAsia="ru-RU"/>
               </w:rPr>
             </w:pPr>
+            <w:proofErr w:type="gramStart"/>
             <w:r>
               <w:rPr>
                 <w:rFonts w:ascii="Calibri" w:eastAsia="Times New Roman" w:hAnsi="Calibri" w:cs="Calibri"/>
@@ -3543,6 +3556,7 @@
               </w:rPr>
               <w:t>1:N</w:t>
             </w:r>
+            <w:proofErr w:type="gramEnd"/>
           </w:p>
         </w:tc>
         <w:tc>
@@ -3925,6 +3939,7 @@
                 <w:lang w:eastAsia="ru-RU"/>
               </w:rPr>
             </w:pPr>
+            <w:proofErr w:type="gramStart"/>
             <w:r>
               <w:rPr>
                 <w:rFonts w:ascii="Calibri" w:eastAsia="Times New Roman" w:hAnsi="Calibri" w:cs="Calibri"/>
@@ -3933,6 +3948,7 @@
               </w:rPr>
               <w:t>1:N</w:t>
             </w:r>
+            <w:proofErr w:type="gramEnd"/>
           </w:p>
         </w:tc>
         <w:tc>
@@ -4506,6 +4522,7 @@
                 <w:lang w:eastAsia="ru-RU"/>
               </w:rPr>
             </w:pPr>
+            <w:proofErr w:type="gramStart"/>
             <w:r>
               <w:rPr>
                 <w:rFonts w:ascii="Calibri" w:eastAsia="Times New Roman" w:hAnsi="Calibri" w:cs="Calibri"/>
@@ -4514,6 +4531,7 @@
               </w:rPr>
               <w:t>M:N</w:t>
             </w:r>
+            <w:proofErr w:type="gramEnd"/>
           </w:p>
         </w:tc>
         <w:tc>
@@ -4959,6 +4977,7 @@
                 <w:lang w:eastAsia="ru-RU"/>
               </w:rPr>
             </w:pPr>
+            <w:proofErr w:type="gramStart"/>
             <w:r>
               <w:rPr>
                 <w:rFonts w:ascii="Calibri" w:eastAsia="Times New Roman" w:hAnsi="Calibri" w:cs="Calibri"/>
@@ -4967,6 +4986,7 @@
               </w:rPr>
               <w:t>M:N</w:t>
             </w:r>
+            <w:proofErr w:type="gramEnd"/>
           </w:p>
         </w:tc>
         <w:tc>
@@ -5023,6 +5043,7 @@
                 <w:lang w:eastAsia="ru-RU"/>
               </w:rPr>
             </w:pPr>
+            <w:proofErr w:type="gramStart"/>
             <w:r>
               <w:rPr>
                 <w:rFonts w:ascii="Calibri" w:eastAsia="Times New Roman" w:hAnsi="Calibri" w:cs="Calibri"/>
@@ -5031,6 +5052,7 @@
               </w:rPr>
               <w:t>1:N</w:t>
             </w:r>
+            <w:proofErr w:type="gramEnd"/>
           </w:p>
         </w:tc>
         <w:tc>
@@ -6576,6 +6598,7 @@
                 <w:lang w:eastAsia="ru-RU"/>
               </w:rPr>
             </w:pPr>
+            <w:proofErr w:type="gramStart"/>
             <w:r>
               <w:rPr>
                 <w:rFonts w:ascii="Calibri" w:eastAsia="Times New Roman" w:hAnsi="Calibri" w:cs="Calibri"/>
@@ -6584,6 +6607,7 @@
               </w:rPr>
               <w:t>1:N</w:t>
             </w:r>
+            <w:proofErr w:type="gramEnd"/>
           </w:p>
         </w:tc>
         <w:tc>
@@ -7680,6 +7704,7 @@
                 <w:lang w:eastAsia="ru-RU"/>
               </w:rPr>
             </w:pPr>
+            <w:proofErr w:type="gramStart"/>
             <w:r>
               <w:rPr>
                 <w:rFonts w:ascii="Calibri" w:eastAsia="Times New Roman" w:hAnsi="Calibri" w:cs="Calibri"/>
@@ -7688,6 +7713,7 @@
               </w:rPr>
               <w:t>1:N</w:t>
             </w:r>
+            <w:proofErr w:type="gramEnd"/>
           </w:p>
         </w:tc>
         <w:tc>
@@ -7712,6 +7738,7 @@
                 <w:lang w:eastAsia="ru-RU"/>
               </w:rPr>
             </w:pPr>
+            <w:proofErr w:type="gramStart"/>
             <w:r>
               <w:rPr>
                 <w:rFonts w:ascii="Calibri" w:eastAsia="Times New Roman" w:hAnsi="Calibri" w:cs="Calibri"/>
@@ -7720,6 +7747,7 @@
               </w:rPr>
               <w:t>1:N</w:t>
             </w:r>
+            <w:proofErr w:type="gramEnd"/>
           </w:p>
         </w:tc>
         <w:tc>
@@ -7904,6 +7932,7 @@
                 <w:lang w:eastAsia="ru-RU"/>
               </w:rPr>
             </w:pPr>
+            <w:proofErr w:type="gramStart"/>
             <w:r>
               <w:rPr>
                 <w:rFonts w:ascii="Calibri" w:eastAsia="Times New Roman" w:hAnsi="Calibri" w:cs="Calibri"/>
@@ -7912,6 +7941,7 @@
               </w:rPr>
               <w:t>1:N</w:t>
             </w:r>
+            <w:proofErr w:type="gramEnd"/>
           </w:p>
         </w:tc>
         <w:tc>
@@ -8064,6 +8094,7 @@
                 <w:lang w:eastAsia="ru-RU"/>
               </w:rPr>
             </w:pPr>
+            <w:proofErr w:type="gramStart"/>
             <w:r>
               <w:rPr>
                 <w:rFonts w:ascii="Calibri" w:eastAsia="Times New Roman" w:hAnsi="Calibri" w:cs="Calibri"/>
@@ -8072,6 +8103,7 @@
               </w:rPr>
               <w:t>1:N</w:t>
             </w:r>
+            <w:proofErr w:type="gramEnd"/>
           </w:p>
         </w:tc>
         <w:tc>
@@ -8966,6 +8998,7 @@
                 <w:lang w:eastAsia="ru-RU"/>
               </w:rPr>
             </w:pPr>
+            <w:proofErr w:type="spellStart"/>
             <w:r>
               <w:rPr>
                 <w:rFonts w:ascii="Times New Roman" w:eastAsia="Times New Roman" w:hAnsi="Times New Roman" w:cs="Times New Roman"/>
@@ -8976,6 +9009,7 @@
               </w:rPr>
               <w:t>client_id</w:t>
             </w:r>
+            <w:proofErr w:type="spellEnd"/>
           </w:p>
         </w:tc>
         <w:tc>
@@ -9038,15 +9072,27 @@
                 <w:lang w:eastAsia="ru-RU"/>
               </w:rPr>
             </w:pPr>
-            <w:r>
-              <w:rPr>
-                <w:rFonts w:ascii="Times New Roman" w:eastAsia="Times New Roman" w:hAnsi="Times New Roman" w:cs="Times New Roman"/>
-                <w:color w:val="000000"/>
-                <w:sz w:val="24"/>
-                <w:szCs w:val="24"/>
-                <w:lang w:eastAsia="ru-RU"/>
-              </w:rPr>
-              <w:t>Идентификаnор клиента</w:t>
+            <w:proofErr w:type="spellStart"/>
+            <w:r>
+              <w:rPr>
+                <w:rFonts w:ascii="Times New Roman" w:eastAsia="Times New Roman" w:hAnsi="Times New Roman" w:cs="Times New Roman"/>
+                <w:color w:val="000000"/>
+                <w:sz w:val="24"/>
+                <w:szCs w:val="24"/>
+                <w:lang w:eastAsia="ru-RU"/>
+              </w:rPr>
+              <w:t>Идентификаnор</w:t>
+            </w:r>
+            <w:proofErr w:type="spellEnd"/>
+            <w:r>
+              <w:rPr>
+                <w:rFonts w:ascii="Times New Roman" w:eastAsia="Times New Roman" w:hAnsi="Times New Roman" w:cs="Times New Roman"/>
+                <w:color w:val="000000"/>
+                <w:sz w:val="24"/>
+                <w:szCs w:val="24"/>
+                <w:lang w:eastAsia="ru-RU"/>
+              </w:rPr>
+              <w:t xml:space="preserve"> клиента</w:t>
             </w:r>
           </w:p>
         </w:tc>
@@ -9115,6 +9161,7 @@
                 <w:lang w:eastAsia="ru-RU"/>
               </w:rPr>
             </w:pPr>
+            <w:proofErr w:type="spellStart"/>
             <w:r>
               <w:rPr>
                 <w:rFonts w:ascii="Times New Roman" w:eastAsia="Times New Roman" w:hAnsi="Times New Roman" w:cs="Times New Roman"/>
@@ -9125,6 +9172,7 @@
               </w:rPr>
               <w:t>passport</w:t>
             </w:r>
+            <w:proofErr w:type="spellEnd"/>
           </w:p>
         </w:tc>
         <w:tc>
@@ -9223,15 +9271,27 @@
                 <w:lang w:eastAsia="ru-RU"/>
               </w:rPr>
             </w:pPr>
-            <w:r>
-              <w:rPr>
-                <w:rFonts w:ascii="Times New Roman" w:eastAsia="Times New Roman" w:hAnsi="Times New Roman" w:cs="Times New Roman"/>
-                <w:color w:val="000000"/>
-                <w:sz w:val="24"/>
-                <w:szCs w:val="24"/>
-                <w:lang w:eastAsia="ru-RU"/>
-              </w:rPr>
-              <w:t>UNIQUE,     NOT NULL</w:t>
+            <w:proofErr w:type="gramStart"/>
+            <w:r>
+              <w:rPr>
+                <w:rFonts w:ascii="Times New Roman" w:eastAsia="Times New Roman" w:hAnsi="Times New Roman" w:cs="Times New Roman"/>
+                <w:color w:val="000000"/>
+                <w:sz w:val="24"/>
+                <w:szCs w:val="24"/>
+                <w:lang w:eastAsia="ru-RU"/>
+              </w:rPr>
+              <w:t xml:space="preserve">UNIQUE,   </w:t>
+            </w:r>
+            <w:proofErr w:type="gramEnd"/>
+            <w:r>
+              <w:rPr>
+                <w:rFonts w:ascii="Times New Roman" w:eastAsia="Times New Roman" w:hAnsi="Times New Roman" w:cs="Times New Roman"/>
+                <w:color w:val="000000"/>
+                <w:sz w:val="24"/>
+                <w:szCs w:val="24"/>
+                <w:lang w:eastAsia="ru-RU"/>
+              </w:rPr>
+              <w:t xml:space="preserve">  NOT NULL</w:t>
             </w:r>
           </w:p>
         </w:tc>
@@ -9264,6 +9324,7 @@
                 <w:lang w:eastAsia="ru-RU"/>
               </w:rPr>
             </w:pPr>
+            <w:proofErr w:type="spellStart"/>
             <w:r>
               <w:rPr>
                 <w:rFonts w:ascii="Times New Roman" w:eastAsia="Times New Roman" w:hAnsi="Times New Roman" w:cs="Times New Roman"/>
@@ -9274,6 +9335,7 @@
               </w:rPr>
               <w:t>full_name</w:t>
             </w:r>
+            <w:proofErr w:type="spellEnd"/>
           </w:p>
         </w:tc>
         <w:tc>
@@ -9413,6 +9475,7 @@
                 <w:lang w:eastAsia="ru-RU"/>
               </w:rPr>
             </w:pPr>
+            <w:proofErr w:type="spellStart"/>
             <w:r>
               <w:rPr>
                 <w:rFonts w:ascii="Times New Roman" w:eastAsia="Times New Roman" w:hAnsi="Times New Roman" w:cs="Times New Roman"/>
@@ -9423,6 +9486,7 @@
               </w:rPr>
               <w:t>phone</w:t>
             </w:r>
+            <w:proofErr w:type="spellEnd"/>
           </w:p>
         </w:tc>
         <w:tc>
@@ -9552,6 +9616,7 @@
                 <w:lang w:eastAsia="ru-RU"/>
               </w:rPr>
             </w:pPr>
+            <w:proofErr w:type="spellStart"/>
             <w:r>
               <w:rPr>
                 <w:rFonts w:ascii="Times New Roman" w:eastAsia="Times New Roman" w:hAnsi="Times New Roman" w:cs="Times New Roman"/>
@@ -9562,6 +9627,7 @@
               </w:rPr>
               <w:t>gender</w:t>
             </w:r>
+            <w:proofErr w:type="spellEnd"/>
           </w:p>
         </w:tc>
         <w:tc>
@@ -9824,7 +9890,33 @@
                 <w:szCs w:val="24"/>
                 <w:lang w:eastAsia="ru-RU"/>
               </w:rPr>
-              <w:t>Питомец (Pet)</w:t>
+              <w:t>Питомец (</w:t>
+            </w:r>
+            <w:proofErr w:type="spellStart"/>
+            <w:r>
+              <w:rPr>
+                <w:rFonts w:ascii="Times New Roman" w:eastAsia="Times New Roman" w:hAnsi="Times New Roman" w:cs="Times New Roman"/>
+                <w:b/>
+                <w:bCs/>
+                <w:color w:val="000000"/>
+                <w:sz w:val="24"/>
+                <w:szCs w:val="24"/>
+                <w:lang w:eastAsia="ru-RU"/>
+              </w:rPr>
+              <w:t>Pet</w:t>
+            </w:r>
+            <w:proofErr w:type="spellEnd"/>
+            <w:r>
+              <w:rPr>
+                <w:rFonts w:ascii="Times New Roman" w:eastAsia="Times New Roman" w:hAnsi="Times New Roman" w:cs="Times New Roman"/>
+                <w:b/>
+                <w:bCs/>
+                <w:color w:val="000000"/>
+                <w:sz w:val="24"/>
+                <w:szCs w:val="24"/>
+                <w:lang w:eastAsia="ru-RU"/>
+              </w:rPr>
+              <w:t>)</w:t>
             </w:r>
           </w:p>
         </w:tc>
@@ -10107,6 +10199,7 @@
                 <w:lang w:eastAsia="ru-RU"/>
               </w:rPr>
             </w:pPr>
+            <w:proofErr w:type="spellStart"/>
             <w:r>
               <w:rPr>
                 <w:rFonts w:ascii="Times New Roman" w:eastAsia="Times New Roman" w:hAnsi="Times New Roman" w:cs="Times New Roman"/>
@@ -10117,6 +10210,7 @@
               </w:rPr>
               <w:t>pet_id</w:t>
             </w:r>
+            <w:proofErr w:type="spellEnd"/>
           </w:p>
         </w:tc>
         <w:tc>
@@ -10256,6 +10350,7 @@
                 <w:lang w:eastAsia="ru-RU"/>
               </w:rPr>
             </w:pPr>
+            <w:proofErr w:type="spellStart"/>
             <w:r>
               <w:rPr>
                 <w:rFonts w:ascii="Times New Roman" w:eastAsia="Times New Roman" w:hAnsi="Times New Roman" w:cs="Times New Roman"/>
@@ -10266,6 +10361,7 @@
               </w:rPr>
               <w:t>client_id</w:t>
             </w:r>
+            <w:proofErr w:type="spellEnd"/>
           </w:p>
         </w:tc>
         <w:tc>
@@ -10405,6 +10501,7 @@
                 <w:lang w:eastAsia="ru-RU"/>
               </w:rPr>
             </w:pPr>
+            <w:proofErr w:type="spellStart"/>
             <w:r>
               <w:rPr>
                 <w:rFonts w:ascii="Times New Roman" w:eastAsia="Times New Roman" w:hAnsi="Times New Roman" w:cs="Times New Roman"/>
@@ -10415,6 +10512,7 @@
               </w:rPr>
               <w:t>species_id</w:t>
             </w:r>
+            <w:proofErr w:type="spellEnd"/>
           </w:p>
         </w:tc>
         <w:tc>
@@ -10554,6 +10652,7 @@
                 <w:lang w:eastAsia="ru-RU"/>
               </w:rPr>
             </w:pPr>
+            <w:proofErr w:type="spellStart"/>
             <w:r>
               <w:rPr>
                 <w:rFonts w:ascii="Times New Roman" w:eastAsia="Times New Roman" w:hAnsi="Times New Roman" w:cs="Times New Roman"/>
@@ -10564,6 +10663,7 @@
               </w:rPr>
               <w:t>nickname</w:t>
             </w:r>
+            <w:proofErr w:type="spellEnd"/>
           </w:p>
         </w:tc>
         <w:tc>
@@ -10703,6 +10803,7 @@
                 <w:lang w:eastAsia="ru-RU"/>
               </w:rPr>
             </w:pPr>
+            <w:proofErr w:type="spellStart"/>
             <w:r>
               <w:rPr>
                 <w:rFonts w:ascii="Times New Roman" w:eastAsia="Times New Roman" w:hAnsi="Times New Roman" w:cs="Times New Roman"/>
@@ -10713,6 +10814,7 @@
               </w:rPr>
               <w:t>age</w:t>
             </w:r>
+            <w:proofErr w:type="spellEnd"/>
           </w:p>
         </w:tc>
         <w:tc>
@@ -10842,6 +10944,7 @@
                 <w:lang w:eastAsia="ru-RU"/>
               </w:rPr>
             </w:pPr>
+            <w:proofErr w:type="spellStart"/>
             <w:r>
               <w:rPr>
                 <w:rFonts w:ascii="Times New Roman" w:eastAsia="Times New Roman" w:hAnsi="Times New Roman" w:cs="Times New Roman"/>
@@ -10852,6 +10955,7 @@
               </w:rPr>
               <w:t>weight</w:t>
             </w:r>
+            <w:proofErr w:type="spellEnd"/>
           </w:p>
         </w:tc>
         <w:tc>
@@ -11104,7 +11208,33 @@
                 <w:szCs w:val="24"/>
                 <w:lang w:eastAsia="ru-RU"/>
               </w:rPr>
-              <w:t>Вид животного (Species)</w:t>
+              <w:t>Вид животного (</w:t>
+            </w:r>
+            <w:proofErr w:type="spellStart"/>
+            <w:r>
+              <w:rPr>
+                <w:rFonts w:ascii="Times New Roman" w:eastAsia="Times New Roman" w:hAnsi="Times New Roman" w:cs="Times New Roman"/>
+                <w:b/>
+                <w:bCs/>
+                <w:color w:val="000000"/>
+                <w:sz w:val="24"/>
+                <w:szCs w:val="24"/>
+                <w:lang w:eastAsia="ru-RU"/>
+              </w:rPr>
+              <w:t>Species</w:t>
+            </w:r>
+            <w:proofErr w:type="spellEnd"/>
+            <w:r>
+              <w:rPr>
+                <w:rFonts w:ascii="Times New Roman" w:eastAsia="Times New Roman" w:hAnsi="Times New Roman" w:cs="Times New Roman"/>
+                <w:b/>
+                <w:bCs/>
+                <w:color w:val="000000"/>
+                <w:sz w:val="24"/>
+                <w:szCs w:val="24"/>
+                <w:lang w:eastAsia="ru-RU"/>
+              </w:rPr>
+              <w:t>)</w:t>
             </w:r>
           </w:p>
         </w:tc>
@@ -11361,6 +11491,7 @@
                 <w:lang w:eastAsia="ru-RU"/>
               </w:rPr>
             </w:pPr>
+            <w:proofErr w:type="spellStart"/>
             <w:r>
               <w:rPr>
                 <w:rFonts w:ascii="Times New Roman" w:eastAsia="Times New Roman" w:hAnsi="Times New Roman" w:cs="Times New Roman"/>
@@ -11371,6 +11502,7 @@
               </w:rPr>
               <w:t>species_id</w:t>
             </w:r>
+            <w:proofErr w:type="spellEnd"/>
           </w:p>
         </w:tc>
         <w:tc>
@@ -11510,6 +11642,7 @@
                 <w:lang w:eastAsia="ru-RU"/>
               </w:rPr>
             </w:pPr>
+            <w:proofErr w:type="spellStart"/>
             <w:r>
               <w:rPr>
                 <w:rFonts w:ascii="Times New Roman" w:eastAsia="Times New Roman" w:hAnsi="Times New Roman" w:cs="Times New Roman"/>
@@ -11520,6 +11653,7 @@
               </w:rPr>
               <w:t>species_name</w:t>
             </w:r>
+            <w:proofErr w:type="spellEnd"/>
           </w:p>
         </w:tc>
         <w:tc>
@@ -11659,6 +11793,7 @@
                 <w:lang w:eastAsia="ru-RU"/>
               </w:rPr>
             </w:pPr>
+            <w:proofErr w:type="spellStart"/>
             <w:r>
               <w:rPr>
                 <w:rFonts w:ascii="Times New Roman" w:eastAsia="Times New Roman" w:hAnsi="Times New Roman" w:cs="Times New Roman"/>
@@ -11669,6 +11804,7 @@
               </w:rPr>
               <w:t>description</w:t>
             </w:r>
+            <w:proofErr w:type="spellEnd"/>
           </w:p>
         </w:tc>
         <w:tc>
@@ -11798,6 +11934,7 @@
                 <w:lang w:eastAsia="ru-RU"/>
               </w:rPr>
             </w:pPr>
+            <w:proofErr w:type="spellStart"/>
             <w:r>
               <w:rPr>
                 <w:rFonts w:ascii="Times New Roman" w:eastAsia="Times New Roman" w:hAnsi="Times New Roman" w:cs="Times New Roman"/>
@@ -11808,6 +11945,7 @@
               </w:rPr>
               <w:t>latin_name</w:t>
             </w:r>
+            <w:proofErr w:type="spellEnd"/>
           </w:p>
         </w:tc>
         <w:tc>
@@ -12059,7 +12197,33 @@
                 <w:szCs w:val="24"/>
                 <w:lang w:eastAsia="ru-RU"/>
               </w:rPr>
-              <w:t>Прививка (Vaccine)</w:t>
+              <w:t>Прививка (</w:t>
+            </w:r>
+            <w:proofErr w:type="spellStart"/>
+            <w:r>
+              <w:rPr>
+                <w:rFonts w:ascii="Times New Roman" w:eastAsia="Times New Roman" w:hAnsi="Times New Roman" w:cs="Times New Roman"/>
+                <w:b/>
+                <w:bCs/>
+                <w:color w:val="000000"/>
+                <w:sz w:val="24"/>
+                <w:szCs w:val="24"/>
+                <w:lang w:eastAsia="ru-RU"/>
+              </w:rPr>
+              <w:t>Vaccine</w:t>
+            </w:r>
+            <w:proofErr w:type="spellEnd"/>
+            <w:r>
+              <w:rPr>
+                <w:rFonts w:ascii="Times New Roman" w:eastAsia="Times New Roman" w:hAnsi="Times New Roman" w:cs="Times New Roman"/>
+                <w:b/>
+                <w:bCs/>
+                <w:color w:val="000000"/>
+                <w:sz w:val="24"/>
+                <w:szCs w:val="24"/>
+                <w:lang w:eastAsia="ru-RU"/>
+              </w:rPr>
+              <w:t>)</w:t>
             </w:r>
           </w:p>
         </w:tc>
@@ -12342,6 +12506,7 @@
                 <w:lang w:eastAsia="ru-RU"/>
               </w:rPr>
             </w:pPr>
+            <w:proofErr w:type="spellStart"/>
             <w:r>
               <w:rPr>
                 <w:rFonts w:ascii="Times New Roman" w:eastAsia="Times New Roman" w:hAnsi="Times New Roman" w:cs="Times New Roman"/>
@@ -12352,6 +12517,7 @@
               </w:rPr>
               <w:t>vaccine_id</w:t>
             </w:r>
+            <w:proofErr w:type="spellEnd"/>
           </w:p>
         </w:tc>
         <w:tc>
@@ -12491,6 +12657,7 @@
                 <w:lang w:eastAsia="ru-RU"/>
               </w:rPr>
             </w:pPr>
+            <w:proofErr w:type="spellStart"/>
             <w:r>
               <w:rPr>
                 <w:rFonts w:ascii="Times New Roman" w:eastAsia="Times New Roman" w:hAnsi="Times New Roman" w:cs="Times New Roman"/>
@@ -12501,6 +12668,7 @@
               </w:rPr>
               <w:t>vaccine_name</w:t>
             </w:r>
+            <w:proofErr w:type="spellEnd"/>
           </w:p>
         </w:tc>
         <w:tc>
@@ -12640,6 +12808,7 @@
                 <w:lang w:eastAsia="ru-RU"/>
               </w:rPr>
             </w:pPr>
+            <w:proofErr w:type="spellStart"/>
             <w:r>
               <w:rPr>
                 <w:rFonts w:ascii="Times New Roman" w:eastAsia="Times New Roman" w:hAnsi="Times New Roman" w:cs="Times New Roman"/>
@@ -12650,6 +12819,7 @@
               </w:rPr>
               <w:t>indications</w:t>
             </w:r>
+            <w:proofErr w:type="spellEnd"/>
           </w:p>
         </w:tc>
         <w:tc>
@@ -12779,6 +12949,7 @@
                 <w:lang w:eastAsia="ru-RU"/>
               </w:rPr>
             </w:pPr>
+            <w:proofErr w:type="spellStart"/>
             <w:r>
               <w:rPr>
                 <w:rFonts w:ascii="Times New Roman" w:eastAsia="Times New Roman" w:hAnsi="Times New Roman" w:cs="Times New Roman"/>
@@ -12789,6 +12960,7 @@
               </w:rPr>
               <w:t>contraindications</w:t>
             </w:r>
+            <w:proofErr w:type="spellEnd"/>
           </w:p>
         </w:tc>
         <w:tc>
@@ -13041,7 +13213,33 @@
                 <w:szCs w:val="24"/>
                 <w:lang w:eastAsia="ru-RU"/>
               </w:rPr>
-              <w:t>Прививки питомцев (Pet_Vaccine)</w:t>
+              <w:t>Прививки питомцев (</w:t>
+            </w:r>
+            <w:proofErr w:type="spellStart"/>
+            <w:r>
+              <w:rPr>
+                <w:rFonts w:ascii="Times New Roman" w:eastAsia="Times New Roman" w:hAnsi="Times New Roman" w:cs="Times New Roman"/>
+                <w:b/>
+                <w:bCs/>
+                <w:color w:val="000000"/>
+                <w:sz w:val="24"/>
+                <w:szCs w:val="24"/>
+                <w:lang w:eastAsia="ru-RU"/>
+              </w:rPr>
+              <w:t>Pet_Vaccine</w:t>
+            </w:r>
+            <w:proofErr w:type="spellEnd"/>
+            <w:r>
+              <w:rPr>
+                <w:rFonts w:ascii="Times New Roman" w:eastAsia="Times New Roman" w:hAnsi="Times New Roman" w:cs="Times New Roman"/>
+                <w:b/>
+                <w:bCs/>
+                <w:color w:val="000000"/>
+                <w:sz w:val="24"/>
+                <w:szCs w:val="24"/>
+                <w:lang w:eastAsia="ru-RU"/>
+              </w:rPr>
+              <w:t>)</w:t>
             </w:r>
           </w:p>
         </w:tc>
@@ -13272,6 +13470,7 @@
                 <w:lang w:eastAsia="ru-RU"/>
               </w:rPr>
             </w:pPr>
+            <w:proofErr w:type="spellStart"/>
             <w:r>
               <w:rPr>
                 <w:rFonts w:ascii="Times New Roman" w:eastAsia="Times New Roman" w:hAnsi="Times New Roman" w:cs="Times New Roman"/>
@@ -13282,6 +13481,7 @@
               </w:rPr>
               <w:t>pet_id</w:t>
             </w:r>
+            <w:proofErr w:type="spellEnd"/>
           </w:p>
         </w:tc>
         <w:tc>
@@ -13421,6 +13621,7 @@
                 <w:lang w:eastAsia="ru-RU"/>
               </w:rPr>
             </w:pPr>
+            <w:proofErr w:type="spellStart"/>
             <w:r>
               <w:rPr>
                 <w:rFonts w:ascii="Times New Roman" w:eastAsia="Times New Roman" w:hAnsi="Times New Roman" w:cs="Times New Roman"/>
@@ -13431,6 +13632,7 @@
               </w:rPr>
               <w:t>vaccine_id</w:t>
             </w:r>
+            <w:proofErr w:type="spellEnd"/>
           </w:p>
         </w:tc>
         <w:tc>
@@ -13570,6 +13772,7 @@
                 <w:lang w:eastAsia="ru-RU"/>
               </w:rPr>
             </w:pPr>
+            <w:proofErr w:type="spellStart"/>
             <w:r>
               <w:rPr>
                 <w:rFonts w:ascii="Times New Roman" w:eastAsia="Times New Roman" w:hAnsi="Times New Roman" w:cs="Times New Roman"/>
@@ -13580,6 +13783,7 @@
               </w:rPr>
               <w:t>vaccination_date</w:t>
             </w:r>
+            <w:proofErr w:type="spellEnd"/>
           </w:p>
         </w:tc>
         <w:tc>
@@ -13843,7 +14047,33 @@
                 <w:szCs w:val="24"/>
                 <w:lang w:eastAsia="ru-RU"/>
               </w:rPr>
-              <w:t>Сотрудник (Employee)</w:t>
+              <w:t>Сотрудник (</w:t>
+            </w:r>
+            <w:proofErr w:type="spellStart"/>
+            <w:r>
+              <w:rPr>
+                <w:rFonts w:ascii="Times New Roman" w:eastAsia="Times New Roman" w:hAnsi="Times New Roman" w:cs="Times New Roman"/>
+                <w:b/>
+                <w:bCs/>
+                <w:color w:val="000000"/>
+                <w:sz w:val="24"/>
+                <w:szCs w:val="24"/>
+                <w:lang w:eastAsia="ru-RU"/>
+              </w:rPr>
+              <w:t>Employee</w:t>
+            </w:r>
+            <w:proofErr w:type="spellEnd"/>
+            <w:r>
+              <w:rPr>
+                <w:rFonts w:ascii="Times New Roman" w:eastAsia="Times New Roman" w:hAnsi="Times New Roman" w:cs="Times New Roman"/>
+                <w:b/>
+                <w:bCs/>
+                <w:color w:val="000000"/>
+                <w:sz w:val="24"/>
+                <w:szCs w:val="24"/>
+                <w:lang w:eastAsia="ru-RU"/>
+              </w:rPr>
+              <w:t>)</w:t>
             </w:r>
           </w:p>
         </w:tc>
@@ -14100,6 +14330,7 @@
                 <w:lang w:eastAsia="ru-RU"/>
               </w:rPr>
             </w:pPr>
+            <w:proofErr w:type="spellStart"/>
             <w:r>
               <w:rPr>
                 <w:rFonts w:ascii="Times New Roman" w:eastAsia="Times New Roman" w:hAnsi="Times New Roman" w:cs="Times New Roman"/>
@@ -14110,6 +14341,7 @@
               </w:rPr>
               <w:t>employee_id</w:t>
             </w:r>
+            <w:proofErr w:type="spellEnd"/>
           </w:p>
         </w:tc>
         <w:tc>
@@ -14249,6 +14481,7 @@
                 <w:lang w:eastAsia="ru-RU"/>
               </w:rPr>
             </w:pPr>
+            <w:proofErr w:type="spellStart"/>
             <w:r>
               <w:rPr>
                 <w:rFonts w:ascii="Times New Roman" w:eastAsia="Times New Roman" w:hAnsi="Times New Roman" w:cs="Times New Roman"/>
@@ -14259,6 +14492,7 @@
               </w:rPr>
               <w:t>full_name</w:t>
             </w:r>
+            <w:proofErr w:type="spellEnd"/>
           </w:p>
         </w:tc>
         <w:tc>
@@ -14398,6 +14632,7 @@
                 <w:lang w:eastAsia="ru-RU"/>
               </w:rPr>
             </w:pPr>
+            <w:proofErr w:type="spellStart"/>
             <w:r>
               <w:rPr>
                 <w:rFonts w:ascii="Times New Roman" w:eastAsia="Times New Roman" w:hAnsi="Times New Roman" w:cs="Times New Roman"/>
@@ -14408,6 +14643,7 @@
               </w:rPr>
               <w:t>passport</w:t>
             </w:r>
+            <w:proofErr w:type="spellEnd"/>
           </w:p>
         </w:tc>
         <w:tc>
@@ -14537,6 +14773,7 @@
                 <w:lang w:eastAsia="ru-RU"/>
               </w:rPr>
             </w:pPr>
+            <w:proofErr w:type="spellStart"/>
             <w:r>
               <w:rPr>
                 <w:rFonts w:ascii="Times New Roman" w:eastAsia="Times New Roman" w:hAnsi="Times New Roman" w:cs="Times New Roman"/>
@@ -14547,6 +14784,7 @@
               </w:rPr>
               <w:t>phone</w:t>
             </w:r>
+            <w:proofErr w:type="spellEnd"/>
           </w:p>
         </w:tc>
         <w:tc>
@@ -14676,6 +14914,7 @@
                 <w:lang w:eastAsia="ru-RU"/>
               </w:rPr>
             </w:pPr>
+            <w:proofErr w:type="spellStart"/>
             <w:r>
               <w:rPr>
                 <w:rFonts w:ascii="Times New Roman" w:eastAsia="Times New Roman" w:hAnsi="Times New Roman" w:cs="Times New Roman"/>
@@ -14686,6 +14925,7 @@
               </w:rPr>
               <w:t>role</w:t>
             </w:r>
+            <w:proofErr w:type="spellEnd"/>
           </w:p>
         </w:tc>
         <w:tc>
@@ -14792,7 +15032,29 @@
                 <w:szCs w:val="24"/>
                 <w:lang w:eastAsia="ru-RU"/>
               </w:rPr>
-              <w:t>(регистратор  администратор врач)</w:t>
+              <w:t>(</w:t>
+            </w:r>
+            <w:proofErr w:type="gramStart"/>
+            <w:r>
+              <w:rPr>
+                <w:rFonts w:ascii="Times New Roman" w:eastAsia="Times New Roman" w:hAnsi="Times New Roman" w:cs="Times New Roman"/>
+                <w:color w:val="000000"/>
+                <w:sz w:val="24"/>
+                <w:szCs w:val="24"/>
+                <w:lang w:eastAsia="ru-RU"/>
+              </w:rPr>
+              <w:t>регистратор  администратор</w:t>
+            </w:r>
+            <w:proofErr w:type="gramEnd"/>
+            <w:r>
+              <w:rPr>
+                <w:rFonts w:ascii="Times New Roman" w:eastAsia="Times New Roman" w:hAnsi="Times New Roman" w:cs="Times New Roman"/>
+                <w:color w:val="000000"/>
+                <w:sz w:val="24"/>
+                <w:szCs w:val="24"/>
+                <w:lang w:eastAsia="ru-RU"/>
+              </w:rPr>
+              <w:t xml:space="preserve"> врач)</w:t>
             </w:r>
           </w:p>
         </w:tc>
@@ -15231,6 +15493,7 @@
                 <w:lang w:eastAsia="ru-RU"/>
               </w:rPr>
             </w:pPr>
+            <w:proofErr w:type="spellStart"/>
             <w:r>
               <w:rPr>
                 <w:rFonts w:ascii="Times New Roman" w:eastAsia="Times New Roman" w:hAnsi="Times New Roman" w:cs="Times New Roman"/>
@@ -15241,6 +15504,7 @@
               </w:rPr>
               <w:t>doctor_id</w:t>
             </w:r>
+            <w:proofErr w:type="spellEnd"/>
           </w:p>
         </w:tc>
         <w:tc>
@@ -15380,6 +15644,7 @@
                 <w:lang w:eastAsia="ru-RU"/>
               </w:rPr>
             </w:pPr>
+            <w:proofErr w:type="spellStart"/>
             <w:r>
               <w:rPr>
                 <w:rFonts w:ascii="Times New Roman" w:eastAsia="Times New Roman" w:hAnsi="Times New Roman" w:cs="Times New Roman"/>
@@ -15390,6 +15655,7 @@
               </w:rPr>
               <w:t>employee_id</w:t>
             </w:r>
+            <w:proofErr w:type="spellEnd"/>
           </w:p>
         </w:tc>
         <w:tc>
@@ -15529,6 +15795,7 @@
                 <w:lang w:eastAsia="ru-RU"/>
               </w:rPr>
             </w:pPr>
+            <w:proofErr w:type="spellStart"/>
             <w:r>
               <w:rPr>
                 <w:rFonts w:ascii="Times New Roman" w:eastAsia="Times New Roman" w:hAnsi="Times New Roman" w:cs="Times New Roman"/>
@@ -15539,6 +15806,7 @@
               </w:rPr>
               <w:t>specialization_id</w:t>
             </w:r>
+            <w:proofErr w:type="spellEnd"/>
           </w:p>
         </w:tc>
         <w:tc>
@@ -15802,7 +16070,33 @@
                 <w:szCs w:val="24"/>
                 <w:lang w:eastAsia="ru-RU"/>
               </w:rPr>
-              <w:t>Специализация (Specialization)</w:t>
+              <w:t>Специализация (</w:t>
+            </w:r>
+            <w:proofErr w:type="spellStart"/>
+            <w:r>
+              <w:rPr>
+                <w:rFonts w:ascii="Times New Roman" w:eastAsia="Times New Roman" w:hAnsi="Times New Roman" w:cs="Times New Roman"/>
+                <w:b/>
+                <w:bCs/>
+                <w:color w:val="000000"/>
+                <w:sz w:val="24"/>
+                <w:szCs w:val="24"/>
+                <w:lang w:eastAsia="ru-RU"/>
+              </w:rPr>
+              <w:t>Specialization</w:t>
+            </w:r>
+            <w:proofErr w:type="spellEnd"/>
+            <w:r>
+              <w:rPr>
+                <w:rFonts w:ascii="Times New Roman" w:eastAsia="Times New Roman" w:hAnsi="Times New Roman" w:cs="Times New Roman"/>
+                <w:b/>
+                <w:bCs/>
+                <w:color w:val="000000"/>
+                <w:sz w:val="24"/>
+                <w:szCs w:val="24"/>
+                <w:lang w:eastAsia="ru-RU"/>
+              </w:rPr>
+              <w:t>)</w:t>
             </w:r>
           </w:p>
         </w:tc>
@@ -16059,6 +16353,7 @@
                 <w:lang w:eastAsia="ru-RU"/>
               </w:rPr>
             </w:pPr>
+            <w:proofErr w:type="spellStart"/>
             <w:r>
               <w:rPr>
                 <w:rFonts w:ascii="Times New Roman" w:eastAsia="Times New Roman" w:hAnsi="Times New Roman" w:cs="Times New Roman"/>
@@ -16069,6 +16364,7 @@
               </w:rPr>
               <w:t>specialization_id</w:t>
             </w:r>
+            <w:proofErr w:type="spellEnd"/>
           </w:p>
         </w:tc>
         <w:tc>
@@ -16208,6 +16504,7 @@
                 <w:lang w:eastAsia="ru-RU"/>
               </w:rPr>
             </w:pPr>
+            <w:proofErr w:type="spellStart"/>
             <w:r>
               <w:rPr>
                 <w:rFonts w:ascii="Times New Roman" w:eastAsia="Times New Roman" w:hAnsi="Times New Roman" w:cs="Times New Roman"/>
@@ -16218,6 +16515,7 @@
               </w:rPr>
               <w:t>specialization_name</w:t>
             </w:r>
+            <w:proofErr w:type="spellEnd"/>
           </w:p>
         </w:tc>
         <w:tc>
@@ -16480,7 +16778,33 @@
                 <w:szCs w:val="24"/>
                 <w:lang w:eastAsia="ru-RU"/>
               </w:rPr>
-              <w:t>Прием (Visit)</w:t>
+              <w:t>Прием (</w:t>
+            </w:r>
+            <w:proofErr w:type="spellStart"/>
+            <w:r>
+              <w:rPr>
+                <w:rFonts w:ascii="Times New Roman" w:eastAsia="Times New Roman" w:hAnsi="Times New Roman" w:cs="Times New Roman"/>
+                <w:b/>
+                <w:bCs/>
+                <w:color w:val="000000"/>
+                <w:sz w:val="24"/>
+                <w:szCs w:val="24"/>
+                <w:lang w:eastAsia="ru-RU"/>
+              </w:rPr>
+              <w:t>Visit</w:t>
+            </w:r>
+            <w:proofErr w:type="spellEnd"/>
+            <w:r>
+              <w:rPr>
+                <w:rFonts w:ascii="Times New Roman" w:eastAsia="Times New Roman" w:hAnsi="Times New Roman" w:cs="Times New Roman"/>
+                <w:b/>
+                <w:bCs/>
+                <w:color w:val="000000"/>
+                <w:sz w:val="24"/>
+                <w:szCs w:val="24"/>
+                <w:lang w:eastAsia="ru-RU"/>
+              </w:rPr>
+              <w:t>)</w:t>
             </w:r>
           </w:p>
         </w:tc>
@@ -16763,6 +17087,7 @@
                 <w:lang w:eastAsia="ru-RU"/>
               </w:rPr>
             </w:pPr>
+            <w:proofErr w:type="spellStart"/>
             <w:r>
               <w:rPr>
                 <w:rFonts w:ascii="Times New Roman" w:eastAsia="Times New Roman" w:hAnsi="Times New Roman" w:cs="Times New Roman"/>
@@ -16773,6 +17098,7 @@
               </w:rPr>
               <w:t>visit_id</w:t>
             </w:r>
+            <w:proofErr w:type="spellEnd"/>
           </w:p>
         </w:tc>
         <w:tc>
@@ -16912,6 +17238,7 @@
                 <w:lang w:eastAsia="ru-RU"/>
               </w:rPr>
             </w:pPr>
+            <w:proofErr w:type="spellStart"/>
             <w:r>
               <w:rPr>
                 <w:rFonts w:ascii="Times New Roman" w:eastAsia="Times New Roman" w:hAnsi="Times New Roman" w:cs="Times New Roman"/>
@@ -16922,6 +17249,7 @@
               </w:rPr>
               <w:t>doctor_id</w:t>
             </w:r>
+            <w:proofErr w:type="spellEnd"/>
           </w:p>
         </w:tc>
         <w:tc>
@@ -17061,6 +17389,7 @@
                 <w:lang w:eastAsia="ru-RU"/>
               </w:rPr>
             </w:pPr>
+            <w:proofErr w:type="spellStart"/>
             <w:r>
               <w:rPr>
                 <w:rFonts w:ascii="Times New Roman" w:eastAsia="Times New Roman" w:hAnsi="Times New Roman" w:cs="Times New Roman"/>
@@ -17071,6 +17400,7 @@
               </w:rPr>
               <w:t>pet_id</w:t>
             </w:r>
+            <w:proofErr w:type="spellEnd"/>
           </w:p>
         </w:tc>
         <w:tc>
@@ -17210,6 +17540,7 @@
                 <w:lang w:eastAsia="ru-RU"/>
               </w:rPr>
             </w:pPr>
+            <w:proofErr w:type="spellStart"/>
             <w:r>
               <w:rPr>
                 <w:rFonts w:ascii="Times New Roman" w:eastAsia="Times New Roman" w:hAnsi="Times New Roman" w:cs="Times New Roman"/>
@@ -17220,6 +17551,7 @@
               </w:rPr>
               <w:t>visit_date</w:t>
             </w:r>
+            <w:proofErr w:type="spellEnd"/>
           </w:p>
         </w:tc>
         <w:tc>
@@ -17359,6 +17691,7 @@
                 <w:lang w:eastAsia="ru-RU"/>
               </w:rPr>
             </w:pPr>
+            <w:proofErr w:type="spellStart"/>
             <w:r>
               <w:rPr>
                 <w:rFonts w:ascii="Times New Roman" w:eastAsia="Times New Roman" w:hAnsi="Times New Roman" w:cs="Times New Roman"/>
@@ -17369,6 +17702,7 @@
               </w:rPr>
               <w:t>status</w:t>
             </w:r>
+            <w:proofErr w:type="spellEnd"/>
           </w:p>
         </w:tc>
         <w:tc>
@@ -17903,6 +18237,7 @@
                 <w:lang w:eastAsia="ru-RU"/>
               </w:rPr>
             </w:pPr>
+            <w:proofErr w:type="spellStart"/>
             <w:r>
               <w:rPr>
                 <w:rFonts w:ascii="Times New Roman" w:eastAsia="Times New Roman" w:hAnsi="Times New Roman" w:cs="Times New Roman"/>
@@ -17913,6 +18248,7 @@
               </w:rPr>
               <w:t>service_id</w:t>
             </w:r>
+            <w:proofErr w:type="spellEnd"/>
           </w:p>
         </w:tc>
         <w:tc>
@@ -18052,6 +18388,7 @@
                 <w:lang w:eastAsia="ru-RU"/>
               </w:rPr>
             </w:pPr>
+            <w:proofErr w:type="spellStart"/>
             <w:r>
               <w:rPr>
                 <w:rFonts w:ascii="Times New Roman" w:eastAsia="Times New Roman" w:hAnsi="Times New Roman" w:cs="Times New Roman"/>
@@ -18062,6 +18399,7 @@
               </w:rPr>
               <w:t>service_name</w:t>
             </w:r>
+            <w:proofErr w:type="spellEnd"/>
           </w:p>
         </w:tc>
         <w:tc>
@@ -18201,6 +18539,7 @@
                 <w:lang w:eastAsia="ru-RU"/>
               </w:rPr>
             </w:pPr>
+            <w:proofErr w:type="spellStart"/>
             <w:r>
               <w:rPr>
                 <w:rFonts w:ascii="Times New Roman" w:eastAsia="Times New Roman" w:hAnsi="Times New Roman" w:cs="Times New Roman"/>
@@ -18211,6 +18550,7 @@
               </w:rPr>
               <w:t>price</w:t>
             </w:r>
+            <w:proofErr w:type="spellEnd"/>
           </w:p>
         </w:tc>
         <w:tc>
@@ -18474,7 +18814,33 @@
                 <w:szCs w:val="24"/>
                 <w:lang w:eastAsia="ru-RU"/>
               </w:rPr>
-              <w:t>Услуги приема (Visit_Service)</w:t>
+              <w:t>Услуги приема (</w:t>
+            </w:r>
+            <w:proofErr w:type="spellStart"/>
+            <w:r>
+              <w:rPr>
+                <w:rFonts w:ascii="Times New Roman" w:eastAsia="Times New Roman" w:hAnsi="Times New Roman" w:cs="Times New Roman"/>
+                <w:b/>
+                <w:bCs/>
+                <w:color w:val="000000"/>
+                <w:sz w:val="24"/>
+                <w:szCs w:val="24"/>
+                <w:lang w:eastAsia="ru-RU"/>
+              </w:rPr>
+              <w:t>Visit_Service</w:t>
+            </w:r>
+            <w:proofErr w:type="spellEnd"/>
+            <w:r>
+              <w:rPr>
+                <w:rFonts w:ascii="Times New Roman" w:eastAsia="Times New Roman" w:hAnsi="Times New Roman" w:cs="Times New Roman"/>
+                <w:b/>
+                <w:bCs/>
+                <w:color w:val="000000"/>
+                <w:sz w:val="24"/>
+                <w:szCs w:val="24"/>
+                <w:lang w:eastAsia="ru-RU"/>
+              </w:rPr>
+              <w:t>)</w:t>
             </w:r>
           </w:p>
         </w:tc>
@@ -18731,6 +19097,7 @@
                 <w:lang w:eastAsia="ru-RU"/>
               </w:rPr>
             </w:pPr>
+            <w:proofErr w:type="spellStart"/>
             <w:r>
               <w:rPr>
                 <w:rFonts w:ascii="Times New Roman" w:eastAsia="Times New Roman" w:hAnsi="Times New Roman" w:cs="Times New Roman"/>
@@ -18741,6 +19108,7 @@
               </w:rPr>
               <w:t>visit_id</w:t>
             </w:r>
+            <w:proofErr w:type="spellEnd"/>
           </w:p>
         </w:tc>
         <w:tc>
@@ -18880,6 +19248,7 @@
                 <w:lang w:eastAsia="ru-RU"/>
               </w:rPr>
             </w:pPr>
+            <w:proofErr w:type="spellStart"/>
             <w:r>
               <w:rPr>
                 <w:rFonts w:ascii="Times New Roman" w:eastAsia="Times New Roman" w:hAnsi="Times New Roman" w:cs="Times New Roman"/>
@@ -18890,6 +19259,7 @@
               </w:rPr>
               <w:t>service_id</w:t>
             </w:r>
+            <w:proofErr w:type="spellEnd"/>
           </w:p>
         </w:tc>
         <w:tc>
@@ -19152,7 +19522,33 @@
                 <w:szCs w:val="24"/>
                 <w:lang w:eastAsia="ru-RU"/>
               </w:rPr>
-              <w:t>Рецепт (Prescription)</w:t>
+              <w:t>Рецепт (</w:t>
+            </w:r>
+            <w:proofErr w:type="spellStart"/>
+            <w:r>
+              <w:rPr>
+                <w:rFonts w:ascii="Times New Roman" w:eastAsia="Times New Roman" w:hAnsi="Times New Roman" w:cs="Times New Roman"/>
+                <w:b/>
+                <w:bCs/>
+                <w:color w:val="000000"/>
+                <w:sz w:val="24"/>
+                <w:szCs w:val="24"/>
+                <w:lang w:eastAsia="ru-RU"/>
+              </w:rPr>
+              <w:t>Prescription</w:t>
+            </w:r>
+            <w:proofErr w:type="spellEnd"/>
+            <w:r>
+              <w:rPr>
+                <w:rFonts w:ascii="Times New Roman" w:eastAsia="Times New Roman" w:hAnsi="Times New Roman" w:cs="Times New Roman"/>
+                <w:b/>
+                <w:bCs/>
+                <w:color w:val="000000"/>
+                <w:sz w:val="24"/>
+                <w:szCs w:val="24"/>
+                <w:lang w:eastAsia="ru-RU"/>
+              </w:rPr>
+              <w:t>)</w:t>
             </w:r>
           </w:p>
         </w:tc>
@@ -19435,6 +19831,7 @@
                 <w:lang w:eastAsia="ru-RU"/>
               </w:rPr>
             </w:pPr>
+            <w:proofErr w:type="spellStart"/>
             <w:r>
               <w:rPr>
                 <w:rFonts w:ascii="Times New Roman" w:eastAsia="Times New Roman" w:hAnsi="Times New Roman" w:cs="Times New Roman"/>
@@ -19445,6 +19842,7 @@
               </w:rPr>
               <w:t>prescription_id</w:t>
             </w:r>
+            <w:proofErr w:type="spellEnd"/>
           </w:p>
         </w:tc>
         <w:tc>
@@ -19584,6 +19982,7 @@
                 <w:lang w:eastAsia="ru-RU"/>
               </w:rPr>
             </w:pPr>
+            <w:proofErr w:type="spellStart"/>
             <w:r>
               <w:rPr>
                 <w:rFonts w:ascii="Times New Roman" w:eastAsia="Times New Roman" w:hAnsi="Times New Roman" w:cs="Times New Roman"/>
@@ -19594,6 +19993,7 @@
               </w:rPr>
               <w:t>visit_id</w:t>
             </w:r>
+            <w:proofErr w:type="spellEnd"/>
           </w:p>
         </w:tc>
         <w:tc>
@@ -19733,6 +20133,7 @@
                 <w:lang w:eastAsia="ru-RU"/>
               </w:rPr>
             </w:pPr>
+            <w:proofErr w:type="spellStart"/>
             <w:r>
               <w:rPr>
                 <w:rFonts w:ascii="Times New Roman" w:eastAsia="Times New Roman" w:hAnsi="Times New Roman" w:cs="Times New Roman"/>
@@ -19743,6 +20144,7 @@
               </w:rPr>
               <w:t>prescription_text</w:t>
             </w:r>
+            <w:proofErr w:type="spellEnd"/>
           </w:p>
         </w:tc>
         <w:tc>
@@ -19872,6 +20274,7 @@
                 <w:lang w:eastAsia="ru-RU"/>
               </w:rPr>
             </w:pPr>
+            <w:proofErr w:type="spellStart"/>
             <w:r>
               <w:rPr>
                 <w:rFonts w:ascii="Times New Roman" w:eastAsia="Times New Roman" w:hAnsi="Times New Roman" w:cs="Times New Roman"/>
@@ -19882,6 +20285,7 @@
               </w:rPr>
               <w:t>medication</w:t>
             </w:r>
+            <w:proofErr w:type="spellEnd"/>
           </w:p>
         </w:tc>
         <w:tc>
@@ -20416,6 +20820,7 @@
                 <w:lang w:eastAsia="ru-RU"/>
               </w:rPr>
             </w:pPr>
+            <w:proofErr w:type="spellStart"/>
             <w:r>
               <w:rPr>
                 <w:rFonts w:ascii="Times New Roman" w:eastAsia="Times New Roman" w:hAnsi="Times New Roman" w:cs="Times New Roman"/>
@@ -20426,6 +20831,7 @@
               </w:rPr>
               <w:t>bill_id</w:t>
             </w:r>
+            <w:proofErr w:type="spellEnd"/>
           </w:p>
         </w:tc>
         <w:tc>
@@ -20565,6 +20971,7 @@
                 <w:lang w:eastAsia="ru-RU"/>
               </w:rPr>
             </w:pPr>
+            <w:proofErr w:type="spellStart"/>
             <w:r>
               <w:rPr>
                 <w:rFonts w:ascii="Times New Roman" w:eastAsia="Times New Roman" w:hAnsi="Times New Roman" w:cs="Times New Roman"/>
@@ -20575,6 +20982,7 @@
               </w:rPr>
               <w:t>visit_id</w:t>
             </w:r>
+            <w:proofErr w:type="spellEnd"/>
           </w:p>
         </w:tc>
         <w:tc>
@@ -20714,6 +21122,7 @@
                 <w:lang w:eastAsia="ru-RU"/>
               </w:rPr>
             </w:pPr>
+            <w:proofErr w:type="spellStart"/>
             <w:r>
               <w:rPr>
                 <w:rFonts w:ascii="Times New Roman" w:eastAsia="Times New Roman" w:hAnsi="Times New Roman" w:cs="Times New Roman"/>
@@ -20724,6 +21133,7 @@
               </w:rPr>
               <w:t>amount</w:t>
             </w:r>
+            <w:proofErr w:type="spellEnd"/>
           </w:p>
         </w:tc>
         <w:tc>
@@ -20863,6 +21273,7 @@
                 <w:lang w:eastAsia="ru-RU"/>
               </w:rPr>
             </w:pPr>
+            <w:proofErr w:type="spellStart"/>
             <w:r>
               <w:rPr>
                 <w:rFonts w:ascii="Times New Roman" w:eastAsia="Times New Roman" w:hAnsi="Times New Roman" w:cs="Times New Roman"/>
@@ -20873,6 +21284,7 @@
               </w:rPr>
               <w:t>is_paid</w:t>
             </w:r>
+            <w:proofErr w:type="spellEnd"/>
           </w:p>
         </w:tc>
         <w:tc>
@@ -21002,6 +21414,7 @@
                 <w:lang w:eastAsia="ru-RU"/>
               </w:rPr>
             </w:pPr>
+            <w:proofErr w:type="spellStart"/>
             <w:r>
               <w:rPr>
                 <w:rFonts w:ascii="Times New Roman" w:eastAsia="Times New Roman" w:hAnsi="Times New Roman" w:cs="Times New Roman"/>
@@ -21012,6 +21425,7 @@
               </w:rPr>
               <w:t>created_date</w:t>
             </w:r>
+            <w:proofErr w:type="spellEnd"/>
           </w:p>
         </w:tc>
         <w:tc>
@@ -21264,7 +21678,33 @@
                 <w:szCs w:val="24"/>
                 <w:lang w:eastAsia="ru-RU"/>
               </w:rPr>
-              <w:t>Показатель (Indicator)</w:t>
+              <w:t>Показатель (</w:t>
+            </w:r>
+            <w:proofErr w:type="spellStart"/>
+            <w:r>
+              <w:rPr>
+                <w:rFonts w:ascii="Times New Roman" w:eastAsia="Times New Roman" w:hAnsi="Times New Roman" w:cs="Times New Roman"/>
+                <w:b/>
+                <w:bCs/>
+                <w:color w:val="000000"/>
+                <w:sz w:val="24"/>
+                <w:szCs w:val="24"/>
+                <w:lang w:eastAsia="ru-RU"/>
+              </w:rPr>
+              <w:t>Indicator</w:t>
+            </w:r>
+            <w:proofErr w:type="spellEnd"/>
+            <w:r>
+              <w:rPr>
+                <w:rFonts w:ascii="Times New Roman" w:eastAsia="Times New Roman" w:hAnsi="Times New Roman" w:cs="Times New Roman"/>
+                <w:b/>
+                <w:bCs/>
+                <w:color w:val="000000"/>
+                <w:sz w:val="24"/>
+                <w:szCs w:val="24"/>
+                <w:lang w:eastAsia="ru-RU"/>
+              </w:rPr>
+              <w:t>)</w:t>
             </w:r>
           </w:p>
         </w:tc>
@@ -21521,6 +21961,7 @@
                 <w:lang w:eastAsia="ru-RU"/>
               </w:rPr>
             </w:pPr>
+            <w:proofErr w:type="spellStart"/>
             <w:r>
               <w:rPr>
                 <w:rFonts w:ascii="Times New Roman" w:eastAsia="Times New Roman" w:hAnsi="Times New Roman" w:cs="Times New Roman"/>
@@ -21531,6 +21972,7 @@
               </w:rPr>
               <w:t>indicator_id</w:t>
             </w:r>
+            <w:proofErr w:type="spellEnd"/>
           </w:p>
         </w:tc>
         <w:tc>
@@ -21670,6 +22112,7 @@
                 <w:lang w:eastAsia="ru-RU"/>
               </w:rPr>
             </w:pPr>
+            <w:proofErr w:type="spellStart"/>
             <w:r>
               <w:rPr>
                 <w:rFonts w:ascii="Times New Roman" w:eastAsia="Times New Roman" w:hAnsi="Times New Roman" w:cs="Times New Roman"/>
@@ -21680,6 +22123,7 @@
               </w:rPr>
               <w:t>indicator_name</w:t>
             </w:r>
+            <w:proofErr w:type="spellEnd"/>
           </w:p>
         </w:tc>
         <w:tc>
@@ -21819,6 +22263,7 @@
                 <w:lang w:eastAsia="ru-RU"/>
               </w:rPr>
             </w:pPr>
+            <w:proofErr w:type="spellStart"/>
             <w:r>
               <w:rPr>
                 <w:rFonts w:ascii="Times New Roman" w:eastAsia="Times New Roman" w:hAnsi="Times New Roman" w:cs="Times New Roman"/>
@@ -21829,6 +22274,7 @@
               </w:rPr>
               <w:t>unit</w:t>
             </w:r>
+            <w:proofErr w:type="spellEnd"/>
           </w:p>
         </w:tc>
         <w:tc>
@@ -21958,6 +22404,7 @@
                 <w:lang w:eastAsia="ru-RU"/>
               </w:rPr>
             </w:pPr>
+            <w:proofErr w:type="spellStart"/>
             <w:r>
               <w:rPr>
                 <w:rFonts w:ascii="Times New Roman" w:eastAsia="Times New Roman" w:hAnsi="Times New Roman" w:cs="Times New Roman"/>
@@ -21968,6 +22415,7 @@
               </w:rPr>
               <w:t>min_value</w:t>
             </w:r>
+            <w:proofErr w:type="spellEnd"/>
           </w:p>
         </w:tc>
         <w:tc>
@@ -22097,6 +22545,7 @@
                 <w:lang w:eastAsia="ru-RU"/>
               </w:rPr>
             </w:pPr>
+            <w:proofErr w:type="spellStart"/>
             <w:r>
               <w:rPr>
                 <w:rFonts w:ascii="Times New Roman" w:eastAsia="Times New Roman" w:hAnsi="Times New Roman" w:cs="Times New Roman"/>
@@ -22108,6 +22557,7 @@
               <w:lastRenderedPageBreak/>
               <w:t>max_value</w:t>
             </w:r>
+            <w:proofErr w:type="spellEnd"/>
           </w:p>
         </w:tc>
         <w:tc>
@@ -22360,7 +22810,33 @@
                 <w:szCs w:val="24"/>
                 <w:lang w:eastAsia="ru-RU"/>
               </w:rPr>
-              <w:t>Наблюдение (Observation)</w:t>
+              <w:t>Наблюдение (</w:t>
+            </w:r>
+            <w:proofErr w:type="spellStart"/>
+            <w:r>
+              <w:rPr>
+                <w:rFonts w:ascii="Times New Roman" w:eastAsia="Times New Roman" w:hAnsi="Times New Roman" w:cs="Times New Roman"/>
+                <w:b/>
+                <w:bCs/>
+                <w:color w:val="000000"/>
+                <w:sz w:val="24"/>
+                <w:szCs w:val="24"/>
+                <w:lang w:eastAsia="ru-RU"/>
+              </w:rPr>
+              <w:t>Observation</w:t>
+            </w:r>
+            <w:proofErr w:type="spellEnd"/>
+            <w:r>
+              <w:rPr>
+                <w:rFonts w:ascii="Times New Roman" w:eastAsia="Times New Roman" w:hAnsi="Times New Roman" w:cs="Times New Roman"/>
+                <w:b/>
+                <w:bCs/>
+                <w:color w:val="000000"/>
+                <w:sz w:val="24"/>
+                <w:szCs w:val="24"/>
+                <w:lang w:eastAsia="ru-RU"/>
+              </w:rPr>
+              <w:t>)</w:t>
             </w:r>
           </w:p>
         </w:tc>
@@ -22617,6 +23093,7 @@
                 <w:lang w:eastAsia="ru-RU"/>
               </w:rPr>
             </w:pPr>
+            <w:proofErr w:type="spellStart"/>
             <w:r>
               <w:rPr>
                 <w:rFonts w:ascii="Times New Roman" w:eastAsia="Times New Roman" w:hAnsi="Times New Roman" w:cs="Times New Roman"/>
@@ -22627,6 +23104,7 @@
               </w:rPr>
               <w:t>observation_id</w:t>
             </w:r>
+            <w:proofErr w:type="spellEnd"/>
           </w:p>
         </w:tc>
         <w:tc>
@@ -22766,6 +23244,7 @@
                 <w:lang w:eastAsia="ru-RU"/>
               </w:rPr>
             </w:pPr>
+            <w:proofErr w:type="spellStart"/>
             <w:r>
               <w:rPr>
                 <w:rFonts w:ascii="Times New Roman" w:eastAsia="Times New Roman" w:hAnsi="Times New Roman" w:cs="Times New Roman"/>
@@ -22776,6 +23255,7 @@
               </w:rPr>
               <w:t>pet_id</w:t>
             </w:r>
+            <w:proofErr w:type="spellEnd"/>
           </w:p>
         </w:tc>
         <w:tc>
@@ -22915,6 +23395,7 @@
                 <w:lang w:eastAsia="ru-RU"/>
               </w:rPr>
             </w:pPr>
+            <w:proofErr w:type="spellStart"/>
             <w:r>
               <w:rPr>
                 <w:rFonts w:ascii="Times New Roman" w:eastAsia="Times New Roman" w:hAnsi="Times New Roman" w:cs="Times New Roman"/>
@@ -22925,6 +23406,7 @@
               </w:rPr>
               <w:t>indicator_id</w:t>
             </w:r>
+            <w:proofErr w:type="spellEnd"/>
           </w:p>
         </w:tc>
         <w:tc>
@@ -23064,6 +23546,7 @@
                 <w:lang w:eastAsia="ru-RU"/>
               </w:rPr>
             </w:pPr>
+            <w:proofErr w:type="spellStart"/>
             <w:r>
               <w:rPr>
                 <w:rFonts w:ascii="Times New Roman" w:eastAsia="Times New Roman" w:hAnsi="Times New Roman" w:cs="Times New Roman"/>
@@ -23074,6 +23557,7 @@
               </w:rPr>
               <w:t>value</w:t>
             </w:r>
+            <w:proofErr w:type="spellEnd"/>
           </w:p>
         </w:tc>
         <w:tc>
@@ -23203,6 +23687,7 @@
                 <w:lang w:eastAsia="ru-RU"/>
               </w:rPr>
             </w:pPr>
+            <w:proofErr w:type="spellStart"/>
             <w:r>
               <w:rPr>
                 <w:rFonts w:ascii="Times New Roman" w:eastAsia="Times New Roman" w:hAnsi="Times New Roman" w:cs="Times New Roman"/>
@@ -23213,6 +23698,7 @@
               </w:rPr>
               <w:t>observation_date</w:t>
             </w:r>
+            <w:proofErr w:type="spellEnd"/>
           </w:p>
         </w:tc>
         <w:tc>
@@ -23465,7 +23951,33 @@
                 <w:szCs w:val="24"/>
                 <w:lang w:eastAsia="ru-RU"/>
               </w:rPr>
-              <w:t>Журнал событий (Event_Log)</w:t>
+              <w:t>Журнал событий (</w:t>
+            </w:r>
+            <w:proofErr w:type="spellStart"/>
+            <w:r>
+              <w:rPr>
+                <w:rFonts w:ascii="Times New Roman" w:eastAsia="Times New Roman" w:hAnsi="Times New Roman" w:cs="Times New Roman"/>
+                <w:b/>
+                <w:bCs/>
+                <w:color w:val="000000"/>
+                <w:sz w:val="24"/>
+                <w:szCs w:val="24"/>
+                <w:lang w:eastAsia="ru-RU"/>
+              </w:rPr>
+              <w:t>Event_Log</w:t>
+            </w:r>
+            <w:proofErr w:type="spellEnd"/>
+            <w:r>
+              <w:rPr>
+                <w:rFonts w:ascii="Times New Roman" w:eastAsia="Times New Roman" w:hAnsi="Times New Roman" w:cs="Times New Roman"/>
+                <w:b/>
+                <w:bCs/>
+                <w:color w:val="000000"/>
+                <w:sz w:val="24"/>
+                <w:szCs w:val="24"/>
+                <w:lang w:eastAsia="ru-RU"/>
+              </w:rPr>
+              <w:t>)</w:t>
             </w:r>
           </w:p>
         </w:tc>
@@ -23722,6 +24234,7 @@
                 <w:lang w:eastAsia="ru-RU"/>
               </w:rPr>
             </w:pPr>
+            <w:proofErr w:type="spellStart"/>
             <w:r>
               <w:rPr>
                 <w:rFonts w:ascii="Times New Roman" w:eastAsia="Times New Roman" w:hAnsi="Times New Roman" w:cs="Times New Roman"/>
@@ -23732,6 +24245,7 @@
               </w:rPr>
               <w:t>event_id</w:t>
             </w:r>
+            <w:proofErr w:type="spellEnd"/>
           </w:p>
         </w:tc>
         <w:tc>
@@ -23871,6 +24385,7 @@
                 <w:lang w:eastAsia="ru-RU"/>
               </w:rPr>
             </w:pPr>
+            <w:proofErr w:type="spellStart"/>
             <w:r>
               <w:rPr>
                 <w:rFonts w:ascii="Times New Roman" w:eastAsia="Times New Roman" w:hAnsi="Times New Roman" w:cs="Times New Roman"/>
@@ -23881,6 +24396,7 @@
               </w:rPr>
               <w:t>employee_id</w:t>
             </w:r>
+            <w:proofErr w:type="spellEnd"/>
           </w:p>
         </w:tc>
         <w:tc>
@@ -24020,6 +24536,7 @@
                 <w:lang w:eastAsia="ru-RU"/>
               </w:rPr>
             </w:pPr>
+            <w:proofErr w:type="spellStart"/>
             <w:r>
               <w:rPr>
                 <w:rFonts w:ascii="Times New Roman" w:eastAsia="Times New Roman" w:hAnsi="Times New Roman" w:cs="Times New Roman"/>
@@ -24030,6 +24547,7 @@
               </w:rPr>
               <w:t>visit_id</w:t>
             </w:r>
+            <w:proofErr w:type="spellEnd"/>
           </w:p>
         </w:tc>
         <w:tc>
@@ -24169,6 +24687,7 @@
                 <w:lang w:eastAsia="ru-RU"/>
               </w:rPr>
             </w:pPr>
+            <w:proofErr w:type="spellStart"/>
             <w:r>
               <w:rPr>
                 <w:rFonts w:ascii="Times New Roman" w:eastAsia="Times New Roman" w:hAnsi="Times New Roman" w:cs="Times New Roman"/>
@@ -24179,6 +24698,7 @@
               </w:rPr>
               <w:t>bill_id</w:t>
             </w:r>
+            <w:proofErr w:type="spellEnd"/>
           </w:p>
         </w:tc>
         <w:tc>
@@ -24317,6 +24837,7 @@
                 <w:lang w:val="en-US" w:eastAsia="ru-RU"/>
               </w:rPr>
             </w:pPr>
+            <w:proofErr w:type="spellStart"/>
             <w:r>
               <w:rPr>
                 <w:rFonts w:ascii="Times New Roman" w:eastAsia="Times New Roman" w:hAnsi="Times New Roman" w:cs="Times New Roman"/>
@@ -24327,6 +24848,7 @@
               </w:rPr>
               <w:t>pet_id</w:t>
             </w:r>
+            <w:proofErr w:type="spellEnd"/>
           </w:p>
         </w:tc>
         <w:tc>
@@ -24463,6 +24985,7 @@
                 <w:lang w:eastAsia="ru-RU"/>
               </w:rPr>
             </w:pPr>
+            <w:proofErr w:type="spellStart"/>
             <w:r>
               <w:rPr>
                 <w:rFonts w:ascii="Times New Roman" w:eastAsia="Times New Roman" w:hAnsi="Times New Roman" w:cs="Times New Roman"/>
@@ -24473,6 +24996,7 @@
               </w:rPr>
               <w:t>event_type</w:t>
             </w:r>
+            <w:proofErr w:type="spellEnd"/>
           </w:p>
         </w:tc>
         <w:tc>
@@ -24602,6 +25126,7 @@
                 <w:lang w:eastAsia="ru-RU"/>
               </w:rPr>
             </w:pPr>
+            <w:proofErr w:type="spellStart"/>
             <w:r>
               <w:rPr>
                 <w:rFonts w:ascii="Times New Roman" w:eastAsia="Times New Roman" w:hAnsi="Times New Roman" w:cs="Times New Roman"/>
@@ -24612,6 +25137,7 @@
               </w:rPr>
               <w:t>event_time</w:t>
             </w:r>
+            <w:proofErr w:type="spellEnd"/>
           </w:p>
         </w:tc>
         <w:tc>
@@ -24751,6 +25277,7 @@
                 <w:lang w:eastAsia="ru-RU"/>
               </w:rPr>
             </w:pPr>
+            <w:proofErr w:type="spellStart"/>
             <w:r>
               <w:rPr>
                 <w:rFonts w:ascii="Times New Roman" w:eastAsia="Times New Roman" w:hAnsi="Times New Roman" w:cs="Times New Roman"/>
@@ -24761,6 +25288,7 @@
               </w:rPr>
               <w:t>description</w:t>
             </w:r>
+            <w:proofErr w:type="spellEnd"/>
           </w:p>
         </w:tc>
         <w:tc>
@@ -25086,6 +25614,5515 @@
         </w:drawing>
       </w:r>
     </w:p>
+    <w:p>
+      <w:pPr>
+        <w:pStyle w:val="2"/>
+        <w:spacing w:before="480" w:beforeAutospacing="0" w:after="120" w:afterAutospacing="0"/>
+      </w:pPr>
+      <w:r>
+        <w:br w:type="column"/>
+      </w:r>
+      <w:r>
+        <w:rPr>
+          <w:rFonts w:ascii="Arial" w:hAnsi="Arial" w:cs="Arial"/>
+          <w:b w:val="0"/>
+          <w:bCs w:val="0"/>
+          <w:color w:val="000000"/>
+          <w:sz w:val="32"/>
+          <w:szCs w:val="32"/>
+        </w:rPr>
+        <w:lastRenderedPageBreak/>
+        <w:t>Лабораторная работа 4</w:t>
+      </w:r>
+    </w:p>
+    <w:p>
+      <w:pPr>
+        <w:pStyle w:val="a3"/>
+        <w:spacing w:before="240" w:beforeAutospacing="0" w:after="240" w:afterAutospacing="0"/>
+      </w:pPr>
+      <w:r>
+        <w:rPr>
+          <w:rFonts w:ascii="Arial" w:hAnsi="Arial" w:cs="Arial"/>
+          <w:b/>
+          <w:bCs/>
+          <w:color w:val="000000"/>
+          <w:sz w:val="22"/>
+          <w:szCs w:val="22"/>
+        </w:rPr>
+        <w:t>Физическая реализация базы данных</w:t>
+      </w:r>
+    </w:p>
+    <w:p>
+      <w:pPr>
+        <w:pStyle w:val="a3"/>
+        <w:spacing w:before="240" w:beforeAutospacing="0" w:after="240" w:afterAutospacing="0"/>
+      </w:pPr>
+      <w:r>
+        <w:rPr>
+          <w:rFonts w:ascii="Arial" w:hAnsi="Arial" w:cs="Arial"/>
+          <w:b/>
+          <w:bCs/>
+          <w:color w:val="000000"/>
+          <w:sz w:val="22"/>
+          <w:szCs w:val="22"/>
+        </w:rPr>
+        <w:t>Срок выполнения: 2 недели</w:t>
+      </w:r>
+    </w:p>
+    <w:p>
+      <w:pPr>
+        <w:pStyle w:val="3"/>
+        <w:spacing w:before="280" w:beforeAutospacing="0" w:after="80" w:afterAutospacing="0"/>
+      </w:pPr>
+      <w:r>
+        <w:rPr>
+          <w:rFonts w:ascii="Arial" w:hAnsi="Arial" w:cs="Arial"/>
+          <w:color w:val="000000"/>
+          <w:sz w:val="26"/>
+          <w:szCs w:val="26"/>
+        </w:rPr>
+        <w:t>Цель</w:t>
+      </w:r>
+    </w:p>
+    <w:p>
+      <w:pPr>
+        <w:pStyle w:val="a3"/>
+        <w:spacing w:before="240" w:beforeAutospacing="0" w:after="240" w:afterAutospacing="0"/>
+      </w:pPr>
+      <w:r>
+        <w:rPr>
+          <w:rFonts w:ascii="Arial" w:hAnsi="Arial" w:cs="Arial"/>
+          <w:color w:val="000000"/>
+          <w:sz w:val="22"/>
+          <w:szCs w:val="22"/>
+        </w:rPr>
+        <w:t>Перевести логическую модель в реальную базу данных.</w:t>
+      </w:r>
+    </w:p>
+    <w:p>
+      <w:pPr>
+        <w:pStyle w:val="3"/>
+        <w:spacing w:before="280" w:beforeAutospacing="0" w:after="80" w:afterAutospacing="0"/>
+      </w:pPr>
+      <w:r>
+        <w:rPr>
+          <w:rFonts w:ascii="Arial" w:hAnsi="Arial" w:cs="Arial"/>
+          <w:color w:val="000000"/>
+          <w:sz w:val="26"/>
+          <w:szCs w:val="26"/>
+        </w:rPr>
+        <w:t>Содержание работы</w:t>
+      </w:r>
+    </w:p>
+    <w:p>
+      <w:pPr>
+        <w:pStyle w:val="a3"/>
+        <w:spacing w:before="240" w:beforeAutospacing="0" w:after="240" w:afterAutospacing="0"/>
+      </w:pPr>
+      <w:r>
+        <w:rPr>
+          <w:rFonts w:ascii="Arial" w:hAnsi="Arial" w:cs="Arial"/>
+          <w:color w:val="000000"/>
+          <w:sz w:val="22"/>
+          <w:szCs w:val="22"/>
+        </w:rPr>
+        <w:t>Студент должен:</w:t>
+      </w:r>
+    </w:p>
+    <w:p>
+      <w:pPr>
+        <w:pStyle w:val="a3"/>
+        <w:numPr>
+          <w:ilvl w:val="0"/>
+          <w:numId w:val="21"/>
+        </w:numPr>
+        <w:spacing w:before="240" w:beforeAutospacing="0" w:after="0" w:afterAutospacing="0"/>
+        <w:textAlignment w:val="baseline"/>
+        <w:rPr>
+          <w:rFonts w:ascii="Arial" w:hAnsi="Arial" w:cs="Arial"/>
+          <w:color w:val="000000"/>
+          <w:sz w:val="22"/>
+          <w:szCs w:val="22"/>
+        </w:rPr>
+      </w:pPr>
+      <w:r>
+        <w:rPr>
+          <w:rFonts w:ascii="Arial" w:hAnsi="Arial" w:cs="Arial"/>
+          <w:color w:val="000000"/>
+          <w:sz w:val="22"/>
+          <w:szCs w:val="22"/>
+        </w:rPr>
+        <w:t>разработать физическую схему БД (DDL);</w:t>
+      </w:r>
+    </w:p>
+    <w:p>
+      <w:pPr>
+        <w:pStyle w:val="a3"/>
+        <w:numPr>
+          <w:ilvl w:val="0"/>
+          <w:numId w:val="21"/>
+        </w:numPr>
+        <w:spacing w:before="0" w:beforeAutospacing="0" w:after="0" w:afterAutospacing="0"/>
+        <w:textAlignment w:val="baseline"/>
+        <w:rPr>
+          <w:rFonts w:ascii="Arial" w:hAnsi="Arial" w:cs="Arial"/>
+          <w:color w:val="000000"/>
+          <w:sz w:val="22"/>
+          <w:szCs w:val="22"/>
+        </w:rPr>
+      </w:pPr>
+      <w:r>
+        <w:rPr>
+          <w:rFonts w:ascii="Arial" w:hAnsi="Arial" w:cs="Arial"/>
+          <w:color w:val="000000"/>
+          <w:sz w:val="22"/>
+          <w:szCs w:val="22"/>
+        </w:rPr>
+        <w:t>определить ограничения целостности;</w:t>
+      </w:r>
+    </w:p>
+    <w:p>
+      <w:pPr>
+        <w:pStyle w:val="a3"/>
+        <w:numPr>
+          <w:ilvl w:val="0"/>
+          <w:numId w:val="21"/>
+        </w:numPr>
+        <w:spacing w:before="0" w:beforeAutospacing="0" w:after="0" w:afterAutospacing="0"/>
+        <w:textAlignment w:val="baseline"/>
+        <w:rPr>
+          <w:rFonts w:ascii="Arial" w:hAnsi="Arial" w:cs="Arial"/>
+          <w:color w:val="000000"/>
+          <w:sz w:val="22"/>
+          <w:szCs w:val="22"/>
+        </w:rPr>
+      </w:pPr>
+      <w:r>
+        <w:rPr>
+          <w:rFonts w:ascii="Arial" w:hAnsi="Arial" w:cs="Arial"/>
+          <w:color w:val="000000"/>
+          <w:sz w:val="22"/>
+          <w:szCs w:val="22"/>
+        </w:rPr>
+        <w:t>подготовить тестовые данные;</w:t>
+      </w:r>
+    </w:p>
+    <w:p>
+      <w:pPr>
+        <w:pStyle w:val="a3"/>
+        <w:numPr>
+          <w:ilvl w:val="0"/>
+          <w:numId w:val="21"/>
+        </w:numPr>
+        <w:spacing w:before="0" w:beforeAutospacing="0" w:after="240" w:afterAutospacing="0"/>
+        <w:textAlignment w:val="baseline"/>
+        <w:rPr>
+          <w:rFonts w:ascii="Arial" w:hAnsi="Arial" w:cs="Arial"/>
+          <w:color w:val="000000"/>
+          <w:sz w:val="22"/>
+          <w:szCs w:val="22"/>
+        </w:rPr>
+      </w:pPr>
+      <w:r>
+        <w:rPr>
+          <w:rFonts w:ascii="Arial" w:hAnsi="Arial" w:cs="Arial"/>
+          <w:color w:val="000000"/>
+          <w:sz w:val="22"/>
+          <w:szCs w:val="22"/>
+        </w:rPr>
+        <w:t>автоматизировать пересоздание базы данных.</w:t>
+      </w:r>
+    </w:p>
+    <w:p>
+      <w:pPr>
+        <w:pStyle w:val="3"/>
+        <w:spacing w:before="280" w:beforeAutospacing="0" w:after="80" w:afterAutospacing="0"/>
+      </w:pPr>
+      <w:r>
+        <w:rPr>
+          <w:rFonts w:ascii="Arial" w:hAnsi="Arial" w:cs="Arial"/>
+          <w:color w:val="000000"/>
+          <w:sz w:val="26"/>
+          <w:szCs w:val="26"/>
+        </w:rPr>
+        <w:t>Отчетные материалы</w:t>
+      </w:r>
+    </w:p>
+    <w:p>
+      <w:pPr>
+        <w:pStyle w:val="a3"/>
+        <w:numPr>
+          <w:ilvl w:val="0"/>
+          <w:numId w:val="22"/>
+        </w:numPr>
+        <w:spacing w:before="240" w:beforeAutospacing="0" w:after="0" w:afterAutospacing="0"/>
+        <w:textAlignment w:val="baseline"/>
+        <w:rPr>
+          <w:rFonts w:ascii="Arial" w:hAnsi="Arial" w:cs="Arial"/>
+          <w:color w:val="000000"/>
+          <w:sz w:val="22"/>
+          <w:szCs w:val="22"/>
+        </w:rPr>
+      </w:pPr>
+      <w:r>
+        <w:rPr>
+          <w:rFonts w:ascii="Arial" w:hAnsi="Arial" w:cs="Arial"/>
+          <w:color w:val="000000"/>
+          <w:sz w:val="22"/>
+          <w:szCs w:val="22"/>
+        </w:rPr>
+        <w:t>SQL-скрипт создания схемы;</w:t>
+      </w:r>
+    </w:p>
+    <w:p>
+      <w:pPr>
+        <w:pStyle w:val="a3"/>
+        <w:numPr>
+          <w:ilvl w:val="0"/>
+          <w:numId w:val="22"/>
+        </w:numPr>
+        <w:spacing w:before="0" w:beforeAutospacing="0" w:after="0" w:afterAutospacing="0"/>
+        <w:textAlignment w:val="baseline"/>
+        <w:rPr>
+          <w:rFonts w:ascii="Arial" w:hAnsi="Arial" w:cs="Arial"/>
+          <w:color w:val="000000"/>
+          <w:sz w:val="22"/>
+          <w:szCs w:val="22"/>
+        </w:rPr>
+      </w:pPr>
+      <w:r>
+        <w:rPr>
+          <w:rFonts w:ascii="Arial" w:hAnsi="Arial" w:cs="Arial"/>
+          <w:color w:val="000000"/>
+          <w:sz w:val="22"/>
+          <w:szCs w:val="22"/>
+        </w:rPr>
+        <w:t>SQL-скрипт начального наполнения;</w:t>
+      </w:r>
+    </w:p>
+    <w:p>
+      <w:pPr>
+        <w:pStyle w:val="a3"/>
+        <w:numPr>
+          <w:ilvl w:val="0"/>
+          <w:numId w:val="22"/>
+        </w:numPr>
+        <w:spacing w:before="0" w:beforeAutospacing="0" w:after="240" w:afterAutospacing="0"/>
+        <w:textAlignment w:val="baseline"/>
+        <w:rPr>
+          <w:rFonts w:ascii="Arial" w:hAnsi="Arial" w:cs="Arial"/>
+          <w:color w:val="000000"/>
+          <w:sz w:val="22"/>
+          <w:szCs w:val="22"/>
+        </w:rPr>
+      </w:pPr>
+      <w:r>
+        <w:rPr>
+          <w:rFonts w:ascii="Arial" w:hAnsi="Arial" w:cs="Arial"/>
+          <w:color w:val="000000"/>
+          <w:sz w:val="22"/>
+          <w:szCs w:val="22"/>
+        </w:rPr>
+        <w:t>скрипт генерации тестовых данных (Python или другой удобный вам язык);</w:t>
+      </w:r>
+    </w:p>
+    <w:p>
+      <w:pPr>
+        <w:pStyle w:val="a3"/>
+        <w:numPr>
+          <w:ilvl w:val="1"/>
+          <w:numId w:val="22"/>
+        </w:numPr>
+        <w:spacing w:before="240" w:beforeAutospacing="0" w:after="240" w:afterAutospacing="0"/>
+        <w:textAlignment w:val="baseline"/>
+        <w:rPr>
+          <w:rFonts w:ascii="Arial" w:hAnsi="Arial" w:cs="Arial"/>
+          <w:color w:val="000000"/>
+          <w:sz w:val="22"/>
+          <w:szCs w:val="22"/>
+        </w:rPr>
+      </w:pPr>
+      <w:r>
+        <w:rPr>
+          <w:rFonts w:ascii="Arial" w:hAnsi="Arial" w:cs="Arial"/>
+          <w:color w:val="000000"/>
+          <w:sz w:val="22"/>
+          <w:szCs w:val="22"/>
+        </w:rPr>
+        <w:t>инструкция по запуску.</w:t>
+      </w:r>
+    </w:p>
+    <w:p/>
+    <w:p>
+      <w:pPr>
+        <w:rPr>
+          <w:lang w:val="en-US"/>
+        </w:rPr>
+      </w:pPr>
+      <w:r>
+        <w:t xml:space="preserve">Команды для </w:t>
+      </w:r>
+      <w:proofErr w:type="spellStart"/>
+      <w:r>
+        <w:rPr>
+          <w:lang w:val="en-US"/>
+        </w:rPr>
+        <w:t>postgres</w:t>
+      </w:r>
+      <w:proofErr w:type="spellEnd"/>
+      <w:r>
+        <w:rPr>
+          <w:lang w:val="en-US"/>
+        </w:rPr>
+        <w:t xml:space="preserve"> </w:t>
+      </w:r>
+      <w:proofErr w:type="spellStart"/>
+      <w:r>
+        <w:rPr>
+          <w:lang w:val="en-US"/>
+        </w:rPr>
+        <w:t>sql</w:t>
+      </w:r>
+      <w:proofErr w:type="spellEnd"/>
+      <w:r>
+        <w:rPr>
+          <w:lang w:val="en-US"/>
+        </w:rPr>
+        <w:t>:</w:t>
+      </w:r>
+    </w:p>
+    <w:p>
+      <w:proofErr w:type="spellStart"/>
+      <w:r>
+        <w:t>psql</w:t>
+      </w:r>
+      <w:proofErr w:type="spellEnd"/>
+      <w:r>
+        <w:t xml:space="preserve"> -U </w:t>
+      </w:r>
+      <w:proofErr w:type="spellStart"/>
+      <w:r>
+        <w:t>postgres</w:t>
+      </w:r>
+      <w:proofErr w:type="spellEnd"/>
+    </w:p>
+    <w:p>
+      <w:r>
+        <w:t xml:space="preserve">CREATE DATABASE </w:t>
+      </w:r>
+      <w:proofErr w:type="spellStart"/>
+      <w:r>
+        <w:t>vet_clinic</w:t>
+      </w:r>
+      <w:proofErr w:type="spellEnd"/>
+      <w:r>
+        <w:t>;</w:t>
+      </w:r>
+    </w:p>
+    <w:p>
+      <w:r>
+        <w:t xml:space="preserve">\c </w:t>
+      </w:r>
+      <w:proofErr w:type="spellStart"/>
+      <w:r>
+        <w:t>vet_clinic</w:t>
+      </w:r>
+      <w:proofErr w:type="spellEnd"/>
+    </w:p>
+    <w:p>
+      <w:r>
+        <w:t xml:space="preserve">\i </w:t>
+      </w:r>
+      <w:proofErr w:type="spellStart"/>
+      <w:r>
+        <w:t>schema.sql</w:t>
+      </w:r>
+      <w:proofErr w:type="spellEnd"/>
+    </w:p>
+    <w:p>
+      <w:r>
+        <w:t xml:space="preserve">\i </w:t>
+      </w:r>
+      <w:proofErr w:type="spellStart"/>
+      <w:r>
+        <w:t>seed.sql</w:t>
+      </w:r>
+      <w:proofErr w:type="spellEnd"/>
+    </w:p>
+    <w:p>
+      <w:pPr>
+        <w:rPr>
+          <w:lang w:val="en-US"/>
+        </w:rPr>
+      </w:pPr>
+      <w:r>
+        <w:rPr>
+          <w:lang w:val="en-US"/>
+        </w:rPr>
+        <w:t>(</w:t>
+      </w:r>
+      <w:r>
+        <w:t>Из</w:t>
+      </w:r>
+      <w:r>
+        <w:rPr>
+          <w:lang w:val="en-US"/>
+        </w:rPr>
+        <w:t xml:space="preserve"> </w:t>
+      </w:r>
+      <w:r>
+        <w:rPr>
+          <w:lang w:val="en-US"/>
+        </w:rPr>
+        <w:t>Power Shell:</w:t>
+      </w:r>
+    </w:p>
+    <w:p>
+      <w:pPr>
+        <w:rPr>
+          <w:lang w:val="en-US"/>
+        </w:rPr>
+      </w:pPr>
+      <w:proofErr w:type="spellStart"/>
+      <w:r>
+        <w:rPr>
+          <w:lang w:val="en-US"/>
+        </w:rPr>
+        <w:t>psql</w:t>
+      </w:r>
+      <w:proofErr w:type="spellEnd"/>
+      <w:r>
+        <w:rPr>
+          <w:lang w:val="en-US"/>
+        </w:rPr>
+        <w:t xml:space="preserve"> -U </w:t>
+      </w:r>
+      <w:proofErr w:type="spellStart"/>
+      <w:r>
+        <w:rPr>
+          <w:lang w:val="en-US"/>
+        </w:rPr>
+        <w:t>postgres</w:t>
+      </w:r>
+      <w:proofErr w:type="spellEnd"/>
+      <w:r>
+        <w:rPr>
+          <w:lang w:val="en-US"/>
+        </w:rPr>
+        <w:t xml:space="preserve"> -c "DROP DATABASE </w:t>
+      </w:r>
+      <w:proofErr w:type="spellStart"/>
+      <w:r>
+        <w:rPr>
+          <w:lang w:val="en-US"/>
+        </w:rPr>
+        <w:t>vet_clinic</w:t>
+      </w:r>
+      <w:proofErr w:type="spellEnd"/>
+      <w:r>
+        <w:rPr>
+          <w:lang w:val="en-US"/>
+        </w:rPr>
+        <w:t>;"</w:t>
+      </w:r>
+    </w:p>
+    <w:p>
+      <w:pPr>
+        <w:rPr>
+          <w:lang w:val="en-US"/>
+        </w:rPr>
+      </w:pPr>
+      <w:proofErr w:type="spellStart"/>
+      <w:r>
+        <w:rPr>
+          <w:lang w:val="en-US"/>
+        </w:rPr>
+        <w:t>psql</w:t>
+      </w:r>
+      <w:proofErr w:type="spellEnd"/>
+      <w:r>
+        <w:rPr>
+          <w:lang w:val="en-US"/>
+        </w:rPr>
+        <w:t xml:space="preserve"> -U </w:t>
+      </w:r>
+      <w:proofErr w:type="spellStart"/>
+      <w:r>
+        <w:rPr>
+          <w:lang w:val="en-US"/>
+        </w:rPr>
+        <w:t>postgres</w:t>
+      </w:r>
+      <w:proofErr w:type="spellEnd"/>
+      <w:r>
+        <w:rPr>
+          <w:lang w:val="en-US"/>
+        </w:rPr>
+        <w:t xml:space="preserve"> -c "CREATE DATABASE </w:t>
+      </w:r>
+      <w:proofErr w:type="spellStart"/>
+      <w:r>
+        <w:rPr>
+          <w:lang w:val="en-US"/>
+        </w:rPr>
+        <w:t>vet_clinic</w:t>
+      </w:r>
+      <w:proofErr w:type="spellEnd"/>
+      <w:r>
+        <w:rPr>
+          <w:lang w:val="en-US"/>
+        </w:rPr>
+        <w:t>;"</w:t>
+      </w:r>
+    </w:p>
+    <w:p>
+      <w:pPr>
+        <w:rPr>
+          <w:lang w:val="en-US"/>
+        </w:rPr>
+      </w:pPr>
+      <w:proofErr w:type="spellStart"/>
+      <w:r>
+        <w:rPr>
+          <w:lang w:val="en-US"/>
+        </w:rPr>
+        <w:t>psql</w:t>
+      </w:r>
+      <w:proofErr w:type="spellEnd"/>
+      <w:r>
+        <w:rPr>
+          <w:lang w:val="en-US"/>
+        </w:rPr>
+        <w:t xml:space="preserve"> -U </w:t>
+      </w:r>
+      <w:proofErr w:type="spellStart"/>
+      <w:r>
+        <w:rPr>
+          <w:lang w:val="en-US"/>
+        </w:rPr>
+        <w:t>postgres</w:t>
+      </w:r>
+      <w:proofErr w:type="spellEnd"/>
+      <w:r>
+        <w:rPr>
+          <w:lang w:val="en-US"/>
+        </w:rPr>
+        <w:t xml:space="preserve"> -d </w:t>
+      </w:r>
+      <w:proofErr w:type="spellStart"/>
+      <w:r>
+        <w:rPr>
+          <w:lang w:val="en-US"/>
+        </w:rPr>
+        <w:t>vet_clinic</w:t>
+      </w:r>
+      <w:proofErr w:type="spellEnd"/>
+      <w:r>
+        <w:rPr>
+          <w:lang w:val="en-US"/>
+        </w:rPr>
+        <w:t xml:space="preserve"> -f </w:t>
+      </w:r>
+      <w:proofErr w:type="spellStart"/>
+      <w:r>
+        <w:rPr>
+          <w:lang w:val="en-US"/>
+        </w:rPr>
+        <w:t>schema.sql</w:t>
+      </w:r>
+      <w:proofErr w:type="spellEnd"/>
+    </w:p>
+    <w:p>
+      <w:pPr>
+        <w:rPr>
+          <w:lang w:val="en-US"/>
+        </w:rPr>
+      </w:pPr>
+      <w:proofErr w:type="spellStart"/>
+      <w:r>
+        <w:rPr>
+          <w:lang w:val="en-US"/>
+        </w:rPr>
+        <w:t>psql</w:t>
+      </w:r>
+      <w:proofErr w:type="spellEnd"/>
+      <w:r>
+        <w:rPr>
+          <w:lang w:val="en-US"/>
+        </w:rPr>
+        <w:t xml:space="preserve"> -U </w:t>
+      </w:r>
+      <w:proofErr w:type="spellStart"/>
+      <w:r>
+        <w:rPr>
+          <w:lang w:val="en-US"/>
+        </w:rPr>
+        <w:t>postgres</w:t>
+      </w:r>
+      <w:proofErr w:type="spellEnd"/>
+      <w:r>
+        <w:rPr>
+          <w:lang w:val="en-US"/>
+        </w:rPr>
+        <w:t xml:space="preserve"> -d </w:t>
+      </w:r>
+      <w:proofErr w:type="spellStart"/>
+      <w:r>
+        <w:rPr>
+          <w:lang w:val="en-US"/>
+        </w:rPr>
+        <w:t>vet_clinic</w:t>
+      </w:r>
+      <w:proofErr w:type="spellEnd"/>
+      <w:r>
+        <w:rPr>
+          <w:lang w:val="en-US"/>
+        </w:rPr>
+        <w:t xml:space="preserve"> -f </w:t>
+      </w:r>
+      <w:proofErr w:type="spellStart"/>
+      <w:r>
+        <w:rPr>
+          <w:lang w:val="en-US"/>
+        </w:rPr>
+        <w:t>seed.sql</w:t>
+      </w:r>
+      <w:proofErr w:type="spellEnd"/>
+    </w:p>
+    <w:p>
+      <w:pPr>
+        <w:rPr>
+          <w:lang w:val="en-US"/>
+        </w:rPr>
+      </w:pPr>
+      <w:proofErr w:type="spellStart"/>
+      <w:r>
+        <w:rPr>
+          <w:lang w:val="en-US"/>
+        </w:rPr>
+        <w:t>psql</w:t>
+      </w:r>
+      <w:proofErr w:type="spellEnd"/>
+      <w:r>
+        <w:rPr>
+          <w:lang w:val="en-US"/>
+        </w:rPr>
+        <w:t xml:space="preserve"> -U </w:t>
+      </w:r>
+      <w:proofErr w:type="spellStart"/>
+      <w:r>
+        <w:rPr>
+          <w:lang w:val="en-US"/>
+        </w:rPr>
+        <w:t>postgres</w:t>
+      </w:r>
+      <w:proofErr w:type="spellEnd"/>
+      <w:r>
+        <w:rPr>
+          <w:lang w:val="en-US"/>
+        </w:rPr>
+        <w:t xml:space="preserve"> -d </w:t>
+      </w:r>
+      <w:proofErr w:type="spellStart"/>
+      <w:r>
+        <w:rPr>
+          <w:lang w:val="en-US"/>
+        </w:rPr>
+        <w:t>vet_clinic</w:t>
+      </w:r>
+      <w:proofErr w:type="spellEnd"/>
+    </w:p>
+    <w:p>
+      <w:r>
+        <w:t>)</w:t>
+      </w:r>
+    </w:p>
+    <w:p>
+      <w:r>
+        <w:t>\</w:t>
+      </w:r>
+      <w:proofErr w:type="spellStart"/>
+      <w:r>
+        <w:t>dt</w:t>
+      </w:r>
+      <w:proofErr w:type="spellEnd"/>
+    </w:p>
+    <w:p>
+      <w:r>
+        <w:t>SELECT * FROM Client;</w:t>
+      </w:r>
+    </w:p>
+    <w:p/>
+    <w:p>
+      <w:pPr>
+        <w:pStyle w:val="3"/>
+        <w:rPr>
+          <w:lang w:val="en-US"/>
+        </w:rPr>
+      </w:pPr>
+      <w:r>
+        <w:lastRenderedPageBreak/>
+        <w:t>Клиенты</w:t>
+      </w:r>
+      <w:r>
+        <w:rPr>
+          <w:lang w:val="en-US"/>
+        </w:rPr>
+        <w:t xml:space="preserve"> </w:t>
+      </w:r>
+      <w:r>
+        <w:t>и</w:t>
+      </w:r>
+      <w:r>
+        <w:rPr>
+          <w:lang w:val="en-US"/>
+        </w:rPr>
+        <w:t xml:space="preserve"> </w:t>
+      </w:r>
+      <w:r>
+        <w:t>их</w:t>
+      </w:r>
+      <w:r>
+        <w:rPr>
+          <w:lang w:val="en-US"/>
+        </w:rPr>
+        <w:t xml:space="preserve"> </w:t>
+      </w:r>
+      <w:r>
+        <w:t>питомцы</w:t>
+      </w:r>
+    </w:p>
+    <w:p>
+      <w:pPr>
+        <w:pStyle w:val="HTML"/>
+        <w:rPr>
+          <w:lang w:val="en-US"/>
+        </w:rPr>
+      </w:pPr>
+      <w:r>
+        <w:rPr>
+          <w:rStyle w:val="n"/>
+          <w:lang w:val="en-US"/>
+        </w:rPr>
+        <w:t>SELECT</w:t>
+      </w:r>
+      <w:r>
+        <w:rPr>
+          <w:lang w:val="en-US"/>
+        </w:rPr>
+        <w:br/>
+        <w:t xml:space="preserve">    </w:t>
+      </w:r>
+      <w:proofErr w:type="spellStart"/>
+      <w:r>
+        <w:rPr>
+          <w:lang w:val="en-US"/>
+        </w:rPr>
+        <w:t>Client.full_name</w:t>
+      </w:r>
+      <w:proofErr w:type="spellEnd"/>
+      <w:r>
+        <w:rPr>
+          <w:lang w:val="en-US"/>
+        </w:rPr>
+        <w:t>,</w:t>
+      </w:r>
+      <w:r>
+        <w:rPr>
+          <w:lang w:val="en-US"/>
+        </w:rPr>
+        <w:br/>
+        <w:t xml:space="preserve">    </w:t>
+      </w:r>
+      <w:proofErr w:type="spellStart"/>
+      <w:r>
+        <w:rPr>
+          <w:lang w:val="en-US"/>
+        </w:rPr>
+        <w:t>Pet.nickname</w:t>
+      </w:r>
+      <w:proofErr w:type="spellEnd"/>
+      <w:r>
+        <w:rPr>
+          <w:lang w:val="en-US"/>
+        </w:rPr>
+        <w:br/>
+      </w:r>
+      <w:r>
+        <w:rPr>
+          <w:rStyle w:val="n"/>
+          <w:lang w:val="en-US"/>
+        </w:rPr>
+        <w:t>FROM</w:t>
+      </w:r>
+      <w:r>
+        <w:rPr>
+          <w:lang w:val="en-US"/>
+        </w:rPr>
+        <w:t xml:space="preserve"> Client</w:t>
+      </w:r>
+      <w:r>
+        <w:rPr>
+          <w:lang w:val="en-US"/>
+        </w:rPr>
+        <w:br/>
+      </w:r>
+      <w:r>
+        <w:rPr>
+          <w:rStyle w:val="n"/>
+          <w:lang w:val="en-US"/>
+        </w:rPr>
+        <w:t>JOIN</w:t>
+      </w:r>
+      <w:r>
+        <w:rPr>
+          <w:lang w:val="en-US"/>
+        </w:rPr>
+        <w:t xml:space="preserve"> Pet </w:t>
+      </w:r>
+      <w:r>
+        <w:rPr>
+          <w:rStyle w:val="n"/>
+          <w:lang w:val="en-US"/>
+        </w:rPr>
+        <w:t>ON</w:t>
+      </w:r>
+      <w:r>
+        <w:rPr>
+          <w:lang w:val="en-US"/>
+        </w:rPr>
+        <w:t xml:space="preserve"> </w:t>
+      </w:r>
+      <w:proofErr w:type="spellStart"/>
+      <w:r>
+        <w:rPr>
+          <w:lang w:val="en-US"/>
+        </w:rPr>
+        <w:t>Client.client_id</w:t>
+      </w:r>
+      <w:proofErr w:type="spellEnd"/>
+      <w:r>
+        <w:rPr>
+          <w:lang w:val="en-US"/>
+        </w:rPr>
+        <w:t xml:space="preserve"> </w:t>
+      </w:r>
+      <w:r>
+        <w:rPr>
+          <w:rStyle w:val="n"/>
+          <w:lang w:val="en-US"/>
+        </w:rPr>
+        <w:t>=</w:t>
+      </w:r>
+      <w:r>
+        <w:rPr>
+          <w:lang w:val="en-US"/>
+        </w:rPr>
+        <w:t xml:space="preserve"> </w:t>
+      </w:r>
+      <w:proofErr w:type="spellStart"/>
+      <w:r>
+        <w:rPr>
+          <w:lang w:val="en-US"/>
+        </w:rPr>
+        <w:t>Pet.client_id</w:t>
+      </w:r>
+      <w:proofErr w:type="spellEnd"/>
+      <w:r>
+        <w:rPr>
+          <w:lang w:val="en-US"/>
+        </w:rPr>
+        <w:t>;</w:t>
+      </w:r>
+    </w:p>
+    <w:p>
+      <w:pPr>
+        <w:rPr>
+          <w:lang w:val="en-US"/>
+        </w:rPr>
+      </w:pPr>
+    </w:p>
+    <w:p>
+      <w:pPr>
+        <w:rPr>
+          <w:lang w:val="en-US"/>
+        </w:rPr>
+      </w:pPr>
+    </w:p>
+    <w:p>
+      <w:pPr>
+        <w:pStyle w:val="3"/>
+        <w:rPr>
+          <w:lang w:val="en-US"/>
+        </w:rPr>
+      </w:pPr>
+      <w:r>
+        <w:t>Визиты</w:t>
+      </w:r>
+      <w:r>
+        <w:rPr>
+          <w:lang w:val="en-US"/>
+        </w:rPr>
+        <w:t xml:space="preserve"> </w:t>
+      </w:r>
+      <w:r>
+        <w:t>питомцев</w:t>
+      </w:r>
+      <w:r>
+        <w:rPr>
+          <w:lang w:val="en-US"/>
+        </w:rPr>
+        <w:t xml:space="preserve"> </w:t>
+      </w:r>
+      <w:r>
+        <w:t>и</w:t>
+      </w:r>
+      <w:r>
+        <w:rPr>
+          <w:lang w:val="en-US"/>
+        </w:rPr>
+        <w:t xml:space="preserve"> </w:t>
+      </w:r>
+      <w:r>
+        <w:t>врачи</w:t>
+      </w:r>
+    </w:p>
+    <w:p>
+      <w:pPr>
+        <w:pStyle w:val="HTML"/>
+        <w:rPr>
+          <w:lang w:val="en-US"/>
+        </w:rPr>
+      </w:pPr>
+      <w:r>
+        <w:rPr>
+          <w:rStyle w:val="n"/>
+          <w:lang w:val="en-US"/>
+        </w:rPr>
+        <w:t>SELECT</w:t>
+      </w:r>
+      <w:r>
+        <w:rPr>
+          <w:lang w:val="en-US"/>
+        </w:rPr>
+        <w:br/>
+        <w:t xml:space="preserve">    </w:t>
+      </w:r>
+      <w:proofErr w:type="spellStart"/>
+      <w:r>
+        <w:rPr>
+          <w:lang w:val="en-US"/>
+        </w:rPr>
+        <w:t>Pet.nickname</w:t>
+      </w:r>
+      <w:proofErr w:type="spellEnd"/>
+      <w:r>
+        <w:rPr>
+          <w:lang w:val="en-US"/>
+        </w:rPr>
+        <w:t>,</w:t>
+      </w:r>
+      <w:r>
+        <w:rPr>
+          <w:lang w:val="en-US"/>
+        </w:rPr>
+        <w:br/>
+        <w:t xml:space="preserve">    </w:t>
+      </w:r>
+      <w:proofErr w:type="spellStart"/>
+      <w:r>
+        <w:rPr>
+          <w:lang w:val="en-US"/>
+        </w:rPr>
+        <w:t>Visit.visit_date</w:t>
+      </w:r>
+      <w:proofErr w:type="spellEnd"/>
+      <w:r>
+        <w:rPr>
+          <w:lang w:val="en-US"/>
+        </w:rPr>
+        <w:t>,</w:t>
+      </w:r>
+      <w:r>
+        <w:rPr>
+          <w:lang w:val="en-US"/>
+        </w:rPr>
+        <w:br/>
+        <w:t xml:space="preserve">    </w:t>
+      </w:r>
+      <w:proofErr w:type="spellStart"/>
+      <w:r>
+        <w:rPr>
+          <w:lang w:val="en-US"/>
+        </w:rPr>
+        <w:t>Employee.full_name</w:t>
+      </w:r>
+      <w:proofErr w:type="spellEnd"/>
+      <w:r>
+        <w:rPr>
+          <w:lang w:val="en-US"/>
+        </w:rPr>
+        <w:t xml:space="preserve"> </w:t>
+      </w:r>
+      <w:r>
+        <w:rPr>
+          <w:rStyle w:val="n"/>
+          <w:lang w:val="en-US"/>
+        </w:rPr>
+        <w:t>AS</w:t>
+      </w:r>
+      <w:r>
+        <w:rPr>
+          <w:lang w:val="en-US"/>
+        </w:rPr>
+        <w:t xml:space="preserve"> doctor</w:t>
+      </w:r>
+      <w:r>
+        <w:rPr>
+          <w:lang w:val="en-US"/>
+        </w:rPr>
+        <w:br/>
+      </w:r>
+      <w:r>
+        <w:rPr>
+          <w:rStyle w:val="n"/>
+          <w:lang w:val="en-US"/>
+        </w:rPr>
+        <w:t>FROM</w:t>
+      </w:r>
+      <w:r>
+        <w:rPr>
+          <w:lang w:val="en-US"/>
+        </w:rPr>
+        <w:t xml:space="preserve"> Visit</w:t>
+      </w:r>
+      <w:r>
+        <w:rPr>
+          <w:lang w:val="en-US"/>
+        </w:rPr>
+        <w:br/>
+      </w:r>
+      <w:r>
+        <w:rPr>
+          <w:rStyle w:val="n"/>
+          <w:lang w:val="en-US"/>
+        </w:rPr>
+        <w:t>JOIN</w:t>
+      </w:r>
+      <w:r>
+        <w:rPr>
+          <w:lang w:val="en-US"/>
+        </w:rPr>
+        <w:t xml:space="preserve"> Pet </w:t>
+      </w:r>
+      <w:r>
+        <w:rPr>
+          <w:rStyle w:val="n"/>
+          <w:lang w:val="en-US"/>
+        </w:rPr>
+        <w:t>ON</w:t>
+      </w:r>
+      <w:r>
+        <w:rPr>
+          <w:lang w:val="en-US"/>
+        </w:rPr>
+        <w:t xml:space="preserve"> </w:t>
+      </w:r>
+      <w:proofErr w:type="spellStart"/>
+      <w:r>
+        <w:rPr>
+          <w:lang w:val="en-US"/>
+        </w:rPr>
+        <w:t>Visit.pet_id</w:t>
+      </w:r>
+      <w:proofErr w:type="spellEnd"/>
+      <w:r>
+        <w:rPr>
+          <w:lang w:val="en-US"/>
+        </w:rPr>
+        <w:t xml:space="preserve"> </w:t>
+      </w:r>
+      <w:r>
+        <w:rPr>
+          <w:rStyle w:val="n"/>
+          <w:lang w:val="en-US"/>
+        </w:rPr>
+        <w:t>=</w:t>
+      </w:r>
+      <w:r>
+        <w:rPr>
+          <w:lang w:val="en-US"/>
+        </w:rPr>
+        <w:t xml:space="preserve"> </w:t>
+      </w:r>
+      <w:proofErr w:type="spellStart"/>
+      <w:r>
+        <w:rPr>
+          <w:lang w:val="en-US"/>
+        </w:rPr>
+        <w:t>Pet.pet_id</w:t>
+      </w:r>
+      <w:proofErr w:type="spellEnd"/>
+      <w:r>
+        <w:rPr>
+          <w:lang w:val="en-US"/>
+        </w:rPr>
+        <w:br/>
+      </w:r>
+      <w:r>
+        <w:rPr>
+          <w:rStyle w:val="n"/>
+          <w:lang w:val="en-US"/>
+        </w:rPr>
+        <w:t>JOIN</w:t>
+      </w:r>
+      <w:r>
+        <w:rPr>
+          <w:lang w:val="en-US"/>
+        </w:rPr>
+        <w:t xml:space="preserve"> Doctor </w:t>
+      </w:r>
+      <w:r>
+        <w:rPr>
+          <w:rStyle w:val="n"/>
+          <w:lang w:val="en-US"/>
+        </w:rPr>
+        <w:t>ON</w:t>
+      </w:r>
+      <w:r>
+        <w:rPr>
+          <w:lang w:val="en-US"/>
+        </w:rPr>
+        <w:t xml:space="preserve"> </w:t>
+      </w:r>
+      <w:proofErr w:type="spellStart"/>
+      <w:r>
+        <w:rPr>
+          <w:lang w:val="en-US"/>
+        </w:rPr>
+        <w:t>Visit.doctor_id</w:t>
+      </w:r>
+      <w:proofErr w:type="spellEnd"/>
+      <w:r>
+        <w:rPr>
+          <w:lang w:val="en-US"/>
+        </w:rPr>
+        <w:t xml:space="preserve"> </w:t>
+      </w:r>
+      <w:r>
+        <w:rPr>
+          <w:rStyle w:val="n"/>
+          <w:lang w:val="en-US"/>
+        </w:rPr>
+        <w:t>=</w:t>
+      </w:r>
+      <w:r>
+        <w:rPr>
+          <w:lang w:val="en-US"/>
+        </w:rPr>
+        <w:t xml:space="preserve"> </w:t>
+      </w:r>
+      <w:proofErr w:type="spellStart"/>
+      <w:r>
+        <w:rPr>
+          <w:lang w:val="en-US"/>
+        </w:rPr>
+        <w:t>Doctor.doctor_id</w:t>
+      </w:r>
+      <w:proofErr w:type="spellEnd"/>
+      <w:r>
+        <w:rPr>
+          <w:lang w:val="en-US"/>
+        </w:rPr>
+        <w:br/>
+      </w:r>
+      <w:r>
+        <w:rPr>
+          <w:rStyle w:val="n"/>
+          <w:lang w:val="en-US"/>
+        </w:rPr>
+        <w:t>JOIN</w:t>
+      </w:r>
+      <w:r>
+        <w:rPr>
+          <w:lang w:val="en-US"/>
+        </w:rPr>
+        <w:t xml:space="preserve"> Employee </w:t>
+      </w:r>
+      <w:r>
+        <w:rPr>
+          <w:rStyle w:val="n"/>
+          <w:lang w:val="en-US"/>
+        </w:rPr>
+        <w:t>ON</w:t>
+      </w:r>
+      <w:r>
+        <w:rPr>
+          <w:lang w:val="en-US"/>
+        </w:rPr>
+        <w:t xml:space="preserve"> </w:t>
+      </w:r>
+      <w:proofErr w:type="spellStart"/>
+      <w:r>
+        <w:rPr>
+          <w:lang w:val="en-US"/>
+        </w:rPr>
+        <w:t>Doctor.employee_id</w:t>
+      </w:r>
+      <w:proofErr w:type="spellEnd"/>
+      <w:r>
+        <w:rPr>
+          <w:lang w:val="en-US"/>
+        </w:rPr>
+        <w:t xml:space="preserve"> </w:t>
+      </w:r>
+      <w:r>
+        <w:rPr>
+          <w:rStyle w:val="n"/>
+          <w:lang w:val="en-US"/>
+        </w:rPr>
+        <w:t>=</w:t>
+      </w:r>
+      <w:r>
+        <w:rPr>
+          <w:lang w:val="en-US"/>
+        </w:rPr>
+        <w:t xml:space="preserve"> </w:t>
+      </w:r>
+      <w:proofErr w:type="spellStart"/>
+      <w:r>
+        <w:rPr>
+          <w:lang w:val="en-US"/>
+        </w:rPr>
+        <w:t>Employee.employee_id</w:t>
+      </w:r>
+      <w:proofErr w:type="spellEnd"/>
+      <w:r>
+        <w:rPr>
+          <w:lang w:val="en-US"/>
+        </w:rPr>
+        <w:t>;</w:t>
+      </w:r>
+    </w:p>
+    <w:p>
+      <w:pPr>
+        <w:rPr>
+          <w:lang w:val="en-US"/>
+        </w:rPr>
+      </w:pPr>
+    </w:p>
+    <w:p>
+      <w:pPr>
+        <w:pStyle w:val="3"/>
+        <w:rPr>
+          <w:lang w:val="en-US"/>
+        </w:rPr>
+      </w:pPr>
+      <w:r>
+        <w:t>Сумма услуг визита</w:t>
+      </w:r>
+    </w:p>
+    <w:p>
+      <w:pPr>
+        <w:spacing w:line="240" w:lineRule="auto"/>
+        <w:rPr>
+          <w:rStyle w:val="n"/>
+          <w:rFonts w:ascii="Courier New" w:eastAsia="Times New Roman" w:hAnsi="Courier New" w:cs="Courier New"/>
+          <w:sz w:val="20"/>
+          <w:szCs w:val="20"/>
+          <w:lang w:val="en-US" w:eastAsia="ru-RU"/>
+        </w:rPr>
+      </w:pPr>
+      <w:r>
+        <w:rPr>
+          <w:rStyle w:val="n"/>
+          <w:rFonts w:ascii="Courier New" w:eastAsia="Times New Roman" w:hAnsi="Courier New" w:cs="Courier New"/>
+          <w:sz w:val="20"/>
+          <w:szCs w:val="20"/>
+          <w:lang w:val="en-US" w:eastAsia="ru-RU"/>
+        </w:rPr>
+        <w:t>SELECT</w:t>
+      </w:r>
+    </w:p>
+    <w:p>
+      <w:pPr>
+        <w:spacing w:line="240" w:lineRule="auto"/>
+        <w:rPr>
+          <w:rStyle w:val="n"/>
+          <w:rFonts w:ascii="Courier New" w:eastAsia="Times New Roman" w:hAnsi="Courier New" w:cs="Courier New"/>
+          <w:sz w:val="20"/>
+          <w:szCs w:val="20"/>
+          <w:lang w:val="en-US" w:eastAsia="ru-RU"/>
+        </w:rPr>
+      </w:pPr>
+      <w:r>
+        <w:rPr>
+          <w:rStyle w:val="n"/>
+          <w:rFonts w:ascii="Courier New" w:eastAsia="Times New Roman" w:hAnsi="Courier New" w:cs="Courier New"/>
+          <w:sz w:val="20"/>
+          <w:szCs w:val="20"/>
+          <w:lang w:val="en-US" w:eastAsia="ru-RU"/>
+        </w:rPr>
+        <w:t xml:space="preserve">    </w:t>
+      </w:r>
+      <w:proofErr w:type="spellStart"/>
+      <w:r>
+        <w:rPr>
+          <w:rStyle w:val="n"/>
+          <w:rFonts w:ascii="Courier New" w:eastAsia="Times New Roman" w:hAnsi="Courier New" w:cs="Courier New"/>
+          <w:sz w:val="20"/>
+          <w:szCs w:val="20"/>
+          <w:lang w:val="en-US" w:eastAsia="ru-RU"/>
+        </w:rPr>
+        <w:t>Visit_Service.visit_id</w:t>
+      </w:r>
+      <w:proofErr w:type="spellEnd"/>
+      <w:r>
+        <w:rPr>
+          <w:rStyle w:val="n"/>
+          <w:rFonts w:ascii="Courier New" w:eastAsia="Times New Roman" w:hAnsi="Courier New" w:cs="Courier New"/>
+          <w:sz w:val="20"/>
+          <w:szCs w:val="20"/>
+          <w:lang w:val="en-US" w:eastAsia="ru-RU"/>
+        </w:rPr>
+        <w:t>,</w:t>
+      </w:r>
+    </w:p>
+    <w:p>
+      <w:pPr>
+        <w:spacing w:line="240" w:lineRule="auto"/>
+        <w:rPr>
+          <w:rStyle w:val="n"/>
+          <w:rFonts w:ascii="Courier New" w:eastAsia="Times New Roman" w:hAnsi="Courier New" w:cs="Courier New"/>
+          <w:sz w:val="20"/>
+          <w:szCs w:val="20"/>
+          <w:lang w:val="en-US" w:eastAsia="ru-RU"/>
+        </w:rPr>
+      </w:pPr>
+      <w:r>
+        <w:rPr>
+          <w:rStyle w:val="n"/>
+          <w:rFonts w:ascii="Courier New" w:eastAsia="Times New Roman" w:hAnsi="Courier New" w:cs="Courier New"/>
+          <w:sz w:val="20"/>
+          <w:szCs w:val="20"/>
+          <w:lang w:val="en-US" w:eastAsia="ru-RU"/>
+        </w:rPr>
+        <w:t xml:space="preserve">    </w:t>
+      </w:r>
+      <w:proofErr w:type="gramStart"/>
+      <w:r>
+        <w:rPr>
+          <w:rStyle w:val="n"/>
+          <w:rFonts w:ascii="Courier New" w:eastAsia="Times New Roman" w:hAnsi="Courier New" w:cs="Courier New"/>
+          <w:sz w:val="20"/>
+          <w:szCs w:val="20"/>
+          <w:lang w:val="en-US" w:eastAsia="ru-RU"/>
+        </w:rPr>
+        <w:t>SUM(</w:t>
+      </w:r>
+      <w:proofErr w:type="spellStart"/>
+      <w:proofErr w:type="gramEnd"/>
+      <w:r>
+        <w:rPr>
+          <w:rStyle w:val="n"/>
+          <w:rFonts w:ascii="Courier New" w:eastAsia="Times New Roman" w:hAnsi="Courier New" w:cs="Courier New"/>
+          <w:sz w:val="20"/>
+          <w:szCs w:val="20"/>
+          <w:lang w:val="en-US" w:eastAsia="ru-RU"/>
+        </w:rPr>
+        <w:t>Service.price</w:t>
+      </w:r>
+      <w:proofErr w:type="spellEnd"/>
+      <w:r>
+        <w:rPr>
+          <w:rStyle w:val="n"/>
+          <w:rFonts w:ascii="Courier New" w:eastAsia="Times New Roman" w:hAnsi="Courier New" w:cs="Courier New"/>
+          <w:sz w:val="20"/>
+          <w:szCs w:val="20"/>
+          <w:lang w:val="en-US" w:eastAsia="ru-RU"/>
+        </w:rPr>
+        <w:t xml:space="preserve">) AS </w:t>
+      </w:r>
+      <w:proofErr w:type="spellStart"/>
+      <w:r>
+        <w:rPr>
+          <w:rStyle w:val="n"/>
+          <w:rFonts w:ascii="Courier New" w:eastAsia="Times New Roman" w:hAnsi="Courier New" w:cs="Courier New"/>
+          <w:sz w:val="20"/>
+          <w:szCs w:val="20"/>
+          <w:lang w:val="en-US" w:eastAsia="ru-RU"/>
+        </w:rPr>
+        <w:t>total_price</w:t>
+      </w:r>
+      <w:proofErr w:type="spellEnd"/>
+    </w:p>
+    <w:p>
+      <w:pPr>
+        <w:spacing w:line="240" w:lineRule="auto"/>
+        <w:rPr>
+          <w:rStyle w:val="n"/>
+          <w:rFonts w:ascii="Courier New" w:eastAsia="Times New Roman" w:hAnsi="Courier New" w:cs="Courier New"/>
+          <w:sz w:val="20"/>
+          <w:szCs w:val="20"/>
+          <w:lang w:val="en-US" w:eastAsia="ru-RU"/>
+        </w:rPr>
+      </w:pPr>
+      <w:r>
+        <w:rPr>
+          <w:rStyle w:val="n"/>
+          <w:rFonts w:ascii="Courier New" w:eastAsia="Times New Roman" w:hAnsi="Courier New" w:cs="Courier New"/>
+          <w:sz w:val="20"/>
+          <w:szCs w:val="20"/>
+          <w:lang w:val="en-US" w:eastAsia="ru-RU"/>
+        </w:rPr>
+        <w:t xml:space="preserve">FROM </w:t>
+      </w:r>
+      <w:proofErr w:type="spellStart"/>
+      <w:r>
+        <w:rPr>
+          <w:rStyle w:val="n"/>
+          <w:rFonts w:ascii="Courier New" w:eastAsia="Times New Roman" w:hAnsi="Courier New" w:cs="Courier New"/>
+          <w:sz w:val="20"/>
+          <w:szCs w:val="20"/>
+          <w:lang w:val="en-US" w:eastAsia="ru-RU"/>
+        </w:rPr>
+        <w:t>Visit_Service</w:t>
+      </w:r>
+      <w:proofErr w:type="spellEnd"/>
+    </w:p>
+    <w:p>
+      <w:pPr>
+        <w:spacing w:line="240" w:lineRule="auto"/>
+        <w:rPr>
+          <w:rStyle w:val="n"/>
+          <w:rFonts w:ascii="Courier New" w:eastAsia="Times New Roman" w:hAnsi="Courier New" w:cs="Courier New"/>
+          <w:sz w:val="20"/>
+          <w:szCs w:val="20"/>
+          <w:lang w:val="en-US" w:eastAsia="ru-RU"/>
+        </w:rPr>
+      </w:pPr>
+      <w:r>
+        <w:rPr>
+          <w:rStyle w:val="n"/>
+          <w:rFonts w:ascii="Courier New" w:eastAsia="Times New Roman" w:hAnsi="Courier New" w:cs="Courier New"/>
+          <w:sz w:val="20"/>
+          <w:szCs w:val="20"/>
+          <w:lang w:val="en-US" w:eastAsia="ru-RU"/>
+        </w:rPr>
+        <w:t xml:space="preserve">JOIN Service ON </w:t>
+      </w:r>
+      <w:proofErr w:type="spellStart"/>
+      <w:r>
+        <w:rPr>
+          <w:rStyle w:val="n"/>
+          <w:rFonts w:ascii="Courier New" w:eastAsia="Times New Roman" w:hAnsi="Courier New" w:cs="Courier New"/>
+          <w:sz w:val="20"/>
+          <w:szCs w:val="20"/>
+          <w:lang w:val="en-US" w:eastAsia="ru-RU"/>
+        </w:rPr>
+        <w:t>Visit_Service.service_id</w:t>
+      </w:r>
+      <w:proofErr w:type="spellEnd"/>
+      <w:r>
+        <w:rPr>
+          <w:rStyle w:val="n"/>
+          <w:rFonts w:ascii="Courier New" w:eastAsia="Times New Roman" w:hAnsi="Courier New" w:cs="Courier New"/>
+          <w:sz w:val="20"/>
+          <w:szCs w:val="20"/>
+          <w:lang w:val="en-US" w:eastAsia="ru-RU"/>
+        </w:rPr>
+        <w:t xml:space="preserve"> = </w:t>
+      </w:r>
+      <w:proofErr w:type="spellStart"/>
+      <w:r>
+        <w:rPr>
+          <w:rStyle w:val="n"/>
+          <w:rFonts w:ascii="Courier New" w:eastAsia="Times New Roman" w:hAnsi="Courier New" w:cs="Courier New"/>
+          <w:sz w:val="20"/>
+          <w:szCs w:val="20"/>
+          <w:lang w:val="en-US" w:eastAsia="ru-RU"/>
+        </w:rPr>
+        <w:t>Service.service_id</w:t>
+      </w:r>
+      <w:proofErr w:type="spellEnd"/>
+    </w:p>
+    <w:p>
+      <w:pPr>
+        <w:spacing w:line="240" w:lineRule="auto"/>
+        <w:rPr>
+          <w:rStyle w:val="n"/>
+          <w:rFonts w:ascii="Courier New" w:eastAsia="Times New Roman" w:hAnsi="Courier New" w:cs="Courier New"/>
+          <w:sz w:val="20"/>
+          <w:szCs w:val="20"/>
+          <w:lang w:val="en-US" w:eastAsia="ru-RU"/>
+        </w:rPr>
+      </w:pPr>
+      <w:r>
+        <w:rPr>
+          <w:rStyle w:val="n"/>
+          <w:rFonts w:ascii="Courier New" w:eastAsia="Times New Roman" w:hAnsi="Courier New" w:cs="Courier New"/>
+          <w:sz w:val="20"/>
+          <w:szCs w:val="20"/>
+          <w:lang w:val="en-US" w:eastAsia="ru-RU"/>
+        </w:rPr>
+        <w:t xml:space="preserve">GROUP BY </w:t>
+      </w:r>
+      <w:proofErr w:type="spellStart"/>
+      <w:r>
+        <w:rPr>
+          <w:rStyle w:val="n"/>
+          <w:rFonts w:ascii="Courier New" w:eastAsia="Times New Roman" w:hAnsi="Courier New" w:cs="Courier New"/>
+          <w:sz w:val="20"/>
+          <w:szCs w:val="20"/>
+          <w:lang w:val="en-US" w:eastAsia="ru-RU"/>
+        </w:rPr>
+        <w:t>Visit_Service.visit_id</w:t>
+      </w:r>
+      <w:proofErr w:type="spellEnd"/>
+      <w:r>
+        <w:rPr>
+          <w:rStyle w:val="n"/>
+          <w:rFonts w:ascii="Courier New" w:eastAsia="Times New Roman" w:hAnsi="Courier New" w:cs="Courier New"/>
+          <w:sz w:val="20"/>
+          <w:szCs w:val="20"/>
+          <w:lang w:val="en-US" w:eastAsia="ru-RU"/>
+        </w:rPr>
+        <w:t>;</w:t>
+      </w:r>
+    </w:p>
+    <w:p>
+      <w:pPr>
+        <w:spacing w:line="240" w:lineRule="auto"/>
+        <w:rPr>
+          <w:rStyle w:val="n"/>
+          <w:rFonts w:ascii="Courier New" w:eastAsia="Times New Roman" w:hAnsi="Courier New" w:cs="Courier New"/>
+          <w:sz w:val="20"/>
+          <w:szCs w:val="20"/>
+          <w:lang w:val="en-US" w:eastAsia="ru-RU"/>
+        </w:rPr>
+      </w:pPr>
+    </w:p>
+    <w:p>
+      <w:pPr>
+        <w:pStyle w:val="3"/>
+        <w:rPr>
+          <w:lang w:val="en-US"/>
+        </w:rPr>
+      </w:pPr>
+      <w:r>
+        <w:t>Журнал</w:t>
+      </w:r>
+      <w:r>
+        <w:rPr>
+          <w:lang w:val="en-US"/>
+        </w:rPr>
+        <w:t xml:space="preserve"> </w:t>
+      </w:r>
+      <w:r>
+        <w:t>событий</w:t>
+      </w:r>
+    </w:p>
+    <w:p>
+      <w:pPr>
+        <w:pStyle w:val="HTML"/>
+        <w:rPr>
+          <w:lang w:val="en-US"/>
+        </w:rPr>
+      </w:pPr>
+      <w:r>
+        <w:rPr>
+          <w:rStyle w:val="n"/>
+          <w:lang w:val="en-US"/>
+        </w:rPr>
+        <w:t>SELECT</w:t>
+      </w:r>
+      <w:r>
+        <w:rPr>
+          <w:lang w:val="en-US"/>
+        </w:rPr>
+        <w:br/>
+        <w:t xml:space="preserve">    </w:t>
+      </w:r>
+      <w:proofErr w:type="spellStart"/>
+      <w:r>
+        <w:rPr>
+          <w:lang w:val="en-US"/>
+        </w:rPr>
+        <w:t>event_time</w:t>
+      </w:r>
+      <w:proofErr w:type="spellEnd"/>
+      <w:r>
+        <w:rPr>
+          <w:lang w:val="en-US"/>
+        </w:rPr>
+        <w:t>,</w:t>
+      </w:r>
+      <w:r>
+        <w:rPr>
+          <w:lang w:val="en-US"/>
+        </w:rPr>
+        <w:br/>
+        <w:t xml:space="preserve">    </w:t>
+      </w:r>
+      <w:proofErr w:type="spellStart"/>
+      <w:r>
+        <w:rPr>
+          <w:lang w:val="en-US"/>
+        </w:rPr>
+        <w:t>event_type</w:t>
+      </w:r>
+      <w:proofErr w:type="spellEnd"/>
+      <w:r>
+        <w:rPr>
+          <w:lang w:val="en-US"/>
+        </w:rPr>
+        <w:t>,</w:t>
+      </w:r>
+      <w:r>
+        <w:rPr>
+          <w:lang w:val="en-US"/>
+        </w:rPr>
+        <w:br/>
+        <w:t xml:space="preserve">    description</w:t>
+      </w:r>
+      <w:r>
+        <w:rPr>
+          <w:lang w:val="en-US"/>
+        </w:rPr>
+        <w:br/>
+      </w:r>
+      <w:r>
+        <w:rPr>
+          <w:rStyle w:val="n"/>
+          <w:lang w:val="en-US"/>
+        </w:rPr>
+        <w:t>FROM</w:t>
+      </w:r>
+      <w:r>
+        <w:rPr>
+          <w:lang w:val="en-US"/>
+        </w:rPr>
+        <w:t xml:space="preserve"> </w:t>
+      </w:r>
+      <w:proofErr w:type="spellStart"/>
+      <w:r>
+        <w:rPr>
+          <w:lang w:val="en-US"/>
+        </w:rPr>
+        <w:t>Event_Log</w:t>
+      </w:r>
+      <w:proofErr w:type="spellEnd"/>
+      <w:r>
+        <w:rPr>
+          <w:lang w:val="en-US"/>
+        </w:rPr>
+        <w:t>;</w:t>
+      </w:r>
+    </w:p>
+    <w:p>
+      <w:pPr>
+        <w:spacing w:line="240" w:lineRule="auto"/>
+        <w:rPr>
+          <w:lang w:val="en-US"/>
+        </w:rPr>
+      </w:pPr>
+    </w:p>
+    <w:p>
+      <w:pPr>
+        <w:pStyle w:val="3"/>
+      </w:pPr>
+      <w:r>
+        <w:t>Просмотр данных с объединением нескольких таблиц</w:t>
+      </w:r>
+    </w:p>
+    <w:p>
+      <w:pPr>
+        <w:pStyle w:val="HTML"/>
+        <w:rPr>
+          <w:lang w:val="en-US"/>
+        </w:rPr>
+      </w:pPr>
+      <w:r>
+        <w:rPr>
+          <w:rStyle w:val="n"/>
+          <w:lang w:val="en-US"/>
+        </w:rPr>
+        <w:t>SELECT</w:t>
+      </w:r>
+      <w:r>
+        <w:rPr>
+          <w:lang w:val="en-US"/>
+        </w:rPr>
+        <w:br/>
+        <w:t xml:space="preserve">    </w:t>
+      </w:r>
+      <w:proofErr w:type="spellStart"/>
+      <w:r>
+        <w:rPr>
+          <w:lang w:val="en-US"/>
+        </w:rPr>
+        <w:t>Client.full_name</w:t>
+      </w:r>
+      <w:proofErr w:type="spellEnd"/>
+      <w:r>
+        <w:rPr>
+          <w:lang w:val="en-US"/>
+        </w:rPr>
+        <w:t>,</w:t>
+      </w:r>
+      <w:r>
+        <w:rPr>
+          <w:lang w:val="en-US"/>
+        </w:rPr>
+        <w:br/>
+        <w:t xml:space="preserve">    </w:t>
+      </w:r>
+      <w:proofErr w:type="spellStart"/>
+      <w:r>
+        <w:rPr>
+          <w:lang w:val="en-US"/>
+        </w:rPr>
+        <w:t>Pet.nickname</w:t>
+      </w:r>
+      <w:proofErr w:type="spellEnd"/>
+      <w:r>
+        <w:rPr>
+          <w:lang w:val="en-US"/>
+        </w:rPr>
+        <w:t>,</w:t>
+      </w:r>
+      <w:r>
+        <w:rPr>
+          <w:lang w:val="en-US"/>
+        </w:rPr>
+        <w:br/>
+        <w:t xml:space="preserve">    </w:t>
+      </w:r>
+      <w:proofErr w:type="spellStart"/>
+      <w:r>
+        <w:rPr>
+          <w:lang w:val="en-US"/>
+        </w:rPr>
+        <w:t>Visit.visit_date</w:t>
+      </w:r>
+      <w:proofErr w:type="spellEnd"/>
+      <w:r>
+        <w:rPr>
+          <w:lang w:val="en-US"/>
+        </w:rPr>
+        <w:t>,</w:t>
+      </w:r>
+      <w:r>
+        <w:rPr>
+          <w:lang w:val="en-US"/>
+        </w:rPr>
+        <w:br/>
+        <w:t xml:space="preserve">    </w:t>
+      </w:r>
+      <w:proofErr w:type="spellStart"/>
+      <w:r>
+        <w:rPr>
+          <w:lang w:val="en-US"/>
+        </w:rPr>
+        <w:t>Service.service_name</w:t>
+      </w:r>
+      <w:proofErr w:type="spellEnd"/>
+      <w:r>
+        <w:rPr>
+          <w:lang w:val="en-US"/>
+        </w:rPr>
+        <w:br/>
+      </w:r>
+      <w:r>
+        <w:rPr>
+          <w:rStyle w:val="n"/>
+          <w:lang w:val="en-US"/>
+        </w:rPr>
+        <w:t>FROM</w:t>
+      </w:r>
+      <w:r>
+        <w:rPr>
+          <w:lang w:val="en-US"/>
+        </w:rPr>
+        <w:t xml:space="preserve"> Visit</w:t>
+      </w:r>
+      <w:r>
+        <w:rPr>
+          <w:lang w:val="en-US"/>
+        </w:rPr>
+        <w:br/>
+      </w:r>
+      <w:r>
+        <w:rPr>
+          <w:rStyle w:val="n"/>
+          <w:lang w:val="en-US"/>
+        </w:rPr>
+        <w:t>JOIN</w:t>
+      </w:r>
+      <w:r>
+        <w:rPr>
+          <w:lang w:val="en-US"/>
+        </w:rPr>
+        <w:t xml:space="preserve"> Pet </w:t>
+      </w:r>
+      <w:r>
+        <w:rPr>
+          <w:rStyle w:val="n"/>
+          <w:lang w:val="en-US"/>
+        </w:rPr>
+        <w:t>ON</w:t>
+      </w:r>
+      <w:r>
+        <w:rPr>
+          <w:lang w:val="en-US"/>
+        </w:rPr>
+        <w:t xml:space="preserve"> </w:t>
+      </w:r>
+      <w:proofErr w:type="spellStart"/>
+      <w:r>
+        <w:rPr>
+          <w:lang w:val="en-US"/>
+        </w:rPr>
+        <w:t>Visit.pet_id</w:t>
+      </w:r>
+      <w:proofErr w:type="spellEnd"/>
+      <w:r>
+        <w:rPr>
+          <w:lang w:val="en-US"/>
+        </w:rPr>
+        <w:t xml:space="preserve"> </w:t>
+      </w:r>
+      <w:r>
+        <w:rPr>
+          <w:rStyle w:val="n"/>
+          <w:lang w:val="en-US"/>
+        </w:rPr>
+        <w:t>=</w:t>
+      </w:r>
+      <w:r>
+        <w:rPr>
+          <w:lang w:val="en-US"/>
+        </w:rPr>
+        <w:t xml:space="preserve"> </w:t>
+      </w:r>
+      <w:proofErr w:type="spellStart"/>
+      <w:r>
+        <w:rPr>
+          <w:lang w:val="en-US"/>
+        </w:rPr>
+        <w:t>Pet.pet_id</w:t>
+      </w:r>
+      <w:proofErr w:type="spellEnd"/>
+      <w:r>
+        <w:rPr>
+          <w:lang w:val="en-US"/>
+        </w:rPr>
+        <w:br/>
+      </w:r>
+      <w:r>
+        <w:rPr>
+          <w:rStyle w:val="n"/>
+          <w:lang w:val="en-US"/>
+        </w:rPr>
+        <w:t>JOIN</w:t>
+      </w:r>
+      <w:r>
+        <w:rPr>
+          <w:lang w:val="en-US"/>
+        </w:rPr>
+        <w:t xml:space="preserve"> Client </w:t>
+      </w:r>
+      <w:r>
+        <w:rPr>
+          <w:rStyle w:val="n"/>
+          <w:lang w:val="en-US"/>
+        </w:rPr>
+        <w:t>ON</w:t>
+      </w:r>
+      <w:r>
+        <w:rPr>
+          <w:lang w:val="en-US"/>
+        </w:rPr>
+        <w:t xml:space="preserve"> </w:t>
+      </w:r>
+      <w:proofErr w:type="spellStart"/>
+      <w:r>
+        <w:rPr>
+          <w:lang w:val="en-US"/>
+        </w:rPr>
+        <w:t>Pet.client_id</w:t>
+      </w:r>
+      <w:proofErr w:type="spellEnd"/>
+      <w:r>
+        <w:rPr>
+          <w:lang w:val="en-US"/>
+        </w:rPr>
+        <w:t xml:space="preserve"> </w:t>
+      </w:r>
+      <w:r>
+        <w:rPr>
+          <w:rStyle w:val="n"/>
+          <w:lang w:val="en-US"/>
+        </w:rPr>
+        <w:t>=</w:t>
+      </w:r>
+      <w:r>
+        <w:rPr>
+          <w:lang w:val="en-US"/>
+        </w:rPr>
+        <w:t xml:space="preserve"> </w:t>
+      </w:r>
+      <w:proofErr w:type="spellStart"/>
+      <w:r>
+        <w:rPr>
+          <w:lang w:val="en-US"/>
+        </w:rPr>
+        <w:t>Client.client_id</w:t>
+      </w:r>
+      <w:proofErr w:type="spellEnd"/>
+      <w:r>
+        <w:rPr>
+          <w:lang w:val="en-US"/>
+        </w:rPr>
+        <w:br/>
+      </w:r>
+      <w:r>
+        <w:rPr>
+          <w:rStyle w:val="n"/>
+          <w:lang w:val="en-US"/>
+        </w:rPr>
+        <w:t>JOIN</w:t>
+      </w:r>
+      <w:r>
+        <w:rPr>
+          <w:lang w:val="en-US"/>
+        </w:rPr>
+        <w:t xml:space="preserve"> </w:t>
+      </w:r>
+      <w:proofErr w:type="spellStart"/>
+      <w:r>
+        <w:rPr>
+          <w:lang w:val="en-US"/>
+        </w:rPr>
+        <w:t>Visit_Service</w:t>
+      </w:r>
+      <w:proofErr w:type="spellEnd"/>
+      <w:r>
+        <w:rPr>
+          <w:lang w:val="en-US"/>
+        </w:rPr>
+        <w:t xml:space="preserve"> </w:t>
+      </w:r>
+      <w:r>
+        <w:rPr>
+          <w:rStyle w:val="n"/>
+          <w:lang w:val="en-US"/>
+        </w:rPr>
+        <w:t>ON</w:t>
+      </w:r>
+      <w:r>
+        <w:rPr>
+          <w:lang w:val="en-US"/>
+        </w:rPr>
+        <w:t xml:space="preserve"> </w:t>
+      </w:r>
+      <w:proofErr w:type="spellStart"/>
+      <w:r>
+        <w:rPr>
+          <w:lang w:val="en-US"/>
+        </w:rPr>
+        <w:t>Visit.visit_id</w:t>
+      </w:r>
+      <w:proofErr w:type="spellEnd"/>
+      <w:r>
+        <w:rPr>
+          <w:lang w:val="en-US"/>
+        </w:rPr>
+        <w:t xml:space="preserve"> </w:t>
+      </w:r>
+      <w:r>
+        <w:rPr>
+          <w:rStyle w:val="n"/>
+          <w:lang w:val="en-US"/>
+        </w:rPr>
+        <w:t>=</w:t>
+      </w:r>
+      <w:r>
+        <w:rPr>
+          <w:lang w:val="en-US"/>
+        </w:rPr>
+        <w:t xml:space="preserve"> </w:t>
+      </w:r>
+      <w:proofErr w:type="spellStart"/>
+      <w:r>
+        <w:rPr>
+          <w:lang w:val="en-US"/>
+        </w:rPr>
+        <w:t>Visit_Service.visit_id</w:t>
+      </w:r>
+      <w:proofErr w:type="spellEnd"/>
+      <w:r>
+        <w:rPr>
+          <w:lang w:val="en-US"/>
+        </w:rPr>
+        <w:br/>
+      </w:r>
+      <w:r>
+        <w:rPr>
+          <w:rStyle w:val="n"/>
+          <w:lang w:val="en-US"/>
+        </w:rPr>
+        <w:t>JOIN</w:t>
+      </w:r>
+      <w:r>
+        <w:rPr>
+          <w:lang w:val="en-US"/>
+        </w:rPr>
+        <w:t xml:space="preserve"> Service </w:t>
+      </w:r>
+      <w:r>
+        <w:rPr>
+          <w:rStyle w:val="n"/>
+          <w:lang w:val="en-US"/>
+        </w:rPr>
+        <w:t>ON</w:t>
+      </w:r>
+      <w:r>
+        <w:rPr>
+          <w:lang w:val="en-US"/>
+        </w:rPr>
+        <w:t xml:space="preserve"> </w:t>
+      </w:r>
+      <w:proofErr w:type="spellStart"/>
+      <w:r>
+        <w:rPr>
+          <w:lang w:val="en-US"/>
+        </w:rPr>
+        <w:t>Visit_Service.service_id</w:t>
+      </w:r>
+      <w:proofErr w:type="spellEnd"/>
+      <w:r>
+        <w:rPr>
+          <w:lang w:val="en-US"/>
+        </w:rPr>
+        <w:t xml:space="preserve"> </w:t>
+      </w:r>
+      <w:r>
+        <w:rPr>
+          <w:rStyle w:val="n"/>
+          <w:lang w:val="en-US"/>
+        </w:rPr>
+        <w:t>=</w:t>
+      </w:r>
+      <w:r>
+        <w:rPr>
+          <w:lang w:val="en-US"/>
+        </w:rPr>
+        <w:t xml:space="preserve"> </w:t>
+      </w:r>
+      <w:proofErr w:type="spellStart"/>
+      <w:r>
+        <w:rPr>
+          <w:lang w:val="en-US"/>
+        </w:rPr>
+        <w:t>Service.service_id</w:t>
+      </w:r>
+      <w:proofErr w:type="spellEnd"/>
+      <w:r>
+        <w:rPr>
+          <w:lang w:val="en-US"/>
+        </w:rPr>
+        <w:t>;</w:t>
+      </w:r>
+    </w:p>
+    <w:p>
+      <w:pPr>
+        <w:spacing w:line="240" w:lineRule="auto"/>
+        <w:rPr>
+          <w:lang w:val="en-US"/>
+        </w:rPr>
+      </w:pPr>
+    </w:p>
+    <w:p>
+      <w:pPr>
+        <w:shd w:val="clear" w:color="auto" w:fill="2F3635"/>
+        <w:spacing w:after="0" w:line="240" w:lineRule="auto"/>
+        <w:rPr>
+          <w:rFonts w:ascii="Courier New" w:eastAsia="Times New Roman" w:hAnsi="Courier New" w:cs="Courier New"/>
+          <w:color w:val="F8F8F2"/>
+          <w:sz w:val="18"/>
+          <w:szCs w:val="18"/>
+          <w:lang w:val="en-US" w:eastAsia="ru-RU"/>
+        </w:rPr>
+      </w:pPr>
+      <w:r>
+        <w:rPr>
+          <w:rFonts w:ascii="Courier New" w:eastAsia="Times New Roman" w:hAnsi="Courier New" w:cs="Courier New"/>
+          <w:color w:val="7BF8E1"/>
+          <w:sz w:val="18"/>
+          <w:szCs w:val="18"/>
+          <w:lang w:val="en-US" w:eastAsia="ru-RU"/>
+        </w:rPr>
+        <w:lastRenderedPageBreak/>
+        <w:t xml:space="preserve">import </w:t>
+      </w:r>
+      <w:r>
+        <w:rPr>
+          <w:rFonts w:ascii="Courier New" w:eastAsia="Times New Roman" w:hAnsi="Courier New" w:cs="Courier New"/>
+          <w:color w:val="F8F8F2"/>
+          <w:sz w:val="18"/>
+          <w:szCs w:val="18"/>
+          <w:lang w:val="en-US" w:eastAsia="ru-RU"/>
+        </w:rPr>
+        <w:t>psycopg2</w:t>
+      </w:r>
+      <w:r>
+        <w:rPr>
+          <w:rFonts w:ascii="Courier New" w:eastAsia="Times New Roman" w:hAnsi="Courier New" w:cs="Courier New"/>
+          <w:color w:val="F8F8F2"/>
+          <w:sz w:val="18"/>
+          <w:szCs w:val="18"/>
+          <w:lang w:val="en-US" w:eastAsia="ru-RU"/>
+        </w:rPr>
+        <w:br/>
+      </w:r>
+      <w:r>
+        <w:rPr>
+          <w:rFonts w:ascii="Courier New" w:eastAsia="Times New Roman" w:hAnsi="Courier New" w:cs="Courier New"/>
+          <w:color w:val="7BF8E1"/>
+          <w:sz w:val="18"/>
+          <w:szCs w:val="18"/>
+          <w:lang w:val="en-US" w:eastAsia="ru-RU"/>
+        </w:rPr>
+        <w:t xml:space="preserve">import </w:t>
+      </w:r>
+      <w:r>
+        <w:rPr>
+          <w:rFonts w:ascii="Courier New" w:eastAsia="Times New Roman" w:hAnsi="Courier New" w:cs="Courier New"/>
+          <w:color w:val="F8F8F2"/>
+          <w:sz w:val="18"/>
+          <w:szCs w:val="18"/>
+          <w:lang w:val="en-US" w:eastAsia="ru-RU"/>
+        </w:rPr>
+        <w:t>random</w:t>
+      </w:r>
+      <w:r>
+        <w:rPr>
+          <w:rFonts w:ascii="Courier New" w:eastAsia="Times New Roman" w:hAnsi="Courier New" w:cs="Courier New"/>
+          <w:color w:val="F8F8F2"/>
+          <w:sz w:val="18"/>
+          <w:szCs w:val="18"/>
+          <w:lang w:val="en-US" w:eastAsia="ru-RU"/>
+        </w:rPr>
+        <w:br/>
+      </w:r>
+      <w:r>
+        <w:rPr>
+          <w:rFonts w:ascii="Courier New" w:eastAsia="Times New Roman" w:hAnsi="Courier New" w:cs="Courier New"/>
+          <w:color w:val="7BF8E1"/>
+          <w:sz w:val="18"/>
+          <w:szCs w:val="18"/>
+          <w:lang w:val="en-US" w:eastAsia="ru-RU"/>
+        </w:rPr>
+        <w:t xml:space="preserve">from </w:t>
+      </w:r>
+      <w:r>
+        <w:rPr>
+          <w:rFonts w:ascii="Courier New" w:eastAsia="Times New Roman" w:hAnsi="Courier New" w:cs="Courier New"/>
+          <w:color w:val="F8F8F2"/>
+          <w:sz w:val="18"/>
+          <w:szCs w:val="18"/>
+          <w:lang w:val="en-US" w:eastAsia="ru-RU"/>
+        </w:rPr>
+        <w:t xml:space="preserve">datetime </w:t>
+      </w:r>
+      <w:r>
+        <w:rPr>
+          <w:rFonts w:ascii="Courier New" w:eastAsia="Times New Roman" w:hAnsi="Courier New" w:cs="Courier New"/>
+          <w:color w:val="7BF8E1"/>
+          <w:sz w:val="18"/>
+          <w:szCs w:val="18"/>
+          <w:lang w:val="en-US" w:eastAsia="ru-RU"/>
+        </w:rPr>
+        <w:t xml:space="preserve">import </w:t>
+      </w:r>
+      <w:r>
+        <w:rPr>
+          <w:rFonts w:ascii="Courier New" w:eastAsia="Times New Roman" w:hAnsi="Courier New" w:cs="Courier New"/>
+          <w:color w:val="F8F8F2"/>
+          <w:sz w:val="18"/>
+          <w:szCs w:val="18"/>
+          <w:lang w:val="en-US" w:eastAsia="ru-RU"/>
+        </w:rPr>
+        <w:t>datetime</w:t>
+      </w:r>
+      <w:r>
+        <w:rPr>
+          <w:rFonts w:ascii="Courier New" w:eastAsia="Times New Roman" w:hAnsi="Courier New" w:cs="Courier New"/>
+          <w:color w:val="60A498"/>
+          <w:sz w:val="18"/>
+          <w:szCs w:val="18"/>
+          <w:lang w:val="en-US" w:eastAsia="ru-RU"/>
+        </w:rPr>
+        <w:t xml:space="preserve">, </w:t>
+      </w:r>
+      <w:proofErr w:type="spellStart"/>
+      <w:r>
+        <w:rPr>
+          <w:rFonts w:ascii="Courier New" w:eastAsia="Times New Roman" w:hAnsi="Courier New" w:cs="Courier New"/>
+          <w:color w:val="F8F8F2"/>
+          <w:sz w:val="18"/>
+          <w:szCs w:val="18"/>
+          <w:lang w:val="en-US" w:eastAsia="ru-RU"/>
+        </w:rPr>
+        <w:t>timedelta</w:t>
+      </w:r>
+      <w:proofErr w:type="spellEnd"/>
+      <w:r>
+        <w:rPr>
+          <w:rFonts w:ascii="Courier New" w:eastAsia="Times New Roman" w:hAnsi="Courier New" w:cs="Courier New"/>
+          <w:color w:val="F8F8F2"/>
+          <w:sz w:val="18"/>
+          <w:szCs w:val="18"/>
+          <w:lang w:val="en-US" w:eastAsia="ru-RU"/>
+        </w:rPr>
+        <w:br/>
+      </w:r>
+      <w:r>
+        <w:rPr>
+          <w:rFonts w:ascii="Courier New" w:eastAsia="Times New Roman" w:hAnsi="Courier New" w:cs="Courier New"/>
+          <w:color w:val="F8F8F2"/>
+          <w:sz w:val="18"/>
+          <w:szCs w:val="18"/>
+          <w:lang w:val="en-US" w:eastAsia="ru-RU"/>
+        </w:rPr>
+        <w:br/>
+        <w:t xml:space="preserve">conn </w:t>
+      </w:r>
+      <w:r>
+        <w:rPr>
+          <w:rFonts w:ascii="Courier New" w:eastAsia="Times New Roman" w:hAnsi="Courier New" w:cs="Courier New"/>
+          <w:color w:val="60A498"/>
+          <w:sz w:val="18"/>
+          <w:szCs w:val="18"/>
+          <w:lang w:val="en-US" w:eastAsia="ru-RU"/>
+        </w:rPr>
+        <w:t xml:space="preserve">= </w:t>
+      </w:r>
+      <w:r>
+        <w:rPr>
+          <w:rFonts w:ascii="Courier New" w:eastAsia="Times New Roman" w:hAnsi="Courier New" w:cs="Courier New"/>
+          <w:color w:val="F8F8F2"/>
+          <w:sz w:val="18"/>
+          <w:szCs w:val="18"/>
+          <w:lang w:val="en-US" w:eastAsia="ru-RU"/>
+        </w:rPr>
+        <w:t>psycopg2.</w:t>
+      </w:r>
+      <w:r>
+        <w:rPr>
+          <w:rFonts w:ascii="Courier New" w:eastAsia="Times New Roman" w:hAnsi="Courier New" w:cs="Courier New"/>
+          <w:color w:val="FF9CEA"/>
+          <w:sz w:val="18"/>
+          <w:szCs w:val="18"/>
+          <w:lang w:val="en-US" w:eastAsia="ru-RU"/>
+        </w:rPr>
+        <w:t>connect</w:t>
+      </w:r>
+      <w:r>
+        <w:rPr>
+          <w:rFonts w:ascii="Courier New" w:eastAsia="Times New Roman" w:hAnsi="Courier New" w:cs="Courier New"/>
+          <w:color w:val="F8F8F2"/>
+          <w:sz w:val="18"/>
+          <w:szCs w:val="18"/>
+          <w:lang w:val="en-US" w:eastAsia="ru-RU"/>
+        </w:rPr>
+        <w:t>(</w:t>
+      </w:r>
+      <w:r>
+        <w:rPr>
+          <w:rFonts w:ascii="Courier New" w:eastAsia="Times New Roman" w:hAnsi="Courier New" w:cs="Courier New"/>
+          <w:color w:val="F8F8F2"/>
+          <w:sz w:val="18"/>
+          <w:szCs w:val="18"/>
+          <w:lang w:val="en-US" w:eastAsia="ru-RU"/>
+        </w:rPr>
+        <w:br/>
+        <w:t xml:space="preserve">    </w:t>
+      </w:r>
+      <w:proofErr w:type="spellStart"/>
+      <w:r>
+        <w:rPr>
+          <w:rFonts w:ascii="Courier New" w:eastAsia="Times New Roman" w:hAnsi="Courier New" w:cs="Courier New"/>
+          <w:color w:val="B5F6BA"/>
+          <w:sz w:val="18"/>
+          <w:szCs w:val="18"/>
+          <w:lang w:val="en-US" w:eastAsia="ru-RU"/>
+        </w:rPr>
+        <w:t>dbname</w:t>
+      </w:r>
+      <w:proofErr w:type="spellEnd"/>
+      <w:r>
+        <w:rPr>
+          <w:rFonts w:ascii="Courier New" w:eastAsia="Times New Roman" w:hAnsi="Courier New" w:cs="Courier New"/>
+          <w:color w:val="60A498"/>
+          <w:sz w:val="18"/>
+          <w:szCs w:val="18"/>
+          <w:lang w:val="en-US" w:eastAsia="ru-RU"/>
+        </w:rPr>
+        <w:t>=</w:t>
+      </w:r>
+      <w:r>
+        <w:rPr>
+          <w:rFonts w:ascii="Courier New" w:eastAsia="Times New Roman" w:hAnsi="Courier New" w:cs="Courier New"/>
+          <w:color w:val="B5F6BA"/>
+          <w:sz w:val="18"/>
+          <w:szCs w:val="18"/>
+          <w:lang w:val="en-US" w:eastAsia="ru-RU"/>
+        </w:rPr>
+        <w:t>"</w:t>
+      </w:r>
+      <w:proofErr w:type="spellStart"/>
+      <w:r>
+        <w:rPr>
+          <w:rFonts w:ascii="Courier New" w:eastAsia="Times New Roman" w:hAnsi="Courier New" w:cs="Courier New"/>
+          <w:color w:val="B5F6BA"/>
+          <w:sz w:val="18"/>
+          <w:szCs w:val="18"/>
+          <w:lang w:val="en-US" w:eastAsia="ru-RU"/>
+        </w:rPr>
+        <w:t>vet_clinic</w:t>
+      </w:r>
+      <w:proofErr w:type="spellEnd"/>
+      <w:r>
+        <w:rPr>
+          <w:rFonts w:ascii="Courier New" w:eastAsia="Times New Roman" w:hAnsi="Courier New" w:cs="Courier New"/>
+          <w:color w:val="B5F6BA"/>
+          <w:sz w:val="18"/>
+          <w:szCs w:val="18"/>
+          <w:lang w:val="en-US" w:eastAsia="ru-RU"/>
+        </w:rPr>
+        <w:t>"</w:t>
+      </w:r>
+      <w:r>
+        <w:rPr>
+          <w:rFonts w:ascii="Courier New" w:eastAsia="Times New Roman" w:hAnsi="Courier New" w:cs="Courier New"/>
+          <w:color w:val="60A498"/>
+          <w:sz w:val="18"/>
+          <w:szCs w:val="18"/>
+          <w:lang w:val="en-US" w:eastAsia="ru-RU"/>
+        </w:rPr>
+        <w:t>,</w:t>
+      </w:r>
+      <w:r>
+        <w:rPr>
+          <w:rFonts w:ascii="Courier New" w:eastAsia="Times New Roman" w:hAnsi="Courier New" w:cs="Courier New"/>
+          <w:color w:val="60A498"/>
+          <w:sz w:val="18"/>
+          <w:szCs w:val="18"/>
+          <w:lang w:val="en-US" w:eastAsia="ru-RU"/>
+        </w:rPr>
+        <w:br/>
+        <w:t xml:space="preserve">    </w:t>
+      </w:r>
+      <w:r>
+        <w:rPr>
+          <w:rFonts w:ascii="Courier New" w:eastAsia="Times New Roman" w:hAnsi="Courier New" w:cs="Courier New"/>
+          <w:color w:val="B5F6BA"/>
+          <w:sz w:val="18"/>
+          <w:szCs w:val="18"/>
+          <w:lang w:val="en-US" w:eastAsia="ru-RU"/>
+        </w:rPr>
+        <w:t>user</w:t>
+      </w:r>
+      <w:r>
+        <w:rPr>
+          <w:rFonts w:ascii="Courier New" w:eastAsia="Times New Roman" w:hAnsi="Courier New" w:cs="Courier New"/>
+          <w:color w:val="60A498"/>
+          <w:sz w:val="18"/>
+          <w:szCs w:val="18"/>
+          <w:lang w:val="en-US" w:eastAsia="ru-RU"/>
+        </w:rPr>
+        <w:t>=</w:t>
+      </w:r>
+      <w:r>
+        <w:rPr>
+          <w:rFonts w:ascii="Courier New" w:eastAsia="Times New Roman" w:hAnsi="Courier New" w:cs="Courier New"/>
+          <w:color w:val="B5F6BA"/>
+          <w:sz w:val="18"/>
+          <w:szCs w:val="18"/>
+          <w:lang w:val="en-US" w:eastAsia="ru-RU"/>
+        </w:rPr>
+        <w:t>"</w:t>
+      </w:r>
+      <w:proofErr w:type="spellStart"/>
+      <w:r>
+        <w:rPr>
+          <w:rFonts w:ascii="Courier New" w:eastAsia="Times New Roman" w:hAnsi="Courier New" w:cs="Courier New"/>
+          <w:color w:val="B5F6BA"/>
+          <w:sz w:val="18"/>
+          <w:szCs w:val="18"/>
+          <w:lang w:val="en-US" w:eastAsia="ru-RU"/>
+        </w:rPr>
+        <w:t>postgres</w:t>
+      </w:r>
+      <w:proofErr w:type="spellEnd"/>
+      <w:r>
+        <w:rPr>
+          <w:rFonts w:ascii="Courier New" w:eastAsia="Times New Roman" w:hAnsi="Courier New" w:cs="Courier New"/>
+          <w:color w:val="B5F6BA"/>
+          <w:sz w:val="18"/>
+          <w:szCs w:val="18"/>
+          <w:lang w:val="en-US" w:eastAsia="ru-RU"/>
+        </w:rPr>
+        <w:t>"</w:t>
+      </w:r>
+      <w:r>
+        <w:rPr>
+          <w:rFonts w:ascii="Courier New" w:eastAsia="Times New Roman" w:hAnsi="Courier New" w:cs="Courier New"/>
+          <w:color w:val="60A498"/>
+          <w:sz w:val="18"/>
+          <w:szCs w:val="18"/>
+          <w:lang w:val="en-US" w:eastAsia="ru-RU"/>
+        </w:rPr>
+        <w:t>,</w:t>
+      </w:r>
+      <w:r>
+        <w:rPr>
+          <w:rFonts w:ascii="Courier New" w:eastAsia="Times New Roman" w:hAnsi="Courier New" w:cs="Courier New"/>
+          <w:color w:val="60A498"/>
+          <w:sz w:val="18"/>
+          <w:szCs w:val="18"/>
+          <w:lang w:val="en-US" w:eastAsia="ru-RU"/>
+        </w:rPr>
+        <w:br/>
+        <w:t xml:space="preserve">    </w:t>
+      </w:r>
+      <w:r>
+        <w:rPr>
+          <w:rFonts w:ascii="Courier New" w:eastAsia="Times New Roman" w:hAnsi="Courier New" w:cs="Courier New"/>
+          <w:color w:val="B5F6BA"/>
+          <w:sz w:val="18"/>
+          <w:szCs w:val="18"/>
+          <w:lang w:val="en-US" w:eastAsia="ru-RU"/>
+        </w:rPr>
+        <w:t>password</w:t>
+      </w:r>
+      <w:r>
+        <w:rPr>
+          <w:rFonts w:ascii="Courier New" w:eastAsia="Times New Roman" w:hAnsi="Courier New" w:cs="Courier New"/>
+          <w:color w:val="60A498"/>
+          <w:sz w:val="18"/>
+          <w:szCs w:val="18"/>
+          <w:lang w:val="en-US" w:eastAsia="ru-RU"/>
+        </w:rPr>
+        <w:t>=</w:t>
+      </w:r>
+      <w:r>
+        <w:rPr>
+          <w:rFonts w:ascii="Courier New" w:eastAsia="Times New Roman" w:hAnsi="Courier New" w:cs="Courier New"/>
+          <w:color w:val="B5F6BA"/>
+          <w:sz w:val="18"/>
+          <w:szCs w:val="18"/>
+          <w:lang w:val="en-US" w:eastAsia="ru-RU"/>
+        </w:rPr>
+        <w:t>"</w:t>
+      </w:r>
+      <w:proofErr w:type="spellStart"/>
+      <w:r>
+        <w:rPr>
+          <w:rFonts w:ascii="Courier New" w:eastAsia="Times New Roman" w:hAnsi="Courier New" w:cs="Courier New"/>
+          <w:color w:val="B5F6BA"/>
+          <w:sz w:val="18"/>
+          <w:szCs w:val="18"/>
+          <w:lang w:val="en-US" w:eastAsia="ru-RU"/>
+        </w:rPr>
+        <w:t>sql</w:t>
+      </w:r>
+      <w:proofErr w:type="spellEnd"/>
+      <w:r>
+        <w:rPr>
+          <w:rFonts w:ascii="Courier New" w:eastAsia="Times New Roman" w:hAnsi="Courier New" w:cs="Courier New"/>
+          <w:color w:val="B5F6BA"/>
+          <w:sz w:val="18"/>
+          <w:szCs w:val="18"/>
+          <w:lang w:val="en-US" w:eastAsia="ru-RU"/>
+        </w:rPr>
+        <w:t>"</w:t>
+      </w:r>
+      <w:r>
+        <w:rPr>
+          <w:rFonts w:ascii="Courier New" w:eastAsia="Times New Roman" w:hAnsi="Courier New" w:cs="Courier New"/>
+          <w:color w:val="60A498"/>
+          <w:sz w:val="18"/>
+          <w:szCs w:val="18"/>
+          <w:lang w:val="en-US" w:eastAsia="ru-RU"/>
+        </w:rPr>
+        <w:t>,</w:t>
+      </w:r>
+      <w:r>
+        <w:rPr>
+          <w:rFonts w:ascii="Courier New" w:eastAsia="Times New Roman" w:hAnsi="Courier New" w:cs="Courier New"/>
+          <w:color w:val="60A498"/>
+          <w:sz w:val="18"/>
+          <w:szCs w:val="18"/>
+          <w:lang w:val="en-US" w:eastAsia="ru-RU"/>
+        </w:rPr>
+        <w:br/>
+        <w:t xml:space="preserve">    </w:t>
+      </w:r>
+      <w:r>
+        <w:rPr>
+          <w:rFonts w:ascii="Courier New" w:eastAsia="Times New Roman" w:hAnsi="Courier New" w:cs="Courier New"/>
+          <w:color w:val="B5F6BA"/>
+          <w:sz w:val="18"/>
+          <w:szCs w:val="18"/>
+          <w:lang w:val="en-US" w:eastAsia="ru-RU"/>
+        </w:rPr>
+        <w:t>host</w:t>
+      </w:r>
+      <w:r>
+        <w:rPr>
+          <w:rFonts w:ascii="Courier New" w:eastAsia="Times New Roman" w:hAnsi="Courier New" w:cs="Courier New"/>
+          <w:color w:val="60A498"/>
+          <w:sz w:val="18"/>
+          <w:szCs w:val="18"/>
+          <w:lang w:val="en-US" w:eastAsia="ru-RU"/>
+        </w:rPr>
+        <w:t>=</w:t>
+      </w:r>
+      <w:r>
+        <w:rPr>
+          <w:rFonts w:ascii="Courier New" w:eastAsia="Times New Roman" w:hAnsi="Courier New" w:cs="Courier New"/>
+          <w:color w:val="B5F6BA"/>
+          <w:sz w:val="18"/>
+          <w:szCs w:val="18"/>
+          <w:lang w:val="en-US" w:eastAsia="ru-RU"/>
+        </w:rPr>
+        <w:t>"localhost"</w:t>
+      </w:r>
+      <w:r>
+        <w:rPr>
+          <w:rFonts w:ascii="Courier New" w:eastAsia="Times New Roman" w:hAnsi="Courier New" w:cs="Courier New"/>
+          <w:color w:val="60A498"/>
+          <w:sz w:val="18"/>
+          <w:szCs w:val="18"/>
+          <w:lang w:val="en-US" w:eastAsia="ru-RU"/>
+        </w:rPr>
+        <w:t>,</w:t>
+      </w:r>
+      <w:r>
+        <w:rPr>
+          <w:rFonts w:ascii="Courier New" w:eastAsia="Times New Roman" w:hAnsi="Courier New" w:cs="Courier New"/>
+          <w:color w:val="60A498"/>
+          <w:sz w:val="18"/>
+          <w:szCs w:val="18"/>
+          <w:lang w:val="en-US" w:eastAsia="ru-RU"/>
+        </w:rPr>
+        <w:br/>
+        <w:t xml:space="preserve">    </w:t>
+      </w:r>
+      <w:r>
+        <w:rPr>
+          <w:rFonts w:ascii="Courier New" w:eastAsia="Times New Roman" w:hAnsi="Courier New" w:cs="Courier New"/>
+          <w:color w:val="B5F6BA"/>
+          <w:sz w:val="18"/>
+          <w:szCs w:val="18"/>
+          <w:lang w:val="en-US" w:eastAsia="ru-RU"/>
+        </w:rPr>
+        <w:t>port</w:t>
+      </w:r>
+      <w:r>
+        <w:rPr>
+          <w:rFonts w:ascii="Courier New" w:eastAsia="Times New Roman" w:hAnsi="Courier New" w:cs="Courier New"/>
+          <w:color w:val="60A498"/>
+          <w:sz w:val="18"/>
+          <w:szCs w:val="18"/>
+          <w:lang w:val="en-US" w:eastAsia="ru-RU"/>
+        </w:rPr>
+        <w:t>=</w:t>
+      </w:r>
+      <w:r>
+        <w:rPr>
+          <w:rFonts w:ascii="Courier New" w:eastAsia="Times New Roman" w:hAnsi="Courier New" w:cs="Courier New"/>
+          <w:color w:val="B5F6BA"/>
+          <w:sz w:val="18"/>
+          <w:szCs w:val="18"/>
+          <w:lang w:val="en-US" w:eastAsia="ru-RU"/>
+        </w:rPr>
+        <w:t>"5432"</w:t>
+      </w:r>
+      <w:r>
+        <w:rPr>
+          <w:rFonts w:ascii="Courier New" w:eastAsia="Times New Roman" w:hAnsi="Courier New" w:cs="Courier New"/>
+          <w:color w:val="B5F6BA"/>
+          <w:sz w:val="18"/>
+          <w:szCs w:val="18"/>
+          <w:lang w:val="en-US" w:eastAsia="ru-RU"/>
+        </w:rPr>
+        <w:br/>
+      </w:r>
+      <w:r>
+        <w:rPr>
+          <w:rFonts w:ascii="Courier New" w:eastAsia="Times New Roman" w:hAnsi="Courier New" w:cs="Courier New"/>
+          <w:color w:val="F8F8F2"/>
+          <w:sz w:val="18"/>
+          <w:szCs w:val="18"/>
+          <w:lang w:val="en-US" w:eastAsia="ru-RU"/>
+        </w:rPr>
+        <w:t>)</w:t>
+      </w:r>
+      <w:r>
+        <w:rPr>
+          <w:rFonts w:ascii="Courier New" w:eastAsia="Times New Roman" w:hAnsi="Courier New" w:cs="Courier New"/>
+          <w:color w:val="F8F8F2"/>
+          <w:sz w:val="18"/>
+          <w:szCs w:val="18"/>
+          <w:lang w:val="en-US" w:eastAsia="ru-RU"/>
+        </w:rPr>
+        <w:br/>
+      </w:r>
+      <w:r>
+        <w:rPr>
+          <w:rFonts w:ascii="Courier New" w:eastAsia="Times New Roman" w:hAnsi="Courier New" w:cs="Courier New"/>
+          <w:color w:val="F8F8F2"/>
+          <w:sz w:val="18"/>
+          <w:szCs w:val="18"/>
+          <w:lang w:val="en-US" w:eastAsia="ru-RU"/>
+        </w:rPr>
+        <w:br/>
+        <w:t xml:space="preserve">cur </w:t>
+      </w:r>
+      <w:r>
+        <w:rPr>
+          <w:rFonts w:ascii="Courier New" w:eastAsia="Times New Roman" w:hAnsi="Courier New" w:cs="Courier New"/>
+          <w:color w:val="60A498"/>
+          <w:sz w:val="18"/>
+          <w:szCs w:val="18"/>
+          <w:lang w:val="en-US" w:eastAsia="ru-RU"/>
+        </w:rPr>
+        <w:t xml:space="preserve">= </w:t>
+      </w:r>
+      <w:proofErr w:type="spellStart"/>
+      <w:r>
+        <w:rPr>
+          <w:rFonts w:ascii="Courier New" w:eastAsia="Times New Roman" w:hAnsi="Courier New" w:cs="Courier New"/>
+          <w:color w:val="F8F8F2"/>
+          <w:sz w:val="18"/>
+          <w:szCs w:val="18"/>
+          <w:lang w:val="en-US" w:eastAsia="ru-RU"/>
+        </w:rPr>
+        <w:t>conn.</w:t>
+      </w:r>
+      <w:r>
+        <w:rPr>
+          <w:rFonts w:ascii="Courier New" w:eastAsia="Times New Roman" w:hAnsi="Courier New" w:cs="Courier New"/>
+          <w:color w:val="FF9CEA"/>
+          <w:sz w:val="18"/>
+          <w:szCs w:val="18"/>
+          <w:lang w:val="en-US" w:eastAsia="ru-RU"/>
+        </w:rPr>
+        <w:t>cursor</w:t>
+      </w:r>
+      <w:proofErr w:type="spellEnd"/>
+      <w:r>
+        <w:rPr>
+          <w:rFonts w:ascii="Courier New" w:eastAsia="Times New Roman" w:hAnsi="Courier New" w:cs="Courier New"/>
+          <w:color w:val="F8F8F2"/>
+          <w:sz w:val="18"/>
+          <w:szCs w:val="18"/>
+          <w:lang w:val="en-US" w:eastAsia="ru-RU"/>
+        </w:rPr>
+        <w:t>()</w:t>
+      </w:r>
+      <w:r>
+        <w:rPr>
+          <w:rFonts w:ascii="Courier New" w:eastAsia="Times New Roman" w:hAnsi="Courier New" w:cs="Courier New"/>
+          <w:color w:val="F8F8F2"/>
+          <w:sz w:val="18"/>
+          <w:szCs w:val="18"/>
+          <w:lang w:val="en-US" w:eastAsia="ru-RU"/>
+        </w:rPr>
+        <w:br/>
+      </w:r>
+      <w:r>
+        <w:rPr>
+          <w:rFonts w:ascii="Courier New" w:eastAsia="Times New Roman" w:hAnsi="Courier New" w:cs="Courier New"/>
+          <w:color w:val="F8F8F2"/>
+          <w:sz w:val="18"/>
+          <w:szCs w:val="18"/>
+          <w:lang w:val="en-US" w:eastAsia="ru-RU"/>
+        </w:rPr>
+        <w:br/>
+      </w:r>
+      <w:r>
+        <w:rPr>
+          <w:rFonts w:ascii="Courier New" w:eastAsia="Times New Roman" w:hAnsi="Courier New" w:cs="Courier New"/>
+          <w:i/>
+          <w:iCs/>
+          <w:color w:val="67807B"/>
+          <w:sz w:val="18"/>
+          <w:szCs w:val="18"/>
+          <w:lang w:val="en-US" w:eastAsia="ru-RU"/>
+        </w:rPr>
+        <w:t xml:space="preserve"># </w:t>
+      </w:r>
+      <w:r>
+        <w:rPr>
+          <w:rFonts w:ascii="Courier New" w:eastAsia="Times New Roman" w:hAnsi="Courier New" w:cs="Courier New"/>
+          <w:i/>
+          <w:iCs/>
+          <w:color w:val="67807B"/>
+          <w:sz w:val="18"/>
+          <w:szCs w:val="18"/>
+          <w:lang w:eastAsia="ru-RU"/>
+        </w:rPr>
+        <w:t>Генерация</w:t>
+      </w:r>
+      <w:r>
+        <w:rPr>
+          <w:rFonts w:ascii="Courier New" w:eastAsia="Times New Roman" w:hAnsi="Courier New" w:cs="Courier New"/>
+          <w:i/>
+          <w:iCs/>
+          <w:color w:val="67807B"/>
+          <w:sz w:val="18"/>
+          <w:szCs w:val="18"/>
+          <w:lang w:val="en-US" w:eastAsia="ru-RU"/>
+        </w:rPr>
+        <w:t xml:space="preserve"> </w:t>
+      </w:r>
+      <w:r>
+        <w:rPr>
+          <w:rFonts w:ascii="Courier New" w:eastAsia="Times New Roman" w:hAnsi="Courier New" w:cs="Courier New"/>
+          <w:i/>
+          <w:iCs/>
+          <w:color w:val="67807B"/>
+          <w:sz w:val="18"/>
+          <w:szCs w:val="18"/>
+          <w:lang w:eastAsia="ru-RU"/>
+        </w:rPr>
+        <w:t>клиентов</w:t>
+      </w:r>
+      <w:r>
+        <w:rPr>
+          <w:rFonts w:ascii="Courier New" w:eastAsia="Times New Roman" w:hAnsi="Courier New" w:cs="Courier New"/>
+          <w:i/>
+          <w:iCs/>
+          <w:color w:val="67807B"/>
+          <w:sz w:val="18"/>
+          <w:szCs w:val="18"/>
+          <w:lang w:val="en-US" w:eastAsia="ru-RU"/>
+        </w:rPr>
+        <w:br/>
+      </w:r>
+      <w:r>
+        <w:rPr>
+          <w:rFonts w:ascii="Courier New" w:eastAsia="Times New Roman" w:hAnsi="Courier New" w:cs="Courier New"/>
+          <w:color w:val="7BF8E1"/>
+          <w:sz w:val="18"/>
+          <w:szCs w:val="18"/>
+          <w:lang w:val="en-US" w:eastAsia="ru-RU"/>
+        </w:rPr>
+        <w:t xml:space="preserve">for </w:t>
+      </w:r>
+      <w:proofErr w:type="spellStart"/>
+      <w:r>
+        <w:rPr>
+          <w:rFonts w:ascii="Courier New" w:eastAsia="Times New Roman" w:hAnsi="Courier New" w:cs="Courier New"/>
+          <w:color w:val="F8F8F2"/>
+          <w:sz w:val="18"/>
+          <w:szCs w:val="18"/>
+          <w:lang w:val="en-US" w:eastAsia="ru-RU"/>
+        </w:rPr>
+        <w:t>i</w:t>
+      </w:r>
+      <w:proofErr w:type="spellEnd"/>
+      <w:r>
+        <w:rPr>
+          <w:rFonts w:ascii="Courier New" w:eastAsia="Times New Roman" w:hAnsi="Courier New" w:cs="Courier New"/>
+          <w:color w:val="F8F8F2"/>
+          <w:sz w:val="18"/>
+          <w:szCs w:val="18"/>
+          <w:lang w:val="en-US" w:eastAsia="ru-RU"/>
+        </w:rPr>
+        <w:t xml:space="preserve"> </w:t>
+      </w:r>
+      <w:r>
+        <w:rPr>
+          <w:rFonts w:ascii="Courier New" w:eastAsia="Times New Roman" w:hAnsi="Courier New" w:cs="Courier New"/>
+          <w:color w:val="7BF8E1"/>
+          <w:sz w:val="18"/>
+          <w:szCs w:val="18"/>
+          <w:lang w:val="en-US" w:eastAsia="ru-RU"/>
+        </w:rPr>
+        <w:t xml:space="preserve">in </w:t>
+      </w:r>
+      <w:r>
+        <w:rPr>
+          <w:rFonts w:ascii="Courier New" w:eastAsia="Times New Roman" w:hAnsi="Courier New" w:cs="Courier New"/>
+          <w:i/>
+          <w:iCs/>
+          <w:color w:val="95C8FA"/>
+          <w:sz w:val="18"/>
+          <w:szCs w:val="18"/>
+          <w:lang w:val="en-US" w:eastAsia="ru-RU"/>
+        </w:rPr>
+        <w:t>range</w:t>
+      </w:r>
+      <w:r>
+        <w:rPr>
+          <w:rFonts w:ascii="Courier New" w:eastAsia="Times New Roman" w:hAnsi="Courier New" w:cs="Courier New"/>
+          <w:color w:val="F8F8F2"/>
+          <w:sz w:val="18"/>
+          <w:szCs w:val="18"/>
+          <w:lang w:val="en-US" w:eastAsia="ru-RU"/>
+        </w:rPr>
+        <w:t>(</w:t>
+      </w:r>
+      <w:r>
+        <w:rPr>
+          <w:rFonts w:ascii="Courier New" w:eastAsia="Times New Roman" w:hAnsi="Courier New" w:cs="Courier New"/>
+          <w:color w:val="86DBFD"/>
+          <w:sz w:val="18"/>
+          <w:szCs w:val="18"/>
+          <w:lang w:val="en-US" w:eastAsia="ru-RU"/>
+        </w:rPr>
+        <w:t>50</w:t>
+      </w:r>
+      <w:r>
+        <w:rPr>
+          <w:rFonts w:ascii="Courier New" w:eastAsia="Times New Roman" w:hAnsi="Courier New" w:cs="Courier New"/>
+          <w:color w:val="F8F8F2"/>
+          <w:sz w:val="18"/>
+          <w:szCs w:val="18"/>
+          <w:lang w:val="en-US" w:eastAsia="ru-RU"/>
+        </w:rPr>
+        <w:t>)</w:t>
+      </w:r>
+      <w:r>
+        <w:rPr>
+          <w:rFonts w:ascii="Courier New" w:eastAsia="Times New Roman" w:hAnsi="Courier New" w:cs="Courier New"/>
+          <w:color w:val="60A498"/>
+          <w:sz w:val="18"/>
+          <w:szCs w:val="18"/>
+          <w:lang w:val="en-US" w:eastAsia="ru-RU"/>
+        </w:rPr>
+        <w:t>:</w:t>
+      </w:r>
+      <w:r>
+        <w:rPr>
+          <w:rFonts w:ascii="Courier New" w:eastAsia="Times New Roman" w:hAnsi="Courier New" w:cs="Courier New"/>
+          <w:color w:val="60A498"/>
+          <w:sz w:val="18"/>
+          <w:szCs w:val="18"/>
+          <w:lang w:val="en-US" w:eastAsia="ru-RU"/>
+        </w:rPr>
+        <w:br/>
+        <w:t xml:space="preserve">    </w:t>
+      </w:r>
+      <w:proofErr w:type="spellStart"/>
+      <w:r>
+        <w:rPr>
+          <w:rFonts w:ascii="Courier New" w:eastAsia="Times New Roman" w:hAnsi="Courier New" w:cs="Courier New"/>
+          <w:color w:val="F8F8F2"/>
+          <w:sz w:val="18"/>
+          <w:szCs w:val="18"/>
+          <w:lang w:val="en-US" w:eastAsia="ru-RU"/>
+        </w:rPr>
+        <w:t>cur.</w:t>
+      </w:r>
+      <w:r>
+        <w:rPr>
+          <w:rFonts w:ascii="Courier New" w:eastAsia="Times New Roman" w:hAnsi="Courier New" w:cs="Courier New"/>
+          <w:color w:val="FF9CEA"/>
+          <w:sz w:val="18"/>
+          <w:szCs w:val="18"/>
+          <w:lang w:val="en-US" w:eastAsia="ru-RU"/>
+        </w:rPr>
+        <w:t>execute</w:t>
+      </w:r>
+      <w:proofErr w:type="spellEnd"/>
+      <w:r>
+        <w:rPr>
+          <w:rFonts w:ascii="Courier New" w:eastAsia="Times New Roman" w:hAnsi="Courier New" w:cs="Courier New"/>
+          <w:color w:val="F8F8F2"/>
+          <w:sz w:val="18"/>
+          <w:szCs w:val="18"/>
+          <w:lang w:val="en-US" w:eastAsia="ru-RU"/>
+        </w:rPr>
+        <w:t>(</w:t>
+      </w:r>
+      <w:r>
+        <w:rPr>
+          <w:rFonts w:ascii="Courier New" w:eastAsia="Times New Roman" w:hAnsi="Courier New" w:cs="Courier New"/>
+          <w:color w:val="F8F8F2"/>
+          <w:sz w:val="18"/>
+          <w:szCs w:val="18"/>
+          <w:lang w:val="en-US" w:eastAsia="ru-RU"/>
+        </w:rPr>
+        <w:br/>
+        <w:t xml:space="preserve">        </w:t>
+      </w:r>
+      <w:r>
+        <w:rPr>
+          <w:rFonts w:ascii="Courier New" w:eastAsia="Times New Roman" w:hAnsi="Courier New" w:cs="Courier New"/>
+          <w:color w:val="B5F6BA"/>
+          <w:sz w:val="18"/>
+          <w:szCs w:val="18"/>
+          <w:lang w:val="en-US" w:eastAsia="ru-RU"/>
+        </w:rPr>
+        <w:t xml:space="preserve">"INSERT INTO Client (passport, </w:t>
+      </w:r>
+      <w:proofErr w:type="spellStart"/>
+      <w:r>
+        <w:rPr>
+          <w:rFonts w:ascii="Courier New" w:eastAsia="Times New Roman" w:hAnsi="Courier New" w:cs="Courier New"/>
+          <w:color w:val="B5F6BA"/>
+          <w:sz w:val="18"/>
+          <w:szCs w:val="18"/>
+          <w:lang w:val="en-US" w:eastAsia="ru-RU"/>
+        </w:rPr>
+        <w:t>full_name</w:t>
+      </w:r>
+      <w:proofErr w:type="spellEnd"/>
+      <w:r>
+        <w:rPr>
+          <w:rFonts w:ascii="Courier New" w:eastAsia="Times New Roman" w:hAnsi="Courier New" w:cs="Courier New"/>
+          <w:color w:val="B5F6BA"/>
+          <w:sz w:val="18"/>
+          <w:szCs w:val="18"/>
+          <w:lang w:val="en-US" w:eastAsia="ru-RU"/>
+        </w:rPr>
+        <w:t>, gender) VALUES (%</w:t>
+      </w:r>
+      <w:proofErr w:type="spellStart"/>
+      <w:r>
+        <w:rPr>
+          <w:rFonts w:ascii="Courier New" w:eastAsia="Times New Roman" w:hAnsi="Courier New" w:cs="Courier New"/>
+          <w:color w:val="B5F6BA"/>
+          <w:sz w:val="18"/>
+          <w:szCs w:val="18"/>
+          <w:lang w:val="en-US" w:eastAsia="ru-RU"/>
+        </w:rPr>
+        <w:t>s,%s,%s</w:t>
+      </w:r>
+      <w:proofErr w:type="spellEnd"/>
+      <w:r>
+        <w:rPr>
+          <w:rFonts w:ascii="Courier New" w:eastAsia="Times New Roman" w:hAnsi="Courier New" w:cs="Courier New"/>
+          <w:color w:val="B5F6BA"/>
+          <w:sz w:val="18"/>
+          <w:szCs w:val="18"/>
+          <w:lang w:val="en-US" w:eastAsia="ru-RU"/>
+        </w:rPr>
+        <w:t>)"</w:t>
+      </w:r>
+      <w:r>
+        <w:rPr>
+          <w:rFonts w:ascii="Courier New" w:eastAsia="Times New Roman" w:hAnsi="Courier New" w:cs="Courier New"/>
+          <w:color w:val="60A498"/>
+          <w:sz w:val="18"/>
+          <w:szCs w:val="18"/>
+          <w:lang w:val="en-US" w:eastAsia="ru-RU"/>
+        </w:rPr>
+        <w:t>,</w:t>
+      </w:r>
+      <w:r>
+        <w:rPr>
+          <w:rFonts w:ascii="Courier New" w:eastAsia="Times New Roman" w:hAnsi="Courier New" w:cs="Courier New"/>
+          <w:color w:val="60A498"/>
+          <w:sz w:val="18"/>
+          <w:szCs w:val="18"/>
+          <w:lang w:val="en-US" w:eastAsia="ru-RU"/>
+        </w:rPr>
+        <w:br/>
+        <w:t xml:space="preserve">        </w:t>
+      </w:r>
+      <w:r>
+        <w:rPr>
+          <w:rFonts w:ascii="Courier New" w:eastAsia="Times New Roman" w:hAnsi="Courier New" w:cs="Courier New"/>
+          <w:color w:val="F8F8F2"/>
+          <w:sz w:val="18"/>
+          <w:szCs w:val="18"/>
+          <w:lang w:val="en-US" w:eastAsia="ru-RU"/>
+        </w:rPr>
+        <w:t>(</w:t>
+      </w:r>
+      <w:proofErr w:type="spellStart"/>
+      <w:r>
+        <w:rPr>
+          <w:rFonts w:ascii="Courier New" w:eastAsia="Times New Roman" w:hAnsi="Courier New" w:cs="Courier New"/>
+          <w:color w:val="B5F6BA"/>
+          <w:sz w:val="18"/>
+          <w:szCs w:val="18"/>
+          <w:lang w:val="en-US" w:eastAsia="ru-RU"/>
+        </w:rPr>
+        <w:t>f"PP</w:t>
+      </w:r>
+      <w:proofErr w:type="spellEnd"/>
+      <w:r>
+        <w:rPr>
+          <w:rFonts w:ascii="Courier New" w:eastAsia="Times New Roman" w:hAnsi="Courier New" w:cs="Courier New"/>
+          <w:color w:val="B5F6BA"/>
+          <w:sz w:val="18"/>
+          <w:szCs w:val="18"/>
+          <w:lang w:val="en-US" w:eastAsia="ru-RU"/>
+        </w:rPr>
+        <w:t>{</w:t>
+      </w:r>
+      <w:r>
+        <w:rPr>
+          <w:rFonts w:ascii="Courier New" w:eastAsia="Times New Roman" w:hAnsi="Courier New" w:cs="Courier New"/>
+          <w:color w:val="F8F8F2"/>
+          <w:sz w:val="18"/>
+          <w:szCs w:val="18"/>
+          <w:lang w:val="en-US" w:eastAsia="ru-RU"/>
+        </w:rPr>
+        <w:t>i</w:t>
+      </w:r>
+      <w:r>
+        <w:rPr>
+          <w:rFonts w:ascii="Courier New" w:eastAsia="Times New Roman" w:hAnsi="Courier New" w:cs="Courier New"/>
+          <w:color w:val="B5F6BA"/>
+          <w:sz w:val="18"/>
+          <w:szCs w:val="18"/>
+          <w:lang w:val="en-US" w:eastAsia="ru-RU"/>
+        </w:rPr>
+        <w:t>:07d}"</w:t>
+      </w:r>
+      <w:r>
+        <w:rPr>
+          <w:rFonts w:ascii="Courier New" w:eastAsia="Times New Roman" w:hAnsi="Courier New" w:cs="Courier New"/>
+          <w:color w:val="60A498"/>
+          <w:sz w:val="18"/>
+          <w:szCs w:val="18"/>
+          <w:lang w:val="en-US" w:eastAsia="ru-RU"/>
+        </w:rPr>
+        <w:t xml:space="preserve">, </w:t>
+      </w:r>
+      <w:proofErr w:type="spellStart"/>
+      <w:r>
+        <w:rPr>
+          <w:rFonts w:ascii="Courier New" w:eastAsia="Times New Roman" w:hAnsi="Courier New" w:cs="Courier New"/>
+          <w:color w:val="B5F6BA"/>
+          <w:sz w:val="18"/>
+          <w:szCs w:val="18"/>
+          <w:lang w:val="en-US" w:eastAsia="ru-RU"/>
+        </w:rPr>
+        <w:t>f"Client</w:t>
+      </w:r>
+      <w:proofErr w:type="spellEnd"/>
+      <w:r>
+        <w:rPr>
+          <w:rFonts w:ascii="Courier New" w:eastAsia="Times New Roman" w:hAnsi="Courier New" w:cs="Courier New"/>
+          <w:color w:val="B5F6BA"/>
+          <w:sz w:val="18"/>
+          <w:szCs w:val="18"/>
+          <w:lang w:val="en-US" w:eastAsia="ru-RU"/>
+        </w:rPr>
+        <w:t xml:space="preserve"> {</w:t>
+      </w:r>
+      <w:proofErr w:type="spellStart"/>
+      <w:r>
+        <w:rPr>
+          <w:rFonts w:ascii="Courier New" w:eastAsia="Times New Roman" w:hAnsi="Courier New" w:cs="Courier New"/>
+          <w:color w:val="F8F8F2"/>
+          <w:sz w:val="18"/>
+          <w:szCs w:val="18"/>
+          <w:lang w:val="en-US" w:eastAsia="ru-RU"/>
+        </w:rPr>
+        <w:t>i</w:t>
+      </w:r>
+      <w:proofErr w:type="spellEnd"/>
+      <w:r>
+        <w:rPr>
+          <w:rFonts w:ascii="Courier New" w:eastAsia="Times New Roman" w:hAnsi="Courier New" w:cs="Courier New"/>
+          <w:color w:val="B5F6BA"/>
+          <w:sz w:val="18"/>
+          <w:szCs w:val="18"/>
+          <w:lang w:val="en-US" w:eastAsia="ru-RU"/>
+        </w:rPr>
+        <w:t>}"</w:t>
+      </w:r>
+      <w:r>
+        <w:rPr>
+          <w:rFonts w:ascii="Courier New" w:eastAsia="Times New Roman" w:hAnsi="Courier New" w:cs="Courier New"/>
+          <w:color w:val="60A498"/>
+          <w:sz w:val="18"/>
+          <w:szCs w:val="18"/>
+          <w:lang w:val="en-US" w:eastAsia="ru-RU"/>
+        </w:rPr>
+        <w:t xml:space="preserve">, </w:t>
+      </w:r>
+      <w:proofErr w:type="spellStart"/>
+      <w:r>
+        <w:rPr>
+          <w:rFonts w:ascii="Courier New" w:eastAsia="Times New Roman" w:hAnsi="Courier New" w:cs="Courier New"/>
+          <w:color w:val="F8F8F2"/>
+          <w:sz w:val="18"/>
+          <w:szCs w:val="18"/>
+          <w:lang w:val="en-US" w:eastAsia="ru-RU"/>
+        </w:rPr>
+        <w:t>random.</w:t>
+      </w:r>
+      <w:r>
+        <w:rPr>
+          <w:rFonts w:ascii="Courier New" w:eastAsia="Times New Roman" w:hAnsi="Courier New" w:cs="Courier New"/>
+          <w:color w:val="FF9CEA"/>
+          <w:sz w:val="18"/>
+          <w:szCs w:val="18"/>
+          <w:lang w:val="en-US" w:eastAsia="ru-RU"/>
+        </w:rPr>
+        <w:t>choice</w:t>
+      </w:r>
+      <w:proofErr w:type="spellEnd"/>
+      <w:r>
+        <w:rPr>
+          <w:rFonts w:ascii="Courier New" w:eastAsia="Times New Roman" w:hAnsi="Courier New" w:cs="Courier New"/>
+          <w:color w:val="F8F8F2"/>
+          <w:sz w:val="18"/>
+          <w:szCs w:val="18"/>
+          <w:lang w:val="en-US" w:eastAsia="ru-RU"/>
+        </w:rPr>
+        <w:t>([</w:t>
+      </w:r>
+      <w:r>
+        <w:rPr>
+          <w:rFonts w:ascii="Courier New" w:eastAsia="Times New Roman" w:hAnsi="Courier New" w:cs="Courier New"/>
+          <w:color w:val="B5F6BA"/>
+          <w:sz w:val="18"/>
+          <w:szCs w:val="18"/>
+          <w:lang w:val="en-US" w:eastAsia="ru-RU"/>
+        </w:rPr>
+        <w:t>'M'</w:t>
+      </w:r>
+      <w:r>
+        <w:rPr>
+          <w:rFonts w:ascii="Courier New" w:eastAsia="Times New Roman" w:hAnsi="Courier New" w:cs="Courier New"/>
+          <w:color w:val="60A498"/>
+          <w:sz w:val="18"/>
+          <w:szCs w:val="18"/>
+          <w:lang w:val="en-US" w:eastAsia="ru-RU"/>
+        </w:rPr>
+        <w:t>,</w:t>
+      </w:r>
+      <w:r>
+        <w:rPr>
+          <w:rFonts w:ascii="Courier New" w:eastAsia="Times New Roman" w:hAnsi="Courier New" w:cs="Courier New"/>
+          <w:color w:val="B5F6BA"/>
+          <w:sz w:val="18"/>
+          <w:szCs w:val="18"/>
+          <w:lang w:val="en-US" w:eastAsia="ru-RU"/>
+        </w:rPr>
+        <w:t>'F'</w:t>
+      </w:r>
+      <w:r>
+        <w:rPr>
+          <w:rFonts w:ascii="Courier New" w:eastAsia="Times New Roman" w:hAnsi="Courier New" w:cs="Courier New"/>
+          <w:color w:val="F8F8F2"/>
+          <w:sz w:val="18"/>
+          <w:szCs w:val="18"/>
+          <w:lang w:val="en-US" w:eastAsia="ru-RU"/>
+        </w:rPr>
+        <w:t>]))</w:t>
+      </w:r>
+      <w:r>
+        <w:rPr>
+          <w:rFonts w:ascii="Courier New" w:eastAsia="Times New Roman" w:hAnsi="Courier New" w:cs="Courier New"/>
+          <w:color w:val="F8F8F2"/>
+          <w:sz w:val="18"/>
+          <w:szCs w:val="18"/>
+          <w:lang w:val="en-US" w:eastAsia="ru-RU"/>
+        </w:rPr>
+        <w:br/>
+        <w:t xml:space="preserve">    )</w:t>
+      </w:r>
+      <w:r>
+        <w:rPr>
+          <w:rFonts w:ascii="Courier New" w:eastAsia="Times New Roman" w:hAnsi="Courier New" w:cs="Courier New"/>
+          <w:color w:val="F8F8F2"/>
+          <w:sz w:val="18"/>
+          <w:szCs w:val="18"/>
+          <w:lang w:val="en-US" w:eastAsia="ru-RU"/>
+        </w:rPr>
+        <w:br/>
+      </w:r>
+      <w:r>
+        <w:rPr>
+          <w:rFonts w:ascii="Courier New" w:eastAsia="Times New Roman" w:hAnsi="Courier New" w:cs="Courier New"/>
+          <w:color w:val="F8F8F2"/>
+          <w:sz w:val="18"/>
+          <w:szCs w:val="18"/>
+          <w:lang w:val="en-US" w:eastAsia="ru-RU"/>
+        </w:rPr>
+        <w:br/>
+      </w:r>
+      <w:r>
+        <w:rPr>
+          <w:rFonts w:ascii="Courier New" w:eastAsia="Times New Roman" w:hAnsi="Courier New" w:cs="Courier New"/>
+          <w:i/>
+          <w:iCs/>
+          <w:color w:val="67807B"/>
+          <w:sz w:val="18"/>
+          <w:szCs w:val="18"/>
+          <w:lang w:val="en-US" w:eastAsia="ru-RU"/>
+        </w:rPr>
+        <w:t xml:space="preserve"># </w:t>
+      </w:r>
+      <w:r>
+        <w:rPr>
+          <w:rFonts w:ascii="Courier New" w:eastAsia="Times New Roman" w:hAnsi="Courier New" w:cs="Courier New"/>
+          <w:i/>
+          <w:iCs/>
+          <w:color w:val="67807B"/>
+          <w:sz w:val="18"/>
+          <w:szCs w:val="18"/>
+          <w:lang w:eastAsia="ru-RU"/>
+        </w:rPr>
+        <w:t>Генерация</w:t>
+      </w:r>
+      <w:r>
+        <w:rPr>
+          <w:rFonts w:ascii="Courier New" w:eastAsia="Times New Roman" w:hAnsi="Courier New" w:cs="Courier New"/>
+          <w:i/>
+          <w:iCs/>
+          <w:color w:val="67807B"/>
+          <w:sz w:val="18"/>
+          <w:szCs w:val="18"/>
+          <w:lang w:val="en-US" w:eastAsia="ru-RU"/>
+        </w:rPr>
+        <w:t xml:space="preserve"> </w:t>
+      </w:r>
+      <w:r>
+        <w:rPr>
+          <w:rFonts w:ascii="Courier New" w:eastAsia="Times New Roman" w:hAnsi="Courier New" w:cs="Courier New"/>
+          <w:i/>
+          <w:iCs/>
+          <w:color w:val="67807B"/>
+          <w:sz w:val="18"/>
+          <w:szCs w:val="18"/>
+          <w:lang w:eastAsia="ru-RU"/>
+        </w:rPr>
+        <w:t>питомцев</w:t>
+      </w:r>
+      <w:r>
+        <w:rPr>
+          <w:rFonts w:ascii="Courier New" w:eastAsia="Times New Roman" w:hAnsi="Courier New" w:cs="Courier New"/>
+          <w:i/>
+          <w:iCs/>
+          <w:color w:val="67807B"/>
+          <w:sz w:val="18"/>
+          <w:szCs w:val="18"/>
+          <w:lang w:val="en-US" w:eastAsia="ru-RU"/>
+        </w:rPr>
+        <w:br/>
+      </w:r>
+      <w:r>
+        <w:rPr>
+          <w:rFonts w:ascii="Courier New" w:eastAsia="Times New Roman" w:hAnsi="Courier New" w:cs="Courier New"/>
+          <w:color w:val="7BF8E1"/>
+          <w:sz w:val="18"/>
+          <w:szCs w:val="18"/>
+          <w:lang w:val="en-US" w:eastAsia="ru-RU"/>
+        </w:rPr>
+        <w:t xml:space="preserve">for </w:t>
+      </w:r>
+      <w:proofErr w:type="spellStart"/>
+      <w:r>
+        <w:rPr>
+          <w:rFonts w:ascii="Courier New" w:eastAsia="Times New Roman" w:hAnsi="Courier New" w:cs="Courier New"/>
+          <w:color w:val="F8F8F2"/>
+          <w:sz w:val="18"/>
+          <w:szCs w:val="18"/>
+          <w:lang w:val="en-US" w:eastAsia="ru-RU"/>
+        </w:rPr>
+        <w:t>i</w:t>
+      </w:r>
+      <w:proofErr w:type="spellEnd"/>
+      <w:r>
+        <w:rPr>
+          <w:rFonts w:ascii="Courier New" w:eastAsia="Times New Roman" w:hAnsi="Courier New" w:cs="Courier New"/>
+          <w:color w:val="F8F8F2"/>
+          <w:sz w:val="18"/>
+          <w:szCs w:val="18"/>
+          <w:lang w:val="en-US" w:eastAsia="ru-RU"/>
+        </w:rPr>
+        <w:t xml:space="preserve"> </w:t>
+      </w:r>
+      <w:r>
+        <w:rPr>
+          <w:rFonts w:ascii="Courier New" w:eastAsia="Times New Roman" w:hAnsi="Courier New" w:cs="Courier New"/>
+          <w:color w:val="7BF8E1"/>
+          <w:sz w:val="18"/>
+          <w:szCs w:val="18"/>
+          <w:lang w:val="en-US" w:eastAsia="ru-RU"/>
+        </w:rPr>
+        <w:t xml:space="preserve">in </w:t>
+      </w:r>
+      <w:r>
+        <w:rPr>
+          <w:rFonts w:ascii="Courier New" w:eastAsia="Times New Roman" w:hAnsi="Courier New" w:cs="Courier New"/>
+          <w:i/>
+          <w:iCs/>
+          <w:color w:val="95C8FA"/>
+          <w:sz w:val="18"/>
+          <w:szCs w:val="18"/>
+          <w:lang w:val="en-US" w:eastAsia="ru-RU"/>
+        </w:rPr>
+        <w:t>range</w:t>
+      </w:r>
+      <w:r>
+        <w:rPr>
+          <w:rFonts w:ascii="Courier New" w:eastAsia="Times New Roman" w:hAnsi="Courier New" w:cs="Courier New"/>
+          <w:color w:val="F8F8F2"/>
+          <w:sz w:val="18"/>
+          <w:szCs w:val="18"/>
+          <w:lang w:val="en-US" w:eastAsia="ru-RU"/>
+        </w:rPr>
+        <w:t>(</w:t>
+      </w:r>
+      <w:r>
+        <w:rPr>
+          <w:rFonts w:ascii="Courier New" w:eastAsia="Times New Roman" w:hAnsi="Courier New" w:cs="Courier New"/>
+          <w:color w:val="86DBFD"/>
+          <w:sz w:val="18"/>
+          <w:szCs w:val="18"/>
+          <w:lang w:val="en-US" w:eastAsia="ru-RU"/>
+        </w:rPr>
+        <w:t>100</w:t>
+      </w:r>
+      <w:r>
+        <w:rPr>
+          <w:rFonts w:ascii="Courier New" w:eastAsia="Times New Roman" w:hAnsi="Courier New" w:cs="Courier New"/>
+          <w:color w:val="F8F8F2"/>
+          <w:sz w:val="18"/>
+          <w:szCs w:val="18"/>
+          <w:lang w:val="en-US" w:eastAsia="ru-RU"/>
+        </w:rPr>
+        <w:t>)</w:t>
+      </w:r>
+      <w:r>
+        <w:rPr>
+          <w:rFonts w:ascii="Courier New" w:eastAsia="Times New Roman" w:hAnsi="Courier New" w:cs="Courier New"/>
+          <w:color w:val="60A498"/>
+          <w:sz w:val="18"/>
+          <w:szCs w:val="18"/>
+          <w:lang w:val="en-US" w:eastAsia="ru-RU"/>
+        </w:rPr>
+        <w:t>:</w:t>
+      </w:r>
+      <w:r>
+        <w:rPr>
+          <w:rFonts w:ascii="Courier New" w:eastAsia="Times New Roman" w:hAnsi="Courier New" w:cs="Courier New"/>
+          <w:color w:val="60A498"/>
+          <w:sz w:val="18"/>
+          <w:szCs w:val="18"/>
+          <w:lang w:val="en-US" w:eastAsia="ru-RU"/>
+        </w:rPr>
+        <w:br/>
+        <w:t xml:space="preserve">    </w:t>
+      </w:r>
+      <w:proofErr w:type="spellStart"/>
+      <w:r>
+        <w:rPr>
+          <w:rFonts w:ascii="Courier New" w:eastAsia="Times New Roman" w:hAnsi="Courier New" w:cs="Courier New"/>
+          <w:color w:val="F8F8F2"/>
+          <w:sz w:val="18"/>
+          <w:szCs w:val="18"/>
+          <w:lang w:val="en-US" w:eastAsia="ru-RU"/>
+        </w:rPr>
+        <w:t>cur.</w:t>
+      </w:r>
+      <w:r>
+        <w:rPr>
+          <w:rFonts w:ascii="Courier New" w:eastAsia="Times New Roman" w:hAnsi="Courier New" w:cs="Courier New"/>
+          <w:color w:val="FF9CEA"/>
+          <w:sz w:val="18"/>
+          <w:szCs w:val="18"/>
+          <w:lang w:val="en-US" w:eastAsia="ru-RU"/>
+        </w:rPr>
+        <w:t>execute</w:t>
+      </w:r>
+      <w:proofErr w:type="spellEnd"/>
+      <w:r>
+        <w:rPr>
+          <w:rFonts w:ascii="Courier New" w:eastAsia="Times New Roman" w:hAnsi="Courier New" w:cs="Courier New"/>
+          <w:color w:val="F8F8F2"/>
+          <w:sz w:val="18"/>
+          <w:szCs w:val="18"/>
+          <w:lang w:val="en-US" w:eastAsia="ru-RU"/>
+        </w:rPr>
+        <w:t>(</w:t>
+      </w:r>
+      <w:r>
+        <w:rPr>
+          <w:rFonts w:ascii="Courier New" w:eastAsia="Times New Roman" w:hAnsi="Courier New" w:cs="Courier New"/>
+          <w:color w:val="F8F8F2"/>
+          <w:sz w:val="18"/>
+          <w:szCs w:val="18"/>
+          <w:lang w:val="en-US" w:eastAsia="ru-RU"/>
+        </w:rPr>
+        <w:br/>
+        <w:t xml:space="preserve">        </w:t>
+      </w:r>
+      <w:r>
+        <w:rPr>
+          <w:rFonts w:ascii="Courier New" w:eastAsia="Times New Roman" w:hAnsi="Courier New" w:cs="Courier New"/>
+          <w:color w:val="B5F6BA"/>
+          <w:sz w:val="18"/>
+          <w:szCs w:val="18"/>
+          <w:lang w:val="en-US" w:eastAsia="ru-RU"/>
+        </w:rPr>
+        <w:t>"""INSERT INTO Pet (</w:t>
+      </w:r>
+      <w:proofErr w:type="spellStart"/>
+      <w:r>
+        <w:rPr>
+          <w:rFonts w:ascii="Courier New" w:eastAsia="Times New Roman" w:hAnsi="Courier New" w:cs="Courier New"/>
+          <w:color w:val="B5F6BA"/>
+          <w:sz w:val="18"/>
+          <w:szCs w:val="18"/>
+          <w:lang w:val="en-US" w:eastAsia="ru-RU"/>
+        </w:rPr>
+        <w:t>client_id</w:t>
+      </w:r>
+      <w:proofErr w:type="spellEnd"/>
+      <w:r>
+        <w:rPr>
+          <w:rFonts w:ascii="Courier New" w:eastAsia="Times New Roman" w:hAnsi="Courier New" w:cs="Courier New"/>
+          <w:color w:val="B5F6BA"/>
+          <w:sz w:val="18"/>
+          <w:szCs w:val="18"/>
+          <w:lang w:val="en-US" w:eastAsia="ru-RU"/>
+        </w:rPr>
+        <w:t xml:space="preserve">, </w:t>
+      </w:r>
+      <w:proofErr w:type="spellStart"/>
+      <w:r>
+        <w:rPr>
+          <w:rFonts w:ascii="Courier New" w:eastAsia="Times New Roman" w:hAnsi="Courier New" w:cs="Courier New"/>
+          <w:color w:val="B5F6BA"/>
+          <w:sz w:val="18"/>
+          <w:szCs w:val="18"/>
+          <w:lang w:val="en-US" w:eastAsia="ru-RU"/>
+        </w:rPr>
+        <w:t>species_id</w:t>
+      </w:r>
+      <w:proofErr w:type="spellEnd"/>
+      <w:r>
+        <w:rPr>
+          <w:rFonts w:ascii="Courier New" w:eastAsia="Times New Roman" w:hAnsi="Courier New" w:cs="Courier New"/>
+          <w:color w:val="B5F6BA"/>
+          <w:sz w:val="18"/>
+          <w:szCs w:val="18"/>
+          <w:lang w:val="en-US" w:eastAsia="ru-RU"/>
+        </w:rPr>
+        <w:t>, nickname, age, weight)</w:t>
+      </w:r>
+      <w:r>
+        <w:rPr>
+          <w:rFonts w:ascii="Courier New" w:eastAsia="Times New Roman" w:hAnsi="Courier New" w:cs="Courier New"/>
+          <w:color w:val="B5F6BA"/>
+          <w:sz w:val="18"/>
+          <w:szCs w:val="18"/>
+          <w:lang w:val="en-US" w:eastAsia="ru-RU"/>
+        </w:rPr>
+        <w:br/>
+        <w:t xml:space="preserve">           VALUES (%</w:t>
+      </w:r>
+      <w:proofErr w:type="spellStart"/>
+      <w:r>
+        <w:rPr>
+          <w:rFonts w:ascii="Courier New" w:eastAsia="Times New Roman" w:hAnsi="Courier New" w:cs="Courier New"/>
+          <w:color w:val="B5F6BA"/>
+          <w:sz w:val="18"/>
+          <w:szCs w:val="18"/>
+          <w:lang w:val="en-US" w:eastAsia="ru-RU"/>
+        </w:rPr>
+        <w:t>s,%s,%s,%s,%s</w:t>
+      </w:r>
+      <w:proofErr w:type="spellEnd"/>
+      <w:r>
+        <w:rPr>
+          <w:rFonts w:ascii="Courier New" w:eastAsia="Times New Roman" w:hAnsi="Courier New" w:cs="Courier New"/>
+          <w:color w:val="B5F6BA"/>
+          <w:sz w:val="18"/>
+          <w:szCs w:val="18"/>
+          <w:lang w:val="en-US" w:eastAsia="ru-RU"/>
+        </w:rPr>
+        <w:t>)"""</w:t>
+      </w:r>
+      <w:r>
+        <w:rPr>
+          <w:rFonts w:ascii="Courier New" w:eastAsia="Times New Roman" w:hAnsi="Courier New" w:cs="Courier New"/>
+          <w:color w:val="60A498"/>
+          <w:sz w:val="18"/>
+          <w:szCs w:val="18"/>
+          <w:lang w:val="en-US" w:eastAsia="ru-RU"/>
+        </w:rPr>
+        <w:t>,</w:t>
+      </w:r>
+      <w:r>
+        <w:rPr>
+          <w:rFonts w:ascii="Courier New" w:eastAsia="Times New Roman" w:hAnsi="Courier New" w:cs="Courier New"/>
+          <w:color w:val="60A498"/>
+          <w:sz w:val="18"/>
+          <w:szCs w:val="18"/>
+          <w:lang w:val="en-US" w:eastAsia="ru-RU"/>
+        </w:rPr>
+        <w:br/>
+        <w:t xml:space="preserve">        </w:t>
+      </w:r>
+      <w:r>
+        <w:rPr>
+          <w:rFonts w:ascii="Courier New" w:eastAsia="Times New Roman" w:hAnsi="Courier New" w:cs="Courier New"/>
+          <w:color w:val="F8F8F2"/>
+          <w:sz w:val="18"/>
+          <w:szCs w:val="18"/>
+          <w:lang w:val="en-US" w:eastAsia="ru-RU"/>
+        </w:rPr>
+        <w:t>(</w:t>
+      </w:r>
+      <w:r>
+        <w:rPr>
+          <w:rFonts w:ascii="Courier New" w:eastAsia="Times New Roman" w:hAnsi="Courier New" w:cs="Courier New"/>
+          <w:color w:val="F8F8F2"/>
+          <w:sz w:val="18"/>
+          <w:szCs w:val="18"/>
+          <w:lang w:val="en-US" w:eastAsia="ru-RU"/>
+        </w:rPr>
+        <w:br/>
+        <w:t xml:space="preserve">            </w:t>
+      </w:r>
+      <w:proofErr w:type="spellStart"/>
+      <w:r>
+        <w:rPr>
+          <w:rFonts w:ascii="Courier New" w:eastAsia="Times New Roman" w:hAnsi="Courier New" w:cs="Courier New"/>
+          <w:color w:val="F8F8F2"/>
+          <w:sz w:val="18"/>
+          <w:szCs w:val="18"/>
+          <w:lang w:val="en-US" w:eastAsia="ru-RU"/>
+        </w:rPr>
+        <w:t>random.</w:t>
+      </w:r>
+      <w:r>
+        <w:rPr>
+          <w:rFonts w:ascii="Courier New" w:eastAsia="Times New Roman" w:hAnsi="Courier New" w:cs="Courier New"/>
+          <w:color w:val="FF9CEA"/>
+          <w:sz w:val="18"/>
+          <w:szCs w:val="18"/>
+          <w:lang w:val="en-US" w:eastAsia="ru-RU"/>
+        </w:rPr>
+        <w:t>randint</w:t>
+      </w:r>
+      <w:proofErr w:type="spellEnd"/>
+      <w:r>
+        <w:rPr>
+          <w:rFonts w:ascii="Courier New" w:eastAsia="Times New Roman" w:hAnsi="Courier New" w:cs="Courier New"/>
+          <w:color w:val="F8F8F2"/>
+          <w:sz w:val="18"/>
+          <w:szCs w:val="18"/>
+          <w:lang w:val="en-US" w:eastAsia="ru-RU"/>
+        </w:rPr>
+        <w:t>(</w:t>
+      </w:r>
+      <w:r>
+        <w:rPr>
+          <w:rFonts w:ascii="Courier New" w:eastAsia="Times New Roman" w:hAnsi="Courier New" w:cs="Courier New"/>
+          <w:color w:val="86DBFD"/>
+          <w:sz w:val="18"/>
+          <w:szCs w:val="18"/>
+          <w:lang w:val="en-US" w:eastAsia="ru-RU"/>
+        </w:rPr>
+        <w:t>1</w:t>
+      </w:r>
+      <w:r>
+        <w:rPr>
+          <w:rFonts w:ascii="Courier New" w:eastAsia="Times New Roman" w:hAnsi="Courier New" w:cs="Courier New"/>
+          <w:color w:val="60A498"/>
+          <w:sz w:val="18"/>
+          <w:szCs w:val="18"/>
+          <w:lang w:val="en-US" w:eastAsia="ru-RU"/>
+        </w:rPr>
+        <w:t xml:space="preserve">, </w:t>
+      </w:r>
+      <w:r>
+        <w:rPr>
+          <w:rFonts w:ascii="Courier New" w:eastAsia="Times New Roman" w:hAnsi="Courier New" w:cs="Courier New"/>
+          <w:color w:val="86DBFD"/>
+          <w:sz w:val="18"/>
+          <w:szCs w:val="18"/>
+          <w:lang w:val="en-US" w:eastAsia="ru-RU"/>
+        </w:rPr>
+        <w:t>50</w:t>
+      </w:r>
+      <w:r>
+        <w:rPr>
+          <w:rFonts w:ascii="Courier New" w:eastAsia="Times New Roman" w:hAnsi="Courier New" w:cs="Courier New"/>
+          <w:color w:val="F8F8F2"/>
+          <w:sz w:val="18"/>
+          <w:szCs w:val="18"/>
+          <w:lang w:val="en-US" w:eastAsia="ru-RU"/>
+        </w:rPr>
+        <w:t>)</w:t>
+      </w:r>
+      <w:r>
+        <w:rPr>
+          <w:rFonts w:ascii="Courier New" w:eastAsia="Times New Roman" w:hAnsi="Courier New" w:cs="Courier New"/>
+          <w:color w:val="60A498"/>
+          <w:sz w:val="18"/>
+          <w:szCs w:val="18"/>
+          <w:lang w:val="en-US" w:eastAsia="ru-RU"/>
+        </w:rPr>
+        <w:t>,</w:t>
+      </w:r>
+      <w:r>
+        <w:rPr>
+          <w:rFonts w:ascii="Courier New" w:eastAsia="Times New Roman" w:hAnsi="Courier New" w:cs="Courier New"/>
+          <w:color w:val="60A498"/>
+          <w:sz w:val="18"/>
+          <w:szCs w:val="18"/>
+          <w:lang w:val="en-US" w:eastAsia="ru-RU"/>
+        </w:rPr>
+        <w:br/>
+        <w:t xml:space="preserve">            </w:t>
+      </w:r>
+      <w:proofErr w:type="spellStart"/>
+      <w:r>
+        <w:rPr>
+          <w:rFonts w:ascii="Courier New" w:eastAsia="Times New Roman" w:hAnsi="Courier New" w:cs="Courier New"/>
+          <w:color w:val="F8F8F2"/>
+          <w:sz w:val="18"/>
+          <w:szCs w:val="18"/>
+          <w:lang w:val="en-US" w:eastAsia="ru-RU"/>
+        </w:rPr>
+        <w:t>random.</w:t>
+      </w:r>
+      <w:r>
+        <w:rPr>
+          <w:rFonts w:ascii="Courier New" w:eastAsia="Times New Roman" w:hAnsi="Courier New" w:cs="Courier New"/>
+          <w:color w:val="FF9CEA"/>
+          <w:sz w:val="18"/>
+          <w:szCs w:val="18"/>
+          <w:lang w:val="en-US" w:eastAsia="ru-RU"/>
+        </w:rPr>
+        <w:t>randint</w:t>
+      </w:r>
+      <w:proofErr w:type="spellEnd"/>
+      <w:r>
+        <w:rPr>
+          <w:rFonts w:ascii="Courier New" w:eastAsia="Times New Roman" w:hAnsi="Courier New" w:cs="Courier New"/>
+          <w:color w:val="F8F8F2"/>
+          <w:sz w:val="18"/>
+          <w:szCs w:val="18"/>
+          <w:lang w:val="en-US" w:eastAsia="ru-RU"/>
+        </w:rPr>
+        <w:t>(</w:t>
+      </w:r>
+      <w:r>
+        <w:rPr>
+          <w:rFonts w:ascii="Courier New" w:eastAsia="Times New Roman" w:hAnsi="Courier New" w:cs="Courier New"/>
+          <w:color w:val="86DBFD"/>
+          <w:sz w:val="18"/>
+          <w:szCs w:val="18"/>
+          <w:lang w:val="en-US" w:eastAsia="ru-RU"/>
+        </w:rPr>
+        <w:t>1</w:t>
+      </w:r>
+      <w:r>
+        <w:rPr>
+          <w:rFonts w:ascii="Courier New" w:eastAsia="Times New Roman" w:hAnsi="Courier New" w:cs="Courier New"/>
+          <w:color w:val="60A498"/>
+          <w:sz w:val="18"/>
+          <w:szCs w:val="18"/>
+          <w:lang w:val="en-US" w:eastAsia="ru-RU"/>
+        </w:rPr>
+        <w:t xml:space="preserve">, </w:t>
+      </w:r>
+      <w:r>
+        <w:rPr>
+          <w:rFonts w:ascii="Courier New" w:eastAsia="Times New Roman" w:hAnsi="Courier New" w:cs="Courier New"/>
+          <w:color w:val="86DBFD"/>
+          <w:sz w:val="18"/>
+          <w:szCs w:val="18"/>
+          <w:lang w:val="en-US" w:eastAsia="ru-RU"/>
+        </w:rPr>
+        <w:t>3</w:t>
+      </w:r>
+      <w:r>
+        <w:rPr>
+          <w:rFonts w:ascii="Courier New" w:eastAsia="Times New Roman" w:hAnsi="Courier New" w:cs="Courier New"/>
+          <w:color w:val="F8F8F2"/>
+          <w:sz w:val="18"/>
+          <w:szCs w:val="18"/>
+          <w:lang w:val="en-US" w:eastAsia="ru-RU"/>
+        </w:rPr>
+        <w:t>)</w:t>
+      </w:r>
+      <w:r>
+        <w:rPr>
+          <w:rFonts w:ascii="Courier New" w:eastAsia="Times New Roman" w:hAnsi="Courier New" w:cs="Courier New"/>
+          <w:color w:val="60A498"/>
+          <w:sz w:val="18"/>
+          <w:szCs w:val="18"/>
+          <w:lang w:val="en-US" w:eastAsia="ru-RU"/>
+        </w:rPr>
+        <w:t>,</w:t>
+      </w:r>
+      <w:r>
+        <w:rPr>
+          <w:rFonts w:ascii="Courier New" w:eastAsia="Times New Roman" w:hAnsi="Courier New" w:cs="Courier New"/>
+          <w:color w:val="60A498"/>
+          <w:sz w:val="18"/>
+          <w:szCs w:val="18"/>
+          <w:lang w:val="en-US" w:eastAsia="ru-RU"/>
+        </w:rPr>
+        <w:br/>
+        <w:t xml:space="preserve">            </w:t>
+      </w:r>
+      <w:proofErr w:type="spellStart"/>
+      <w:r>
+        <w:rPr>
+          <w:rFonts w:ascii="Courier New" w:eastAsia="Times New Roman" w:hAnsi="Courier New" w:cs="Courier New"/>
+          <w:color w:val="B5F6BA"/>
+          <w:sz w:val="18"/>
+          <w:szCs w:val="18"/>
+          <w:lang w:val="en-US" w:eastAsia="ru-RU"/>
+        </w:rPr>
+        <w:t>f"Pet</w:t>
+      </w:r>
+      <w:proofErr w:type="spellEnd"/>
+      <w:r>
+        <w:rPr>
+          <w:rFonts w:ascii="Courier New" w:eastAsia="Times New Roman" w:hAnsi="Courier New" w:cs="Courier New"/>
+          <w:color w:val="B5F6BA"/>
+          <w:sz w:val="18"/>
+          <w:szCs w:val="18"/>
+          <w:lang w:val="en-US" w:eastAsia="ru-RU"/>
+        </w:rPr>
+        <w:t>_{</w:t>
+      </w:r>
+      <w:proofErr w:type="spellStart"/>
+      <w:r>
+        <w:rPr>
+          <w:rFonts w:ascii="Courier New" w:eastAsia="Times New Roman" w:hAnsi="Courier New" w:cs="Courier New"/>
+          <w:color w:val="F8F8F2"/>
+          <w:sz w:val="18"/>
+          <w:szCs w:val="18"/>
+          <w:lang w:val="en-US" w:eastAsia="ru-RU"/>
+        </w:rPr>
+        <w:t>i</w:t>
+      </w:r>
+      <w:proofErr w:type="spellEnd"/>
+      <w:r>
+        <w:rPr>
+          <w:rFonts w:ascii="Courier New" w:eastAsia="Times New Roman" w:hAnsi="Courier New" w:cs="Courier New"/>
+          <w:color w:val="B5F6BA"/>
+          <w:sz w:val="18"/>
+          <w:szCs w:val="18"/>
+          <w:lang w:val="en-US" w:eastAsia="ru-RU"/>
+        </w:rPr>
+        <w:t>}"</w:t>
+      </w:r>
+      <w:r>
+        <w:rPr>
+          <w:rFonts w:ascii="Courier New" w:eastAsia="Times New Roman" w:hAnsi="Courier New" w:cs="Courier New"/>
+          <w:color w:val="60A498"/>
+          <w:sz w:val="18"/>
+          <w:szCs w:val="18"/>
+          <w:lang w:val="en-US" w:eastAsia="ru-RU"/>
+        </w:rPr>
+        <w:t>,</w:t>
+      </w:r>
+      <w:r>
+        <w:rPr>
+          <w:rFonts w:ascii="Courier New" w:eastAsia="Times New Roman" w:hAnsi="Courier New" w:cs="Courier New"/>
+          <w:color w:val="60A498"/>
+          <w:sz w:val="18"/>
+          <w:szCs w:val="18"/>
+          <w:lang w:val="en-US" w:eastAsia="ru-RU"/>
+        </w:rPr>
+        <w:br/>
+        <w:t xml:space="preserve">            </w:t>
+      </w:r>
+      <w:proofErr w:type="spellStart"/>
+      <w:r>
+        <w:rPr>
+          <w:rFonts w:ascii="Courier New" w:eastAsia="Times New Roman" w:hAnsi="Courier New" w:cs="Courier New"/>
+          <w:color w:val="F8F8F2"/>
+          <w:sz w:val="18"/>
+          <w:szCs w:val="18"/>
+          <w:lang w:val="en-US" w:eastAsia="ru-RU"/>
+        </w:rPr>
+        <w:t>random.</w:t>
+      </w:r>
+      <w:r>
+        <w:rPr>
+          <w:rFonts w:ascii="Courier New" w:eastAsia="Times New Roman" w:hAnsi="Courier New" w:cs="Courier New"/>
+          <w:color w:val="FF9CEA"/>
+          <w:sz w:val="18"/>
+          <w:szCs w:val="18"/>
+          <w:lang w:val="en-US" w:eastAsia="ru-RU"/>
+        </w:rPr>
+        <w:t>randint</w:t>
+      </w:r>
+      <w:proofErr w:type="spellEnd"/>
+      <w:r>
+        <w:rPr>
+          <w:rFonts w:ascii="Courier New" w:eastAsia="Times New Roman" w:hAnsi="Courier New" w:cs="Courier New"/>
+          <w:color w:val="F8F8F2"/>
+          <w:sz w:val="18"/>
+          <w:szCs w:val="18"/>
+          <w:lang w:val="en-US" w:eastAsia="ru-RU"/>
+        </w:rPr>
+        <w:t>(</w:t>
+      </w:r>
+      <w:r>
+        <w:rPr>
+          <w:rFonts w:ascii="Courier New" w:eastAsia="Times New Roman" w:hAnsi="Courier New" w:cs="Courier New"/>
+          <w:color w:val="86DBFD"/>
+          <w:sz w:val="18"/>
+          <w:szCs w:val="18"/>
+          <w:lang w:val="en-US" w:eastAsia="ru-RU"/>
+        </w:rPr>
+        <w:t>1</w:t>
+      </w:r>
+      <w:r>
+        <w:rPr>
+          <w:rFonts w:ascii="Courier New" w:eastAsia="Times New Roman" w:hAnsi="Courier New" w:cs="Courier New"/>
+          <w:color w:val="60A498"/>
+          <w:sz w:val="18"/>
+          <w:szCs w:val="18"/>
+          <w:lang w:val="en-US" w:eastAsia="ru-RU"/>
+        </w:rPr>
+        <w:t xml:space="preserve">, </w:t>
+      </w:r>
+      <w:r>
+        <w:rPr>
+          <w:rFonts w:ascii="Courier New" w:eastAsia="Times New Roman" w:hAnsi="Courier New" w:cs="Courier New"/>
+          <w:color w:val="86DBFD"/>
+          <w:sz w:val="18"/>
+          <w:szCs w:val="18"/>
+          <w:lang w:val="en-US" w:eastAsia="ru-RU"/>
+        </w:rPr>
+        <w:t>15</w:t>
+      </w:r>
+      <w:r>
+        <w:rPr>
+          <w:rFonts w:ascii="Courier New" w:eastAsia="Times New Roman" w:hAnsi="Courier New" w:cs="Courier New"/>
+          <w:color w:val="F8F8F2"/>
+          <w:sz w:val="18"/>
+          <w:szCs w:val="18"/>
+          <w:lang w:val="en-US" w:eastAsia="ru-RU"/>
+        </w:rPr>
+        <w:t>)</w:t>
+      </w:r>
+      <w:r>
+        <w:rPr>
+          <w:rFonts w:ascii="Courier New" w:eastAsia="Times New Roman" w:hAnsi="Courier New" w:cs="Courier New"/>
+          <w:color w:val="60A498"/>
+          <w:sz w:val="18"/>
+          <w:szCs w:val="18"/>
+          <w:lang w:val="en-US" w:eastAsia="ru-RU"/>
+        </w:rPr>
+        <w:t>,</w:t>
+      </w:r>
+      <w:r>
+        <w:rPr>
+          <w:rFonts w:ascii="Courier New" w:eastAsia="Times New Roman" w:hAnsi="Courier New" w:cs="Courier New"/>
+          <w:color w:val="60A498"/>
+          <w:sz w:val="18"/>
+          <w:szCs w:val="18"/>
+          <w:lang w:val="en-US" w:eastAsia="ru-RU"/>
+        </w:rPr>
+        <w:br/>
+        <w:t xml:space="preserve">            </w:t>
+      </w:r>
+      <w:r>
+        <w:rPr>
+          <w:rFonts w:ascii="Courier New" w:eastAsia="Times New Roman" w:hAnsi="Courier New" w:cs="Courier New"/>
+          <w:i/>
+          <w:iCs/>
+          <w:color w:val="95C8FA"/>
+          <w:sz w:val="18"/>
+          <w:szCs w:val="18"/>
+          <w:lang w:val="en-US" w:eastAsia="ru-RU"/>
+        </w:rPr>
+        <w:t>round</w:t>
+      </w:r>
+      <w:r>
+        <w:rPr>
+          <w:rFonts w:ascii="Courier New" w:eastAsia="Times New Roman" w:hAnsi="Courier New" w:cs="Courier New"/>
+          <w:color w:val="F8F8F2"/>
+          <w:sz w:val="18"/>
+          <w:szCs w:val="18"/>
+          <w:lang w:val="en-US" w:eastAsia="ru-RU"/>
+        </w:rPr>
+        <w:t>(</w:t>
+      </w:r>
+      <w:proofErr w:type="spellStart"/>
+      <w:r>
+        <w:rPr>
+          <w:rFonts w:ascii="Courier New" w:eastAsia="Times New Roman" w:hAnsi="Courier New" w:cs="Courier New"/>
+          <w:color w:val="F8F8F2"/>
+          <w:sz w:val="18"/>
+          <w:szCs w:val="18"/>
+          <w:lang w:val="en-US" w:eastAsia="ru-RU"/>
+        </w:rPr>
+        <w:t>random.</w:t>
+      </w:r>
+      <w:r>
+        <w:rPr>
+          <w:rFonts w:ascii="Courier New" w:eastAsia="Times New Roman" w:hAnsi="Courier New" w:cs="Courier New"/>
+          <w:color w:val="FF9CEA"/>
+          <w:sz w:val="18"/>
+          <w:szCs w:val="18"/>
+          <w:lang w:val="en-US" w:eastAsia="ru-RU"/>
+        </w:rPr>
+        <w:t>uniform</w:t>
+      </w:r>
+      <w:proofErr w:type="spellEnd"/>
+      <w:r>
+        <w:rPr>
+          <w:rFonts w:ascii="Courier New" w:eastAsia="Times New Roman" w:hAnsi="Courier New" w:cs="Courier New"/>
+          <w:color w:val="F8F8F2"/>
+          <w:sz w:val="18"/>
+          <w:szCs w:val="18"/>
+          <w:lang w:val="en-US" w:eastAsia="ru-RU"/>
+        </w:rPr>
+        <w:t>(</w:t>
+      </w:r>
+      <w:r>
+        <w:rPr>
+          <w:rFonts w:ascii="Courier New" w:eastAsia="Times New Roman" w:hAnsi="Courier New" w:cs="Courier New"/>
+          <w:color w:val="86DBFD"/>
+          <w:sz w:val="18"/>
+          <w:szCs w:val="18"/>
+          <w:lang w:val="en-US" w:eastAsia="ru-RU"/>
+        </w:rPr>
+        <w:t>1.0</w:t>
+      </w:r>
+      <w:r>
+        <w:rPr>
+          <w:rFonts w:ascii="Courier New" w:eastAsia="Times New Roman" w:hAnsi="Courier New" w:cs="Courier New"/>
+          <w:color w:val="60A498"/>
+          <w:sz w:val="18"/>
+          <w:szCs w:val="18"/>
+          <w:lang w:val="en-US" w:eastAsia="ru-RU"/>
+        </w:rPr>
+        <w:t xml:space="preserve">, </w:t>
+      </w:r>
+      <w:r>
+        <w:rPr>
+          <w:rFonts w:ascii="Courier New" w:eastAsia="Times New Roman" w:hAnsi="Courier New" w:cs="Courier New"/>
+          <w:color w:val="86DBFD"/>
+          <w:sz w:val="18"/>
+          <w:szCs w:val="18"/>
+          <w:lang w:val="en-US" w:eastAsia="ru-RU"/>
+        </w:rPr>
+        <w:t>40.0</w:t>
+      </w:r>
+      <w:r>
+        <w:rPr>
+          <w:rFonts w:ascii="Courier New" w:eastAsia="Times New Roman" w:hAnsi="Courier New" w:cs="Courier New"/>
+          <w:color w:val="F8F8F2"/>
+          <w:sz w:val="18"/>
+          <w:szCs w:val="18"/>
+          <w:lang w:val="en-US" w:eastAsia="ru-RU"/>
+        </w:rPr>
+        <w:t>)</w:t>
+      </w:r>
+      <w:r>
+        <w:rPr>
+          <w:rFonts w:ascii="Courier New" w:eastAsia="Times New Roman" w:hAnsi="Courier New" w:cs="Courier New"/>
+          <w:color w:val="60A498"/>
+          <w:sz w:val="18"/>
+          <w:szCs w:val="18"/>
+          <w:lang w:val="en-US" w:eastAsia="ru-RU"/>
+        </w:rPr>
+        <w:t xml:space="preserve">, </w:t>
+      </w:r>
+      <w:r>
+        <w:rPr>
+          <w:rFonts w:ascii="Courier New" w:eastAsia="Times New Roman" w:hAnsi="Courier New" w:cs="Courier New"/>
+          <w:color w:val="86DBFD"/>
+          <w:sz w:val="18"/>
+          <w:szCs w:val="18"/>
+          <w:lang w:val="en-US" w:eastAsia="ru-RU"/>
+        </w:rPr>
+        <w:t>2</w:t>
+      </w:r>
+      <w:r>
+        <w:rPr>
+          <w:rFonts w:ascii="Courier New" w:eastAsia="Times New Roman" w:hAnsi="Courier New" w:cs="Courier New"/>
+          <w:color w:val="F8F8F2"/>
+          <w:sz w:val="18"/>
+          <w:szCs w:val="18"/>
+          <w:lang w:val="en-US" w:eastAsia="ru-RU"/>
+        </w:rPr>
+        <w:t>)</w:t>
+      </w:r>
+      <w:r>
+        <w:rPr>
+          <w:rFonts w:ascii="Courier New" w:eastAsia="Times New Roman" w:hAnsi="Courier New" w:cs="Courier New"/>
+          <w:color w:val="F8F8F2"/>
+          <w:sz w:val="18"/>
+          <w:szCs w:val="18"/>
+          <w:lang w:val="en-US" w:eastAsia="ru-RU"/>
+        </w:rPr>
+        <w:br/>
+        <w:t xml:space="preserve">        )</w:t>
+      </w:r>
+      <w:r>
+        <w:rPr>
+          <w:rFonts w:ascii="Courier New" w:eastAsia="Times New Roman" w:hAnsi="Courier New" w:cs="Courier New"/>
+          <w:color w:val="F8F8F2"/>
+          <w:sz w:val="18"/>
+          <w:szCs w:val="18"/>
+          <w:lang w:val="en-US" w:eastAsia="ru-RU"/>
+        </w:rPr>
+        <w:br/>
+        <w:t xml:space="preserve">    )</w:t>
+      </w:r>
+      <w:r>
+        <w:rPr>
+          <w:rFonts w:ascii="Courier New" w:eastAsia="Times New Roman" w:hAnsi="Courier New" w:cs="Courier New"/>
+          <w:color w:val="F8F8F2"/>
+          <w:sz w:val="18"/>
+          <w:szCs w:val="18"/>
+          <w:lang w:val="en-US" w:eastAsia="ru-RU"/>
+        </w:rPr>
+        <w:br/>
+      </w:r>
+      <w:r>
+        <w:rPr>
+          <w:rFonts w:ascii="Courier New" w:eastAsia="Times New Roman" w:hAnsi="Courier New" w:cs="Courier New"/>
+          <w:color w:val="F8F8F2"/>
+          <w:sz w:val="18"/>
+          <w:szCs w:val="18"/>
+          <w:lang w:val="en-US" w:eastAsia="ru-RU"/>
+        </w:rPr>
+        <w:br/>
+      </w:r>
+      <w:r>
+        <w:rPr>
+          <w:rFonts w:ascii="Courier New" w:eastAsia="Times New Roman" w:hAnsi="Courier New" w:cs="Courier New"/>
+          <w:i/>
+          <w:iCs/>
+          <w:color w:val="67807B"/>
+          <w:sz w:val="18"/>
+          <w:szCs w:val="18"/>
+          <w:lang w:val="en-US" w:eastAsia="ru-RU"/>
+        </w:rPr>
+        <w:t xml:space="preserve"># </w:t>
+      </w:r>
+      <w:r>
+        <w:rPr>
+          <w:rFonts w:ascii="Courier New" w:eastAsia="Times New Roman" w:hAnsi="Courier New" w:cs="Courier New"/>
+          <w:i/>
+          <w:iCs/>
+          <w:color w:val="67807B"/>
+          <w:sz w:val="18"/>
+          <w:szCs w:val="18"/>
+          <w:lang w:eastAsia="ru-RU"/>
+        </w:rPr>
+        <w:t>Генерация</w:t>
+      </w:r>
+      <w:r>
+        <w:rPr>
+          <w:rFonts w:ascii="Courier New" w:eastAsia="Times New Roman" w:hAnsi="Courier New" w:cs="Courier New"/>
+          <w:i/>
+          <w:iCs/>
+          <w:color w:val="67807B"/>
+          <w:sz w:val="18"/>
+          <w:szCs w:val="18"/>
+          <w:lang w:val="en-US" w:eastAsia="ru-RU"/>
+        </w:rPr>
+        <w:t xml:space="preserve"> </w:t>
+      </w:r>
+      <w:r>
+        <w:rPr>
+          <w:rFonts w:ascii="Courier New" w:eastAsia="Times New Roman" w:hAnsi="Courier New" w:cs="Courier New"/>
+          <w:i/>
+          <w:iCs/>
+          <w:color w:val="67807B"/>
+          <w:sz w:val="18"/>
+          <w:szCs w:val="18"/>
+          <w:lang w:eastAsia="ru-RU"/>
+        </w:rPr>
+        <w:t>визитов</w:t>
+      </w:r>
+      <w:r>
+        <w:rPr>
+          <w:rFonts w:ascii="Courier New" w:eastAsia="Times New Roman" w:hAnsi="Courier New" w:cs="Courier New"/>
+          <w:i/>
+          <w:iCs/>
+          <w:color w:val="67807B"/>
+          <w:sz w:val="18"/>
+          <w:szCs w:val="18"/>
+          <w:lang w:val="en-US" w:eastAsia="ru-RU"/>
+        </w:rPr>
+        <w:br/>
+      </w:r>
+      <w:r>
+        <w:rPr>
+          <w:rFonts w:ascii="Courier New" w:eastAsia="Times New Roman" w:hAnsi="Courier New" w:cs="Courier New"/>
+          <w:color w:val="7BF8E1"/>
+          <w:sz w:val="18"/>
+          <w:szCs w:val="18"/>
+          <w:lang w:val="en-US" w:eastAsia="ru-RU"/>
+        </w:rPr>
+        <w:t xml:space="preserve">for </w:t>
+      </w:r>
+      <w:proofErr w:type="spellStart"/>
+      <w:r>
+        <w:rPr>
+          <w:rFonts w:ascii="Courier New" w:eastAsia="Times New Roman" w:hAnsi="Courier New" w:cs="Courier New"/>
+          <w:color w:val="F8F8F2"/>
+          <w:sz w:val="18"/>
+          <w:szCs w:val="18"/>
+          <w:lang w:val="en-US" w:eastAsia="ru-RU"/>
+        </w:rPr>
+        <w:t>i</w:t>
+      </w:r>
+      <w:proofErr w:type="spellEnd"/>
+      <w:r>
+        <w:rPr>
+          <w:rFonts w:ascii="Courier New" w:eastAsia="Times New Roman" w:hAnsi="Courier New" w:cs="Courier New"/>
+          <w:color w:val="F8F8F2"/>
+          <w:sz w:val="18"/>
+          <w:szCs w:val="18"/>
+          <w:lang w:val="en-US" w:eastAsia="ru-RU"/>
+        </w:rPr>
+        <w:t xml:space="preserve"> </w:t>
+      </w:r>
+      <w:r>
+        <w:rPr>
+          <w:rFonts w:ascii="Courier New" w:eastAsia="Times New Roman" w:hAnsi="Courier New" w:cs="Courier New"/>
+          <w:color w:val="7BF8E1"/>
+          <w:sz w:val="18"/>
+          <w:szCs w:val="18"/>
+          <w:lang w:val="en-US" w:eastAsia="ru-RU"/>
+        </w:rPr>
+        <w:t xml:space="preserve">in </w:t>
+      </w:r>
+      <w:r>
+        <w:rPr>
+          <w:rFonts w:ascii="Courier New" w:eastAsia="Times New Roman" w:hAnsi="Courier New" w:cs="Courier New"/>
+          <w:i/>
+          <w:iCs/>
+          <w:color w:val="95C8FA"/>
+          <w:sz w:val="18"/>
+          <w:szCs w:val="18"/>
+          <w:lang w:val="en-US" w:eastAsia="ru-RU"/>
+        </w:rPr>
+        <w:t>range</w:t>
+      </w:r>
+      <w:r>
+        <w:rPr>
+          <w:rFonts w:ascii="Courier New" w:eastAsia="Times New Roman" w:hAnsi="Courier New" w:cs="Courier New"/>
+          <w:color w:val="F8F8F2"/>
+          <w:sz w:val="18"/>
+          <w:szCs w:val="18"/>
+          <w:lang w:val="en-US" w:eastAsia="ru-RU"/>
+        </w:rPr>
+        <w:t>(</w:t>
+      </w:r>
+      <w:r>
+        <w:rPr>
+          <w:rFonts w:ascii="Courier New" w:eastAsia="Times New Roman" w:hAnsi="Courier New" w:cs="Courier New"/>
+          <w:color w:val="86DBFD"/>
+          <w:sz w:val="18"/>
+          <w:szCs w:val="18"/>
+          <w:lang w:val="en-US" w:eastAsia="ru-RU"/>
+        </w:rPr>
+        <w:t>100</w:t>
+      </w:r>
+      <w:r>
+        <w:rPr>
+          <w:rFonts w:ascii="Courier New" w:eastAsia="Times New Roman" w:hAnsi="Courier New" w:cs="Courier New"/>
+          <w:color w:val="F8F8F2"/>
+          <w:sz w:val="18"/>
+          <w:szCs w:val="18"/>
+          <w:lang w:val="en-US" w:eastAsia="ru-RU"/>
+        </w:rPr>
+        <w:t>)</w:t>
+      </w:r>
+      <w:r>
+        <w:rPr>
+          <w:rFonts w:ascii="Courier New" w:eastAsia="Times New Roman" w:hAnsi="Courier New" w:cs="Courier New"/>
+          <w:color w:val="60A498"/>
+          <w:sz w:val="18"/>
+          <w:szCs w:val="18"/>
+          <w:lang w:val="en-US" w:eastAsia="ru-RU"/>
+        </w:rPr>
+        <w:t>:</w:t>
+      </w:r>
+      <w:r>
+        <w:rPr>
+          <w:rFonts w:ascii="Courier New" w:eastAsia="Times New Roman" w:hAnsi="Courier New" w:cs="Courier New"/>
+          <w:color w:val="60A498"/>
+          <w:sz w:val="18"/>
+          <w:szCs w:val="18"/>
+          <w:lang w:val="en-US" w:eastAsia="ru-RU"/>
+        </w:rPr>
+        <w:br/>
+        <w:t xml:space="preserve">    </w:t>
+      </w:r>
+      <w:proofErr w:type="spellStart"/>
+      <w:r>
+        <w:rPr>
+          <w:rFonts w:ascii="Courier New" w:eastAsia="Times New Roman" w:hAnsi="Courier New" w:cs="Courier New"/>
+          <w:color w:val="F8F8F2"/>
+          <w:sz w:val="18"/>
+          <w:szCs w:val="18"/>
+          <w:lang w:val="en-US" w:eastAsia="ru-RU"/>
+        </w:rPr>
+        <w:t>cur.</w:t>
+      </w:r>
+      <w:r>
+        <w:rPr>
+          <w:rFonts w:ascii="Courier New" w:eastAsia="Times New Roman" w:hAnsi="Courier New" w:cs="Courier New"/>
+          <w:color w:val="FF9CEA"/>
+          <w:sz w:val="18"/>
+          <w:szCs w:val="18"/>
+          <w:lang w:val="en-US" w:eastAsia="ru-RU"/>
+        </w:rPr>
+        <w:t>execute</w:t>
+      </w:r>
+      <w:proofErr w:type="spellEnd"/>
+      <w:r>
+        <w:rPr>
+          <w:rFonts w:ascii="Courier New" w:eastAsia="Times New Roman" w:hAnsi="Courier New" w:cs="Courier New"/>
+          <w:color w:val="F8F8F2"/>
+          <w:sz w:val="18"/>
+          <w:szCs w:val="18"/>
+          <w:lang w:val="en-US" w:eastAsia="ru-RU"/>
+        </w:rPr>
+        <w:t>(</w:t>
+      </w:r>
+      <w:r>
+        <w:rPr>
+          <w:rFonts w:ascii="Courier New" w:eastAsia="Times New Roman" w:hAnsi="Courier New" w:cs="Courier New"/>
+          <w:color w:val="F8F8F2"/>
+          <w:sz w:val="18"/>
+          <w:szCs w:val="18"/>
+          <w:lang w:val="en-US" w:eastAsia="ru-RU"/>
+        </w:rPr>
+        <w:br/>
+        <w:t xml:space="preserve">        </w:t>
+      </w:r>
+      <w:r>
+        <w:rPr>
+          <w:rFonts w:ascii="Courier New" w:eastAsia="Times New Roman" w:hAnsi="Courier New" w:cs="Courier New"/>
+          <w:color w:val="B5F6BA"/>
+          <w:sz w:val="18"/>
+          <w:szCs w:val="18"/>
+          <w:lang w:val="en-US" w:eastAsia="ru-RU"/>
+        </w:rPr>
+        <w:t>"""INSERT INTO Visit (</w:t>
+      </w:r>
+      <w:proofErr w:type="spellStart"/>
+      <w:r>
+        <w:rPr>
+          <w:rFonts w:ascii="Courier New" w:eastAsia="Times New Roman" w:hAnsi="Courier New" w:cs="Courier New"/>
+          <w:color w:val="B5F6BA"/>
+          <w:sz w:val="18"/>
+          <w:szCs w:val="18"/>
+          <w:lang w:val="en-US" w:eastAsia="ru-RU"/>
+        </w:rPr>
+        <w:t>doctor_id</w:t>
+      </w:r>
+      <w:proofErr w:type="spellEnd"/>
+      <w:r>
+        <w:rPr>
+          <w:rFonts w:ascii="Courier New" w:eastAsia="Times New Roman" w:hAnsi="Courier New" w:cs="Courier New"/>
+          <w:color w:val="B5F6BA"/>
+          <w:sz w:val="18"/>
+          <w:szCs w:val="18"/>
+          <w:lang w:val="en-US" w:eastAsia="ru-RU"/>
+        </w:rPr>
+        <w:t xml:space="preserve">, </w:t>
+      </w:r>
+      <w:proofErr w:type="spellStart"/>
+      <w:r>
+        <w:rPr>
+          <w:rFonts w:ascii="Courier New" w:eastAsia="Times New Roman" w:hAnsi="Courier New" w:cs="Courier New"/>
+          <w:color w:val="B5F6BA"/>
+          <w:sz w:val="18"/>
+          <w:szCs w:val="18"/>
+          <w:lang w:val="en-US" w:eastAsia="ru-RU"/>
+        </w:rPr>
+        <w:t>pet_id</w:t>
+      </w:r>
+      <w:proofErr w:type="spellEnd"/>
+      <w:r>
+        <w:rPr>
+          <w:rFonts w:ascii="Courier New" w:eastAsia="Times New Roman" w:hAnsi="Courier New" w:cs="Courier New"/>
+          <w:color w:val="B5F6BA"/>
+          <w:sz w:val="18"/>
+          <w:szCs w:val="18"/>
+          <w:lang w:val="en-US" w:eastAsia="ru-RU"/>
+        </w:rPr>
+        <w:t xml:space="preserve">, </w:t>
+      </w:r>
+      <w:proofErr w:type="spellStart"/>
+      <w:r>
+        <w:rPr>
+          <w:rFonts w:ascii="Courier New" w:eastAsia="Times New Roman" w:hAnsi="Courier New" w:cs="Courier New"/>
+          <w:color w:val="B5F6BA"/>
+          <w:sz w:val="18"/>
+          <w:szCs w:val="18"/>
+          <w:lang w:val="en-US" w:eastAsia="ru-RU"/>
+        </w:rPr>
+        <w:t>visit_date</w:t>
+      </w:r>
+      <w:proofErr w:type="spellEnd"/>
+      <w:r>
+        <w:rPr>
+          <w:rFonts w:ascii="Courier New" w:eastAsia="Times New Roman" w:hAnsi="Courier New" w:cs="Courier New"/>
+          <w:color w:val="B5F6BA"/>
+          <w:sz w:val="18"/>
+          <w:szCs w:val="18"/>
+          <w:lang w:val="en-US" w:eastAsia="ru-RU"/>
+        </w:rPr>
+        <w:t>, status)</w:t>
+      </w:r>
+      <w:r>
+        <w:rPr>
+          <w:rFonts w:ascii="Courier New" w:eastAsia="Times New Roman" w:hAnsi="Courier New" w:cs="Courier New"/>
+          <w:color w:val="B5F6BA"/>
+          <w:sz w:val="18"/>
+          <w:szCs w:val="18"/>
+          <w:lang w:val="en-US" w:eastAsia="ru-RU"/>
+        </w:rPr>
+        <w:br/>
+        <w:t xml:space="preserve">           VALUES (%</w:t>
+      </w:r>
+      <w:proofErr w:type="spellStart"/>
+      <w:r>
+        <w:rPr>
+          <w:rFonts w:ascii="Courier New" w:eastAsia="Times New Roman" w:hAnsi="Courier New" w:cs="Courier New"/>
+          <w:color w:val="B5F6BA"/>
+          <w:sz w:val="18"/>
+          <w:szCs w:val="18"/>
+          <w:lang w:val="en-US" w:eastAsia="ru-RU"/>
+        </w:rPr>
+        <w:t>s,%s,%s,%s</w:t>
+      </w:r>
+      <w:proofErr w:type="spellEnd"/>
+      <w:r>
+        <w:rPr>
+          <w:rFonts w:ascii="Courier New" w:eastAsia="Times New Roman" w:hAnsi="Courier New" w:cs="Courier New"/>
+          <w:color w:val="B5F6BA"/>
+          <w:sz w:val="18"/>
+          <w:szCs w:val="18"/>
+          <w:lang w:val="en-US" w:eastAsia="ru-RU"/>
+        </w:rPr>
+        <w:t>)"""</w:t>
+      </w:r>
+      <w:r>
+        <w:rPr>
+          <w:rFonts w:ascii="Courier New" w:eastAsia="Times New Roman" w:hAnsi="Courier New" w:cs="Courier New"/>
+          <w:color w:val="60A498"/>
+          <w:sz w:val="18"/>
+          <w:szCs w:val="18"/>
+          <w:lang w:val="en-US" w:eastAsia="ru-RU"/>
+        </w:rPr>
+        <w:t>,</w:t>
+      </w:r>
+      <w:r>
+        <w:rPr>
+          <w:rFonts w:ascii="Courier New" w:eastAsia="Times New Roman" w:hAnsi="Courier New" w:cs="Courier New"/>
+          <w:color w:val="60A498"/>
+          <w:sz w:val="18"/>
+          <w:szCs w:val="18"/>
+          <w:lang w:val="en-US" w:eastAsia="ru-RU"/>
+        </w:rPr>
+        <w:br/>
+        <w:t xml:space="preserve">        </w:t>
+      </w:r>
+      <w:r>
+        <w:rPr>
+          <w:rFonts w:ascii="Courier New" w:eastAsia="Times New Roman" w:hAnsi="Courier New" w:cs="Courier New"/>
+          <w:color w:val="F8F8F2"/>
+          <w:sz w:val="18"/>
+          <w:szCs w:val="18"/>
+          <w:lang w:val="en-US" w:eastAsia="ru-RU"/>
+        </w:rPr>
+        <w:t>(</w:t>
+      </w:r>
+      <w:r>
+        <w:rPr>
+          <w:rFonts w:ascii="Courier New" w:eastAsia="Times New Roman" w:hAnsi="Courier New" w:cs="Courier New"/>
+          <w:color w:val="F8F8F2"/>
+          <w:sz w:val="18"/>
+          <w:szCs w:val="18"/>
+          <w:lang w:val="en-US" w:eastAsia="ru-RU"/>
+        </w:rPr>
+        <w:br/>
+        <w:t xml:space="preserve">            </w:t>
+      </w:r>
+      <w:r>
+        <w:rPr>
+          <w:rFonts w:ascii="Courier New" w:eastAsia="Times New Roman" w:hAnsi="Courier New" w:cs="Courier New"/>
+          <w:color w:val="86DBFD"/>
+          <w:sz w:val="18"/>
+          <w:szCs w:val="18"/>
+          <w:lang w:val="en-US" w:eastAsia="ru-RU"/>
+        </w:rPr>
+        <w:t>1</w:t>
+      </w:r>
+      <w:r>
+        <w:rPr>
+          <w:rFonts w:ascii="Courier New" w:eastAsia="Times New Roman" w:hAnsi="Courier New" w:cs="Courier New"/>
+          <w:color w:val="60A498"/>
+          <w:sz w:val="18"/>
+          <w:szCs w:val="18"/>
+          <w:lang w:val="en-US" w:eastAsia="ru-RU"/>
+        </w:rPr>
+        <w:t>,</w:t>
+      </w:r>
+      <w:r>
+        <w:rPr>
+          <w:rFonts w:ascii="Courier New" w:eastAsia="Times New Roman" w:hAnsi="Courier New" w:cs="Courier New"/>
+          <w:color w:val="60A498"/>
+          <w:sz w:val="18"/>
+          <w:szCs w:val="18"/>
+          <w:lang w:val="en-US" w:eastAsia="ru-RU"/>
+        </w:rPr>
+        <w:br/>
+        <w:t xml:space="preserve">            </w:t>
+      </w:r>
+      <w:proofErr w:type="spellStart"/>
+      <w:proofErr w:type="gramStart"/>
+      <w:r>
+        <w:rPr>
+          <w:rFonts w:ascii="Courier New" w:eastAsia="Times New Roman" w:hAnsi="Courier New" w:cs="Courier New"/>
+          <w:color w:val="F8F8F2"/>
+          <w:sz w:val="18"/>
+          <w:szCs w:val="18"/>
+          <w:lang w:val="en-US" w:eastAsia="ru-RU"/>
+        </w:rPr>
+        <w:t>random.</w:t>
+      </w:r>
+      <w:r>
+        <w:rPr>
+          <w:rFonts w:ascii="Courier New" w:eastAsia="Times New Roman" w:hAnsi="Courier New" w:cs="Courier New"/>
+          <w:color w:val="FF9CEA"/>
+          <w:sz w:val="18"/>
+          <w:szCs w:val="18"/>
+          <w:lang w:val="en-US" w:eastAsia="ru-RU"/>
+        </w:rPr>
+        <w:t>randint</w:t>
+      </w:r>
+      <w:proofErr w:type="spellEnd"/>
+      <w:proofErr w:type="gramEnd"/>
+      <w:r>
+        <w:rPr>
+          <w:rFonts w:ascii="Courier New" w:eastAsia="Times New Roman" w:hAnsi="Courier New" w:cs="Courier New"/>
+          <w:color w:val="F8F8F2"/>
+          <w:sz w:val="18"/>
+          <w:szCs w:val="18"/>
+          <w:lang w:val="en-US" w:eastAsia="ru-RU"/>
+        </w:rPr>
+        <w:t>(</w:t>
+      </w:r>
+      <w:r>
+        <w:rPr>
+          <w:rFonts w:ascii="Courier New" w:eastAsia="Times New Roman" w:hAnsi="Courier New" w:cs="Courier New"/>
+          <w:color w:val="86DBFD"/>
+          <w:sz w:val="18"/>
+          <w:szCs w:val="18"/>
+          <w:lang w:val="en-US" w:eastAsia="ru-RU"/>
+        </w:rPr>
+        <w:t>1</w:t>
+      </w:r>
+      <w:r>
+        <w:rPr>
+          <w:rFonts w:ascii="Courier New" w:eastAsia="Times New Roman" w:hAnsi="Courier New" w:cs="Courier New"/>
+          <w:color w:val="60A498"/>
+          <w:sz w:val="18"/>
+          <w:szCs w:val="18"/>
+          <w:lang w:val="en-US" w:eastAsia="ru-RU"/>
+        </w:rPr>
+        <w:t xml:space="preserve">, </w:t>
+      </w:r>
+      <w:r>
+        <w:rPr>
+          <w:rFonts w:ascii="Courier New" w:eastAsia="Times New Roman" w:hAnsi="Courier New" w:cs="Courier New"/>
+          <w:color w:val="86DBFD"/>
+          <w:sz w:val="18"/>
+          <w:szCs w:val="18"/>
+          <w:lang w:val="en-US" w:eastAsia="ru-RU"/>
+        </w:rPr>
+        <w:t>100</w:t>
+      </w:r>
+      <w:r>
+        <w:rPr>
+          <w:rFonts w:ascii="Courier New" w:eastAsia="Times New Roman" w:hAnsi="Courier New" w:cs="Courier New"/>
+          <w:color w:val="F8F8F2"/>
+          <w:sz w:val="18"/>
+          <w:szCs w:val="18"/>
+          <w:lang w:val="en-US" w:eastAsia="ru-RU"/>
+        </w:rPr>
+        <w:t>)</w:t>
+      </w:r>
+      <w:r>
+        <w:rPr>
+          <w:rFonts w:ascii="Courier New" w:eastAsia="Times New Roman" w:hAnsi="Courier New" w:cs="Courier New"/>
+          <w:color w:val="60A498"/>
+          <w:sz w:val="18"/>
+          <w:szCs w:val="18"/>
+          <w:lang w:val="en-US" w:eastAsia="ru-RU"/>
+        </w:rPr>
+        <w:t>,</w:t>
+      </w:r>
+      <w:r>
+        <w:rPr>
+          <w:rFonts w:ascii="Courier New" w:eastAsia="Times New Roman" w:hAnsi="Courier New" w:cs="Courier New"/>
+          <w:color w:val="60A498"/>
+          <w:sz w:val="18"/>
+          <w:szCs w:val="18"/>
+          <w:lang w:val="en-US" w:eastAsia="ru-RU"/>
+        </w:rPr>
+        <w:br/>
+        <w:t xml:space="preserve">            </w:t>
+      </w:r>
+      <w:proofErr w:type="spellStart"/>
+      <w:r>
+        <w:rPr>
+          <w:rFonts w:ascii="Courier New" w:eastAsia="Times New Roman" w:hAnsi="Courier New" w:cs="Courier New"/>
+          <w:color w:val="F8F8F2"/>
+          <w:sz w:val="18"/>
+          <w:szCs w:val="18"/>
+          <w:lang w:val="en-US" w:eastAsia="ru-RU"/>
+        </w:rPr>
+        <w:t>datetime.</w:t>
+      </w:r>
+      <w:r>
+        <w:rPr>
+          <w:rFonts w:ascii="Courier New" w:eastAsia="Times New Roman" w:hAnsi="Courier New" w:cs="Courier New"/>
+          <w:color w:val="FF9CEA"/>
+          <w:sz w:val="18"/>
+          <w:szCs w:val="18"/>
+          <w:lang w:val="en-US" w:eastAsia="ru-RU"/>
+        </w:rPr>
+        <w:t>now</w:t>
+      </w:r>
+      <w:proofErr w:type="spellEnd"/>
+      <w:r>
+        <w:rPr>
+          <w:rFonts w:ascii="Courier New" w:eastAsia="Times New Roman" w:hAnsi="Courier New" w:cs="Courier New"/>
+          <w:color w:val="F8F8F2"/>
+          <w:sz w:val="18"/>
+          <w:szCs w:val="18"/>
+          <w:lang w:val="en-US" w:eastAsia="ru-RU"/>
+        </w:rPr>
+        <w:t xml:space="preserve">() </w:t>
+      </w:r>
+      <w:r>
+        <w:rPr>
+          <w:rFonts w:ascii="Courier New" w:eastAsia="Times New Roman" w:hAnsi="Courier New" w:cs="Courier New"/>
+          <w:color w:val="60A498"/>
+          <w:sz w:val="18"/>
+          <w:szCs w:val="18"/>
+          <w:lang w:val="en-US" w:eastAsia="ru-RU"/>
+        </w:rPr>
+        <w:t xml:space="preserve">- </w:t>
+      </w:r>
+      <w:proofErr w:type="spellStart"/>
+      <w:r>
+        <w:rPr>
+          <w:rFonts w:ascii="Courier New" w:eastAsia="Times New Roman" w:hAnsi="Courier New" w:cs="Courier New"/>
+          <w:color w:val="FF9CEA"/>
+          <w:sz w:val="18"/>
+          <w:szCs w:val="18"/>
+          <w:lang w:val="en-US" w:eastAsia="ru-RU"/>
+        </w:rPr>
+        <w:t>timedelta</w:t>
+      </w:r>
+      <w:proofErr w:type="spellEnd"/>
+      <w:r>
+        <w:rPr>
+          <w:rFonts w:ascii="Courier New" w:eastAsia="Times New Roman" w:hAnsi="Courier New" w:cs="Courier New"/>
+          <w:color w:val="F8F8F2"/>
+          <w:sz w:val="18"/>
+          <w:szCs w:val="18"/>
+          <w:lang w:val="en-US" w:eastAsia="ru-RU"/>
+        </w:rPr>
+        <w:t>(</w:t>
+      </w:r>
+      <w:r>
+        <w:rPr>
+          <w:rFonts w:ascii="Courier New" w:eastAsia="Times New Roman" w:hAnsi="Courier New" w:cs="Courier New"/>
+          <w:color w:val="B5F6BA"/>
+          <w:sz w:val="18"/>
+          <w:szCs w:val="18"/>
+          <w:lang w:val="en-US" w:eastAsia="ru-RU"/>
+        </w:rPr>
+        <w:t>days</w:t>
+      </w:r>
+      <w:r>
+        <w:rPr>
+          <w:rFonts w:ascii="Courier New" w:eastAsia="Times New Roman" w:hAnsi="Courier New" w:cs="Courier New"/>
+          <w:color w:val="60A498"/>
+          <w:sz w:val="18"/>
+          <w:szCs w:val="18"/>
+          <w:lang w:val="en-US" w:eastAsia="ru-RU"/>
+        </w:rPr>
+        <w:t>=</w:t>
+      </w:r>
+      <w:proofErr w:type="spellStart"/>
+      <w:r>
+        <w:rPr>
+          <w:rFonts w:ascii="Courier New" w:eastAsia="Times New Roman" w:hAnsi="Courier New" w:cs="Courier New"/>
+          <w:color w:val="F8F8F2"/>
+          <w:sz w:val="18"/>
+          <w:szCs w:val="18"/>
+          <w:lang w:val="en-US" w:eastAsia="ru-RU"/>
+        </w:rPr>
+        <w:t>random.</w:t>
+      </w:r>
+      <w:r>
+        <w:rPr>
+          <w:rFonts w:ascii="Courier New" w:eastAsia="Times New Roman" w:hAnsi="Courier New" w:cs="Courier New"/>
+          <w:color w:val="FF9CEA"/>
+          <w:sz w:val="18"/>
+          <w:szCs w:val="18"/>
+          <w:lang w:val="en-US" w:eastAsia="ru-RU"/>
+        </w:rPr>
+        <w:t>randint</w:t>
+      </w:r>
+      <w:proofErr w:type="spellEnd"/>
+      <w:r>
+        <w:rPr>
+          <w:rFonts w:ascii="Courier New" w:eastAsia="Times New Roman" w:hAnsi="Courier New" w:cs="Courier New"/>
+          <w:color w:val="F8F8F2"/>
+          <w:sz w:val="18"/>
+          <w:szCs w:val="18"/>
+          <w:lang w:val="en-US" w:eastAsia="ru-RU"/>
+        </w:rPr>
+        <w:t>(</w:t>
+      </w:r>
+      <w:r>
+        <w:rPr>
+          <w:rFonts w:ascii="Courier New" w:eastAsia="Times New Roman" w:hAnsi="Courier New" w:cs="Courier New"/>
+          <w:color w:val="86DBFD"/>
+          <w:sz w:val="18"/>
+          <w:szCs w:val="18"/>
+          <w:lang w:val="en-US" w:eastAsia="ru-RU"/>
+        </w:rPr>
+        <w:t>1</w:t>
+      </w:r>
+      <w:r>
+        <w:rPr>
+          <w:rFonts w:ascii="Courier New" w:eastAsia="Times New Roman" w:hAnsi="Courier New" w:cs="Courier New"/>
+          <w:color w:val="60A498"/>
+          <w:sz w:val="18"/>
+          <w:szCs w:val="18"/>
+          <w:lang w:val="en-US" w:eastAsia="ru-RU"/>
+        </w:rPr>
+        <w:t xml:space="preserve">, </w:t>
+      </w:r>
+      <w:r>
+        <w:rPr>
+          <w:rFonts w:ascii="Courier New" w:eastAsia="Times New Roman" w:hAnsi="Courier New" w:cs="Courier New"/>
+          <w:color w:val="86DBFD"/>
+          <w:sz w:val="18"/>
+          <w:szCs w:val="18"/>
+          <w:lang w:val="en-US" w:eastAsia="ru-RU"/>
+        </w:rPr>
+        <w:t>365</w:t>
+      </w:r>
+      <w:r>
+        <w:rPr>
+          <w:rFonts w:ascii="Courier New" w:eastAsia="Times New Roman" w:hAnsi="Courier New" w:cs="Courier New"/>
+          <w:color w:val="F8F8F2"/>
+          <w:sz w:val="18"/>
+          <w:szCs w:val="18"/>
+          <w:lang w:val="en-US" w:eastAsia="ru-RU"/>
+        </w:rPr>
+        <w:t>))</w:t>
+      </w:r>
+      <w:r>
+        <w:rPr>
+          <w:rFonts w:ascii="Courier New" w:eastAsia="Times New Roman" w:hAnsi="Courier New" w:cs="Courier New"/>
+          <w:color w:val="60A498"/>
+          <w:sz w:val="18"/>
+          <w:szCs w:val="18"/>
+          <w:lang w:val="en-US" w:eastAsia="ru-RU"/>
+        </w:rPr>
+        <w:t>,</w:t>
+      </w:r>
+      <w:r>
+        <w:rPr>
+          <w:rFonts w:ascii="Courier New" w:eastAsia="Times New Roman" w:hAnsi="Courier New" w:cs="Courier New"/>
+          <w:color w:val="60A498"/>
+          <w:sz w:val="18"/>
+          <w:szCs w:val="18"/>
+          <w:lang w:val="en-US" w:eastAsia="ru-RU"/>
+        </w:rPr>
+        <w:br/>
+        <w:t xml:space="preserve">            </w:t>
+      </w:r>
+      <w:proofErr w:type="spellStart"/>
+      <w:r>
+        <w:rPr>
+          <w:rFonts w:ascii="Courier New" w:eastAsia="Times New Roman" w:hAnsi="Courier New" w:cs="Courier New"/>
+          <w:color w:val="F8F8F2"/>
+          <w:sz w:val="18"/>
+          <w:szCs w:val="18"/>
+          <w:lang w:val="en-US" w:eastAsia="ru-RU"/>
+        </w:rPr>
+        <w:t>random.</w:t>
+      </w:r>
+      <w:r>
+        <w:rPr>
+          <w:rFonts w:ascii="Courier New" w:eastAsia="Times New Roman" w:hAnsi="Courier New" w:cs="Courier New"/>
+          <w:color w:val="FF9CEA"/>
+          <w:sz w:val="18"/>
+          <w:szCs w:val="18"/>
+          <w:lang w:val="en-US" w:eastAsia="ru-RU"/>
+        </w:rPr>
+        <w:t>choice</w:t>
+      </w:r>
+      <w:proofErr w:type="spellEnd"/>
+      <w:r>
+        <w:rPr>
+          <w:rFonts w:ascii="Courier New" w:eastAsia="Times New Roman" w:hAnsi="Courier New" w:cs="Courier New"/>
+          <w:color w:val="F8F8F2"/>
+          <w:sz w:val="18"/>
+          <w:szCs w:val="18"/>
+          <w:lang w:val="en-US" w:eastAsia="ru-RU"/>
+        </w:rPr>
+        <w:t>([</w:t>
+      </w:r>
+      <w:r>
+        <w:rPr>
+          <w:rFonts w:ascii="Courier New" w:eastAsia="Times New Roman" w:hAnsi="Courier New" w:cs="Courier New"/>
+          <w:color w:val="B5F6BA"/>
+          <w:sz w:val="18"/>
+          <w:szCs w:val="18"/>
+          <w:lang w:val="en-US" w:eastAsia="ru-RU"/>
+        </w:rPr>
+        <w:t>'</w:t>
+      </w:r>
+      <w:proofErr w:type="spellStart"/>
+      <w:r>
+        <w:rPr>
+          <w:rFonts w:ascii="Courier New" w:eastAsia="Times New Roman" w:hAnsi="Courier New" w:cs="Courier New"/>
+          <w:color w:val="B5F6BA"/>
+          <w:sz w:val="18"/>
+          <w:szCs w:val="18"/>
+          <w:lang w:val="en-US" w:eastAsia="ru-RU"/>
+        </w:rPr>
+        <w:t>scheduled'</w:t>
+      </w:r>
+      <w:r>
+        <w:rPr>
+          <w:rFonts w:ascii="Courier New" w:eastAsia="Times New Roman" w:hAnsi="Courier New" w:cs="Courier New"/>
+          <w:color w:val="60A498"/>
+          <w:sz w:val="18"/>
+          <w:szCs w:val="18"/>
+          <w:lang w:val="en-US" w:eastAsia="ru-RU"/>
+        </w:rPr>
+        <w:t>,</w:t>
+      </w:r>
+      <w:r>
+        <w:rPr>
+          <w:rFonts w:ascii="Courier New" w:eastAsia="Times New Roman" w:hAnsi="Courier New" w:cs="Courier New"/>
+          <w:color w:val="B5F6BA"/>
+          <w:sz w:val="18"/>
+          <w:szCs w:val="18"/>
+          <w:lang w:val="en-US" w:eastAsia="ru-RU"/>
+        </w:rPr>
+        <w:t>'completed'</w:t>
+      </w:r>
+      <w:r>
+        <w:rPr>
+          <w:rFonts w:ascii="Courier New" w:eastAsia="Times New Roman" w:hAnsi="Courier New" w:cs="Courier New"/>
+          <w:color w:val="60A498"/>
+          <w:sz w:val="18"/>
+          <w:szCs w:val="18"/>
+          <w:lang w:val="en-US" w:eastAsia="ru-RU"/>
+        </w:rPr>
+        <w:t>,</w:t>
+      </w:r>
+      <w:r>
+        <w:rPr>
+          <w:rFonts w:ascii="Courier New" w:eastAsia="Times New Roman" w:hAnsi="Courier New" w:cs="Courier New"/>
+          <w:color w:val="B5F6BA"/>
+          <w:sz w:val="18"/>
+          <w:szCs w:val="18"/>
+          <w:lang w:val="en-US" w:eastAsia="ru-RU"/>
+        </w:rPr>
+        <w:t>'cancelled</w:t>
+      </w:r>
+      <w:proofErr w:type="spellEnd"/>
+      <w:r>
+        <w:rPr>
+          <w:rFonts w:ascii="Courier New" w:eastAsia="Times New Roman" w:hAnsi="Courier New" w:cs="Courier New"/>
+          <w:color w:val="B5F6BA"/>
+          <w:sz w:val="18"/>
+          <w:szCs w:val="18"/>
+          <w:lang w:val="en-US" w:eastAsia="ru-RU"/>
+        </w:rPr>
+        <w:t>'</w:t>
+      </w:r>
+      <w:r>
+        <w:rPr>
+          <w:rFonts w:ascii="Courier New" w:eastAsia="Times New Roman" w:hAnsi="Courier New" w:cs="Courier New"/>
+          <w:color w:val="F8F8F2"/>
+          <w:sz w:val="18"/>
+          <w:szCs w:val="18"/>
+          <w:lang w:val="en-US" w:eastAsia="ru-RU"/>
+        </w:rPr>
+        <w:t>])</w:t>
+      </w:r>
+      <w:r>
+        <w:rPr>
+          <w:rFonts w:ascii="Courier New" w:eastAsia="Times New Roman" w:hAnsi="Courier New" w:cs="Courier New"/>
+          <w:color w:val="F8F8F2"/>
+          <w:sz w:val="18"/>
+          <w:szCs w:val="18"/>
+          <w:lang w:val="en-US" w:eastAsia="ru-RU"/>
+        </w:rPr>
+        <w:br/>
+        <w:t xml:space="preserve">        )</w:t>
+      </w:r>
+      <w:r>
+        <w:rPr>
+          <w:rFonts w:ascii="Courier New" w:eastAsia="Times New Roman" w:hAnsi="Courier New" w:cs="Courier New"/>
+          <w:color w:val="F8F8F2"/>
+          <w:sz w:val="18"/>
+          <w:szCs w:val="18"/>
+          <w:lang w:val="en-US" w:eastAsia="ru-RU"/>
+        </w:rPr>
+        <w:br/>
+        <w:t xml:space="preserve">    )</w:t>
+      </w:r>
+      <w:r>
+        <w:rPr>
+          <w:rFonts w:ascii="Courier New" w:eastAsia="Times New Roman" w:hAnsi="Courier New" w:cs="Courier New"/>
+          <w:color w:val="F8F8F2"/>
+          <w:sz w:val="18"/>
+          <w:szCs w:val="18"/>
+          <w:lang w:val="en-US" w:eastAsia="ru-RU"/>
+        </w:rPr>
+        <w:br/>
+      </w:r>
+      <w:r>
+        <w:rPr>
+          <w:rFonts w:ascii="Courier New" w:eastAsia="Times New Roman" w:hAnsi="Courier New" w:cs="Courier New"/>
+          <w:color w:val="F8F8F2"/>
+          <w:sz w:val="18"/>
+          <w:szCs w:val="18"/>
+          <w:lang w:val="en-US" w:eastAsia="ru-RU"/>
+        </w:rPr>
+        <w:br/>
+      </w:r>
+      <w:proofErr w:type="spellStart"/>
+      <w:r>
+        <w:rPr>
+          <w:rFonts w:ascii="Courier New" w:eastAsia="Times New Roman" w:hAnsi="Courier New" w:cs="Courier New"/>
+          <w:color w:val="F8F8F2"/>
+          <w:sz w:val="18"/>
+          <w:szCs w:val="18"/>
+          <w:lang w:val="en-US" w:eastAsia="ru-RU"/>
+        </w:rPr>
+        <w:t>conn.</w:t>
+      </w:r>
+      <w:r>
+        <w:rPr>
+          <w:rFonts w:ascii="Courier New" w:eastAsia="Times New Roman" w:hAnsi="Courier New" w:cs="Courier New"/>
+          <w:color w:val="FF9CEA"/>
+          <w:sz w:val="18"/>
+          <w:szCs w:val="18"/>
+          <w:lang w:val="en-US" w:eastAsia="ru-RU"/>
+        </w:rPr>
+        <w:t>commit</w:t>
+      </w:r>
+      <w:proofErr w:type="spellEnd"/>
+      <w:r>
+        <w:rPr>
+          <w:rFonts w:ascii="Courier New" w:eastAsia="Times New Roman" w:hAnsi="Courier New" w:cs="Courier New"/>
+          <w:color w:val="F8F8F2"/>
+          <w:sz w:val="18"/>
+          <w:szCs w:val="18"/>
+          <w:lang w:val="en-US" w:eastAsia="ru-RU"/>
+        </w:rPr>
+        <w:t>()</w:t>
+      </w:r>
+      <w:r>
+        <w:rPr>
+          <w:rFonts w:ascii="Courier New" w:eastAsia="Times New Roman" w:hAnsi="Courier New" w:cs="Courier New"/>
+          <w:color w:val="F8F8F2"/>
+          <w:sz w:val="18"/>
+          <w:szCs w:val="18"/>
+          <w:lang w:val="en-US" w:eastAsia="ru-RU"/>
+        </w:rPr>
+        <w:br/>
+      </w:r>
+      <w:proofErr w:type="spellStart"/>
+      <w:r>
+        <w:rPr>
+          <w:rFonts w:ascii="Courier New" w:eastAsia="Times New Roman" w:hAnsi="Courier New" w:cs="Courier New"/>
+          <w:color w:val="F8F8F2"/>
+          <w:sz w:val="18"/>
+          <w:szCs w:val="18"/>
+          <w:lang w:val="en-US" w:eastAsia="ru-RU"/>
+        </w:rPr>
+        <w:t>cur.</w:t>
+      </w:r>
+      <w:r>
+        <w:rPr>
+          <w:rFonts w:ascii="Courier New" w:eastAsia="Times New Roman" w:hAnsi="Courier New" w:cs="Courier New"/>
+          <w:color w:val="FF9CEA"/>
+          <w:sz w:val="18"/>
+          <w:szCs w:val="18"/>
+          <w:lang w:val="en-US" w:eastAsia="ru-RU"/>
+        </w:rPr>
+        <w:t>close</w:t>
+      </w:r>
+      <w:proofErr w:type="spellEnd"/>
+      <w:r>
+        <w:rPr>
+          <w:rFonts w:ascii="Courier New" w:eastAsia="Times New Roman" w:hAnsi="Courier New" w:cs="Courier New"/>
+          <w:color w:val="F8F8F2"/>
+          <w:sz w:val="18"/>
+          <w:szCs w:val="18"/>
+          <w:lang w:val="en-US" w:eastAsia="ru-RU"/>
+        </w:rPr>
+        <w:t>()</w:t>
+      </w:r>
+      <w:r>
+        <w:rPr>
+          <w:rFonts w:ascii="Courier New" w:eastAsia="Times New Roman" w:hAnsi="Courier New" w:cs="Courier New"/>
+          <w:color w:val="F8F8F2"/>
+          <w:sz w:val="18"/>
+          <w:szCs w:val="18"/>
+          <w:lang w:val="en-US" w:eastAsia="ru-RU"/>
+        </w:rPr>
+        <w:br/>
+      </w:r>
+      <w:proofErr w:type="spellStart"/>
+      <w:r>
+        <w:rPr>
+          <w:rFonts w:ascii="Courier New" w:eastAsia="Times New Roman" w:hAnsi="Courier New" w:cs="Courier New"/>
+          <w:color w:val="F8F8F2"/>
+          <w:sz w:val="18"/>
+          <w:szCs w:val="18"/>
+          <w:lang w:val="en-US" w:eastAsia="ru-RU"/>
+        </w:rPr>
+        <w:t>conn.</w:t>
+      </w:r>
+      <w:r>
+        <w:rPr>
+          <w:rFonts w:ascii="Courier New" w:eastAsia="Times New Roman" w:hAnsi="Courier New" w:cs="Courier New"/>
+          <w:color w:val="FF9CEA"/>
+          <w:sz w:val="18"/>
+          <w:szCs w:val="18"/>
+          <w:lang w:val="en-US" w:eastAsia="ru-RU"/>
+        </w:rPr>
+        <w:t>close</w:t>
+      </w:r>
+      <w:proofErr w:type="spellEnd"/>
+      <w:r>
+        <w:rPr>
+          <w:rFonts w:ascii="Courier New" w:eastAsia="Times New Roman" w:hAnsi="Courier New" w:cs="Courier New"/>
+          <w:color w:val="F8F8F2"/>
+          <w:sz w:val="18"/>
+          <w:szCs w:val="18"/>
+          <w:lang w:val="en-US" w:eastAsia="ru-RU"/>
+        </w:rPr>
+        <w:t>()</w:t>
+      </w:r>
+      <w:r>
+        <w:rPr>
+          <w:rFonts w:ascii="Courier New" w:eastAsia="Times New Roman" w:hAnsi="Courier New" w:cs="Courier New"/>
+          <w:color w:val="F8F8F2"/>
+          <w:sz w:val="18"/>
+          <w:szCs w:val="18"/>
+          <w:lang w:val="en-US" w:eastAsia="ru-RU"/>
+        </w:rPr>
+        <w:br/>
+      </w:r>
+      <w:r>
+        <w:rPr>
+          <w:rFonts w:ascii="Courier New" w:eastAsia="Times New Roman" w:hAnsi="Courier New" w:cs="Courier New"/>
+          <w:color w:val="F8F8F2"/>
+          <w:sz w:val="18"/>
+          <w:szCs w:val="18"/>
+          <w:lang w:val="en-US" w:eastAsia="ru-RU"/>
+        </w:rPr>
+        <w:br/>
+      </w:r>
+      <w:r>
+        <w:rPr>
+          <w:rFonts w:ascii="Courier New" w:eastAsia="Times New Roman" w:hAnsi="Courier New" w:cs="Courier New"/>
+          <w:i/>
+          <w:iCs/>
+          <w:color w:val="95C8FA"/>
+          <w:sz w:val="18"/>
+          <w:szCs w:val="18"/>
+          <w:lang w:val="en-US" w:eastAsia="ru-RU"/>
+        </w:rPr>
+        <w:t>print</w:t>
+      </w:r>
+      <w:r>
+        <w:rPr>
+          <w:rFonts w:ascii="Courier New" w:eastAsia="Times New Roman" w:hAnsi="Courier New" w:cs="Courier New"/>
+          <w:color w:val="F8F8F2"/>
+          <w:sz w:val="18"/>
+          <w:szCs w:val="18"/>
+          <w:lang w:val="en-US" w:eastAsia="ru-RU"/>
+        </w:rPr>
+        <w:t>(</w:t>
+      </w:r>
+      <w:r>
+        <w:rPr>
+          <w:rFonts w:ascii="Courier New" w:eastAsia="Times New Roman" w:hAnsi="Courier New" w:cs="Courier New"/>
+          <w:color w:val="B5F6BA"/>
+          <w:sz w:val="18"/>
+          <w:szCs w:val="18"/>
+          <w:lang w:val="en-US" w:eastAsia="ru-RU"/>
+        </w:rPr>
+        <w:t>"Test data generated successfully."</w:t>
+      </w:r>
+      <w:r>
+        <w:rPr>
+          <w:rFonts w:ascii="Courier New" w:eastAsia="Times New Roman" w:hAnsi="Courier New" w:cs="Courier New"/>
+          <w:color w:val="F8F8F2"/>
+          <w:sz w:val="18"/>
+          <w:szCs w:val="18"/>
+          <w:lang w:val="en-US" w:eastAsia="ru-RU"/>
+        </w:rPr>
+        <w:t>)</w:t>
+      </w:r>
+    </w:p>
+    <w:p>
+      <w:pPr>
+        <w:pStyle w:val="2"/>
+        <w:spacing w:before="480" w:beforeAutospacing="0" w:after="120" w:afterAutospacing="0"/>
+      </w:pPr>
+      <w:r>
+        <w:br w:type="column"/>
+      </w:r>
+      <w:r>
+        <w:rPr>
+          <w:rFonts w:ascii="Arial" w:hAnsi="Arial" w:cs="Arial"/>
+          <w:b w:val="0"/>
+          <w:bCs w:val="0"/>
+          <w:color w:val="000000"/>
+          <w:sz w:val="32"/>
+          <w:szCs w:val="32"/>
+        </w:rPr>
+        <w:lastRenderedPageBreak/>
+        <w:t>Лабораторная работа 5</w:t>
+      </w:r>
+    </w:p>
+    <w:p>
+      <w:pPr>
+        <w:pStyle w:val="a3"/>
+        <w:spacing w:before="240" w:beforeAutospacing="0" w:after="240" w:afterAutospacing="0"/>
+      </w:pPr>
+      <w:r>
+        <w:rPr>
+          <w:rFonts w:ascii="Arial" w:hAnsi="Arial" w:cs="Arial"/>
+          <w:b/>
+          <w:bCs/>
+          <w:color w:val="000000"/>
+          <w:sz w:val="22"/>
+          <w:szCs w:val="22"/>
+        </w:rPr>
+        <w:t>Аналитические SQL-запросы</w:t>
+      </w:r>
+    </w:p>
+    <w:p>
+      <w:pPr>
+        <w:pStyle w:val="a3"/>
+        <w:spacing w:before="240" w:beforeAutospacing="0" w:after="240" w:afterAutospacing="0"/>
+      </w:pPr>
+      <w:r>
+        <w:rPr>
+          <w:rFonts w:ascii="Arial" w:hAnsi="Arial" w:cs="Arial"/>
+          <w:b/>
+          <w:bCs/>
+          <w:color w:val="000000"/>
+          <w:sz w:val="22"/>
+          <w:szCs w:val="22"/>
+        </w:rPr>
+        <w:t>Срок выполнения: 2 недели</w:t>
+      </w:r>
+    </w:p>
+    <w:p>
+      <w:pPr>
+        <w:pStyle w:val="3"/>
+        <w:spacing w:before="280" w:beforeAutospacing="0" w:after="80" w:afterAutospacing="0"/>
+      </w:pPr>
+      <w:r>
+        <w:rPr>
+          <w:rFonts w:ascii="Arial" w:hAnsi="Arial" w:cs="Arial"/>
+          <w:color w:val="000000"/>
+          <w:sz w:val="26"/>
+          <w:szCs w:val="26"/>
+        </w:rPr>
+        <w:t>Цель</w:t>
+      </w:r>
+    </w:p>
+    <w:p>
+      <w:pPr>
+        <w:pStyle w:val="a3"/>
+        <w:spacing w:before="240" w:beforeAutospacing="0" w:after="240" w:afterAutospacing="0"/>
+      </w:pPr>
+      <w:r>
+        <w:rPr>
+          <w:rFonts w:ascii="Arial" w:hAnsi="Arial" w:cs="Arial"/>
+          <w:color w:val="000000"/>
+          <w:sz w:val="22"/>
+          <w:szCs w:val="22"/>
+        </w:rPr>
+        <w:t>Освоить сложные запросы и аналитические возможности SQL.</w:t>
+      </w:r>
+    </w:p>
+    <w:p>
+      <w:pPr>
+        <w:pStyle w:val="3"/>
+        <w:spacing w:before="280" w:beforeAutospacing="0" w:after="80" w:afterAutospacing="0"/>
+      </w:pPr>
+      <w:r>
+        <w:rPr>
+          <w:rFonts w:ascii="Arial" w:hAnsi="Arial" w:cs="Arial"/>
+          <w:color w:val="000000"/>
+          <w:sz w:val="26"/>
+          <w:szCs w:val="26"/>
+        </w:rPr>
+        <w:t>Обязательные требования к запросам</w:t>
+      </w:r>
+    </w:p>
+    <w:p>
+      <w:pPr>
+        <w:pStyle w:val="a3"/>
+        <w:spacing w:before="240" w:beforeAutospacing="0" w:after="240" w:afterAutospacing="0"/>
+      </w:pPr>
+      <w:r>
+        <w:rPr>
+          <w:rFonts w:ascii="Arial" w:hAnsi="Arial" w:cs="Arial"/>
+          <w:color w:val="000000"/>
+          <w:sz w:val="22"/>
+          <w:szCs w:val="22"/>
+        </w:rPr>
+        <w:t>Все запросы должны:</w:t>
+      </w:r>
+    </w:p>
+    <w:p>
+      <w:pPr>
+        <w:pStyle w:val="a3"/>
+        <w:numPr>
+          <w:ilvl w:val="0"/>
+          <w:numId w:val="23"/>
+        </w:numPr>
+        <w:spacing w:before="240" w:beforeAutospacing="0" w:after="0" w:afterAutospacing="0"/>
+        <w:textAlignment w:val="baseline"/>
+        <w:rPr>
+          <w:rFonts w:ascii="Arial" w:hAnsi="Arial" w:cs="Arial"/>
+          <w:color w:val="000000"/>
+          <w:sz w:val="22"/>
+          <w:szCs w:val="22"/>
+        </w:rPr>
+      </w:pPr>
+      <w:r>
+        <w:rPr>
+          <w:rFonts w:ascii="Arial" w:hAnsi="Arial" w:cs="Arial"/>
+          <w:color w:val="000000"/>
+          <w:sz w:val="22"/>
+          <w:szCs w:val="22"/>
+        </w:rPr>
+        <w:t>использовать CTE;</w:t>
+      </w:r>
+    </w:p>
+    <w:p>
+      <w:pPr>
+        <w:pStyle w:val="a3"/>
+        <w:numPr>
+          <w:ilvl w:val="0"/>
+          <w:numId w:val="23"/>
+        </w:numPr>
+        <w:spacing w:before="0" w:beforeAutospacing="0" w:after="240" w:afterAutospacing="0"/>
+        <w:textAlignment w:val="baseline"/>
+        <w:rPr>
+          <w:rFonts w:ascii="Arial" w:hAnsi="Arial" w:cs="Arial"/>
+          <w:color w:val="000000"/>
+          <w:sz w:val="22"/>
+          <w:szCs w:val="22"/>
+        </w:rPr>
+      </w:pPr>
+      <w:r>
+        <w:rPr>
+          <w:rFonts w:ascii="Arial" w:hAnsi="Arial" w:cs="Arial"/>
+          <w:color w:val="000000"/>
+          <w:sz w:val="22"/>
+          <w:szCs w:val="22"/>
+        </w:rPr>
+        <w:t>возвращать расширенный набор данных (не менее 7 строк вывода).</w:t>
+      </w:r>
+    </w:p>
+    <w:p>
+      <w:pPr>
+        <w:pStyle w:val="3"/>
+        <w:spacing w:before="280" w:beforeAutospacing="0" w:after="80" w:afterAutospacing="0"/>
+      </w:pPr>
+      <w:r>
+        <w:rPr>
+          <w:rFonts w:ascii="Arial" w:hAnsi="Arial" w:cs="Arial"/>
+          <w:color w:val="000000"/>
+          <w:sz w:val="26"/>
+          <w:szCs w:val="26"/>
+        </w:rPr>
+        <w:t>Необходимо реализовать 5 запросов, среди которые должны использоваться:</w:t>
+      </w:r>
+    </w:p>
+    <w:p>
+      <w:pPr>
+        <w:pStyle w:val="a3"/>
+        <w:numPr>
+          <w:ilvl w:val="0"/>
+          <w:numId w:val="24"/>
+        </w:numPr>
+        <w:spacing w:before="240" w:beforeAutospacing="0" w:after="0" w:afterAutospacing="0"/>
+        <w:textAlignment w:val="baseline"/>
+        <w:rPr>
+          <w:rFonts w:ascii="Arial" w:hAnsi="Arial" w:cs="Arial"/>
+          <w:color w:val="000000"/>
+          <w:sz w:val="22"/>
+          <w:szCs w:val="22"/>
+        </w:rPr>
+      </w:pPr>
+      <w:r>
+        <w:rPr>
+          <w:rFonts w:ascii="Arial" w:hAnsi="Arial" w:cs="Arial"/>
+          <w:color w:val="000000"/>
+          <w:sz w:val="22"/>
+          <w:szCs w:val="22"/>
+        </w:rPr>
+        <w:t>Сложный JOIN (3+ таблиц) с фильтрами и HAVING.</w:t>
+      </w:r>
+    </w:p>
+    <w:p>
+      <w:pPr>
+        <w:pStyle w:val="a3"/>
+        <w:numPr>
+          <w:ilvl w:val="0"/>
+          <w:numId w:val="24"/>
+        </w:numPr>
+        <w:spacing w:before="0" w:beforeAutospacing="0" w:after="0" w:afterAutospacing="0"/>
+        <w:textAlignment w:val="baseline"/>
+        <w:rPr>
+          <w:rFonts w:ascii="Arial" w:hAnsi="Arial" w:cs="Arial"/>
+          <w:color w:val="000000"/>
+          <w:sz w:val="22"/>
+          <w:szCs w:val="22"/>
+        </w:rPr>
+      </w:pPr>
+      <w:r>
+        <w:rPr>
+          <w:rFonts w:ascii="Arial" w:hAnsi="Arial" w:cs="Arial"/>
+          <w:color w:val="000000"/>
+          <w:sz w:val="22"/>
+          <w:szCs w:val="22"/>
+        </w:rPr>
+        <w:t>Поиск отсутствующих данных (LEFT JOIN + IS NULL).</w:t>
+      </w:r>
+    </w:p>
+    <w:p>
+      <w:pPr>
+        <w:pStyle w:val="a3"/>
+        <w:numPr>
+          <w:ilvl w:val="0"/>
+          <w:numId w:val="24"/>
+        </w:numPr>
+        <w:spacing w:before="0" w:beforeAutospacing="0" w:after="0" w:afterAutospacing="0"/>
+        <w:textAlignment w:val="baseline"/>
+        <w:rPr>
+          <w:rFonts w:ascii="Arial" w:hAnsi="Arial" w:cs="Arial"/>
+          <w:color w:val="000000"/>
+          <w:sz w:val="22"/>
+          <w:szCs w:val="22"/>
+        </w:rPr>
+      </w:pPr>
+      <w:r>
+        <w:rPr>
+          <w:rFonts w:ascii="Arial" w:hAnsi="Arial" w:cs="Arial"/>
+          <w:color w:val="000000"/>
+          <w:sz w:val="22"/>
+          <w:szCs w:val="22"/>
+        </w:rPr>
+        <w:t xml:space="preserve">Оконная функция с </w:t>
+      </w:r>
+      <w:r>
+        <w:rPr>
+          <w:rFonts w:ascii="Courier New" w:hAnsi="Courier New" w:cs="Courier New"/>
+          <w:color w:val="188038"/>
+          <w:sz w:val="22"/>
+          <w:szCs w:val="22"/>
+        </w:rPr>
+        <w:t>ROWS BETWEEN</w:t>
+      </w:r>
+      <w:r>
+        <w:rPr>
+          <w:rFonts w:ascii="Arial" w:hAnsi="Arial" w:cs="Arial"/>
+          <w:color w:val="000000"/>
+          <w:sz w:val="22"/>
+          <w:szCs w:val="22"/>
+        </w:rPr>
+        <w:t>.</w:t>
+      </w:r>
+    </w:p>
+    <w:p>
+      <w:pPr>
+        <w:pStyle w:val="a3"/>
+        <w:numPr>
+          <w:ilvl w:val="0"/>
+          <w:numId w:val="24"/>
+        </w:numPr>
+        <w:spacing w:before="0" w:beforeAutospacing="0" w:after="240" w:afterAutospacing="0"/>
+        <w:textAlignment w:val="baseline"/>
+        <w:rPr>
+          <w:rFonts w:ascii="Arial" w:hAnsi="Arial" w:cs="Arial"/>
+          <w:color w:val="000000"/>
+          <w:sz w:val="22"/>
+          <w:szCs w:val="22"/>
+        </w:rPr>
+      </w:pPr>
+      <w:r>
+        <w:rPr>
+          <w:rFonts w:ascii="Arial" w:hAnsi="Arial" w:cs="Arial"/>
+          <w:color w:val="000000"/>
+          <w:sz w:val="22"/>
+          <w:szCs w:val="22"/>
+        </w:rPr>
+        <w:t>Оконная функция смещения (</w:t>
+      </w:r>
+      <w:r>
+        <w:rPr>
+          <w:rFonts w:ascii="Courier New" w:hAnsi="Courier New" w:cs="Courier New"/>
+          <w:color w:val="188038"/>
+          <w:sz w:val="22"/>
+          <w:szCs w:val="22"/>
+        </w:rPr>
+        <w:t>LAG</w:t>
+      </w:r>
+      <w:r>
+        <w:rPr>
+          <w:rFonts w:ascii="Arial" w:hAnsi="Arial" w:cs="Arial"/>
+          <w:color w:val="000000"/>
+          <w:sz w:val="22"/>
+          <w:szCs w:val="22"/>
+        </w:rPr>
+        <w:t xml:space="preserve"> / </w:t>
+      </w:r>
+      <w:r>
+        <w:rPr>
+          <w:rFonts w:ascii="Courier New" w:hAnsi="Courier New" w:cs="Courier New"/>
+          <w:color w:val="188038"/>
+          <w:sz w:val="22"/>
+          <w:szCs w:val="22"/>
+        </w:rPr>
+        <w:t>LEAD</w:t>
+      </w:r>
+      <w:r>
+        <w:rPr>
+          <w:rFonts w:ascii="Arial" w:hAnsi="Arial" w:cs="Arial"/>
+          <w:color w:val="000000"/>
+          <w:sz w:val="22"/>
+          <w:szCs w:val="22"/>
+        </w:rPr>
+        <w:t>).</w:t>
+      </w:r>
+    </w:p>
+    <w:p>
+      <w:pPr>
+        <w:pStyle w:val="3"/>
+        <w:spacing w:before="280" w:beforeAutospacing="0" w:after="80" w:afterAutospacing="0"/>
+      </w:pPr>
+      <w:r>
+        <w:rPr>
+          <w:rFonts w:ascii="Arial" w:hAnsi="Arial" w:cs="Arial"/>
+          <w:color w:val="000000"/>
+          <w:sz w:val="26"/>
+          <w:szCs w:val="26"/>
+        </w:rPr>
+        <w:t>Отчетные материалы</w:t>
+      </w:r>
+    </w:p>
+    <w:p>
+      <w:pPr>
+        <w:pStyle w:val="a3"/>
+        <w:numPr>
+          <w:ilvl w:val="0"/>
+          <w:numId w:val="25"/>
+        </w:numPr>
+        <w:spacing w:before="240" w:beforeAutospacing="0" w:after="0" w:afterAutospacing="0"/>
+        <w:textAlignment w:val="baseline"/>
+        <w:rPr>
+          <w:rFonts w:ascii="Arial" w:hAnsi="Arial" w:cs="Arial"/>
+          <w:color w:val="000000"/>
+          <w:sz w:val="22"/>
+          <w:szCs w:val="22"/>
+        </w:rPr>
+      </w:pPr>
+      <w:r>
+        <w:rPr>
+          <w:rFonts w:ascii="Arial" w:hAnsi="Arial" w:cs="Arial"/>
+          <w:color w:val="000000"/>
+          <w:sz w:val="22"/>
+          <w:szCs w:val="22"/>
+        </w:rPr>
+        <w:t>SQL-код запросов;</w:t>
+      </w:r>
+    </w:p>
+    <w:p>
+      <w:pPr>
+        <w:pStyle w:val="a3"/>
+        <w:numPr>
+          <w:ilvl w:val="0"/>
+          <w:numId w:val="25"/>
+        </w:numPr>
+        <w:spacing w:before="0" w:beforeAutospacing="0" w:after="240" w:afterAutospacing="0"/>
+        <w:textAlignment w:val="baseline"/>
+        <w:rPr>
+          <w:rFonts w:ascii="Arial" w:hAnsi="Arial" w:cs="Arial"/>
+          <w:color w:val="000000"/>
+          <w:sz w:val="22"/>
+          <w:szCs w:val="22"/>
+        </w:rPr>
+      </w:pPr>
+      <w:r>
+        <w:rPr>
+          <w:rFonts w:ascii="Arial" w:hAnsi="Arial" w:cs="Arial"/>
+          <w:color w:val="000000"/>
+          <w:sz w:val="22"/>
+          <w:szCs w:val="22"/>
+        </w:rPr>
+        <w:t>примеры выполнения;</w:t>
+      </w:r>
+      <w:r>
+        <w:rPr>
+          <w:rFonts w:ascii="Arial" w:hAnsi="Arial" w:cs="Arial"/>
+          <w:color w:val="000000"/>
+          <w:sz w:val="22"/>
+          <w:szCs w:val="22"/>
+        </w:rPr>
+        <w:br/>
+        <w:t>краткое описание логики каждого запроса.</w:t>
+      </w:r>
+    </w:p>
+    <w:p>
+      <w:pPr>
+        <w:spacing w:line="240" w:lineRule="auto"/>
+      </w:pPr>
+    </w:p>
     <w:sectPr>
       <w:pgSz w:w="11906" w:h="16838"/>
       <w:pgMar w:top="1134" w:right="850" w:bottom="1134" w:left="1701" w:header="708" w:footer="708" w:gutter="0"/>
@@ -25099,122 +31136,9 @@
 <file path=word/numbering.xml><?xml version="1.0" encoding="utf-8"?>
 <w:numbering xmlns:wpc="http://schemas.microsoft.com/office/word/2010/wordprocessingCanvas" xmlns:cx="http://schemas.microsoft.com/office/drawing/2014/chartex" xmlns:cx1="http://schemas.microsoft.com/office/drawing/2015/9/8/chartex" xmlns:cx2="http://schemas.microsoft.com/office/drawing/2015/10/21/chartex" xmlns:cx3="http://schemas.microsoft.com/office/drawing/2016/5/9/chartex" xmlns:cx4="http://schemas.microsoft.com/office/drawing/2016/5/10/chartex" xmlns:cx5="http://schemas.microsoft.com/office/drawing/2016/5/11/chartex" xmlns:cx6="http://schemas.microsoft.com/office/drawing/2016/5/12/chartex" xmlns:cx7="http://schemas.microsoft.com/office/drawing/2016/5/13/chartex" xmlns:cx8="http://schemas.microsoft.com/office/drawing/2016/5/14/chartex" xmlns:mc="http://schemas.openxmlformats.org/markup-compatibility/2006" xmlns:aink="http://schemas.microsoft.com/office/drawing/2016/ink" xmlns:am3d="http://schemas.microsoft.com/office/drawing/2017/model3d" xmlns:o="urn:schemas-microsoft-com:office:office" xmlns:r="http://schemas.openxmlformats.org/officeDocument/2006/relationships" xmlns:m="http://schemas.openxmlformats.org/officeDocument/2006/math" xmlns:v="urn:schemas-microsoft-com:vml" xmlns:wp14="http://schemas.microsoft.com/office/word/2010/wordprocessingDrawing" xmlns:wp="http://schemas.openxmlformats.org/drawingml/2006/wordprocessingDrawing" xmlns:w10="urn:schemas-microsoft-com:office:word" xmlns:w="http://schemas.openxmlformats.org/wordprocessingml/2006/main" xmlns:w14="http://schemas.microsoft.com/office/word/2010/wordml" xmlns:w15="http://schemas.microsoft.com/office/word/2012/wordml" xmlns:w16cex="http://schemas.microsoft.com/office/word/2018/wordml/cex" xmlns:w16cid="http://schemas.microsoft.com/office/word/2016/wordml/cid" xmlns:w16="http://schemas.microsoft.com/office/word/2018/wordml" xmlns:w16sdtdh="http://schemas.microsoft.com/office/word/2020/wordml/sdtdatahash" xmlns:w16se="http://schemas.microsoft.com/office/word/2015/wordml/symex" xmlns:wpg="http://schemas.microsoft.com/office/word/2010/wordprocessingGroup" xmlns:wpi="http://schemas.microsoft.com/office/word/2010/wordprocessingInk" xmlns:wne="http://schemas.microsoft.com/office/word/2006/wordml" xmlns:wps="http://schemas.microsoft.com/office/word/2010/wordprocessingShape" mc:Ignorable="w14 w15 w16se w16cid w16 w16cex w16sdtdh wp14">
   <w:abstractNum w:abstractNumId="0" w15:restartNumberingAfterBreak="0">
-    <w:nsid w:val="01BE0B3A"/>
+    <w:nsid w:val="0071244B"/>
     <w:multiLevelType w:val="multilevel"/>
-    <w:tmpl w:val="E94E0E4A"/>
-    <w:lvl w:ilvl="0">
-      <w:start w:val="25"/>
-      <w:numFmt w:val="decimal"/>
-      <w:lvlText w:val="%1."/>
-      <w:lvlJc w:val="left"/>
-      <w:pPr>
-        <w:tabs>
-          <w:tab w:val="num" w:pos="720"/>
-        </w:tabs>
-        <w:ind w:left="720" w:hanging="360"/>
-      </w:pPr>
-    </w:lvl>
-    <w:lvl w:ilvl="1" w:tentative="1">
-      <w:start w:val="1"/>
-      <w:numFmt w:val="decimal"/>
-      <w:lvlText w:val="%2."/>
-      <w:lvlJc w:val="left"/>
-      <w:pPr>
-        <w:tabs>
-          <w:tab w:val="num" w:pos="1440"/>
-        </w:tabs>
-        <w:ind w:left="1440" w:hanging="360"/>
-      </w:pPr>
-    </w:lvl>
-    <w:lvl w:ilvl="2" w:tentative="1">
-      <w:start w:val="1"/>
-      <w:numFmt w:val="decimal"/>
-      <w:lvlText w:val="%3."/>
-      <w:lvlJc w:val="left"/>
-      <w:pPr>
-        <w:tabs>
-          <w:tab w:val="num" w:pos="2160"/>
-        </w:tabs>
-        <w:ind w:left="2160" w:hanging="360"/>
-      </w:pPr>
-    </w:lvl>
-    <w:lvl w:ilvl="3" w:tentative="1">
-      <w:start w:val="1"/>
-      <w:numFmt w:val="decimal"/>
-      <w:lvlText w:val="%4."/>
-      <w:lvlJc w:val="left"/>
-      <w:pPr>
-        <w:tabs>
-          <w:tab w:val="num" w:pos="2880"/>
-        </w:tabs>
-        <w:ind w:left="2880" w:hanging="360"/>
-      </w:pPr>
-    </w:lvl>
-    <w:lvl w:ilvl="4" w:tentative="1">
-      <w:start w:val="1"/>
-      <w:numFmt w:val="decimal"/>
-      <w:lvlText w:val="%5."/>
-      <w:lvlJc w:val="left"/>
-      <w:pPr>
-        <w:tabs>
-          <w:tab w:val="num" w:pos="3600"/>
-        </w:tabs>
-        <w:ind w:left="3600" w:hanging="360"/>
-      </w:pPr>
-    </w:lvl>
-    <w:lvl w:ilvl="5" w:tentative="1">
-      <w:start w:val="1"/>
-      <w:numFmt w:val="decimal"/>
-      <w:lvlText w:val="%6."/>
-      <w:lvlJc w:val="left"/>
-      <w:pPr>
-        <w:tabs>
-          <w:tab w:val="num" w:pos="4320"/>
-        </w:tabs>
-        <w:ind w:left="4320" w:hanging="360"/>
-      </w:pPr>
-    </w:lvl>
-    <w:lvl w:ilvl="6" w:tentative="1">
-      <w:start w:val="1"/>
-      <w:numFmt w:val="decimal"/>
-      <w:lvlText w:val="%7."/>
-      <w:lvlJc w:val="left"/>
-      <w:pPr>
-        <w:tabs>
-          <w:tab w:val="num" w:pos="5040"/>
-        </w:tabs>
-        <w:ind w:left="5040" w:hanging="360"/>
-      </w:pPr>
-    </w:lvl>
-    <w:lvl w:ilvl="7" w:tentative="1">
-      <w:start w:val="1"/>
-      <w:numFmt w:val="decimal"/>
-      <w:lvlText w:val="%8."/>
-      <w:lvlJc w:val="left"/>
-      <w:pPr>
-        <w:tabs>
-          <w:tab w:val="num" w:pos="5760"/>
-        </w:tabs>
-        <w:ind w:left="5760" w:hanging="360"/>
-      </w:pPr>
-    </w:lvl>
-    <w:lvl w:ilvl="8" w:tentative="1">
-      <w:start w:val="1"/>
-      <w:numFmt w:val="decimal"/>
-      <w:lvlText w:val="%9."/>
-      <w:lvlJc w:val="left"/>
-      <w:pPr>
-        <w:tabs>
-          <w:tab w:val="num" w:pos="6480"/>
-        </w:tabs>
-        <w:ind w:left="6480" w:hanging="360"/>
-      </w:pPr>
-    </w:lvl>
-  </w:abstractNum>
-  <w:abstractNum w:abstractNumId="1" w15:restartNumberingAfterBreak="0">
-    <w:nsid w:val="09FA6B74"/>
-    <w:multiLevelType w:val="multilevel"/>
-    <w:tmpl w:val="017C5DC6"/>
+    <w:tmpl w:val="02C6AE78"/>
     <w:lvl w:ilvl="0">
       <w:start w:val="1"/>
       <w:numFmt w:val="bullet"/>
@@ -25360,12 +31284,12 @@
       </w:rPr>
     </w:lvl>
   </w:abstractNum>
-  <w:abstractNum w:abstractNumId="2" w15:restartNumberingAfterBreak="0">
-    <w:nsid w:val="21D35547"/>
+  <w:abstractNum w:abstractNumId="1" w15:restartNumberingAfterBreak="0">
+    <w:nsid w:val="01BE0B3A"/>
     <w:multiLevelType w:val="multilevel"/>
-    <w:tmpl w:val="A5CC179E"/>
+    <w:tmpl w:val="E94E0E4A"/>
     <w:lvl w:ilvl="0">
-      <w:start w:val="6"/>
+      <w:start w:val="25"/>
       <w:numFmt w:val="decimal"/>
       <w:lvlText w:val="%1."/>
       <w:lvlJc w:val="left"/>
@@ -25473,10 +31397,10 @@
       </w:pPr>
     </w:lvl>
   </w:abstractNum>
-  <w:abstractNum w:abstractNumId="3" w15:restartNumberingAfterBreak="0">
-    <w:nsid w:val="23274A2E"/>
+  <w:abstractNum w:abstractNumId="2" w15:restartNumberingAfterBreak="0">
+    <w:nsid w:val="09FA6B74"/>
     <w:multiLevelType w:val="multilevel"/>
-    <w:tmpl w:val="392A52F4"/>
+    <w:tmpl w:val="017C5DC6"/>
     <w:lvl w:ilvl="0">
       <w:start w:val="1"/>
       <w:numFmt w:val="bullet"/>
@@ -25622,12 +31546,12 @@
       </w:rPr>
     </w:lvl>
   </w:abstractNum>
-  <w:abstractNum w:abstractNumId="4" w15:restartNumberingAfterBreak="0">
-    <w:nsid w:val="23826761"/>
+  <w:abstractNum w:abstractNumId="3" w15:restartNumberingAfterBreak="0">
+    <w:nsid w:val="21D35547"/>
     <w:multiLevelType w:val="multilevel"/>
-    <w:tmpl w:val="7BBA0168"/>
+    <w:tmpl w:val="A5CC179E"/>
     <w:lvl w:ilvl="0">
-      <w:start w:val="35"/>
+      <w:start w:val="6"/>
       <w:numFmt w:val="decimal"/>
       <w:lvlText w:val="%1."/>
       <w:lvlJc w:val="left"/>
@@ -25735,10 +31659,10 @@
       </w:pPr>
     </w:lvl>
   </w:abstractNum>
-  <w:abstractNum w:abstractNumId="5" w15:restartNumberingAfterBreak="0">
-    <w:nsid w:val="2D537A59"/>
+  <w:abstractNum w:abstractNumId="4" w15:restartNumberingAfterBreak="0">
+    <w:nsid w:val="23274A2E"/>
     <w:multiLevelType w:val="multilevel"/>
-    <w:tmpl w:val="DF66F180"/>
+    <w:tmpl w:val="392A52F4"/>
     <w:lvl w:ilvl="0">
       <w:start w:val="1"/>
       <w:numFmt w:val="bullet"/>
@@ -25884,10 +31808,123 @@
       </w:rPr>
     </w:lvl>
   </w:abstractNum>
+  <w:abstractNum w:abstractNumId="5" w15:restartNumberingAfterBreak="0">
+    <w:nsid w:val="23826761"/>
+    <w:multiLevelType w:val="multilevel"/>
+    <w:tmpl w:val="7BBA0168"/>
+    <w:lvl w:ilvl="0">
+      <w:start w:val="35"/>
+      <w:numFmt w:val="decimal"/>
+      <w:lvlText w:val="%1."/>
+      <w:lvlJc w:val="left"/>
+      <w:pPr>
+        <w:tabs>
+          <w:tab w:val="num" w:pos="720"/>
+        </w:tabs>
+        <w:ind w:left="720" w:hanging="360"/>
+      </w:pPr>
+    </w:lvl>
+    <w:lvl w:ilvl="1" w:tentative="1">
+      <w:start w:val="1"/>
+      <w:numFmt w:val="decimal"/>
+      <w:lvlText w:val="%2."/>
+      <w:lvlJc w:val="left"/>
+      <w:pPr>
+        <w:tabs>
+          <w:tab w:val="num" w:pos="1440"/>
+        </w:tabs>
+        <w:ind w:left="1440" w:hanging="360"/>
+      </w:pPr>
+    </w:lvl>
+    <w:lvl w:ilvl="2" w:tentative="1">
+      <w:start w:val="1"/>
+      <w:numFmt w:val="decimal"/>
+      <w:lvlText w:val="%3."/>
+      <w:lvlJc w:val="left"/>
+      <w:pPr>
+        <w:tabs>
+          <w:tab w:val="num" w:pos="2160"/>
+        </w:tabs>
+        <w:ind w:left="2160" w:hanging="360"/>
+      </w:pPr>
+    </w:lvl>
+    <w:lvl w:ilvl="3" w:tentative="1">
+      <w:start w:val="1"/>
+      <w:numFmt w:val="decimal"/>
+      <w:lvlText w:val="%4."/>
+      <w:lvlJc w:val="left"/>
+      <w:pPr>
+        <w:tabs>
+          <w:tab w:val="num" w:pos="2880"/>
+        </w:tabs>
+        <w:ind w:left="2880" w:hanging="360"/>
+      </w:pPr>
+    </w:lvl>
+    <w:lvl w:ilvl="4" w:tentative="1">
+      <w:start w:val="1"/>
+      <w:numFmt w:val="decimal"/>
+      <w:lvlText w:val="%5."/>
+      <w:lvlJc w:val="left"/>
+      <w:pPr>
+        <w:tabs>
+          <w:tab w:val="num" w:pos="3600"/>
+        </w:tabs>
+        <w:ind w:left="3600" w:hanging="360"/>
+      </w:pPr>
+    </w:lvl>
+    <w:lvl w:ilvl="5" w:tentative="1">
+      <w:start w:val="1"/>
+      <w:numFmt w:val="decimal"/>
+      <w:lvlText w:val="%6."/>
+      <w:lvlJc w:val="left"/>
+      <w:pPr>
+        <w:tabs>
+          <w:tab w:val="num" w:pos="4320"/>
+        </w:tabs>
+        <w:ind w:left="4320" w:hanging="360"/>
+      </w:pPr>
+    </w:lvl>
+    <w:lvl w:ilvl="6" w:tentative="1">
+      <w:start w:val="1"/>
+      <w:numFmt w:val="decimal"/>
+      <w:lvlText w:val="%7."/>
+      <w:lvlJc w:val="left"/>
+      <w:pPr>
+        <w:tabs>
+          <w:tab w:val="num" w:pos="5040"/>
+        </w:tabs>
+        <w:ind w:left="5040" w:hanging="360"/>
+      </w:pPr>
+    </w:lvl>
+    <w:lvl w:ilvl="7" w:tentative="1">
+      <w:start w:val="1"/>
+      <w:numFmt w:val="decimal"/>
+      <w:lvlText w:val="%8."/>
+      <w:lvlJc w:val="left"/>
+      <w:pPr>
+        <w:tabs>
+          <w:tab w:val="num" w:pos="5760"/>
+        </w:tabs>
+        <w:ind w:left="5760" w:hanging="360"/>
+      </w:pPr>
+    </w:lvl>
+    <w:lvl w:ilvl="8" w:tentative="1">
+      <w:start w:val="1"/>
+      <w:numFmt w:val="decimal"/>
+      <w:lvlText w:val="%9."/>
+      <w:lvlJc w:val="left"/>
+      <w:pPr>
+        <w:tabs>
+          <w:tab w:val="num" w:pos="6480"/>
+        </w:tabs>
+        <w:ind w:left="6480" w:hanging="360"/>
+      </w:pPr>
+    </w:lvl>
+  </w:abstractNum>
   <w:abstractNum w:abstractNumId="6" w15:restartNumberingAfterBreak="0">
-    <w:nsid w:val="313D1EDB"/>
+    <w:nsid w:val="25FA17C7"/>
     <w:multiLevelType w:val="multilevel"/>
-    <w:tmpl w:val="F02C7AD4"/>
+    <w:tmpl w:val="DAF4787C"/>
     <w:lvl w:ilvl="0">
       <w:start w:val="1"/>
       <w:numFmt w:val="bullet"/>
@@ -26034,348 +32071,9 @@
     </w:lvl>
   </w:abstractNum>
   <w:abstractNum w:abstractNumId="7" w15:restartNumberingAfterBreak="0">
-    <w:nsid w:val="335E4E8D"/>
+    <w:nsid w:val="2D537A59"/>
     <w:multiLevelType w:val="multilevel"/>
-    <w:tmpl w:val="C14C2838"/>
-    <w:lvl w:ilvl="0">
-      <w:start w:val="11"/>
-      <w:numFmt w:val="decimal"/>
-      <w:lvlText w:val="%1."/>
-      <w:lvlJc w:val="left"/>
-      <w:pPr>
-        <w:tabs>
-          <w:tab w:val="num" w:pos="720"/>
-        </w:tabs>
-        <w:ind w:left="720" w:hanging="360"/>
-      </w:pPr>
-    </w:lvl>
-    <w:lvl w:ilvl="1" w:tentative="1">
-      <w:start w:val="1"/>
-      <w:numFmt w:val="decimal"/>
-      <w:lvlText w:val="%2."/>
-      <w:lvlJc w:val="left"/>
-      <w:pPr>
-        <w:tabs>
-          <w:tab w:val="num" w:pos="1440"/>
-        </w:tabs>
-        <w:ind w:left="1440" w:hanging="360"/>
-      </w:pPr>
-    </w:lvl>
-    <w:lvl w:ilvl="2" w:tentative="1">
-      <w:start w:val="1"/>
-      <w:numFmt w:val="decimal"/>
-      <w:lvlText w:val="%3."/>
-      <w:lvlJc w:val="left"/>
-      <w:pPr>
-        <w:tabs>
-          <w:tab w:val="num" w:pos="2160"/>
-        </w:tabs>
-        <w:ind w:left="2160" w:hanging="360"/>
-      </w:pPr>
-    </w:lvl>
-    <w:lvl w:ilvl="3" w:tentative="1">
-      <w:start w:val="1"/>
-      <w:numFmt w:val="decimal"/>
-      <w:lvlText w:val="%4."/>
-      <w:lvlJc w:val="left"/>
-      <w:pPr>
-        <w:tabs>
-          <w:tab w:val="num" w:pos="2880"/>
-        </w:tabs>
-        <w:ind w:left="2880" w:hanging="360"/>
-      </w:pPr>
-    </w:lvl>
-    <w:lvl w:ilvl="4" w:tentative="1">
-      <w:start w:val="1"/>
-      <w:numFmt w:val="decimal"/>
-      <w:lvlText w:val="%5."/>
-      <w:lvlJc w:val="left"/>
-      <w:pPr>
-        <w:tabs>
-          <w:tab w:val="num" w:pos="3600"/>
-        </w:tabs>
-        <w:ind w:left="3600" w:hanging="360"/>
-      </w:pPr>
-    </w:lvl>
-    <w:lvl w:ilvl="5" w:tentative="1">
-      <w:start w:val="1"/>
-      <w:numFmt w:val="decimal"/>
-      <w:lvlText w:val="%6."/>
-      <w:lvlJc w:val="left"/>
-      <w:pPr>
-        <w:tabs>
-          <w:tab w:val="num" w:pos="4320"/>
-        </w:tabs>
-        <w:ind w:left="4320" w:hanging="360"/>
-      </w:pPr>
-    </w:lvl>
-    <w:lvl w:ilvl="6" w:tentative="1">
-      <w:start w:val="1"/>
-      <w:numFmt w:val="decimal"/>
-      <w:lvlText w:val="%7."/>
-      <w:lvlJc w:val="left"/>
-      <w:pPr>
-        <w:tabs>
-          <w:tab w:val="num" w:pos="5040"/>
-        </w:tabs>
-        <w:ind w:left="5040" w:hanging="360"/>
-      </w:pPr>
-    </w:lvl>
-    <w:lvl w:ilvl="7" w:tentative="1">
-      <w:start w:val="1"/>
-      <w:numFmt w:val="decimal"/>
-      <w:lvlText w:val="%8."/>
-      <w:lvlJc w:val="left"/>
-      <w:pPr>
-        <w:tabs>
-          <w:tab w:val="num" w:pos="5760"/>
-        </w:tabs>
-        <w:ind w:left="5760" w:hanging="360"/>
-      </w:pPr>
-    </w:lvl>
-    <w:lvl w:ilvl="8" w:tentative="1">
-      <w:start w:val="1"/>
-      <w:numFmt w:val="decimal"/>
-      <w:lvlText w:val="%9."/>
-      <w:lvlJc w:val="left"/>
-      <w:pPr>
-        <w:tabs>
-          <w:tab w:val="num" w:pos="6480"/>
-        </w:tabs>
-        <w:ind w:left="6480" w:hanging="360"/>
-      </w:pPr>
-    </w:lvl>
-  </w:abstractNum>
-  <w:abstractNum w:abstractNumId="8" w15:restartNumberingAfterBreak="0">
-    <w:nsid w:val="35665558"/>
-    <w:multiLevelType w:val="multilevel"/>
-    <w:tmpl w:val="8D86CE12"/>
-    <w:lvl w:ilvl="0">
-      <w:start w:val="32"/>
-      <w:numFmt w:val="decimal"/>
-      <w:lvlText w:val="%1."/>
-      <w:lvlJc w:val="left"/>
-      <w:pPr>
-        <w:tabs>
-          <w:tab w:val="num" w:pos="720"/>
-        </w:tabs>
-        <w:ind w:left="720" w:hanging="360"/>
-      </w:pPr>
-    </w:lvl>
-    <w:lvl w:ilvl="1" w:tentative="1">
-      <w:start w:val="1"/>
-      <w:numFmt w:val="decimal"/>
-      <w:lvlText w:val="%2."/>
-      <w:lvlJc w:val="left"/>
-      <w:pPr>
-        <w:tabs>
-          <w:tab w:val="num" w:pos="1440"/>
-        </w:tabs>
-        <w:ind w:left="1440" w:hanging="360"/>
-      </w:pPr>
-    </w:lvl>
-    <w:lvl w:ilvl="2" w:tentative="1">
-      <w:start w:val="1"/>
-      <w:numFmt w:val="decimal"/>
-      <w:lvlText w:val="%3."/>
-      <w:lvlJc w:val="left"/>
-      <w:pPr>
-        <w:tabs>
-          <w:tab w:val="num" w:pos="2160"/>
-        </w:tabs>
-        <w:ind w:left="2160" w:hanging="360"/>
-      </w:pPr>
-    </w:lvl>
-    <w:lvl w:ilvl="3" w:tentative="1">
-      <w:start w:val="1"/>
-      <w:numFmt w:val="decimal"/>
-      <w:lvlText w:val="%4."/>
-      <w:lvlJc w:val="left"/>
-      <w:pPr>
-        <w:tabs>
-          <w:tab w:val="num" w:pos="2880"/>
-        </w:tabs>
-        <w:ind w:left="2880" w:hanging="360"/>
-      </w:pPr>
-    </w:lvl>
-    <w:lvl w:ilvl="4" w:tentative="1">
-      <w:start w:val="1"/>
-      <w:numFmt w:val="decimal"/>
-      <w:lvlText w:val="%5."/>
-      <w:lvlJc w:val="left"/>
-      <w:pPr>
-        <w:tabs>
-          <w:tab w:val="num" w:pos="3600"/>
-        </w:tabs>
-        <w:ind w:left="3600" w:hanging="360"/>
-      </w:pPr>
-    </w:lvl>
-    <w:lvl w:ilvl="5" w:tentative="1">
-      <w:start w:val="1"/>
-      <w:numFmt w:val="decimal"/>
-      <w:lvlText w:val="%6."/>
-      <w:lvlJc w:val="left"/>
-      <w:pPr>
-        <w:tabs>
-          <w:tab w:val="num" w:pos="4320"/>
-        </w:tabs>
-        <w:ind w:left="4320" w:hanging="360"/>
-      </w:pPr>
-    </w:lvl>
-    <w:lvl w:ilvl="6" w:tentative="1">
-      <w:start w:val="1"/>
-      <w:numFmt w:val="decimal"/>
-      <w:lvlText w:val="%7."/>
-      <w:lvlJc w:val="left"/>
-      <w:pPr>
-        <w:tabs>
-          <w:tab w:val="num" w:pos="5040"/>
-        </w:tabs>
-        <w:ind w:left="5040" w:hanging="360"/>
-      </w:pPr>
-    </w:lvl>
-    <w:lvl w:ilvl="7" w:tentative="1">
-      <w:start w:val="1"/>
-      <w:numFmt w:val="decimal"/>
-      <w:lvlText w:val="%8."/>
-      <w:lvlJc w:val="left"/>
-      <w:pPr>
-        <w:tabs>
-          <w:tab w:val="num" w:pos="5760"/>
-        </w:tabs>
-        <w:ind w:left="5760" w:hanging="360"/>
-      </w:pPr>
-    </w:lvl>
-    <w:lvl w:ilvl="8" w:tentative="1">
-      <w:start w:val="1"/>
-      <w:numFmt w:val="decimal"/>
-      <w:lvlText w:val="%9."/>
-      <w:lvlJc w:val="left"/>
-      <w:pPr>
-        <w:tabs>
-          <w:tab w:val="num" w:pos="6480"/>
-        </w:tabs>
-        <w:ind w:left="6480" w:hanging="360"/>
-      </w:pPr>
-    </w:lvl>
-  </w:abstractNum>
-  <w:abstractNum w:abstractNumId="9" w15:restartNumberingAfterBreak="0">
-    <w:nsid w:val="38084262"/>
-    <w:multiLevelType w:val="multilevel"/>
-    <w:tmpl w:val="F86E4A2E"/>
-    <w:lvl w:ilvl="0">
-      <w:start w:val="1"/>
-      <w:numFmt w:val="decimal"/>
-      <w:lvlText w:val="%1."/>
-      <w:lvlJc w:val="left"/>
-      <w:pPr>
-        <w:tabs>
-          <w:tab w:val="num" w:pos="720"/>
-        </w:tabs>
-        <w:ind w:left="720" w:hanging="360"/>
-      </w:pPr>
-    </w:lvl>
-    <w:lvl w:ilvl="1" w:tentative="1">
-      <w:start w:val="1"/>
-      <w:numFmt w:val="decimal"/>
-      <w:lvlText w:val="%2."/>
-      <w:lvlJc w:val="left"/>
-      <w:pPr>
-        <w:tabs>
-          <w:tab w:val="num" w:pos="1440"/>
-        </w:tabs>
-        <w:ind w:left="1440" w:hanging="360"/>
-      </w:pPr>
-    </w:lvl>
-    <w:lvl w:ilvl="2" w:tentative="1">
-      <w:start w:val="1"/>
-      <w:numFmt w:val="decimal"/>
-      <w:lvlText w:val="%3."/>
-      <w:lvlJc w:val="left"/>
-      <w:pPr>
-        <w:tabs>
-          <w:tab w:val="num" w:pos="2160"/>
-        </w:tabs>
-        <w:ind w:left="2160" w:hanging="360"/>
-      </w:pPr>
-    </w:lvl>
-    <w:lvl w:ilvl="3" w:tentative="1">
-      <w:start w:val="1"/>
-      <w:numFmt w:val="decimal"/>
-      <w:lvlText w:val="%4."/>
-      <w:lvlJc w:val="left"/>
-      <w:pPr>
-        <w:tabs>
-          <w:tab w:val="num" w:pos="2880"/>
-        </w:tabs>
-        <w:ind w:left="2880" w:hanging="360"/>
-      </w:pPr>
-    </w:lvl>
-    <w:lvl w:ilvl="4" w:tentative="1">
-      <w:start w:val="1"/>
-      <w:numFmt w:val="decimal"/>
-      <w:lvlText w:val="%5."/>
-      <w:lvlJc w:val="left"/>
-      <w:pPr>
-        <w:tabs>
-          <w:tab w:val="num" w:pos="3600"/>
-        </w:tabs>
-        <w:ind w:left="3600" w:hanging="360"/>
-      </w:pPr>
-    </w:lvl>
-    <w:lvl w:ilvl="5" w:tentative="1">
-      <w:start w:val="1"/>
-      <w:numFmt w:val="decimal"/>
-      <w:lvlText w:val="%6."/>
-      <w:lvlJc w:val="left"/>
-      <w:pPr>
-        <w:tabs>
-          <w:tab w:val="num" w:pos="4320"/>
-        </w:tabs>
-        <w:ind w:left="4320" w:hanging="360"/>
-      </w:pPr>
-    </w:lvl>
-    <w:lvl w:ilvl="6" w:tentative="1">
-      <w:start w:val="1"/>
-      <w:numFmt w:val="decimal"/>
-      <w:lvlText w:val="%7."/>
-      <w:lvlJc w:val="left"/>
-      <w:pPr>
-        <w:tabs>
-          <w:tab w:val="num" w:pos="5040"/>
-        </w:tabs>
-        <w:ind w:left="5040" w:hanging="360"/>
-      </w:pPr>
-    </w:lvl>
-    <w:lvl w:ilvl="7" w:tentative="1">
-      <w:start w:val="1"/>
-      <w:numFmt w:val="decimal"/>
-      <w:lvlText w:val="%8."/>
-      <w:lvlJc w:val="left"/>
-      <w:pPr>
-        <w:tabs>
-          <w:tab w:val="num" w:pos="5760"/>
-        </w:tabs>
-        <w:ind w:left="5760" w:hanging="360"/>
-      </w:pPr>
-    </w:lvl>
-    <w:lvl w:ilvl="8" w:tentative="1">
-      <w:start w:val="1"/>
-      <w:numFmt w:val="decimal"/>
-      <w:lvlText w:val="%9."/>
-      <w:lvlJc w:val="left"/>
-      <w:pPr>
-        <w:tabs>
-          <w:tab w:val="num" w:pos="6480"/>
-        </w:tabs>
-        <w:ind w:left="6480" w:hanging="360"/>
-      </w:pPr>
-    </w:lvl>
-  </w:abstractNum>
-  <w:abstractNum w:abstractNumId="10" w15:restartNumberingAfterBreak="0">
-    <w:nsid w:val="41E70E15"/>
-    <w:multiLevelType w:val="multilevel"/>
-    <w:tmpl w:val="B756F198"/>
+    <w:tmpl w:val="DF66F180"/>
     <w:lvl w:ilvl="0">
       <w:start w:val="1"/>
       <w:numFmt w:val="bullet"/>
@@ -26521,10 +32219,10 @@
       </w:rPr>
     </w:lvl>
   </w:abstractNum>
-  <w:abstractNum w:abstractNumId="11" w15:restartNumberingAfterBreak="0">
-    <w:nsid w:val="5B1E55C5"/>
+  <w:abstractNum w:abstractNumId="8" w15:restartNumberingAfterBreak="0">
+    <w:nsid w:val="313D1EDB"/>
     <w:multiLevelType w:val="multilevel"/>
-    <w:tmpl w:val="73BEC3BA"/>
+    <w:tmpl w:val="F02C7AD4"/>
     <w:lvl w:ilvl="0">
       <w:start w:val="1"/>
       <w:numFmt w:val="bullet"/>
@@ -26670,10 +32368,349 @@
       </w:rPr>
     </w:lvl>
   </w:abstractNum>
+  <w:abstractNum w:abstractNumId="9" w15:restartNumberingAfterBreak="0">
+    <w:nsid w:val="335E4E8D"/>
+    <w:multiLevelType w:val="multilevel"/>
+    <w:tmpl w:val="C14C2838"/>
+    <w:lvl w:ilvl="0">
+      <w:start w:val="11"/>
+      <w:numFmt w:val="decimal"/>
+      <w:lvlText w:val="%1."/>
+      <w:lvlJc w:val="left"/>
+      <w:pPr>
+        <w:tabs>
+          <w:tab w:val="num" w:pos="720"/>
+        </w:tabs>
+        <w:ind w:left="720" w:hanging="360"/>
+      </w:pPr>
+    </w:lvl>
+    <w:lvl w:ilvl="1" w:tentative="1">
+      <w:start w:val="1"/>
+      <w:numFmt w:val="decimal"/>
+      <w:lvlText w:val="%2."/>
+      <w:lvlJc w:val="left"/>
+      <w:pPr>
+        <w:tabs>
+          <w:tab w:val="num" w:pos="1440"/>
+        </w:tabs>
+        <w:ind w:left="1440" w:hanging="360"/>
+      </w:pPr>
+    </w:lvl>
+    <w:lvl w:ilvl="2" w:tentative="1">
+      <w:start w:val="1"/>
+      <w:numFmt w:val="decimal"/>
+      <w:lvlText w:val="%3."/>
+      <w:lvlJc w:val="left"/>
+      <w:pPr>
+        <w:tabs>
+          <w:tab w:val="num" w:pos="2160"/>
+        </w:tabs>
+        <w:ind w:left="2160" w:hanging="360"/>
+      </w:pPr>
+    </w:lvl>
+    <w:lvl w:ilvl="3" w:tentative="1">
+      <w:start w:val="1"/>
+      <w:numFmt w:val="decimal"/>
+      <w:lvlText w:val="%4."/>
+      <w:lvlJc w:val="left"/>
+      <w:pPr>
+        <w:tabs>
+          <w:tab w:val="num" w:pos="2880"/>
+        </w:tabs>
+        <w:ind w:left="2880" w:hanging="360"/>
+      </w:pPr>
+    </w:lvl>
+    <w:lvl w:ilvl="4" w:tentative="1">
+      <w:start w:val="1"/>
+      <w:numFmt w:val="decimal"/>
+      <w:lvlText w:val="%5."/>
+      <w:lvlJc w:val="left"/>
+      <w:pPr>
+        <w:tabs>
+          <w:tab w:val="num" w:pos="3600"/>
+        </w:tabs>
+        <w:ind w:left="3600" w:hanging="360"/>
+      </w:pPr>
+    </w:lvl>
+    <w:lvl w:ilvl="5" w:tentative="1">
+      <w:start w:val="1"/>
+      <w:numFmt w:val="decimal"/>
+      <w:lvlText w:val="%6."/>
+      <w:lvlJc w:val="left"/>
+      <w:pPr>
+        <w:tabs>
+          <w:tab w:val="num" w:pos="4320"/>
+        </w:tabs>
+        <w:ind w:left="4320" w:hanging="360"/>
+      </w:pPr>
+    </w:lvl>
+    <w:lvl w:ilvl="6" w:tentative="1">
+      <w:start w:val="1"/>
+      <w:numFmt w:val="decimal"/>
+      <w:lvlText w:val="%7."/>
+      <w:lvlJc w:val="left"/>
+      <w:pPr>
+        <w:tabs>
+          <w:tab w:val="num" w:pos="5040"/>
+        </w:tabs>
+        <w:ind w:left="5040" w:hanging="360"/>
+      </w:pPr>
+    </w:lvl>
+    <w:lvl w:ilvl="7" w:tentative="1">
+      <w:start w:val="1"/>
+      <w:numFmt w:val="decimal"/>
+      <w:lvlText w:val="%8."/>
+      <w:lvlJc w:val="left"/>
+      <w:pPr>
+        <w:tabs>
+          <w:tab w:val="num" w:pos="5760"/>
+        </w:tabs>
+        <w:ind w:left="5760" w:hanging="360"/>
+      </w:pPr>
+    </w:lvl>
+    <w:lvl w:ilvl="8" w:tentative="1">
+      <w:start w:val="1"/>
+      <w:numFmt w:val="decimal"/>
+      <w:lvlText w:val="%9."/>
+      <w:lvlJc w:val="left"/>
+      <w:pPr>
+        <w:tabs>
+          <w:tab w:val="num" w:pos="6480"/>
+        </w:tabs>
+        <w:ind w:left="6480" w:hanging="360"/>
+      </w:pPr>
+    </w:lvl>
+  </w:abstractNum>
+  <w:abstractNum w:abstractNumId="10" w15:restartNumberingAfterBreak="0">
+    <w:nsid w:val="35665558"/>
+    <w:multiLevelType w:val="multilevel"/>
+    <w:tmpl w:val="8D86CE12"/>
+    <w:lvl w:ilvl="0">
+      <w:start w:val="32"/>
+      <w:numFmt w:val="decimal"/>
+      <w:lvlText w:val="%1."/>
+      <w:lvlJc w:val="left"/>
+      <w:pPr>
+        <w:tabs>
+          <w:tab w:val="num" w:pos="720"/>
+        </w:tabs>
+        <w:ind w:left="720" w:hanging="360"/>
+      </w:pPr>
+    </w:lvl>
+    <w:lvl w:ilvl="1" w:tentative="1">
+      <w:start w:val="1"/>
+      <w:numFmt w:val="decimal"/>
+      <w:lvlText w:val="%2."/>
+      <w:lvlJc w:val="left"/>
+      <w:pPr>
+        <w:tabs>
+          <w:tab w:val="num" w:pos="1440"/>
+        </w:tabs>
+        <w:ind w:left="1440" w:hanging="360"/>
+      </w:pPr>
+    </w:lvl>
+    <w:lvl w:ilvl="2" w:tentative="1">
+      <w:start w:val="1"/>
+      <w:numFmt w:val="decimal"/>
+      <w:lvlText w:val="%3."/>
+      <w:lvlJc w:val="left"/>
+      <w:pPr>
+        <w:tabs>
+          <w:tab w:val="num" w:pos="2160"/>
+        </w:tabs>
+        <w:ind w:left="2160" w:hanging="360"/>
+      </w:pPr>
+    </w:lvl>
+    <w:lvl w:ilvl="3" w:tentative="1">
+      <w:start w:val="1"/>
+      <w:numFmt w:val="decimal"/>
+      <w:lvlText w:val="%4."/>
+      <w:lvlJc w:val="left"/>
+      <w:pPr>
+        <w:tabs>
+          <w:tab w:val="num" w:pos="2880"/>
+        </w:tabs>
+        <w:ind w:left="2880" w:hanging="360"/>
+      </w:pPr>
+    </w:lvl>
+    <w:lvl w:ilvl="4" w:tentative="1">
+      <w:start w:val="1"/>
+      <w:numFmt w:val="decimal"/>
+      <w:lvlText w:val="%5."/>
+      <w:lvlJc w:val="left"/>
+      <w:pPr>
+        <w:tabs>
+          <w:tab w:val="num" w:pos="3600"/>
+        </w:tabs>
+        <w:ind w:left="3600" w:hanging="360"/>
+      </w:pPr>
+    </w:lvl>
+    <w:lvl w:ilvl="5" w:tentative="1">
+      <w:start w:val="1"/>
+      <w:numFmt w:val="decimal"/>
+      <w:lvlText w:val="%6."/>
+      <w:lvlJc w:val="left"/>
+      <w:pPr>
+        <w:tabs>
+          <w:tab w:val="num" w:pos="4320"/>
+        </w:tabs>
+        <w:ind w:left="4320" w:hanging="360"/>
+      </w:pPr>
+    </w:lvl>
+    <w:lvl w:ilvl="6" w:tentative="1">
+      <w:start w:val="1"/>
+      <w:numFmt w:val="decimal"/>
+      <w:lvlText w:val="%7."/>
+      <w:lvlJc w:val="left"/>
+      <w:pPr>
+        <w:tabs>
+          <w:tab w:val="num" w:pos="5040"/>
+        </w:tabs>
+        <w:ind w:left="5040" w:hanging="360"/>
+      </w:pPr>
+    </w:lvl>
+    <w:lvl w:ilvl="7" w:tentative="1">
+      <w:start w:val="1"/>
+      <w:numFmt w:val="decimal"/>
+      <w:lvlText w:val="%8."/>
+      <w:lvlJc w:val="left"/>
+      <w:pPr>
+        <w:tabs>
+          <w:tab w:val="num" w:pos="5760"/>
+        </w:tabs>
+        <w:ind w:left="5760" w:hanging="360"/>
+      </w:pPr>
+    </w:lvl>
+    <w:lvl w:ilvl="8" w:tentative="1">
+      <w:start w:val="1"/>
+      <w:numFmt w:val="decimal"/>
+      <w:lvlText w:val="%9."/>
+      <w:lvlJc w:val="left"/>
+      <w:pPr>
+        <w:tabs>
+          <w:tab w:val="num" w:pos="6480"/>
+        </w:tabs>
+        <w:ind w:left="6480" w:hanging="360"/>
+      </w:pPr>
+    </w:lvl>
+  </w:abstractNum>
+  <w:abstractNum w:abstractNumId="11" w15:restartNumberingAfterBreak="0">
+    <w:nsid w:val="38084262"/>
+    <w:multiLevelType w:val="multilevel"/>
+    <w:tmpl w:val="F86E4A2E"/>
+    <w:lvl w:ilvl="0">
+      <w:start w:val="1"/>
+      <w:numFmt w:val="decimal"/>
+      <w:lvlText w:val="%1."/>
+      <w:lvlJc w:val="left"/>
+      <w:pPr>
+        <w:tabs>
+          <w:tab w:val="num" w:pos="720"/>
+        </w:tabs>
+        <w:ind w:left="720" w:hanging="360"/>
+      </w:pPr>
+    </w:lvl>
+    <w:lvl w:ilvl="1" w:tentative="1">
+      <w:start w:val="1"/>
+      <w:numFmt w:val="decimal"/>
+      <w:lvlText w:val="%2."/>
+      <w:lvlJc w:val="left"/>
+      <w:pPr>
+        <w:tabs>
+          <w:tab w:val="num" w:pos="1440"/>
+        </w:tabs>
+        <w:ind w:left="1440" w:hanging="360"/>
+      </w:pPr>
+    </w:lvl>
+    <w:lvl w:ilvl="2" w:tentative="1">
+      <w:start w:val="1"/>
+      <w:numFmt w:val="decimal"/>
+      <w:lvlText w:val="%3."/>
+      <w:lvlJc w:val="left"/>
+      <w:pPr>
+        <w:tabs>
+          <w:tab w:val="num" w:pos="2160"/>
+        </w:tabs>
+        <w:ind w:left="2160" w:hanging="360"/>
+      </w:pPr>
+    </w:lvl>
+    <w:lvl w:ilvl="3" w:tentative="1">
+      <w:start w:val="1"/>
+      <w:numFmt w:val="decimal"/>
+      <w:lvlText w:val="%4."/>
+      <w:lvlJc w:val="left"/>
+      <w:pPr>
+        <w:tabs>
+          <w:tab w:val="num" w:pos="2880"/>
+        </w:tabs>
+        <w:ind w:left="2880" w:hanging="360"/>
+      </w:pPr>
+    </w:lvl>
+    <w:lvl w:ilvl="4" w:tentative="1">
+      <w:start w:val="1"/>
+      <w:numFmt w:val="decimal"/>
+      <w:lvlText w:val="%5."/>
+      <w:lvlJc w:val="left"/>
+      <w:pPr>
+        <w:tabs>
+          <w:tab w:val="num" w:pos="3600"/>
+        </w:tabs>
+        <w:ind w:left="3600" w:hanging="360"/>
+      </w:pPr>
+    </w:lvl>
+    <w:lvl w:ilvl="5" w:tentative="1">
+      <w:start w:val="1"/>
+      <w:numFmt w:val="decimal"/>
+      <w:lvlText w:val="%6."/>
+      <w:lvlJc w:val="left"/>
+      <w:pPr>
+        <w:tabs>
+          <w:tab w:val="num" w:pos="4320"/>
+        </w:tabs>
+        <w:ind w:left="4320" w:hanging="360"/>
+      </w:pPr>
+    </w:lvl>
+    <w:lvl w:ilvl="6" w:tentative="1">
+      <w:start w:val="1"/>
+      <w:numFmt w:val="decimal"/>
+      <w:lvlText w:val="%7."/>
+      <w:lvlJc w:val="left"/>
+      <w:pPr>
+        <w:tabs>
+          <w:tab w:val="num" w:pos="5040"/>
+        </w:tabs>
+        <w:ind w:left="5040" w:hanging="360"/>
+      </w:pPr>
+    </w:lvl>
+    <w:lvl w:ilvl="7" w:tentative="1">
+      <w:start w:val="1"/>
+      <w:numFmt w:val="decimal"/>
+      <w:lvlText w:val="%8."/>
+      <w:lvlJc w:val="left"/>
+      <w:pPr>
+        <w:tabs>
+          <w:tab w:val="num" w:pos="5760"/>
+        </w:tabs>
+        <w:ind w:left="5760" w:hanging="360"/>
+      </w:pPr>
+    </w:lvl>
+    <w:lvl w:ilvl="8" w:tentative="1">
+      <w:start w:val="1"/>
+      <w:numFmt w:val="decimal"/>
+      <w:lvlText w:val="%9."/>
+      <w:lvlJc w:val="left"/>
+      <w:pPr>
+        <w:tabs>
+          <w:tab w:val="num" w:pos="6480"/>
+        </w:tabs>
+        <w:ind w:left="6480" w:hanging="360"/>
+      </w:pPr>
+    </w:lvl>
+  </w:abstractNum>
   <w:abstractNum w:abstractNumId="12" w15:restartNumberingAfterBreak="0">
-    <w:nsid w:val="5CAB6744"/>
+    <w:nsid w:val="38E200FB"/>
     <w:multiLevelType w:val="multilevel"/>
-    <w:tmpl w:val="B2D4F574"/>
+    <w:tmpl w:val="A406F2BE"/>
     <w:lvl w:ilvl="0">
       <w:start w:val="1"/>
       <w:numFmt w:val="bullet"/>
@@ -26820,9 +32857,9 @@
     </w:lvl>
   </w:abstractNum>
   <w:abstractNum w:abstractNumId="13" w15:restartNumberingAfterBreak="0">
-    <w:nsid w:val="5FDD7434"/>
+    <w:nsid w:val="41E70E15"/>
     <w:multiLevelType w:val="multilevel"/>
-    <w:tmpl w:val="A050848C"/>
+    <w:tmpl w:val="B756F198"/>
     <w:lvl w:ilvl="0">
       <w:start w:val="1"/>
       <w:numFmt w:val="bullet"/>
@@ -26969,9 +33006,9 @@
     </w:lvl>
   </w:abstractNum>
   <w:abstractNum w:abstractNumId="14" w15:restartNumberingAfterBreak="0">
-    <w:nsid w:val="612F1D00"/>
+    <w:nsid w:val="5B1E55C5"/>
     <w:multiLevelType w:val="multilevel"/>
-    <w:tmpl w:val="94C84C3A"/>
+    <w:tmpl w:val="73BEC3BA"/>
     <w:lvl w:ilvl="0">
       <w:start w:val="1"/>
       <w:numFmt w:val="bullet"/>
@@ -27118,9 +33155,9 @@
     </w:lvl>
   </w:abstractNum>
   <w:abstractNum w:abstractNumId="15" w15:restartNumberingAfterBreak="0">
-    <w:nsid w:val="6B126C10"/>
+    <w:nsid w:val="5CAB6744"/>
     <w:multiLevelType w:val="multilevel"/>
-    <w:tmpl w:val="DB9EF5EA"/>
+    <w:tmpl w:val="B2D4F574"/>
     <w:lvl w:ilvl="0">
       <w:start w:val="1"/>
       <w:numFmt w:val="bullet"/>
@@ -27267,9 +33304,122 @@
     </w:lvl>
   </w:abstractNum>
   <w:abstractNum w:abstractNumId="16" w15:restartNumberingAfterBreak="0">
-    <w:nsid w:val="6DC32F79"/>
+    <w:nsid w:val="5DD27B85"/>
     <w:multiLevelType w:val="multilevel"/>
-    <w:tmpl w:val="FB8E2696"/>
+    <w:tmpl w:val="F6CEF584"/>
+    <w:lvl w:ilvl="0">
+      <w:start w:val="1"/>
+      <w:numFmt w:val="decimal"/>
+      <w:lvlText w:val="%1."/>
+      <w:lvlJc w:val="left"/>
+      <w:pPr>
+        <w:tabs>
+          <w:tab w:val="num" w:pos="720"/>
+        </w:tabs>
+        <w:ind w:left="720" w:hanging="360"/>
+      </w:pPr>
+    </w:lvl>
+    <w:lvl w:ilvl="1" w:tentative="1">
+      <w:start w:val="1"/>
+      <w:numFmt w:val="decimal"/>
+      <w:lvlText w:val="%2."/>
+      <w:lvlJc w:val="left"/>
+      <w:pPr>
+        <w:tabs>
+          <w:tab w:val="num" w:pos="1440"/>
+        </w:tabs>
+        <w:ind w:left="1440" w:hanging="360"/>
+      </w:pPr>
+    </w:lvl>
+    <w:lvl w:ilvl="2" w:tentative="1">
+      <w:start w:val="1"/>
+      <w:numFmt w:val="decimal"/>
+      <w:lvlText w:val="%3."/>
+      <w:lvlJc w:val="left"/>
+      <w:pPr>
+        <w:tabs>
+          <w:tab w:val="num" w:pos="2160"/>
+        </w:tabs>
+        <w:ind w:left="2160" w:hanging="360"/>
+      </w:pPr>
+    </w:lvl>
+    <w:lvl w:ilvl="3" w:tentative="1">
+      <w:start w:val="1"/>
+      <w:numFmt w:val="decimal"/>
+      <w:lvlText w:val="%4."/>
+      <w:lvlJc w:val="left"/>
+      <w:pPr>
+        <w:tabs>
+          <w:tab w:val="num" w:pos="2880"/>
+        </w:tabs>
+        <w:ind w:left="2880" w:hanging="360"/>
+      </w:pPr>
+    </w:lvl>
+    <w:lvl w:ilvl="4" w:tentative="1">
+      <w:start w:val="1"/>
+      <w:numFmt w:val="decimal"/>
+      <w:lvlText w:val="%5."/>
+      <w:lvlJc w:val="left"/>
+      <w:pPr>
+        <w:tabs>
+          <w:tab w:val="num" w:pos="3600"/>
+        </w:tabs>
+        <w:ind w:left="3600" w:hanging="360"/>
+      </w:pPr>
+    </w:lvl>
+    <w:lvl w:ilvl="5" w:tentative="1">
+      <w:start w:val="1"/>
+      <w:numFmt w:val="decimal"/>
+      <w:lvlText w:val="%6."/>
+      <w:lvlJc w:val="left"/>
+      <w:pPr>
+        <w:tabs>
+          <w:tab w:val="num" w:pos="4320"/>
+        </w:tabs>
+        <w:ind w:left="4320" w:hanging="360"/>
+      </w:pPr>
+    </w:lvl>
+    <w:lvl w:ilvl="6" w:tentative="1">
+      <w:start w:val="1"/>
+      <w:numFmt w:val="decimal"/>
+      <w:lvlText w:val="%7."/>
+      <w:lvlJc w:val="left"/>
+      <w:pPr>
+        <w:tabs>
+          <w:tab w:val="num" w:pos="5040"/>
+        </w:tabs>
+        <w:ind w:left="5040" w:hanging="360"/>
+      </w:pPr>
+    </w:lvl>
+    <w:lvl w:ilvl="7" w:tentative="1">
+      <w:start w:val="1"/>
+      <w:numFmt w:val="decimal"/>
+      <w:lvlText w:val="%8."/>
+      <w:lvlJc w:val="left"/>
+      <w:pPr>
+        <w:tabs>
+          <w:tab w:val="num" w:pos="5760"/>
+        </w:tabs>
+        <w:ind w:left="5760" w:hanging="360"/>
+      </w:pPr>
+    </w:lvl>
+    <w:lvl w:ilvl="8" w:tentative="1">
+      <w:start w:val="1"/>
+      <w:numFmt w:val="decimal"/>
+      <w:lvlText w:val="%9."/>
+      <w:lvlJc w:val="left"/>
+      <w:pPr>
+        <w:tabs>
+          <w:tab w:val="num" w:pos="6480"/>
+        </w:tabs>
+        <w:ind w:left="6480" w:hanging="360"/>
+      </w:pPr>
+    </w:lvl>
+  </w:abstractNum>
+  <w:abstractNum w:abstractNumId="17" w15:restartNumberingAfterBreak="0">
+    <w:nsid w:val="5FDD7434"/>
+    <w:multiLevelType w:val="multilevel"/>
+    <w:tmpl w:val="A050848C"/>
     <w:lvl w:ilvl="0">
       <w:start w:val="1"/>
       <w:numFmt w:val="bullet"/>
@@ -27415,10 +33565,10 @@
       </w:rPr>
     </w:lvl>
   </w:abstractNum>
-  <w:abstractNum w:abstractNumId="17" w15:restartNumberingAfterBreak="0">
-    <w:nsid w:val="70EB24C7"/>
+  <w:abstractNum w:abstractNumId="18" w15:restartNumberingAfterBreak="0">
+    <w:nsid w:val="612F1D00"/>
     <w:multiLevelType w:val="multilevel"/>
-    <w:tmpl w:val="57E67430"/>
+    <w:tmpl w:val="94C84C3A"/>
     <w:lvl w:ilvl="0">
       <w:start w:val="1"/>
       <w:numFmt w:val="bullet"/>
@@ -27564,10 +33714,159 @@
       </w:rPr>
     </w:lvl>
   </w:abstractNum>
-  <w:abstractNum w:abstractNumId="18" w15:restartNumberingAfterBreak="0">
-    <w:nsid w:val="77CD41DC"/>
+  <w:abstractNum w:abstractNumId="19" w15:restartNumberingAfterBreak="0">
+    <w:nsid w:val="638A7E28"/>
     <w:multiLevelType w:val="multilevel"/>
-    <w:tmpl w:val="CC465296"/>
+    <w:tmpl w:val="14F8E89C"/>
+    <w:lvl w:ilvl="0">
+      <w:start w:val="1"/>
+      <w:numFmt w:val="bullet"/>
+      <w:lvlText w:val=""/>
+      <w:lvlJc w:val="left"/>
+      <w:pPr>
+        <w:tabs>
+          <w:tab w:val="num" w:pos="720"/>
+        </w:tabs>
+        <w:ind w:left="720" w:hanging="360"/>
+      </w:pPr>
+      <w:rPr>
+        <w:rFonts w:ascii="Symbol" w:hAnsi="Symbol" w:hint="default"/>
+        <w:sz w:val="20"/>
+      </w:rPr>
+    </w:lvl>
+    <w:lvl w:ilvl="1">
+      <w:start w:val="1"/>
+      <w:numFmt w:val="bullet"/>
+      <w:lvlText w:val="o"/>
+      <w:lvlJc w:val="left"/>
+      <w:pPr>
+        <w:tabs>
+          <w:tab w:val="num" w:pos="1440"/>
+        </w:tabs>
+        <w:ind w:left="1440" w:hanging="360"/>
+      </w:pPr>
+      <w:rPr>
+        <w:rFonts w:ascii="Courier New" w:hAnsi="Courier New" w:hint="default"/>
+        <w:sz w:val="20"/>
+      </w:rPr>
+    </w:lvl>
+    <w:lvl w:ilvl="2" w:tentative="1">
+      <w:start w:val="1"/>
+      <w:numFmt w:val="bullet"/>
+      <w:lvlText w:val=""/>
+      <w:lvlJc w:val="left"/>
+      <w:pPr>
+        <w:tabs>
+          <w:tab w:val="num" w:pos="2160"/>
+        </w:tabs>
+        <w:ind w:left="2160" w:hanging="360"/>
+      </w:pPr>
+      <w:rPr>
+        <w:rFonts w:ascii="Wingdings" w:hAnsi="Wingdings" w:hint="default"/>
+        <w:sz w:val="20"/>
+      </w:rPr>
+    </w:lvl>
+    <w:lvl w:ilvl="3" w:tentative="1">
+      <w:start w:val="1"/>
+      <w:numFmt w:val="bullet"/>
+      <w:lvlText w:val=""/>
+      <w:lvlJc w:val="left"/>
+      <w:pPr>
+        <w:tabs>
+          <w:tab w:val="num" w:pos="2880"/>
+        </w:tabs>
+        <w:ind w:left="2880" w:hanging="360"/>
+      </w:pPr>
+      <w:rPr>
+        <w:rFonts w:ascii="Wingdings" w:hAnsi="Wingdings" w:hint="default"/>
+        <w:sz w:val="20"/>
+      </w:rPr>
+    </w:lvl>
+    <w:lvl w:ilvl="4" w:tentative="1">
+      <w:start w:val="1"/>
+      <w:numFmt w:val="bullet"/>
+      <w:lvlText w:val=""/>
+      <w:lvlJc w:val="left"/>
+      <w:pPr>
+        <w:tabs>
+          <w:tab w:val="num" w:pos="3600"/>
+        </w:tabs>
+        <w:ind w:left="3600" w:hanging="360"/>
+      </w:pPr>
+      <w:rPr>
+        <w:rFonts w:ascii="Wingdings" w:hAnsi="Wingdings" w:hint="default"/>
+        <w:sz w:val="20"/>
+      </w:rPr>
+    </w:lvl>
+    <w:lvl w:ilvl="5" w:tentative="1">
+      <w:start w:val="1"/>
+      <w:numFmt w:val="bullet"/>
+      <w:lvlText w:val=""/>
+      <w:lvlJc w:val="left"/>
+      <w:pPr>
+        <w:tabs>
+          <w:tab w:val="num" w:pos="4320"/>
+        </w:tabs>
+        <w:ind w:left="4320" w:hanging="360"/>
+      </w:pPr>
+      <w:rPr>
+        <w:rFonts w:ascii="Wingdings" w:hAnsi="Wingdings" w:hint="default"/>
+        <w:sz w:val="20"/>
+      </w:rPr>
+    </w:lvl>
+    <w:lvl w:ilvl="6" w:tentative="1">
+      <w:start w:val="1"/>
+      <w:numFmt w:val="bullet"/>
+      <w:lvlText w:val=""/>
+      <w:lvlJc w:val="left"/>
+      <w:pPr>
+        <w:tabs>
+          <w:tab w:val="num" w:pos="5040"/>
+        </w:tabs>
+        <w:ind w:left="5040" w:hanging="360"/>
+      </w:pPr>
+      <w:rPr>
+        <w:rFonts w:ascii="Wingdings" w:hAnsi="Wingdings" w:hint="default"/>
+        <w:sz w:val="20"/>
+      </w:rPr>
+    </w:lvl>
+    <w:lvl w:ilvl="7" w:tentative="1">
+      <w:start w:val="1"/>
+      <w:numFmt w:val="bullet"/>
+      <w:lvlText w:val=""/>
+      <w:lvlJc w:val="left"/>
+      <w:pPr>
+        <w:tabs>
+          <w:tab w:val="num" w:pos="5760"/>
+        </w:tabs>
+        <w:ind w:left="5760" w:hanging="360"/>
+      </w:pPr>
+      <w:rPr>
+        <w:rFonts w:ascii="Wingdings" w:hAnsi="Wingdings" w:hint="default"/>
+        <w:sz w:val="20"/>
+      </w:rPr>
+    </w:lvl>
+    <w:lvl w:ilvl="8" w:tentative="1">
+      <w:start w:val="1"/>
+      <w:numFmt w:val="bullet"/>
+      <w:lvlText w:val=""/>
+      <w:lvlJc w:val="left"/>
+      <w:pPr>
+        <w:tabs>
+          <w:tab w:val="num" w:pos="6480"/>
+        </w:tabs>
+        <w:ind w:left="6480" w:hanging="360"/>
+      </w:pPr>
+      <w:rPr>
+        <w:rFonts w:ascii="Wingdings" w:hAnsi="Wingdings" w:hint="default"/>
+        <w:sz w:val="20"/>
+      </w:rPr>
+    </w:lvl>
+  </w:abstractNum>
+  <w:abstractNum w:abstractNumId="20" w15:restartNumberingAfterBreak="0">
+    <w:nsid w:val="6B126C10"/>
+    <w:multiLevelType w:val="multilevel"/>
+    <w:tmpl w:val="DB9EF5EA"/>
     <w:lvl w:ilvl="0">
       <w:start w:val="1"/>
       <w:numFmt w:val="bullet"/>
@@ -27713,7 +34012,454 @@
       </w:rPr>
     </w:lvl>
   </w:abstractNum>
-  <w:abstractNum w:abstractNumId="19" w15:restartNumberingAfterBreak="0">
+  <w:abstractNum w:abstractNumId="21" w15:restartNumberingAfterBreak="0">
+    <w:nsid w:val="6DC32F79"/>
+    <w:multiLevelType w:val="multilevel"/>
+    <w:tmpl w:val="FB8E2696"/>
+    <w:lvl w:ilvl="0">
+      <w:start w:val="1"/>
+      <w:numFmt w:val="bullet"/>
+      <w:lvlText w:val=""/>
+      <w:lvlJc w:val="left"/>
+      <w:pPr>
+        <w:tabs>
+          <w:tab w:val="num" w:pos="720"/>
+        </w:tabs>
+        <w:ind w:left="720" w:hanging="360"/>
+      </w:pPr>
+      <w:rPr>
+        <w:rFonts w:ascii="Symbol" w:hAnsi="Symbol" w:hint="default"/>
+        <w:sz w:val="20"/>
+      </w:rPr>
+    </w:lvl>
+    <w:lvl w:ilvl="1" w:tentative="1">
+      <w:start w:val="1"/>
+      <w:numFmt w:val="bullet"/>
+      <w:lvlText w:val="o"/>
+      <w:lvlJc w:val="left"/>
+      <w:pPr>
+        <w:tabs>
+          <w:tab w:val="num" w:pos="1440"/>
+        </w:tabs>
+        <w:ind w:left="1440" w:hanging="360"/>
+      </w:pPr>
+      <w:rPr>
+        <w:rFonts w:ascii="Courier New" w:hAnsi="Courier New" w:hint="default"/>
+        <w:sz w:val="20"/>
+      </w:rPr>
+    </w:lvl>
+    <w:lvl w:ilvl="2" w:tentative="1">
+      <w:start w:val="1"/>
+      <w:numFmt w:val="bullet"/>
+      <w:lvlText w:val=""/>
+      <w:lvlJc w:val="left"/>
+      <w:pPr>
+        <w:tabs>
+          <w:tab w:val="num" w:pos="2160"/>
+        </w:tabs>
+        <w:ind w:left="2160" w:hanging="360"/>
+      </w:pPr>
+      <w:rPr>
+        <w:rFonts w:ascii="Wingdings" w:hAnsi="Wingdings" w:hint="default"/>
+        <w:sz w:val="20"/>
+      </w:rPr>
+    </w:lvl>
+    <w:lvl w:ilvl="3" w:tentative="1">
+      <w:start w:val="1"/>
+      <w:numFmt w:val="bullet"/>
+      <w:lvlText w:val=""/>
+      <w:lvlJc w:val="left"/>
+      <w:pPr>
+        <w:tabs>
+          <w:tab w:val="num" w:pos="2880"/>
+        </w:tabs>
+        <w:ind w:left="2880" w:hanging="360"/>
+      </w:pPr>
+      <w:rPr>
+        <w:rFonts w:ascii="Wingdings" w:hAnsi="Wingdings" w:hint="default"/>
+        <w:sz w:val="20"/>
+      </w:rPr>
+    </w:lvl>
+    <w:lvl w:ilvl="4" w:tentative="1">
+      <w:start w:val="1"/>
+      <w:numFmt w:val="bullet"/>
+      <w:lvlText w:val=""/>
+      <w:lvlJc w:val="left"/>
+      <w:pPr>
+        <w:tabs>
+          <w:tab w:val="num" w:pos="3600"/>
+        </w:tabs>
+        <w:ind w:left="3600" w:hanging="360"/>
+      </w:pPr>
+      <w:rPr>
+        <w:rFonts w:ascii="Wingdings" w:hAnsi="Wingdings" w:hint="default"/>
+        <w:sz w:val="20"/>
+      </w:rPr>
+    </w:lvl>
+    <w:lvl w:ilvl="5" w:tentative="1">
+      <w:start w:val="1"/>
+      <w:numFmt w:val="bullet"/>
+      <w:lvlText w:val=""/>
+      <w:lvlJc w:val="left"/>
+      <w:pPr>
+        <w:tabs>
+          <w:tab w:val="num" w:pos="4320"/>
+        </w:tabs>
+        <w:ind w:left="4320" w:hanging="360"/>
+      </w:pPr>
+      <w:rPr>
+        <w:rFonts w:ascii="Wingdings" w:hAnsi="Wingdings" w:hint="default"/>
+        <w:sz w:val="20"/>
+      </w:rPr>
+    </w:lvl>
+    <w:lvl w:ilvl="6" w:tentative="1">
+      <w:start w:val="1"/>
+      <w:numFmt w:val="bullet"/>
+      <w:lvlText w:val=""/>
+      <w:lvlJc w:val="left"/>
+      <w:pPr>
+        <w:tabs>
+          <w:tab w:val="num" w:pos="5040"/>
+        </w:tabs>
+        <w:ind w:left="5040" w:hanging="360"/>
+      </w:pPr>
+      <w:rPr>
+        <w:rFonts w:ascii="Wingdings" w:hAnsi="Wingdings" w:hint="default"/>
+        <w:sz w:val="20"/>
+      </w:rPr>
+    </w:lvl>
+    <w:lvl w:ilvl="7" w:tentative="1">
+      <w:start w:val="1"/>
+      <w:numFmt w:val="bullet"/>
+      <w:lvlText w:val=""/>
+      <w:lvlJc w:val="left"/>
+      <w:pPr>
+        <w:tabs>
+          <w:tab w:val="num" w:pos="5760"/>
+        </w:tabs>
+        <w:ind w:left="5760" w:hanging="360"/>
+      </w:pPr>
+      <w:rPr>
+        <w:rFonts w:ascii="Wingdings" w:hAnsi="Wingdings" w:hint="default"/>
+        <w:sz w:val="20"/>
+      </w:rPr>
+    </w:lvl>
+    <w:lvl w:ilvl="8" w:tentative="1">
+      <w:start w:val="1"/>
+      <w:numFmt w:val="bullet"/>
+      <w:lvlText w:val=""/>
+      <w:lvlJc w:val="left"/>
+      <w:pPr>
+        <w:tabs>
+          <w:tab w:val="num" w:pos="6480"/>
+        </w:tabs>
+        <w:ind w:left="6480" w:hanging="360"/>
+      </w:pPr>
+      <w:rPr>
+        <w:rFonts w:ascii="Wingdings" w:hAnsi="Wingdings" w:hint="default"/>
+        <w:sz w:val="20"/>
+      </w:rPr>
+    </w:lvl>
+  </w:abstractNum>
+  <w:abstractNum w:abstractNumId="22" w15:restartNumberingAfterBreak="0">
+    <w:nsid w:val="70EB24C7"/>
+    <w:multiLevelType w:val="multilevel"/>
+    <w:tmpl w:val="57E67430"/>
+    <w:lvl w:ilvl="0">
+      <w:start w:val="1"/>
+      <w:numFmt w:val="bullet"/>
+      <w:lvlText w:val=""/>
+      <w:lvlJc w:val="left"/>
+      <w:pPr>
+        <w:tabs>
+          <w:tab w:val="num" w:pos="720"/>
+        </w:tabs>
+        <w:ind w:left="720" w:hanging="360"/>
+      </w:pPr>
+      <w:rPr>
+        <w:rFonts w:ascii="Symbol" w:hAnsi="Symbol" w:hint="default"/>
+        <w:sz w:val="20"/>
+      </w:rPr>
+    </w:lvl>
+    <w:lvl w:ilvl="1" w:tentative="1">
+      <w:start w:val="1"/>
+      <w:numFmt w:val="bullet"/>
+      <w:lvlText w:val="o"/>
+      <w:lvlJc w:val="left"/>
+      <w:pPr>
+        <w:tabs>
+          <w:tab w:val="num" w:pos="1440"/>
+        </w:tabs>
+        <w:ind w:left="1440" w:hanging="360"/>
+      </w:pPr>
+      <w:rPr>
+        <w:rFonts w:ascii="Courier New" w:hAnsi="Courier New" w:hint="default"/>
+        <w:sz w:val="20"/>
+      </w:rPr>
+    </w:lvl>
+    <w:lvl w:ilvl="2" w:tentative="1">
+      <w:start w:val="1"/>
+      <w:numFmt w:val="bullet"/>
+      <w:lvlText w:val=""/>
+      <w:lvlJc w:val="left"/>
+      <w:pPr>
+        <w:tabs>
+          <w:tab w:val="num" w:pos="2160"/>
+        </w:tabs>
+        <w:ind w:left="2160" w:hanging="360"/>
+      </w:pPr>
+      <w:rPr>
+        <w:rFonts w:ascii="Wingdings" w:hAnsi="Wingdings" w:hint="default"/>
+        <w:sz w:val="20"/>
+      </w:rPr>
+    </w:lvl>
+    <w:lvl w:ilvl="3" w:tentative="1">
+      <w:start w:val="1"/>
+      <w:numFmt w:val="bullet"/>
+      <w:lvlText w:val=""/>
+      <w:lvlJc w:val="left"/>
+      <w:pPr>
+        <w:tabs>
+          <w:tab w:val="num" w:pos="2880"/>
+        </w:tabs>
+        <w:ind w:left="2880" w:hanging="360"/>
+      </w:pPr>
+      <w:rPr>
+        <w:rFonts w:ascii="Wingdings" w:hAnsi="Wingdings" w:hint="default"/>
+        <w:sz w:val="20"/>
+      </w:rPr>
+    </w:lvl>
+    <w:lvl w:ilvl="4" w:tentative="1">
+      <w:start w:val="1"/>
+      <w:numFmt w:val="bullet"/>
+      <w:lvlText w:val=""/>
+      <w:lvlJc w:val="left"/>
+      <w:pPr>
+        <w:tabs>
+          <w:tab w:val="num" w:pos="3600"/>
+        </w:tabs>
+        <w:ind w:left="3600" w:hanging="360"/>
+      </w:pPr>
+      <w:rPr>
+        <w:rFonts w:ascii="Wingdings" w:hAnsi="Wingdings" w:hint="default"/>
+        <w:sz w:val="20"/>
+      </w:rPr>
+    </w:lvl>
+    <w:lvl w:ilvl="5" w:tentative="1">
+      <w:start w:val="1"/>
+      <w:numFmt w:val="bullet"/>
+      <w:lvlText w:val=""/>
+      <w:lvlJc w:val="left"/>
+      <w:pPr>
+        <w:tabs>
+          <w:tab w:val="num" w:pos="4320"/>
+        </w:tabs>
+        <w:ind w:left="4320" w:hanging="360"/>
+      </w:pPr>
+      <w:rPr>
+        <w:rFonts w:ascii="Wingdings" w:hAnsi="Wingdings" w:hint="default"/>
+        <w:sz w:val="20"/>
+      </w:rPr>
+    </w:lvl>
+    <w:lvl w:ilvl="6" w:tentative="1">
+      <w:start w:val="1"/>
+      <w:numFmt w:val="bullet"/>
+      <w:lvlText w:val=""/>
+      <w:lvlJc w:val="left"/>
+      <w:pPr>
+        <w:tabs>
+          <w:tab w:val="num" w:pos="5040"/>
+        </w:tabs>
+        <w:ind w:left="5040" w:hanging="360"/>
+      </w:pPr>
+      <w:rPr>
+        <w:rFonts w:ascii="Wingdings" w:hAnsi="Wingdings" w:hint="default"/>
+        <w:sz w:val="20"/>
+      </w:rPr>
+    </w:lvl>
+    <w:lvl w:ilvl="7" w:tentative="1">
+      <w:start w:val="1"/>
+      <w:numFmt w:val="bullet"/>
+      <w:lvlText w:val=""/>
+      <w:lvlJc w:val="left"/>
+      <w:pPr>
+        <w:tabs>
+          <w:tab w:val="num" w:pos="5760"/>
+        </w:tabs>
+        <w:ind w:left="5760" w:hanging="360"/>
+      </w:pPr>
+      <w:rPr>
+        <w:rFonts w:ascii="Wingdings" w:hAnsi="Wingdings" w:hint="default"/>
+        <w:sz w:val="20"/>
+      </w:rPr>
+    </w:lvl>
+    <w:lvl w:ilvl="8" w:tentative="1">
+      <w:start w:val="1"/>
+      <w:numFmt w:val="bullet"/>
+      <w:lvlText w:val=""/>
+      <w:lvlJc w:val="left"/>
+      <w:pPr>
+        <w:tabs>
+          <w:tab w:val="num" w:pos="6480"/>
+        </w:tabs>
+        <w:ind w:left="6480" w:hanging="360"/>
+      </w:pPr>
+      <w:rPr>
+        <w:rFonts w:ascii="Wingdings" w:hAnsi="Wingdings" w:hint="default"/>
+        <w:sz w:val="20"/>
+      </w:rPr>
+    </w:lvl>
+  </w:abstractNum>
+  <w:abstractNum w:abstractNumId="23" w15:restartNumberingAfterBreak="0">
+    <w:nsid w:val="77CD41DC"/>
+    <w:multiLevelType w:val="multilevel"/>
+    <w:tmpl w:val="CC465296"/>
+    <w:lvl w:ilvl="0">
+      <w:start w:val="1"/>
+      <w:numFmt w:val="bullet"/>
+      <w:lvlText w:val=""/>
+      <w:lvlJc w:val="left"/>
+      <w:pPr>
+        <w:tabs>
+          <w:tab w:val="num" w:pos="720"/>
+        </w:tabs>
+        <w:ind w:left="720" w:hanging="360"/>
+      </w:pPr>
+      <w:rPr>
+        <w:rFonts w:ascii="Symbol" w:hAnsi="Symbol" w:hint="default"/>
+        <w:sz w:val="20"/>
+      </w:rPr>
+    </w:lvl>
+    <w:lvl w:ilvl="1" w:tentative="1">
+      <w:start w:val="1"/>
+      <w:numFmt w:val="bullet"/>
+      <w:lvlText w:val="o"/>
+      <w:lvlJc w:val="left"/>
+      <w:pPr>
+        <w:tabs>
+          <w:tab w:val="num" w:pos="1440"/>
+        </w:tabs>
+        <w:ind w:left="1440" w:hanging="360"/>
+      </w:pPr>
+      <w:rPr>
+        <w:rFonts w:ascii="Courier New" w:hAnsi="Courier New" w:hint="default"/>
+        <w:sz w:val="20"/>
+      </w:rPr>
+    </w:lvl>
+    <w:lvl w:ilvl="2" w:tentative="1">
+      <w:start w:val="1"/>
+      <w:numFmt w:val="bullet"/>
+      <w:lvlText w:val=""/>
+      <w:lvlJc w:val="left"/>
+      <w:pPr>
+        <w:tabs>
+          <w:tab w:val="num" w:pos="2160"/>
+        </w:tabs>
+        <w:ind w:left="2160" w:hanging="360"/>
+      </w:pPr>
+      <w:rPr>
+        <w:rFonts w:ascii="Wingdings" w:hAnsi="Wingdings" w:hint="default"/>
+        <w:sz w:val="20"/>
+      </w:rPr>
+    </w:lvl>
+    <w:lvl w:ilvl="3" w:tentative="1">
+      <w:start w:val="1"/>
+      <w:numFmt w:val="bullet"/>
+      <w:lvlText w:val=""/>
+      <w:lvlJc w:val="left"/>
+      <w:pPr>
+        <w:tabs>
+          <w:tab w:val="num" w:pos="2880"/>
+        </w:tabs>
+        <w:ind w:left="2880" w:hanging="360"/>
+      </w:pPr>
+      <w:rPr>
+        <w:rFonts w:ascii="Wingdings" w:hAnsi="Wingdings" w:hint="default"/>
+        <w:sz w:val="20"/>
+      </w:rPr>
+    </w:lvl>
+    <w:lvl w:ilvl="4" w:tentative="1">
+      <w:start w:val="1"/>
+      <w:numFmt w:val="bullet"/>
+      <w:lvlText w:val=""/>
+      <w:lvlJc w:val="left"/>
+      <w:pPr>
+        <w:tabs>
+          <w:tab w:val="num" w:pos="3600"/>
+        </w:tabs>
+        <w:ind w:left="3600" w:hanging="360"/>
+      </w:pPr>
+      <w:rPr>
+        <w:rFonts w:ascii="Wingdings" w:hAnsi="Wingdings" w:hint="default"/>
+        <w:sz w:val="20"/>
+      </w:rPr>
+    </w:lvl>
+    <w:lvl w:ilvl="5" w:tentative="1">
+      <w:start w:val="1"/>
+      <w:numFmt w:val="bullet"/>
+      <w:lvlText w:val=""/>
+      <w:lvlJc w:val="left"/>
+      <w:pPr>
+        <w:tabs>
+          <w:tab w:val="num" w:pos="4320"/>
+        </w:tabs>
+        <w:ind w:left="4320" w:hanging="360"/>
+      </w:pPr>
+      <w:rPr>
+        <w:rFonts w:ascii="Wingdings" w:hAnsi="Wingdings" w:hint="default"/>
+        <w:sz w:val="20"/>
+      </w:rPr>
+    </w:lvl>
+    <w:lvl w:ilvl="6" w:tentative="1">
+      <w:start w:val="1"/>
+      <w:numFmt w:val="bullet"/>
+      <w:lvlText w:val=""/>
+      <w:lvlJc w:val="left"/>
+      <w:pPr>
+        <w:tabs>
+          <w:tab w:val="num" w:pos="5040"/>
+        </w:tabs>
+        <w:ind w:left="5040" w:hanging="360"/>
+      </w:pPr>
+      <w:rPr>
+        <w:rFonts w:ascii="Wingdings" w:hAnsi="Wingdings" w:hint="default"/>
+        <w:sz w:val="20"/>
+      </w:rPr>
+    </w:lvl>
+    <w:lvl w:ilvl="7" w:tentative="1">
+      <w:start w:val="1"/>
+      <w:numFmt w:val="bullet"/>
+      <w:lvlText w:val=""/>
+      <w:lvlJc w:val="left"/>
+      <w:pPr>
+        <w:tabs>
+          <w:tab w:val="num" w:pos="5760"/>
+        </w:tabs>
+        <w:ind w:left="5760" w:hanging="360"/>
+      </w:pPr>
+      <w:rPr>
+        <w:rFonts w:ascii="Wingdings" w:hAnsi="Wingdings" w:hint="default"/>
+        <w:sz w:val="20"/>
+      </w:rPr>
+    </w:lvl>
+    <w:lvl w:ilvl="8" w:tentative="1">
+      <w:start w:val="1"/>
+      <w:numFmt w:val="bullet"/>
+      <w:lvlText w:val=""/>
+      <w:lvlJc w:val="left"/>
+      <w:pPr>
+        <w:tabs>
+          <w:tab w:val="num" w:pos="6480"/>
+        </w:tabs>
+        <w:ind w:left="6480" w:hanging="360"/>
+      </w:pPr>
+      <w:rPr>
+        <w:rFonts w:ascii="Wingdings" w:hAnsi="Wingdings" w:hint="default"/>
+        <w:sz w:val="20"/>
+      </w:rPr>
+    </w:lvl>
+  </w:abstractNum>
+  <w:abstractNum w:abstractNumId="24" w15:restartNumberingAfterBreak="0">
     <w:nsid w:val="79D71151"/>
     <w:multiLevelType w:val="multilevel"/>
     <w:tmpl w:val="629698C6"/>
@@ -27827,64 +34573,79 @@
     </w:lvl>
   </w:abstractNum>
   <w:num w:numId="1">
+    <w:abstractNumId w:val="17"/>
+  </w:num>
+  <w:num w:numId="2">
     <w:abstractNumId w:val="13"/>
   </w:num>
-  <w:num w:numId="2">
+  <w:num w:numId="3">
+    <w:abstractNumId w:val="2"/>
+  </w:num>
+  <w:num w:numId="4">
+    <w:abstractNumId w:val="23"/>
+  </w:num>
+  <w:num w:numId="5">
+    <w:abstractNumId w:val="21"/>
+  </w:num>
+  <w:num w:numId="6">
+    <w:abstractNumId w:val="18"/>
+  </w:num>
+  <w:num w:numId="7">
+    <w:abstractNumId w:val="15"/>
+  </w:num>
+  <w:num w:numId="8">
+    <w:abstractNumId w:val="20"/>
+  </w:num>
+  <w:num w:numId="9">
+    <w:abstractNumId w:val="14"/>
+  </w:num>
+  <w:num w:numId="10">
+    <w:abstractNumId w:val="7"/>
+  </w:num>
+  <w:num w:numId="11">
+    <w:abstractNumId w:val="4"/>
+  </w:num>
+  <w:num w:numId="12">
+    <w:abstractNumId w:val="22"/>
+  </w:num>
+  <w:num w:numId="13">
+    <w:abstractNumId w:val="11"/>
+  </w:num>
+  <w:num w:numId="14">
+    <w:abstractNumId w:val="3"/>
+  </w:num>
+  <w:num w:numId="15">
+    <w:abstractNumId w:val="9"/>
+  </w:num>
+  <w:num w:numId="16">
+    <w:abstractNumId w:val="24"/>
+  </w:num>
+  <w:num w:numId="17">
+    <w:abstractNumId w:val="1"/>
+  </w:num>
+  <w:num w:numId="18">
     <w:abstractNumId w:val="10"/>
   </w:num>
-  <w:num w:numId="3">
-    <w:abstractNumId w:val="1"/>
+  <w:num w:numId="19">
+    <w:abstractNumId w:val="5"/>
   </w:num>
-  <w:num w:numId="4">
-    <w:abstractNumId w:val="18"/>
+  <w:num w:numId="20">
+    <w:abstractNumId w:val="8"/>
   </w:num>
-  <w:num w:numId="5">
+  <w:num w:numId="21">
+    <w:abstractNumId w:val="6"/>
+  </w:num>
+  <w:num w:numId="22">
+    <w:abstractNumId w:val="19"/>
+  </w:num>
+  <w:num w:numId="23">
+    <w:abstractNumId w:val="0"/>
+  </w:num>
+  <w:num w:numId="24">
     <w:abstractNumId w:val="16"/>
   </w:num>
-  <w:num w:numId="6">
-    <w:abstractNumId w:val="14"/>
-  </w:num>
-  <w:num w:numId="7">
+  <w:num w:numId="25">
     <w:abstractNumId w:val="12"/>
-  </w:num>
-  <w:num w:numId="8">
-    <w:abstractNumId w:val="15"/>
-  </w:num>
-  <w:num w:numId="9">
-    <w:abstractNumId w:val="11"/>
-  </w:num>
-  <w:num w:numId="10">
-    <w:abstractNumId w:val="5"/>
-  </w:num>
-  <w:num w:numId="11">
-    <w:abstractNumId w:val="3"/>
-  </w:num>
-  <w:num w:numId="12">
-    <w:abstractNumId w:val="17"/>
-  </w:num>
-  <w:num w:numId="13">
-    <w:abstractNumId w:val="9"/>
-  </w:num>
-  <w:num w:numId="14">
-    <w:abstractNumId w:val="2"/>
-  </w:num>
-  <w:num w:numId="15">
-    <w:abstractNumId w:val="7"/>
-  </w:num>
-  <w:num w:numId="16">
-    <w:abstractNumId w:val="19"/>
-  </w:num>
-  <w:num w:numId="17">
-    <w:abstractNumId w:val="0"/>
-  </w:num>
-  <w:num w:numId="18">
-    <w:abstractNumId w:val="8"/>
-  </w:num>
-  <w:num w:numId="19">
-    <w:abstractNumId w:val="4"/>
-  </w:num>
-  <w:num w:numId="20">
-    <w:abstractNumId w:val="6"/>
   </w:num>
 </w:numbering>
 </file>
@@ -28288,6 +35049,27 @@
     <w:name w:val="Normal"/>
     <w:qFormat/>
   </w:style>
+  <w:style w:type="paragraph" w:styleId="1">
+    <w:name w:val="heading 1"/>
+    <w:basedOn w:val="a"/>
+    <w:next w:val="a"/>
+    <w:link w:val="10"/>
+    <w:uiPriority w:val="9"/>
+    <w:qFormat/>
+    <w:rsid w:val="00E614AA"/>
+    <w:pPr>
+      <w:keepNext/>
+      <w:keepLines/>
+      <w:spacing w:before="240" w:after="0"/>
+      <w:outlineLvl w:val="0"/>
+    </w:pPr>
+    <w:rPr>
+      <w:rFonts w:asciiTheme="majorHAnsi" w:eastAsiaTheme="majorEastAsia" w:hAnsiTheme="majorHAnsi" w:cstheme="majorBidi"/>
+      <w:color w:val="2F5496" w:themeColor="accent1" w:themeShade="BF"/>
+      <w:sz w:val="32"/>
+      <w:szCs w:val="32"/>
+    </w:rPr>
+  </w:style>
   <w:style w:type="paragraph" w:styleId="2">
     <w:name w:val="heading 2"/>
     <w:basedOn w:val="a"/>
@@ -28419,6 +35201,72 @@
         <w:insideV w:val="single" w:sz="4" w:space="0" w:color="auto"/>
       </w:tblBorders>
     </w:tblPr>
+  </w:style>
+  <w:style w:type="paragraph" w:styleId="HTML">
+    <w:name w:val="HTML Preformatted"/>
+    <w:basedOn w:val="a"/>
+    <w:link w:val="HTML0"/>
+    <w:uiPriority w:val="99"/>
+    <w:unhideWhenUsed/>
+    <w:rsid w:val="00660F90"/>
+    <w:pPr>
+      <w:tabs>
+        <w:tab w:val="left" w:pos="916"/>
+        <w:tab w:val="left" w:pos="1832"/>
+        <w:tab w:val="left" w:pos="2748"/>
+        <w:tab w:val="left" w:pos="3664"/>
+        <w:tab w:val="left" w:pos="4580"/>
+        <w:tab w:val="left" w:pos="5496"/>
+        <w:tab w:val="left" w:pos="6412"/>
+        <w:tab w:val="left" w:pos="7328"/>
+        <w:tab w:val="left" w:pos="8244"/>
+        <w:tab w:val="left" w:pos="9160"/>
+        <w:tab w:val="left" w:pos="10076"/>
+        <w:tab w:val="left" w:pos="10992"/>
+        <w:tab w:val="left" w:pos="11908"/>
+        <w:tab w:val="left" w:pos="12824"/>
+        <w:tab w:val="left" w:pos="13740"/>
+        <w:tab w:val="left" w:pos="14656"/>
+      </w:tabs>
+      <w:spacing w:after="0" w:line="240" w:lineRule="auto"/>
+    </w:pPr>
+    <w:rPr>
+      <w:rFonts w:ascii="Courier New" w:eastAsia="Times New Roman" w:hAnsi="Courier New" w:cs="Courier New"/>
+      <w:sz w:val="20"/>
+      <w:szCs w:val="20"/>
+      <w:lang w:eastAsia="ru-RU"/>
+    </w:rPr>
+  </w:style>
+  <w:style w:type="character" w:customStyle="1" w:styleId="HTML0">
+    <w:name w:val="Стандартный HTML Знак"/>
+    <w:basedOn w:val="a0"/>
+    <w:link w:val="HTML"/>
+    <w:uiPriority w:val="99"/>
+    <w:rsid w:val="00660F90"/>
+    <w:rPr>
+      <w:rFonts w:ascii="Courier New" w:eastAsia="Times New Roman" w:hAnsi="Courier New" w:cs="Courier New"/>
+      <w:sz w:val="20"/>
+      <w:szCs w:val="20"/>
+      <w:lang w:eastAsia="ru-RU"/>
+    </w:rPr>
+  </w:style>
+  <w:style w:type="character" w:customStyle="1" w:styleId="n">
+    <w:name w:val="ͼn"/>
+    <w:basedOn w:val="a0"/>
+    <w:rsid w:val="00660F90"/>
+  </w:style>
+  <w:style w:type="character" w:customStyle="1" w:styleId="10">
+    <w:name w:val="Заголовок 1 Знак"/>
+    <w:basedOn w:val="a0"/>
+    <w:link w:val="1"/>
+    <w:uiPriority w:val="9"/>
+    <w:rsid w:val="00E614AA"/>
+    <w:rPr>
+      <w:rFonts w:asciiTheme="majorHAnsi" w:eastAsiaTheme="majorEastAsia" w:hAnsiTheme="majorHAnsi" w:cstheme="majorBidi"/>
+      <w:color w:val="2F5496" w:themeColor="accent1" w:themeShade="BF"/>
+      <w:sz w:val="32"/>
+      <w:szCs w:val="32"/>
+    </w:rPr>
   </w:style>
 </w:styles>
 </file>

--- a/БД.docx
+++ b/БД.docx
@@ -25956,15 +25956,23 @@
     <w:p>
       <w:pPr>
         <w:rPr>
+          <w:b/>
+          <w:bCs/>
           <w:lang w:val="en-US"/>
         </w:rPr>
       </w:pPr>
       <w:r>
+        <w:rPr>
+          <w:b/>
+          <w:bCs/>
+        </w:rPr>
         <w:t xml:space="preserve">Команды для </w:t>
       </w:r>
       <w:proofErr w:type="spellStart"/>
       <w:r>
         <w:rPr>
+          <w:b/>
+          <w:bCs/>
           <w:lang w:val="en-US"/>
         </w:rPr>
         <w:t>postgres</w:t>
@@ -25972,6 +25980,8 @@
       <w:proofErr w:type="spellEnd"/>
       <w:r>
         <w:rPr>
+          <w:b/>
+          <w:bCs/>
           <w:lang w:val="en-US"/>
         </w:rPr>
         <w:t xml:space="preserve"> </w:t>
@@ -25979,6 +25989,8 @@
       <w:proofErr w:type="spellStart"/>
       <w:r>
         <w:rPr>
+          <w:b/>
+          <w:bCs/>
           <w:lang w:val="en-US"/>
         </w:rPr>
         <w:t>sql</w:t>
@@ -25986,6 +25998,8 @@
       <w:proofErr w:type="spellEnd"/>
       <w:r>
         <w:rPr>
+          <w:b/>
+          <w:bCs/>
           <w:lang w:val="en-US"/>
         </w:rPr>
         <w:t>:</w:t>
@@ -27330,9 +27344,30 @@
     <w:p>
       <w:pPr>
         <w:pStyle w:val="3"/>
-      </w:pPr>
-      <w:r>
-        <w:t>Просмотр данных с объединением нескольких таблиц</w:t>
+        <w:rPr>
+          <w:lang w:val="en-US"/>
+        </w:rPr>
+      </w:pPr>
+      <w:r>
+        <w:t>ФИО</w:t>
+      </w:r>
+      <w:r>
+        <w:rPr>
+          <w:lang w:val="en-US"/>
+        </w:rPr>
+        <w:t xml:space="preserve">, </w:t>
+      </w:r>
+      <w:r>
+        <w:t>Кличка</w:t>
+      </w:r>
+      <w:r>
+        <w:rPr>
+          <w:lang w:val="en-US"/>
+        </w:rPr>
+        <w:t xml:space="preserve">, </w:t>
+      </w:r>
+      <w:r>
+        <w:t>Оказанные услуги</w:t>
       </w:r>
     </w:p>
     <w:p>
@@ -30095,7 +30130,6 @@
         <w:t xml:space="preserve">            </w:t>
       </w:r>
       <w:proofErr w:type="spellStart"/>
-      <w:proofErr w:type="gramStart"/>
       <w:r>
         <w:rPr>
           <w:rFonts w:ascii="Courier New" w:eastAsia="Times New Roman" w:hAnsi="Courier New" w:cs="Courier New"/>
@@ -30117,7 +30151,6 @@
         <w:t>randint</w:t>
       </w:r>
       <w:proofErr w:type="spellEnd"/>
-      <w:proofErr w:type="gramEnd"/>
       <w:r>
         <w:rPr>
           <w:rFonts w:ascii="Courier New" w:eastAsia="Times New Roman" w:hAnsi="Courier New" w:cs="Courier New"/>
@@ -31105,8 +31138,9 @@
           <w:sz w:val="22"/>
           <w:szCs w:val="22"/>
         </w:rPr>
-        <w:t>примеры выполнения;</w:t>
-      </w:r>
+        <w:t xml:space="preserve">примеры </w:t>
+      </w:r>
+      <w:proofErr w:type="spellStart"/>
       <w:r>
         <w:rPr>
           <w:rFonts w:ascii="Arial" w:hAnsi="Arial" w:cs="Arial"/>
@@ -31114,13 +31148,48 @@
           <w:sz w:val="22"/>
           <w:szCs w:val="22"/>
         </w:rPr>
-        <w:br/>
-        <w:t>краткое описание логики каждого запроса.</w:t>
-      </w:r>
+        <w:t>выполнения;</w:t>
+      </w:r>
+      <w:proofErr w:type="spellEnd"/>
     </w:p>
     <w:p>
       <w:pPr>
-        <w:spacing w:line="240" w:lineRule="auto"/>
+        <w:pStyle w:val="a3"/>
+        <w:numPr>
+          <w:ilvl w:val="0"/>
+          <w:numId w:val="25"/>
+        </w:numPr>
+        <w:spacing w:before="0" w:beforeAutospacing="0" w:after="240" w:afterAutospacing="0"/>
+        <w:textAlignment w:val="baseline"/>
+        <w:rPr>
+          <w:rFonts w:ascii="Arial" w:hAnsi="Arial" w:cs="Arial"/>
+          <w:color w:val="000000"/>
+          <w:sz w:val="22"/>
+          <w:szCs w:val="22"/>
+        </w:rPr>
+      </w:pPr>
+      <w:r>
+        <w:rPr>
+          <w:rFonts w:ascii="Arial" w:hAnsi="Arial" w:cs="Arial"/>
+          <w:color w:val="000000"/>
+          <w:sz w:val="22"/>
+          <w:szCs w:val="22"/>
+        </w:rPr>
+        <w:t>краткое описание логики каждого запроса.</w:t>
+      </w:r>
+    </w:p>
+    <w:p>
+      <w:pPr>
+        <w:pStyle w:val="a3"/>
+        <w:spacing w:before="0" w:beforeAutospacing="0" w:after="240" w:afterAutospacing="0"/>
+        <w:ind w:left="360"/>
+        <w:textAlignment w:val="baseline"/>
+        <w:rPr>
+          <w:rFonts w:ascii="Arial" w:hAnsi="Arial" w:cs="Arial"/>
+          <w:color w:val="000000"/>
+          <w:sz w:val="22"/>
+          <w:szCs w:val="22"/>
+        </w:rPr>
       </w:pPr>
     </w:p>
     <w:sectPr>
@@ -32710,7 +32779,7 @@
   <w:abstractNum w:abstractNumId="12" w15:restartNumberingAfterBreak="0">
     <w:nsid w:val="38E200FB"/>
     <w:multiLevelType w:val="multilevel"/>
-    <w:tmpl w:val="A406F2BE"/>
+    <w:tmpl w:val="1D9AE0C4"/>
     <w:lvl w:ilvl="0">
       <w:start w:val="1"/>
       <w:numFmt w:val="bullet"/>
@@ -32727,20 +32796,16 @@
         <w:sz w:val="20"/>
       </w:rPr>
     </w:lvl>
-    <w:lvl w:ilvl="1" w:tentative="1">
+    <w:lvl w:ilvl="1">
       <w:start w:val="1"/>
-      <w:numFmt w:val="bullet"/>
-      <w:lvlText w:val="o"/>
+      <w:numFmt w:val="decimal"/>
+      <w:lvlText w:val="%2."/>
       <w:lvlJc w:val="left"/>
       <w:pPr>
-        <w:tabs>
-          <w:tab w:val="num" w:pos="1440"/>
-        </w:tabs>
         <w:ind w:left="1440" w:hanging="360"/>
       </w:pPr>
       <w:rPr>
-        <w:rFonts w:ascii="Courier New" w:hAnsi="Courier New" w:hint="default"/>
-        <w:sz w:val="20"/>
+        <w:rFonts w:hint="default"/>
       </w:rPr>
     </w:lvl>
     <w:lvl w:ilvl="2" w:tentative="1">
@@ -35268,6 +35333,46 @@
       <w:szCs w:val="32"/>
     </w:rPr>
   </w:style>
+  <w:style w:type="paragraph" w:styleId="a5">
+    <w:name w:val="List Paragraph"/>
+    <w:basedOn w:val="a"/>
+    <w:uiPriority w:val="34"/>
+    <w:qFormat/>
+    <w:rsid w:val="007E2339"/>
+    <w:pPr>
+      <w:ind w:left="720"/>
+      <w:contextualSpacing/>
+    </w:pPr>
+  </w:style>
+  <w:style w:type="character" w:styleId="a6">
+    <w:name w:val="Strong"/>
+    <w:basedOn w:val="a0"/>
+    <w:uiPriority w:val="22"/>
+    <w:qFormat/>
+    <w:rsid w:val="007E2339"/>
+    <w:rPr>
+      <w:b/>
+      <w:bCs/>
+    </w:rPr>
+  </w:style>
+  <w:style w:type="character" w:customStyle="1" w:styleId="q">
+    <w:name w:val="ͼq"/>
+    <w:basedOn w:val="a0"/>
+    <w:rsid w:val="00635BED"/>
+  </w:style>
+  <w:style w:type="character" w:styleId="HTML1">
+    <w:name w:val="HTML Code"/>
+    <w:basedOn w:val="a0"/>
+    <w:uiPriority w:val="99"/>
+    <w:semiHidden/>
+    <w:unhideWhenUsed/>
+    <w:rsid w:val="00DE0ACC"/>
+    <w:rPr>
+      <w:rFonts w:ascii="Courier New" w:eastAsia="Times New Roman" w:hAnsi="Courier New" w:cs="Courier New"/>
+      <w:sz w:val="20"/>
+      <w:szCs w:val="20"/>
+    </w:rPr>
+  </w:style>
 </w:styles>
 </file>
 

--- a/БД.docx
+++ b/БД.docx
@@ -1402,7 +1402,6 @@
                 <w:lang w:eastAsia="ru-RU"/>
               </w:rPr>
             </w:pPr>
-            <w:proofErr w:type="gramStart"/>
             <w:r>
               <w:rPr>
                 <w:rFonts w:ascii="Calibri" w:eastAsia="Times New Roman" w:hAnsi="Calibri" w:cs="Calibri"/>
@@ -1411,7 +1410,6 @@
               </w:rPr>
               <w:t>1:N</w:t>
             </w:r>
-            <w:proofErr w:type="gramEnd"/>
           </w:p>
         </w:tc>
         <w:tc>
@@ -1953,7 +1951,6 @@
                 <w:lang w:eastAsia="ru-RU"/>
               </w:rPr>
             </w:pPr>
-            <w:proofErr w:type="gramStart"/>
             <w:r>
               <w:rPr>
                 <w:rFonts w:ascii="Calibri" w:eastAsia="Times New Roman" w:hAnsi="Calibri" w:cs="Calibri"/>
@@ -1962,7 +1959,6 @@
               </w:rPr>
               <w:t>M:N</w:t>
             </w:r>
-            <w:proofErr w:type="gramEnd"/>
           </w:p>
         </w:tc>
         <w:tc>
@@ -2083,7 +2079,6 @@
                 <w:lang w:eastAsia="ru-RU"/>
               </w:rPr>
             </w:pPr>
-            <w:proofErr w:type="gramStart"/>
             <w:r>
               <w:rPr>
                 <w:rFonts w:ascii="Calibri" w:eastAsia="Times New Roman" w:hAnsi="Calibri" w:cs="Calibri"/>
@@ -2092,7 +2087,6 @@
               </w:rPr>
               <w:t>1:N</w:t>
             </w:r>
-            <w:proofErr w:type="gramEnd"/>
           </w:p>
         </w:tc>
         <w:tc>
@@ -2214,7 +2208,6 @@
                 <w:lang w:eastAsia="ru-RU"/>
               </w:rPr>
             </w:pPr>
-            <w:proofErr w:type="gramStart"/>
             <w:r>
               <w:rPr>
                 <w:rFonts w:ascii="Calibri" w:eastAsia="Times New Roman" w:hAnsi="Calibri" w:cs="Calibri"/>
@@ -2223,7 +2216,6 @@
               </w:rPr>
               <w:t>1:N</w:t>
             </w:r>
-            <w:proofErr w:type="gramEnd"/>
           </w:p>
         </w:tc>
         <w:tc>
@@ -2381,7 +2373,6 @@
                 <w:lang w:eastAsia="ru-RU"/>
               </w:rPr>
             </w:pPr>
-            <w:proofErr w:type="gramStart"/>
             <w:r>
               <w:rPr>
                 <w:rFonts w:ascii="Calibri" w:eastAsia="Times New Roman" w:hAnsi="Calibri" w:cs="Calibri"/>
@@ -2390,7 +2381,6 @@
               </w:rPr>
               <w:t>1:N</w:t>
             </w:r>
-            <w:proofErr w:type="gramEnd"/>
           </w:p>
         </w:tc>
         <w:tc>
@@ -2868,7 +2858,6 @@
                 <w:lang w:eastAsia="ru-RU"/>
               </w:rPr>
             </w:pPr>
-            <w:proofErr w:type="gramStart"/>
             <w:r>
               <w:rPr>
                 <w:rFonts w:ascii="Calibri" w:eastAsia="Times New Roman" w:hAnsi="Calibri" w:cs="Calibri"/>
@@ -2877,7 +2866,6 @@
               </w:rPr>
               <w:t>M:N</w:t>
             </w:r>
-            <w:proofErr w:type="gramEnd"/>
           </w:p>
         </w:tc>
         <w:tc>
@@ -3547,7 +3535,6 @@
                 <w:lang w:eastAsia="ru-RU"/>
               </w:rPr>
             </w:pPr>
-            <w:proofErr w:type="gramStart"/>
             <w:r>
               <w:rPr>
                 <w:rFonts w:ascii="Calibri" w:eastAsia="Times New Roman" w:hAnsi="Calibri" w:cs="Calibri"/>
@@ -3556,7 +3543,6 @@
               </w:rPr>
               <w:t>1:N</w:t>
             </w:r>
-            <w:proofErr w:type="gramEnd"/>
           </w:p>
         </w:tc>
         <w:tc>
@@ -3939,7 +3925,6 @@
                 <w:lang w:eastAsia="ru-RU"/>
               </w:rPr>
             </w:pPr>
-            <w:proofErr w:type="gramStart"/>
             <w:r>
               <w:rPr>
                 <w:rFonts w:ascii="Calibri" w:eastAsia="Times New Roman" w:hAnsi="Calibri" w:cs="Calibri"/>
@@ -3948,7 +3933,6 @@
               </w:rPr>
               <w:t>1:N</w:t>
             </w:r>
-            <w:proofErr w:type="gramEnd"/>
           </w:p>
         </w:tc>
         <w:tc>
@@ -4522,7 +4506,6 @@
                 <w:lang w:eastAsia="ru-RU"/>
               </w:rPr>
             </w:pPr>
-            <w:proofErr w:type="gramStart"/>
             <w:r>
               <w:rPr>
                 <w:rFonts w:ascii="Calibri" w:eastAsia="Times New Roman" w:hAnsi="Calibri" w:cs="Calibri"/>
@@ -4531,7 +4514,6 @@
               </w:rPr>
               <w:t>M:N</w:t>
             </w:r>
-            <w:proofErr w:type="gramEnd"/>
           </w:p>
         </w:tc>
         <w:tc>
@@ -4977,7 +4959,6 @@
                 <w:lang w:eastAsia="ru-RU"/>
               </w:rPr>
             </w:pPr>
-            <w:proofErr w:type="gramStart"/>
             <w:r>
               <w:rPr>
                 <w:rFonts w:ascii="Calibri" w:eastAsia="Times New Roman" w:hAnsi="Calibri" w:cs="Calibri"/>
@@ -4986,7 +4967,6 @@
               </w:rPr>
               <w:t>M:N</w:t>
             </w:r>
-            <w:proofErr w:type="gramEnd"/>
           </w:p>
         </w:tc>
         <w:tc>
@@ -5043,7 +5023,6 @@
                 <w:lang w:eastAsia="ru-RU"/>
               </w:rPr>
             </w:pPr>
-            <w:proofErr w:type="gramStart"/>
             <w:r>
               <w:rPr>
                 <w:rFonts w:ascii="Calibri" w:eastAsia="Times New Roman" w:hAnsi="Calibri" w:cs="Calibri"/>
@@ -5052,7 +5031,6 @@
               </w:rPr>
               <w:t>1:N</w:t>
             </w:r>
-            <w:proofErr w:type="gramEnd"/>
           </w:p>
         </w:tc>
         <w:tc>
@@ -6598,7 +6576,6 @@
                 <w:lang w:eastAsia="ru-RU"/>
               </w:rPr>
             </w:pPr>
-            <w:proofErr w:type="gramStart"/>
             <w:r>
               <w:rPr>
                 <w:rFonts w:ascii="Calibri" w:eastAsia="Times New Roman" w:hAnsi="Calibri" w:cs="Calibri"/>
@@ -6607,7 +6584,6 @@
               </w:rPr>
               <w:t>1:N</w:t>
             </w:r>
-            <w:proofErr w:type="gramEnd"/>
           </w:p>
         </w:tc>
         <w:tc>
@@ -7704,7 +7680,6 @@
                 <w:lang w:eastAsia="ru-RU"/>
               </w:rPr>
             </w:pPr>
-            <w:proofErr w:type="gramStart"/>
             <w:r>
               <w:rPr>
                 <w:rFonts w:ascii="Calibri" w:eastAsia="Times New Roman" w:hAnsi="Calibri" w:cs="Calibri"/>
@@ -7713,7 +7688,6 @@
               </w:rPr>
               <w:t>1:N</w:t>
             </w:r>
-            <w:proofErr w:type="gramEnd"/>
           </w:p>
         </w:tc>
         <w:tc>
@@ -7738,7 +7712,6 @@
                 <w:lang w:eastAsia="ru-RU"/>
               </w:rPr>
             </w:pPr>
-            <w:proofErr w:type="gramStart"/>
             <w:r>
               <w:rPr>
                 <w:rFonts w:ascii="Calibri" w:eastAsia="Times New Roman" w:hAnsi="Calibri" w:cs="Calibri"/>
@@ -7747,7 +7720,6 @@
               </w:rPr>
               <w:t>1:N</w:t>
             </w:r>
-            <w:proofErr w:type="gramEnd"/>
           </w:p>
         </w:tc>
         <w:tc>
@@ -7932,7 +7904,6 @@
                 <w:lang w:eastAsia="ru-RU"/>
               </w:rPr>
             </w:pPr>
-            <w:proofErr w:type="gramStart"/>
             <w:r>
               <w:rPr>
                 <w:rFonts w:ascii="Calibri" w:eastAsia="Times New Roman" w:hAnsi="Calibri" w:cs="Calibri"/>
@@ -7941,7 +7912,6 @@
               </w:rPr>
               <w:t>1:N</w:t>
             </w:r>
-            <w:proofErr w:type="gramEnd"/>
           </w:p>
         </w:tc>
         <w:tc>
@@ -8094,7 +8064,6 @@
                 <w:lang w:eastAsia="ru-RU"/>
               </w:rPr>
             </w:pPr>
-            <w:proofErr w:type="gramStart"/>
             <w:r>
               <w:rPr>
                 <w:rFonts w:ascii="Calibri" w:eastAsia="Times New Roman" w:hAnsi="Calibri" w:cs="Calibri"/>
@@ -8103,7 +8072,6 @@
               </w:rPr>
               <w:t>1:N</w:t>
             </w:r>
-            <w:proofErr w:type="gramEnd"/>
           </w:p>
         </w:tc>
         <w:tc>
@@ -9271,27 +9239,15 @@
                 <w:lang w:eastAsia="ru-RU"/>
               </w:rPr>
             </w:pPr>
-            <w:proofErr w:type="gramStart"/>
-            <w:r>
-              <w:rPr>
-                <w:rFonts w:ascii="Times New Roman" w:eastAsia="Times New Roman" w:hAnsi="Times New Roman" w:cs="Times New Roman"/>
-                <w:color w:val="000000"/>
-                <w:sz w:val="24"/>
-                <w:szCs w:val="24"/>
-                <w:lang w:eastAsia="ru-RU"/>
-              </w:rPr>
-              <w:t xml:space="preserve">UNIQUE,   </w:t>
-            </w:r>
-            <w:proofErr w:type="gramEnd"/>
-            <w:r>
-              <w:rPr>
-                <w:rFonts w:ascii="Times New Roman" w:eastAsia="Times New Roman" w:hAnsi="Times New Roman" w:cs="Times New Roman"/>
-                <w:color w:val="000000"/>
-                <w:sz w:val="24"/>
-                <w:szCs w:val="24"/>
-                <w:lang w:eastAsia="ru-RU"/>
-              </w:rPr>
-              <w:t xml:space="preserve">  NOT NULL</w:t>
+            <w:r>
+              <w:rPr>
+                <w:rFonts w:ascii="Times New Roman" w:eastAsia="Times New Roman" w:hAnsi="Times New Roman" w:cs="Times New Roman"/>
+                <w:color w:val="000000"/>
+                <w:sz w:val="24"/>
+                <w:szCs w:val="24"/>
+                <w:lang w:eastAsia="ru-RU"/>
+              </w:rPr>
+              <w:t>UNIQUE,     NOT NULL</w:t>
             </w:r>
           </w:p>
         </w:tc>
@@ -15032,29 +14988,7 @@
                 <w:szCs w:val="24"/>
                 <w:lang w:eastAsia="ru-RU"/>
               </w:rPr>
-              <w:t>(</w:t>
-            </w:r>
-            <w:proofErr w:type="gramStart"/>
-            <w:r>
-              <w:rPr>
-                <w:rFonts w:ascii="Times New Roman" w:eastAsia="Times New Roman" w:hAnsi="Times New Roman" w:cs="Times New Roman"/>
-                <w:color w:val="000000"/>
-                <w:sz w:val="24"/>
-                <w:szCs w:val="24"/>
-                <w:lang w:eastAsia="ru-RU"/>
-              </w:rPr>
-              <w:t>регистратор  администратор</w:t>
-            </w:r>
-            <w:proofErr w:type="gramEnd"/>
-            <w:r>
-              <w:rPr>
-                <w:rFonts w:ascii="Times New Roman" w:eastAsia="Times New Roman" w:hAnsi="Times New Roman" w:cs="Times New Roman"/>
-                <w:color w:val="000000"/>
-                <w:sz w:val="24"/>
-                <w:szCs w:val="24"/>
-                <w:lang w:eastAsia="ru-RU"/>
-              </w:rPr>
-              <w:t xml:space="preserve"> врач)</w:t>
+              <w:t>(регистратор  администратор врач)</w:t>
             </w:r>
           </w:p>
         </w:tc>
@@ -26347,26 +26281,52 @@
       <w:proofErr w:type="spellEnd"/>
     </w:p>
     <w:p>
-      <w:r>
+      <w:pPr>
+        <w:rPr>
+          <w:lang w:val="en-US"/>
+        </w:rPr>
+      </w:pPr>
+      <w:r>
+        <w:rPr>
+          <w:lang w:val="en-US"/>
+        </w:rPr>
         <w:t>)</w:t>
       </w:r>
     </w:p>
     <w:p>
-      <w:r>
-        <w:t>\</w:t>
-      </w:r>
-      <w:proofErr w:type="spellStart"/>
-      <w:r>
-        <w:t>dt</w:t>
-      </w:r>
-      <w:proofErr w:type="spellEnd"/>
+      <w:pPr>
+        <w:rPr>
+          <w:lang w:val="en-US"/>
+        </w:rPr>
+      </w:pPr>
+      <w:r>
+        <w:rPr>
+          <w:lang w:val="en-US"/>
+        </w:rPr>
+        <w:t>\x</w:t>
+      </w:r>
     </w:p>
     <w:p>
-      <w:r>
+      <w:pPr>
+        <w:rPr>
+          <w:lang w:val="en-US"/>
+        </w:rPr>
+      </w:pPr>
+      <w:r>
+        <w:rPr>
+          <w:lang w:val="en-US"/>
+        </w:rPr>
+        <w:t>\dt</w:t>
+      </w:r>
+    </w:p>
+    <w:p>
+      <w:r>
+        <w:rPr>
+          <w:lang w:val="en-US"/>
+        </w:rPr>
         <w:t>SELECT * FROM Client;</w:t>
       </w:r>
     </w:p>
-    <w:p/>
     <w:p>
       <w:pPr>
         <w:pStyle w:val="3"/>
@@ -26933,7 +26893,25 @@
         </w:rPr>
       </w:pPr>
       <w:r>
-        <w:t>Сумма услуг визита</w:t>
+        <w:t>Сумма</w:t>
+      </w:r>
+      <w:r>
+        <w:rPr>
+          <w:lang w:val="en-US"/>
+        </w:rPr>
+        <w:t xml:space="preserve"> </w:t>
+      </w:r>
+      <w:r>
+        <w:t>услуг</w:t>
+      </w:r>
+      <w:r>
+        <w:rPr>
+          <w:lang w:val="en-US"/>
+        </w:rPr>
+        <w:t xml:space="preserve"> </w:t>
+      </w:r>
+      <w:r>
+        <w:t>визита</w:t>
       </w:r>
     </w:p>
     <w:p>
@@ -27021,9 +26999,9 @@
           <w:szCs w:val="20"/>
           <w:lang w:val="en-US" w:eastAsia="ru-RU"/>
         </w:rPr>
-        <w:t xml:space="preserve">    </w:t>
-      </w:r>
-      <w:proofErr w:type="gramStart"/>
+        <w:t xml:space="preserve">    SUM(</w:t>
+      </w:r>
+      <w:proofErr w:type="spellStart"/>
       <w:r>
         <w:rPr>
           <w:rStyle w:val="n"/>
@@ -27032,10 +27010,9 @@
           <w:szCs w:val="20"/>
           <w:lang w:val="en-US" w:eastAsia="ru-RU"/>
         </w:rPr>
-        <w:t>SUM(</w:t>
-      </w:r>
-      <w:proofErr w:type="spellStart"/>
-      <w:proofErr w:type="gramEnd"/>
+        <w:t>Service.price</w:t>
+      </w:r>
+      <w:proofErr w:type="spellEnd"/>
       <w:r>
         <w:rPr>
           <w:rStyle w:val="n"/>
@@ -27044,9 +27021,9 @@
           <w:szCs w:val="20"/>
           <w:lang w:val="en-US" w:eastAsia="ru-RU"/>
         </w:rPr>
-        <w:t>Service.price</w:t>
-      </w:r>
-      <w:proofErr w:type="spellEnd"/>
+        <w:t xml:space="preserve">) AS </w:t>
+      </w:r>
+      <w:proofErr w:type="spellStart"/>
       <w:r>
         <w:rPr>
           <w:rStyle w:val="n"/>
@@ -27055,10 +27032,13 @@
           <w:szCs w:val="20"/>
           <w:lang w:val="en-US" w:eastAsia="ru-RU"/>
         </w:rPr>
-        <w:t xml:space="preserve">) AS </w:t>
-      </w:r>
-      <w:proofErr w:type="spellStart"/>
-      <w:r>
+        <w:t>total_price</w:t>
+      </w:r>
+      <w:proofErr w:type="spellEnd"/>
+    </w:p>
+    <w:p>
+      <w:pPr>
+        <w:spacing w:line="240" w:lineRule="auto"/>
         <w:rPr>
           <w:rStyle w:val="n"/>
           <w:rFonts w:ascii="Courier New" w:eastAsia="Times New Roman" w:hAnsi="Courier New" w:cs="Courier New"/>
@@ -27066,13 +27046,8 @@
           <w:szCs w:val="20"/>
           <w:lang w:val="en-US" w:eastAsia="ru-RU"/>
         </w:rPr>
-        <w:t>total_price</w:t>
-      </w:r>
-      <w:proofErr w:type="spellEnd"/>
-    </w:p>
-    <w:p>
-      <w:pPr>
-        <w:spacing w:line="240" w:lineRule="auto"/>
+      </w:pPr>
+      <w:r>
         <w:rPr>
           <w:rStyle w:val="n"/>
           <w:rFonts w:ascii="Courier New" w:eastAsia="Times New Roman" w:hAnsi="Courier New" w:cs="Courier New"/>
@@ -27080,7 +27055,9 @@
           <w:szCs w:val="20"/>
           <w:lang w:val="en-US" w:eastAsia="ru-RU"/>
         </w:rPr>
-      </w:pPr>
+        <w:t xml:space="preserve">FROM </w:t>
+      </w:r>
+      <w:proofErr w:type="spellStart"/>
       <w:r>
         <w:rPr>
           <w:rStyle w:val="n"/>
@@ -27089,10 +27066,13 @@
           <w:szCs w:val="20"/>
           <w:lang w:val="en-US" w:eastAsia="ru-RU"/>
         </w:rPr>
-        <w:t xml:space="preserve">FROM </w:t>
-      </w:r>
-      <w:proofErr w:type="spellStart"/>
-      <w:r>
+        <w:t>Visit_Service</w:t>
+      </w:r>
+      <w:proofErr w:type="spellEnd"/>
+    </w:p>
+    <w:p>
+      <w:pPr>
+        <w:spacing w:line="240" w:lineRule="auto"/>
         <w:rPr>
           <w:rStyle w:val="n"/>
           <w:rFonts w:ascii="Courier New" w:eastAsia="Times New Roman" w:hAnsi="Courier New" w:cs="Courier New"/>
@@ -27100,13 +27080,8 @@
           <w:szCs w:val="20"/>
           <w:lang w:val="en-US" w:eastAsia="ru-RU"/>
         </w:rPr>
-        <w:t>Visit_Service</w:t>
-      </w:r>
-      <w:proofErr w:type="spellEnd"/>
-    </w:p>
-    <w:p>
-      <w:pPr>
-        <w:spacing w:line="240" w:lineRule="auto"/>
+      </w:pPr>
+      <w:r>
         <w:rPr>
           <w:rStyle w:val="n"/>
           <w:rFonts w:ascii="Courier New" w:eastAsia="Times New Roman" w:hAnsi="Courier New" w:cs="Courier New"/>
@@ -27114,7 +27089,9 @@
           <w:szCs w:val="20"/>
           <w:lang w:val="en-US" w:eastAsia="ru-RU"/>
         </w:rPr>
-      </w:pPr>
+        <w:t xml:space="preserve">JOIN Service ON </w:t>
+      </w:r>
+      <w:proofErr w:type="spellStart"/>
       <w:r>
         <w:rPr>
           <w:rStyle w:val="n"/>
@@ -27123,9 +27100,9 @@
           <w:szCs w:val="20"/>
           <w:lang w:val="en-US" w:eastAsia="ru-RU"/>
         </w:rPr>
-        <w:t xml:space="preserve">JOIN Service ON </w:t>
-      </w:r>
-      <w:proofErr w:type="spellStart"/>
+        <w:t>Visit_Service.service_id</w:t>
+      </w:r>
+      <w:proofErr w:type="spellEnd"/>
       <w:r>
         <w:rPr>
           <w:rStyle w:val="n"/>
@@ -27134,9 +27111,9 @@
           <w:szCs w:val="20"/>
           <w:lang w:val="en-US" w:eastAsia="ru-RU"/>
         </w:rPr>
-        <w:t>Visit_Service.service_id</w:t>
-      </w:r>
-      <w:proofErr w:type="spellEnd"/>
+        <w:t xml:space="preserve"> = </w:t>
+      </w:r>
+      <w:proofErr w:type="spellStart"/>
       <w:r>
         <w:rPr>
           <w:rStyle w:val="n"/>
@@ -27145,10 +27122,13 @@
           <w:szCs w:val="20"/>
           <w:lang w:val="en-US" w:eastAsia="ru-RU"/>
         </w:rPr>
-        <w:t xml:space="preserve"> = </w:t>
-      </w:r>
-      <w:proofErr w:type="spellStart"/>
-      <w:r>
+        <w:t>Service.service_id</w:t>
+      </w:r>
+      <w:proofErr w:type="spellEnd"/>
+    </w:p>
+    <w:p>
+      <w:pPr>
+        <w:spacing w:line="240" w:lineRule="auto"/>
         <w:rPr>
           <w:rStyle w:val="n"/>
           <w:rFonts w:ascii="Courier New" w:eastAsia="Times New Roman" w:hAnsi="Courier New" w:cs="Courier New"/>
@@ -27156,13 +27136,8 @@
           <w:szCs w:val="20"/>
           <w:lang w:val="en-US" w:eastAsia="ru-RU"/>
         </w:rPr>
-        <w:t>Service.service_id</w:t>
-      </w:r>
-      <w:proofErr w:type="spellEnd"/>
-    </w:p>
-    <w:p>
-      <w:pPr>
-        <w:spacing w:line="240" w:lineRule="auto"/>
+      </w:pPr>
+      <w:r>
         <w:rPr>
           <w:rStyle w:val="n"/>
           <w:rFonts w:ascii="Courier New" w:eastAsia="Times New Roman" w:hAnsi="Courier New" w:cs="Courier New"/>
@@ -27170,7 +27145,9 @@
           <w:szCs w:val="20"/>
           <w:lang w:val="en-US" w:eastAsia="ru-RU"/>
         </w:rPr>
-      </w:pPr>
+        <w:t xml:space="preserve">GROUP BY </w:t>
+      </w:r>
+      <w:proofErr w:type="spellStart"/>
       <w:r>
         <w:rPr>
           <w:rStyle w:val="n"/>
@@ -27179,9 +27156,9 @@
           <w:szCs w:val="20"/>
           <w:lang w:val="en-US" w:eastAsia="ru-RU"/>
         </w:rPr>
-        <w:t xml:space="preserve">GROUP BY </w:t>
-      </w:r>
-      <w:proofErr w:type="spellStart"/>
+        <w:t>Visit_Service.visit_id</w:t>
+      </w:r>
+      <w:proofErr w:type="spellEnd"/>
       <w:r>
         <w:rPr>
           <w:rStyle w:val="n"/>
@@ -27190,10 +27167,12 @@
           <w:szCs w:val="20"/>
           <w:lang w:val="en-US" w:eastAsia="ru-RU"/>
         </w:rPr>
-        <w:t>Visit_Service.visit_id</w:t>
-      </w:r>
-      <w:proofErr w:type="spellEnd"/>
-      <w:r>
+        <w:t>;</w:t>
+      </w:r>
+    </w:p>
+    <w:p>
+      <w:pPr>
+        <w:spacing w:line="240" w:lineRule="auto"/>
         <w:rPr>
           <w:rStyle w:val="n"/>
           <w:rFonts w:ascii="Courier New" w:eastAsia="Times New Roman" w:hAnsi="Courier New" w:cs="Courier New"/>
@@ -27201,155 +27180,151 @@
           <w:szCs w:val="20"/>
           <w:lang w:val="en-US" w:eastAsia="ru-RU"/>
         </w:rPr>
-        <w:t>;</w:t>
-      </w:r>
+      </w:pPr>
     </w:p>
     <w:p>
       <w:pPr>
-        <w:spacing w:line="240" w:lineRule="auto"/>
-        <w:rPr>
-          <w:rStyle w:val="n"/>
-          <w:rFonts w:ascii="Courier New" w:eastAsia="Times New Roman" w:hAnsi="Courier New" w:cs="Courier New"/>
-          <w:sz w:val="20"/>
-          <w:szCs w:val="20"/>
-          <w:lang w:val="en-US" w:eastAsia="ru-RU"/>
-        </w:rPr>
-      </w:pPr>
+        <w:pStyle w:val="3"/>
+        <w:rPr>
+          <w:lang w:val="en-US"/>
+        </w:rPr>
+      </w:pPr>
+      <w:r>
+        <w:t>Журнал</w:t>
+      </w:r>
+      <w:r>
+        <w:rPr>
+          <w:lang w:val="en-US"/>
+        </w:rPr>
+        <w:t xml:space="preserve"> </w:t>
+      </w:r>
+      <w:r>
+        <w:t>событий</w:t>
+      </w:r>
     </w:p>
     <w:p>
       <w:pPr>
-        <w:pStyle w:val="3"/>
+        <w:pStyle w:val="HTML"/>
         <w:rPr>
           <w:lang w:val="en-US"/>
         </w:rPr>
       </w:pPr>
       <w:r>
-        <w:t>Журнал</w:t>
-      </w:r>
-      <w:r>
-        <w:rPr>
+        <w:rPr>
+          <w:rStyle w:val="n"/>
           <w:lang w:val="en-US"/>
         </w:rPr>
+        <w:t>SELECT</w:t>
+      </w:r>
+      <w:r>
+        <w:rPr>
+          <w:lang w:val="en-US"/>
+        </w:rPr>
+        <w:br/>
+        <w:t xml:space="preserve">    </w:t>
+      </w:r>
+      <w:proofErr w:type="spellStart"/>
+      <w:r>
+        <w:rPr>
+          <w:lang w:val="en-US"/>
+        </w:rPr>
+        <w:t>event_time</w:t>
+      </w:r>
+      <w:proofErr w:type="spellEnd"/>
+      <w:r>
+        <w:rPr>
+          <w:lang w:val="en-US"/>
+        </w:rPr>
+        <w:t>,</w:t>
+      </w:r>
+      <w:r>
+        <w:rPr>
+          <w:lang w:val="en-US"/>
+        </w:rPr>
+        <w:br/>
+        <w:t xml:space="preserve">    </w:t>
+      </w:r>
+      <w:proofErr w:type="spellStart"/>
+      <w:r>
+        <w:rPr>
+          <w:lang w:val="en-US"/>
+        </w:rPr>
+        <w:t>event_type</w:t>
+      </w:r>
+      <w:proofErr w:type="spellEnd"/>
+      <w:r>
+        <w:rPr>
+          <w:lang w:val="en-US"/>
+        </w:rPr>
+        <w:t>,</w:t>
+      </w:r>
+      <w:r>
+        <w:rPr>
+          <w:lang w:val="en-US"/>
+        </w:rPr>
+        <w:br/>
+        <w:t xml:space="preserve">    description</w:t>
+      </w:r>
+      <w:r>
+        <w:rPr>
+          <w:lang w:val="en-US"/>
+        </w:rPr>
+        <w:br/>
+      </w:r>
+      <w:r>
+        <w:rPr>
+          <w:rStyle w:val="n"/>
+          <w:lang w:val="en-US"/>
+        </w:rPr>
+        <w:t>FROM</w:t>
+      </w:r>
+      <w:r>
+        <w:rPr>
+          <w:lang w:val="en-US"/>
+        </w:rPr>
         <w:t xml:space="preserve"> </w:t>
       </w:r>
-      <w:r>
-        <w:t>событий</w:t>
+      <w:proofErr w:type="spellStart"/>
+      <w:r>
+        <w:rPr>
+          <w:lang w:val="en-US"/>
+        </w:rPr>
+        <w:t>Event_Log</w:t>
+      </w:r>
+      <w:proofErr w:type="spellEnd"/>
+      <w:r>
+        <w:rPr>
+          <w:lang w:val="en-US"/>
+        </w:rPr>
+        <w:t>;</w:t>
       </w:r>
     </w:p>
     <w:p>
       <w:pPr>
-        <w:pStyle w:val="HTML"/>
+        <w:spacing w:line="240" w:lineRule="auto"/>
         <w:rPr>
           <w:lang w:val="en-US"/>
         </w:rPr>
       </w:pPr>
-      <w:r>
-        <w:rPr>
-          <w:rStyle w:val="n"/>
-          <w:lang w:val="en-US"/>
-        </w:rPr>
-        <w:t>SELECT</w:t>
-      </w:r>
-      <w:r>
-        <w:rPr>
-          <w:lang w:val="en-US"/>
-        </w:rPr>
-        <w:br/>
-        <w:t xml:space="preserve">    </w:t>
-      </w:r>
-      <w:proofErr w:type="spellStart"/>
-      <w:r>
-        <w:rPr>
-          <w:lang w:val="en-US"/>
-        </w:rPr>
-        <w:t>event_time</w:t>
-      </w:r>
-      <w:proofErr w:type="spellEnd"/>
-      <w:r>
-        <w:rPr>
-          <w:lang w:val="en-US"/>
-        </w:rPr>
-        <w:t>,</w:t>
-      </w:r>
-      <w:r>
-        <w:rPr>
-          <w:lang w:val="en-US"/>
-        </w:rPr>
-        <w:br/>
-        <w:t xml:space="preserve">    </w:t>
-      </w:r>
-      <w:proofErr w:type="spellStart"/>
-      <w:r>
-        <w:rPr>
-          <w:lang w:val="en-US"/>
-        </w:rPr>
-        <w:t>event_type</w:t>
-      </w:r>
-      <w:proofErr w:type="spellEnd"/>
-      <w:r>
-        <w:rPr>
-          <w:lang w:val="en-US"/>
-        </w:rPr>
-        <w:t>,</w:t>
-      </w:r>
-      <w:r>
-        <w:rPr>
-          <w:lang w:val="en-US"/>
-        </w:rPr>
-        <w:br/>
-        <w:t xml:space="preserve">    description</w:t>
-      </w:r>
-      <w:r>
-        <w:rPr>
-          <w:lang w:val="en-US"/>
-        </w:rPr>
-        <w:br/>
-      </w:r>
-      <w:r>
-        <w:rPr>
-          <w:rStyle w:val="n"/>
-          <w:lang w:val="en-US"/>
-        </w:rPr>
-        <w:t>FROM</w:t>
-      </w:r>
-      <w:r>
-        <w:rPr>
-          <w:lang w:val="en-US"/>
-        </w:rPr>
-        <w:t xml:space="preserve"> </w:t>
-      </w:r>
-      <w:proofErr w:type="spellStart"/>
-      <w:r>
-        <w:rPr>
-          <w:lang w:val="en-US"/>
-        </w:rPr>
-        <w:t>Event_Log</w:t>
-      </w:r>
-      <w:proofErr w:type="spellEnd"/>
-      <w:r>
-        <w:rPr>
-          <w:lang w:val="en-US"/>
-        </w:rPr>
-        <w:t>;</w:t>
-      </w:r>
     </w:p>
     <w:p>
       <w:pPr>
-        <w:spacing w:line="240" w:lineRule="auto"/>
+        <w:pStyle w:val="3"/>
         <w:rPr>
           <w:lang w:val="en-US"/>
         </w:rPr>
       </w:pPr>
-    </w:p>
-    <w:p>
-      <w:pPr>
-        <w:pStyle w:val="3"/>
+      <w:r>
+        <w:t>ФИО</w:t>
+      </w:r>
+      <w:r>
         <w:rPr>
           <w:lang w:val="en-US"/>
         </w:rPr>
-      </w:pPr>
-      <w:r>
-        <w:t>ФИО</w:t>
+        <w:t xml:space="preserve">, </w:t>
+      </w:r>
+      <w:r>
+        <w:t>Кличка</w:t>
       </w:r>
       <w:r>
         <w:rPr>
@@ -27358,16 +27333,16 @@
         <w:t xml:space="preserve">, </w:t>
       </w:r>
       <w:r>
-        <w:t>Кличка</w:t>
+        <w:t>Оказанные</w:t>
       </w:r>
       <w:r>
         <w:rPr>
           <w:lang w:val="en-US"/>
         </w:rPr>
-        <w:t xml:space="preserve">, </w:t>
-      </w:r>
-      <w:r>
-        <w:t>Оказанные услуги</w:t>
+        <w:t xml:space="preserve"> </w:t>
+      </w:r>
+      <w:r>
+        <w:t>услуги</w:t>
       </w:r>
     </w:p>
     <w:p>
@@ -31138,19 +31113,8 @@
           <w:sz w:val="22"/>
           <w:szCs w:val="22"/>
         </w:rPr>
-        <w:t xml:space="preserve">примеры </w:t>
-      </w:r>
-      <w:proofErr w:type="spellStart"/>
-      <w:r>
-        <w:rPr>
-          <w:rFonts w:ascii="Arial" w:hAnsi="Arial" w:cs="Arial"/>
-          <w:color w:val="000000"/>
-          <w:sz w:val="22"/>
-          <w:szCs w:val="22"/>
-        </w:rPr>
-        <w:t>выполнения;</w:t>
-      </w:r>
-      <w:proofErr w:type="spellEnd"/>
+        <w:t>примеры выполнения;</w:t>
+      </w:r>
     </w:p>
     <w:p>
       <w:pPr>
@@ -31181,7 +31145,7 @@
     <w:p>
       <w:pPr>
         <w:pStyle w:val="a3"/>
-        <w:spacing w:before="0" w:beforeAutospacing="0" w:after="240" w:afterAutospacing="0"/>
+        <w:spacing w:after="240"/>
         <w:ind w:left="360"/>
         <w:textAlignment w:val="baseline"/>
         <w:rPr>
@@ -31191,6 +31155,900 @@
           <w:szCs w:val="22"/>
         </w:rPr>
       </w:pPr>
+      <w:r>
+        <w:rPr>
+          <w:rFonts w:ascii="Arial" w:hAnsi="Arial" w:cs="Arial"/>
+          <w:color w:val="000000"/>
+          <w:sz w:val="22"/>
+          <w:szCs w:val="22"/>
+        </w:rPr>
+        <w:br w:type="column"/>
+      </w:r>
+      <w:r>
+        <w:rPr>
+          <w:rFonts w:ascii="Arial" w:hAnsi="Arial" w:cs="Arial"/>
+          <w:color w:val="000000"/>
+          <w:sz w:val="22"/>
+          <w:szCs w:val="22"/>
+        </w:rPr>
+        <w:lastRenderedPageBreak/>
+        <w:t>Запросы</w:t>
+      </w:r>
+    </w:p>
+    <w:p>
+      <w:pPr>
+        <w:pStyle w:val="a3"/>
+        <w:spacing w:after="240"/>
+        <w:ind w:left="360"/>
+        <w:textAlignment w:val="baseline"/>
+        <w:rPr>
+          <w:rFonts w:ascii="Arial" w:hAnsi="Arial" w:cs="Arial"/>
+          <w:color w:val="000000"/>
+          <w:sz w:val="22"/>
+          <w:szCs w:val="22"/>
+        </w:rPr>
+      </w:pPr>
+      <w:r>
+        <w:rPr>
+          <w:rFonts w:ascii="Arial" w:hAnsi="Arial" w:cs="Arial"/>
+          <w:color w:val="000000"/>
+          <w:sz w:val="22"/>
+          <w:szCs w:val="22"/>
+        </w:rPr>
+        <w:t>1. Получить отчет о приемах каждого врача на прошлой неделе. Отчет вывести в виде:</w:t>
+      </w:r>
+    </w:p>
+    <w:p>
+      <w:pPr>
+        <w:pStyle w:val="a3"/>
+        <w:spacing w:after="240"/>
+        <w:ind w:left="360"/>
+        <w:textAlignment w:val="baseline"/>
+        <w:rPr>
+          <w:rFonts w:ascii="Arial" w:hAnsi="Arial" w:cs="Arial"/>
+          <w:color w:val="000000"/>
+          <w:sz w:val="22"/>
+          <w:szCs w:val="22"/>
+        </w:rPr>
+      </w:pPr>
+      <w:proofErr w:type="spellStart"/>
+      <w:r>
+        <w:rPr>
+          <w:rFonts w:ascii="Arial" w:hAnsi="Arial" w:cs="Arial"/>
+          <w:color w:val="000000"/>
+          <w:sz w:val="22"/>
+          <w:szCs w:val="22"/>
+        </w:rPr>
+        <w:t>Id</w:t>
+      </w:r>
+      <w:proofErr w:type="spellEnd"/>
+      <w:r>
+        <w:rPr>
+          <w:rFonts w:ascii="Arial" w:hAnsi="Arial" w:cs="Arial"/>
+          <w:color w:val="000000"/>
+          <w:sz w:val="22"/>
+          <w:szCs w:val="22"/>
+        </w:rPr>
+        <w:t xml:space="preserve"> приема, имя врача, имя клиента, имя питомца, вид питомца, дата и время приема, сумма приема с услугами, список оказанных услуг одной строкой. Отсортировать по врачам, а потом по дате и времени приема.</w:t>
+      </w:r>
+    </w:p>
+    <w:p>
+      <w:pPr>
+        <w:pStyle w:val="a3"/>
+        <w:spacing w:after="240"/>
+        <w:ind w:left="360"/>
+        <w:textAlignment w:val="baseline"/>
+        <w:rPr>
+          <w:rFonts w:ascii="Arial" w:hAnsi="Arial" w:cs="Arial"/>
+          <w:color w:val="000000"/>
+          <w:sz w:val="22"/>
+          <w:szCs w:val="22"/>
+        </w:rPr>
+      </w:pPr>
+      <w:r>
+        <w:rPr>
+          <w:rFonts w:ascii="Arial" w:hAnsi="Arial" w:cs="Arial"/>
+          <w:color w:val="000000"/>
+          <w:sz w:val="22"/>
+          <w:szCs w:val="22"/>
+        </w:rPr>
+        <w:t>2. Получить статистику о приемах разных видов животных в разрезе по месяцам за прошлый год. Отчет должен содержать столбцы для каждого месяца года. Отчет вывести в виде:</w:t>
+      </w:r>
+    </w:p>
+    <w:p>
+      <w:pPr>
+        <w:pStyle w:val="a3"/>
+        <w:spacing w:after="240"/>
+        <w:ind w:left="360"/>
+        <w:textAlignment w:val="baseline"/>
+        <w:rPr>
+          <w:rFonts w:ascii="Arial" w:hAnsi="Arial" w:cs="Arial"/>
+          <w:color w:val="000000"/>
+          <w:sz w:val="22"/>
+          <w:szCs w:val="22"/>
+        </w:rPr>
+      </w:pPr>
+      <w:r>
+        <w:rPr>
+          <w:rFonts w:ascii="Arial" w:hAnsi="Arial" w:cs="Arial"/>
+          <w:color w:val="000000"/>
+          <w:sz w:val="22"/>
+          <w:szCs w:val="22"/>
+        </w:rPr>
+        <w:t>Вид животного; количество приемов с этим видом в месяц; сумма оплат приемов за месяц; число разных животных за этот месяц; число разных клиентов за этот месяц; имя животного этого вида, которое было в этом месяце на приемах чаще всего.</w:t>
+      </w:r>
+    </w:p>
+    <w:p>
+      <w:pPr>
+        <w:pStyle w:val="a3"/>
+        <w:spacing w:after="240"/>
+        <w:ind w:left="360"/>
+        <w:textAlignment w:val="baseline"/>
+        <w:rPr>
+          <w:rFonts w:ascii="Arial" w:hAnsi="Arial" w:cs="Arial"/>
+          <w:color w:val="000000"/>
+          <w:sz w:val="22"/>
+          <w:szCs w:val="22"/>
+        </w:rPr>
+      </w:pPr>
+      <w:r>
+        <w:rPr>
+          <w:rFonts w:ascii="Arial" w:hAnsi="Arial" w:cs="Arial"/>
+          <w:color w:val="000000"/>
+          <w:sz w:val="22"/>
+          <w:szCs w:val="22"/>
+        </w:rPr>
+        <w:t>3. Получить отчет по популярности животных тех или иных видов за последние три года. Отчет вывести в виде:</w:t>
+      </w:r>
+    </w:p>
+    <w:p>
+      <w:pPr>
+        <w:pStyle w:val="a3"/>
+        <w:spacing w:after="240"/>
+        <w:ind w:left="360"/>
+        <w:textAlignment w:val="baseline"/>
+        <w:rPr>
+          <w:rFonts w:ascii="Arial" w:hAnsi="Arial" w:cs="Arial"/>
+          <w:color w:val="000000"/>
+          <w:sz w:val="22"/>
+          <w:szCs w:val="22"/>
+        </w:rPr>
+      </w:pPr>
+      <w:r>
+        <w:rPr>
+          <w:rFonts w:ascii="Arial" w:hAnsi="Arial" w:cs="Arial"/>
+          <w:color w:val="000000"/>
+          <w:sz w:val="22"/>
+          <w:szCs w:val="22"/>
+        </w:rPr>
+        <w:t>Вид животного; количество уникальных животных этого вида на приеме за год; изменение количества уникальных животных в % относительно предыдущего года; процент от общего числа животных за год; изменение в % доли животных этого вида в общем числе животных относительно прошлогодней доли.</w:t>
+      </w:r>
+    </w:p>
+    <w:p>
+      <w:pPr>
+        <w:pStyle w:val="a3"/>
+        <w:spacing w:after="240"/>
+        <w:ind w:left="360"/>
+        <w:textAlignment w:val="baseline"/>
+        <w:rPr>
+          <w:rFonts w:ascii="Arial" w:hAnsi="Arial" w:cs="Arial"/>
+          <w:color w:val="000000"/>
+          <w:sz w:val="22"/>
+          <w:szCs w:val="22"/>
+        </w:rPr>
+      </w:pPr>
+      <w:r>
+        <w:rPr>
+          <w:rFonts w:ascii="Arial" w:hAnsi="Arial" w:cs="Arial"/>
+          <w:color w:val="000000"/>
+          <w:sz w:val="22"/>
+          <w:szCs w:val="22"/>
+        </w:rPr>
+        <w:t>4. Вывести информацию по врачам, которые провели больше всех приемов за прошлый месяц. Отчет представить в виде:</w:t>
+      </w:r>
+    </w:p>
+    <w:p>
+      <w:pPr>
+        <w:pStyle w:val="a3"/>
+        <w:spacing w:after="240"/>
+        <w:ind w:left="360"/>
+        <w:textAlignment w:val="baseline"/>
+        <w:rPr>
+          <w:rFonts w:ascii="Arial" w:hAnsi="Arial" w:cs="Arial"/>
+          <w:color w:val="000000"/>
+          <w:sz w:val="22"/>
+          <w:szCs w:val="22"/>
+        </w:rPr>
+      </w:pPr>
+      <w:r>
+        <w:rPr>
+          <w:rFonts w:ascii="Arial" w:hAnsi="Arial" w:cs="Arial"/>
+          <w:color w:val="000000"/>
+          <w:sz w:val="22"/>
+          <w:szCs w:val="22"/>
+        </w:rPr>
+        <w:t>Имя врача; число приемов; число услуг в приемах; среднее число услуг на прием; список специализаций врача; дата последнего приема в прошлом месяце у этого врача; имя животного, которое было принято на последнем приема месяца; сумма последнего приема; общая сумма всех приемов; средняя сумма всех приемов.</w:t>
+      </w:r>
+    </w:p>
+    <w:p>
+      <w:pPr>
+        <w:pStyle w:val="a3"/>
+        <w:spacing w:after="240"/>
+        <w:ind w:left="360"/>
+        <w:textAlignment w:val="baseline"/>
+        <w:rPr>
+          <w:rFonts w:ascii="Arial" w:hAnsi="Arial" w:cs="Arial"/>
+          <w:color w:val="000000"/>
+          <w:sz w:val="22"/>
+          <w:szCs w:val="22"/>
+        </w:rPr>
+      </w:pPr>
+      <w:r>
+        <w:rPr>
+          <w:rFonts w:ascii="Arial" w:hAnsi="Arial" w:cs="Arial"/>
+          <w:color w:val="000000"/>
+          <w:sz w:val="22"/>
+          <w:szCs w:val="22"/>
+        </w:rPr>
+        <w:t>5. Вывести серию показателей для конкретного питомца, упорядоченную по дате. Отчет представить в виде:</w:t>
+      </w:r>
+    </w:p>
+    <w:p>
+      <w:pPr>
+        <w:pStyle w:val="a3"/>
+        <w:spacing w:before="0" w:beforeAutospacing="0" w:after="240" w:afterAutospacing="0"/>
+        <w:ind w:left="360"/>
+        <w:textAlignment w:val="baseline"/>
+        <w:rPr>
+          <w:rFonts w:ascii="Arial" w:hAnsi="Arial" w:cs="Arial"/>
+          <w:color w:val="000000"/>
+          <w:sz w:val="22"/>
+          <w:szCs w:val="22"/>
+        </w:rPr>
+      </w:pPr>
+      <w:r>
+        <w:rPr>
+          <w:rFonts w:ascii="Arial" w:hAnsi="Arial" w:cs="Arial"/>
+          <w:color w:val="000000"/>
+          <w:sz w:val="22"/>
+          <w:szCs w:val="22"/>
+        </w:rPr>
+        <w:t>Дата показания; единица измерения; значение; разница с предыдущем показанием; процентное изменение относительно предыдущего; отклонение от среднего значения по всей серии; признак увеличивается или уменьшается показатель.</w:t>
+      </w:r>
+    </w:p>
+    <w:p>
+      <w:pPr>
+        <w:pStyle w:val="2"/>
+        <w:spacing w:before="480" w:beforeAutospacing="0" w:after="120" w:afterAutospacing="0"/>
+      </w:pPr>
+      <w:r>
+        <w:rPr>
+          <w:rFonts w:ascii="Arial" w:hAnsi="Arial" w:cs="Arial"/>
+          <w:color w:val="000000"/>
+          <w:sz w:val="14"/>
+          <w:szCs w:val="14"/>
+        </w:rPr>
+        <w:br w:type="column"/>
+      </w:r>
+      <w:r>
+        <w:rPr>
+          <w:rFonts w:ascii="Arial" w:hAnsi="Arial" w:cs="Arial"/>
+          <w:b w:val="0"/>
+          <w:bCs w:val="0"/>
+          <w:color w:val="000000"/>
+          <w:sz w:val="32"/>
+          <w:szCs w:val="32"/>
+        </w:rPr>
+        <w:lastRenderedPageBreak/>
+        <w:t>Лабораторная работа 6</w:t>
+      </w:r>
+    </w:p>
+    <w:p>
+      <w:pPr>
+        <w:pStyle w:val="a3"/>
+        <w:spacing w:before="240" w:beforeAutospacing="0" w:after="240" w:afterAutospacing="0"/>
+      </w:pPr>
+      <w:r>
+        <w:rPr>
+          <w:rFonts w:ascii="Arial" w:hAnsi="Arial" w:cs="Arial"/>
+          <w:b/>
+          <w:bCs/>
+          <w:color w:val="000000"/>
+          <w:sz w:val="22"/>
+          <w:szCs w:val="22"/>
+        </w:rPr>
+        <w:t>Триггеры и хранимые процедуры</w:t>
+      </w:r>
+    </w:p>
+    <w:p>
+      <w:pPr>
+        <w:pStyle w:val="a3"/>
+        <w:spacing w:before="240" w:beforeAutospacing="0" w:after="240" w:afterAutospacing="0"/>
+      </w:pPr>
+      <w:r>
+        <w:rPr>
+          <w:rFonts w:ascii="Arial" w:hAnsi="Arial" w:cs="Arial"/>
+          <w:b/>
+          <w:bCs/>
+          <w:color w:val="000000"/>
+          <w:sz w:val="22"/>
+          <w:szCs w:val="22"/>
+        </w:rPr>
+        <w:t>Срок выполнения: 4 недели</w:t>
+      </w:r>
+    </w:p>
+    <w:p>
+      <w:pPr>
+        <w:pStyle w:val="3"/>
+        <w:spacing w:before="280" w:beforeAutospacing="0" w:after="80" w:afterAutospacing="0"/>
+      </w:pPr>
+      <w:r>
+        <w:rPr>
+          <w:rFonts w:ascii="Arial" w:hAnsi="Arial" w:cs="Arial"/>
+          <w:color w:val="000000"/>
+          <w:sz w:val="26"/>
+          <w:szCs w:val="26"/>
+        </w:rPr>
+        <w:t>Цель</w:t>
+      </w:r>
+    </w:p>
+    <w:p>
+      <w:pPr>
+        <w:pStyle w:val="a3"/>
+        <w:spacing w:before="240" w:beforeAutospacing="0" w:after="240" w:afterAutospacing="0"/>
+      </w:pPr>
+      <w:r>
+        <w:rPr>
+          <w:rFonts w:ascii="Arial" w:hAnsi="Arial" w:cs="Arial"/>
+          <w:color w:val="000000"/>
+          <w:sz w:val="22"/>
+          <w:szCs w:val="22"/>
+        </w:rPr>
+        <w:t>Реализовать бизнес-логику на уровне базы данных.</w:t>
+      </w:r>
+    </w:p>
+    <w:p>
+      <w:pPr>
+        <w:pStyle w:val="3"/>
+        <w:spacing w:before="280" w:beforeAutospacing="0" w:after="80" w:afterAutospacing="0"/>
+      </w:pPr>
+      <w:r>
+        <w:rPr>
+          <w:rFonts w:ascii="Arial" w:hAnsi="Arial" w:cs="Arial"/>
+          <w:color w:val="000000"/>
+          <w:sz w:val="26"/>
+          <w:szCs w:val="26"/>
+        </w:rPr>
+        <w:t>Требования</w:t>
+      </w:r>
+    </w:p>
+    <w:p>
+      <w:pPr>
+        <w:pStyle w:val="a3"/>
+        <w:spacing w:before="240" w:beforeAutospacing="0" w:after="240" w:afterAutospacing="0"/>
+      </w:pPr>
+      <w:r>
+        <w:rPr>
+          <w:rFonts w:ascii="Arial" w:hAnsi="Arial" w:cs="Arial"/>
+          <w:color w:val="000000"/>
+          <w:sz w:val="22"/>
+          <w:szCs w:val="22"/>
+        </w:rPr>
+        <w:t>Необходимо реализовать:</w:t>
+      </w:r>
+    </w:p>
+    <w:p>
+      <w:pPr>
+        <w:pStyle w:val="a3"/>
+        <w:numPr>
+          <w:ilvl w:val="0"/>
+          <w:numId w:val="26"/>
+        </w:numPr>
+        <w:spacing w:before="240" w:beforeAutospacing="0" w:after="0" w:afterAutospacing="0"/>
+        <w:textAlignment w:val="baseline"/>
+        <w:rPr>
+          <w:rFonts w:ascii="Arial" w:hAnsi="Arial" w:cs="Arial"/>
+          <w:color w:val="000000"/>
+          <w:sz w:val="22"/>
+          <w:szCs w:val="22"/>
+        </w:rPr>
+      </w:pPr>
+      <w:r>
+        <w:rPr>
+          <w:rFonts w:ascii="Arial" w:hAnsi="Arial" w:cs="Arial"/>
+          <w:color w:val="000000"/>
+          <w:sz w:val="22"/>
+          <w:szCs w:val="22"/>
+        </w:rPr>
+        <w:t>2 триггера;</w:t>
+      </w:r>
+    </w:p>
+    <w:p>
+      <w:pPr>
+        <w:pStyle w:val="a3"/>
+        <w:numPr>
+          <w:ilvl w:val="0"/>
+          <w:numId w:val="26"/>
+        </w:numPr>
+        <w:spacing w:before="0" w:beforeAutospacing="0" w:after="240" w:afterAutospacing="0"/>
+        <w:textAlignment w:val="baseline"/>
+        <w:rPr>
+          <w:rFonts w:ascii="Arial" w:hAnsi="Arial" w:cs="Arial"/>
+          <w:color w:val="000000"/>
+          <w:sz w:val="22"/>
+          <w:szCs w:val="22"/>
+        </w:rPr>
+      </w:pPr>
+      <w:r>
+        <w:rPr>
+          <w:rFonts w:ascii="Arial" w:hAnsi="Arial" w:cs="Arial"/>
+          <w:color w:val="000000"/>
+          <w:sz w:val="22"/>
+          <w:szCs w:val="22"/>
+        </w:rPr>
+        <w:t>2 хранимые процедуры.</w:t>
+      </w:r>
+      <w:r>
+        <w:rPr>
+          <w:rFonts w:ascii="Arial" w:hAnsi="Arial" w:cs="Arial"/>
+          <w:color w:val="000000"/>
+          <w:sz w:val="22"/>
+          <w:szCs w:val="22"/>
+        </w:rPr>
+        <w:br/>
+      </w:r>
+      <w:r>
+        <w:rPr>
+          <w:rFonts w:ascii="Arial" w:hAnsi="Arial" w:cs="Arial"/>
+          <w:color w:val="000000"/>
+          <w:sz w:val="22"/>
+          <w:szCs w:val="22"/>
+        </w:rPr>
+        <w:br/>
+      </w:r>
+    </w:p>
+    <w:p>
+      <w:pPr>
+        <w:pStyle w:val="a3"/>
+        <w:spacing w:before="240" w:beforeAutospacing="0" w:after="240" w:afterAutospacing="0"/>
+      </w:pPr>
+      <w:r>
+        <w:rPr>
+          <w:rFonts w:ascii="Arial" w:hAnsi="Arial" w:cs="Arial"/>
+          <w:color w:val="000000"/>
+          <w:sz w:val="22"/>
+          <w:szCs w:val="22"/>
+        </w:rPr>
+        <w:t>Триггеры и процедуры должны:</w:t>
+      </w:r>
+    </w:p>
+    <w:p>
+      <w:pPr>
+        <w:pStyle w:val="a3"/>
+        <w:numPr>
+          <w:ilvl w:val="0"/>
+          <w:numId w:val="27"/>
+        </w:numPr>
+        <w:spacing w:before="240" w:beforeAutospacing="0" w:after="0" w:afterAutospacing="0"/>
+        <w:textAlignment w:val="baseline"/>
+        <w:rPr>
+          <w:rFonts w:ascii="Arial" w:hAnsi="Arial" w:cs="Arial"/>
+          <w:color w:val="000000"/>
+          <w:sz w:val="22"/>
+          <w:szCs w:val="22"/>
+        </w:rPr>
+      </w:pPr>
+      <w:r>
+        <w:rPr>
+          <w:rFonts w:ascii="Arial" w:hAnsi="Arial" w:cs="Arial"/>
+          <w:color w:val="000000"/>
+          <w:sz w:val="22"/>
+          <w:szCs w:val="22"/>
+        </w:rPr>
+        <w:t>реализовывать реальные бизнес-правила;</w:t>
+      </w:r>
+    </w:p>
+    <w:p>
+      <w:pPr>
+        <w:pStyle w:val="a3"/>
+        <w:numPr>
+          <w:ilvl w:val="0"/>
+          <w:numId w:val="27"/>
+        </w:numPr>
+        <w:spacing w:before="0" w:beforeAutospacing="0" w:after="0" w:afterAutospacing="0"/>
+        <w:textAlignment w:val="baseline"/>
+        <w:rPr>
+          <w:rFonts w:ascii="Arial" w:hAnsi="Arial" w:cs="Arial"/>
+          <w:color w:val="000000"/>
+          <w:sz w:val="22"/>
+          <w:szCs w:val="22"/>
+        </w:rPr>
+      </w:pPr>
+      <w:r>
+        <w:rPr>
+          <w:rFonts w:ascii="Arial" w:hAnsi="Arial" w:cs="Arial"/>
+          <w:color w:val="000000"/>
+          <w:sz w:val="22"/>
+          <w:szCs w:val="22"/>
+        </w:rPr>
+        <w:t>обрабатывать негативные сценарии;</w:t>
+      </w:r>
+    </w:p>
+    <w:p>
+      <w:pPr>
+        <w:pStyle w:val="a3"/>
+        <w:numPr>
+          <w:ilvl w:val="0"/>
+          <w:numId w:val="27"/>
+        </w:numPr>
+        <w:spacing w:before="0" w:beforeAutospacing="0" w:after="240" w:afterAutospacing="0"/>
+        <w:textAlignment w:val="baseline"/>
+        <w:rPr>
+          <w:rFonts w:ascii="Arial" w:hAnsi="Arial" w:cs="Arial"/>
+          <w:color w:val="000000"/>
+          <w:sz w:val="22"/>
+          <w:szCs w:val="22"/>
+        </w:rPr>
+      </w:pPr>
+      <w:r>
+        <w:rPr>
+          <w:rFonts w:ascii="Arial" w:hAnsi="Arial" w:cs="Arial"/>
+          <w:color w:val="000000"/>
+          <w:sz w:val="22"/>
+          <w:szCs w:val="22"/>
+        </w:rPr>
+        <w:t>корректно работать при множественных вставках.</w:t>
+      </w:r>
+    </w:p>
+    <w:p>
+      <w:pPr>
+        <w:pStyle w:val="3"/>
+        <w:spacing w:before="280" w:beforeAutospacing="0" w:after="80" w:afterAutospacing="0"/>
+      </w:pPr>
+      <w:r>
+        <w:rPr>
+          <w:rFonts w:ascii="Arial" w:hAnsi="Arial" w:cs="Arial"/>
+          <w:color w:val="000000"/>
+          <w:sz w:val="26"/>
+          <w:szCs w:val="26"/>
+        </w:rPr>
+        <w:t>Отчетные материалы</w:t>
+      </w:r>
+    </w:p>
+    <w:p>
+      <w:pPr>
+        <w:pStyle w:val="a3"/>
+        <w:numPr>
+          <w:ilvl w:val="0"/>
+          <w:numId w:val="28"/>
+        </w:numPr>
+        <w:spacing w:before="240" w:beforeAutospacing="0" w:after="0" w:afterAutospacing="0"/>
+        <w:textAlignment w:val="baseline"/>
+        <w:rPr>
+          <w:rFonts w:ascii="Arial" w:hAnsi="Arial" w:cs="Arial"/>
+          <w:color w:val="000000"/>
+          <w:sz w:val="22"/>
+          <w:szCs w:val="22"/>
+        </w:rPr>
+      </w:pPr>
+      <w:r>
+        <w:rPr>
+          <w:rFonts w:ascii="Arial" w:hAnsi="Arial" w:cs="Arial"/>
+          <w:color w:val="000000"/>
+          <w:sz w:val="22"/>
+          <w:szCs w:val="22"/>
+        </w:rPr>
+        <w:t>SQL-код триггеров;</w:t>
+      </w:r>
+    </w:p>
+    <w:p>
+      <w:pPr>
+        <w:pStyle w:val="a3"/>
+        <w:numPr>
+          <w:ilvl w:val="0"/>
+          <w:numId w:val="28"/>
+        </w:numPr>
+        <w:spacing w:before="0" w:beforeAutospacing="0" w:after="0" w:afterAutospacing="0"/>
+        <w:textAlignment w:val="baseline"/>
+        <w:rPr>
+          <w:rFonts w:ascii="Arial" w:hAnsi="Arial" w:cs="Arial"/>
+          <w:color w:val="000000"/>
+          <w:sz w:val="22"/>
+          <w:szCs w:val="22"/>
+        </w:rPr>
+      </w:pPr>
+      <w:r>
+        <w:rPr>
+          <w:rFonts w:ascii="Arial" w:hAnsi="Arial" w:cs="Arial"/>
+          <w:color w:val="000000"/>
+          <w:sz w:val="22"/>
+          <w:szCs w:val="22"/>
+        </w:rPr>
+        <w:t>SQL-код процедур;</w:t>
+      </w:r>
+    </w:p>
+    <w:p>
+      <w:pPr>
+        <w:pStyle w:val="a3"/>
+        <w:numPr>
+          <w:ilvl w:val="0"/>
+          <w:numId w:val="28"/>
+        </w:numPr>
+        <w:spacing w:before="0" w:beforeAutospacing="0" w:after="240" w:afterAutospacing="0"/>
+        <w:textAlignment w:val="baseline"/>
+        <w:rPr>
+          <w:rFonts w:ascii="Arial" w:hAnsi="Arial" w:cs="Arial"/>
+          <w:color w:val="000000"/>
+          <w:sz w:val="22"/>
+          <w:szCs w:val="22"/>
+        </w:rPr>
+      </w:pPr>
+      <w:r>
+        <w:rPr>
+          <w:rFonts w:ascii="Arial" w:hAnsi="Arial" w:cs="Arial"/>
+          <w:color w:val="000000"/>
+          <w:sz w:val="22"/>
+          <w:szCs w:val="22"/>
+        </w:rPr>
+        <w:t>тестовые сценарии (позитивные и негативные);</w:t>
+      </w:r>
+    </w:p>
+    <w:p>
+      <w:pPr>
+        <w:pStyle w:val="a3"/>
+        <w:numPr>
+          <w:ilvl w:val="0"/>
+          <w:numId w:val="28"/>
+        </w:numPr>
+        <w:spacing w:before="240" w:beforeAutospacing="0" w:after="240" w:afterAutospacing="0"/>
+        <w:textAlignment w:val="baseline"/>
+        <w:rPr>
+          <w:rFonts w:ascii="Arial" w:hAnsi="Arial" w:cs="Arial"/>
+          <w:color w:val="000000"/>
+          <w:sz w:val="22"/>
+          <w:szCs w:val="22"/>
+        </w:rPr>
+      </w:pPr>
+      <w:r>
+        <w:rPr>
+          <w:rFonts w:ascii="Arial" w:hAnsi="Arial" w:cs="Arial"/>
+          <w:color w:val="000000"/>
+          <w:sz w:val="22"/>
+          <w:szCs w:val="22"/>
+        </w:rPr>
+        <w:t>примеры выполнения.</w:t>
+      </w:r>
+    </w:p>
+    <w:p>
+      <w:pPr>
+        <w:pStyle w:val="a3"/>
+        <w:spacing w:before="0" w:beforeAutospacing="0" w:after="0" w:afterAutospacing="0"/>
+        <w:textAlignment w:val="baseline"/>
+        <w:rPr>
+          <w:rFonts w:ascii="Arial" w:hAnsi="Arial" w:cs="Arial"/>
+          <w:color w:val="000000"/>
+          <w:sz w:val="22"/>
+          <w:szCs w:val="22"/>
+          <w:lang w:val="en-US"/>
+        </w:rPr>
+      </w:pPr>
+      <w:proofErr w:type="spellStart"/>
+      <w:r>
+        <w:rPr>
+          <w:rFonts w:ascii="Arial" w:hAnsi="Arial" w:cs="Arial"/>
+          <w:color w:val="000000"/>
+          <w:sz w:val="22"/>
+          <w:szCs w:val="22"/>
+          <w:lang w:val="en-US"/>
+        </w:rPr>
+        <w:t>Триггер</w:t>
+      </w:r>
+      <w:proofErr w:type="spellEnd"/>
+      <w:r>
+        <w:rPr>
+          <w:rFonts w:ascii="Arial" w:hAnsi="Arial" w:cs="Arial"/>
+          <w:color w:val="000000"/>
+          <w:sz w:val="22"/>
+          <w:szCs w:val="22"/>
+          <w:lang w:val="en-US"/>
+        </w:rPr>
+        <w:t xml:space="preserve"> 1:</w:t>
+      </w:r>
+    </w:p>
+    <w:p>
+      <w:pPr>
+        <w:pStyle w:val="a3"/>
+        <w:spacing w:before="0" w:beforeAutospacing="0" w:after="0" w:afterAutospacing="0"/>
+        <w:textAlignment w:val="baseline"/>
+        <w:rPr>
+          <w:rFonts w:ascii="Arial" w:hAnsi="Arial" w:cs="Arial"/>
+          <w:color w:val="000000"/>
+          <w:sz w:val="22"/>
+          <w:szCs w:val="22"/>
+        </w:rPr>
+      </w:pPr>
+      <w:r>
+        <w:rPr>
+          <w:rFonts w:ascii="Arial" w:hAnsi="Arial" w:cs="Arial"/>
+          <w:color w:val="000000"/>
+          <w:sz w:val="22"/>
+          <w:szCs w:val="22"/>
+        </w:rPr>
+        <w:t>При создании или обновлении приема необходимо убедиться, что доктор, добавленный в прием, имеет хотя бы одну специализацию для животного того же типа, что и добавленное на прием.</w:t>
+      </w:r>
+    </w:p>
+    <w:p>
+      <w:pPr>
+        <w:pStyle w:val="a3"/>
+        <w:spacing w:before="0" w:beforeAutospacing="0" w:after="0" w:afterAutospacing="0"/>
+        <w:textAlignment w:val="baseline"/>
+        <w:rPr>
+          <w:rFonts w:ascii="Arial" w:hAnsi="Arial" w:cs="Arial"/>
+          <w:color w:val="000000"/>
+          <w:sz w:val="22"/>
+          <w:szCs w:val="22"/>
+        </w:rPr>
+      </w:pPr>
+      <w:r>
+        <w:rPr>
+          <w:rFonts w:ascii="Arial" w:hAnsi="Arial" w:cs="Arial"/>
+          <w:color w:val="000000"/>
+          <w:sz w:val="22"/>
+          <w:szCs w:val="22"/>
+        </w:rPr>
+        <w:t>Триггер 2:</w:t>
+      </w:r>
+    </w:p>
+    <w:p>
+      <w:pPr>
+        <w:pStyle w:val="a3"/>
+        <w:spacing w:before="0" w:beforeAutospacing="0" w:after="0" w:afterAutospacing="0"/>
+        <w:textAlignment w:val="baseline"/>
+        <w:rPr>
+          <w:rFonts w:ascii="Arial" w:hAnsi="Arial" w:cs="Arial"/>
+          <w:color w:val="000000"/>
+          <w:sz w:val="22"/>
+          <w:szCs w:val="22"/>
+        </w:rPr>
+      </w:pPr>
+      <w:r>
+        <w:rPr>
+          <w:rFonts w:ascii="Arial" w:hAnsi="Arial" w:cs="Arial"/>
+          <w:color w:val="000000"/>
+          <w:sz w:val="22"/>
+          <w:szCs w:val="22"/>
+        </w:rPr>
+        <w:t>При добавлении услуги в прием необходимо убедиться, что услуга относится к животному того же типа. Если нет, то выводится сообщение об ошибке с информацией о типе животного в услуге.</w:t>
+      </w:r>
+    </w:p>
+    <w:p>
+      <w:pPr>
+        <w:pStyle w:val="a3"/>
+        <w:spacing w:before="0" w:beforeAutospacing="0" w:after="0" w:afterAutospacing="0"/>
+        <w:textAlignment w:val="baseline"/>
+        <w:rPr>
+          <w:rFonts w:ascii="Arial" w:hAnsi="Arial" w:cs="Arial"/>
+          <w:color w:val="000000"/>
+          <w:sz w:val="22"/>
+          <w:szCs w:val="22"/>
+        </w:rPr>
+      </w:pPr>
+      <w:r>
+        <w:rPr>
+          <w:rFonts w:ascii="Arial" w:hAnsi="Arial" w:cs="Arial"/>
+          <w:color w:val="000000"/>
+          <w:sz w:val="22"/>
+          <w:szCs w:val="22"/>
+        </w:rPr>
+        <w:t>ТЗ для процедур</w:t>
+      </w:r>
+    </w:p>
+    <w:p>
+      <w:pPr>
+        <w:pStyle w:val="a3"/>
+        <w:spacing w:before="0" w:beforeAutospacing="0" w:after="0" w:afterAutospacing="0"/>
+        <w:textAlignment w:val="baseline"/>
+        <w:rPr>
+          <w:rFonts w:ascii="Arial" w:hAnsi="Arial" w:cs="Arial"/>
+          <w:color w:val="000000"/>
+          <w:sz w:val="22"/>
+          <w:szCs w:val="22"/>
+        </w:rPr>
+      </w:pPr>
+      <w:r>
+        <w:rPr>
+          <w:rFonts w:ascii="Arial" w:hAnsi="Arial" w:cs="Arial"/>
+          <w:color w:val="000000"/>
+          <w:sz w:val="22"/>
+          <w:szCs w:val="22"/>
+        </w:rPr>
+        <w:t>Процедура 1. Подбор врача для приема</w:t>
+      </w:r>
+    </w:p>
+    <w:p>
+      <w:pPr>
+        <w:pStyle w:val="a3"/>
+        <w:spacing w:before="0" w:beforeAutospacing="0" w:after="0" w:afterAutospacing="0"/>
+        <w:textAlignment w:val="baseline"/>
+        <w:rPr>
+          <w:rFonts w:ascii="Arial" w:hAnsi="Arial" w:cs="Arial"/>
+          <w:color w:val="000000"/>
+          <w:sz w:val="22"/>
+          <w:szCs w:val="22"/>
+        </w:rPr>
+      </w:pPr>
+      <w:r>
+        <w:rPr>
+          <w:rFonts w:ascii="Arial" w:hAnsi="Arial" w:cs="Arial"/>
+          <w:color w:val="000000"/>
+          <w:sz w:val="22"/>
+          <w:szCs w:val="22"/>
+        </w:rPr>
+        <w:t xml:space="preserve">Процедура предназначена для подбора врача для питомца в соответствии с видом питомца и специализацией врача. В процедуру передается </w:t>
+      </w:r>
+      <w:r>
+        <w:rPr>
+          <w:rFonts w:ascii="Arial" w:hAnsi="Arial" w:cs="Arial"/>
+          <w:color w:val="000000"/>
+          <w:sz w:val="22"/>
+          <w:szCs w:val="22"/>
+          <w:lang w:val="en-US"/>
+        </w:rPr>
+        <w:t>id</w:t>
+      </w:r>
+      <w:r>
+        <w:rPr>
+          <w:rFonts w:ascii="Arial" w:hAnsi="Arial" w:cs="Arial"/>
+          <w:color w:val="000000"/>
+          <w:sz w:val="22"/>
+          <w:szCs w:val="22"/>
+        </w:rPr>
+        <w:t xml:space="preserve"> питомца, специализация, которая необходима (хирург, терапевт и т.д.), а также желаемая дата и время приема. Процедура проверяет, что существуют такие врачи, которые подходят по специализации и виду животных и выдают ошибку, если таких нет. Если врачи есть, но все заняты (если есть прием в диапазоне +- 15 минут от желаемого времени), то выдается другая ошибка. Если врачи есть, и они свободны, то выбирается любой из них и создается прием для данного животного у этого врача на заданную дату.</w:t>
+      </w:r>
+    </w:p>
+    <w:p>
+      <w:pPr>
+        <w:pStyle w:val="a3"/>
+        <w:spacing w:before="0" w:beforeAutospacing="0" w:after="0" w:afterAutospacing="0"/>
+        <w:textAlignment w:val="baseline"/>
+        <w:rPr>
+          <w:rFonts w:ascii="Arial" w:hAnsi="Arial" w:cs="Arial"/>
+          <w:color w:val="000000"/>
+          <w:sz w:val="22"/>
+          <w:szCs w:val="22"/>
+        </w:rPr>
+      </w:pPr>
+      <w:r>
+        <w:rPr>
+          <w:rFonts w:ascii="Arial" w:hAnsi="Arial" w:cs="Arial"/>
+          <w:color w:val="000000"/>
+          <w:sz w:val="22"/>
+          <w:szCs w:val="22"/>
+        </w:rPr>
+        <w:t>Процедура 2. Добавление клиента с питомцем</w:t>
+      </w:r>
+    </w:p>
+    <w:p>
+      <w:pPr>
+        <w:pStyle w:val="a3"/>
+        <w:spacing w:before="0" w:beforeAutospacing="0" w:after="0" w:afterAutospacing="0"/>
+        <w:textAlignment w:val="baseline"/>
+        <w:rPr>
+          <w:rFonts w:ascii="Arial" w:hAnsi="Arial" w:cs="Arial"/>
+          <w:color w:val="000000"/>
+          <w:sz w:val="22"/>
+          <w:szCs w:val="22"/>
+        </w:rPr>
+      </w:pPr>
+      <w:r>
+        <w:rPr>
+          <w:rFonts w:ascii="Arial" w:hAnsi="Arial" w:cs="Arial"/>
+          <w:color w:val="000000"/>
+          <w:sz w:val="22"/>
+          <w:szCs w:val="22"/>
+        </w:rPr>
+        <w:t>Процедура предназначена для добавления клиента с питомцем в базу. Процедура принимает данные клиента, имя питомца, вид питомца и добавляет их в базу. Процедура выводит название и стоимость процедур, которые доступны в клинике для этого животного.</w:t>
+      </w:r>
     </w:p>
     <w:sectPr>
       <w:pgSz w:w="11906" w:h="16838"/>
@@ -31729,9 +32587,9 @@
     </w:lvl>
   </w:abstractNum>
   <w:abstractNum w:abstractNumId="4" w15:restartNumberingAfterBreak="0">
-    <w:nsid w:val="23274A2E"/>
+    <w:nsid w:val="21DB0007"/>
     <w:multiLevelType w:val="multilevel"/>
-    <w:tmpl w:val="392A52F4"/>
+    <w:tmpl w:val="7A823548"/>
     <w:lvl w:ilvl="0">
       <w:start w:val="1"/>
       <w:numFmt w:val="bullet"/>
@@ -31878,122 +32736,9 @@
     </w:lvl>
   </w:abstractNum>
   <w:abstractNum w:abstractNumId="5" w15:restartNumberingAfterBreak="0">
-    <w:nsid w:val="23826761"/>
+    <w:nsid w:val="23274A2E"/>
     <w:multiLevelType w:val="multilevel"/>
-    <w:tmpl w:val="7BBA0168"/>
-    <w:lvl w:ilvl="0">
-      <w:start w:val="35"/>
-      <w:numFmt w:val="decimal"/>
-      <w:lvlText w:val="%1."/>
-      <w:lvlJc w:val="left"/>
-      <w:pPr>
-        <w:tabs>
-          <w:tab w:val="num" w:pos="720"/>
-        </w:tabs>
-        <w:ind w:left="720" w:hanging="360"/>
-      </w:pPr>
-    </w:lvl>
-    <w:lvl w:ilvl="1" w:tentative="1">
-      <w:start w:val="1"/>
-      <w:numFmt w:val="decimal"/>
-      <w:lvlText w:val="%2."/>
-      <w:lvlJc w:val="left"/>
-      <w:pPr>
-        <w:tabs>
-          <w:tab w:val="num" w:pos="1440"/>
-        </w:tabs>
-        <w:ind w:left="1440" w:hanging="360"/>
-      </w:pPr>
-    </w:lvl>
-    <w:lvl w:ilvl="2" w:tentative="1">
-      <w:start w:val="1"/>
-      <w:numFmt w:val="decimal"/>
-      <w:lvlText w:val="%3."/>
-      <w:lvlJc w:val="left"/>
-      <w:pPr>
-        <w:tabs>
-          <w:tab w:val="num" w:pos="2160"/>
-        </w:tabs>
-        <w:ind w:left="2160" w:hanging="360"/>
-      </w:pPr>
-    </w:lvl>
-    <w:lvl w:ilvl="3" w:tentative="1">
-      <w:start w:val="1"/>
-      <w:numFmt w:val="decimal"/>
-      <w:lvlText w:val="%4."/>
-      <w:lvlJc w:val="left"/>
-      <w:pPr>
-        <w:tabs>
-          <w:tab w:val="num" w:pos="2880"/>
-        </w:tabs>
-        <w:ind w:left="2880" w:hanging="360"/>
-      </w:pPr>
-    </w:lvl>
-    <w:lvl w:ilvl="4" w:tentative="1">
-      <w:start w:val="1"/>
-      <w:numFmt w:val="decimal"/>
-      <w:lvlText w:val="%5."/>
-      <w:lvlJc w:val="left"/>
-      <w:pPr>
-        <w:tabs>
-          <w:tab w:val="num" w:pos="3600"/>
-        </w:tabs>
-        <w:ind w:left="3600" w:hanging="360"/>
-      </w:pPr>
-    </w:lvl>
-    <w:lvl w:ilvl="5" w:tentative="1">
-      <w:start w:val="1"/>
-      <w:numFmt w:val="decimal"/>
-      <w:lvlText w:val="%6."/>
-      <w:lvlJc w:val="left"/>
-      <w:pPr>
-        <w:tabs>
-          <w:tab w:val="num" w:pos="4320"/>
-        </w:tabs>
-        <w:ind w:left="4320" w:hanging="360"/>
-      </w:pPr>
-    </w:lvl>
-    <w:lvl w:ilvl="6" w:tentative="1">
-      <w:start w:val="1"/>
-      <w:numFmt w:val="decimal"/>
-      <w:lvlText w:val="%7."/>
-      <w:lvlJc w:val="left"/>
-      <w:pPr>
-        <w:tabs>
-          <w:tab w:val="num" w:pos="5040"/>
-        </w:tabs>
-        <w:ind w:left="5040" w:hanging="360"/>
-      </w:pPr>
-    </w:lvl>
-    <w:lvl w:ilvl="7" w:tentative="1">
-      <w:start w:val="1"/>
-      <w:numFmt w:val="decimal"/>
-      <w:lvlText w:val="%8."/>
-      <w:lvlJc w:val="left"/>
-      <w:pPr>
-        <w:tabs>
-          <w:tab w:val="num" w:pos="5760"/>
-        </w:tabs>
-        <w:ind w:left="5760" w:hanging="360"/>
-      </w:pPr>
-    </w:lvl>
-    <w:lvl w:ilvl="8" w:tentative="1">
-      <w:start w:val="1"/>
-      <w:numFmt w:val="decimal"/>
-      <w:lvlText w:val="%9."/>
-      <w:lvlJc w:val="left"/>
-      <w:pPr>
-        <w:tabs>
-          <w:tab w:val="num" w:pos="6480"/>
-        </w:tabs>
-        <w:ind w:left="6480" w:hanging="360"/>
-      </w:pPr>
-    </w:lvl>
-  </w:abstractNum>
-  <w:abstractNum w:abstractNumId="6" w15:restartNumberingAfterBreak="0">
-    <w:nsid w:val="25FA17C7"/>
-    <w:multiLevelType w:val="multilevel"/>
-    <w:tmpl w:val="DAF4787C"/>
+    <w:tmpl w:val="392A52F4"/>
     <w:lvl w:ilvl="0">
       <w:start w:val="1"/>
       <w:numFmt w:val="bullet"/>
@@ -32139,10 +32884,123 @@
       </w:rPr>
     </w:lvl>
   </w:abstractNum>
+  <w:abstractNum w:abstractNumId="6" w15:restartNumberingAfterBreak="0">
+    <w:nsid w:val="23826761"/>
+    <w:multiLevelType w:val="multilevel"/>
+    <w:tmpl w:val="7BBA0168"/>
+    <w:lvl w:ilvl="0">
+      <w:start w:val="35"/>
+      <w:numFmt w:val="decimal"/>
+      <w:lvlText w:val="%1."/>
+      <w:lvlJc w:val="left"/>
+      <w:pPr>
+        <w:tabs>
+          <w:tab w:val="num" w:pos="720"/>
+        </w:tabs>
+        <w:ind w:left="720" w:hanging="360"/>
+      </w:pPr>
+    </w:lvl>
+    <w:lvl w:ilvl="1" w:tentative="1">
+      <w:start w:val="1"/>
+      <w:numFmt w:val="decimal"/>
+      <w:lvlText w:val="%2."/>
+      <w:lvlJc w:val="left"/>
+      <w:pPr>
+        <w:tabs>
+          <w:tab w:val="num" w:pos="1440"/>
+        </w:tabs>
+        <w:ind w:left="1440" w:hanging="360"/>
+      </w:pPr>
+    </w:lvl>
+    <w:lvl w:ilvl="2" w:tentative="1">
+      <w:start w:val="1"/>
+      <w:numFmt w:val="decimal"/>
+      <w:lvlText w:val="%3."/>
+      <w:lvlJc w:val="left"/>
+      <w:pPr>
+        <w:tabs>
+          <w:tab w:val="num" w:pos="2160"/>
+        </w:tabs>
+        <w:ind w:left="2160" w:hanging="360"/>
+      </w:pPr>
+    </w:lvl>
+    <w:lvl w:ilvl="3" w:tentative="1">
+      <w:start w:val="1"/>
+      <w:numFmt w:val="decimal"/>
+      <w:lvlText w:val="%4."/>
+      <w:lvlJc w:val="left"/>
+      <w:pPr>
+        <w:tabs>
+          <w:tab w:val="num" w:pos="2880"/>
+        </w:tabs>
+        <w:ind w:left="2880" w:hanging="360"/>
+      </w:pPr>
+    </w:lvl>
+    <w:lvl w:ilvl="4" w:tentative="1">
+      <w:start w:val="1"/>
+      <w:numFmt w:val="decimal"/>
+      <w:lvlText w:val="%5."/>
+      <w:lvlJc w:val="left"/>
+      <w:pPr>
+        <w:tabs>
+          <w:tab w:val="num" w:pos="3600"/>
+        </w:tabs>
+        <w:ind w:left="3600" w:hanging="360"/>
+      </w:pPr>
+    </w:lvl>
+    <w:lvl w:ilvl="5" w:tentative="1">
+      <w:start w:val="1"/>
+      <w:numFmt w:val="decimal"/>
+      <w:lvlText w:val="%6."/>
+      <w:lvlJc w:val="left"/>
+      <w:pPr>
+        <w:tabs>
+          <w:tab w:val="num" w:pos="4320"/>
+        </w:tabs>
+        <w:ind w:left="4320" w:hanging="360"/>
+      </w:pPr>
+    </w:lvl>
+    <w:lvl w:ilvl="6" w:tentative="1">
+      <w:start w:val="1"/>
+      <w:numFmt w:val="decimal"/>
+      <w:lvlText w:val="%7."/>
+      <w:lvlJc w:val="left"/>
+      <w:pPr>
+        <w:tabs>
+          <w:tab w:val="num" w:pos="5040"/>
+        </w:tabs>
+        <w:ind w:left="5040" w:hanging="360"/>
+      </w:pPr>
+    </w:lvl>
+    <w:lvl w:ilvl="7" w:tentative="1">
+      <w:start w:val="1"/>
+      <w:numFmt w:val="decimal"/>
+      <w:lvlText w:val="%8."/>
+      <w:lvlJc w:val="left"/>
+      <w:pPr>
+        <w:tabs>
+          <w:tab w:val="num" w:pos="5760"/>
+        </w:tabs>
+        <w:ind w:left="5760" w:hanging="360"/>
+      </w:pPr>
+    </w:lvl>
+    <w:lvl w:ilvl="8" w:tentative="1">
+      <w:start w:val="1"/>
+      <w:numFmt w:val="decimal"/>
+      <w:lvlText w:val="%9."/>
+      <w:lvlJc w:val="left"/>
+      <w:pPr>
+        <w:tabs>
+          <w:tab w:val="num" w:pos="6480"/>
+        </w:tabs>
+        <w:ind w:left="6480" w:hanging="360"/>
+      </w:pPr>
+    </w:lvl>
+  </w:abstractNum>
   <w:abstractNum w:abstractNumId="7" w15:restartNumberingAfterBreak="0">
-    <w:nsid w:val="2D537A59"/>
+    <w:nsid w:val="25FA17C7"/>
     <w:multiLevelType w:val="multilevel"/>
-    <w:tmpl w:val="DF66F180"/>
+    <w:tmpl w:val="DAF4787C"/>
     <w:lvl w:ilvl="0">
       <w:start w:val="1"/>
       <w:numFmt w:val="bullet"/>
@@ -32289,9 +33147,9 @@
     </w:lvl>
   </w:abstractNum>
   <w:abstractNum w:abstractNumId="8" w15:restartNumberingAfterBreak="0">
-    <w:nsid w:val="313D1EDB"/>
+    <w:nsid w:val="2D537A59"/>
     <w:multiLevelType w:val="multilevel"/>
-    <w:tmpl w:val="F02C7AD4"/>
+    <w:tmpl w:val="DF66F180"/>
     <w:lvl w:ilvl="0">
       <w:start w:val="1"/>
       <w:numFmt w:val="bullet"/>
@@ -32438,6 +33296,155 @@
     </w:lvl>
   </w:abstractNum>
   <w:abstractNum w:abstractNumId="9" w15:restartNumberingAfterBreak="0">
+    <w:nsid w:val="313D1EDB"/>
+    <w:multiLevelType w:val="multilevel"/>
+    <w:tmpl w:val="F02C7AD4"/>
+    <w:lvl w:ilvl="0">
+      <w:start w:val="1"/>
+      <w:numFmt w:val="bullet"/>
+      <w:lvlText w:val=""/>
+      <w:lvlJc w:val="left"/>
+      <w:pPr>
+        <w:tabs>
+          <w:tab w:val="num" w:pos="720"/>
+        </w:tabs>
+        <w:ind w:left="720" w:hanging="360"/>
+      </w:pPr>
+      <w:rPr>
+        <w:rFonts w:ascii="Symbol" w:hAnsi="Symbol" w:hint="default"/>
+        <w:sz w:val="20"/>
+      </w:rPr>
+    </w:lvl>
+    <w:lvl w:ilvl="1" w:tentative="1">
+      <w:start w:val="1"/>
+      <w:numFmt w:val="bullet"/>
+      <w:lvlText w:val="o"/>
+      <w:lvlJc w:val="left"/>
+      <w:pPr>
+        <w:tabs>
+          <w:tab w:val="num" w:pos="1440"/>
+        </w:tabs>
+        <w:ind w:left="1440" w:hanging="360"/>
+      </w:pPr>
+      <w:rPr>
+        <w:rFonts w:ascii="Courier New" w:hAnsi="Courier New" w:hint="default"/>
+        <w:sz w:val="20"/>
+      </w:rPr>
+    </w:lvl>
+    <w:lvl w:ilvl="2" w:tentative="1">
+      <w:start w:val="1"/>
+      <w:numFmt w:val="bullet"/>
+      <w:lvlText w:val=""/>
+      <w:lvlJc w:val="left"/>
+      <w:pPr>
+        <w:tabs>
+          <w:tab w:val="num" w:pos="2160"/>
+        </w:tabs>
+        <w:ind w:left="2160" w:hanging="360"/>
+      </w:pPr>
+      <w:rPr>
+        <w:rFonts w:ascii="Wingdings" w:hAnsi="Wingdings" w:hint="default"/>
+        <w:sz w:val="20"/>
+      </w:rPr>
+    </w:lvl>
+    <w:lvl w:ilvl="3" w:tentative="1">
+      <w:start w:val="1"/>
+      <w:numFmt w:val="bullet"/>
+      <w:lvlText w:val=""/>
+      <w:lvlJc w:val="left"/>
+      <w:pPr>
+        <w:tabs>
+          <w:tab w:val="num" w:pos="2880"/>
+        </w:tabs>
+        <w:ind w:left="2880" w:hanging="360"/>
+      </w:pPr>
+      <w:rPr>
+        <w:rFonts w:ascii="Wingdings" w:hAnsi="Wingdings" w:hint="default"/>
+        <w:sz w:val="20"/>
+      </w:rPr>
+    </w:lvl>
+    <w:lvl w:ilvl="4" w:tentative="1">
+      <w:start w:val="1"/>
+      <w:numFmt w:val="bullet"/>
+      <w:lvlText w:val=""/>
+      <w:lvlJc w:val="left"/>
+      <w:pPr>
+        <w:tabs>
+          <w:tab w:val="num" w:pos="3600"/>
+        </w:tabs>
+        <w:ind w:left="3600" w:hanging="360"/>
+      </w:pPr>
+      <w:rPr>
+        <w:rFonts w:ascii="Wingdings" w:hAnsi="Wingdings" w:hint="default"/>
+        <w:sz w:val="20"/>
+      </w:rPr>
+    </w:lvl>
+    <w:lvl w:ilvl="5" w:tentative="1">
+      <w:start w:val="1"/>
+      <w:numFmt w:val="bullet"/>
+      <w:lvlText w:val=""/>
+      <w:lvlJc w:val="left"/>
+      <w:pPr>
+        <w:tabs>
+          <w:tab w:val="num" w:pos="4320"/>
+        </w:tabs>
+        <w:ind w:left="4320" w:hanging="360"/>
+      </w:pPr>
+      <w:rPr>
+        <w:rFonts w:ascii="Wingdings" w:hAnsi="Wingdings" w:hint="default"/>
+        <w:sz w:val="20"/>
+      </w:rPr>
+    </w:lvl>
+    <w:lvl w:ilvl="6" w:tentative="1">
+      <w:start w:val="1"/>
+      <w:numFmt w:val="bullet"/>
+      <w:lvlText w:val=""/>
+      <w:lvlJc w:val="left"/>
+      <w:pPr>
+        <w:tabs>
+          <w:tab w:val="num" w:pos="5040"/>
+        </w:tabs>
+        <w:ind w:left="5040" w:hanging="360"/>
+      </w:pPr>
+      <w:rPr>
+        <w:rFonts w:ascii="Wingdings" w:hAnsi="Wingdings" w:hint="default"/>
+        <w:sz w:val="20"/>
+      </w:rPr>
+    </w:lvl>
+    <w:lvl w:ilvl="7" w:tentative="1">
+      <w:start w:val="1"/>
+      <w:numFmt w:val="bullet"/>
+      <w:lvlText w:val=""/>
+      <w:lvlJc w:val="left"/>
+      <w:pPr>
+        <w:tabs>
+          <w:tab w:val="num" w:pos="5760"/>
+        </w:tabs>
+        <w:ind w:left="5760" w:hanging="360"/>
+      </w:pPr>
+      <w:rPr>
+        <w:rFonts w:ascii="Wingdings" w:hAnsi="Wingdings" w:hint="default"/>
+        <w:sz w:val="20"/>
+      </w:rPr>
+    </w:lvl>
+    <w:lvl w:ilvl="8" w:tentative="1">
+      <w:start w:val="1"/>
+      <w:numFmt w:val="bullet"/>
+      <w:lvlText w:val=""/>
+      <w:lvlJc w:val="left"/>
+      <w:pPr>
+        <w:tabs>
+          <w:tab w:val="num" w:pos="6480"/>
+        </w:tabs>
+        <w:ind w:left="6480" w:hanging="360"/>
+      </w:pPr>
+      <w:rPr>
+        <w:rFonts w:ascii="Wingdings" w:hAnsi="Wingdings" w:hint="default"/>
+        <w:sz w:val="20"/>
+      </w:rPr>
+    </w:lvl>
+  </w:abstractNum>
+  <w:abstractNum w:abstractNumId="10" w15:restartNumberingAfterBreak="0">
     <w:nsid w:val="335E4E8D"/>
     <w:multiLevelType w:val="multilevel"/>
     <w:tmpl w:val="C14C2838"/>
@@ -32550,7 +33557,7 @@
       </w:pPr>
     </w:lvl>
   </w:abstractNum>
-  <w:abstractNum w:abstractNumId="10" w15:restartNumberingAfterBreak="0">
+  <w:abstractNum w:abstractNumId="11" w15:restartNumberingAfterBreak="0">
     <w:nsid w:val="35665558"/>
     <w:multiLevelType w:val="multilevel"/>
     <w:tmpl w:val="8D86CE12"/>
@@ -32663,7 +33670,7 @@
       </w:pPr>
     </w:lvl>
   </w:abstractNum>
-  <w:abstractNum w:abstractNumId="11" w15:restartNumberingAfterBreak="0">
+  <w:abstractNum w:abstractNumId="12" w15:restartNumberingAfterBreak="0">
     <w:nsid w:val="38084262"/>
     <w:multiLevelType w:val="multilevel"/>
     <w:tmpl w:val="F86E4A2E"/>
@@ -32776,7 +33783,7 @@
       </w:pPr>
     </w:lvl>
   </w:abstractNum>
-  <w:abstractNum w:abstractNumId="12" w15:restartNumberingAfterBreak="0">
+  <w:abstractNum w:abstractNumId="13" w15:restartNumberingAfterBreak="0">
     <w:nsid w:val="38E200FB"/>
     <w:multiLevelType w:val="multilevel"/>
     <w:tmpl w:val="1D9AE0C4"/>
@@ -32921,7 +33928,7 @@
       </w:rPr>
     </w:lvl>
   </w:abstractNum>
-  <w:abstractNum w:abstractNumId="13" w15:restartNumberingAfterBreak="0">
+  <w:abstractNum w:abstractNumId="14" w15:restartNumberingAfterBreak="0">
     <w:nsid w:val="41E70E15"/>
     <w:multiLevelType w:val="multilevel"/>
     <w:tmpl w:val="B756F198"/>
@@ -33070,10 +34077,10 @@
       </w:rPr>
     </w:lvl>
   </w:abstractNum>
-  <w:abstractNum w:abstractNumId="14" w15:restartNumberingAfterBreak="0">
-    <w:nsid w:val="5B1E55C5"/>
+  <w:abstractNum w:abstractNumId="15" w15:restartNumberingAfterBreak="0">
+    <w:nsid w:val="45D66CE5"/>
     <w:multiLevelType w:val="multilevel"/>
-    <w:tmpl w:val="73BEC3BA"/>
+    <w:tmpl w:val="C492A730"/>
     <w:lvl w:ilvl="0">
       <w:start w:val="1"/>
       <w:numFmt w:val="bullet"/>
@@ -33219,10 +34226,10 @@
       </w:rPr>
     </w:lvl>
   </w:abstractNum>
-  <w:abstractNum w:abstractNumId="15" w15:restartNumberingAfterBreak="0">
-    <w:nsid w:val="5CAB6744"/>
+  <w:abstractNum w:abstractNumId="16" w15:restartNumberingAfterBreak="0">
+    <w:nsid w:val="5B1E55C5"/>
     <w:multiLevelType w:val="multilevel"/>
-    <w:tmpl w:val="B2D4F574"/>
+    <w:tmpl w:val="73BEC3BA"/>
     <w:lvl w:ilvl="0">
       <w:start w:val="1"/>
       <w:numFmt w:val="bullet"/>
@@ -33368,123 +34375,10 @@
       </w:rPr>
     </w:lvl>
   </w:abstractNum>
-  <w:abstractNum w:abstractNumId="16" w15:restartNumberingAfterBreak="0">
-    <w:nsid w:val="5DD27B85"/>
+  <w:abstractNum w:abstractNumId="17" w15:restartNumberingAfterBreak="0">
+    <w:nsid w:val="5CAB6744"/>
     <w:multiLevelType w:val="multilevel"/>
-    <w:tmpl w:val="F6CEF584"/>
-    <w:lvl w:ilvl="0">
-      <w:start w:val="1"/>
-      <w:numFmt w:val="decimal"/>
-      <w:lvlText w:val="%1."/>
-      <w:lvlJc w:val="left"/>
-      <w:pPr>
-        <w:tabs>
-          <w:tab w:val="num" w:pos="720"/>
-        </w:tabs>
-        <w:ind w:left="720" w:hanging="360"/>
-      </w:pPr>
-    </w:lvl>
-    <w:lvl w:ilvl="1" w:tentative="1">
-      <w:start w:val="1"/>
-      <w:numFmt w:val="decimal"/>
-      <w:lvlText w:val="%2."/>
-      <w:lvlJc w:val="left"/>
-      <w:pPr>
-        <w:tabs>
-          <w:tab w:val="num" w:pos="1440"/>
-        </w:tabs>
-        <w:ind w:left="1440" w:hanging="360"/>
-      </w:pPr>
-    </w:lvl>
-    <w:lvl w:ilvl="2" w:tentative="1">
-      <w:start w:val="1"/>
-      <w:numFmt w:val="decimal"/>
-      <w:lvlText w:val="%3."/>
-      <w:lvlJc w:val="left"/>
-      <w:pPr>
-        <w:tabs>
-          <w:tab w:val="num" w:pos="2160"/>
-        </w:tabs>
-        <w:ind w:left="2160" w:hanging="360"/>
-      </w:pPr>
-    </w:lvl>
-    <w:lvl w:ilvl="3" w:tentative="1">
-      <w:start w:val="1"/>
-      <w:numFmt w:val="decimal"/>
-      <w:lvlText w:val="%4."/>
-      <w:lvlJc w:val="left"/>
-      <w:pPr>
-        <w:tabs>
-          <w:tab w:val="num" w:pos="2880"/>
-        </w:tabs>
-        <w:ind w:left="2880" w:hanging="360"/>
-      </w:pPr>
-    </w:lvl>
-    <w:lvl w:ilvl="4" w:tentative="1">
-      <w:start w:val="1"/>
-      <w:numFmt w:val="decimal"/>
-      <w:lvlText w:val="%5."/>
-      <w:lvlJc w:val="left"/>
-      <w:pPr>
-        <w:tabs>
-          <w:tab w:val="num" w:pos="3600"/>
-        </w:tabs>
-        <w:ind w:left="3600" w:hanging="360"/>
-      </w:pPr>
-    </w:lvl>
-    <w:lvl w:ilvl="5" w:tentative="1">
-      <w:start w:val="1"/>
-      <w:numFmt w:val="decimal"/>
-      <w:lvlText w:val="%6."/>
-      <w:lvlJc w:val="left"/>
-      <w:pPr>
-        <w:tabs>
-          <w:tab w:val="num" w:pos="4320"/>
-        </w:tabs>
-        <w:ind w:left="4320" w:hanging="360"/>
-      </w:pPr>
-    </w:lvl>
-    <w:lvl w:ilvl="6" w:tentative="1">
-      <w:start w:val="1"/>
-      <w:numFmt w:val="decimal"/>
-      <w:lvlText w:val="%7."/>
-      <w:lvlJc w:val="left"/>
-      <w:pPr>
-        <w:tabs>
-          <w:tab w:val="num" w:pos="5040"/>
-        </w:tabs>
-        <w:ind w:left="5040" w:hanging="360"/>
-      </w:pPr>
-    </w:lvl>
-    <w:lvl w:ilvl="7" w:tentative="1">
-      <w:start w:val="1"/>
-      <w:numFmt w:val="decimal"/>
-      <w:lvlText w:val="%8."/>
-      <w:lvlJc w:val="left"/>
-      <w:pPr>
-        <w:tabs>
-          <w:tab w:val="num" w:pos="5760"/>
-        </w:tabs>
-        <w:ind w:left="5760" w:hanging="360"/>
-      </w:pPr>
-    </w:lvl>
-    <w:lvl w:ilvl="8" w:tentative="1">
-      <w:start w:val="1"/>
-      <w:numFmt w:val="decimal"/>
-      <w:lvlText w:val="%9."/>
-      <w:lvlJc w:val="left"/>
-      <w:pPr>
-        <w:tabs>
-          <w:tab w:val="num" w:pos="6480"/>
-        </w:tabs>
-        <w:ind w:left="6480" w:hanging="360"/>
-      </w:pPr>
-    </w:lvl>
-  </w:abstractNum>
-  <w:abstractNum w:abstractNumId="17" w15:restartNumberingAfterBreak="0">
-    <w:nsid w:val="5FDD7434"/>
-    <w:multiLevelType w:val="multilevel"/>
-    <w:tmpl w:val="A050848C"/>
+    <w:tmpl w:val="B2D4F574"/>
     <w:lvl w:ilvl="0">
       <w:start w:val="1"/>
       <w:numFmt w:val="bullet"/>
@@ -33631,9 +34525,122 @@
     </w:lvl>
   </w:abstractNum>
   <w:abstractNum w:abstractNumId="18" w15:restartNumberingAfterBreak="0">
-    <w:nsid w:val="612F1D00"/>
+    <w:nsid w:val="5DD27B85"/>
     <w:multiLevelType w:val="multilevel"/>
-    <w:tmpl w:val="94C84C3A"/>
+    <w:tmpl w:val="F6CEF584"/>
+    <w:lvl w:ilvl="0">
+      <w:start w:val="1"/>
+      <w:numFmt w:val="decimal"/>
+      <w:lvlText w:val="%1."/>
+      <w:lvlJc w:val="left"/>
+      <w:pPr>
+        <w:tabs>
+          <w:tab w:val="num" w:pos="720"/>
+        </w:tabs>
+        <w:ind w:left="720" w:hanging="360"/>
+      </w:pPr>
+    </w:lvl>
+    <w:lvl w:ilvl="1" w:tentative="1">
+      <w:start w:val="1"/>
+      <w:numFmt w:val="decimal"/>
+      <w:lvlText w:val="%2."/>
+      <w:lvlJc w:val="left"/>
+      <w:pPr>
+        <w:tabs>
+          <w:tab w:val="num" w:pos="1440"/>
+        </w:tabs>
+        <w:ind w:left="1440" w:hanging="360"/>
+      </w:pPr>
+    </w:lvl>
+    <w:lvl w:ilvl="2" w:tentative="1">
+      <w:start w:val="1"/>
+      <w:numFmt w:val="decimal"/>
+      <w:lvlText w:val="%3."/>
+      <w:lvlJc w:val="left"/>
+      <w:pPr>
+        <w:tabs>
+          <w:tab w:val="num" w:pos="2160"/>
+        </w:tabs>
+        <w:ind w:left="2160" w:hanging="360"/>
+      </w:pPr>
+    </w:lvl>
+    <w:lvl w:ilvl="3" w:tentative="1">
+      <w:start w:val="1"/>
+      <w:numFmt w:val="decimal"/>
+      <w:lvlText w:val="%4."/>
+      <w:lvlJc w:val="left"/>
+      <w:pPr>
+        <w:tabs>
+          <w:tab w:val="num" w:pos="2880"/>
+        </w:tabs>
+        <w:ind w:left="2880" w:hanging="360"/>
+      </w:pPr>
+    </w:lvl>
+    <w:lvl w:ilvl="4" w:tentative="1">
+      <w:start w:val="1"/>
+      <w:numFmt w:val="decimal"/>
+      <w:lvlText w:val="%5."/>
+      <w:lvlJc w:val="left"/>
+      <w:pPr>
+        <w:tabs>
+          <w:tab w:val="num" w:pos="3600"/>
+        </w:tabs>
+        <w:ind w:left="3600" w:hanging="360"/>
+      </w:pPr>
+    </w:lvl>
+    <w:lvl w:ilvl="5" w:tentative="1">
+      <w:start w:val="1"/>
+      <w:numFmt w:val="decimal"/>
+      <w:lvlText w:val="%6."/>
+      <w:lvlJc w:val="left"/>
+      <w:pPr>
+        <w:tabs>
+          <w:tab w:val="num" w:pos="4320"/>
+        </w:tabs>
+        <w:ind w:left="4320" w:hanging="360"/>
+      </w:pPr>
+    </w:lvl>
+    <w:lvl w:ilvl="6" w:tentative="1">
+      <w:start w:val="1"/>
+      <w:numFmt w:val="decimal"/>
+      <w:lvlText w:val="%7."/>
+      <w:lvlJc w:val="left"/>
+      <w:pPr>
+        <w:tabs>
+          <w:tab w:val="num" w:pos="5040"/>
+        </w:tabs>
+        <w:ind w:left="5040" w:hanging="360"/>
+      </w:pPr>
+    </w:lvl>
+    <w:lvl w:ilvl="7" w:tentative="1">
+      <w:start w:val="1"/>
+      <w:numFmt w:val="decimal"/>
+      <w:lvlText w:val="%8."/>
+      <w:lvlJc w:val="left"/>
+      <w:pPr>
+        <w:tabs>
+          <w:tab w:val="num" w:pos="5760"/>
+        </w:tabs>
+        <w:ind w:left="5760" w:hanging="360"/>
+      </w:pPr>
+    </w:lvl>
+    <w:lvl w:ilvl="8" w:tentative="1">
+      <w:start w:val="1"/>
+      <w:numFmt w:val="decimal"/>
+      <w:lvlText w:val="%9."/>
+      <w:lvlJc w:val="left"/>
+      <w:pPr>
+        <w:tabs>
+          <w:tab w:val="num" w:pos="6480"/>
+        </w:tabs>
+        <w:ind w:left="6480" w:hanging="360"/>
+      </w:pPr>
+    </w:lvl>
+  </w:abstractNum>
+  <w:abstractNum w:abstractNumId="19" w15:restartNumberingAfterBreak="0">
+    <w:nsid w:val="5FDD7434"/>
+    <w:multiLevelType w:val="multilevel"/>
+    <w:tmpl w:val="A050848C"/>
     <w:lvl w:ilvl="0">
       <w:start w:val="1"/>
       <w:numFmt w:val="bullet"/>
@@ -33779,7 +34786,156 @@
       </w:rPr>
     </w:lvl>
   </w:abstractNum>
-  <w:abstractNum w:abstractNumId="19" w15:restartNumberingAfterBreak="0">
+  <w:abstractNum w:abstractNumId="20" w15:restartNumberingAfterBreak="0">
+    <w:nsid w:val="612F1D00"/>
+    <w:multiLevelType w:val="multilevel"/>
+    <w:tmpl w:val="94C84C3A"/>
+    <w:lvl w:ilvl="0">
+      <w:start w:val="1"/>
+      <w:numFmt w:val="bullet"/>
+      <w:lvlText w:val=""/>
+      <w:lvlJc w:val="left"/>
+      <w:pPr>
+        <w:tabs>
+          <w:tab w:val="num" w:pos="720"/>
+        </w:tabs>
+        <w:ind w:left="720" w:hanging="360"/>
+      </w:pPr>
+      <w:rPr>
+        <w:rFonts w:ascii="Symbol" w:hAnsi="Symbol" w:hint="default"/>
+        <w:sz w:val="20"/>
+      </w:rPr>
+    </w:lvl>
+    <w:lvl w:ilvl="1" w:tentative="1">
+      <w:start w:val="1"/>
+      <w:numFmt w:val="bullet"/>
+      <w:lvlText w:val="o"/>
+      <w:lvlJc w:val="left"/>
+      <w:pPr>
+        <w:tabs>
+          <w:tab w:val="num" w:pos="1440"/>
+        </w:tabs>
+        <w:ind w:left="1440" w:hanging="360"/>
+      </w:pPr>
+      <w:rPr>
+        <w:rFonts w:ascii="Courier New" w:hAnsi="Courier New" w:hint="default"/>
+        <w:sz w:val="20"/>
+      </w:rPr>
+    </w:lvl>
+    <w:lvl w:ilvl="2" w:tentative="1">
+      <w:start w:val="1"/>
+      <w:numFmt w:val="bullet"/>
+      <w:lvlText w:val=""/>
+      <w:lvlJc w:val="left"/>
+      <w:pPr>
+        <w:tabs>
+          <w:tab w:val="num" w:pos="2160"/>
+        </w:tabs>
+        <w:ind w:left="2160" w:hanging="360"/>
+      </w:pPr>
+      <w:rPr>
+        <w:rFonts w:ascii="Wingdings" w:hAnsi="Wingdings" w:hint="default"/>
+        <w:sz w:val="20"/>
+      </w:rPr>
+    </w:lvl>
+    <w:lvl w:ilvl="3" w:tentative="1">
+      <w:start w:val="1"/>
+      <w:numFmt w:val="bullet"/>
+      <w:lvlText w:val=""/>
+      <w:lvlJc w:val="left"/>
+      <w:pPr>
+        <w:tabs>
+          <w:tab w:val="num" w:pos="2880"/>
+        </w:tabs>
+        <w:ind w:left="2880" w:hanging="360"/>
+      </w:pPr>
+      <w:rPr>
+        <w:rFonts w:ascii="Wingdings" w:hAnsi="Wingdings" w:hint="default"/>
+        <w:sz w:val="20"/>
+      </w:rPr>
+    </w:lvl>
+    <w:lvl w:ilvl="4" w:tentative="1">
+      <w:start w:val="1"/>
+      <w:numFmt w:val="bullet"/>
+      <w:lvlText w:val=""/>
+      <w:lvlJc w:val="left"/>
+      <w:pPr>
+        <w:tabs>
+          <w:tab w:val="num" w:pos="3600"/>
+        </w:tabs>
+        <w:ind w:left="3600" w:hanging="360"/>
+      </w:pPr>
+      <w:rPr>
+        <w:rFonts w:ascii="Wingdings" w:hAnsi="Wingdings" w:hint="default"/>
+        <w:sz w:val="20"/>
+      </w:rPr>
+    </w:lvl>
+    <w:lvl w:ilvl="5" w:tentative="1">
+      <w:start w:val="1"/>
+      <w:numFmt w:val="bullet"/>
+      <w:lvlText w:val=""/>
+      <w:lvlJc w:val="left"/>
+      <w:pPr>
+        <w:tabs>
+          <w:tab w:val="num" w:pos="4320"/>
+        </w:tabs>
+        <w:ind w:left="4320" w:hanging="360"/>
+      </w:pPr>
+      <w:rPr>
+        <w:rFonts w:ascii="Wingdings" w:hAnsi="Wingdings" w:hint="default"/>
+        <w:sz w:val="20"/>
+      </w:rPr>
+    </w:lvl>
+    <w:lvl w:ilvl="6" w:tentative="1">
+      <w:start w:val="1"/>
+      <w:numFmt w:val="bullet"/>
+      <w:lvlText w:val=""/>
+      <w:lvlJc w:val="left"/>
+      <w:pPr>
+        <w:tabs>
+          <w:tab w:val="num" w:pos="5040"/>
+        </w:tabs>
+        <w:ind w:left="5040" w:hanging="360"/>
+      </w:pPr>
+      <w:rPr>
+        <w:rFonts w:ascii="Wingdings" w:hAnsi="Wingdings" w:hint="default"/>
+        <w:sz w:val="20"/>
+      </w:rPr>
+    </w:lvl>
+    <w:lvl w:ilvl="7" w:tentative="1">
+      <w:start w:val="1"/>
+      <w:numFmt w:val="bullet"/>
+      <w:lvlText w:val=""/>
+      <w:lvlJc w:val="left"/>
+      <w:pPr>
+        <w:tabs>
+          <w:tab w:val="num" w:pos="5760"/>
+        </w:tabs>
+        <w:ind w:left="5760" w:hanging="360"/>
+      </w:pPr>
+      <w:rPr>
+        <w:rFonts w:ascii="Wingdings" w:hAnsi="Wingdings" w:hint="default"/>
+        <w:sz w:val="20"/>
+      </w:rPr>
+    </w:lvl>
+    <w:lvl w:ilvl="8" w:tentative="1">
+      <w:start w:val="1"/>
+      <w:numFmt w:val="bullet"/>
+      <w:lvlText w:val=""/>
+      <w:lvlJc w:val="left"/>
+      <w:pPr>
+        <w:tabs>
+          <w:tab w:val="num" w:pos="6480"/>
+        </w:tabs>
+        <w:ind w:left="6480" w:hanging="360"/>
+      </w:pPr>
+      <w:rPr>
+        <w:rFonts w:ascii="Wingdings" w:hAnsi="Wingdings" w:hint="default"/>
+        <w:sz w:val="20"/>
+      </w:rPr>
+    </w:lvl>
+  </w:abstractNum>
+  <w:abstractNum w:abstractNumId="21" w15:restartNumberingAfterBreak="0">
     <w:nsid w:val="638A7E28"/>
     <w:multiLevelType w:val="multilevel"/>
     <w:tmpl w:val="14F8E89C"/>
@@ -33928,10 +35084,10 @@
       </w:rPr>
     </w:lvl>
   </w:abstractNum>
-  <w:abstractNum w:abstractNumId="20" w15:restartNumberingAfterBreak="0">
-    <w:nsid w:val="6B126C10"/>
+  <w:abstractNum w:abstractNumId="22" w15:restartNumberingAfterBreak="0">
+    <w:nsid w:val="67E4552A"/>
     <w:multiLevelType w:val="multilevel"/>
-    <w:tmpl w:val="DB9EF5EA"/>
+    <w:tmpl w:val="DD06F18C"/>
     <w:lvl w:ilvl="0">
       <w:start w:val="1"/>
       <w:numFmt w:val="bullet"/>
@@ -34077,10 +35233,10 @@
       </w:rPr>
     </w:lvl>
   </w:abstractNum>
-  <w:abstractNum w:abstractNumId="21" w15:restartNumberingAfterBreak="0">
-    <w:nsid w:val="6DC32F79"/>
+  <w:abstractNum w:abstractNumId="23" w15:restartNumberingAfterBreak="0">
+    <w:nsid w:val="6B126C10"/>
     <w:multiLevelType w:val="multilevel"/>
-    <w:tmpl w:val="FB8E2696"/>
+    <w:tmpl w:val="DB9EF5EA"/>
     <w:lvl w:ilvl="0">
       <w:start w:val="1"/>
       <w:numFmt w:val="bullet"/>
@@ -34226,10 +35382,10 @@
       </w:rPr>
     </w:lvl>
   </w:abstractNum>
-  <w:abstractNum w:abstractNumId="22" w15:restartNumberingAfterBreak="0">
-    <w:nsid w:val="70EB24C7"/>
+  <w:abstractNum w:abstractNumId="24" w15:restartNumberingAfterBreak="0">
+    <w:nsid w:val="6DC32F79"/>
     <w:multiLevelType w:val="multilevel"/>
-    <w:tmpl w:val="57E67430"/>
+    <w:tmpl w:val="FB8E2696"/>
     <w:lvl w:ilvl="0">
       <w:start w:val="1"/>
       <w:numFmt w:val="bullet"/>
@@ -34375,10 +35531,10 @@
       </w:rPr>
     </w:lvl>
   </w:abstractNum>
-  <w:abstractNum w:abstractNumId="23" w15:restartNumberingAfterBreak="0">
-    <w:nsid w:val="77CD41DC"/>
+  <w:abstractNum w:abstractNumId="25" w15:restartNumberingAfterBreak="0">
+    <w:nsid w:val="70EB24C7"/>
     <w:multiLevelType w:val="multilevel"/>
-    <w:tmpl w:val="CC465296"/>
+    <w:tmpl w:val="57E67430"/>
     <w:lvl w:ilvl="0">
       <w:start w:val="1"/>
       <w:numFmt w:val="bullet"/>
@@ -34524,7 +35680,156 @@
       </w:rPr>
     </w:lvl>
   </w:abstractNum>
-  <w:abstractNum w:abstractNumId="24" w15:restartNumberingAfterBreak="0">
+  <w:abstractNum w:abstractNumId="26" w15:restartNumberingAfterBreak="0">
+    <w:nsid w:val="77CD41DC"/>
+    <w:multiLevelType w:val="multilevel"/>
+    <w:tmpl w:val="CC465296"/>
+    <w:lvl w:ilvl="0">
+      <w:start w:val="1"/>
+      <w:numFmt w:val="bullet"/>
+      <w:lvlText w:val=""/>
+      <w:lvlJc w:val="left"/>
+      <w:pPr>
+        <w:tabs>
+          <w:tab w:val="num" w:pos="720"/>
+        </w:tabs>
+        <w:ind w:left="720" w:hanging="360"/>
+      </w:pPr>
+      <w:rPr>
+        <w:rFonts w:ascii="Symbol" w:hAnsi="Symbol" w:hint="default"/>
+        <w:sz w:val="20"/>
+      </w:rPr>
+    </w:lvl>
+    <w:lvl w:ilvl="1" w:tentative="1">
+      <w:start w:val="1"/>
+      <w:numFmt w:val="bullet"/>
+      <w:lvlText w:val="o"/>
+      <w:lvlJc w:val="left"/>
+      <w:pPr>
+        <w:tabs>
+          <w:tab w:val="num" w:pos="1440"/>
+        </w:tabs>
+        <w:ind w:left="1440" w:hanging="360"/>
+      </w:pPr>
+      <w:rPr>
+        <w:rFonts w:ascii="Courier New" w:hAnsi="Courier New" w:hint="default"/>
+        <w:sz w:val="20"/>
+      </w:rPr>
+    </w:lvl>
+    <w:lvl w:ilvl="2" w:tentative="1">
+      <w:start w:val="1"/>
+      <w:numFmt w:val="bullet"/>
+      <w:lvlText w:val=""/>
+      <w:lvlJc w:val="left"/>
+      <w:pPr>
+        <w:tabs>
+          <w:tab w:val="num" w:pos="2160"/>
+        </w:tabs>
+        <w:ind w:left="2160" w:hanging="360"/>
+      </w:pPr>
+      <w:rPr>
+        <w:rFonts w:ascii="Wingdings" w:hAnsi="Wingdings" w:hint="default"/>
+        <w:sz w:val="20"/>
+      </w:rPr>
+    </w:lvl>
+    <w:lvl w:ilvl="3" w:tentative="1">
+      <w:start w:val="1"/>
+      <w:numFmt w:val="bullet"/>
+      <w:lvlText w:val=""/>
+      <w:lvlJc w:val="left"/>
+      <w:pPr>
+        <w:tabs>
+          <w:tab w:val="num" w:pos="2880"/>
+        </w:tabs>
+        <w:ind w:left="2880" w:hanging="360"/>
+      </w:pPr>
+      <w:rPr>
+        <w:rFonts w:ascii="Wingdings" w:hAnsi="Wingdings" w:hint="default"/>
+        <w:sz w:val="20"/>
+      </w:rPr>
+    </w:lvl>
+    <w:lvl w:ilvl="4" w:tentative="1">
+      <w:start w:val="1"/>
+      <w:numFmt w:val="bullet"/>
+      <w:lvlText w:val=""/>
+      <w:lvlJc w:val="left"/>
+      <w:pPr>
+        <w:tabs>
+          <w:tab w:val="num" w:pos="3600"/>
+        </w:tabs>
+        <w:ind w:left="3600" w:hanging="360"/>
+      </w:pPr>
+      <w:rPr>
+        <w:rFonts w:ascii="Wingdings" w:hAnsi="Wingdings" w:hint="default"/>
+        <w:sz w:val="20"/>
+      </w:rPr>
+    </w:lvl>
+    <w:lvl w:ilvl="5" w:tentative="1">
+      <w:start w:val="1"/>
+      <w:numFmt w:val="bullet"/>
+      <w:lvlText w:val=""/>
+      <w:lvlJc w:val="left"/>
+      <w:pPr>
+        <w:tabs>
+          <w:tab w:val="num" w:pos="4320"/>
+        </w:tabs>
+        <w:ind w:left="4320" w:hanging="360"/>
+      </w:pPr>
+      <w:rPr>
+        <w:rFonts w:ascii="Wingdings" w:hAnsi="Wingdings" w:hint="default"/>
+        <w:sz w:val="20"/>
+      </w:rPr>
+    </w:lvl>
+    <w:lvl w:ilvl="6" w:tentative="1">
+      <w:start w:val="1"/>
+      <w:numFmt w:val="bullet"/>
+      <w:lvlText w:val=""/>
+      <w:lvlJc w:val="left"/>
+      <w:pPr>
+        <w:tabs>
+          <w:tab w:val="num" w:pos="5040"/>
+        </w:tabs>
+        <w:ind w:left="5040" w:hanging="360"/>
+      </w:pPr>
+      <w:rPr>
+        <w:rFonts w:ascii="Wingdings" w:hAnsi="Wingdings" w:hint="default"/>
+        <w:sz w:val="20"/>
+      </w:rPr>
+    </w:lvl>
+    <w:lvl w:ilvl="7" w:tentative="1">
+      <w:start w:val="1"/>
+      <w:numFmt w:val="bullet"/>
+      <w:lvlText w:val=""/>
+      <w:lvlJc w:val="left"/>
+      <w:pPr>
+        <w:tabs>
+          <w:tab w:val="num" w:pos="5760"/>
+        </w:tabs>
+        <w:ind w:left="5760" w:hanging="360"/>
+      </w:pPr>
+      <w:rPr>
+        <w:rFonts w:ascii="Wingdings" w:hAnsi="Wingdings" w:hint="default"/>
+        <w:sz w:val="20"/>
+      </w:rPr>
+    </w:lvl>
+    <w:lvl w:ilvl="8" w:tentative="1">
+      <w:start w:val="1"/>
+      <w:numFmt w:val="bullet"/>
+      <w:lvlText w:val=""/>
+      <w:lvlJc w:val="left"/>
+      <w:pPr>
+        <w:tabs>
+          <w:tab w:val="num" w:pos="6480"/>
+        </w:tabs>
+        <w:ind w:left="6480" w:hanging="360"/>
+      </w:pPr>
+      <w:rPr>
+        <w:rFonts w:ascii="Wingdings" w:hAnsi="Wingdings" w:hint="default"/>
+        <w:sz w:val="20"/>
+      </w:rPr>
+    </w:lvl>
+  </w:abstractNum>
+  <w:abstractNum w:abstractNumId="27" w15:restartNumberingAfterBreak="0">
     <w:nsid w:val="79D71151"/>
     <w:multiLevelType w:val="multilevel"/>
     <w:tmpl w:val="629698C6"/>
@@ -34638,79 +35943,88 @@
     </w:lvl>
   </w:abstractNum>
   <w:num w:numId="1">
-    <w:abstractNumId w:val="17"/>
+    <w:abstractNumId w:val="19"/>
   </w:num>
   <w:num w:numId="2">
-    <w:abstractNumId w:val="13"/>
+    <w:abstractNumId w:val="14"/>
   </w:num>
   <w:num w:numId="3">
     <w:abstractNumId w:val="2"/>
   </w:num>
   <w:num w:numId="4">
+    <w:abstractNumId w:val="26"/>
+  </w:num>
+  <w:num w:numId="5">
+    <w:abstractNumId w:val="24"/>
+  </w:num>
+  <w:num w:numId="6">
+    <w:abstractNumId w:val="20"/>
+  </w:num>
+  <w:num w:numId="7">
+    <w:abstractNumId w:val="17"/>
+  </w:num>
+  <w:num w:numId="8">
     <w:abstractNumId w:val="23"/>
   </w:num>
-  <w:num w:numId="5">
-    <w:abstractNumId w:val="21"/>
-  </w:num>
-  <w:num w:numId="6">
-    <w:abstractNumId w:val="18"/>
-  </w:num>
-  <w:num w:numId="7">
-    <w:abstractNumId w:val="15"/>
-  </w:num>
-  <w:num w:numId="8">
-    <w:abstractNumId w:val="20"/>
-  </w:num>
   <w:num w:numId="9">
-    <w:abstractNumId w:val="14"/>
+    <w:abstractNumId w:val="16"/>
   </w:num>
   <w:num w:numId="10">
-    <w:abstractNumId w:val="7"/>
+    <w:abstractNumId w:val="8"/>
   </w:num>
   <w:num w:numId="11">
-    <w:abstractNumId w:val="4"/>
+    <w:abstractNumId w:val="5"/>
   </w:num>
   <w:num w:numId="12">
-    <w:abstractNumId w:val="22"/>
+    <w:abstractNumId w:val="25"/>
   </w:num>
   <w:num w:numId="13">
-    <w:abstractNumId w:val="11"/>
+    <w:abstractNumId w:val="12"/>
   </w:num>
   <w:num w:numId="14">
     <w:abstractNumId w:val="3"/>
   </w:num>
   <w:num w:numId="15">
-    <w:abstractNumId w:val="9"/>
+    <w:abstractNumId w:val="10"/>
   </w:num>
   <w:num w:numId="16">
-    <w:abstractNumId w:val="24"/>
+    <w:abstractNumId w:val="27"/>
   </w:num>
   <w:num w:numId="17">
     <w:abstractNumId w:val="1"/>
   </w:num>
   <w:num w:numId="18">
-    <w:abstractNumId w:val="10"/>
+    <w:abstractNumId w:val="11"/>
   </w:num>
   <w:num w:numId="19">
-    <w:abstractNumId w:val="5"/>
+    <w:abstractNumId w:val="6"/>
   </w:num>
   <w:num w:numId="20">
-    <w:abstractNumId w:val="8"/>
+    <w:abstractNumId w:val="9"/>
   </w:num>
   <w:num w:numId="21">
-    <w:abstractNumId w:val="6"/>
+    <w:abstractNumId w:val="7"/>
   </w:num>
   <w:num w:numId="22">
-    <w:abstractNumId w:val="19"/>
+    <w:abstractNumId w:val="21"/>
   </w:num>
   <w:num w:numId="23">
     <w:abstractNumId w:val="0"/>
   </w:num>
   <w:num w:numId="24">
-    <w:abstractNumId w:val="16"/>
+    <w:abstractNumId w:val="18"/>
   </w:num>
   <w:num w:numId="25">
-    <w:abstractNumId w:val="12"/>
+    <w:abstractNumId w:val="13"/>
+  </w:num>
+  <w:num w:numId="26">
+    <w:abstractNumId w:val="22"/>
+  </w:num>
+  <w:num w:numId="27">
+    <w:abstractNumId w:val="4"/>
+  </w:num>
+  <w:num w:numId="28">
+    <w:abstractNumId w:val="15"/>
   </w:num>
 </w:numbering>
 </file>

--- a/БД.docx
+++ b/БД.docx
@@ -1402,6 +1402,7 @@
                 <w:lang w:eastAsia="ru-RU"/>
               </w:rPr>
             </w:pPr>
+            <w:proofErr w:type="gramStart"/>
             <w:r>
               <w:rPr>
                 <w:rFonts w:ascii="Calibri" w:eastAsia="Times New Roman" w:hAnsi="Calibri" w:cs="Calibri"/>
@@ -1410,6 +1411,7 @@
               </w:rPr>
               <w:t>1:N</w:t>
             </w:r>
+            <w:proofErr w:type="gramEnd"/>
           </w:p>
         </w:tc>
         <w:tc>
@@ -1951,6 +1953,7 @@
                 <w:lang w:eastAsia="ru-RU"/>
               </w:rPr>
             </w:pPr>
+            <w:proofErr w:type="gramStart"/>
             <w:r>
               <w:rPr>
                 <w:rFonts w:ascii="Calibri" w:eastAsia="Times New Roman" w:hAnsi="Calibri" w:cs="Calibri"/>
@@ -1959,6 +1962,7 @@
               </w:rPr>
               <w:t>M:N</w:t>
             </w:r>
+            <w:proofErr w:type="gramEnd"/>
           </w:p>
         </w:tc>
         <w:tc>
@@ -2079,6 +2083,7 @@
                 <w:lang w:eastAsia="ru-RU"/>
               </w:rPr>
             </w:pPr>
+            <w:proofErr w:type="gramStart"/>
             <w:r>
               <w:rPr>
                 <w:rFonts w:ascii="Calibri" w:eastAsia="Times New Roman" w:hAnsi="Calibri" w:cs="Calibri"/>
@@ -2087,6 +2092,7 @@
               </w:rPr>
               <w:t>1:N</w:t>
             </w:r>
+            <w:proofErr w:type="gramEnd"/>
           </w:p>
         </w:tc>
         <w:tc>
@@ -2208,6 +2214,7 @@
                 <w:lang w:eastAsia="ru-RU"/>
               </w:rPr>
             </w:pPr>
+            <w:proofErr w:type="gramStart"/>
             <w:r>
               <w:rPr>
                 <w:rFonts w:ascii="Calibri" w:eastAsia="Times New Roman" w:hAnsi="Calibri" w:cs="Calibri"/>
@@ -2216,6 +2223,7 @@
               </w:rPr>
               <w:t>1:N</w:t>
             </w:r>
+            <w:proofErr w:type="gramEnd"/>
           </w:p>
         </w:tc>
         <w:tc>
@@ -2373,6 +2381,7 @@
                 <w:lang w:eastAsia="ru-RU"/>
               </w:rPr>
             </w:pPr>
+            <w:proofErr w:type="gramStart"/>
             <w:r>
               <w:rPr>
                 <w:rFonts w:ascii="Calibri" w:eastAsia="Times New Roman" w:hAnsi="Calibri" w:cs="Calibri"/>
@@ -2381,6 +2390,7 @@
               </w:rPr>
               <w:t>1:N</w:t>
             </w:r>
+            <w:proofErr w:type="gramEnd"/>
           </w:p>
         </w:tc>
         <w:tc>
@@ -2858,6 +2868,7 @@
                 <w:lang w:eastAsia="ru-RU"/>
               </w:rPr>
             </w:pPr>
+            <w:proofErr w:type="gramStart"/>
             <w:r>
               <w:rPr>
                 <w:rFonts w:ascii="Calibri" w:eastAsia="Times New Roman" w:hAnsi="Calibri" w:cs="Calibri"/>
@@ -2866,6 +2877,7 @@
               </w:rPr>
               <w:t>M:N</w:t>
             </w:r>
+            <w:proofErr w:type="gramEnd"/>
           </w:p>
         </w:tc>
         <w:tc>
@@ -3535,6 +3547,7 @@
                 <w:lang w:eastAsia="ru-RU"/>
               </w:rPr>
             </w:pPr>
+            <w:proofErr w:type="gramStart"/>
             <w:r>
               <w:rPr>
                 <w:rFonts w:ascii="Calibri" w:eastAsia="Times New Roman" w:hAnsi="Calibri" w:cs="Calibri"/>
@@ -3543,6 +3556,7 @@
               </w:rPr>
               <w:t>1:N</w:t>
             </w:r>
+            <w:proofErr w:type="gramEnd"/>
           </w:p>
         </w:tc>
         <w:tc>
@@ -3925,6 +3939,7 @@
                 <w:lang w:eastAsia="ru-RU"/>
               </w:rPr>
             </w:pPr>
+            <w:proofErr w:type="gramStart"/>
             <w:r>
               <w:rPr>
                 <w:rFonts w:ascii="Calibri" w:eastAsia="Times New Roman" w:hAnsi="Calibri" w:cs="Calibri"/>
@@ -3933,6 +3948,7 @@
               </w:rPr>
               <w:t>1:N</w:t>
             </w:r>
+            <w:proofErr w:type="gramEnd"/>
           </w:p>
         </w:tc>
         <w:tc>
@@ -4506,6 +4522,7 @@
                 <w:lang w:eastAsia="ru-RU"/>
               </w:rPr>
             </w:pPr>
+            <w:proofErr w:type="gramStart"/>
             <w:r>
               <w:rPr>
                 <w:rFonts w:ascii="Calibri" w:eastAsia="Times New Roman" w:hAnsi="Calibri" w:cs="Calibri"/>
@@ -4514,6 +4531,7 @@
               </w:rPr>
               <w:t>M:N</w:t>
             </w:r>
+            <w:proofErr w:type="gramEnd"/>
           </w:p>
         </w:tc>
         <w:tc>
@@ -4959,6 +4977,7 @@
                 <w:lang w:eastAsia="ru-RU"/>
               </w:rPr>
             </w:pPr>
+            <w:proofErr w:type="gramStart"/>
             <w:r>
               <w:rPr>
                 <w:rFonts w:ascii="Calibri" w:eastAsia="Times New Roman" w:hAnsi="Calibri" w:cs="Calibri"/>
@@ -4967,6 +4986,7 @@
               </w:rPr>
               <w:t>M:N</w:t>
             </w:r>
+            <w:proofErr w:type="gramEnd"/>
           </w:p>
         </w:tc>
         <w:tc>
@@ -5023,6 +5043,7 @@
                 <w:lang w:eastAsia="ru-RU"/>
               </w:rPr>
             </w:pPr>
+            <w:proofErr w:type="gramStart"/>
             <w:r>
               <w:rPr>
                 <w:rFonts w:ascii="Calibri" w:eastAsia="Times New Roman" w:hAnsi="Calibri" w:cs="Calibri"/>
@@ -5031,6 +5052,7 @@
               </w:rPr>
               <w:t>1:N</w:t>
             </w:r>
+            <w:proofErr w:type="gramEnd"/>
           </w:p>
         </w:tc>
         <w:tc>
@@ -6576,6 +6598,7 @@
                 <w:lang w:eastAsia="ru-RU"/>
               </w:rPr>
             </w:pPr>
+            <w:proofErr w:type="gramStart"/>
             <w:r>
               <w:rPr>
                 <w:rFonts w:ascii="Calibri" w:eastAsia="Times New Roman" w:hAnsi="Calibri" w:cs="Calibri"/>
@@ -6584,6 +6607,7 @@
               </w:rPr>
               <w:t>1:N</w:t>
             </w:r>
+            <w:proofErr w:type="gramEnd"/>
           </w:p>
         </w:tc>
         <w:tc>
@@ -7680,6 +7704,7 @@
                 <w:lang w:eastAsia="ru-RU"/>
               </w:rPr>
             </w:pPr>
+            <w:proofErr w:type="gramStart"/>
             <w:r>
               <w:rPr>
                 <w:rFonts w:ascii="Calibri" w:eastAsia="Times New Roman" w:hAnsi="Calibri" w:cs="Calibri"/>
@@ -7688,6 +7713,7 @@
               </w:rPr>
               <w:t>1:N</w:t>
             </w:r>
+            <w:proofErr w:type="gramEnd"/>
           </w:p>
         </w:tc>
         <w:tc>
@@ -7712,6 +7738,7 @@
                 <w:lang w:eastAsia="ru-RU"/>
               </w:rPr>
             </w:pPr>
+            <w:proofErr w:type="gramStart"/>
             <w:r>
               <w:rPr>
                 <w:rFonts w:ascii="Calibri" w:eastAsia="Times New Roman" w:hAnsi="Calibri" w:cs="Calibri"/>
@@ -7720,6 +7747,7 @@
               </w:rPr>
               <w:t>1:N</w:t>
             </w:r>
+            <w:proofErr w:type="gramEnd"/>
           </w:p>
         </w:tc>
         <w:tc>
@@ -7904,6 +7932,7 @@
                 <w:lang w:eastAsia="ru-RU"/>
               </w:rPr>
             </w:pPr>
+            <w:proofErr w:type="gramStart"/>
             <w:r>
               <w:rPr>
                 <w:rFonts w:ascii="Calibri" w:eastAsia="Times New Roman" w:hAnsi="Calibri" w:cs="Calibri"/>
@@ -7912,6 +7941,7 @@
               </w:rPr>
               <w:t>1:N</w:t>
             </w:r>
+            <w:proofErr w:type="gramEnd"/>
           </w:p>
         </w:tc>
         <w:tc>
@@ -8064,6 +8094,7 @@
                 <w:lang w:eastAsia="ru-RU"/>
               </w:rPr>
             </w:pPr>
+            <w:proofErr w:type="gramStart"/>
             <w:r>
               <w:rPr>
                 <w:rFonts w:ascii="Calibri" w:eastAsia="Times New Roman" w:hAnsi="Calibri" w:cs="Calibri"/>
@@ -8072,6 +8103,7 @@
               </w:rPr>
               <w:t>1:N</w:t>
             </w:r>
+            <w:proofErr w:type="gramEnd"/>
           </w:p>
         </w:tc>
         <w:tc>
@@ -9239,15 +9271,27 @@
                 <w:lang w:eastAsia="ru-RU"/>
               </w:rPr>
             </w:pPr>
-            <w:r>
-              <w:rPr>
-                <w:rFonts w:ascii="Times New Roman" w:eastAsia="Times New Roman" w:hAnsi="Times New Roman" w:cs="Times New Roman"/>
-                <w:color w:val="000000"/>
-                <w:sz w:val="24"/>
-                <w:szCs w:val="24"/>
-                <w:lang w:eastAsia="ru-RU"/>
-              </w:rPr>
-              <w:t>UNIQUE,     NOT NULL</w:t>
+            <w:proofErr w:type="gramStart"/>
+            <w:r>
+              <w:rPr>
+                <w:rFonts w:ascii="Times New Roman" w:eastAsia="Times New Roman" w:hAnsi="Times New Roman" w:cs="Times New Roman"/>
+                <w:color w:val="000000"/>
+                <w:sz w:val="24"/>
+                <w:szCs w:val="24"/>
+                <w:lang w:eastAsia="ru-RU"/>
+              </w:rPr>
+              <w:t xml:space="preserve">UNIQUE,   </w:t>
+            </w:r>
+            <w:proofErr w:type="gramEnd"/>
+            <w:r>
+              <w:rPr>
+                <w:rFonts w:ascii="Times New Roman" w:eastAsia="Times New Roman" w:hAnsi="Times New Roman" w:cs="Times New Roman"/>
+                <w:color w:val="000000"/>
+                <w:sz w:val="24"/>
+                <w:szCs w:val="24"/>
+                <w:lang w:eastAsia="ru-RU"/>
+              </w:rPr>
+              <w:t xml:space="preserve">  NOT NULL</w:t>
             </w:r>
           </w:p>
         </w:tc>
@@ -14988,7 +15032,29 @@
                 <w:szCs w:val="24"/>
                 <w:lang w:eastAsia="ru-RU"/>
               </w:rPr>
-              <w:t>(регистратор  администратор врач)</w:t>
+              <w:t>(</w:t>
+            </w:r>
+            <w:proofErr w:type="gramStart"/>
+            <w:r>
+              <w:rPr>
+                <w:rFonts w:ascii="Times New Roman" w:eastAsia="Times New Roman" w:hAnsi="Times New Roman" w:cs="Times New Roman"/>
+                <w:color w:val="000000"/>
+                <w:sz w:val="24"/>
+                <w:szCs w:val="24"/>
+                <w:lang w:eastAsia="ru-RU"/>
+              </w:rPr>
+              <w:t>регистратор  администратор</w:t>
+            </w:r>
+            <w:proofErr w:type="gramEnd"/>
+            <w:r>
+              <w:rPr>
+                <w:rFonts w:ascii="Times New Roman" w:eastAsia="Times New Roman" w:hAnsi="Times New Roman" w:cs="Times New Roman"/>
+                <w:color w:val="000000"/>
+                <w:sz w:val="24"/>
+                <w:szCs w:val="24"/>
+                <w:lang w:eastAsia="ru-RU"/>
+              </w:rPr>
+              <w:t xml:space="preserve"> врач)</w:t>
             </w:r>
           </w:p>
         </w:tc>
@@ -26316,8 +26382,16 @@
         <w:rPr>
           <w:lang w:val="en-US"/>
         </w:rPr>
-        <w:t>\dt</w:t>
-      </w:r>
+        <w:t>\</w:t>
+      </w:r>
+      <w:proofErr w:type="gramStart"/>
+      <w:r>
+        <w:rPr>
+          <w:lang w:val="en-US"/>
+        </w:rPr>
+        <w:t>dt</w:t>
+      </w:r>
+      <w:proofErr w:type="gramEnd"/>
     </w:p>
     <w:p>
       <w:r>
@@ -26999,9 +27073,21 @@
           <w:szCs w:val="20"/>
           <w:lang w:val="en-US" w:eastAsia="ru-RU"/>
         </w:rPr>
-        <w:t xml:space="preserve">    SUM(</w:t>
+        <w:t xml:space="preserve">    </w:t>
+      </w:r>
+      <w:proofErr w:type="gramStart"/>
+      <w:r>
+        <w:rPr>
+          <w:rStyle w:val="n"/>
+          <w:rFonts w:ascii="Courier New" w:eastAsia="Times New Roman" w:hAnsi="Courier New" w:cs="Courier New"/>
+          <w:sz w:val="20"/>
+          <w:szCs w:val="20"/>
+          <w:lang w:val="en-US" w:eastAsia="ru-RU"/>
+        </w:rPr>
+        <w:t>SUM(</w:t>
       </w:r>
       <w:proofErr w:type="spellStart"/>
+      <w:proofErr w:type="gramEnd"/>
       <w:r>
         <w:rPr>
           <w:rStyle w:val="n"/>
@@ -31933,15 +32019,6 @@
           <w:szCs w:val="22"/>
         </w:rPr>
       </w:pPr>
-      <w:r>
-        <w:rPr>
-          <w:rFonts w:ascii="Arial" w:hAnsi="Arial" w:cs="Arial"/>
-          <w:color w:val="000000"/>
-          <w:sz w:val="22"/>
-          <w:szCs w:val="22"/>
-        </w:rPr>
-        <w:t>ТЗ для процедур</w:t>
-      </w:r>
     </w:p>
     <w:p>
       <w:pPr>

--- a/БД.docx
+++ b/БД.docx
@@ -1402,7 +1402,6 @@
                 <w:lang w:eastAsia="ru-RU"/>
               </w:rPr>
             </w:pPr>
-            <w:proofErr w:type="gramStart"/>
             <w:r>
               <w:rPr>
                 <w:rFonts w:ascii="Calibri" w:eastAsia="Times New Roman" w:hAnsi="Calibri" w:cs="Calibri"/>
@@ -1411,7 +1410,6 @@
               </w:rPr>
               <w:t>1:N</w:t>
             </w:r>
-            <w:proofErr w:type="gramEnd"/>
           </w:p>
         </w:tc>
         <w:tc>
@@ -1953,7 +1951,6 @@
                 <w:lang w:eastAsia="ru-RU"/>
               </w:rPr>
             </w:pPr>
-            <w:proofErr w:type="gramStart"/>
             <w:r>
               <w:rPr>
                 <w:rFonts w:ascii="Calibri" w:eastAsia="Times New Roman" w:hAnsi="Calibri" w:cs="Calibri"/>
@@ -1962,7 +1959,6 @@
               </w:rPr>
               <w:t>M:N</w:t>
             </w:r>
-            <w:proofErr w:type="gramEnd"/>
           </w:p>
         </w:tc>
         <w:tc>
@@ -2083,7 +2079,6 @@
                 <w:lang w:eastAsia="ru-RU"/>
               </w:rPr>
             </w:pPr>
-            <w:proofErr w:type="gramStart"/>
             <w:r>
               <w:rPr>
                 <w:rFonts w:ascii="Calibri" w:eastAsia="Times New Roman" w:hAnsi="Calibri" w:cs="Calibri"/>
@@ -2092,7 +2087,6 @@
               </w:rPr>
               <w:t>1:N</w:t>
             </w:r>
-            <w:proofErr w:type="gramEnd"/>
           </w:p>
         </w:tc>
         <w:tc>
@@ -2214,7 +2208,6 @@
                 <w:lang w:eastAsia="ru-RU"/>
               </w:rPr>
             </w:pPr>
-            <w:proofErr w:type="gramStart"/>
             <w:r>
               <w:rPr>
                 <w:rFonts w:ascii="Calibri" w:eastAsia="Times New Roman" w:hAnsi="Calibri" w:cs="Calibri"/>
@@ -2223,7 +2216,6 @@
               </w:rPr>
               <w:t>1:N</w:t>
             </w:r>
-            <w:proofErr w:type="gramEnd"/>
           </w:p>
         </w:tc>
         <w:tc>
@@ -2381,7 +2373,6 @@
                 <w:lang w:eastAsia="ru-RU"/>
               </w:rPr>
             </w:pPr>
-            <w:proofErr w:type="gramStart"/>
             <w:r>
               <w:rPr>
                 <w:rFonts w:ascii="Calibri" w:eastAsia="Times New Roman" w:hAnsi="Calibri" w:cs="Calibri"/>
@@ -2390,7 +2381,6 @@
               </w:rPr>
               <w:t>1:N</w:t>
             </w:r>
-            <w:proofErr w:type="gramEnd"/>
           </w:p>
         </w:tc>
         <w:tc>
@@ -2868,7 +2858,6 @@
                 <w:lang w:eastAsia="ru-RU"/>
               </w:rPr>
             </w:pPr>
-            <w:proofErr w:type="gramStart"/>
             <w:r>
               <w:rPr>
                 <w:rFonts w:ascii="Calibri" w:eastAsia="Times New Roman" w:hAnsi="Calibri" w:cs="Calibri"/>
@@ -2877,7 +2866,6 @@
               </w:rPr>
               <w:t>M:N</w:t>
             </w:r>
-            <w:proofErr w:type="gramEnd"/>
           </w:p>
         </w:tc>
         <w:tc>
@@ -3547,7 +3535,6 @@
                 <w:lang w:eastAsia="ru-RU"/>
               </w:rPr>
             </w:pPr>
-            <w:proofErr w:type="gramStart"/>
             <w:r>
               <w:rPr>
                 <w:rFonts w:ascii="Calibri" w:eastAsia="Times New Roman" w:hAnsi="Calibri" w:cs="Calibri"/>
@@ -3556,7 +3543,6 @@
               </w:rPr>
               <w:t>1:N</w:t>
             </w:r>
-            <w:proofErr w:type="gramEnd"/>
           </w:p>
         </w:tc>
         <w:tc>
@@ -3939,7 +3925,6 @@
                 <w:lang w:eastAsia="ru-RU"/>
               </w:rPr>
             </w:pPr>
-            <w:proofErr w:type="gramStart"/>
             <w:r>
               <w:rPr>
                 <w:rFonts w:ascii="Calibri" w:eastAsia="Times New Roman" w:hAnsi="Calibri" w:cs="Calibri"/>
@@ -3948,7 +3933,6 @@
               </w:rPr>
               <w:t>1:N</w:t>
             </w:r>
-            <w:proofErr w:type="gramEnd"/>
           </w:p>
         </w:tc>
         <w:tc>
@@ -4522,7 +4506,6 @@
                 <w:lang w:eastAsia="ru-RU"/>
               </w:rPr>
             </w:pPr>
-            <w:proofErr w:type="gramStart"/>
             <w:r>
               <w:rPr>
                 <w:rFonts w:ascii="Calibri" w:eastAsia="Times New Roman" w:hAnsi="Calibri" w:cs="Calibri"/>
@@ -4531,7 +4514,6 @@
               </w:rPr>
               <w:t>M:N</w:t>
             </w:r>
-            <w:proofErr w:type="gramEnd"/>
           </w:p>
         </w:tc>
         <w:tc>
@@ -4977,7 +4959,6 @@
                 <w:lang w:eastAsia="ru-RU"/>
               </w:rPr>
             </w:pPr>
-            <w:proofErr w:type="gramStart"/>
             <w:r>
               <w:rPr>
                 <w:rFonts w:ascii="Calibri" w:eastAsia="Times New Roman" w:hAnsi="Calibri" w:cs="Calibri"/>
@@ -4986,7 +4967,6 @@
               </w:rPr>
               <w:t>M:N</w:t>
             </w:r>
-            <w:proofErr w:type="gramEnd"/>
           </w:p>
         </w:tc>
         <w:tc>
@@ -5043,7 +5023,6 @@
                 <w:lang w:eastAsia="ru-RU"/>
               </w:rPr>
             </w:pPr>
-            <w:proofErr w:type="gramStart"/>
             <w:r>
               <w:rPr>
                 <w:rFonts w:ascii="Calibri" w:eastAsia="Times New Roman" w:hAnsi="Calibri" w:cs="Calibri"/>
@@ -5052,7 +5031,6 @@
               </w:rPr>
               <w:t>1:N</w:t>
             </w:r>
-            <w:proofErr w:type="gramEnd"/>
           </w:p>
         </w:tc>
         <w:tc>
@@ -6598,7 +6576,6 @@
                 <w:lang w:eastAsia="ru-RU"/>
               </w:rPr>
             </w:pPr>
-            <w:proofErr w:type="gramStart"/>
             <w:r>
               <w:rPr>
                 <w:rFonts w:ascii="Calibri" w:eastAsia="Times New Roman" w:hAnsi="Calibri" w:cs="Calibri"/>
@@ -6607,7 +6584,6 @@
               </w:rPr>
               <w:t>1:N</w:t>
             </w:r>
-            <w:proofErr w:type="gramEnd"/>
           </w:p>
         </w:tc>
         <w:tc>
@@ -7704,7 +7680,6 @@
                 <w:lang w:eastAsia="ru-RU"/>
               </w:rPr>
             </w:pPr>
-            <w:proofErr w:type="gramStart"/>
             <w:r>
               <w:rPr>
                 <w:rFonts w:ascii="Calibri" w:eastAsia="Times New Roman" w:hAnsi="Calibri" w:cs="Calibri"/>
@@ -7713,7 +7688,6 @@
               </w:rPr>
               <w:t>1:N</w:t>
             </w:r>
-            <w:proofErr w:type="gramEnd"/>
           </w:p>
         </w:tc>
         <w:tc>
@@ -7738,7 +7712,6 @@
                 <w:lang w:eastAsia="ru-RU"/>
               </w:rPr>
             </w:pPr>
-            <w:proofErr w:type="gramStart"/>
             <w:r>
               <w:rPr>
                 <w:rFonts w:ascii="Calibri" w:eastAsia="Times New Roman" w:hAnsi="Calibri" w:cs="Calibri"/>
@@ -7747,7 +7720,6 @@
               </w:rPr>
               <w:t>1:N</w:t>
             </w:r>
-            <w:proofErr w:type="gramEnd"/>
           </w:p>
         </w:tc>
         <w:tc>
@@ -7932,7 +7904,6 @@
                 <w:lang w:eastAsia="ru-RU"/>
               </w:rPr>
             </w:pPr>
-            <w:proofErr w:type="gramStart"/>
             <w:r>
               <w:rPr>
                 <w:rFonts w:ascii="Calibri" w:eastAsia="Times New Roman" w:hAnsi="Calibri" w:cs="Calibri"/>
@@ -7941,7 +7912,6 @@
               </w:rPr>
               <w:t>1:N</w:t>
             </w:r>
-            <w:proofErr w:type="gramEnd"/>
           </w:p>
         </w:tc>
         <w:tc>
@@ -8094,7 +8064,6 @@
                 <w:lang w:eastAsia="ru-RU"/>
               </w:rPr>
             </w:pPr>
-            <w:proofErr w:type="gramStart"/>
             <w:r>
               <w:rPr>
                 <w:rFonts w:ascii="Calibri" w:eastAsia="Times New Roman" w:hAnsi="Calibri" w:cs="Calibri"/>
@@ -8103,7 +8072,6 @@
               </w:rPr>
               <w:t>1:N</w:t>
             </w:r>
-            <w:proofErr w:type="gramEnd"/>
           </w:p>
         </w:tc>
         <w:tc>
@@ -8998,7 +8966,6 @@
                 <w:lang w:eastAsia="ru-RU"/>
               </w:rPr>
             </w:pPr>
-            <w:proofErr w:type="spellStart"/>
             <w:r>
               <w:rPr>
                 <w:rFonts w:ascii="Times New Roman" w:eastAsia="Times New Roman" w:hAnsi="Times New Roman" w:cs="Times New Roman"/>
@@ -9009,7 +8976,6 @@
               </w:rPr>
               <w:t>client_id</w:t>
             </w:r>
-            <w:proofErr w:type="spellEnd"/>
           </w:p>
         </w:tc>
         <w:tc>
@@ -9072,27 +9038,15 @@
                 <w:lang w:eastAsia="ru-RU"/>
               </w:rPr>
             </w:pPr>
-            <w:proofErr w:type="spellStart"/>
-            <w:r>
-              <w:rPr>
-                <w:rFonts w:ascii="Times New Roman" w:eastAsia="Times New Roman" w:hAnsi="Times New Roman" w:cs="Times New Roman"/>
-                <w:color w:val="000000"/>
-                <w:sz w:val="24"/>
-                <w:szCs w:val="24"/>
-                <w:lang w:eastAsia="ru-RU"/>
-              </w:rPr>
-              <w:t>Идентификаnор</w:t>
-            </w:r>
-            <w:proofErr w:type="spellEnd"/>
-            <w:r>
-              <w:rPr>
-                <w:rFonts w:ascii="Times New Roman" w:eastAsia="Times New Roman" w:hAnsi="Times New Roman" w:cs="Times New Roman"/>
-                <w:color w:val="000000"/>
-                <w:sz w:val="24"/>
-                <w:szCs w:val="24"/>
-                <w:lang w:eastAsia="ru-RU"/>
-              </w:rPr>
-              <w:t xml:space="preserve"> клиента</w:t>
+            <w:r>
+              <w:rPr>
+                <w:rFonts w:ascii="Times New Roman" w:eastAsia="Times New Roman" w:hAnsi="Times New Roman" w:cs="Times New Roman"/>
+                <w:color w:val="000000"/>
+                <w:sz w:val="24"/>
+                <w:szCs w:val="24"/>
+                <w:lang w:eastAsia="ru-RU"/>
+              </w:rPr>
+              <w:t>Идентификаnор клиента</w:t>
             </w:r>
           </w:p>
         </w:tc>
@@ -9161,7 +9115,6 @@
                 <w:lang w:eastAsia="ru-RU"/>
               </w:rPr>
             </w:pPr>
-            <w:proofErr w:type="spellStart"/>
             <w:r>
               <w:rPr>
                 <w:rFonts w:ascii="Times New Roman" w:eastAsia="Times New Roman" w:hAnsi="Times New Roman" w:cs="Times New Roman"/>
@@ -9172,7 +9125,6 @@
               </w:rPr>
               <w:t>passport</w:t>
             </w:r>
-            <w:proofErr w:type="spellEnd"/>
           </w:p>
         </w:tc>
         <w:tc>
@@ -9271,27 +9223,15 @@
                 <w:lang w:eastAsia="ru-RU"/>
               </w:rPr>
             </w:pPr>
-            <w:proofErr w:type="gramStart"/>
-            <w:r>
-              <w:rPr>
-                <w:rFonts w:ascii="Times New Roman" w:eastAsia="Times New Roman" w:hAnsi="Times New Roman" w:cs="Times New Roman"/>
-                <w:color w:val="000000"/>
-                <w:sz w:val="24"/>
-                <w:szCs w:val="24"/>
-                <w:lang w:eastAsia="ru-RU"/>
-              </w:rPr>
-              <w:t xml:space="preserve">UNIQUE,   </w:t>
-            </w:r>
-            <w:proofErr w:type="gramEnd"/>
-            <w:r>
-              <w:rPr>
-                <w:rFonts w:ascii="Times New Roman" w:eastAsia="Times New Roman" w:hAnsi="Times New Roman" w:cs="Times New Roman"/>
-                <w:color w:val="000000"/>
-                <w:sz w:val="24"/>
-                <w:szCs w:val="24"/>
-                <w:lang w:eastAsia="ru-RU"/>
-              </w:rPr>
-              <w:t xml:space="preserve">  NOT NULL</w:t>
+            <w:r>
+              <w:rPr>
+                <w:rFonts w:ascii="Times New Roman" w:eastAsia="Times New Roman" w:hAnsi="Times New Roman" w:cs="Times New Roman"/>
+                <w:color w:val="000000"/>
+                <w:sz w:val="24"/>
+                <w:szCs w:val="24"/>
+                <w:lang w:eastAsia="ru-RU"/>
+              </w:rPr>
+              <w:t>UNIQUE,     NOT NULL</w:t>
             </w:r>
           </w:p>
         </w:tc>
@@ -9324,7 +9264,6 @@
                 <w:lang w:eastAsia="ru-RU"/>
               </w:rPr>
             </w:pPr>
-            <w:proofErr w:type="spellStart"/>
             <w:r>
               <w:rPr>
                 <w:rFonts w:ascii="Times New Roman" w:eastAsia="Times New Roman" w:hAnsi="Times New Roman" w:cs="Times New Roman"/>
@@ -9335,7 +9274,6 @@
               </w:rPr>
               <w:t>full_name</w:t>
             </w:r>
-            <w:proofErr w:type="spellEnd"/>
           </w:p>
         </w:tc>
         <w:tc>
@@ -9475,7 +9413,6 @@
                 <w:lang w:eastAsia="ru-RU"/>
               </w:rPr>
             </w:pPr>
-            <w:proofErr w:type="spellStart"/>
             <w:r>
               <w:rPr>
                 <w:rFonts w:ascii="Times New Roman" w:eastAsia="Times New Roman" w:hAnsi="Times New Roman" w:cs="Times New Roman"/>
@@ -9486,7 +9423,6 @@
               </w:rPr>
               <w:t>phone</w:t>
             </w:r>
-            <w:proofErr w:type="spellEnd"/>
           </w:p>
         </w:tc>
         <w:tc>
@@ -9616,7 +9552,6 @@
                 <w:lang w:eastAsia="ru-RU"/>
               </w:rPr>
             </w:pPr>
-            <w:proofErr w:type="spellStart"/>
             <w:r>
               <w:rPr>
                 <w:rFonts w:ascii="Times New Roman" w:eastAsia="Times New Roman" w:hAnsi="Times New Roman" w:cs="Times New Roman"/>
@@ -9627,7 +9562,6 @@
               </w:rPr>
               <w:t>gender</w:t>
             </w:r>
-            <w:proofErr w:type="spellEnd"/>
           </w:p>
         </w:tc>
         <w:tc>
@@ -9890,33 +9824,7 @@
                 <w:szCs w:val="24"/>
                 <w:lang w:eastAsia="ru-RU"/>
               </w:rPr>
-              <w:t>Питомец (</w:t>
-            </w:r>
-            <w:proofErr w:type="spellStart"/>
-            <w:r>
-              <w:rPr>
-                <w:rFonts w:ascii="Times New Roman" w:eastAsia="Times New Roman" w:hAnsi="Times New Roman" w:cs="Times New Roman"/>
-                <w:b/>
-                <w:bCs/>
-                <w:color w:val="000000"/>
-                <w:sz w:val="24"/>
-                <w:szCs w:val="24"/>
-                <w:lang w:eastAsia="ru-RU"/>
-              </w:rPr>
-              <w:t>Pet</w:t>
-            </w:r>
-            <w:proofErr w:type="spellEnd"/>
-            <w:r>
-              <w:rPr>
-                <w:rFonts w:ascii="Times New Roman" w:eastAsia="Times New Roman" w:hAnsi="Times New Roman" w:cs="Times New Roman"/>
-                <w:b/>
-                <w:bCs/>
-                <w:color w:val="000000"/>
-                <w:sz w:val="24"/>
-                <w:szCs w:val="24"/>
-                <w:lang w:eastAsia="ru-RU"/>
-              </w:rPr>
-              <w:t>)</w:t>
+              <w:t>Питомец (Pet)</w:t>
             </w:r>
           </w:p>
         </w:tc>
@@ -10199,7 +10107,6 @@
                 <w:lang w:eastAsia="ru-RU"/>
               </w:rPr>
             </w:pPr>
-            <w:proofErr w:type="spellStart"/>
             <w:r>
               <w:rPr>
                 <w:rFonts w:ascii="Times New Roman" w:eastAsia="Times New Roman" w:hAnsi="Times New Roman" w:cs="Times New Roman"/>
@@ -10210,7 +10117,6 @@
               </w:rPr>
               <w:t>pet_id</w:t>
             </w:r>
-            <w:proofErr w:type="spellEnd"/>
           </w:p>
         </w:tc>
         <w:tc>
@@ -10350,7 +10256,6 @@
                 <w:lang w:eastAsia="ru-RU"/>
               </w:rPr>
             </w:pPr>
-            <w:proofErr w:type="spellStart"/>
             <w:r>
               <w:rPr>
                 <w:rFonts w:ascii="Times New Roman" w:eastAsia="Times New Roman" w:hAnsi="Times New Roman" w:cs="Times New Roman"/>
@@ -10361,7 +10266,6 @@
               </w:rPr>
               <w:t>client_id</w:t>
             </w:r>
-            <w:proofErr w:type="spellEnd"/>
           </w:p>
         </w:tc>
         <w:tc>
@@ -10501,7 +10405,6 @@
                 <w:lang w:eastAsia="ru-RU"/>
               </w:rPr>
             </w:pPr>
-            <w:proofErr w:type="spellStart"/>
             <w:r>
               <w:rPr>
                 <w:rFonts w:ascii="Times New Roman" w:eastAsia="Times New Roman" w:hAnsi="Times New Roman" w:cs="Times New Roman"/>
@@ -10512,7 +10415,6 @@
               </w:rPr>
               <w:t>species_id</w:t>
             </w:r>
-            <w:proofErr w:type="spellEnd"/>
           </w:p>
         </w:tc>
         <w:tc>
@@ -10652,7 +10554,6 @@
                 <w:lang w:eastAsia="ru-RU"/>
               </w:rPr>
             </w:pPr>
-            <w:proofErr w:type="spellStart"/>
             <w:r>
               <w:rPr>
                 <w:rFonts w:ascii="Times New Roman" w:eastAsia="Times New Roman" w:hAnsi="Times New Roman" w:cs="Times New Roman"/>
@@ -10663,7 +10564,6 @@
               </w:rPr>
               <w:t>nickname</w:t>
             </w:r>
-            <w:proofErr w:type="spellEnd"/>
           </w:p>
         </w:tc>
         <w:tc>
@@ -10803,7 +10703,6 @@
                 <w:lang w:eastAsia="ru-RU"/>
               </w:rPr>
             </w:pPr>
-            <w:proofErr w:type="spellStart"/>
             <w:r>
               <w:rPr>
                 <w:rFonts w:ascii="Times New Roman" w:eastAsia="Times New Roman" w:hAnsi="Times New Roman" w:cs="Times New Roman"/>
@@ -10814,7 +10713,6 @@
               </w:rPr>
               <w:t>age</w:t>
             </w:r>
-            <w:proofErr w:type="spellEnd"/>
           </w:p>
         </w:tc>
         <w:tc>
@@ -10944,7 +10842,6 @@
                 <w:lang w:eastAsia="ru-RU"/>
               </w:rPr>
             </w:pPr>
-            <w:proofErr w:type="spellStart"/>
             <w:r>
               <w:rPr>
                 <w:rFonts w:ascii="Times New Roman" w:eastAsia="Times New Roman" w:hAnsi="Times New Roman" w:cs="Times New Roman"/>
@@ -10955,7 +10852,6 @@
               </w:rPr>
               <w:t>weight</w:t>
             </w:r>
-            <w:proofErr w:type="spellEnd"/>
           </w:p>
         </w:tc>
         <w:tc>
@@ -11208,33 +11104,7 @@
                 <w:szCs w:val="24"/>
                 <w:lang w:eastAsia="ru-RU"/>
               </w:rPr>
-              <w:t>Вид животного (</w:t>
-            </w:r>
-            <w:proofErr w:type="spellStart"/>
-            <w:r>
-              <w:rPr>
-                <w:rFonts w:ascii="Times New Roman" w:eastAsia="Times New Roman" w:hAnsi="Times New Roman" w:cs="Times New Roman"/>
-                <w:b/>
-                <w:bCs/>
-                <w:color w:val="000000"/>
-                <w:sz w:val="24"/>
-                <w:szCs w:val="24"/>
-                <w:lang w:eastAsia="ru-RU"/>
-              </w:rPr>
-              <w:t>Species</w:t>
-            </w:r>
-            <w:proofErr w:type="spellEnd"/>
-            <w:r>
-              <w:rPr>
-                <w:rFonts w:ascii="Times New Roman" w:eastAsia="Times New Roman" w:hAnsi="Times New Roman" w:cs="Times New Roman"/>
-                <w:b/>
-                <w:bCs/>
-                <w:color w:val="000000"/>
-                <w:sz w:val="24"/>
-                <w:szCs w:val="24"/>
-                <w:lang w:eastAsia="ru-RU"/>
-              </w:rPr>
-              <w:t>)</w:t>
+              <w:t>Вид животного (Species)</w:t>
             </w:r>
           </w:p>
         </w:tc>
@@ -11491,7 +11361,6 @@
                 <w:lang w:eastAsia="ru-RU"/>
               </w:rPr>
             </w:pPr>
-            <w:proofErr w:type="spellStart"/>
             <w:r>
               <w:rPr>
                 <w:rFonts w:ascii="Times New Roman" w:eastAsia="Times New Roman" w:hAnsi="Times New Roman" w:cs="Times New Roman"/>
@@ -11502,7 +11371,6 @@
               </w:rPr>
               <w:t>species_id</w:t>
             </w:r>
-            <w:proofErr w:type="spellEnd"/>
           </w:p>
         </w:tc>
         <w:tc>
@@ -11642,7 +11510,6 @@
                 <w:lang w:eastAsia="ru-RU"/>
               </w:rPr>
             </w:pPr>
-            <w:proofErr w:type="spellStart"/>
             <w:r>
               <w:rPr>
                 <w:rFonts w:ascii="Times New Roman" w:eastAsia="Times New Roman" w:hAnsi="Times New Roman" w:cs="Times New Roman"/>
@@ -11653,7 +11520,6 @@
               </w:rPr>
               <w:t>species_name</w:t>
             </w:r>
-            <w:proofErr w:type="spellEnd"/>
           </w:p>
         </w:tc>
         <w:tc>
@@ -11793,7 +11659,6 @@
                 <w:lang w:eastAsia="ru-RU"/>
               </w:rPr>
             </w:pPr>
-            <w:proofErr w:type="spellStart"/>
             <w:r>
               <w:rPr>
                 <w:rFonts w:ascii="Times New Roman" w:eastAsia="Times New Roman" w:hAnsi="Times New Roman" w:cs="Times New Roman"/>
@@ -11804,7 +11669,6 @@
               </w:rPr>
               <w:t>description</w:t>
             </w:r>
-            <w:proofErr w:type="spellEnd"/>
           </w:p>
         </w:tc>
         <w:tc>
@@ -11934,7 +11798,6 @@
                 <w:lang w:eastAsia="ru-RU"/>
               </w:rPr>
             </w:pPr>
-            <w:proofErr w:type="spellStart"/>
             <w:r>
               <w:rPr>
                 <w:rFonts w:ascii="Times New Roman" w:eastAsia="Times New Roman" w:hAnsi="Times New Roman" w:cs="Times New Roman"/>
@@ -11945,7 +11808,6 @@
               </w:rPr>
               <w:t>latin_name</w:t>
             </w:r>
-            <w:proofErr w:type="spellEnd"/>
           </w:p>
         </w:tc>
         <w:tc>
@@ -12197,33 +12059,7 @@
                 <w:szCs w:val="24"/>
                 <w:lang w:eastAsia="ru-RU"/>
               </w:rPr>
-              <w:t>Прививка (</w:t>
-            </w:r>
-            <w:proofErr w:type="spellStart"/>
-            <w:r>
-              <w:rPr>
-                <w:rFonts w:ascii="Times New Roman" w:eastAsia="Times New Roman" w:hAnsi="Times New Roman" w:cs="Times New Roman"/>
-                <w:b/>
-                <w:bCs/>
-                <w:color w:val="000000"/>
-                <w:sz w:val="24"/>
-                <w:szCs w:val="24"/>
-                <w:lang w:eastAsia="ru-RU"/>
-              </w:rPr>
-              <w:t>Vaccine</w:t>
-            </w:r>
-            <w:proofErr w:type="spellEnd"/>
-            <w:r>
-              <w:rPr>
-                <w:rFonts w:ascii="Times New Roman" w:eastAsia="Times New Roman" w:hAnsi="Times New Roman" w:cs="Times New Roman"/>
-                <w:b/>
-                <w:bCs/>
-                <w:color w:val="000000"/>
-                <w:sz w:val="24"/>
-                <w:szCs w:val="24"/>
-                <w:lang w:eastAsia="ru-RU"/>
-              </w:rPr>
-              <w:t>)</w:t>
+              <w:t>Прививка (Vaccine)</w:t>
             </w:r>
           </w:p>
         </w:tc>
@@ -12506,7 +12342,6 @@
                 <w:lang w:eastAsia="ru-RU"/>
               </w:rPr>
             </w:pPr>
-            <w:proofErr w:type="spellStart"/>
             <w:r>
               <w:rPr>
                 <w:rFonts w:ascii="Times New Roman" w:eastAsia="Times New Roman" w:hAnsi="Times New Roman" w:cs="Times New Roman"/>
@@ -12517,7 +12352,6 @@
               </w:rPr>
               <w:t>vaccine_id</w:t>
             </w:r>
-            <w:proofErr w:type="spellEnd"/>
           </w:p>
         </w:tc>
         <w:tc>
@@ -12657,7 +12491,6 @@
                 <w:lang w:eastAsia="ru-RU"/>
               </w:rPr>
             </w:pPr>
-            <w:proofErr w:type="spellStart"/>
             <w:r>
               <w:rPr>
                 <w:rFonts w:ascii="Times New Roman" w:eastAsia="Times New Roman" w:hAnsi="Times New Roman" w:cs="Times New Roman"/>
@@ -12668,7 +12501,6 @@
               </w:rPr>
               <w:t>vaccine_name</w:t>
             </w:r>
-            <w:proofErr w:type="spellEnd"/>
           </w:p>
         </w:tc>
         <w:tc>
@@ -12808,7 +12640,6 @@
                 <w:lang w:eastAsia="ru-RU"/>
               </w:rPr>
             </w:pPr>
-            <w:proofErr w:type="spellStart"/>
             <w:r>
               <w:rPr>
                 <w:rFonts w:ascii="Times New Roman" w:eastAsia="Times New Roman" w:hAnsi="Times New Roman" w:cs="Times New Roman"/>
@@ -12819,7 +12650,6 @@
               </w:rPr>
               <w:t>indications</w:t>
             </w:r>
-            <w:proofErr w:type="spellEnd"/>
           </w:p>
         </w:tc>
         <w:tc>
@@ -12949,7 +12779,6 @@
                 <w:lang w:eastAsia="ru-RU"/>
               </w:rPr>
             </w:pPr>
-            <w:proofErr w:type="spellStart"/>
             <w:r>
               <w:rPr>
                 <w:rFonts w:ascii="Times New Roman" w:eastAsia="Times New Roman" w:hAnsi="Times New Roman" w:cs="Times New Roman"/>
@@ -12960,7 +12789,6 @@
               </w:rPr>
               <w:t>contraindications</w:t>
             </w:r>
-            <w:proofErr w:type="spellEnd"/>
           </w:p>
         </w:tc>
         <w:tc>
@@ -13213,33 +13041,7 @@
                 <w:szCs w:val="24"/>
                 <w:lang w:eastAsia="ru-RU"/>
               </w:rPr>
-              <w:t>Прививки питомцев (</w:t>
-            </w:r>
-            <w:proofErr w:type="spellStart"/>
-            <w:r>
-              <w:rPr>
-                <w:rFonts w:ascii="Times New Roman" w:eastAsia="Times New Roman" w:hAnsi="Times New Roman" w:cs="Times New Roman"/>
-                <w:b/>
-                <w:bCs/>
-                <w:color w:val="000000"/>
-                <w:sz w:val="24"/>
-                <w:szCs w:val="24"/>
-                <w:lang w:eastAsia="ru-RU"/>
-              </w:rPr>
-              <w:t>Pet_Vaccine</w:t>
-            </w:r>
-            <w:proofErr w:type="spellEnd"/>
-            <w:r>
-              <w:rPr>
-                <w:rFonts w:ascii="Times New Roman" w:eastAsia="Times New Roman" w:hAnsi="Times New Roman" w:cs="Times New Roman"/>
-                <w:b/>
-                <w:bCs/>
-                <w:color w:val="000000"/>
-                <w:sz w:val="24"/>
-                <w:szCs w:val="24"/>
-                <w:lang w:eastAsia="ru-RU"/>
-              </w:rPr>
-              <w:t>)</w:t>
+              <w:t>Прививки питомцев (Pet_Vaccine)</w:t>
             </w:r>
           </w:p>
         </w:tc>
@@ -13470,7 +13272,6 @@
                 <w:lang w:eastAsia="ru-RU"/>
               </w:rPr>
             </w:pPr>
-            <w:proofErr w:type="spellStart"/>
             <w:r>
               <w:rPr>
                 <w:rFonts w:ascii="Times New Roman" w:eastAsia="Times New Roman" w:hAnsi="Times New Roman" w:cs="Times New Roman"/>
@@ -13481,7 +13282,6 @@
               </w:rPr>
               <w:t>pet_id</w:t>
             </w:r>
-            <w:proofErr w:type="spellEnd"/>
           </w:p>
         </w:tc>
         <w:tc>
@@ -13621,7 +13421,6 @@
                 <w:lang w:eastAsia="ru-RU"/>
               </w:rPr>
             </w:pPr>
-            <w:proofErr w:type="spellStart"/>
             <w:r>
               <w:rPr>
                 <w:rFonts w:ascii="Times New Roman" w:eastAsia="Times New Roman" w:hAnsi="Times New Roman" w:cs="Times New Roman"/>
@@ -13632,7 +13431,6 @@
               </w:rPr>
               <w:t>vaccine_id</w:t>
             </w:r>
-            <w:proofErr w:type="spellEnd"/>
           </w:p>
         </w:tc>
         <w:tc>
@@ -13772,7 +13570,6 @@
                 <w:lang w:eastAsia="ru-RU"/>
               </w:rPr>
             </w:pPr>
-            <w:proofErr w:type="spellStart"/>
             <w:r>
               <w:rPr>
                 <w:rFonts w:ascii="Times New Roman" w:eastAsia="Times New Roman" w:hAnsi="Times New Roman" w:cs="Times New Roman"/>
@@ -13783,7 +13580,6 @@
               </w:rPr>
               <w:t>vaccination_date</w:t>
             </w:r>
-            <w:proofErr w:type="spellEnd"/>
           </w:p>
         </w:tc>
         <w:tc>
@@ -14047,33 +13843,7 @@
                 <w:szCs w:val="24"/>
                 <w:lang w:eastAsia="ru-RU"/>
               </w:rPr>
-              <w:t>Сотрудник (</w:t>
-            </w:r>
-            <w:proofErr w:type="spellStart"/>
-            <w:r>
-              <w:rPr>
-                <w:rFonts w:ascii="Times New Roman" w:eastAsia="Times New Roman" w:hAnsi="Times New Roman" w:cs="Times New Roman"/>
-                <w:b/>
-                <w:bCs/>
-                <w:color w:val="000000"/>
-                <w:sz w:val="24"/>
-                <w:szCs w:val="24"/>
-                <w:lang w:eastAsia="ru-RU"/>
-              </w:rPr>
-              <w:t>Employee</w:t>
-            </w:r>
-            <w:proofErr w:type="spellEnd"/>
-            <w:r>
-              <w:rPr>
-                <w:rFonts w:ascii="Times New Roman" w:eastAsia="Times New Roman" w:hAnsi="Times New Roman" w:cs="Times New Roman"/>
-                <w:b/>
-                <w:bCs/>
-                <w:color w:val="000000"/>
-                <w:sz w:val="24"/>
-                <w:szCs w:val="24"/>
-                <w:lang w:eastAsia="ru-RU"/>
-              </w:rPr>
-              <w:t>)</w:t>
+              <w:t>Сотрудник (Employee)</w:t>
             </w:r>
           </w:p>
         </w:tc>
@@ -14330,7 +14100,6 @@
                 <w:lang w:eastAsia="ru-RU"/>
               </w:rPr>
             </w:pPr>
-            <w:proofErr w:type="spellStart"/>
             <w:r>
               <w:rPr>
                 <w:rFonts w:ascii="Times New Roman" w:eastAsia="Times New Roman" w:hAnsi="Times New Roman" w:cs="Times New Roman"/>
@@ -14341,7 +14110,6 @@
               </w:rPr>
               <w:t>employee_id</w:t>
             </w:r>
-            <w:proofErr w:type="spellEnd"/>
           </w:p>
         </w:tc>
         <w:tc>
@@ -14481,7 +14249,6 @@
                 <w:lang w:eastAsia="ru-RU"/>
               </w:rPr>
             </w:pPr>
-            <w:proofErr w:type="spellStart"/>
             <w:r>
               <w:rPr>
                 <w:rFonts w:ascii="Times New Roman" w:eastAsia="Times New Roman" w:hAnsi="Times New Roman" w:cs="Times New Roman"/>
@@ -14492,7 +14259,6 @@
               </w:rPr>
               <w:t>full_name</w:t>
             </w:r>
-            <w:proofErr w:type="spellEnd"/>
           </w:p>
         </w:tc>
         <w:tc>
@@ -14632,7 +14398,6 @@
                 <w:lang w:eastAsia="ru-RU"/>
               </w:rPr>
             </w:pPr>
-            <w:proofErr w:type="spellStart"/>
             <w:r>
               <w:rPr>
                 <w:rFonts w:ascii="Times New Roman" w:eastAsia="Times New Roman" w:hAnsi="Times New Roman" w:cs="Times New Roman"/>
@@ -14643,7 +14408,6 @@
               </w:rPr>
               <w:t>passport</w:t>
             </w:r>
-            <w:proofErr w:type="spellEnd"/>
           </w:p>
         </w:tc>
         <w:tc>
@@ -14773,7 +14537,6 @@
                 <w:lang w:eastAsia="ru-RU"/>
               </w:rPr>
             </w:pPr>
-            <w:proofErr w:type="spellStart"/>
             <w:r>
               <w:rPr>
                 <w:rFonts w:ascii="Times New Roman" w:eastAsia="Times New Roman" w:hAnsi="Times New Roman" w:cs="Times New Roman"/>
@@ -14784,7 +14547,6 @@
               </w:rPr>
               <w:t>phone</w:t>
             </w:r>
-            <w:proofErr w:type="spellEnd"/>
           </w:p>
         </w:tc>
         <w:tc>
@@ -14914,7 +14676,6 @@
                 <w:lang w:eastAsia="ru-RU"/>
               </w:rPr>
             </w:pPr>
-            <w:proofErr w:type="spellStart"/>
             <w:r>
               <w:rPr>
                 <w:rFonts w:ascii="Times New Roman" w:eastAsia="Times New Roman" w:hAnsi="Times New Roman" w:cs="Times New Roman"/>
@@ -14925,7 +14686,6 @@
               </w:rPr>
               <w:t>role</w:t>
             </w:r>
-            <w:proofErr w:type="spellEnd"/>
           </w:p>
         </w:tc>
         <w:tc>
@@ -15032,29 +14792,7 @@
                 <w:szCs w:val="24"/>
                 <w:lang w:eastAsia="ru-RU"/>
               </w:rPr>
-              <w:t>(</w:t>
-            </w:r>
-            <w:proofErr w:type="gramStart"/>
-            <w:r>
-              <w:rPr>
-                <w:rFonts w:ascii="Times New Roman" w:eastAsia="Times New Roman" w:hAnsi="Times New Roman" w:cs="Times New Roman"/>
-                <w:color w:val="000000"/>
-                <w:sz w:val="24"/>
-                <w:szCs w:val="24"/>
-                <w:lang w:eastAsia="ru-RU"/>
-              </w:rPr>
-              <w:t>регистратор  администратор</w:t>
-            </w:r>
-            <w:proofErr w:type="gramEnd"/>
-            <w:r>
-              <w:rPr>
-                <w:rFonts w:ascii="Times New Roman" w:eastAsia="Times New Roman" w:hAnsi="Times New Roman" w:cs="Times New Roman"/>
-                <w:color w:val="000000"/>
-                <w:sz w:val="24"/>
-                <w:szCs w:val="24"/>
-                <w:lang w:eastAsia="ru-RU"/>
-              </w:rPr>
-              <w:t xml:space="preserve"> врач)</w:t>
+              <w:t>(регистратор  администратор врач)</w:t>
             </w:r>
           </w:p>
         </w:tc>
@@ -15493,7 +15231,6 @@
                 <w:lang w:eastAsia="ru-RU"/>
               </w:rPr>
             </w:pPr>
-            <w:proofErr w:type="spellStart"/>
             <w:r>
               <w:rPr>
                 <w:rFonts w:ascii="Times New Roman" w:eastAsia="Times New Roman" w:hAnsi="Times New Roman" w:cs="Times New Roman"/>
@@ -15504,7 +15241,6 @@
               </w:rPr>
               <w:t>doctor_id</w:t>
             </w:r>
-            <w:proofErr w:type="spellEnd"/>
           </w:p>
         </w:tc>
         <w:tc>
@@ -15644,7 +15380,6 @@
                 <w:lang w:eastAsia="ru-RU"/>
               </w:rPr>
             </w:pPr>
-            <w:proofErr w:type="spellStart"/>
             <w:r>
               <w:rPr>
                 <w:rFonts w:ascii="Times New Roman" w:eastAsia="Times New Roman" w:hAnsi="Times New Roman" w:cs="Times New Roman"/>
@@ -15655,7 +15390,6 @@
               </w:rPr>
               <w:t>employee_id</w:t>
             </w:r>
-            <w:proofErr w:type="spellEnd"/>
           </w:p>
         </w:tc>
         <w:tc>
@@ -15795,7 +15529,6 @@
                 <w:lang w:eastAsia="ru-RU"/>
               </w:rPr>
             </w:pPr>
-            <w:proofErr w:type="spellStart"/>
             <w:r>
               <w:rPr>
                 <w:rFonts w:ascii="Times New Roman" w:eastAsia="Times New Roman" w:hAnsi="Times New Roman" w:cs="Times New Roman"/>
@@ -15806,7 +15539,6 @@
               </w:rPr>
               <w:t>specialization_id</w:t>
             </w:r>
-            <w:proofErr w:type="spellEnd"/>
           </w:p>
         </w:tc>
         <w:tc>
@@ -16070,33 +15802,7 @@
                 <w:szCs w:val="24"/>
                 <w:lang w:eastAsia="ru-RU"/>
               </w:rPr>
-              <w:t>Специализация (</w:t>
-            </w:r>
-            <w:proofErr w:type="spellStart"/>
-            <w:r>
-              <w:rPr>
-                <w:rFonts w:ascii="Times New Roman" w:eastAsia="Times New Roman" w:hAnsi="Times New Roman" w:cs="Times New Roman"/>
-                <w:b/>
-                <w:bCs/>
-                <w:color w:val="000000"/>
-                <w:sz w:val="24"/>
-                <w:szCs w:val="24"/>
-                <w:lang w:eastAsia="ru-RU"/>
-              </w:rPr>
-              <w:t>Specialization</w:t>
-            </w:r>
-            <w:proofErr w:type="spellEnd"/>
-            <w:r>
-              <w:rPr>
-                <w:rFonts w:ascii="Times New Roman" w:eastAsia="Times New Roman" w:hAnsi="Times New Roman" w:cs="Times New Roman"/>
-                <w:b/>
-                <w:bCs/>
-                <w:color w:val="000000"/>
-                <w:sz w:val="24"/>
-                <w:szCs w:val="24"/>
-                <w:lang w:eastAsia="ru-RU"/>
-              </w:rPr>
-              <w:t>)</w:t>
+              <w:t>Специализация (Specialization)</w:t>
             </w:r>
           </w:p>
         </w:tc>
@@ -16353,7 +16059,6 @@
                 <w:lang w:eastAsia="ru-RU"/>
               </w:rPr>
             </w:pPr>
-            <w:proofErr w:type="spellStart"/>
             <w:r>
               <w:rPr>
                 <w:rFonts w:ascii="Times New Roman" w:eastAsia="Times New Roman" w:hAnsi="Times New Roman" w:cs="Times New Roman"/>
@@ -16364,7 +16069,6 @@
               </w:rPr>
               <w:t>specialization_id</w:t>
             </w:r>
-            <w:proofErr w:type="spellEnd"/>
           </w:p>
         </w:tc>
         <w:tc>
@@ -16504,7 +16208,6 @@
                 <w:lang w:eastAsia="ru-RU"/>
               </w:rPr>
             </w:pPr>
-            <w:proofErr w:type="spellStart"/>
             <w:r>
               <w:rPr>
                 <w:rFonts w:ascii="Times New Roman" w:eastAsia="Times New Roman" w:hAnsi="Times New Roman" w:cs="Times New Roman"/>
@@ -16515,7 +16218,6 @@
               </w:rPr>
               <w:t>specialization_name</w:t>
             </w:r>
-            <w:proofErr w:type="spellEnd"/>
           </w:p>
         </w:tc>
         <w:tc>
@@ -16778,33 +16480,7 @@
                 <w:szCs w:val="24"/>
                 <w:lang w:eastAsia="ru-RU"/>
               </w:rPr>
-              <w:t>Прием (</w:t>
-            </w:r>
-            <w:proofErr w:type="spellStart"/>
-            <w:r>
-              <w:rPr>
-                <w:rFonts w:ascii="Times New Roman" w:eastAsia="Times New Roman" w:hAnsi="Times New Roman" w:cs="Times New Roman"/>
-                <w:b/>
-                <w:bCs/>
-                <w:color w:val="000000"/>
-                <w:sz w:val="24"/>
-                <w:szCs w:val="24"/>
-                <w:lang w:eastAsia="ru-RU"/>
-              </w:rPr>
-              <w:t>Visit</w:t>
-            </w:r>
-            <w:proofErr w:type="spellEnd"/>
-            <w:r>
-              <w:rPr>
-                <w:rFonts w:ascii="Times New Roman" w:eastAsia="Times New Roman" w:hAnsi="Times New Roman" w:cs="Times New Roman"/>
-                <w:b/>
-                <w:bCs/>
-                <w:color w:val="000000"/>
-                <w:sz w:val="24"/>
-                <w:szCs w:val="24"/>
-                <w:lang w:eastAsia="ru-RU"/>
-              </w:rPr>
-              <w:t>)</w:t>
+              <w:t>Прием (Visit)</w:t>
             </w:r>
           </w:p>
         </w:tc>
@@ -17087,7 +16763,6 @@
                 <w:lang w:eastAsia="ru-RU"/>
               </w:rPr>
             </w:pPr>
-            <w:proofErr w:type="spellStart"/>
             <w:r>
               <w:rPr>
                 <w:rFonts w:ascii="Times New Roman" w:eastAsia="Times New Roman" w:hAnsi="Times New Roman" w:cs="Times New Roman"/>
@@ -17098,7 +16773,6 @@
               </w:rPr>
               <w:t>visit_id</w:t>
             </w:r>
-            <w:proofErr w:type="spellEnd"/>
           </w:p>
         </w:tc>
         <w:tc>
@@ -17238,7 +16912,6 @@
                 <w:lang w:eastAsia="ru-RU"/>
               </w:rPr>
             </w:pPr>
-            <w:proofErr w:type="spellStart"/>
             <w:r>
               <w:rPr>
                 <w:rFonts w:ascii="Times New Roman" w:eastAsia="Times New Roman" w:hAnsi="Times New Roman" w:cs="Times New Roman"/>
@@ -17249,7 +16922,6 @@
               </w:rPr>
               <w:t>doctor_id</w:t>
             </w:r>
-            <w:proofErr w:type="spellEnd"/>
           </w:p>
         </w:tc>
         <w:tc>
@@ -17389,7 +17061,6 @@
                 <w:lang w:eastAsia="ru-RU"/>
               </w:rPr>
             </w:pPr>
-            <w:proofErr w:type="spellStart"/>
             <w:r>
               <w:rPr>
                 <w:rFonts w:ascii="Times New Roman" w:eastAsia="Times New Roman" w:hAnsi="Times New Roman" w:cs="Times New Roman"/>
@@ -17400,7 +17071,6 @@
               </w:rPr>
               <w:t>pet_id</w:t>
             </w:r>
-            <w:proofErr w:type="spellEnd"/>
           </w:p>
         </w:tc>
         <w:tc>
@@ -17540,7 +17210,6 @@
                 <w:lang w:eastAsia="ru-RU"/>
               </w:rPr>
             </w:pPr>
-            <w:proofErr w:type="spellStart"/>
             <w:r>
               <w:rPr>
                 <w:rFonts w:ascii="Times New Roman" w:eastAsia="Times New Roman" w:hAnsi="Times New Roman" w:cs="Times New Roman"/>
@@ -17551,7 +17220,6 @@
               </w:rPr>
               <w:t>visit_date</w:t>
             </w:r>
-            <w:proofErr w:type="spellEnd"/>
           </w:p>
         </w:tc>
         <w:tc>
@@ -17691,7 +17359,6 @@
                 <w:lang w:eastAsia="ru-RU"/>
               </w:rPr>
             </w:pPr>
-            <w:proofErr w:type="spellStart"/>
             <w:r>
               <w:rPr>
                 <w:rFonts w:ascii="Times New Roman" w:eastAsia="Times New Roman" w:hAnsi="Times New Roman" w:cs="Times New Roman"/>
@@ -17702,7 +17369,6 @@
               </w:rPr>
               <w:t>status</w:t>
             </w:r>
-            <w:proofErr w:type="spellEnd"/>
           </w:p>
         </w:tc>
         <w:tc>
@@ -18237,7 +17903,6 @@
                 <w:lang w:eastAsia="ru-RU"/>
               </w:rPr>
             </w:pPr>
-            <w:proofErr w:type="spellStart"/>
             <w:r>
               <w:rPr>
                 <w:rFonts w:ascii="Times New Roman" w:eastAsia="Times New Roman" w:hAnsi="Times New Roman" w:cs="Times New Roman"/>
@@ -18248,7 +17913,6 @@
               </w:rPr>
               <w:t>service_id</w:t>
             </w:r>
-            <w:proofErr w:type="spellEnd"/>
           </w:p>
         </w:tc>
         <w:tc>
@@ -18388,7 +18052,6 @@
                 <w:lang w:eastAsia="ru-RU"/>
               </w:rPr>
             </w:pPr>
-            <w:proofErr w:type="spellStart"/>
             <w:r>
               <w:rPr>
                 <w:rFonts w:ascii="Times New Roman" w:eastAsia="Times New Roman" w:hAnsi="Times New Roman" w:cs="Times New Roman"/>
@@ -18399,7 +18062,6 @@
               </w:rPr>
               <w:t>service_name</w:t>
             </w:r>
-            <w:proofErr w:type="spellEnd"/>
           </w:p>
         </w:tc>
         <w:tc>
@@ -18539,7 +18201,6 @@
                 <w:lang w:eastAsia="ru-RU"/>
               </w:rPr>
             </w:pPr>
-            <w:proofErr w:type="spellStart"/>
             <w:r>
               <w:rPr>
                 <w:rFonts w:ascii="Times New Roman" w:eastAsia="Times New Roman" w:hAnsi="Times New Roman" w:cs="Times New Roman"/>
@@ -18550,7 +18211,6 @@
               </w:rPr>
               <w:t>price</w:t>
             </w:r>
-            <w:proofErr w:type="spellEnd"/>
           </w:p>
         </w:tc>
         <w:tc>
@@ -18814,33 +18474,7 @@
                 <w:szCs w:val="24"/>
                 <w:lang w:eastAsia="ru-RU"/>
               </w:rPr>
-              <w:t>Услуги приема (</w:t>
-            </w:r>
-            <w:proofErr w:type="spellStart"/>
-            <w:r>
-              <w:rPr>
-                <w:rFonts w:ascii="Times New Roman" w:eastAsia="Times New Roman" w:hAnsi="Times New Roman" w:cs="Times New Roman"/>
-                <w:b/>
-                <w:bCs/>
-                <w:color w:val="000000"/>
-                <w:sz w:val="24"/>
-                <w:szCs w:val="24"/>
-                <w:lang w:eastAsia="ru-RU"/>
-              </w:rPr>
-              <w:t>Visit_Service</w:t>
-            </w:r>
-            <w:proofErr w:type="spellEnd"/>
-            <w:r>
-              <w:rPr>
-                <w:rFonts w:ascii="Times New Roman" w:eastAsia="Times New Roman" w:hAnsi="Times New Roman" w:cs="Times New Roman"/>
-                <w:b/>
-                <w:bCs/>
-                <w:color w:val="000000"/>
-                <w:sz w:val="24"/>
-                <w:szCs w:val="24"/>
-                <w:lang w:eastAsia="ru-RU"/>
-              </w:rPr>
-              <w:t>)</w:t>
+              <w:t>Услуги приема (Visit_Service)</w:t>
             </w:r>
           </w:p>
         </w:tc>
@@ -19097,7 +18731,6 @@
                 <w:lang w:eastAsia="ru-RU"/>
               </w:rPr>
             </w:pPr>
-            <w:proofErr w:type="spellStart"/>
             <w:r>
               <w:rPr>
                 <w:rFonts w:ascii="Times New Roman" w:eastAsia="Times New Roman" w:hAnsi="Times New Roman" w:cs="Times New Roman"/>
@@ -19108,7 +18741,6 @@
               </w:rPr>
               <w:t>visit_id</w:t>
             </w:r>
-            <w:proofErr w:type="spellEnd"/>
           </w:p>
         </w:tc>
         <w:tc>
@@ -19248,7 +18880,6 @@
                 <w:lang w:eastAsia="ru-RU"/>
               </w:rPr>
             </w:pPr>
-            <w:proofErr w:type="spellStart"/>
             <w:r>
               <w:rPr>
                 <w:rFonts w:ascii="Times New Roman" w:eastAsia="Times New Roman" w:hAnsi="Times New Roman" w:cs="Times New Roman"/>
@@ -19259,7 +18890,6 @@
               </w:rPr>
               <w:t>service_id</w:t>
             </w:r>
-            <w:proofErr w:type="spellEnd"/>
           </w:p>
         </w:tc>
         <w:tc>
@@ -19522,33 +19152,7 @@
                 <w:szCs w:val="24"/>
                 <w:lang w:eastAsia="ru-RU"/>
               </w:rPr>
-              <w:t>Рецепт (</w:t>
-            </w:r>
-            <w:proofErr w:type="spellStart"/>
-            <w:r>
-              <w:rPr>
-                <w:rFonts w:ascii="Times New Roman" w:eastAsia="Times New Roman" w:hAnsi="Times New Roman" w:cs="Times New Roman"/>
-                <w:b/>
-                <w:bCs/>
-                <w:color w:val="000000"/>
-                <w:sz w:val="24"/>
-                <w:szCs w:val="24"/>
-                <w:lang w:eastAsia="ru-RU"/>
-              </w:rPr>
-              <w:t>Prescription</w:t>
-            </w:r>
-            <w:proofErr w:type="spellEnd"/>
-            <w:r>
-              <w:rPr>
-                <w:rFonts w:ascii="Times New Roman" w:eastAsia="Times New Roman" w:hAnsi="Times New Roman" w:cs="Times New Roman"/>
-                <w:b/>
-                <w:bCs/>
-                <w:color w:val="000000"/>
-                <w:sz w:val="24"/>
-                <w:szCs w:val="24"/>
-                <w:lang w:eastAsia="ru-RU"/>
-              </w:rPr>
-              <w:t>)</w:t>
+              <w:t>Рецепт (Prescription)</w:t>
             </w:r>
           </w:p>
         </w:tc>
@@ -19831,7 +19435,6 @@
                 <w:lang w:eastAsia="ru-RU"/>
               </w:rPr>
             </w:pPr>
-            <w:proofErr w:type="spellStart"/>
             <w:r>
               <w:rPr>
                 <w:rFonts w:ascii="Times New Roman" w:eastAsia="Times New Roman" w:hAnsi="Times New Roman" w:cs="Times New Roman"/>
@@ -19842,7 +19445,6 @@
               </w:rPr>
               <w:t>prescription_id</w:t>
             </w:r>
-            <w:proofErr w:type="spellEnd"/>
           </w:p>
         </w:tc>
         <w:tc>
@@ -19982,7 +19584,6 @@
                 <w:lang w:eastAsia="ru-RU"/>
               </w:rPr>
             </w:pPr>
-            <w:proofErr w:type="spellStart"/>
             <w:r>
               <w:rPr>
                 <w:rFonts w:ascii="Times New Roman" w:eastAsia="Times New Roman" w:hAnsi="Times New Roman" w:cs="Times New Roman"/>
@@ -19993,7 +19594,6 @@
               </w:rPr>
               <w:t>visit_id</w:t>
             </w:r>
-            <w:proofErr w:type="spellEnd"/>
           </w:p>
         </w:tc>
         <w:tc>
@@ -20133,7 +19733,6 @@
                 <w:lang w:eastAsia="ru-RU"/>
               </w:rPr>
             </w:pPr>
-            <w:proofErr w:type="spellStart"/>
             <w:r>
               <w:rPr>
                 <w:rFonts w:ascii="Times New Roman" w:eastAsia="Times New Roman" w:hAnsi="Times New Roman" w:cs="Times New Roman"/>
@@ -20144,7 +19743,6 @@
               </w:rPr>
               <w:t>prescription_text</w:t>
             </w:r>
-            <w:proofErr w:type="spellEnd"/>
           </w:p>
         </w:tc>
         <w:tc>
@@ -20274,7 +19872,6 @@
                 <w:lang w:eastAsia="ru-RU"/>
               </w:rPr>
             </w:pPr>
-            <w:proofErr w:type="spellStart"/>
             <w:r>
               <w:rPr>
                 <w:rFonts w:ascii="Times New Roman" w:eastAsia="Times New Roman" w:hAnsi="Times New Roman" w:cs="Times New Roman"/>
@@ -20285,7 +19882,6 @@
               </w:rPr>
               <w:t>medication</w:t>
             </w:r>
-            <w:proofErr w:type="spellEnd"/>
           </w:p>
         </w:tc>
         <w:tc>
@@ -20820,7 +20416,6 @@
                 <w:lang w:eastAsia="ru-RU"/>
               </w:rPr>
             </w:pPr>
-            <w:proofErr w:type="spellStart"/>
             <w:r>
               <w:rPr>
                 <w:rFonts w:ascii="Times New Roman" w:eastAsia="Times New Roman" w:hAnsi="Times New Roman" w:cs="Times New Roman"/>
@@ -20831,7 +20426,6 @@
               </w:rPr>
               <w:t>bill_id</w:t>
             </w:r>
-            <w:proofErr w:type="spellEnd"/>
           </w:p>
         </w:tc>
         <w:tc>
@@ -20971,7 +20565,6 @@
                 <w:lang w:eastAsia="ru-RU"/>
               </w:rPr>
             </w:pPr>
-            <w:proofErr w:type="spellStart"/>
             <w:r>
               <w:rPr>
                 <w:rFonts w:ascii="Times New Roman" w:eastAsia="Times New Roman" w:hAnsi="Times New Roman" w:cs="Times New Roman"/>
@@ -20982,7 +20575,6 @@
               </w:rPr>
               <w:t>visit_id</w:t>
             </w:r>
-            <w:proofErr w:type="spellEnd"/>
           </w:p>
         </w:tc>
         <w:tc>
@@ -21122,7 +20714,6 @@
                 <w:lang w:eastAsia="ru-RU"/>
               </w:rPr>
             </w:pPr>
-            <w:proofErr w:type="spellStart"/>
             <w:r>
               <w:rPr>
                 <w:rFonts w:ascii="Times New Roman" w:eastAsia="Times New Roman" w:hAnsi="Times New Roman" w:cs="Times New Roman"/>
@@ -21133,7 +20724,6 @@
               </w:rPr>
               <w:t>amount</w:t>
             </w:r>
-            <w:proofErr w:type="spellEnd"/>
           </w:p>
         </w:tc>
         <w:tc>
@@ -21273,7 +20863,6 @@
                 <w:lang w:eastAsia="ru-RU"/>
               </w:rPr>
             </w:pPr>
-            <w:proofErr w:type="spellStart"/>
             <w:r>
               <w:rPr>
                 <w:rFonts w:ascii="Times New Roman" w:eastAsia="Times New Roman" w:hAnsi="Times New Roman" w:cs="Times New Roman"/>
@@ -21284,7 +20873,6 @@
               </w:rPr>
               <w:t>is_paid</w:t>
             </w:r>
-            <w:proofErr w:type="spellEnd"/>
           </w:p>
         </w:tc>
         <w:tc>
@@ -21414,7 +21002,6 @@
                 <w:lang w:eastAsia="ru-RU"/>
               </w:rPr>
             </w:pPr>
-            <w:proofErr w:type="spellStart"/>
             <w:r>
               <w:rPr>
                 <w:rFonts w:ascii="Times New Roman" w:eastAsia="Times New Roman" w:hAnsi="Times New Roman" w:cs="Times New Roman"/>
@@ -21425,7 +21012,6 @@
               </w:rPr>
               <w:t>created_date</w:t>
             </w:r>
-            <w:proofErr w:type="spellEnd"/>
           </w:p>
         </w:tc>
         <w:tc>
@@ -21678,33 +21264,7 @@
                 <w:szCs w:val="24"/>
                 <w:lang w:eastAsia="ru-RU"/>
               </w:rPr>
-              <w:t>Показатель (</w:t>
-            </w:r>
-            <w:proofErr w:type="spellStart"/>
-            <w:r>
-              <w:rPr>
-                <w:rFonts w:ascii="Times New Roman" w:eastAsia="Times New Roman" w:hAnsi="Times New Roman" w:cs="Times New Roman"/>
-                <w:b/>
-                <w:bCs/>
-                <w:color w:val="000000"/>
-                <w:sz w:val="24"/>
-                <w:szCs w:val="24"/>
-                <w:lang w:eastAsia="ru-RU"/>
-              </w:rPr>
-              <w:t>Indicator</w:t>
-            </w:r>
-            <w:proofErr w:type="spellEnd"/>
-            <w:r>
-              <w:rPr>
-                <w:rFonts w:ascii="Times New Roman" w:eastAsia="Times New Roman" w:hAnsi="Times New Roman" w:cs="Times New Roman"/>
-                <w:b/>
-                <w:bCs/>
-                <w:color w:val="000000"/>
-                <w:sz w:val="24"/>
-                <w:szCs w:val="24"/>
-                <w:lang w:eastAsia="ru-RU"/>
-              </w:rPr>
-              <w:t>)</w:t>
+              <w:t>Показатель (Indicator)</w:t>
             </w:r>
           </w:p>
         </w:tc>
@@ -21961,7 +21521,6 @@
                 <w:lang w:eastAsia="ru-RU"/>
               </w:rPr>
             </w:pPr>
-            <w:proofErr w:type="spellStart"/>
             <w:r>
               <w:rPr>
                 <w:rFonts w:ascii="Times New Roman" w:eastAsia="Times New Roman" w:hAnsi="Times New Roman" w:cs="Times New Roman"/>
@@ -21972,7 +21531,6 @@
               </w:rPr>
               <w:t>indicator_id</w:t>
             </w:r>
-            <w:proofErr w:type="spellEnd"/>
           </w:p>
         </w:tc>
         <w:tc>
@@ -22112,7 +21670,6 @@
                 <w:lang w:eastAsia="ru-RU"/>
               </w:rPr>
             </w:pPr>
-            <w:proofErr w:type="spellStart"/>
             <w:r>
               <w:rPr>
                 <w:rFonts w:ascii="Times New Roman" w:eastAsia="Times New Roman" w:hAnsi="Times New Roman" w:cs="Times New Roman"/>
@@ -22123,7 +21680,6 @@
               </w:rPr>
               <w:t>indicator_name</w:t>
             </w:r>
-            <w:proofErr w:type="spellEnd"/>
           </w:p>
         </w:tc>
         <w:tc>
@@ -22263,7 +21819,6 @@
                 <w:lang w:eastAsia="ru-RU"/>
               </w:rPr>
             </w:pPr>
-            <w:proofErr w:type="spellStart"/>
             <w:r>
               <w:rPr>
                 <w:rFonts w:ascii="Times New Roman" w:eastAsia="Times New Roman" w:hAnsi="Times New Roman" w:cs="Times New Roman"/>
@@ -22274,7 +21829,6 @@
               </w:rPr>
               <w:t>unit</w:t>
             </w:r>
-            <w:proofErr w:type="spellEnd"/>
           </w:p>
         </w:tc>
         <w:tc>
@@ -22404,7 +21958,6 @@
                 <w:lang w:eastAsia="ru-RU"/>
               </w:rPr>
             </w:pPr>
-            <w:proofErr w:type="spellStart"/>
             <w:r>
               <w:rPr>
                 <w:rFonts w:ascii="Times New Roman" w:eastAsia="Times New Roman" w:hAnsi="Times New Roman" w:cs="Times New Roman"/>
@@ -22415,7 +21968,6 @@
               </w:rPr>
               <w:t>min_value</w:t>
             </w:r>
-            <w:proofErr w:type="spellEnd"/>
           </w:p>
         </w:tc>
         <w:tc>
@@ -22545,7 +22097,6 @@
                 <w:lang w:eastAsia="ru-RU"/>
               </w:rPr>
             </w:pPr>
-            <w:proofErr w:type="spellStart"/>
             <w:r>
               <w:rPr>
                 <w:rFonts w:ascii="Times New Roman" w:eastAsia="Times New Roman" w:hAnsi="Times New Roman" w:cs="Times New Roman"/>
@@ -22557,7 +22108,6 @@
               <w:lastRenderedPageBreak/>
               <w:t>max_value</w:t>
             </w:r>
-            <w:proofErr w:type="spellEnd"/>
           </w:p>
         </w:tc>
         <w:tc>
@@ -22810,33 +22360,7 @@
                 <w:szCs w:val="24"/>
                 <w:lang w:eastAsia="ru-RU"/>
               </w:rPr>
-              <w:t>Наблюдение (</w:t>
-            </w:r>
-            <w:proofErr w:type="spellStart"/>
-            <w:r>
-              <w:rPr>
-                <w:rFonts w:ascii="Times New Roman" w:eastAsia="Times New Roman" w:hAnsi="Times New Roman" w:cs="Times New Roman"/>
-                <w:b/>
-                <w:bCs/>
-                <w:color w:val="000000"/>
-                <w:sz w:val="24"/>
-                <w:szCs w:val="24"/>
-                <w:lang w:eastAsia="ru-RU"/>
-              </w:rPr>
-              <w:t>Observation</w:t>
-            </w:r>
-            <w:proofErr w:type="spellEnd"/>
-            <w:r>
-              <w:rPr>
-                <w:rFonts w:ascii="Times New Roman" w:eastAsia="Times New Roman" w:hAnsi="Times New Roman" w:cs="Times New Roman"/>
-                <w:b/>
-                <w:bCs/>
-                <w:color w:val="000000"/>
-                <w:sz w:val="24"/>
-                <w:szCs w:val="24"/>
-                <w:lang w:eastAsia="ru-RU"/>
-              </w:rPr>
-              <w:t>)</w:t>
+              <w:t>Наблюдение (Observation)</w:t>
             </w:r>
           </w:p>
         </w:tc>
@@ -23093,7 +22617,6 @@
                 <w:lang w:eastAsia="ru-RU"/>
               </w:rPr>
             </w:pPr>
-            <w:proofErr w:type="spellStart"/>
             <w:r>
               <w:rPr>
                 <w:rFonts w:ascii="Times New Roman" w:eastAsia="Times New Roman" w:hAnsi="Times New Roman" w:cs="Times New Roman"/>
@@ -23104,7 +22627,6 @@
               </w:rPr>
               <w:t>observation_id</w:t>
             </w:r>
-            <w:proofErr w:type="spellEnd"/>
           </w:p>
         </w:tc>
         <w:tc>
@@ -23244,7 +22766,6 @@
                 <w:lang w:eastAsia="ru-RU"/>
               </w:rPr>
             </w:pPr>
-            <w:proofErr w:type="spellStart"/>
             <w:r>
               <w:rPr>
                 <w:rFonts w:ascii="Times New Roman" w:eastAsia="Times New Roman" w:hAnsi="Times New Roman" w:cs="Times New Roman"/>
@@ -23255,7 +22776,6 @@
               </w:rPr>
               <w:t>pet_id</w:t>
             </w:r>
-            <w:proofErr w:type="spellEnd"/>
           </w:p>
         </w:tc>
         <w:tc>
@@ -23395,7 +22915,6 @@
                 <w:lang w:eastAsia="ru-RU"/>
               </w:rPr>
             </w:pPr>
-            <w:proofErr w:type="spellStart"/>
             <w:r>
               <w:rPr>
                 <w:rFonts w:ascii="Times New Roman" w:eastAsia="Times New Roman" w:hAnsi="Times New Roman" w:cs="Times New Roman"/>
@@ -23406,7 +22925,6 @@
               </w:rPr>
               <w:t>indicator_id</w:t>
             </w:r>
-            <w:proofErr w:type="spellEnd"/>
           </w:p>
         </w:tc>
         <w:tc>
@@ -23546,7 +23064,6 @@
                 <w:lang w:eastAsia="ru-RU"/>
               </w:rPr>
             </w:pPr>
-            <w:proofErr w:type="spellStart"/>
             <w:r>
               <w:rPr>
                 <w:rFonts w:ascii="Times New Roman" w:eastAsia="Times New Roman" w:hAnsi="Times New Roman" w:cs="Times New Roman"/>
@@ -23557,7 +23074,6 @@
               </w:rPr>
               <w:t>value</w:t>
             </w:r>
-            <w:proofErr w:type="spellEnd"/>
           </w:p>
         </w:tc>
         <w:tc>
@@ -23687,7 +23203,6 @@
                 <w:lang w:eastAsia="ru-RU"/>
               </w:rPr>
             </w:pPr>
-            <w:proofErr w:type="spellStart"/>
             <w:r>
               <w:rPr>
                 <w:rFonts w:ascii="Times New Roman" w:eastAsia="Times New Roman" w:hAnsi="Times New Roman" w:cs="Times New Roman"/>
@@ -23698,7 +23213,6 @@
               </w:rPr>
               <w:t>observation_date</w:t>
             </w:r>
-            <w:proofErr w:type="spellEnd"/>
           </w:p>
         </w:tc>
         <w:tc>
@@ -23951,33 +23465,7 @@
                 <w:szCs w:val="24"/>
                 <w:lang w:eastAsia="ru-RU"/>
               </w:rPr>
-              <w:t>Журнал событий (</w:t>
-            </w:r>
-            <w:proofErr w:type="spellStart"/>
-            <w:r>
-              <w:rPr>
-                <w:rFonts w:ascii="Times New Roman" w:eastAsia="Times New Roman" w:hAnsi="Times New Roman" w:cs="Times New Roman"/>
-                <w:b/>
-                <w:bCs/>
-                <w:color w:val="000000"/>
-                <w:sz w:val="24"/>
-                <w:szCs w:val="24"/>
-                <w:lang w:eastAsia="ru-RU"/>
-              </w:rPr>
-              <w:t>Event_Log</w:t>
-            </w:r>
-            <w:proofErr w:type="spellEnd"/>
-            <w:r>
-              <w:rPr>
-                <w:rFonts w:ascii="Times New Roman" w:eastAsia="Times New Roman" w:hAnsi="Times New Roman" w:cs="Times New Roman"/>
-                <w:b/>
-                <w:bCs/>
-                <w:color w:val="000000"/>
-                <w:sz w:val="24"/>
-                <w:szCs w:val="24"/>
-                <w:lang w:eastAsia="ru-RU"/>
-              </w:rPr>
-              <w:t>)</w:t>
+              <w:t>Журнал событий (Event_Log)</w:t>
             </w:r>
           </w:p>
         </w:tc>
@@ -24234,7 +23722,6 @@
                 <w:lang w:eastAsia="ru-RU"/>
               </w:rPr>
             </w:pPr>
-            <w:proofErr w:type="spellStart"/>
             <w:r>
               <w:rPr>
                 <w:rFonts w:ascii="Times New Roman" w:eastAsia="Times New Roman" w:hAnsi="Times New Roman" w:cs="Times New Roman"/>
@@ -24245,7 +23732,6 @@
               </w:rPr>
               <w:t>event_id</w:t>
             </w:r>
-            <w:proofErr w:type="spellEnd"/>
           </w:p>
         </w:tc>
         <w:tc>
@@ -24385,7 +23871,6 @@
                 <w:lang w:eastAsia="ru-RU"/>
               </w:rPr>
             </w:pPr>
-            <w:proofErr w:type="spellStart"/>
             <w:r>
               <w:rPr>
                 <w:rFonts w:ascii="Times New Roman" w:eastAsia="Times New Roman" w:hAnsi="Times New Roman" w:cs="Times New Roman"/>
@@ -24396,7 +23881,6 @@
               </w:rPr>
               <w:t>employee_id</w:t>
             </w:r>
-            <w:proofErr w:type="spellEnd"/>
           </w:p>
         </w:tc>
         <w:tc>
@@ -24536,7 +24020,6 @@
                 <w:lang w:eastAsia="ru-RU"/>
               </w:rPr>
             </w:pPr>
-            <w:proofErr w:type="spellStart"/>
             <w:r>
               <w:rPr>
                 <w:rFonts w:ascii="Times New Roman" w:eastAsia="Times New Roman" w:hAnsi="Times New Roman" w:cs="Times New Roman"/>
@@ -24547,7 +24030,6 @@
               </w:rPr>
               <w:t>visit_id</w:t>
             </w:r>
-            <w:proofErr w:type="spellEnd"/>
           </w:p>
         </w:tc>
         <w:tc>
@@ -24687,7 +24169,6 @@
                 <w:lang w:eastAsia="ru-RU"/>
               </w:rPr>
             </w:pPr>
-            <w:proofErr w:type="spellStart"/>
             <w:r>
               <w:rPr>
                 <w:rFonts w:ascii="Times New Roman" w:eastAsia="Times New Roman" w:hAnsi="Times New Roman" w:cs="Times New Roman"/>
@@ -24698,7 +24179,6 @@
               </w:rPr>
               <w:t>bill_id</w:t>
             </w:r>
-            <w:proofErr w:type="spellEnd"/>
           </w:p>
         </w:tc>
         <w:tc>
@@ -24837,7 +24317,6 @@
                 <w:lang w:val="en-US" w:eastAsia="ru-RU"/>
               </w:rPr>
             </w:pPr>
-            <w:proofErr w:type="spellStart"/>
             <w:r>
               <w:rPr>
                 <w:rFonts w:ascii="Times New Roman" w:eastAsia="Times New Roman" w:hAnsi="Times New Roman" w:cs="Times New Roman"/>
@@ -24848,7 +24327,6 @@
               </w:rPr>
               <w:t>pet_id</w:t>
             </w:r>
-            <w:proofErr w:type="spellEnd"/>
           </w:p>
         </w:tc>
         <w:tc>
@@ -24985,7 +24463,6 @@
                 <w:lang w:eastAsia="ru-RU"/>
               </w:rPr>
             </w:pPr>
-            <w:proofErr w:type="spellStart"/>
             <w:r>
               <w:rPr>
                 <w:rFonts w:ascii="Times New Roman" w:eastAsia="Times New Roman" w:hAnsi="Times New Roman" w:cs="Times New Roman"/>
@@ -24996,7 +24473,6 @@
               </w:rPr>
               <w:t>event_type</w:t>
             </w:r>
-            <w:proofErr w:type="spellEnd"/>
           </w:p>
         </w:tc>
         <w:tc>
@@ -25126,7 +24602,6 @@
                 <w:lang w:eastAsia="ru-RU"/>
               </w:rPr>
             </w:pPr>
-            <w:proofErr w:type="spellStart"/>
             <w:r>
               <w:rPr>
                 <w:rFonts w:ascii="Times New Roman" w:eastAsia="Times New Roman" w:hAnsi="Times New Roman" w:cs="Times New Roman"/>
@@ -25137,7 +24612,6 @@
               </w:rPr>
               <w:t>event_time</w:t>
             </w:r>
-            <w:proofErr w:type="spellEnd"/>
           </w:p>
         </w:tc>
         <w:tc>
@@ -25277,7 +24751,6 @@
                 <w:lang w:eastAsia="ru-RU"/>
               </w:rPr>
             </w:pPr>
-            <w:proofErr w:type="spellStart"/>
             <w:r>
               <w:rPr>
                 <w:rFonts w:ascii="Times New Roman" w:eastAsia="Times New Roman" w:hAnsi="Times New Roman" w:cs="Times New Roman"/>
@@ -25288,7 +24761,6 @@
               </w:rPr>
               <w:t>description</w:t>
             </w:r>
-            <w:proofErr w:type="spellEnd"/>
           </w:p>
         </w:tc>
         <w:tc>
@@ -25968,100 +25440,39 @@
         </w:rPr>
         <w:t xml:space="preserve">Команды для </w:t>
       </w:r>
-      <w:proofErr w:type="spellStart"/>
       <w:r>
         <w:rPr>
           <w:b/>
           <w:bCs/>
           <w:lang w:val="en-US"/>
         </w:rPr>
-        <w:t>postgres</w:t>
-      </w:r>
-      <w:proofErr w:type="spellEnd"/>
-      <w:r>
-        <w:rPr>
-          <w:b/>
-          <w:bCs/>
-          <w:lang w:val="en-US"/>
-        </w:rPr>
-        <w:t xml:space="preserve"> </w:t>
-      </w:r>
-      <w:proofErr w:type="spellStart"/>
-      <w:r>
-        <w:rPr>
-          <w:b/>
-          <w:bCs/>
-          <w:lang w:val="en-US"/>
-        </w:rPr>
-        <w:t>sql</w:t>
-      </w:r>
-      <w:proofErr w:type="spellEnd"/>
-      <w:r>
-        <w:rPr>
-          <w:b/>
-          <w:bCs/>
-          <w:lang w:val="en-US"/>
-        </w:rPr>
-        <w:t>:</w:t>
+        <w:t>postgres sql:</w:t>
       </w:r>
     </w:p>
     <w:p>
-      <w:proofErr w:type="spellStart"/>
-      <w:r>
-        <w:t>psql</w:t>
-      </w:r>
-      <w:proofErr w:type="spellEnd"/>
-      <w:r>
-        <w:t xml:space="preserve"> -U </w:t>
-      </w:r>
-      <w:proofErr w:type="spellStart"/>
-      <w:r>
-        <w:t>postgres</w:t>
-      </w:r>
-      <w:proofErr w:type="spellEnd"/>
+      <w:r>
+        <w:t>psql -U postgres</w:t>
+      </w:r>
     </w:p>
     <w:p>
       <w:r>
-        <w:t xml:space="preserve">CREATE DATABASE </w:t>
-      </w:r>
-      <w:proofErr w:type="spellStart"/>
-      <w:r>
-        <w:t>vet_clinic</w:t>
-      </w:r>
-      <w:proofErr w:type="spellEnd"/>
-      <w:r>
-        <w:t>;</w:t>
+        <w:t>CREATE DATABASE vet_clinic;</w:t>
       </w:r>
     </w:p>
     <w:p>
       <w:r>
-        <w:t xml:space="preserve">\c </w:t>
-      </w:r>
-      <w:proofErr w:type="spellStart"/>
-      <w:r>
-        <w:t>vet_clinic</w:t>
-      </w:r>
-      <w:proofErr w:type="spellEnd"/>
+        <w:t>\c vet_clinic</w:t>
+      </w:r>
     </w:p>
     <w:p>
       <w:r>
-        <w:t xml:space="preserve">\i </w:t>
-      </w:r>
-      <w:proofErr w:type="spellStart"/>
-      <w:r>
-        <w:t>schema.sql</w:t>
-      </w:r>
-      <w:proofErr w:type="spellEnd"/>
+        <w:t>\i schema.sql</w:t>
+      </w:r>
     </w:p>
     <w:p>
       <w:r>
-        <w:t xml:space="preserve">\i </w:t>
-      </w:r>
-      <w:proofErr w:type="spellStart"/>
-      <w:r>
-        <w:t>seed.sql</w:t>
-      </w:r>
-      <w:proofErr w:type="spellEnd"/>
+        <w:t>\i seed.sql</w:t>
+      </w:r>
     </w:p>
     <w:p>
       <w:pPr>
@@ -26097,47 +25508,11 @@
           <w:lang w:val="en-US"/>
         </w:rPr>
       </w:pPr>
-      <w:proofErr w:type="spellStart"/>
       <w:r>
         <w:rPr>
           <w:lang w:val="en-US"/>
         </w:rPr>
-        <w:t>psql</w:t>
-      </w:r>
-      <w:proofErr w:type="spellEnd"/>
-      <w:r>
-        <w:rPr>
-          <w:lang w:val="en-US"/>
-        </w:rPr>
-        <w:t xml:space="preserve"> -U </w:t>
-      </w:r>
-      <w:proofErr w:type="spellStart"/>
-      <w:r>
-        <w:rPr>
-          <w:lang w:val="en-US"/>
-        </w:rPr>
-        <w:t>postgres</w:t>
-      </w:r>
-      <w:proofErr w:type="spellEnd"/>
-      <w:r>
-        <w:rPr>
-          <w:lang w:val="en-US"/>
-        </w:rPr>
-        <w:t xml:space="preserve"> -c "DROP DATABASE </w:t>
-      </w:r>
-      <w:proofErr w:type="spellStart"/>
-      <w:r>
-        <w:rPr>
-          <w:lang w:val="en-US"/>
-        </w:rPr>
-        <w:t>vet_clinic</w:t>
-      </w:r>
-      <w:proofErr w:type="spellEnd"/>
-      <w:r>
-        <w:rPr>
-          <w:lang w:val="en-US"/>
-        </w:rPr>
-        <w:t>;"</w:t>
+        <w:t>psql -U postgres -c "DROP DATABASE vet_clinic;"</w:t>
       </w:r>
     </w:p>
     <w:p>
@@ -26146,47 +25521,11 @@
           <w:lang w:val="en-US"/>
         </w:rPr>
       </w:pPr>
-      <w:proofErr w:type="spellStart"/>
       <w:r>
         <w:rPr>
           <w:lang w:val="en-US"/>
         </w:rPr>
-        <w:t>psql</w:t>
-      </w:r>
-      <w:proofErr w:type="spellEnd"/>
-      <w:r>
-        <w:rPr>
-          <w:lang w:val="en-US"/>
-        </w:rPr>
-        <w:t xml:space="preserve"> -U </w:t>
-      </w:r>
-      <w:proofErr w:type="spellStart"/>
-      <w:r>
-        <w:rPr>
-          <w:lang w:val="en-US"/>
-        </w:rPr>
-        <w:t>postgres</w:t>
-      </w:r>
-      <w:proofErr w:type="spellEnd"/>
-      <w:r>
-        <w:rPr>
-          <w:lang w:val="en-US"/>
-        </w:rPr>
-        <w:t xml:space="preserve"> -c "CREATE DATABASE </w:t>
-      </w:r>
-      <w:proofErr w:type="spellStart"/>
-      <w:r>
-        <w:rPr>
-          <w:lang w:val="en-US"/>
-        </w:rPr>
-        <w:t>vet_clinic</w:t>
-      </w:r>
-      <w:proofErr w:type="spellEnd"/>
-      <w:r>
-        <w:rPr>
-          <w:lang w:val="en-US"/>
-        </w:rPr>
-        <w:t>;"</w:t>
+        <w:t>psql -U postgres -c "CREATE DATABASE vet_clinic;"</w:t>
       </w:r>
     </w:p>
     <w:p>
@@ -26195,56 +25534,12 @@
           <w:lang w:val="en-US"/>
         </w:rPr>
       </w:pPr>
-      <w:proofErr w:type="spellStart"/>
       <w:r>
         <w:rPr>
           <w:lang w:val="en-US"/>
         </w:rPr>
-        <w:t>psql</w:t>
-      </w:r>
-      <w:proofErr w:type="spellEnd"/>
-      <w:r>
-        <w:rPr>
-          <w:lang w:val="en-US"/>
-        </w:rPr>
-        <w:t xml:space="preserve"> -U </w:t>
-      </w:r>
-      <w:proofErr w:type="spellStart"/>
-      <w:r>
-        <w:rPr>
-          <w:lang w:val="en-US"/>
-        </w:rPr>
-        <w:t>postgres</w:t>
-      </w:r>
-      <w:proofErr w:type="spellEnd"/>
-      <w:r>
-        <w:rPr>
-          <w:lang w:val="en-US"/>
-        </w:rPr>
-        <w:t xml:space="preserve"> -d </w:t>
-      </w:r>
-      <w:proofErr w:type="spellStart"/>
-      <w:r>
-        <w:rPr>
-          <w:lang w:val="en-US"/>
-        </w:rPr>
-        <w:t>vet_clinic</w:t>
-      </w:r>
-      <w:proofErr w:type="spellEnd"/>
-      <w:r>
-        <w:rPr>
-          <w:lang w:val="en-US"/>
-        </w:rPr>
-        <w:t xml:space="preserve"> -f </w:t>
-      </w:r>
-      <w:proofErr w:type="spellStart"/>
-      <w:r>
-        <w:rPr>
-          <w:lang w:val="en-US"/>
-        </w:rPr>
-        <w:t>schema.sql</w:t>
-      </w:r>
-      <w:proofErr w:type="spellEnd"/>
+        <w:t>psql -U postgres -d vet_clinic -f schema.sql</w:t>
+      </w:r>
     </w:p>
     <w:p>
       <w:pPr>
@@ -26252,56 +25547,12 @@
           <w:lang w:val="en-US"/>
         </w:rPr>
       </w:pPr>
-      <w:proofErr w:type="spellStart"/>
       <w:r>
         <w:rPr>
           <w:lang w:val="en-US"/>
         </w:rPr>
-        <w:t>psql</w:t>
-      </w:r>
-      <w:proofErr w:type="spellEnd"/>
-      <w:r>
-        <w:rPr>
-          <w:lang w:val="en-US"/>
-        </w:rPr>
-        <w:t xml:space="preserve"> -U </w:t>
-      </w:r>
-      <w:proofErr w:type="spellStart"/>
-      <w:r>
-        <w:rPr>
-          <w:lang w:val="en-US"/>
-        </w:rPr>
-        <w:t>postgres</w:t>
-      </w:r>
-      <w:proofErr w:type="spellEnd"/>
-      <w:r>
-        <w:rPr>
-          <w:lang w:val="en-US"/>
-        </w:rPr>
-        <w:t xml:space="preserve"> -d </w:t>
-      </w:r>
-      <w:proofErr w:type="spellStart"/>
-      <w:r>
-        <w:rPr>
-          <w:lang w:val="en-US"/>
-        </w:rPr>
-        <w:t>vet_clinic</w:t>
-      </w:r>
-      <w:proofErr w:type="spellEnd"/>
-      <w:r>
-        <w:rPr>
-          <w:lang w:val="en-US"/>
-        </w:rPr>
-        <w:t xml:space="preserve"> -f </w:t>
-      </w:r>
-      <w:proofErr w:type="spellStart"/>
-      <w:r>
-        <w:rPr>
-          <w:lang w:val="en-US"/>
-        </w:rPr>
-        <w:t>seed.sql</w:t>
-      </w:r>
-      <w:proofErr w:type="spellEnd"/>
+        <w:t>psql -U postgres -d vet_clinic -f seed.sql</w:t>
+      </w:r>
     </w:p>
     <w:p>
       <w:pPr>
@@ -26309,42 +25560,12 @@
           <w:lang w:val="en-US"/>
         </w:rPr>
       </w:pPr>
-      <w:proofErr w:type="spellStart"/>
       <w:r>
         <w:rPr>
           <w:lang w:val="en-US"/>
         </w:rPr>
-        <w:t>psql</w:t>
-      </w:r>
-      <w:proofErr w:type="spellEnd"/>
-      <w:r>
-        <w:rPr>
-          <w:lang w:val="en-US"/>
-        </w:rPr>
-        <w:t xml:space="preserve"> -U </w:t>
-      </w:r>
-      <w:proofErr w:type="spellStart"/>
-      <w:r>
-        <w:rPr>
-          <w:lang w:val="en-US"/>
-        </w:rPr>
-        <w:t>postgres</w:t>
-      </w:r>
-      <w:proofErr w:type="spellEnd"/>
-      <w:r>
-        <w:rPr>
-          <w:lang w:val="en-US"/>
-        </w:rPr>
-        <w:t xml:space="preserve"> -d </w:t>
-      </w:r>
-      <w:proofErr w:type="spellStart"/>
-      <w:r>
-        <w:rPr>
-          <w:lang w:val="en-US"/>
-        </w:rPr>
-        <w:t>vet_clinic</w:t>
-      </w:r>
-      <w:proofErr w:type="spellEnd"/>
+        <w:t>psql -U postgres -d vet_clinic</w:t>
+      </w:r>
     </w:p>
     <w:p>
       <w:pPr>
@@ -26382,18 +25603,15 @@
         <w:rPr>
           <w:lang w:val="en-US"/>
         </w:rPr>
-        <w:t>\</w:t>
-      </w:r>
-      <w:proofErr w:type="gramStart"/>
-      <w:r>
-        <w:rPr>
-          <w:lang w:val="en-US"/>
-        </w:rPr>
-        <w:t>dt</w:t>
-      </w:r>
-      <w:proofErr w:type="gramEnd"/>
+        <w:t>\dt</w:t>
+      </w:r>
     </w:p>
     <w:p>
+      <w:pPr>
+        <w:rPr>
+          <w:lang w:val="en-US"/>
+        </w:rPr>
+      </w:pPr>
       <w:r>
         <w:rPr>
           <w:lang w:val="en-US"/>
@@ -26459,37 +25677,15 @@
           <w:lang w:val="en-US"/>
         </w:rPr>
         <w:br/>
-        <w:t xml:space="preserve">    </w:t>
-      </w:r>
-      <w:proofErr w:type="spellStart"/>
+        <w:t xml:space="preserve">    Client.full_name,</w:t>
+      </w:r>
       <w:r>
         <w:rPr>
           <w:lang w:val="en-US"/>
         </w:rPr>
-        <w:t>Client.full_name</w:t>
-      </w:r>
-      <w:proofErr w:type="spellEnd"/>
-      <w:r>
-        <w:rPr>
-          <w:lang w:val="en-US"/>
-        </w:rPr>
-        <w:t>,</w:t>
-      </w:r>
-      <w:r>
-        <w:rPr>
-          <w:lang w:val="en-US"/>
-        </w:rPr>
         <w:br/>
-        <w:t xml:space="preserve">    </w:t>
-      </w:r>
-      <w:proofErr w:type="spellStart"/>
-      <w:r>
-        <w:rPr>
-          <w:lang w:val="en-US"/>
-        </w:rPr>
-        <w:t>Pet.nickname</w:t>
-      </w:r>
-      <w:proofErr w:type="spellEnd"/>
+        <w:t xml:space="preserve">    Pet.nickname</w:t>
+      </w:r>
       <w:r>
         <w:rPr>
           <w:lang w:val="en-US"/>
@@ -26539,21 +25735,7 @@
         <w:rPr>
           <w:lang w:val="en-US"/>
         </w:rPr>
-        <w:t xml:space="preserve"> </w:t>
-      </w:r>
-      <w:proofErr w:type="spellStart"/>
-      <w:r>
-        <w:rPr>
-          <w:lang w:val="en-US"/>
-        </w:rPr>
-        <w:t>Client.client_id</w:t>
-      </w:r>
-      <w:proofErr w:type="spellEnd"/>
-      <w:r>
-        <w:rPr>
-          <w:lang w:val="en-US"/>
-        </w:rPr>
-        <w:t xml:space="preserve"> </w:t>
+        <w:t xml:space="preserve"> Client.client_id </w:t>
       </w:r>
       <w:r>
         <w:rPr>
@@ -26566,21 +25748,7 @@
         <w:rPr>
           <w:lang w:val="en-US"/>
         </w:rPr>
-        <w:t xml:space="preserve"> </w:t>
-      </w:r>
-      <w:proofErr w:type="spellStart"/>
-      <w:r>
-        <w:rPr>
-          <w:lang w:val="en-US"/>
-        </w:rPr>
-        <w:t>Pet.client_id</w:t>
-      </w:r>
-      <w:proofErr w:type="spellEnd"/>
-      <w:r>
-        <w:rPr>
-          <w:lang w:val="en-US"/>
-        </w:rPr>
-        <w:t>;</w:t>
+        <w:t xml:space="preserve"> Pet.client_id;</w:t>
       </w:r>
     </w:p>
     <w:p>
@@ -26654,63 +25822,21 @@
           <w:lang w:val="en-US"/>
         </w:rPr>
         <w:br/>
-        <w:t xml:space="preserve">    </w:t>
-      </w:r>
-      <w:proofErr w:type="spellStart"/>
+        <w:t xml:space="preserve">    Pet.nickname,</w:t>
+      </w:r>
       <w:r>
         <w:rPr>
           <w:lang w:val="en-US"/>
         </w:rPr>
-        <w:t>Pet.nickname</w:t>
-      </w:r>
-      <w:proofErr w:type="spellEnd"/>
+        <w:br/>
+        <w:t xml:space="preserve">    Visit.visit_date,</w:t>
+      </w:r>
       <w:r>
         <w:rPr>
           <w:lang w:val="en-US"/>
         </w:rPr>
-        <w:t>,</w:t>
-      </w:r>
-      <w:r>
-        <w:rPr>
-          <w:lang w:val="en-US"/>
-        </w:rPr>
         <w:br/>
-        <w:t xml:space="preserve">    </w:t>
-      </w:r>
-      <w:proofErr w:type="spellStart"/>
-      <w:r>
-        <w:rPr>
-          <w:lang w:val="en-US"/>
-        </w:rPr>
-        <w:t>Visit.visit_date</w:t>
-      </w:r>
-      <w:proofErr w:type="spellEnd"/>
-      <w:r>
-        <w:rPr>
-          <w:lang w:val="en-US"/>
-        </w:rPr>
-        <w:t>,</w:t>
-      </w:r>
-      <w:r>
-        <w:rPr>
-          <w:lang w:val="en-US"/>
-        </w:rPr>
-        <w:br/>
-        <w:t xml:space="preserve">    </w:t>
-      </w:r>
-      <w:proofErr w:type="spellStart"/>
-      <w:r>
-        <w:rPr>
-          <w:lang w:val="en-US"/>
-        </w:rPr>
-        <w:t>Employee.full_name</w:t>
-      </w:r>
-      <w:proofErr w:type="spellEnd"/>
-      <w:r>
-        <w:rPr>
-          <w:lang w:val="en-US"/>
-        </w:rPr>
-        <w:t xml:space="preserve"> </w:t>
+        <w:t xml:space="preserve">    Employee.full_name </w:t>
       </w:r>
       <w:r>
         <w:rPr>
@@ -26774,21 +25900,7 @@
         <w:rPr>
           <w:lang w:val="en-US"/>
         </w:rPr>
-        <w:t xml:space="preserve"> </w:t>
-      </w:r>
-      <w:proofErr w:type="spellStart"/>
-      <w:r>
-        <w:rPr>
-          <w:lang w:val="en-US"/>
-        </w:rPr>
-        <w:t>Visit.pet_id</w:t>
-      </w:r>
-      <w:proofErr w:type="spellEnd"/>
-      <w:r>
-        <w:rPr>
-          <w:lang w:val="en-US"/>
-        </w:rPr>
-        <w:t xml:space="preserve"> </w:t>
+        <w:t xml:space="preserve"> Visit.pet_id </w:t>
       </w:r>
       <w:r>
         <w:rPr>
@@ -26801,16 +25913,8 @@
         <w:rPr>
           <w:lang w:val="en-US"/>
         </w:rPr>
-        <w:t xml:space="preserve"> </w:t>
-      </w:r>
-      <w:proofErr w:type="spellStart"/>
-      <w:r>
-        <w:rPr>
-          <w:lang w:val="en-US"/>
-        </w:rPr>
-        <w:t>Pet.pet_id</w:t>
-      </w:r>
-      <w:proofErr w:type="spellEnd"/>
+        <w:t xml:space="preserve"> Pet.pet_id</w:t>
+      </w:r>
       <w:r>
         <w:rPr>
           <w:lang w:val="en-US"/>
@@ -26841,21 +25945,7 @@
         <w:rPr>
           <w:lang w:val="en-US"/>
         </w:rPr>
-        <w:t xml:space="preserve"> </w:t>
-      </w:r>
-      <w:proofErr w:type="spellStart"/>
-      <w:r>
-        <w:rPr>
-          <w:lang w:val="en-US"/>
-        </w:rPr>
-        <w:t>Visit.doctor_id</w:t>
-      </w:r>
-      <w:proofErr w:type="spellEnd"/>
-      <w:r>
-        <w:rPr>
-          <w:lang w:val="en-US"/>
-        </w:rPr>
-        <w:t xml:space="preserve"> </w:t>
+        <w:t xml:space="preserve"> Visit.doctor_id </w:t>
       </w:r>
       <w:r>
         <w:rPr>
@@ -26868,16 +25958,8 @@
         <w:rPr>
           <w:lang w:val="en-US"/>
         </w:rPr>
-        <w:t xml:space="preserve"> </w:t>
-      </w:r>
-      <w:proofErr w:type="spellStart"/>
-      <w:r>
-        <w:rPr>
-          <w:lang w:val="en-US"/>
-        </w:rPr>
-        <w:t>Doctor.doctor_id</w:t>
-      </w:r>
-      <w:proofErr w:type="spellEnd"/>
+        <w:t xml:space="preserve"> Doctor.doctor_id</w:t>
+      </w:r>
       <w:r>
         <w:rPr>
           <w:lang w:val="en-US"/>
@@ -26908,21 +25990,7 @@
         <w:rPr>
           <w:lang w:val="en-US"/>
         </w:rPr>
-        <w:t xml:space="preserve"> </w:t>
-      </w:r>
-      <w:proofErr w:type="spellStart"/>
-      <w:r>
-        <w:rPr>
-          <w:lang w:val="en-US"/>
-        </w:rPr>
-        <w:t>Doctor.employee_id</w:t>
-      </w:r>
-      <w:proofErr w:type="spellEnd"/>
-      <w:r>
-        <w:rPr>
-          <w:lang w:val="en-US"/>
-        </w:rPr>
-        <w:t xml:space="preserve"> </w:t>
+        <w:t xml:space="preserve"> Doctor.employee_id </w:t>
       </w:r>
       <w:r>
         <w:rPr>
@@ -26935,21 +26003,7 @@
         <w:rPr>
           <w:lang w:val="en-US"/>
         </w:rPr>
-        <w:t xml:space="preserve"> </w:t>
-      </w:r>
-      <w:proofErr w:type="spellStart"/>
-      <w:r>
-        <w:rPr>
-          <w:lang w:val="en-US"/>
-        </w:rPr>
-        <w:t>Employee.employee_id</w:t>
-      </w:r>
-      <w:proofErr w:type="spellEnd"/>
-      <w:r>
-        <w:rPr>
-          <w:lang w:val="en-US"/>
-        </w:rPr>
-        <w:t>;</w:t>
+        <w:t xml:space="preserve"> Employee.employee_id;</w:t>
       </w:r>
     </w:p>
     <w:p>
@@ -27029,10 +26083,12 @@
           <w:szCs w:val="20"/>
           <w:lang w:val="en-US" w:eastAsia="ru-RU"/>
         </w:rPr>
-        <w:t xml:space="preserve">    </w:t>
-      </w:r>
-      <w:proofErr w:type="spellStart"/>
-      <w:r>
+        <w:t xml:space="preserve">    Visit_Service.visit_id,</w:t>
+      </w:r>
+    </w:p>
+    <w:p>
+      <w:pPr>
+        <w:spacing w:line="240" w:lineRule="auto"/>
         <w:rPr>
           <w:rStyle w:val="n"/>
           <w:rFonts w:ascii="Courier New" w:eastAsia="Times New Roman" w:hAnsi="Courier New" w:cs="Courier New"/>
@@ -27040,9 +26096,7 @@
           <w:szCs w:val="20"/>
           <w:lang w:val="en-US" w:eastAsia="ru-RU"/>
         </w:rPr>
-        <w:t>Visit_Service.visit_id</w:t>
-      </w:r>
-      <w:proofErr w:type="spellEnd"/>
+      </w:pPr>
       <w:r>
         <w:rPr>
           <w:rStyle w:val="n"/>
@@ -27051,7 +26105,7 @@
           <w:szCs w:val="20"/>
           <w:lang w:val="en-US" w:eastAsia="ru-RU"/>
         </w:rPr>
-        <w:t>,</w:t>
+        <w:t xml:space="preserve">    SUM(Service.price) AS total_price</w:t>
       </w:r>
     </w:p>
     <w:p>
@@ -27073,10 +26127,12 @@
           <w:szCs w:val="20"/>
           <w:lang w:val="en-US" w:eastAsia="ru-RU"/>
         </w:rPr>
-        <w:t xml:space="preserve">    </w:t>
-      </w:r>
-      <w:proofErr w:type="gramStart"/>
-      <w:r>
+        <w:t>FROM Visit_Service</w:t>
+      </w:r>
+    </w:p>
+    <w:p>
+      <w:pPr>
+        <w:spacing w:line="240" w:lineRule="auto"/>
         <w:rPr>
           <w:rStyle w:val="n"/>
           <w:rFonts w:ascii="Courier New" w:eastAsia="Times New Roman" w:hAnsi="Courier New" w:cs="Courier New"/>
@@ -27084,10 +26140,7 @@
           <w:szCs w:val="20"/>
           <w:lang w:val="en-US" w:eastAsia="ru-RU"/>
         </w:rPr>
-        <w:t>SUM(</w:t>
-      </w:r>
-      <w:proofErr w:type="spellStart"/>
-      <w:proofErr w:type="gramEnd"/>
+      </w:pPr>
       <w:r>
         <w:rPr>
           <w:rStyle w:val="n"/>
@@ -27096,10 +26149,12 @@
           <w:szCs w:val="20"/>
           <w:lang w:val="en-US" w:eastAsia="ru-RU"/>
         </w:rPr>
-        <w:t>Service.price</w:t>
-      </w:r>
-      <w:proofErr w:type="spellEnd"/>
-      <w:r>
+        <w:t>JOIN Service ON Visit_Service.service_id = Service.service_id</w:t>
+      </w:r>
+    </w:p>
+    <w:p>
+      <w:pPr>
+        <w:spacing w:line="240" w:lineRule="auto"/>
         <w:rPr>
           <w:rStyle w:val="n"/>
           <w:rFonts w:ascii="Courier New" w:eastAsia="Times New Roman" w:hAnsi="Courier New" w:cs="Courier New"/>
@@ -27107,9 +26162,7 @@
           <w:szCs w:val="20"/>
           <w:lang w:val="en-US" w:eastAsia="ru-RU"/>
         </w:rPr>
-        <w:t xml:space="preserve">) AS </w:t>
-      </w:r>
-      <w:proofErr w:type="spellStart"/>
+      </w:pPr>
       <w:r>
         <w:rPr>
           <w:rStyle w:val="n"/>
@@ -27118,9 +26171,8 @@
           <w:szCs w:val="20"/>
           <w:lang w:val="en-US" w:eastAsia="ru-RU"/>
         </w:rPr>
-        <w:t>total_price</w:t>
-      </w:r>
-      <w:proofErr w:type="spellEnd"/>
+        <w:t>GROUP BY Visit_Service.visit_id;</w:t>
+      </w:r>
     </w:p>
     <w:p>
       <w:pPr>
@@ -27133,138 +26185,87 @@
           <w:lang w:val="en-US" w:eastAsia="ru-RU"/>
         </w:rPr>
       </w:pPr>
-      <w:r>
-        <w:rPr>
-          <w:rStyle w:val="n"/>
-          <w:rFonts w:ascii="Courier New" w:eastAsia="Times New Roman" w:hAnsi="Courier New" w:cs="Courier New"/>
-          <w:sz w:val="20"/>
-          <w:szCs w:val="20"/>
-          <w:lang w:val="en-US" w:eastAsia="ru-RU"/>
-        </w:rPr>
-        <w:t xml:space="preserve">FROM </w:t>
-      </w:r>
-      <w:proofErr w:type="spellStart"/>
-      <w:r>
-        <w:rPr>
-          <w:rStyle w:val="n"/>
-          <w:rFonts w:ascii="Courier New" w:eastAsia="Times New Roman" w:hAnsi="Courier New" w:cs="Courier New"/>
-          <w:sz w:val="20"/>
-          <w:szCs w:val="20"/>
-          <w:lang w:val="en-US" w:eastAsia="ru-RU"/>
-        </w:rPr>
-        <w:t>Visit_Service</w:t>
-      </w:r>
-      <w:proofErr w:type="spellEnd"/>
     </w:p>
     <w:p>
       <w:pPr>
-        <w:spacing w:line="240" w:lineRule="auto"/>
-        <w:rPr>
-          <w:rStyle w:val="n"/>
-          <w:rFonts w:ascii="Courier New" w:eastAsia="Times New Roman" w:hAnsi="Courier New" w:cs="Courier New"/>
-          <w:sz w:val="20"/>
-          <w:szCs w:val="20"/>
-          <w:lang w:val="en-US" w:eastAsia="ru-RU"/>
-        </w:rPr>
-      </w:pPr>
-      <w:r>
-        <w:rPr>
-          <w:rStyle w:val="n"/>
-          <w:rFonts w:ascii="Courier New" w:eastAsia="Times New Roman" w:hAnsi="Courier New" w:cs="Courier New"/>
-          <w:sz w:val="20"/>
-          <w:szCs w:val="20"/>
-          <w:lang w:val="en-US" w:eastAsia="ru-RU"/>
-        </w:rPr>
-        <w:t xml:space="preserve">JOIN Service ON </w:t>
-      </w:r>
-      <w:proofErr w:type="spellStart"/>
-      <w:r>
-        <w:rPr>
-          <w:rStyle w:val="n"/>
-          <w:rFonts w:ascii="Courier New" w:eastAsia="Times New Roman" w:hAnsi="Courier New" w:cs="Courier New"/>
-          <w:sz w:val="20"/>
-          <w:szCs w:val="20"/>
-          <w:lang w:val="en-US" w:eastAsia="ru-RU"/>
-        </w:rPr>
-        <w:t>Visit_Service.service_id</w:t>
-      </w:r>
-      <w:proofErr w:type="spellEnd"/>
-      <w:r>
-        <w:rPr>
-          <w:rStyle w:val="n"/>
-          <w:rFonts w:ascii="Courier New" w:eastAsia="Times New Roman" w:hAnsi="Courier New" w:cs="Courier New"/>
-          <w:sz w:val="20"/>
-          <w:szCs w:val="20"/>
-          <w:lang w:val="en-US" w:eastAsia="ru-RU"/>
-        </w:rPr>
-        <w:t xml:space="preserve"> = </w:t>
-      </w:r>
-      <w:proofErr w:type="spellStart"/>
-      <w:r>
-        <w:rPr>
-          <w:rStyle w:val="n"/>
-          <w:rFonts w:ascii="Courier New" w:eastAsia="Times New Roman" w:hAnsi="Courier New" w:cs="Courier New"/>
-          <w:sz w:val="20"/>
-          <w:szCs w:val="20"/>
-          <w:lang w:val="en-US" w:eastAsia="ru-RU"/>
-        </w:rPr>
-        <w:t>Service.service_id</w:t>
-      </w:r>
-      <w:proofErr w:type="spellEnd"/>
+        <w:pStyle w:val="3"/>
+        <w:rPr>
+          <w:lang w:val="en-US"/>
+        </w:rPr>
+      </w:pPr>
+      <w:r>
+        <w:t>Журнал</w:t>
+      </w:r>
+      <w:r>
+        <w:rPr>
+          <w:lang w:val="en-US"/>
+        </w:rPr>
+        <w:t xml:space="preserve"> </w:t>
+      </w:r>
+      <w:r>
+        <w:t>событий</w:t>
+      </w:r>
     </w:p>
     <w:p>
       <w:pPr>
-        <w:spacing w:line="240" w:lineRule="auto"/>
+        <w:pStyle w:val="HTML"/>
+        <w:rPr>
+          <w:lang w:val="en-US"/>
+        </w:rPr>
+      </w:pPr>
+      <w:r>
         <w:rPr>
           <w:rStyle w:val="n"/>
-          <w:rFonts w:ascii="Courier New" w:eastAsia="Times New Roman" w:hAnsi="Courier New" w:cs="Courier New"/>
-          <w:sz w:val="20"/>
-          <w:szCs w:val="20"/>
-          <w:lang w:val="en-US" w:eastAsia="ru-RU"/>
-        </w:rPr>
-      </w:pPr>
+          <w:lang w:val="en-US"/>
+        </w:rPr>
+        <w:t>SELECT</w:t>
+      </w:r>
+      <w:r>
+        <w:rPr>
+          <w:lang w:val="en-US"/>
+        </w:rPr>
+        <w:br/>
+        <w:t xml:space="preserve">    event_time,</w:t>
+      </w:r>
+      <w:r>
+        <w:rPr>
+          <w:lang w:val="en-US"/>
+        </w:rPr>
+        <w:br/>
+        <w:t xml:space="preserve">    event_type,</w:t>
+      </w:r>
+      <w:r>
+        <w:rPr>
+          <w:lang w:val="en-US"/>
+        </w:rPr>
+        <w:br/>
+        <w:t xml:space="preserve">    description</w:t>
+      </w:r>
+      <w:r>
+        <w:rPr>
+          <w:lang w:val="en-US"/>
+        </w:rPr>
+        <w:br/>
+      </w:r>
       <w:r>
         <w:rPr>
           <w:rStyle w:val="n"/>
-          <w:rFonts w:ascii="Courier New" w:eastAsia="Times New Roman" w:hAnsi="Courier New" w:cs="Courier New"/>
-          <w:sz w:val="20"/>
-          <w:szCs w:val="20"/>
-          <w:lang w:val="en-US" w:eastAsia="ru-RU"/>
-        </w:rPr>
-        <w:t xml:space="preserve">GROUP BY </w:t>
-      </w:r>
-      <w:proofErr w:type="spellStart"/>
-      <w:r>
-        <w:rPr>
-          <w:rStyle w:val="n"/>
-          <w:rFonts w:ascii="Courier New" w:eastAsia="Times New Roman" w:hAnsi="Courier New" w:cs="Courier New"/>
-          <w:sz w:val="20"/>
-          <w:szCs w:val="20"/>
-          <w:lang w:val="en-US" w:eastAsia="ru-RU"/>
-        </w:rPr>
-        <w:t>Visit_Service.visit_id</w:t>
-      </w:r>
-      <w:proofErr w:type="spellEnd"/>
-      <w:r>
-        <w:rPr>
-          <w:rStyle w:val="n"/>
-          <w:rFonts w:ascii="Courier New" w:eastAsia="Times New Roman" w:hAnsi="Courier New" w:cs="Courier New"/>
-          <w:sz w:val="20"/>
-          <w:szCs w:val="20"/>
-          <w:lang w:val="en-US" w:eastAsia="ru-RU"/>
-        </w:rPr>
-        <w:t>;</w:t>
+          <w:lang w:val="en-US"/>
+        </w:rPr>
+        <w:t>FROM</w:t>
+      </w:r>
+      <w:r>
+        <w:rPr>
+          <w:lang w:val="en-US"/>
+        </w:rPr>
+        <w:t xml:space="preserve"> Event_Log;</w:t>
       </w:r>
     </w:p>
     <w:p>
       <w:pPr>
         <w:spacing w:line="240" w:lineRule="auto"/>
         <w:rPr>
-          <w:rStyle w:val="n"/>
-          <w:rFonts w:ascii="Courier New" w:eastAsia="Times New Roman" w:hAnsi="Courier New" w:cs="Courier New"/>
-          <w:sz w:val="20"/>
-          <w:szCs w:val="20"/>
-          <w:lang w:val="en-US" w:eastAsia="ru-RU"/>
+          <w:lang w:val="en-US"/>
         </w:rPr>
       </w:pPr>
     </w:p>
@@ -27276,16 +26277,34 @@
         </w:rPr>
       </w:pPr>
       <w:r>
-        <w:t>Журнал</w:t>
+        <w:t>ФИО</w:t>
       </w:r>
       <w:r>
         <w:rPr>
           <w:lang w:val="en-US"/>
         </w:rPr>
+        <w:t xml:space="preserve">, </w:t>
+      </w:r>
+      <w:r>
+        <w:t>Кличка</w:t>
+      </w:r>
+      <w:r>
+        <w:rPr>
+          <w:lang w:val="en-US"/>
+        </w:rPr>
+        <w:t xml:space="preserve">, </w:t>
+      </w:r>
+      <w:r>
+        <w:t>Оказанные</w:t>
+      </w:r>
+      <w:r>
+        <w:rPr>
+          <w:lang w:val="en-US"/>
+        </w:rPr>
         <w:t xml:space="preserve"> </w:t>
       </w:r>
       <w:r>
-        <w:t>событий</w:t>
+        <w:t>услуги</w:t>
       </w:r>
     </w:p>
     <w:p>
@@ -27307,49 +26326,28 @@
           <w:lang w:val="en-US"/>
         </w:rPr>
         <w:br/>
-        <w:t xml:space="preserve">    </w:t>
-      </w:r>
-      <w:proofErr w:type="spellStart"/>
+        <w:t xml:space="preserve">    Client.full_name,</w:t>
+      </w:r>
       <w:r>
         <w:rPr>
           <w:lang w:val="en-US"/>
         </w:rPr>
-        <w:t>event_time</w:t>
-      </w:r>
-      <w:proofErr w:type="spellEnd"/>
+        <w:br/>
+        <w:t xml:space="preserve">    Pet.nickname,</w:t>
+      </w:r>
       <w:r>
         <w:rPr>
           <w:lang w:val="en-US"/>
         </w:rPr>
-        <w:t>,</w:t>
+        <w:br/>
+        <w:t xml:space="preserve">    Visit.visit_date,</w:t>
       </w:r>
       <w:r>
         <w:rPr>
           <w:lang w:val="en-US"/>
         </w:rPr>
         <w:br/>
-        <w:t xml:space="preserve">    </w:t>
-      </w:r>
-      <w:proofErr w:type="spellStart"/>
-      <w:r>
-        <w:rPr>
-          <w:lang w:val="en-US"/>
-        </w:rPr>
-        <w:t>event_type</w:t>
-      </w:r>
-      <w:proofErr w:type="spellEnd"/>
-      <w:r>
-        <w:rPr>
-          <w:lang w:val="en-US"/>
-        </w:rPr>
-        <w:t>,</w:t>
-      </w:r>
-      <w:r>
-        <w:rPr>
-          <w:lang w:val="en-US"/>
-        </w:rPr>
-        <w:br/>
-        <w:t xml:space="preserve">    description</w:t>
+        <w:t xml:space="preserve">    Service.service_name</w:t>
       </w:r>
       <w:r>
         <w:rPr>
@@ -27368,467 +26366,187 @@
         <w:rPr>
           <w:lang w:val="en-US"/>
         </w:rPr>
-        <w:t xml:space="preserve"> </w:t>
-      </w:r>
-      <w:proofErr w:type="spellStart"/>
+        <w:t xml:space="preserve"> Visit</w:t>
+      </w:r>
       <w:r>
         <w:rPr>
           <w:lang w:val="en-US"/>
         </w:rPr>
-        <w:t>Event_Log</w:t>
-      </w:r>
-      <w:proofErr w:type="spellEnd"/>
-      <w:r>
-        <w:rPr>
-          <w:lang w:val="en-US"/>
-        </w:rPr>
-        <w:t>;</w:t>
-      </w:r>
-    </w:p>
-    <w:p>
-      <w:pPr>
-        <w:spacing w:line="240" w:lineRule="auto"/>
-        <w:rPr>
-          <w:lang w:val="en-US"/>
-        </w:rPr>
-      </w:pPr>
-    </w:p>
-    <w:p>
-      <w:pPr>
-        <w:pStyle w:val="3"/>
-        <w:rPr>
-          <w:lang w:val="en-US"/>
-        </w:rPr>
-      </w:pPr>
-      <w:r>
-        <w:t>ФИО</w:t>
-      </w:r>
-      <w:r>
-        <w:rPr>
-          <w:lang w:val="en-US"/>
-        </w:rPr>
-        <w:t xml:space="preserve">, </w:t>
-      </w:r>
-      <w:r>
-        <w:t>Кличка</w:t>
-      </w:r>
-      <w:r>
-        <w:rPr>
-          <w:lang w:val="en-US"/>
-        </w:rPr>
-        <w:t xml:space="preserve">, </w:t>
-      </w:r>
-      <w:r>
-        <w:t>Оказанные</w:t>
-      </w:r>
-      <w:r>
-        <w:rPr>
-          <w:lang w:val="en-US"/>
-        </w:rPr>
-        <w:t xml:space="preserve"> </w:t>
-      </w:r>
-      <w:r>
-        <w:t>услуги</w:t>
-      </w:r>
-    </w:p>
-    <w:p>
-      <w:pPr>
-        <w:pStyle w:val="HTML"/>
-        <w:rPr>
-          <w:lang w:val="en-US"/>
-        </w:rPr>
-      </w:pPr>
+        <w:br/>
+      </w:r>
       <w:r>
         <w:rPr>
           <w:rStyle w:val="n"/>
           <w:lang w:val="en-US"/>
         </w:rPr>
-        <w:t>SELECT</w:t>
+        <w:t>JOIN</w:t>
       </w:r>
       <w:r>
         <w:rPr>
           <w:lang w:val="en-US"/>
         </w:rPr>
-        <w:br/>
-        <w:t xml:space="preserve">    </w:t>
-      </w:r>
-      <w:proofErr w:type="spellStart"/>
-      <w:r>
-        <w:rPr>
-          <w:lang w:val="en-US"/>
-        </w:rPr>
-        <w:t>Client.full_name</w:t>
-      </w:r>
-      <w:proofErr w:type="spellEnd"/>
-      <w:r>
-        <w:rPr>
-          <w:lang w:val="en-US"/>
-        </w:rPr>
-        <w:t>,</w:t>
-      </w:r>
-      <w:r>
-        <w:rPr>
-          <w:lang w:val="en-US"/>
-        </w:rPr>
-        <w:br/>
-        <w:t xml:space="preserve">    </w:t>
-      </w:r>
-      <w:proofErr w:type="spellStart"/>
-      <w:r>
-        <w:rPr>
-          <w:lang w:val="en-US"/>
-        </w:rPr>
-        <w:t>Pet.nickname</w:t>
-      </w:r>
-      <w:proofErr w:type="spellEnd"/>
-      <w:r>
-        <w:rPr>
-          <w:lang w:val="en-US"/>
-        </w:rPr>
-        <w:t>,</w:t>
-      </w:r>
-      <w:r>
-        <w:rPr>
-          <w:lang w:val="en-US"/>
-        </w:rPr>
-        <w:br/>
-        <w:t xml:space="preserve">    </w:t>
-      </w:r>
-      <w:proofErr w:type="spellStart"/>
-      <w:r>
-        <w:rPr>
-          <w:lang w:val="en-US"/>
-        </w:rPr>
-        <w:t>Visit.visit_date</w:t>
-      </w:r>
-      <w:proofErr w:type="spellEnd"/>
-      <w:r>
-        <w:rPr>
-          <w:lang w:val="en-US"/>
-        </w:rPr>
-        <w:t>,</w:t>
-      </w:r>
-      <w:r>
-        <w:rPr>
-          <w:lang w:val="en-US"/>
-        </w:rPr>
-        <w:br/>
-        <w:t xml:space="preserve">    </w:t>
-      </w:r>
-      <w:proofErr w:type="spellStart"/>
-      <w:r>
-        <w:rPr>
-          <w:lang w:val="en-US"/>
-        </w:rPr>
-        <w:t>Service.service_name</w:t>
-      </w:r>
-      <w:proofErr w:type="spellEnd"/>
-      <w:r>
-        <w:rPr>
-          <w:lang w:val="en-US"/>
-        </w:rPr>
-        <w:br/>
+        <w:t xml:space="preserve"> Pet </w:t>
       </w:r>
       <w:r>
         <w:rPr>
           <w:rStyle w:val="n"/>
           <w:lang w:val="en-US"/>
         </w:rPr>
-        <w:t>FROM</w:t>
+        <w:t>ON</w:t>
       </w:r>
       <w:r>
         <w:rPr>
           <w:lang w:val="en-US"/>
         </w:rPr>
-        <w:t xml:space="preserve"> Visit</w:t>
-      </w:r>
-      <w:r>
-        <w:rPr>
-          <w:lang w:val="en-US"/>
-        </w:rPr>
-        <w:br/>
+        <w:t xml:space="preserve"> Visit.pet_id </w:t>
       </w:r>
       <w:r>
         <w:rPr>
           <w:rStyle w:val="n"/>
           <w:lang w:val="en-US"/>
         </w:rPr>
-        <w:t>JOIN</w:t>
+        <w:t>=</w:t>
       </w:r>
       <w:r>
         <w:rPr>
           <w:lang w:val="en-US"/>
         </w:rPr>
-        <w:t xml:space="preserve"> Pet </w:t>
+        <w:t xml:space="preserve"> Pet.pet_id</w:t>
+      </w:r>
+      <w:r>
+        <w:rPr>
+          <w:lang w:val="en-US"/>
+        </w:rPr>
+        <w:br/>
       </w:r>
       <w:r>
         <w:rPr>
           <w:rStyle w:val="n"/>
           <w:lang w:val="en-US"/>
         </w:rPr>
-        <w:t>ON</w:t>
+        <w:t>JOIN</w:t>
       </w:r>
       <w:r>
         <w:rPr>
           <w:lang w:val="en-US"/>
         </w:rPr>
-        <w:t xml:space="preserve"> </w:t>
-      </w:r>
-      <w:proofErr w:type="spellStart"/>
-      <w:r>
-        <w:rPr>
-          <w:lang w:val="en-US"/>
-        </w:rPr>
-        <w:t>Visit.pet_id</w:t>
-      </w:r>
-      <w:proofErr w:type="spellEnd"/>
-      <w:r>
-        <w:rPr>
-          <w:lang w:val="en-US"/>
-        </w:rPr>
-        <w:t xml:space="preserve"> </w:t>
+        <w:t xml:space="preserve"> Client </w:t>
       </w:r>
       <w:r>
         <w:rPr>
           <w:rStyle w:val="n"/>
           <w:lang w:val="en-US"/>
         </w:rPr>
-        <w:t>=</w:t>
+        <w:t>ON</w:t>
       </w:r>
       <w:r>
         <w:rPr>
           <w:lang w:val="en-US"/>
         </w:rPr>
-        <w:t xml:space="preserve"> </w:t>
-      </w:r>
-      <w:proofErr w:type="spellStart"/>
-      <w:r>
-        <w:rPr>
-          <w:lang w:val="en-US"/>
-        </w:rPr>
-        <w:t>Pet.pet_id</w:t>
-      </w:r>
-      <w:proofErr w:type="spellEnd"/>
-      <w:r>
-        <w:rPr>
-          <w:lang w:val="en-US"/>
-        </w:rPr>
-        <w:br/>
+        <w:t xml:space="preserve"> Pet.client_id </w:t>
       </w:r>
       <w:r>
         <w:rPr>
           <w:rStyle w:val="n"/>
           <w:lang w:val="en-US"/>
         </w:rPr>
-        <w:t>JOIN</w:t>
+        <w:t>=</w:t>
       </w:r>
       <w:r>
         <w:rPr>
           <w:lang w:val="en-US"/>
         </w:rPr>
-        <w:t xml:space="preserve"> Client </w:t>
+        <w:t xml:space="preserve"> Client.client_id</w:t>
+      </w:r>
+      <w:r>
+        <w:rPr>
+          <w:lang w:val="en-US"/>
+        </w:rPr>
+        <w:br/>
       </w:r>
       <w:r>
         <w:rPr>
           <w:rStyle w:val="n"/>
           <w:lang w:val="en-US"/>
         </w:rPr>
-        <w:t>ON</w:t>
+        <w:t>JOIN</w:t>
       </w:r>
       <w:r>
         <w:rPr>
           <w:lang w:val="en-US"/>
         </w:rPr>
-        <w:t xml:space="preserve"> </w:t>
-      </w:r>
-      <w:proofErr w:type="spellStart"/>
-      <w:r>
-        <w:rPr>
-          <w:lang w:val="en-US"/>
-        </w:rPr>
-        <w:t>Pet.client_id</w:t>
-      </w:r>
-      <w:proofErr w:type="spellEnd"/>
-      <w:r>
-        <w:rPr>
-          <w:lang w:val="en-US"/>
-        </w:rPr>
-        <w:t xml:space="preserve"> </w:t>
+        <w:t xml:space="preserve"> Visit_Service </w:t>
       </w:r>
       <w:r>
         <w:rPr>
           <w:rStyle w:val="n"/>
           <w:lang w:val="en-US"/>
         </w:rPr>
-        <w:t>=</w:t>
+        <w:t>ON</w:t>
       </w:r>
       <w:r>
         <w:rPr>
           <w:lang w:val="en-US"/>
         </w:rPr>
-        <w:t xml:space="preserve"> </w:t>
-      </w:r>
-      <w:proofErr w:type="spellStart"/>
-      <w:r>
-        <w:rPr>
-          <w:lang w:val="en-US"/>
-        </w:rPr>
-        <w:t>Client.client_id</w:t>
-      </w:r>
-      <w:proofErr w:type="spellEnd"/>
-      <w:r>
-        <w:rPr>
-          <w:lang w:val="en-US"/>
-        </w:rPr>
-        <w:br/>
+        <w:t xml:space="preserve"> Visit.visit_id </w:t>
       </w:r>
       <w:r>
         <w:rPr>
           <w:rStyle w:val="n"/>
           <w:lang w:val="en-US"/>
         </w:rPr>
-        <w:t>JOIN</w:t>
+        <w:t>=</w:t>
       </w:r>
       <w:r>
         <w:rPr>
           <w:lang w:val="en-US"/>
         </w:rPr>
-        <w:t xml:space="preserve"> </w:t>
-      </w:r>
-      <w:proofErr w:type="spellStart"/>
+        <w:t xml:space="preserve"> Visit_Service.visit_id</w:t>
+      </w:r>
       <w:r>
         <w:rPr>
           <w:lang w:val="en-US"/>
         </w:rPr>
-        <w:t>Visit_Service</w:t>
-      </w:r>
-      <w:proofErr w:type="spellEnd"/>
-      <w:r>
-        <w:rPr>
-          <w:lang w:val="en-US"/>
-        </w:rPr>
-        <w:t xml:space="preserve"> </w:t>
+        <w:br/>
       </w:r>
       <w:r>
         <w:rPr>
           <w:rStyle w:val="n"/>
           <w:lang w:val="en-US"/>
         </w:rPr>
-        <w:t>ON</w:t>
+        <w:t>JOIN</w:t>
       </w:r>
       <w:r>
         <w:rPr>
           <w:lang w:val="en-US"/>
         </w:rPr>
-        <w:t xml:space="preserve"> </w:t>
-      </w:r>
-      <w:proofErr w:type="spellStart"/>
-      <w:r>
-        <w:rPr>
-          <w:lang w:val="en-US"/>
-        </w:rPr>
-        <w:t>Visit.visit_id</w:t>
-      </w:r>
-      <w:proofErr w:type="spellEnd"/>
-      <w:r>
-        <w:rPr>
-          <w:lang w:val="en-US"/>
-        </w:rPr>
-        <w:t xml:space="preserve"> </w:t>
+        <w:t xml:space="preserve"> Service </w:t>
       </w:r>
       <w:r>
         <w:rPr>
           <w:rStyle w:val="n"/>
           <w:lang w:val="en-US"/>
         </w:rPr>
-        <w:t>=</w:t>
+        <w:t>ON</w:t>
       </w:r>
       <w:r>
         <w:rPr>
           <w:lang w:val="en-US"/>
         </w:rPr>
-        <w:t xml:space="preserve"> </w:t>
-      </w:r>
-      <w:proofErr w:type="spellStart"/>
-      <w:r>
-        <w:rPr>
-          <w:lang w:val="en-US"/>
-        </w:rPr>
-        <w:t>Visit_Service.visit_id</w:t>
-      </w:r>
-      <w:proofErr w:type="spellEnd"/>
-      <w:r>
-        <w:rPr>
-          <w:lang w:val="en-US"/>
-        </w:rPr>
-        <w:br/>
+        <w:t xml:space="preserve"> Visit_Service.service_id </w:t>
       </w:r>
       <w:r>
         <w:rPr>
           <w:rStyle w:val="n"/>
           <w:lang w:val="en-US"/>
         </w:rPr>
-        <w:t>JOIN</w:t>
+        <w:t>=</w:t>
       </w:r>
       <w:r>
         <w:rPr>
           <w:lang w:val="en-US"/>
         </w:rPr>
-        <w:t xml:space="preserve"> Service </w:t>
-      </w:r>
-      <w:r>
-        <w:rPr>
-          <w:rStyle w:val="n"/>
-          <w:lang w:val="en-US"/>
-        </w:rPr>
-        <w:t>ON</w:t>
-      </w:r>
-      <w:r>
-        <w:rPr>
-          <w:lang w:val="en-US"/>
-        </w:rPr>
-        <w:t xml:space="preserve"> </w:t>
-      </w:r>
-      <w:proofErr w:type="spellStart"/>
-      <w:r>
-        <w:rPr>
-          <w:lang w:val="en-US"/>
-        </w:rPr>
-        <w:t>Visit_Service.service_id</w:t>
-      </w:r>
-      <w:proofErr w:type="spellEnd"/>
-      <w:r>
-        <w:rPr>
-          <w:lang w:val="en-US"/>
-        </w:rPr>
-        <w:t xml:space="preserve"> </w:t>
-      </w:r>
-      <w:r>
-        <w:rPr>
-          <w:rStyle w:val="n"/>
-          <w:lang w:val="en-US"/>
-        </w:rPr>
-        <w:t>=</w:t>
-      </w:r>
-      <w:r>
-        <w:rPr>
-          <w:lang w:val="en-US"/>
-        </w:rPr>
-        <w:t xml:space="preserve"> </w:t>
-      </w:r>
-      <w:proofErr w:type="spellStart"/>
-      <w:r>
-        <w:rPr>
-          <w:lang w:val="en-US"/>
-        </w:rPr>
-        <w:t>Service.service_id</w:t>
-      </w:r>
-      <w:proofErr w:type="spellEnd"/>
-      <w:r>
-        <w:rPr>
-          <w:lang w:val="en-US"/>
-        </w:rPr>
-        <w:t>;</w:t>
+        <w:t xml:space="preserve"> Service.service_id;</w:t>
       </w:r>
     </w:p>
     <w:p>
@@ -27962,7 +26680,6 @@
         </w:rPr>
         <w:t xml:space="preserve">, </w:t>
       </w:r>
-      <w:proofErr w:type="spellStart"/>
       <w:r>
         <w:rPr>
           <w:rFonts w:ascii="Courier New" w:eastAsia="Times New Roman" w:hAnsi="Courier New" w:cs="Courier New"/>
@@ -27973,7 +26690,6 @@
         </w:rPr>
         <w:t>timedelta</w:t>
       </w:r>
-      <w:proofErr w:type="spellEnd"/>
       <w:r>
         <w:rPr>
           <w:rFonts w:ascii="Courier New" w:eastAsia="Times New Roman" w:hAnsi="Courier New" w:cs="Courier New"/>
@@ -28046,7 +26762,6 @@
         <w:br/>
         <w:t xml:space="preserve">    </w:t>
       </w:r>
-      <w:proofErr w:type="spellStart"/>
       <w:r>
         <w:rPr>
           <w:rFonts w:ascii="Courier New" w:eastAsia="Times New Roman" w:hAnsi="Courier New" w:cs="Courier New"/>
@@ -28057,7 +26772,6 @@
         </w:rPr>
         <w:t>dbname</w:t>
       </w:r>
-      <w:proofErr w:type="spellEnd"/>
       <w:r>
         <w:rPr>
           <w:rFonts w:ascii="Courier New" w:eastAsia="Times New Roman" w:hAnsi="Courier New" w:cs="Courier New"/>
@@ -28076,9 +26790,29 @@
           <w:szCs w:val="18"/>
           <w:lang w:val="en-US" w:eastAsia="ru-RU"/>
         </w:rPr>
-        <w:t>"</w:t>
-      </w:r>
-      <w:proofErr w:type="spellStart"/>
+        <w:t>"vet_clinic"</w:t>
+      </w:r>
+      <w:r>
+        <w:rPr>
+          <w:rFonts w:ascii="Courier New" w:eastAsia="Times New Roman" w:hAnsi="Courier New" w:cs="Courier New"/>
+          <w:color w:val="60A498"/>
+          <w:sz w:val="18"/>
+          <w:szCs w:val="18"/>
+          <w:lang w:val="en-US" w:eastAsia="ru-RU"/>
+        </w:rPr>
+        <w:t>,</w:t>
+      </w:r>
+      <w:r>
+        <w:rPr>
+          <w:rFonts w:ascii="Courier New" w:eastAsia="Times New Roman" w:hAnsi="Courier New" w:cs="Courier New"/>
+          <w:color w:val="60A498"/>
+          <w:sz w:val="18"/>
+          <w:szCs w:val="18"/>
+          <w:lang w:val="en-US" w:eastAsia="ru-RU"/>
+        </w:rPr>
+        <w:br/>
+        <w:t xml:space="preserve">    </w:t>
+      </w:r>
       <w:r>
         <w:rPr>
           <w:rFonts w:ascii="Courier New" w:eastAsia="Times New Roman" w:hAnsi="Courier New" w:cs="Courier New"/>
@@ -28087,9 +26821,18 @@
           <w:szCs w:val="18"/>
           <w:lang w:val="en-US" w:eastAsia="ru-RU"/>
         </w:rPr>
-        <w:t>vet_clinic</w:t>
-      </w:r>
-      <w:proofErr w:type="spellEnd"/>
+        <w:t>user</w:t>
+      </w:r>
+      <w:r>
+        <w:rPr>
+          <w:rFonts w:ascii="Courier New" w:eastAsia="Times New Roman" w:hAnsi="Courier New" w:cs="Courier New"/>
+          <w:color w:val="60A498"/>
+          <w:sz w:val="18"/>
+          <w:szCs w:val="18"/>
+          <w:lang w:val="en-US" w:eastAsia="ru-RU"/>
+        </w:rPr>
+        <w:t>=</w:t>
+      </w:r>
       <w:r>
         <w:rPr>
           <w:rFonts w:ascii="Courier New" w:eastAsia="Times New Roman" w:hAnsi="Courier New" w:cs="Courier New"/>
@@ -28098,7 +26841,7 @@
           <w:szCs w:val="18"/>
           <w:lang w:val="en-US" w:eastAsia="ru-RU"/>
         </w:rPr>
-        <w:t>"</w:t>
+        <w:t>"postgres"</w:t>
       </w:r>
       <w:r>
         <w:rPr>
@@ -28129,7 +26872,7 @@
           <w:szCs w:val="18"/>
           <w:lang w:val="en-US" w:eastAsia="ru-RU"/>
         </w:rPr>
-        <w:t>user</w:t>
+        <w:t>password</w:t>
       </w:r>
       <w:r>
         <w:rPr>
@@ -28149,9 +26892,29 @@
           <w:szCs w:val="18"/>
           <w:lang w:val="en-US" w:eastAsia="ru-RU"/>
         </w:rPr>
-        <w:t>"</w:t>
-      </w:r>
-      <w:proofErr w:type="spellStart"/>
+        <w:t>"sql"</w:t>
+      </w:r>
+      <w:r>
+        <w:rPr>
+          <w:rFonts w:ascii="Courier New" w:eastAsia="Times New Roman" w:hAnsi="Courier New" w:cs="Courier New"/>
+          <w:color w:val="60A498"/>
+          <w:sz w:val="18"/>
+          <w:szCs w:val="18"/>
+          <w:lang w:val="en-US" w:eastAsia="ru-RU"/>
+        </w:rPr>
+        <w:t>,</w:t>
+      </w:r>
+      <w:r>
+        <w:rPr>
+          <w:rFonts w:ascii="Courier New" w:eastAsia="Times New Roman" w:hAnsi="Courier New" w:cs="Courier New"/>
+          <w:color w:val="60A498"/>
+          <w:sz w:val="18"/>
+          <w:szCs w:val="18"/>
+          <w:lang w:val="en-US" w:eastAsia="ru-RU"/>
+        </w:rPr>
+        <w:br/>
+        <w:t xml:space="preserve">    </w:t>
+      </w:r>
       <w:r>
         <w:rPr>
           <w:rFonts w:ascii="Courier New" w:eastAsia="Times New Roman" w:hAnsi="Courier New" w:cs="Courier New"/>
@@ -28160,9 +26923,18 @@
           <w:szCs w:val="18"/>
           <w:lang w:val="en-US" w:eastAsia="ru-RU"/>
         </w:rPr>
-        <w:t>postgres</w:t>
-      </w:r>
-      <w:proofErr w:type="spellEnd"/>
+        <w:t>host</w:t>
+      </w:r>
+      <w:r>
+        <w:rPr>
+          <w:rFonts w:ascii="Courier New" w:eastAsia="Times New Roman" w:hAnsi="Courier New" w:cs="Courier New"/>
+          <w:color w:val="60A498"/>
+          <w:sz w:val="18"/>
+          <w:szCs w:val="18"/>
+          <w:lang w:val="en-US" w:eastAsia="ru-RU"/>
+        </w:rPr>
+        <w:t>=</w:t>
+      </w:r>
       <w:r>
         <w:rPr>
           <w:rFonts w:ascii="Courier New" w:eastAsia="Times New Roman" w:hAnsi="Courier New" w:cs="Courier New"/>
@@ -28171,7 +26943,7 @@
           <w:szCs w:val="18"/>
           <w:lang w:val="en-US" w:eastAsia="ru-RU"/>
         </w:rPr>
-        <w:t>"</w:t>
+        <w:t>"localhost"</w:t>
       </w:r>
       <w:r>
         <w:rPr>
@@ -28202,7 +26974,7 @@
           <w:szCs w:val="18"/>
           <w:lang w:val="en-US" w:eastAsia="ru-RU"/>
         </w:rPr>
-        <w:t>password</w:t>
+        <w:t>port</w:t>
       </w:r>
       <w:r>
         <w:rPr>
@@ -28222,9 +26994,8 @@
           <w:szCs w:val="18"/>
           <w:lang w:val="en-US" w:eastAsia="ru-RU"/>
         </w:rPr>
-        <w:t>"</w:t>
-      </w:r>
-      <w:proofErr w:type="spellStart"/>
+        <w:t>"5432"</w:t>
+      </w:r>
       <w:r>
         <w:rPr>
           <w:rFonts w:ascii="Courier New" w:eastAsia="Times New Roman" w:hAnsi="Courier New" w:cs="Courier New"/>
@@ -28233,18 +27004,38 @@
           <w:szCs w:val="18"/>
           <w:lang w:val="en-US" w:eastAsia="ru-RU"/>
         </w:rPr>
-        <w:t>sql</w:t>
-      </w:r>
-      <w:proofErr w:type="spellEnd"/>
+        <w:br/>
+      </w:r>
       <w:r>
         <w:rPr>
           <w:rFonts w:ascii="Courier New" w:eastAsia="Times New Roman" w:hAnsi="Courier New" w:cs="Courier New"/>
-          <w:color w:val="B5F6BA"/>
+          <w:color w:val="F8F8F2"/>
           <w:sz w:val="18"/>
           <w:szCs w:val="18"/>
           <w:lang w:val="en-US" w:eastAsia="ru-RU"/>
         </w:rPr>
-        <w:t>"</w:t>
+        <w:t>)</w:t>
+      </w:r>
+      <w:r>
+        <w:rPr>
+          <w:rFonts w:ascii="Courier New" w:eastAsia="Times New Roman" w:hAnsi="Courier New" w:cs="Courier New"/>
+          <w:color w:val="F8F8F2"/>
+          <w:sz w:val="18"/>
+          <w:szCs w:val="18"/>
+          <w:lang w:val="en-US" w:eastAsia="ru-RU"/>
+        </w:rPr>
+        <w:br/>
+      </w:r>
+      <w:r>
+        <w:rPr>
+          <w:rFonts w:ascii="Courier New" w:eastAsia="Times New Roman" w:hAnsi="Courier New" w:cs="Courier New"/>
+          <w:color w:val="F8F8F2"/>
+          <w:sz w:val="18"/>
+          <w:szCs w:val="18"/>
+          <w:lang w:val="en-US" w:eastAsia="ru-RU"/>
+        </w:rPr>
+        <w:br/>
+        <w:t xml:space="preserve">cur </w:t>
       </w:r>
       <w:r>
         <w:rPr>
@@ -28254,109 +27045,7 @@
           <w:szCs w:val="18"/>
           <w:lang w:val="en-US" w:eastAsia="ru-RU"/>
         </w:rPr>
-        <w:t>,</w:t>
-      </w:r>
-      <w:r>
-        <w:rPr>
-          <w:rFonts w:ascii="Courier New" w:eastAsia="Times New Roman" w:hAnsi="Courier New" w:cs="Courier New"/>
-          <w:color w:val="60A498"/>
-          <w:sz w:val="18"/>
-          <w:szCs w:val="18"/>
-          <w:lang w:val="en-US" w:eastAsia="ru-RU"/>
-        </w:rPr>
-        <w:br/>
-        <w:t xml:space="preserve">    </w:t>
-      </w:r>
-      <w:r>
-        <w:rPr>
-          <w:rFonts w:ascii="Courier New" w:eastAsia="Times New Roman" w:hAnsi="Courier New" w:cs="Courier New"/>
-          <w:color w:val="B5F6BA"/>
-          <w:sz w:val="18"/>
-          <w:szCs w:val="18"/>
-          <w:lang w:val="en-US" w:eastAsia="ru-RU"/>
-        </w:rPr>
-        <w:t>host</w:t>
-      </w:r>
-      <w:r>
-        <w:rPr>
-          <w:rFonts w:ascii="Courier New" w:eastAsia="Times New Roman" w:hAnsi="Courier New" w:cs="Courier New"/>
-          <w:color w:val="60A498"/>
-          <w:sz w:val="18"/>
-          <w:szCs w:val="18"/>
-          <w:lang w:val="en-US" w:eastAsia="ru-RU"/>
-        </w:rPr>
-        <w:t>=</w:t>
-      </w:r>
-      <w:r>
-        <w:rPr>
-          <w:rFonts w:ascii="Courier New" w:eastAsia="Times New Roman" w:hAnsi="Courier New" w:cs="Courier New"/>
-          <w:color w:val="B5F6BA"/>
-          <w:sz w:val="18"/>
-          <w:szCs w:val="18"/>
-          <w:lang w:val="en-US" w:eastAsia="ru-RU"/>
-        </w:rPr>
-        <w:t>"localhost"</w:t>
-      </w:r>
-      <w:r>
-        <w:rPr>
-          <w:rFonts w:ascii="Courier New" w:eastAsia="Times New Roman" w:hAnsi="Courier New" w:cs="Courier New"/>
-          <w:color w:val="60A498"/>
-          <w:sz w:val="18"/>
-          <w:szCs w:val="18"/>
-          <w:lang w:val="en-US" w:eastAsia="ru-RU"/>
-        </w:rPr>
-        <w:t>,</w:t>
-      </w:r>
-      <w:r>
-        <w:rPr>
-          <w:rFonts w:ascii="Courier New" w:eastAsia="Times New Roman" w:hAnsi="Courier New" w:cs="Courier New"/>
-          <w:color w:val="60A498"/>
-          <w:sz w:val="18"/>
-          <w:szCs w:val="18"/>
-          <w:lang w:val="en-US" w:eastAsia="ru-RU"/>
-        </w:rPr>
-        <w:br/>
-        <w:t xml:space="preserve">    </w:t>
-      </w:r>
-      <w:r>
-        <w:rPr>
-          <w:rFonts w:ascii="Courier New" w:eastAsia="Times New Roman" w:hAnsi="Courier New" w:cs="Courier New"/>
-          <w:color w:val="B5F6BA"/>
-          <w:sz w:val="18"/>
-          <w:szCs w:val="18"/>
-          <w:lang w:val="en-US" w:eastAsia="ru-RU"/>
-        </w:rPr>
-        <w:t>port</w:t>
-      </w:r>
-      <w:r>
-        <w:rPr>
-          <w:rFonts w:ascii="Courier New" w:eastAsia="Times New Roman" w:hAnsi="Courier New" w:cs="Courier New"/>
-          <w:color w:val="60A498"/>
-          <w:sz w:val="18"/>
-          <w:szCs w:val="18"/>
-          <w:lang w:val="en-US" w:eastAsia="ru-RU"/>
-        </w:rPr>
-        <w:t>=</w:t>
-      </w:r>
-      <w:r>
-        <w:rPr>
-          <w:rFonts w:ascii="Courier New" w:eastAsia="Times New Roman" w:hAnsi="Courier New" w:cs="Courier New"/>
-          <w:color w:val="B5F6BA"/>
-          <w:sz w:val="18"/>
-          <w:szCs w:val="18"/>
-          <w:lang w:val="en-US" w:eastAsia="ru-RU"/>
-        </w:rPr>
-        <w:t>"5432"</w:t>
-      </w:r>
-      <w:r>
-        <w:rPr>
-          <w:rFonts w:ascii="Courier New" w:eastAsia="Times New Roman" w:hAnsi="Courier New" w:cs="Courier New"/>
-          <w:color w:val="B5F6BA"/>
-          <w:sz w:val="18"/>
-          <w:szCs w:val="18"/>
-          <w:lang w:val="en-US" w:eastAsia="ru-RU"/>
-        </w:rPr>
-        <w:br/>
+        <w:t xml:space="preserve">= </w:t>
       </w:r>
       <w:r>
         <w:rPr>
@@ -28366,48 +27055,6 @@
           <w:szCs w:val="18"/>
           <w:lang w:val="en-US" w:eastAsia="ru-RU"/>
         </w:rPr>
-        <w:t>)</w:t>
-      </w:r>
-      <w:r>
-        <w:rPr>
-          <w:rFonts w:ascii="Courier New" w:eastAsia="Times New Roman" w:hAnsi="Courier New" w:cs="Courier New"/>
-          <w:color w:val="F8F8F2"/>
-          <w:sz w:val="18"/>
-          <w:szCs w:val="18"/>
-          <w:lang w:val="en-US" w:eastAsia="ru-RU"/>
-        </w:rPr>
-        <w:br/>
-      </w:r>
-      <w:r>
-        <w:rPr>
-          <w:rFonts w:ascii="Courier New" w:eastAsia="Times New Roman" w:hAnsi="Courier New" w:cs="Courier New"/>
-          <w:color w:val="F8F8F2"/>
-          <w:sz w:val="18"/>
-          <w:szCs w:val="18"/>
-          <w:lang w:val="en-US" w:eastAsia="ru-RU"/>
-        </w:rPr>
-        <w:br/>
-        <w:t xml:space="preserve">cur </w:t>
-      </w:r>
-      <w:r>
-        <w:rPr>
-          <w:rFonts w:ascii="Courier New" w:eastAsia="Times New Roman" w:hAnsi="Courier New" w:cs="Courier New"/>
-          <w:color w:val="60A498"/>
-          <w:sz w:val="18"/>
-          <w:szCs w:val="18"/>
-          <w:lang w:val="en-US" w:eastAsia="ru-RU"/>
-        </w:rPr>
-        <w:t xml:space="preserve">= </w:t>
-      </w:r>
-      <w:proofErr w:type="spellStart"/>
-      <w:r>
-        <w:rPr>
-          <w:rFonts w:ascii="Courier New" w:eastAsia="Times New Roman" w:hAnsi="Courier New" w:cs="Courier New"/>
-          <w:color w:val="F8F8F2"/>
-          <w:sz w:val="18"/>
-          <w:szCs w:val="18"/>
-          <w:lang w:val="en-US" w:eastAsia="ru-RU"/>
-        </w:rPr>
         <w:t>conn.</w:t>
       </w:r>
       <w:r>
@@ -28420,7 +27067,6 @@
         </w:rPr>
         <w:t>cursor</w:t>
       </w:r>
-      <w:proofErr w:type="spellEnd"/>
       <w:r>
         <w:rPr>
           <w:rFonts w:ascii="Courier New" w:eastAsia="Times New Roman" w:hAnsi="Courier New" w:cs="Courier New"/>
@@ -28521,7 +27167,6 @@
         </w:rPr>
         <w:t xml:space="preserve">for </w:t>
       </w:r>
-      <w:proofErr w:type="spellStart"/>
       <w:r>
         <w:rPr>
           <w:rFonts w:ascii="Courier New" w:eastAsia="Times New Roman" w:hAnsi="Courier New" w:cs="Courier New"/>
@@ -28530,18 +27175,7 @@
           <w:szCs w:val="18"/>
           <w:lang w:val="en-US" w:eastAsia="ru-RU"/>
         </w:rPr>
-        <w:t>i</w:t>
-      </w:r>
-      <w:proofErr w:type="spellEnd"/>
-      <w:r>
-        <w:rPr>
-          <w:rFonts w:ascii="Courier New" w:eastAsia="Times New Roman" w:hAnsi="Courier New" w:cs="Courier New"/>
-          <w:color w:val="F8F8F2"/>
-          <w:sz w:val="18"/>
-          <w:szCs w:val="18"/>
-          <w:lang w:val="en-US" w:eastAsia="ru-RU"/>
-        </w:rPr>
-        <w:t xml:space="preserve"> </w:t>
+        <w:t xml:space="preserve">i </w:t>
       </w:r>
       <w:r>
         <w:rPr>
@@ -28616,7 +27250,6 @@
         <w:br/>
         <w:t xml:space="preserve">    </w:t>
       </w:r>
-      <w:proofErr w:type="spellStart"/>
       <w:r>
         <w:rPr>
           <w:rFonts w:ascii="Courier New" w:eastAsia="Times New Roman" w:hAnsi="Courier New" w:cs="Courier New"/>
@@ -28637,7 +27270,6 @@
         </w:rPr>
         <w:t>execute</w:t>
       </w:r>
-      <w:proofErr w:type="spellEnd"/>
       <w:r>
         <w:rPr>
           <w:rFonts w:ascii="Courier New" w:eastAsia="Times New Roman" w:hAnsi="Courier New" w:cs="Courier New"/>
@@ -28667,9 +27299,39 @@
           <w:szCs w:val="18"/>
           <w:lang w:val="en-US" w:eastAsia="ru-RU"/>
         </w:rPr>
-        <w:t xml:space="preserve">"INSERT INTO Client (passport, </w:t>
-      </w:r>
-      <w:proofErr w:type="spellStart"/>
+        <w:t>"INSERT INTO Client (passport, full_name, gender) VALUES (%s,%s,%s)"</w:t>
+      </w:r>
+      <w:r>
+        <w:rPr>
+          <w:rFonts w:ascii="Courier New" w:eastAsia="Times New Roman" w:hAnsi="Courier New" w:cs="Courier New"/>
+          <w:color w:val="60A498"/>
+          <w:sz w:val="18"/>
+          <w:szCs w:val="18"/>
+          <w:lang w:val="en-US" w:eastAsia="ru-RU"/>
+        </w:rPr>
+        <w:t>,</w:t>
+      </w:r>
+      <w:r>
+        <w:rPr>
+          <w:rFonts w:ascii="Courier New" w:eastAsia="Times New Roman" w:hAnsi="Courier New" w:cs="Courier New"/>
+          <w:color w:val="60A498"/>
+          <w:sz w:val="18"/>
+          <w:szCs w:val="18"/>
+          <w:lang w:val="en-US" w:eastAsia="ru-RU"/>
+        </w:rPr>
+        <w:br/>
+        <w:t xml:space="preserve">        </w:t>
+      </w:r>
+      <w:r>
+        <w:rPr>
+          <w:rFonts w:ascii="Courier New" w:eastAsia="Times New Roman" w:hAnsi="Courier New" w:cs="Courier New"/>
+          <w:color w:val="F8F8F2"/>
+          <w:sz w:val="18"/>
+          <w:szCs w:val="18"/>
+          <w:lang w:val="en-US" w:eastAsia="ru-RU"/>
+        </w:rPr>
+        <w:t>(</w:t>
+      </w:r>
       <w:r>
         <w:rPr>
           <w:rFonts w:ascii="Courier New" w:eastAsia="Times New Roman" w:hAnsi="Courier New" w:cs="Courier New"/>
@@ -28678,9 +27340,18 @@
           <w:szCs w:val="18"/>
           <w:lang w:val="en-US" w:eastAsia="ru-RU"/>
         </w:rPr>
-        <w:t>full_name</w:t>
-      </w:r>
-      <w:proofErr w:type="spellEnd"/>
+        <w:t>f"PP{</w:t>
+      </w:r>
+      <w:r>
+        <w:rPr>
+          <w:rFonts w:ascii="Courier New" w:eastAsia="Times New Roman" w:hAnsi="Courier New" w:cs="Courier New"/>
+          <w:color w:val="F8F8F2"/>
+          <w:sz w:val="18"/>
+          <w:szCs w:val="18"/>
+          <w:lang w:val="en-US" w:eastAsia="ru-RU"/>
+        </w:rPr>
+        <w:t>i</w:t>
+      </w:r>
       <w:r>
         <w:rPr>
           <w:rFonts w:ascii="Courier New" w:eastAsia="Times New Roman" w:hAnsi="Courier New" w:cs="Courier New"/>
@@ -28689,9 +27360,18 @@
           <w:szCs w:val="18"/>
           <w:lang w:val="en-US" w:eastAsia="ru-RU"/>
         </w:rPr>
-        <w:t>, gender) VALUES (%</w:t>
-      </w:r>
-      <w:proofErr w:type="spellStart"/>
+        <w:t>:07d}"</w:t>
+      </w:r>
+      <w:r>
+        <w:rPr>
+          <w:rFonts w:ascii="Courier New" w:eastAsia="Times New Roman" w:hAnsi="Courier New" w:cs="Courier New"/>
+          <w:color w:val="60A498"/>
+          <w:sz w:val="18"/>
+          <w:szCs w:val="18"/>
+          <w:lang w:val="en-US" w:eastAsia="ru-RU"/>
+        </w:rPr>
+        <w:t xml:space="preserve">, </w:t>
+      </w:r>
       <w:r>
         <w:rPr>
           <w:rFonts w:ascii="Courier New" w:eastAsia="Times New Roman" w:hAnsi="Courier New" w:cs="Courier New"/>
@@ -28700,9 +27380,18 @@
           <w:szCs w:val="18"/>
           <w:lang w:val="en-US" w:eastAsia="ru-RU"/>
         </w:rPr>
-        <w:t>s,%s,%s</w:t>
-      </w:r>
-      <w:proofErr w:type="spellEnd"/>
+        <w:t>f"Client {</w:t>
+      </w:r>
+      <w:r>
+        <w:rPr>
+          <w:rFonts w:ascii="Courier New" w:eastAsia="Times New Roman" w:hAnsi="Courier New" w:cs="Courier New"/>
+          <w:color w:val="F8F8F2"/>
+          <w:sz w:val="18"/>
+          <w:szCs w:val="18"/>
+          <w:lang w:val="en-US" w:eastAsia="ru-RU"/>
+        </w:rPr>
+        <w:t>i</w:t>
+      </w:r>
       <w:r>
         <w:rPr>
           <w:rFonts w:ascii="Courier New" w:eastAsia="Times New Roman" w:hAnsi="Courier New" w:cs="Courier New"/>
@@ -28711,7 +27400,7 @@
           <w:szCs w:val="18"/>
           <w:lang w:val="en-US" w:eastAsia="ru-RU"/>
         </w:rPr>
-        <w:t>)"</w:t>
+        <w:t>}"</w:t>
       </w:r>
       <w:r>
         <w:rPr>
@@ -28721,18 +27410,7 @@
           <w:szCs w:val="18"/>
           <w:lang w:val="en-US" w:eastAsia="ru-RU"/>
         </w:rPr>
-        <w:t>,</w:t>
-      </w:r>
-      <w:r>
-        <w:rPr>
-          <w:rFonts w:ascii="Courier New" w:eastAsia="Times New Roman" w:hAnsi="Courier New" w:cs="Courier New"/>
-          <w:color w:val="60A498"/>
-          <w:sz w:val="18"/>
-          <w:szCs w:val="18"/>
-          <w:lang w:val="en-US" w:eastAsia="ru-RU"/>
-        </w:rPr>
-        <w:br/>
-        <w:t xml:space="preserve">        </w:t>
+        <w:t xml:space="preserve">, </w:t>
       </w:r>
       <w:r>
         <w:rPr>
@@ -28742,123 +27420,6 @@
           <w:szCs w:val="18"/>
           <w:lang w:val="en-US" w:eastAsia="ru-RU"/>
         </w:rPr>
-        <w:t>(</w:t>
-      </w:r>
-      <w:proofErr w:type="spellStart"/>
-      <w:r>
-        <w:rPr>
-          <w:rFonts w:ascii="Courier New" w:eastAsia="Times New Roman" w:hAnsi="Courier New" w:cs="Courier New"/>
-          <w:color w:val="B5F6BA"/>
-          <w:sz w:val="18"/>
-          <w:szCs w:val="18"/>
-          <w:lang w:val="en-US" w:eastAsia="ru-RU"/>
-        </w:rPr>
-        <w:t>f"PP</w:t>
-      </w:r>
-      <w:proofErr w:type="spellEnd"/>
-      <w:r>
-        <w:rPr>
-          <w:rFonts w:ascii="Courier New" w:eastAsia="Times New Roman" w:hAnsi="Courier New" w:cs="Courier New"/>
-          <w:color w:val="B5F6BA"/>
-          <w:sz w:val="18"/>
-          <w:szCs w:val="18"/>
-          <w:lang w:val="en-US" w:eastAsia="ru-RU"/>
-        </w:rPr>
-        <w:t>{</w:t>
-      </w:r>
-      <w:r>
-        <w:rPr>
-          <w:rFonts w:ascii="Courier New" w:eastAsia="Times New Roman" w:hAnsi="Courier New" w:cs="Courier New"/>
-          <w:color w:val="F8F8F2"/>
-          <w:sz w:val="18"/>
-          <w:szCs w:val="18"/>
-          <w:lang w:val="en-US" w:eastAsia="ru-RU"/>
-        </w:rPr>
-        <w:t>i</w:t>
-      </w:r>
-      <w:r>
-        <w:rPr>
-          <w:rFonts w:ascii="Courier New" w:eastAsia="Times New Roman" w:hAnsi="Courier New" w:cs="Courier New"/>
-          <w:color w:val="B5F6BA"/>
-          <w:sz w:val="18"/>
-          <w:szCs w:val="18"/>
-          <w:lang w:val="en-US" w:eastAsia="ru-RU"/>
-        </w:rPr>
-        <w:t>:07d}"</w:t>
-      </w:r>
-      <w:r>
-        <w:rPr>
-          <w:rFonts w:ascii="Courier New" w:eastAsia="Times New Roman" w:hAnsi="Courier New" w:cs="Courier New"/>
-          <w:color w:val="60A498"/>
-          <w:sz w:val="18"/>
-          <w:szCs w:val="18"/>
-          <w:lang w:val="en-US" w:eastAsia="ru-RU"/>
-        </w:rPr>
-        <w:t xml:space="preserve">, </w:t>
-      </w:r>
-      <w:proofErr w:type="spellStart"/>
-      <w:r>
-        <w:rPr>
-          <w:rFonts w:ascii="Courier New" w:eastAsia="Times New Roman" w:hAnsi="Courier New" w:cs="Courier New"/>
-          <w:color w:val="B5F6BA"/>
-          <w:sz w:val="18"/>
-          <w:szCs w:val="18"/>
-          <w:lang w:val="en-US" w:eastAsia="ru-RU"/>
-        </w:rPr>
-        <w:t>f"Client</w:t>
-      </w:r>
-      <w:proofErr w:type="spellEnd"/>
-      <w:r>
-        <w:rPr>
-          <w:rFonts w:ascii="Courier New" w:eastAsia="Times New Roman" w:hAnsi="Courier New" w:cs="Courier New"/>
-          <w:color w:val="B5F6BA"/>
-          <w:sz w:val="18"/>
-          <w:szCs w:val="18"/>
-          <w:lang w:val="en-US" w:eastAsia="ru-RU"/>
-        </w:rPr>
-        <w:t xml:space="preserve"> {</w:t>
-      </w:r>
-      <w:proofErr w:type="spellStart"/>
-      <w:r>
-        <w:rPr>
-          <w:rFonts w:ascii="Courier New" w:eastAsia="Times New Roman" w:hAnsi="Courier New" w:cs="Courier New"/>
-          <w:color w:val="F8F8F2"/>
-          <w:sz w:val="18"/>
-          <w:szCs w:val="18"/>
-          <w:lang w:val="en-US" w:eastAsia="ru-RU"/>
-        </w:rPr>
-        <w:t>i</w:t>
-      </w:r>
-      <w:proofErr w:type="spellEnd"/>
-      <w:r>
-        <w:rPr>
-          <w:rFonts w:ascii="Courier New" w:eastAsia="Times New Roman" w:hAnsi="Courier New" w:cs="Courier New"/>
-          <w:color w:val="B5F6BA"/>
-          <w:sz w:val="18"/>
-          <w:szCs w:val="18"/>
-          <w:lang w:val="en-US" w:eastAsia="ru-RU"/>
-        </w:rPr>
-        <w:t>}"</w:t>
-      </w:r>
-      <w:r>
-        <w:rPr>
-          <w:rFonts w:ascii="Courier New" w:eastAsia="Times New Roman" w:hAnsi="Courier New" w:cs="Courier New"/>
-          <w:color w:val="60A498"/>
-          <w:sz w:val="18"/>
-          <w:szCs w:val="18"/>
-          <w:lang w:val="en-US" w:eastAsia="ru-RU"/>
-        </w:rPr>
-        <w:t xml:space="preserve">, </w:t>
-      </w:r>
-      <w:proofErr w:type="spellStart"/>
-      <w:r>
-        <w:rPr>
-          <w:rFonts w:ascii="Courier New" w:eastAsia="Times New Roman" w:hAnsi="Courier New" w:cs="Courier New"/>
-          <w:color w:val="F8F8F2"/>
-          <w:sz w:val="18"/>
-          <w:szCs w:val="18"/>
-          <w:lang w:val="en-US" w:eastAsia="ru-RU"/>
-        </w:rPr>
         <w:t>random.</w:t>
       </w:r>
       <w:r>
@@ -28871,7 +27432,6 @@
         </w:rPr>
         <w:t>choice</w:t>
       </w:r>
-      <w:proofErr w:type="spellEnd"/>
       <w:r>
         <w:rPr>
           <w:rFonts w:ascii="Courier New" w:eastAsia="Times New Roman" w:hAnsi="Courier New" w:cs="Courier New"/>
@@ -29023,7 +27583,6 @@
         </w:rPr>
         <w:t xml:space="preserve">for </w:t>
       </w:r>
-      <w:proofErr w:type="spellStart"/>
       <w:r>
         <w:rPr>
           <w:rFonts w:ascii="Courier New" w:eastAsia="Times New Roman" w:hAnsi="Courier New" w:cs="Courier New"/>
@@ -29032,18 +27591,7 @@
           <w:szCs w:val="18"/>
           <w:lang w:val="en-US" w:eastAsia="ru-RU"/>
         </w:rPr>
-        <w:t>i</w:t>
-      </w:r>
-      <w:proofErr w:type="spellEnd"/>
-      <w:r>
-        <w:rPr>
-          <w:rFonts w:ascii="Courier New" w:eastAsia="Times New Roman" w:hAnsi="Courier New" w:cs="Courier New"/>
-          <w:color w:val="F8F8F2"/>
-          <w:sz w:val="18"/>
-          <w:szCs w:val="18"/>
-          <w:lang w:val="en-US" w:eastAsia="ru-RU"/>
-        </w:rPr>
-        <w:t xml:space="preserve"> </w:t>
+        <w:t xml:space="preserve">i </w:t>
       </w:r>
       <w:r>
         <w:rPr>
@@ -29118,7 +27666,6 @@
         <w:br/>
         <w:t xml:space="preserve">    </w:t>
       </w:r>
-      <w:proofErr w:type="spellStart"/>
       <w:r>
         <w:rPr>
           <w:rFonts w:ascii="Courier New" w:eastAsia="Times New Roman" w:hAnsi="Courier New" w:cs="Courier New"/>
@@ -29139,7 +27686,6 @@
         </w:rPr>
         <w:t>execute</w:t>
       </w:r>
-      <w:proofErr w:type="spellEnd"/>
       <w:r>
         <w:rPr>
           <w:rFonts w:ascii="Courier New" w:eastAsia="Times New Roman" w:hAnsi="Courier New" w:cs="Courier New"/>
@@ -29169,9 +27715,8 @@
           <w:szCs w:val="18"/>
           <w:lang w:val="en-US" w:eastAsia="ru-RU"/>
         </w:rPr>
-        <w:t>"""INSERT INTO Pet (</w:t>
-      </w:r>
-      <w:proofErr w:type="spellStart"/>
+        <w:t>"""INSERT INTO Pet (client_id, species_id, nickname, age, weight)</w:t>
+      </w:r>
       <w:r>
         <w:rPr>
           <w:rFonts w:ascii="Courier New" w:eastAsia="Times New Roman" w:hAnsi="Courier New" w:cs="Courier New"/>
@@ -29180,9 +27725,223 @@
           <w:szCs w:val="18"/>
           <w:lang w:val="en-US" w:eastAsia="ru-RU"/>
         </w:rPr>
-        <w:t>client_id</w:t>
-      </w:r>
-      <w:proofErr w:type="spellEnd"/>
+        <w:br/>
+        <w:t xml:space="preserve">           VALUES (%s,%s,%s,%s,%s)"""</w:t>
+      </w:r>
+      <w:r>
+        <w:rPr>
+          <w:rFonts w:ascii="Courier New" w:eastAsia="Times New Roman" w:hAnsi="Courier New" w:cs="Courier New"/>
+          <w:color w:val="60A498"/>
+          <w:sz w:val="18"/>
+          <w:szCs w:val="18"/>
+          <w:lang w:val="en-US" w:eastAsia="ru-RU"/>
+        </w:rPr>
+        <w:t>,</w:t>
+      </w:r>
+      <w:r>
+        <w:rPr>
+          <w:rFonts w:ascii="Courier New" w:eastAsia="Times New Roman" w:hAnsi="Courier New" w:cs="Courier New"/>
+          <w:color w:val="60A498"/>
+          <w:sz w:val="18"/>
+          <w:szCs w:val="18"/>
+          <w:lang w:val="en-US" w:eastAsia="ru-RU"/>
+        </w:rPr>
+        <w:br/>
+        <w:t xml:space="preserve">        </w:t>
+      </w:r>
+      <w:r>
+        <w:rPr>
+          <w:rFonts w:ascii="Courier New" w:eastAsia="Times New Roman" w:hAnsi="Courier New" w:cs="Courier New"/>
+          <w:color w:val="F8F8F2"/>
+          <w:sz w:val="18"/>
+          <w:szCs w:val="18"/>
+          <w:lang w:val="en-US" w:eastAsia="ru-RU"/>
+        </w:rPr>
+        <w:t>(</w:t>
+      </w:r>
+      <w:r>
+        <w:rPr>
+          <w:rFonts w:ascii="Courier New" w:eastAsia="Times New Roman" w:hAnsi="Courier New" w:cs="Courier New"/>
+          <w:color w:val="F8F8F2"/>
+          <w:sz w:val="18"/>
+          <w:szCs w:val="18"/>
+          <w:lang w:val="en-US" w:eastAsia="ru-RU"/>
+        </w:rPr>
+        <w:br/>
+        <w:t xml:space="preserve">            random.</w:t>
+      </w:r>
+      <w:r>
+        <w:rPr>
+          <w:rFonts w:ascii="Courier New" w:eastAsia="Times New Roman" w:hAnsi="Courier New" w:cs="Courier New"/>
+          <w:color w:val="FF9CEA"/>
+          <w:sz w:val="18"/>
+          <w:szCs w:val="18"/>
+          <w:lang w:val="en-US" w:eastAsia="ru-RU"/>
+        </w:rPr>
+        <w:t>randint</w:t>
+      </w:r>
+      <w:r>
+        <w:rPr>
+          <w:rFonts w:ascii="Courier New" w:eastAsia="Times New Roman" w:hAnsi="Courier New" w:cs="Courier New"/>
+          <w:color w:val="F8F8F2"/>
+          <w:sz w:val="18"/>
+          <w:szCs w:val="18"/>
+          <w:lang w:val="en-US" w:eastAsia="ru-RU"/>
+        </w:rPr>
+        <w:t>(</w:t>
+      </w:r>
+      <w:r>
+        <w:rPr>
+          <w:rFonts w:ascii="Courier New" w:eastAsia="Times New Roman" w:hAnsi="Courier New" w:cs="Courier New"/>
+          <w:color w:val="86DBFD"/>
+          <w:sz w:val="18"/>
+          <w:szCs w:val="18"/>
+          <w:lang w:val="en-US" w:eastAsia="ru-RU"/>
+        </w:rPr>
+        <w:t>1</w:t>
+      </w:r>
+      <w:r>
+        <w:rPr>
+          <w:rFonts w:ascii="Courier New" w:eastAsia="Times New Roman" w:hAnsi="Courier New" w:cs="Courier New"/>
+          <w:color w:val="60A498"/>
+          <w:sz w:val="18"/>
+          <w:szCs w:val="18"/>
+          <w:lang w:val="en-US" w:eastAsia="ru-RU"/>
+        </w:rPr>
+        <w:t xml:space="preserve">, </w:t>
+      </w:r>
+      <w:r>
+        <w:rPr>
+          <w:rFonts w:ascii="Courier New" w:eastAsia="Times New Roman" w:hAnsi="Courier New" w:cs="Courier New"/>
+          <w:color w:val="86DBFD"/>
+          <w:sz w:val="18"/>
+          <w:szCs w:val="18"/>
+          <w:lang w:val="en-US" w:eastAsia="ru-RU"/>
+        </w:rPr>
+        <w:t>50</w:t>
+      </w:r>
+      <w:r>
+        <w:rPr>
+          <w:rFonts w:ascii="Courier New" w:eastAsia="Times New Roman" w:hAnsi="Courier New" w:cs="Courier New"/>
+          <w:color w:val="F8F8F2"/>
+          <w:sz w:val="18"/>
+          <w:szCs w:val="18"/>
+          <w:lang w:val="en-US" w:eastAsia="ru-RU"/>
+        </w:rPr>
+        <w:t>)</w:t>
+      </w:r>
+      <w:r>
+        <w:rPr>
+          <w:rFonts w:ascii="Courier New" w:eastAsia="Times New Roman" w:hAnsi="Courier New" w:cs="Courier New"/>
+          <w:color w:val="60A498"/>
+          <w:sz w:val="18"/>
+          <w:szCs w:val="18"/>
+          <w:lang w:val="en-US" w:eastAsia="ru-RU"/>
+        </w:rPr>
+        <w:t>,</w:t>
+      </w:r>
+      <w:r>
+        <w:rPr>
+          <w:rFonts w:ascii="Courier New" w:eastAsia="Times New Roman" w:hAnsi="Courier New" w:cs="Courier New"/>
+          <w:color w:val="60A498"/>
+          <w:sz w:val="18"/>
+          <w:szCs w:val="18"/>
+          <w:lang w:val="en-US" w:eastAsia="ru-RU"/>
+        </w:rPr>
+        <w:br/>
+        <w:t xml:space="preserve">            </w:t>
+      </w:r>
+      <w:r>
+        <w:rPr>
+          <w:rFonts w:ascii="Courier New" w:eastAsia="Times New Roman" w:hAnsi="Courier New" w:cs="Courier New"/>
+          <w:color w:val="F8F8F2"/>
+          <w:sz w:val="18"/>
+          <w:szCs w:val="18"/>
+          <w:lang w:val="en-US" w:eastAsia="ru-RU"/>
+        </w:rPr>
+        <w:t>random.</w:t>
+      </w:r>
+      <w:r>
+        <w:rPr>
+          <w:rFonts w:ascii="Courier New" w:eastAsia="Times New Roman" w:hAnsi="Courier New" w:cs="Courier New"/>
+          <w:color w:val="FF9CEA"/>
+          <w:sz w:val="18"/>
+          <w:szCs w:val="18"/>
+          <w:lang w:val="en-US" w:eastAsia="ru-RU"/>
+        </w:rPr>
+        <w:t>randint</w:t>
+      </w:r>
+      <w:r>
+        <w:rPr>
+          <w:rFonts w:ascii="Courier New" w:eastAsia="Times New Roman" w:hAnsi="Courier New" w:cs="Courier New"/>
+          <w:color w:val="F8F8F2"/>
+          <w:sz w:val="18"/>
+          <w:szCs w:val="18"/>
+          <w:lang w:val="en-US" w:eastAsia="ru-RU"/>
+        </w:rPr>
+        <w:t>(</w:t>
+      </w:r>
+      <w:r>
+        <w:rPr>
+          <w:rFonts w:ascii="Courier New" w:eastAsia="Times New Roman" w:hAnsi="Courier New" w:cs="Courier New"/>
+          <w:color w:val="86DBFD"/>
+          <w:sz w:val="18"/>
+          <w:szCs w:val="18"/>
+          <w:lang w:val="en-US" w:eastAsia="ru-RU"/>
+        </w:rPr>
+        <w:t>1</w:t>
+      </w:r>
+      <w:r>
+        <w:rPr>
+          <w:rFonts w:ascii="Courier New" w:eastAsia="Times New Roman" w:hAnsi="Courier New" w:cs="Courier New"/>
+          <w:color w:val="60A498"/>
+          <w:sz w:val="18"/>
+          <w:szCs w:val="18"/>
+          <w:lang w:val="en-US" w:eastAsia="ru-RU"/>
+        </w:rPr>
+        <w:t xml:space="preserve">, </w:t>
+      </w:r>
+      <w:r>
+        <w:rPr>
+          <w:rFonts w:ascii="Courier New" w:eastAsia="Times New Roman" w:hAnsi="Courier New" w:cs="Courier New"/>
+          <w:color w:val="86DBFD"/>
+          <w:sz w:val="18"/>
+          <w:szCs w:val="18"/>
+          <w:lang w:val="en-US" w:eastAsia="ru-RU"/>
+        </w:rPr>
+        <w:t>3</w:t>
+      </w:r>
+      <w:r>
+        <w:rPr>
+          <w:rFonts w:ascii="Courier New" w:eastAsia="Times New Roman" w:hAnsi="Courier New" w:cs="Courier New"/>
+          <w:color w:val="F8F8F2"/>
+          <w:sz w:val="18"/>
+          <w:szCs w:val="18"/>
+          <w:lang w:val="en-US" w:eastAsia="ru-RU"/>
+        </w:rPr>
+        <w:t>)</w:t>
+      </w:r>
+      <w:r>
+        <w:rPr>
+          <w:rFonts w:ascii="Courier New" w:eastAsia="Times New Roman" w:hAnsi="Courier New" w:cs="Courier New"/>
+          <w:color w:val="60A498"/>
+          <w:sz w:val="18"/>
+          <w:szCs w:val="18"/>
+          <w:lang w:val="en-US" w:eastAsia="ru-RU"/>
+        </w:rPr>
+        <w:t>,</w:t>
+      </w:r>
+      <w:r>
+        <w:rPr>
+          <w:rFonts w:ascii="Courier New" w:eastAsia="Times New Roman" w:hAnsi="Courier New" w:cs="Courier New"/>
+          <w:color w:val="60A498"/>
+          <w:sz w:val="18"/>
+          <w:szCs w:val="18"/>
+          <w:lang w:val="en-US" w:eastAsia="ru-RU"/>
+        </w:rPr>
+        <w:br/>
+        <w:t xml:space="preserve">            </w:t>
+      </w:r>
       <w:r>
         <w:rPr>
           <w:rFonts w:ascii="Courier New" w:eastAsia="Times New Roman" w:hAnsi="Courier New" w:cs="Courier New"/>
@@ -29191,9 +27950,18 @@
           <w:szCs w:val="18"/>
           <w:lang w:val="en-US" w:eastAsia="ru-RU"/>
         </w:rPr>
-        <w:t xml:space="preserve">, </w:t>
-      </w:r>
-      <w:proofErr w:type="spellStart"/>
+        <w:t>f"Pet_{</w:t>
+      </w:r>
+      <w:r>
+        <w:rPr>
+          <w:rFonts w:ascii="Courier New" w:eastAsia="Times New Roman" w:hAnsi="Courier New" w:cs="Courier New"/>
+          <w:color w:val="F8F8F2"/>
+          <w:sz w:val="18"/>
+          <w:szCs w:val="18"/>
+          <w:lang w:val="en-US" w:eastAsia="ru-RU"/>
+        </w:rPr>
+        <w:t>i</w:t>
+      </w:r>
       <w:r>
         <w:rPr>
           <w:rFonts w:ascii="Courier New" w:eastAsia="Times New Roman" w:hAnsi="Courier New" w:cs="Courier New"/>
@@ -29202,51 +27970,7 @@
           <w:szCs w:val="18"/>
           <w:lang w:val="en-US" w:eastAsia="ru-RU"/>
         </w:rPr>
-        <w:t>species_id</w:t>
-      </w:r>
-      <w:proofErr w:type="spellEnd"/>
-      <w:r>
-        <w:rPr>
-          <w:rFonts w:ascii="Courier New" w:eastAsia="Times New Roman" w:hAnsi="Courier New" w:cs="Courier New"/>
-          <w:color w:val="B5F6BA"/>
-          <w:sz w:val="18"/>
-          <w:szCs w:val="18"/>
-          <w:lang w:val="en-US" w:eastAsia="ru-RU"/>
-        </w:rPr>
-        <w:t>, nickname, age, weight)</w:t>
-      </w:r>
-      <w:r>
-        <w:rPr>
-          <w:rFonts w:ascii="Courier New" w:eastAsia="Times New Roman" w:hAnsi="Courier New" w:cs="Courier New"/>
-          <w:color w:val="B5F6BA"/>
-          <w:sz w:val="18"/>
-          <w:szCs w:val="18"/>
-          <w:lang w:val="en-US" w:eastAsia="ru-RU"/>
-        </w:rPr>
-        <w:br/>
-        <w:t xml:space="preserve">           VALUES (%</w:t>
-      </w:r>
-      <w:proofErr w:type="spellStart"/>
-      <w:r>
-        <w:rPr>
-          <w:rFonts w:ascii="Courier New" w:eastAsia="Times New Roman" w:hAnsi="Courier New" w:cs="Courier New"/>
-          <w:color w:val="B5F6BA"/>
-          <w:sz w:val="18"/>
-          <w:szCs w:val="18"/>
-          <w:lang w:val="en-US" w:eastAsia="ru-RU"/>
-        </w:rPr>
-        <w:t>s,%s,%s,%s,%s</w:t>
-      </w:r>
-      <w:proofErr w:type="spellEnd"/>
-      <w:r>
-        <w:rPr>
-          <w:rFonts w:ascii="Courier New" w:eastAsia="Times New Roman" w:hAnsi="Courier New" w:cs="Courier New"/>
-          <w:color w:val="B5F6BA"/>
-          <w:sz w:val="18"/>
-          <w:szCs w:val="18"/>
-          <w:lang w:val="en-US" w:eastAsia="ru-RU"/>
-        </w:rPr>
-        <w:t>)"""</w:t>
+        <w:t>}"</w:t>
       </w:r>
       <w:r>
         <w:rPr>
@@ -29267,7 +27991,7 @@
           <w:lang w:val="en-US" w:eastAsia="ru-RU"/>
         </w:rPr>
         <w:br/>
-        <w:t xml:space="preserve">        </w:t>
+        <w:t xml:space="preserve">            </w:t>
       </w:r>
       <w:r>
         <w:rPr>
@@ -29277,28 +28001,6 @@
           <w:szCs w:val="18"/>
           <w:lang w:val="en-US" w:eastAsia="ru-RU"/>
         </w:rPr>
-        <w:t>(</w:t>
-      </w:r>
-      <w:r>
-        <w:rPr>
-          <w:rFonts w:ascii="Courier New" w:eastAsia="Times New Roman" w:hAnsi="Courier New" w:cs="Courier New"/>
-          <w:color w:val="F8F8F2"/>
-          <w:sz w:val="18"/>
-          <w:szCs w:val="18"/>
-          <w:lang w:val="en-US" w:eastAsia="ru-RU"/>
-        </w:rPr>
-        <w:br/>
-        <w:t xml:space="preserve">            </w:t>
-      </w:r>
-      <w:proofErr w:type="spellStart"/>
-      <w:r>
-        <w:rPr>
-          <w:rFonts w:ascii="Courier New" w:eastAsia="Times New Roman" w:hAnsi="Courier New" w:cs="Courier New"/>
-          <w:color w:val="F8F8F2"/>
-          <w:sz w:val="18"/>
-          <w:szCs w:val="18"/>
-          <w:lang w:val="en-US" w:eastAsia="ru-RU"/>
-        </w:rPr>
         <w:t>random.</w:t>
       </w:r>
       <w:r>
@@ -29311,258 +28013,6 @@
         </w:rPr>
         <w:t>randint</w:t>
       </w:r>
-      <w:proofErr w:type="spellEnd"/>
-      <w:r>
-        <w:rPr>
-          <w:rFonts w:ascii="Courier New" w:eastAsia="Times New Roman" w:hAnsi="Courier New" w:cs="Courier New"/>
-          <w:color w:val="F8F8F2"/>
-          <w:sz w:val="18"/>
-          <w:szCs w:val="18"/>
-          <w:lang w:val="en-US" w:eastAsia="ru-RU"/>
-        </w:rPr>
-        <w:t>(</w:t>
-      </w:r>
-      <w:r>
-        <w:rPr>
-          <w:rFonts w:ascii="Courier New" w:eastAsia="Times New Roman" w:hAnsi="Courier New" w:cs="Courier New"/>
-          <w:color w:val="86DBFD"/>
-          <w:sz w:val="18"/>
-          <w:szCs w:val="18"/>
-          <w:lang w:val="en-US" w:eastAsia="ru-RU"/>
-        </w:rPr>
-        <w:t>1</w:t>
-      </w:r>
-      <w:r>
-        <w:rPr>
-          <w:rFonts w:ascii="Courier New" w:eastAsia="Times New Roman" w:hAnsi="Courier New" w:cs="Courier New"/>
-          <w:color w:val="60A498"/>
-          <w:sz w:val="18"/>
-          <w:szCs w:val="18"/>
-          <w:lang w:val="en-US" w:eastAsia="ru-RU"/>
-        </w:rPr>
-        <w:t xml:space="preserve">, </w:t>
-      </w:r>
-      <w:r>
-        <w:rPr>
-          <w:rFonts w:ascii="Courier New" w:eastAsia="Times New Roman" w:hAnsi="Courier New" w:cs="Courier New"/>
-          <w:color w:val="86DBFD"/>
-          <w:sz w:val="18"/>
-          <w:szCs w:val="18"/>
-          <w:lang w:val="en-US" w:eastAsia="ru-RU"/>
-        </w:rPr>
-        <w:t>50</w:t>
-      </w:r>
-      <w:r>
-        <w:rPr>
-          <w:rFonts w:ascii="Courier New" w:eastAsia="Times New Roman" w:hAnsi="Courier New" w:cs="Courier New"/>
-          <w:color w:val="F8F8F2"/>
-          <w:sz w:val="18"/>
-          <w:szCs w:val="18"/>
-          <w:lang w:val="en-US" w:eastAsia="ru-RU"/>
-        </w:rPr>
-        <w:t>)</w:t>
-      </w:r>
-      <w:r>
-        <w:rPr>
-          <w:rFonts w:ascii="Courier New" w:eastAsia="Times New Roman" w:hAnsi="Courier New" w:cs="Courier New"/>
-          <w:color w:val="60A498"/>
-          <w:sz w:val="18"/>
-          <w:szCs w:val="18"/>
-          <w:lang w:val="en-US" w:eastAsia="ru-RU"/>
-        </w:rPr>
-        <w:t>,</w:t>
-      </w:r>
-      <w:r>
-        <w:rPr>
-          <w:rFonts w:ascii="Courier New" w:eastAsia="Times New Roman" w:hAnsi="Courier New" w:cs="Courier New"/>
-          <w:color w:val="60A498"/>
-          <w:sz w:val="18"/>
-          <w:szCs w:val="18"/>
-          <w:lang w:val="en-US" w:eastAsia="ru-RU"/>
-        </w:rPr>
-        <w:br/>
-        <w:t xml:space="preserve">            </w:t>
-      </w:r>
-      <w:proofErr w:type="spellStart"/>
-      <w:r>
-        <w:rPr>
-          <w:rFonts w:ascii="Courier New" w:eastAsia="Times New Roman" w:hAnsi="Courier New" w:cs="Courier New"/>
-          <w:color w:val="F8F8F2"/>
-          <w:sz w:val="18"/>
-          <w:szCs w:val="18"/>
-          <w:lang w:val="en-US" w:eastAsia="ru-RU"/>
-        </w:rPr>
-        <w:t>random.</w:t>
-      </w:r>
-      <w:r>
-        <w:rPr>
-          <w:rFonts w:ascii="Courier New" w:eastAsia="Times New Roman" w:hAnsi="Courier New" w:cs="Courier New"/>
-          <w:color w:val="FF9CEA"/>
-          <w:sz w:val="18"/>
-          <w:szCs w:val="18"/>
-          <w:lang w:val="en-US" w:eastAsia="ru-RU"/>
-        </w:rPr>
-        <w:t>randint</w:t>
-      </w:r>
-      <w:proofErr w:type="spellEnd"/>
-      <w:r>
-        <w:rPr>
-          <w:rFonts w:ascii="Courier New" w:eastAsia="Times New Roman" w:hAnsi="Courier New" w:cs="Courier New"/>
-          <w:color w:val="F8F8F2"/>
-          <w:sz w:val="18"/>
-          <w:szCs w:val="18"/>
-          <w:lang w:val="en-US" w:eastAsia="ru-RU"/>
-        </w:rPr>
-        <w:t>(</w:t>
-      </w:r>
-      <w:r>
-        <w:rPr>
-          <w:rFonts w:ascii="Courier New" w:eastAsia="Times New Roman" w:hAnsi="Courier New" w:cs="Courier New"/>
-          <w:color w:val="86DBFD"/>
-          <w:sz w:val="18"/>
-          <w:szCs w:val="18"/>
-          <w:lang w:val="en-US" w:eastAsia="ru-RU"/>
-        </w:rPr>
-        <w:t>1</w:t>
-      </w:r>
-      <w:r>
-        <w:rPr>
-          <w:rFonts w:ascii="Courier New" w:eastAsia="Times New Roman" w:hAnsi="Courier New" w:cs="Courier New"/>
-          <w:color w:val="60A498"/>
-          <w:sz w:val="18"/>
-          <w:szCs w:val="18"/>
-          <w:lang w:val="en-US" w:eastAsia="ru-RU"/>
-        </w:rPr>
-        <w:t xml:space="preserve">, </w:t>
-      </w:r>
-      <w:r>
-        <w:rPr>
-          <w:rFonts w:ascii="Courier New" w:eastAsia="Times New Roman" w:hAnsi="Courier New" w:cs="Courier New"/>
-          <w:color w:val="86DBFD"/>
-          <w:sz w:val="18"/>
-          <w:szCs w:val="18"/>
-          <w:lang w:val="en-US" w:eastAsia="ru-RU"/>
-        </w:rPr>
-        <w:t>3</w:t>
-      </w:r>
-      <w:r>
-        <w:rPr>
-          <w:rFonts w:ascii="Courier New" w:eastAsia="Times New Roman" w:hAnsi="Courier New" w:cs="Courier New"/>
-          <w:color w:val="F8F8F2"/>
-          <w:sz w:val="18"/>
-          <w:szCs w:val="18"/>
-          <w:lang w:val="en-US" w:eastAsia="ru-RU"/>
-        </w:rPr>
-        <w:t>)</w:t>
-      </w:r>
-      <w:r>
-        <w:rPr>
-          <w:rFonts w:ascii="Courier New" w:eastAsia="Times New Roman" w:hAnsi="Courier New" w:cs="Courier New"/>
-          <w:color w:val="60A498"/>
-          <w:sz w:val="18"/>
-          <w:szCs w:val="18"/>
-          <w:lang w:val="en-US" w:eastAsia="ru-RU"/>
-        </w:rPr>
-        <w:t>,</w:t>
-      </w:r>
-      <w:r>
-        <w:rPr>
-          <w:rFonts w:ascii="Courier New" w:eastAsia="Times New Roman" w:hAnsi="Courier New" w:cs="Courier New"/>
-          <w:color w:val="60A498"/>
-          <w:sz w:val="18"/>
-          <w:szCs w:val="18"/>
-          <w:lang w:val="en-US" w:eastAsia="ru-RU"/>
-        </w:rPr>
-        <w:br/>
-        <w:t xml:space="preserve">            </w:t>
-      </w:r>
-      <w:proofErr w:type="spellStart"/>
-      <w:r>
-        <w:rPr>
-          <w:rFonts w:ascii="Courier New" w:eastAsia="Times New Roman" w:hAnsi="Courier New" w:cs="Courier New"/>
-          <w:color w:val="B5F6BA"/>
-          <w:sz w:val="18"/>
-          <w:szCs w:val="18"/>
-          <w:lang w:val="en-US" w:eastAsia="ru-RU"/>
-        </w:rPr>
-        <w:t>f"Pet</w:t>
-      </w:r>
-      <w:proofErr w:type="spellEnd"/>
-      <w:r>
-        <w:rPr>
-          <w:rFonts w:ascii="Courier New" w:eastAsia="Times New Roman" w:hAnsi="Courier New" w:cs="Courier New"/>
-          <w:color w:val="B5F6BA"/>
-          <w:sz w:val="18"/>
-          <w:szCs w:val="18"/>
-          <w:lang w:val="en-US" w:eastAsia="ru-RU"/>
-        </w:rPr>
-        <w:t>_{</w:t>
-      </w:r>
-      <w:proofErr w:type="spellStart"/>
-      <w:r>
-        <w:rPr>
-          <w:rFonts w:ascii="Courier New" w:eastAsia="Times New Roman" w:hAnsi="Courier New" w:cs="Courier New"/>
-          <w:color w:val="F8F8F2"/>
-          <w:sz w:val="18"/>
-          <w:szCs w:val="18"/>
-          <w:lang w:val="en-US" w:eastAsia="ru-RU"/>
-        </w:rPr>
-        <w:t>i</w:t>
-      </w:r>
-      <w:proofErr w:type="spellEnd"/>
-      <w:r>
-        <w:rPr>
-          <w:rFonts w:ascii="Courier New" w:eastAsia="Times New Roman" w:hAnsi="Courier New" w:cs="Courier New"/>
-          <w:color w:val="B5F6BA"/>
-          <w:sz w:val="18"/>
-          <w:szCs w:val="18"/>
-          <w:lang w:val="en-US" w:eastAsia="ru-RU"/>
-        </w:rPr>
-        <w:t>}"</w:t>
-      </w:r>
-      <w:r>
-        <w:rPr>
-          <w:rFonts w:ascii="Courier New" w:eastAsia="Times New Roman" w:hAnsi="Courier New" w:cs="Courier New"/>
-          <w:color w:val="60A498"/>
-          <w:sz w:val="18"/>
-          <w:szCs w:val="18"/>
-          <w:lang w:val="en-US" w:eastAsia="ru-RU"/>
-        </w:rPr>
-        <w:t>,</w:t>
-      </w:r>
-      <w:r>
-        <w:rPr>
-          <w:rFonts w:ascii="Courier New" w:eastAsia="Times New Roman" w:hAnsi="Courier New" w:cs="Courier New"/>
-          <w:color w:val="60A498"/>
-          <w:sz w:val="18"/>
-          <w:szCs w:val="18"/>
-          <w:lang w:val="en-US" w:eastAsia="ru-RU"/>
-        </w:rPr>
-        <w:br/>
-        <w:t xml:space="preserve">            </w:t>
-      </w:r>
-      <w:proofErr w:type="spellStart"/>
-      <w:r>
-        <w:rPr>
-          <w:rFonts w:ascii="Courier New" w:eastAsia="Times New Roman" w:hAnsi="Courier New" w:cs="Courier New"/>
-          <w:color w:val="F8F8F2"/>
-          <w:sz w:val="18"/>
-          <w:szCs w:val="18"/>
-          <w:lang w:val="en-US" w:eastAsia="ru-RU"/>
-        </w:rPr>
-        <w:t>random.</w:t>
-      </w:r>
-      <w:r>
-        <w:rPr>
-          <w:rFonts w:ascii="Courier New" w:eastAsia="Times New Roman" w:hAnsi="Courier New" w:cs="Courier New"/>
-          <w:color w:val="FF9CEA"/>
-          <w:sz w:val="18"/>
-          <w:szCs w:val="18"/>
-          <w:lang w:val="en-US" w:eastAsia="ru-RU"/>
-        </w:rPr>
-        <w:t>randint</w:t>
-      </w:r>
-      <w:proofErr w:type="spellEnd"/>
       <w:r>
         <w:rPr>
           <w:rFonts w:ascii="Courier New" w:eastAsia="Times New Roman" w:hAnsi="Courier New" w:cs="Courier New"/>
@@ -29654,18 +28104,7 @@
           <w:szCs w:val="18"/>
           <w:lang w:val="en-US" w:eastAsia="ru-RU"/>
         </w:rPr>
-        <w:t>(</w:t>
-      </w:r>
-      <w:proofErr w:type="spellStart"/>
-      <w:r>
-        <w:rPr>
-          <w:rFonts w:ascii="Courier New" w:eastAsia="Times New Roman" w:hAnsi="Courier New" w:cs="Courier New"/>
-          <w:color w:val="F8F8F2"/>
-          <w:sz w:val="18"/>
-          <w:szCs w:val="18"/>
-          <w:lang w:val="en-US" w:eastAsia="ru-RU"/>
-        </w:rPr>
-        <w:t>random.</w:t>
+        <w:t>(random.</w:t>
       </w:r>
       <w:r>
         <w:rPr>
@@ -29677,7 +28116,6 @@
         </w:rPr>
         <w:t>uniform</w:t>
       </w:r>
-      <w:proofErr w:type="spellEnd"/>
       <w:r>
         <w:rPr>
           <w:rFonts w:ascii="Courier New" w:eastAsia="Times New Roman" w:hAnsi="Courier New" w:cs="Courier New"/>
@@ -29870,7 +28308,6 @@
         </w:rPr>
         <w:t xml:space="preserve">for </w:t>
       </w:r>
-      <w:proofErr w:type="spellStart"/>
       <w:r>
         <w:rPr>
           <w:rFonts w:ascii="Courier New" w:eastAsia="Times New Roman" w:hAnsi="Courier New" w:cs="Courier New"/>
@@ -29879,18 +28316,7 @@
           <w:szCs w:val="18"/>
           <w:lang w:val="en-US" w:eastAsia="ru-RU"/>
         </w:rPr>
-        <w:t>i</w:t>
-      </w:r>
-      <w:proofErr w:type="spellEnd"/>
-      <w:r>
-        <w:rPr>
-          <w:rFonts w:ascii="Courier New" w:eastAsia="Times New Roman" w:hAnsi="Courier New" w:cs="Courier New"/>
-          <w:color w:val="F8F8F2"/>
-          <w:sz w:val="18"/>
-          <w:szCs w:val="18"/>
-          <w:lang w:val="en-US" w:eastAsia="ru-RU"/>
-        </w:rPr>
-        <w:t xml:space="preserve"> </w:t>
+        <w:t xml:space="preserve">i </w:t>
       </w:r>
       <w:r>
         <w:rPr>
@@ -29965,7 +28391,6 @@
         <w:br/>
         <w:t xml:space="preserve">    </w:t>
       </w:r>
-      <w:proofErr w:type="spellStart"/>
       <w:r>
         <w:rPr>
           <w:rFonts w:ascii="Courier New" w:eastAsia="Times New Roman" w:hAnsi="Courier New" w:cs="Courier New"/>
@@ -29986,7 +28411,6 @@
         </w:rPr>
         <w:t>execute</w:t>
       </w:r>
-      <w:proofErr w:type="spellEnd"/>
       <w:r>
         <w:rPr>
           <w:rFonts w:ascii="Courier New" w:eastAsia="Times New Roman" w:hAnsi="Courier New" w:cs="Courier New"/>
@@ -30016,9 +28440,8 @@
           <w:szCs w:val="18"/>
           <w:lang w:val="en-US" w:eastAsia="ru-RU"/>
         </w:rPr>
-        <w:t>"""INSERT INTO Visit (</w:t>
-      </w:r>
-      <w:proofErr w:type="spellStart"/>
+        <w:t>"""INSERT INTO Visit (doctor_id, pet_id, visit_date, status)</w:t>
+      </w:r>
       <w:r>
         <w:rPr>
           <w:rFonts w:ascii="Courier New" w:eastAsia="Times New Roman" w:hAnsi="Courier New" w:cs="Courier New"/>
@@ -30027,9 +28450,233 @@
           <w:szCs w:val="18"/>
           <w:lang w:val="en-US" w:eastAsia="ru-RU"/>
         </w:rPr>
-        <w:t>doctor_id</w:t>
-      </w:r>
-      <w:proofErr w:type="spellEnd"/>
+        <w:br/>
+        <w:t xml:space="preserve">           VALUES (%s,%s,%s,%s)"""</w:t>
+      </w:r>
+      <w:r>
+        <w:rPr>
+          <w:rFonts w:ascii="Courier New" w:eastAsia="Times New Roman" w:hAnsi="Courier New" w:cs="Courier New"/>
+          <w:color w:val="60A498"/>
+          <w:sz w:val="18"/>
+          <w:szCs w:val="18"/>
+          <w:lang w:val="en-US" w:eastAsia="ru-RU"/>
+        </w:rPr>
+        <w:t>,</w:t>
+      </w:r>
+      <w:r>
+        <w:rPr>
+          <w:rFonts w:ascii="Courier New" w:eastAsia="Times New Roman" w:hAnsi="Courier New" w:cs="Courier New"/>
+          <w:color w:val="60A498"/>
+          <w:sz w:val="18"/>
+          <w:szCs w:val="18"/>
+          <w:lang w:val="en-US" w:eastAsia="ru-RU"/>
+        </w:rPr>
+        <w:br/>
+        <w:t xml:space="preserve">        </w:t>
+      </w:r>
+      <w:r>
+        <w:rPr>
+          <w:rFonts w:ascii="Courier New" w:eastAsia="Times New Roman" w:hAnsi="Courier New" w:cs="Courier New"/>
+          <w:color w:val="F8F8F2"/>
+          <w:sz w:val="18"/>
+          <w:szCs w:val="18"/>
+          <w:lang w:val="en-US" w:eastAsia="ru-RU"/>
+        </w:rPr>
+        <w:t>(</w:t>
+      </w:r>
+      <w:r>
+        <w:rPr>
+          <w:rFonts w:ascii="Courier New" w:eastAsia="Times New Roman" w:hAnsi="Courier New" w:cs="Courier New"/>
+          <w:color w:val="F8F8F2"/>
+          <w:sz w:val="18"/>
+          <w:szCs w:val="18"/>
+          <w:lang w:val="en-US" w:eastAsia="ru-RU"/>
+        </w:rPr>
+        <w:br/>
+        <w:t xml:space="preserve">            </w:t>
+      </w:r>
+      <w:r>
+        <w:rPr>
+          <w:rFonts w:ascii="Courier New" w:eastAsia="Times New Roman" w:hAnsi="Courier New" w:cs="Courier New"/>
+          <w:color w:val="86DBFD"/>
+          <w:sz w:val="18"/>
+          <w:szCs w:val="18"/>
+          <w:lang w:val="en-US" w:eastAsia="ru-RU"/>
+        </w:rPr>
+        <w:t>1</w:t>
+      </w:r>
+      <w:r>
+        <w:rPr>
+          <w:rFonts w:ascii="Courier New" w:eastAsia="Times New Roman" w:hAnsi="Courier New" w:cs="Courier New"/>
+          <w:color w:val="60A498"/>
+          <w:sz w:val="18"/>
+          <w:szCs w:val="18"/>
+          <w:lang w:val="en-US" w:eastAsia="ru-RU"/>
+        </w:rPr>
+        <w:t>,</w:t>
+      </w:r>
+      <w:r>
+        <w:rPr>
+          <w:rFonts w:ascii="Courier New" w:eastAsia="Times New Roman" w:hAnsi="Courier New" w:cs="Courier New"/>
+          <w:color w:val="60A498"/>
+          <w:sz w:val="18"/>
+          <w:szCs w:val="18"/>
+          <w:lang w:val="en-US" w:eastAsia="ru-RU"/>
+        </w:rPr>
+        <w:br/>
+        <w:t xml:space="preserve">            </w:t>
+      </w:r>
+      <w:r>
+        <w:rPr>
+          <w:rFonts w:ascii="Courier New" w:eastAsia="Times New Roman" w:hAnsi="Courier New" w:cs="Courier New"/>
+          <w:color w:val="F8F8F2"/>
+          <w:sz w:val="18"/>
+          <w:szCs w:val="18"/>
+          <w:lang w:val="en-US" w:eastAsia="ru-RU"/>
+        </w:rPr>
+        <w:t>random.</w:t>
+      </w:r>
+      <w:r>
+        <w:rPr>
+          <w:rFonts w:ascii="Courier New" w:eastAsia="Times New Roman" w:hAnsi="Courier New" w:cs="Courier New"/>
+          <w:color w:val="FF9CEA"/>
+          <w:sz w:val="18"/>
+          <w:szCs w:val="18"/>
+          <w:lang w:val="en-US" w:eastAsia="ru-RU"/>
+        </w:rPr>
+        <w:t>randint</w:t>
+      </w:r>
+      <w:r>
+        <w:rPr>
+          <w:rFonts w:ascii="Courier New" w:eastAsia="Times New Roman" w:hAnsi="Courier New" w:cs="Courier New"/>
+          <w:color w:val="F8F8F2"/>
+          <w:sz w:val="18"/>
+          <w:szCs w:val="18"/>
+          <w:lang w:val="en-US" w:eastAsia="ru-RU"/>
+        </w:rPr>
+        <w:t>(</w:t>
+      </w:r>
+      <w:r>
+        <w:rPr>
+          <w:rFonts w:ascii="Courier New" w:eastAsia="Times New Roman" w:hAnsi="Courier New" w:cs="Courier New"/>
+          <w:color w:val="86DBFD"/>
+          <w:sz w:val="18"/>
+          <w:szCs w:val="18"/>
+          <w:lang w:val="en-US" w:eastAsia="ru-RU"/>
+        </w:rPr>
+        <w:t>1</w:t>
+      </w:r>
+      <w:r>
+        <w:rPr>
+          <w:rFonts w:ascii="Courier New" w:eastAsia="Times New Roman" w:hAnsi="Courier New" w:cs="Courier New"/>
+          <w:color w:val="60A498"/>
+          <w:sz w:val="18"/>
+          <w:szCs w:val="18"/>
+          <w:lang w:val="en-US" w:eastAsia="ru-RU"/>
+        </w:rPr>
+        <w:t xml:space="preserve">, </w:t>
+      </w:r>
+      <w:r>
+        <w:rPr>
+          <w:rFonts w:ascii="Courier New" w:eastAsia="Times New Roman" w:hAnsi="Courier New" w:cs="Courier New"/>
+          <w:color w:val="86DBFD"/>
+          <w:sz w:val="18"/>
+          <w:szCs w:val="18"/>
+          <w:lang w:val="en-US" w:eastAsia="ru-RU"/>
+        </w:rPr>
+        <w:t>100</w:t>
+      </w:r>
+      <w:r>
+        <w:rPr>
+          <w:rFonts w:ascii="Courier New" w:eastAsia="Times New Roman" w:hAnsi="Courier New" w:cs="Courier New"/>
+          <w:color w:val="F8F8F2"/>
+          <w:sz w:val="18"/>
+          <w:szCs w:val="18"/>
+          <w:lang w:val="en-US" w:eastAsia="ru-RU"/>
+        </w:rPr>
+        <w:t>)</w:t>
+      </w:r>
+      <w:r>
+        <w:rPr>
+          <w:rFonts w:ascii="Courier New" w:eastAsia="Times New Roman" w:hAnsi="Courier New" w:cs="Courier New"/>
+          <w:color w:val="60A498"/>
+          <w:sz w:val="18"/>
+          <w:szCs w:val="18"/>
+          <w:lang w:val="en-US" w:eastAsia="ru-RU"/>
+        </w:rPr>
+        <w:t>,</w:t>
+      </w:r>
+      <w:r>
+        <w:rPr>
+          <w:rFonts w:ascii="Courier New" w:eastAsia="Times New Roman" w:hAnsi="Courier New" w:cs="Courier New"/>
+          <w:color w:val="60A498"/>
+          <w:sz w:val="18"/>
+          <w:szCs w:val="18"/>
+          <w:lang w:val="en-US" w:eastAsia="ru-RU"/>
+        </w:rPr>
+        <w:br/>
+        <w:t xml:space="preserve">            </w:t>
+      </w:r>
+      <w:r>
+        <w:rPr>
+          <w:rFonts w:ascii="Courier New" w:eastAsia="Times New Roman" w:hAnsi="Courier New" w:cs="Courier New"/>
+          <w:color w:val="F8F8F2"/>
+          <w:sz w:val="18"/>
+          <w:szCs w:val="18"/>
+          <w:lang w:val="en-US" w:eastAsia="ru-RU"/>
+        </w:rPr>
+        <w:t>datetime.</w:t>
+      </w:r>
+      <w:r>
+        <w:rPr>
+          <w:rFonts w:ascii="Courier New" w:eastAsia="Times New Roman" w:hAnsi="Courier New" w:cs="Courier New"/>
+          <w:color w:val="FF9CEA"/>
+          <w:sz w:val="18"/>
+          <w:szCs w:val="18"/>
+          <w:lang w:val="en-US" w:eastAsia="ru-RU"/>
+        </w:rPr>
+        <w:t>now</w:t>
+      </w:r>
+      <w:r>
+        <w:rPr>
+          <w:rFonts w:ascii="Courier New" w:eastAsia="Times New Roman" w:hAnsi="Courier New" w:cs="Courier New"/>
+          <w:color w:val="F8F8F2"/>
+          <w:sz w:val="18"/>
+          <w:szCs w:val="18"/>
+          <w:lang w:val="en-US" w:eastAsia="ru-RU"/>
+        </w:rPr>
+        <w:t xml:space="preserve">() </w:t>
+      </w:r>
+      <w:r>
+        <w:rPr>
+          <w:rFonts w:ascii="Courier New" w:eastAsia="Times New Roman" w:hAnsi="Courier New" w:cs="Courier New"/>
+          <w:color w:val="60A498"/>
+          <w:sz w:val="18"/>
+          <w:szCs w:val="18"/>
+          <w:lang w:val="en-US" w:eastAsia="ru-RU"/>
+        </w:rPr>
+        <w:t xml:space="preserve">- </w:t>
+      </w:r>
+      <w:r>
+        <w:rPr>
+          <w:rFonts w:ascii="Courier New" w:eastAsia="Times New Roman" w:hAnsi="Courier New" w:cs="Courier New"/>
+          <w:color w:val="FF9CEA"/>
+          <w:sz w:val="18"/>
+          <w:szCs w:val="18"/>
+          <w:lang w:val="en-US" w:eastAsia="ru-RU"/>
+        </w:rPr>
+        <w:t>timedelta</w:t>
+      </w:r>
+      <w:r>
+        <w:rPr>
+          <w:rFonts w:ascii="Courier New" w:eastAsia="Times New Roman" w:hAnsi="Courier New" w:cs="Courier New"/>
+          <w:color w:val="F8F8F2"/>
+          <w:sz w:val="18"/>
+          <w:szCs w:val="18"/>
+          <w:lang w:val="en-US" w:eastAsia="ru-RU"/>
+        </w:rPr>
+        <w:t>(</w:t>
+      </w:r>
       <w:r>
         <w:rPr>
           <w:rFonts w:ascii="Courier New" w:eastAsia="Times New Roman" w:hAnsi="Courier New" w:cs="Courier New"/>
@@ -30038,9 +28685,139 @@
           <w:szCs w:val="18"/>
           <w:lang w:val="en-US" w:eastAsia="ru-RU"/>
         </w:rPr>
+        <w:t>days</w:t>
+      </w:r>
+      <w:r>
+        <w:rPr>
+          <w:rFonts w:ascii="Courier New" w:eastAsia="Times New Roman" w:hAnsi="Courier New" w:cs="Courier New"/>
+          <w:color w:val="60A498"/>
+          <w:sz w:val="18"/>
+          <w:szCs w:val="18"/>
+          <w:lang w:val="en-US" w:eastAsia="ru-RU"/>
+        </w:rPr>
+        <w:t>=</w:t>
+      </w:r>
+      <w:r>
+        <w:rPr>
+          <w:rFonts w:ascii="Courier New" w:eastAsia="Times New Roman" w:hAnsi="Courier New" w:cs="Courier New"/>
+          <w:color w:val="F8F8F2"/>
+          <w:sz w:val="18"/>
+          <w:szCs w:val="18"/>
+          <w:lang w:val="en-US" w:eastAsia="ru-RU"/>
+        </w:rPr>
+        <w:t>random.</w:t>
+      </w:r>
+      <w:r>
+        <w:rPr>
+          <w:rFonts w:ascii="Courier New" w:eastAsia="Times New Roman" w:hAnsi="Courier New" w:cs="Courier New"/>
+          <w:color w:val="FF9CEA"/>
+          <w:sz w:val="18"/>
+          <w:szCs w:val="18"/>
+          <w:lang w:val="en-US" w:eastAsia="ru-RU"/>
+        </w:rPr>
+        <w:t>randint</w:t>
+      </w:r>
+      <w:r>
+        <w:rPr>
+          <w:rFonts w:ascii="Courier New" w:eastAsia="Times New Roman" w:hAnsi="Courier New" w:cs="Courier New"/>
+          <w:color w:val="F8F8F2"/>
+          <w:sz w:val="18"/>
+          <w:szCs w:val="18"/>
+          <w:lang w:val="en-US" w:eastAsia="ru-RU"/>
+        </w:rPr>
+        <w:t>(</w:t>
+      </w:r>
+      <w:r>
+        <w:rPr>
+          <w:rFonts w:ascii="Courier New" w:eastAsia="Times New Roman" w:hAnsi="Courier New" w:cs="Courier New"/>
+          <w:color w:val="86DBFD"/>
+          <w:sz w:val="18"/>
+          <w:szCs w:val="18"/>
+          <w:lang w:val="en-US" w:eastAsia="ru-RU"/>
+        </w:rPr>
+        <w:t>1</w:t>
+      </w:r>
+      <w:r>
+        <w:rPr>
+          <w:rFonts w:ascii="Courier New" w:eastAsia="Times New Roman" w:hAnsi="Courier New" w:cs="Courier New"/>
+          <w:color w:val="60A498"/>
+          <w:sz w:val="18"/>
+          <w:szCs w:val="18"/>
+          <w:lang w:val="en-US" w:eastAsia="ru-RU"/>
+        </w:rPr>
         <w:t xml:space="preserve">, </w:t>
       </w:r>
-      <w:proofErr w:type="spellStart"/>
+      <w:r>
+        <w:rPr>
+          <w:rFonts w:ascii="Courier New" w:eastAsia="Times New Roman" w:hAnsi="Courier New" w:cs="Courier New"/>
+          <w:color w:val="86DBFD"/>
+          <w:sz w:val="18"/>
+          <w:szCs w:val="18"/>
+          <w:lang w:val="en-US" w:eastAsia="ru-RU"/>
+        </w:rPr>
+        <w:t>365</w:t>
+      </w:r>
+      <w:r>
+        <w:rPr>
+          <w:rFonts w:ascii="Courier New" w:eastAsia="Times New Roman" w:hAnsi="Courier New" w:cs="Courier New"/>
+          <w:color w:val="F8F8F2"/>
+          <w:sz w:val="18"/>
+          <w:szCs w:val="18"/>
+          <w:lang w:val="en-US" w:eastAsia="ru-RU"/>
+        </w:rPr>
+        <w:t>))</w:t>
+      </w:r>
+      <w:r>
+        <w:rPr>
+          <w:rFonts w:ascii="Courier New" w:eastAsia="Times New Roman" w:hAnsi="Courier New" w:cs="Courier New"/>
+          <w:color w:val="60A498"/>
+          <w:sz w:val="18"/>
+          <w:szCs w:val="18"/>
+          <w:lang w:val="en-US" w:eastAsia="ru-RU"/>
+        </w:rPr>
+        <w:t>,</w:t>
+      </w:r>
+      <w:r>
+        <w:rPr>
+          <w:rFonts w:ascii="Courier New" w:eastAsia="Times New Roman" w:hAnsi="Courier New" w:cs="Courier New"/>
+          <w:color w:val="60A498"/>
+          <w:sz w:val="18"/>
+          <w:szCs w:val="18"/>
+          <w:lang w:val="en-US" w:eastAsia="ru-RU"/>
+        </w:rPr>
+        <w:br/>
+        <w:t xml:space="preserve">            </w:t>
+      </w:r>
+      <w:r>
+        <w:rPr>
+          <w:rFonts w:ascii="Courier New" w:eastAsia="Times New Roman" w:hAnsi="Courier New" w:cs="Courier New"/>
+          <w:color w:val="F8F8F2"/>
+          <w:sz w:val="18"/>
+          <w:szCs w:val="18"/>
+          <w:lang w:val="en-US" w:eastAsia="ru-RU"/>
+        </w:rPr>
+        <w:t>random.</w:t>
+      </w:r>
+      <w:r>
+        <w:rPr>
+          <w:rFonts w:ascii="Courier New" w:eastAsia="Times New Roman" w:hAnsi="Courier New" w:cs="Courier New"/>
+          <w:color w:val="FF9CEA"/>
+          <w:sz w:val="18"/>
+          <w:szCs w:val="18"/>
+          <w:lang w:val="en-US" w:eastAsia="ru-RU"/>
+        </w:rPr>
+        <w:t>choice</w:t>
+      </w:r>
+      <w:r>
+        <w:rPr>
+          <w:rFonts w:ascii="Courier New" w:eastAsia="Times New Roman" w:hAnsi="Courier New" w:cs="Courier New"/>
+          <w:color w:val="F8F8F2"/>
+          <w:sz w:val="18"/>
+          <w:szCs w:val="18"/>
+          <w:lang w:val="en-US" w:eastAsia="ru-RU"/>
+        </w:rPr>
+        <w:t>([</w:t>
+      </w:r>
       <w:r>
         <w:rPr>
           <w:rFonts w:ascii="Courier New" w:eastAsia="Times New Roman" w:hAnsi="Courier New" w:cs="Courier New"/>
@@ -30049,9 +28826,18 @@
           <w:szCs w:val="18"/>
           <w:lang w:val="en-US" w:eastAsia="ru-RU"/>
         </w:rPr>
-        <w:t>pet_id</w:t>
-      </w:r>
-      <w:proofErr w:type="spellEnd"/>
+        <w:t>'scheduled'</w:t>
+      </w:r>
+      <w:r>
+        <w:rPr>
+          <w:rFonts w:ascii="Courier New" w:eastAsia="Times New Roman" w:hAnsi="Courier New" w:cs="Courier New"/>
+          <w:color w:val="60A498"/>
+          <w:sz w:val="18"/>
+          <w:szCs w:val="18"/>
+          <w:lang w:val="en-US" w:eastAsia="ru-RU"/>
+        </w:rPr>
+        <w:t>,</w:t>
+      </w:r>
       <w:r>
         <w:rPr>
           <w:rFonts w:ascii="Courier New" w:eastAsia="Times New Roman" w:hAnsi="Courier New" w:cs="Courier New"/>
@@ -30060,9 +28846,18 @@
           <w:szCs w:val="18"/>
           <w:lang w:val="en-US" w:eastAsia="ru-RU"/>
         </w:rPr>
-        <w:t xml:space="preserve">, </w:t>
-      </w:r>
-      <w:proofErr w:type="spellStart"/>
+        <w:t>'completed'</w:t>
+      </w:r>
+      <w:r>
+        <w:rPr>
+          <w:rFonts w:ascii="Courier New" w:eastAsia="Times New Roman" w:hAnsi="Courier New" w:cs="Courier New"/>
+          <w:color w:val="60A498"/>
+          <w:sz w:val="18"/>
+          <w:szCs w:val="18"/>
+          <w:lang w:val="en-US" w:eastAsia="ru-RU"/>
+        </w:rPr>
+        <w:t>,</w:t>
+      </w:r>
       <w:r>
         <w:rPr>
           <w:rFonts w:ascii="Courier New" w:eastAsia="Times New Roman" w:hAnsi="Courier New" w:cs="Courier New"/>
@@ -30071,72 +28866,7 @@
           <w:szCs w:val="18"/>
           <w:lang w:val="en-US" w:eastAsia="ru-RU"/>
         </w:rPr>
-        <w:t>visit_date</w:t>
-      </w:r>
-      <w:proofErr w:type="spellEnd"/>
-      <w:r>
-        <w:rPr>
-          <w:rFonts w:ascii="Courier New" w:eastAsia="Times New Roman" w:hAnsi="Courier New" w:cs="Courier New"/>
-          <w:color w:val="B5F6BA"/>
-          <w:sz w:val="18"/>
-          <w:szCs w:val="18"/>
-          <w:lang w:val="en-US" w:eastAsia="ru-RU"/>
-        </w:rPr>
-        <w:t>, status)</w:t>
-      </w:r>
-      <w:r>
-        <w:rPr>
-          <w:rFonts w:ascii="Courier New" w:eastAsia="Times New Roman" w:hAnsi="Courier New" w:cs="Courier New"/>
-          <w:color w:val="B5F6BA"/>
-          <w:sz w:val="18"/>
-          <w:szCs w:val="18"/>
-          <w:lang w:val="en-US" w:eastAsia="ru-RU"/>
-        </w:rPr>
-        <w:br/>
-        <w:t xml:space="preserve">           VALUES (%</w:t>
-      </w:r>
-      <w:proofErr w:type="spellStart"/>
-      <w:r>
-        <w:rPr>
-          <w:rFonts w:ascii="Courier New" w:eastAsia="Times New Roman" w:hAnsi="Courier New" w:cs="Courier New"/>
-          <w:color w:val="B5F6BA"/>
-          <w:sz w:val="18"/>
-          <w:szCs w:val="18"/>
-          <w:lang w:val="en-US" w:eastAsia="ru-RU"/>
-        </w:rPr>
-        <w:t>s,%s,%s,%s</w:t>
-      </w:r>
-      <w:proofErr w:type="spellEnd"/>
-      <w:r>
-        <w:rPr>
-          <w:rFonts w:ascii="Courier New" w:eastAsia="Times New Roman" w:hAnsi="Courier New" w:cs="Courier New"/>
-          <w:color w:val="B5F6BA"/>
-          <w:sz w:val="18"/>
-          <w:szCs w:val="18"/>
-          <w:lang w:val="en-US" w:eastAsia="ru-RU"/>
-        </w:rPr>
-        <w:t>)"""</w:t>
-      </w:r>
-      <w:r>
-        <w:rPr>
-          <w:rFonts w:ascii="Courier New" w:eastAsia="Times New Roman" w:hAnsi="Courier New" w:cs="Courier New"/>
-          <w:color w:val="60A498"/>
-          <w:sz w:val="18"/>
-          <w:szCs w:val="18"/>
-          <w:lang w:val="en-US" w:eastAsia="ru-RU"/>
-        </w:rPr>
-        <w:t>,</w:t>
-      </w:r>
-      <w:r>
-        <w:rPr>
-          <w:rFonts w:ascii="Courier New" w:eastAsia="Times New Roman" w:hAnsi="Courier New" w:cs="Courier New"/>
-          <w:color w:val="60A498"/>
-          <w:sz w:val="18"/>
-          <w:szCs w:val="18"/>
-          <w:lang w:val="en-US" w:eastAsia="ru-RU"/>
-        </w:rPr>
-        <w:br/>
-        <w:t xml:space="preserve">        </w:t>
+        <w:t>'cancelled'</w:t>
       </w:r>
       <w:r>
         <w:rPr>
@@ -30146,7 +28876,7 @@
           <w:szCs w:val="18"/>
           <w:lang w:val="en-US" w:eastAsia="ru-RU"/>
         </w:rPr>
-        <w:t>(</w:t>
+        <w:t>])</w:t>
       </w:r>
       <w:r>
         <w:rPr>
@@ -30157,40 +28887,8 @@
           <w:lang w:val="en-US" w:eastAsia="ru-RU"/>
         </w:rPr>
         <w:br/>
-        <w:t xml:space="preserve">            </w:t>
-      </w:r>
-      <w:r>
-        <w:rPr>
-          <w:rFonts w:ascii="Courier New" w:eastAsia="Times New Roman" w:hAnsi="Courier New" w:cs="Courier New"/>
-          <w:color w:val="86DBFD"/>
-          <w:sz w:val="18"/>
-          <w:szCs w:val="18"/>
-          <w:lang w:val="en-US" w:eastAsia="ru-RU"/>
-        </w:rPr>
-        <w:t>1</w:t>
-      </w:r>
-      <w:r>
-        <w:rPr>
-          <w:rFonts w:ascii="Courier New" w:eastAsia="Times New Roman" w:hAnsi="Courier New" w:cs="Courier New"/>
-          <w:color w:val="60A498"/>
-          <w:sz w:val="18"/>
-          <w:szCs w:val="18"/>
-          <w:lang w:val="en-US" w:eastAsia="ru-RU"/>
-        </w:rPr>
-        <w:t>,</w:t>
-      </w:r>
-      <w:r>
-        <w:rPr>
-          <w:rFonts w:ascii="Courier New" w:eastAsia="Times New Roman" w:hAnsi="Courier New" w:cs="Courier New"/>
-          <w:color w:val="60A498"/>
-          <w:sz w:val="18"/>
-          <w:szCs w:val="18"/>
-          <w:lang w:val="en-US" w:eastAsia="ru-RU"/>
-        </w:rPr>
-        <w:br/>
-        <w:t xml:space="preserve">            </w:t>
-      </w:r>
-      <w:proofErr w:type="spellStart"/>
+        <w:t xml:space="preserve">        )</w:t>
+      </w:r>
       <w:r>
         <w:rPr>
           <w:rFonts w:ascii="Courier New" w:eastAsia="Times New Roman" w:hAnsi="Courier New" w:cs="Courier New"/>
@@ -30199,7 +28897,29 @@
           <w:szCs w:val="18"/>
           <w:lang w:val="en-US" w:eastAsia="ru-RU"/>
         </w:rPr>
-        <w:t>random.</w:t>
+        <w:br/>
+        <w:t xml:space="preserve">    )</w:t>
+      </w:r>
+      <w:r>
+        <w:rPr>
+          <w:rFonts w:ascii="Courier New" w:eastAsia="Times New Roman" w:hAnsi="Courier New" w:cs="Courier New"/>
+          <w:color w:val="F8F8F2"/>
+          <w:sz w:val="18"/>
+          <w:szCs w:val="18"/>
+          <w:lang w:val="en-US" w:eastAsia="ru-RU"/>
+        </w:rPr>
+        <w:br/>
+      </w:r>
+      <w:r>
+        <w:rPr>
+          <w:rFonts w:ascii="Courier New" w:eastAsia="Times New Roman" w:hAnsi="Courier New" w:cs="Courier New"/>
+          <w:color w:val="F8F8F2"/>
+          <w:sz w:val="18"/>
+          <w:szCs w:val="18"/>
+          <w:lang w:val="en-US" w:eastAsia="ru-RU"/>
+        </w:rPr>
+        <w:br/>
+        <w:t>conn.</w:t>
       </w:r>
       <w:r>
         <w:rPr>
@@ -30209,9 +28929,8 @@
           <w:szCs w:val="18"/>
           <w:lang w:val="en-US" w:eastAsia="ru-RU"/>
         </w:rPr>
-        <w:t>randint</w:t>
-      </w:r>
-      <w:proofErr w:type="spellEnd"/>
+        <w:t>commit</w:t>
+      </w:r>
       <w:r>
         <w:rPr>
           <w:rFonts w:ascii="Courier New" w:eastAsia="Times New Roman" w:hAnsi="Courier New" w:cs="Courier New"/>
@@ -30220,37 +28939,7 @@
           <w:szCs w:val="18"/>
           <w:lang w:val="en-US" w:eastAsia="ru-RU"/>
         </w:rPr>
-        <w:t>(</w:t>
-      </w:r>
-      <w:r>
-        <w:rPr>
-          <w:rFonts w:ascii="Courier New" w:eastAsia="Times New Roman" w:hAnsi="Courier New" w:cs="Courier New"/>
-          <w:color w:val="86DBFD"/>
-          <w:sz w:val="18"/>
-          <w:szCs w:val="18"/>
-          <w:lang w:val="en-US" w:eastAsia="ru-RU"/>
-        </w:rPr>
-        <w:t>1</w:t>
-      </w:r>
-      <w:r>
-        <w:rPr>
-          <w:rFonts w:ascii="Courier New" w:eastAsia="Times New Roman" w:hAnsi="Courier New" w:cs="Courier New"/>
-          <w:color w:val="60A498"/>
-          <w:sz w:val="18"/>
-          <w:szCs w:val="18"/>
-          <w:lang w:val="en-US" w:eastAsia="ru-RU"/>
-        </w:rPr>
-        <w:t xml:space="preserve">, </w:t>
-      </w:r>
-      <w:r>
-        <w:rPr>
-          <w:rFonts w:ascii="Courier New" w:eastAsia="Times New Roman" w:hAnsi="Courier New" w:cs="Courier New"/>
-          <w:color w:val="86DBFD"/>
-          <w:sz w:val="18"/>
-          <w:szCs w:val="18"/>
-          <w:lang w:val="en-US" w:eastAsia="ru-RU"/>
-        </w:rPr>
-        <w:t>100</w:t>
+        <w:t>()</w:t>
       </w:r>
       <w:r>
         <w:rPr>
@@ -30260,30 +28949,19 @@
           <w:szCs w:val="18"/>
           <w:lang w:val="en-US" w:eastAsia="ru-RU"/>
         </w:rPr>
-        <w:t>)</w:t>
+        <w:br/>
+        <w:t>cur.</w:t>
       </w:r>
       <w:r>
         <w:rPr>
           <w:rFonts w:ascii="Courier New" w:eastAsia="Times New Roman" w:hAnsi="Courier New" w:cs="Courier New"/>
-          <w:color w:val="60A498"/>
+          <w:color w:val="FF9CEA"/>
           <w:sz w:val="18"/>
           <w:szCs w:val="18"/>
           <w:lang w:val="en-US" w:eastAsia="ru-RU"/>
         </w:rPr>
-        <w:t>,</w:t>
-      </w:r>
-      <w:r>
-        <w:rPr>
-          <w:rFonts w:ascii="Courier New" w:eastAsia="Times New Roman" w:hAnsi="Courier New" w:cs="Courier New"/>
-          <w:color w:val="60A498"/>
-          <w:sz w:val="18"/>
-          <w:szCs w:val="18"/>
-          <w:lang w:val="en-US" w:eastAsia="ru-RU"/>
-        </w:rPr>
-        <w:br/>
-        <w:t xml:space="preserve">            </w:t>
-      </w:r>
-      <w:proofErr w:type="spellStart"/>
+        <w:t>close</w:t>
+      </w:r>
       <w:r>
         <w:rPr>
           <w:rFonts w:ascii="Courier New" w:eastAsia="Times New Roman" w:hAnsi="Courier New" w:cs="Courier New"/>
@@ -30292,7 +28970,18 @@
           <w:szCs w:val="18"/>
           <w:lang w:val="en-US" w:eastAsia="ru-RU"/>
         </w:rPr>
-        <w:t>datetime.</w:t>
+        <w:t>()</w:t>
+      </w:r>
+      <w:r>
+        <w:rPr>
+          <w:rFonts w:ascii="Courier New" w:eastAsia="Times New Roman" w:hAnsi="Courier New" w:cs="Courier New"/>
+          <w:color w:val="F8F8F2"/>
+          <w:sz w:val="18"/>
+          <w:szCs w:val="18"/>
+          <w:lang w:val="en-US" w:eastAsia="ru-RU"/>
+        </w:rPr>
+        <w:br/>
+        <w:t>conn.</w:t>
       </w:r>
       <w:r>
         <w:rPr>
@@ -30302,426 +28991,8 @@
           <w:szCs w:val="18"/>
           <w:lang w:val="en-US" w:eastAsia="ru-RU"/>
         </w:rPr>
-        <w:t>now</w:t>
-      </w:r>
-      <w:proofErr w:type="spellEnd"/>
-      <w:r>
-        <w:rPr>
-          <w:rFonts w:ascii="Courier New" w:eastAsia="Times New Roman" w:hAnsi="Courier New" w:cs="Courier New"/>
-          <w:color w:val="F8F8F2"/>
-          <w:sz w:val="18"/>
-          <w:szCs w:val="18"/>
-          <w:lang w:val="en-US" w:eastAsia="ru-RU"/>
-        </w:rPr>
-        <w:t xml:space="preserve">() </w:t>
-      </w:r>
-      <w:r>
-        <w:rPr>
-          <w:rFonts w:ascii="Courier New" w:eastAsia="Times New Roman" w:hAnsi="Courier New" w:cs="Courier New"/>
-          <w:color w:val="60A498"/>
-          <w:sz w:val="18"/>
-          <w:szCs w:val="18"/>
-          <w:lang w:val="en-US" w:eastAsia="ru-RU"/>
-        </w:rPr>
-        <w:t xml:space="preserve">- </w:t>
-      </w:r>
-      <w:proofErr w:type="spellStart"/>
-      <w:r>
-        <w:rPr>
-          <w:rFonts w:ascii="Courier New" w:eastAsia="Times New Roman" w:hAnsi="Courier New" w:cs="Courier New"/>
-          <w:color w:val="FF9CEA"/>
-          <w:sz w:val="18"/>
-          <w:szCs w:val="18"/>
-          <w:lang w:val="en-US" w:eastAsia="ru-RU"/>
-        </w:rPr>
-        <w:t>timedelta</w:t>
-      </w:r>
-      <w:proofErr w:type="spellEnd"/>
-      <w:r>
-        <w:rPr>
-          <w:rFonts w:ascii="Courier New" w:eastAsia="Times New Roman" w:hAnsi="Courier New" w:cs="Courier New"/>
-          <w:color w:val="F8F8F2"/>
-          <w:sz w:val="18"/>
-          <w:szCs w:val="18"/>
-          <w:lang w:val="en-US" w:eastAsia="ru-RU"/>
-        </w:rPr>
-        <w:t>(</w:t>
-      </w:r>
-      <w:r>
-        <w:rPr>
-          <w:rFonts w:ascii="Courier New" w:eastAsia="Times New Roman" w:hAnsi="Courier New" w:cs="Courier New"/>
-          <w:color w:val="B5F6BA"/>
-          <w:sz w:val="18"/>
-          <w:szCs w:val="18"/>
-          <w:lang w:val="en-US" w:eastAsia="ru-RU"/>
-        </w:rPr>
-        <w:t>days</w:t>
-      </w:r>
-      <w:r>
-        <w:rPr>
-          <w:rFonts w:ascii="Courier New" w:eastAsia="Times New Roman" w:hAnsi="Courier New" w:cs="Courier New"/>
-          <w:color w:val="60A498"/>
-          <w:sz w:val="18"/>
-          <w:szCs w:val="18"/>
-          <w:lang w:val="en-US" w:eastAsia="ru-RU"/>
-        </w:rPr>
-        <w:t>=</w:t>
-      </w:r>
-      <w:proofErr w:type="spellStart"/>
-      <w:r>
-        <w:rPr>
-          <w:rFonts w:ascii="Courier New" w:eastAsia="Times New Roman" w:hAnsi="Courier New" w:cs="Courier New"/>
-          <w:color w:val="F8F8F2"/>
-          <w:sz w:val="18"/>
-          <w:szCs w:val="18"/>
-          <w:lang w:val="en-US" w:eastAsia="ru-RU"/>
-        </w:rPr>
-        <w:t>random.</w:t>
-      </w:r>
-      <w:r>
-        <w:rPr>
-          <w:rFonts w:ascii="Courier New" w:eastAsia="Times New Roman" w:hAnsi="Courier New" w:cs="Courier New"/>
-          <w:color w:val="FF9CEA"/>
-          <w:sz w:val="18"/>
-          <w:szCs w:val="18"/>
-          <w:lang w:val="en-US" w:eastAsia="ru-RU"/>
-        </w:rPr>
-        <w:t>randint</w:t>
-      </w:r>
-      <w:proofErr w:type="spellEnd"/>
-      <w:r>
-        <w:rPr>
-          <w:rFonts w:ascii="Courier New" w:eastAsia="Times New Roman" w:hAnsi="Courier New" w:cs="Courier New"/>
-          <w:color w:val="F8F8F2"/>
-          <w:sz w:val="18"/>
-          <w:szCs w:val="18"/>
-          <w:lang w:val="en-US" w:eastAsia="ru-RU"/>
-        </w:rPr>
-        <w:t>(</w:t>
-      </w:r>
-      <w:r>
-        <w:rPr>
-          <w:rFonts w:ascii="Courier New" w:eastAsia="Times New Roman" w:hAnsi="Courier New" w:cs="Courier New"/>
-          <w:color w:val="86DBFD"/>
-          <w:sz w:val="18"/>
-          <w:szCs w:val="18"/>
-          <w:lang w:val="en-US" w:eastAsia="ru-RU"/>
-        </w:rPr>
-        <w:t>1</w:t>
-      </w:r>
-      <w:r>
-        <w:rPr>
-          <w:rFonts w:ascii="Courier New" w:eastAsia="Times New Roman" w:hAnsi="Courier New" w:cs="Courier New"/>
-          <w:color w:val="60A498"/>
-          <w:sz w:val="18"/>
-          <w:szCs w:val="18"/>
-          <w:lang w:val="en-US" w:eastAsia="ru-RU"/>
-        </w:rPr>
-        <w:t xml:space="preserve">, </w:t>
-      </w:r>
-      <w:r>
-        <w:rPr>
-          <w:rFonts w:ascii="Courier New" w:eastAsia="Times New Roman" w:hAnsi="Courier New" w:cs="Courier New"/>
-          <w:color w:val="86DBFD"/>
-          <w:sz w:val="18"/>
-          <w:szCs w:val="18"/>
-          <w:lang w:val="en-US" w:eastAsia="ru-RU"/>
-        </w:rPr>
-        <w:t>365</w:t>
-      </w:r>
-      <w:r>
-        <w:rPr>
-          <w:rFonts w:ascii="Courier New" w:eastAsia="Times New Roman" w:hAnsi="Courier New" w:cs="Courier New"/>
-          <w:color w:val="F8F8F2"/>
-          <w:sz w:val="18"/>
-          <w:szCs w:val="18"/>
-          <w:lang w:val="en-US" w:eastAsia="ru-RU"/>
-        </w:rPr>
-        <w:t>))</w:t>
-      </w:r>
-      <w:r>
-        <w:rPr>
-          <w:rFonts w:ascii="Courier New" w:eastAsia="Times New Roman" w:hAnsi="Courier New" w:cs="Courier New"/>
-          <w:color w:val="60A498"/>
-          <w:sz w:val="18"/>
-          <w:szCs w:val="18"/>
-          <w:lang w:val="en-US" w:eastAsia="ru-RU"/>
-        </w:rPr>
-        <w:t>,</w:t>
-      </w:r>
-      <w:r>
-        <w:rPr>
-          <w:rFonts w:ascii="Courier New" w:eastAsia="Times New Roman" w:hAnsi="Courier New" w:cs="Courier New"/>
-          <w:color w:val="60A498"/>
-          <w:sz w:val="18"/>
-          <w:szCs w:val="18"/>
-          <w:lang w:val="en-US" w:eastAsia="ru-RU"/>
-        </w:rPr>
-        <w:br/>
-        <w:t xml:space="preserve">            </w:t>
-      </w:r>
-      <w:proofErr w:type="spellStart"/>
-      <w:r>
-        <w:rPr>
-          <w:rFonts w:ascii="Courier New" w:eastAsia="Times New Roman" w:hAnsi="Courier New" w:cs="Courier New"/>
-          <w:color w:val="F8F8F2"/>
-          <w:sz w:val="18"/>
-          <w:szCs w:val="18"/>
-          <w:lang w:val="en-US" w:eastAsia="ru-RU"/>
-        </w:rPr>
-        <w:t>random.</w:t>
-      </w:r>
-      <w:r>
-        <w:rPr>
-          <w:rFonts w:ascii="Courier New" w:eastAsia="Times New Roman" w:hAnsi="Courier New" w:cs="Courier New"/>
-          <w:color w:val="FF9CEA"/>
-          <w:sz w:val="18"/>
-          <w:szCs w:val="18"/>
-          <w:lang w:val="en-US" w:eastAsia="ru-RU"/>
-        </w:rPr>
-        <w:t>choice</w:t>
-      </w:r>
-      <w:proofErr w:type="spellEnd"/>
-      <w:r>
-        <w:rPr>
-          <w:rFonts w:ascii="Courier New" w:eastAsia="Times New Roman" w:hAnsi="Courier New" w:cs="Courier New"/>
-          <w:color w:val="F8F8F2"/>
-          <w:sz w:val="18"/>
-          <w:szCs w:val="18"/>
-          <w:lang w:val="en-US" w:eastAsia="ru-RU"/>
-        </w:rPr>
-        <w:t>([</w:t>
-      </w:r>
-      <w:r>
-        <w:rPr>
-          <w:rFonts w:ascii="Courier New" w:eastAsia="Times New Roman" w:hAnsi="Courier New" w:cs="Courier New"/>
-          <w:color w:val="B5F6BA"/>
-          <w:sz w:val="18"/>
-          <w:szCs w:val="18"/>
-          <w:lang w:val="en-US" w:eastAsia="ru-RU"/>
-        </w:rPr>
-        <w:t>'</w:t>
-      </w:r>
-      <w:proofErr w:type="spellStart"/>
-      <w:r>
-        <w:rPr>
-          <w:rFonts w:ascii="Courier New" w:eastAsia="Times New Roman" w:hAnsi="Courier New" w:cs="Courier New"/>
-          <w:color w:val="B5F6BA"/>
-          <w:sz w:val="18"/>
-          <w:szCs w:val="18"/>
-          <w:lang w:val="en-US" w:eastAsia="ru-RU"/>
-        </w:rPr>
-        <w:t>scheduled'</w:t>
-      </w:r>
-      <w:r>
-        <w:rPr>
-          <w:rFonts w:ascii="Courier New" w:eastAsia="Times New Roman" w:hAnsi="Courier New" w:cs="Courier New"/>
-          <w:color w:val="60A498"/>
-          <w:sz w:val="18"/>
-          <w:szCs w:val="18"/>
-          <w:lang w:val="en-US" w:eastAsia="ru-RU"/>
-        </w:rPr>
-        <w:t>,</w:t>
-      </w:r>
-      <w:r>
-        <w:rPr>
-          <w:rFonts w:ascii="Courier New" w:eastAsia="Times New Roman" w:hAnsi="Courier New" w:cs="Courier New"/>
-          <w:color w:val="B5F6BA"/>
-          <w:sz w:val="18"/>
-          <w:szCs w:val="18"/>
-          <w:lang w:val="en-US" w:eastAsia="ru-RU"/>
-        </w:rPr>
-        <w:t>'completed'</w:t>
-      </w:r>
-      <w:r>
-        <w:rPr>
-          <w:rFonts w:ascii="Courier New" w:eastAsia="Times New Roman" w:hAnsi="Courier New" w:cs="Courier New"/>
-          <w:color w:val="60A498"/>
-          <w:sz w:val="18"/>
-          <w:szCs w:val="18"/>
-          <w:lang w:val="en-US" w:eastAsia="ru-RU"/>
-        </w:rPr>
-        <w:t>,</w:t>
-      </w:r>
-      <w:r>
-        <w:rPr>
-          <w:rFonts w:ascii="Courier New" w:eastAsia="Times New Roman" w:hAnsi="Courier New" w:cs="Courier New"/>
-          <w:color w:val="B5F6BA"/>
-          <w:sz w:val="18"/>
-          <w:szCs w:val="18"/>
-          <w:lang w:val="en-US" w:eastAsia="ru-RU"/>
-        </w:rPr>
-        <w:t>'cancelled</w:t>
-      </w:r>
-      <w:proofErr w:type="spellEnd"/>
-      <w:r>
-        <w:rPr>
-          <w:rFonts w:ascii="Courier New" w:eastAsia="Times New Roman" w:hAnsi="Courier New" w:cs="Courier New"/>
-          <w:color w:val="B5F6BA"/>
-          <w:sz w:val="18"/>
-          <w:szCs w:val="18"/>
-          <w:lang w:val="en-US" w:eastAsia="ru-RU"/>
-        </w:rPr>
-        <w:t>'</w:t>
-      </w:r>
-      <w:r>
-        <w:rPr>
-          <w:rFonts w:ascii="Courier New" w:eastAsia="Times New Roman" w:hAnsi="Courier New" w:cs="Courier New"/>
-          <w:color w:val="F8F8F2"/>
-          <w:sz w:val="18"/>
-          <w:szCs w:val="18"/>
-          <w:lang w:val="en-US" w:eastAsia="ru-RU"/>
-        </w:rPr>
-        <w:t>])</w:t>
-      </w:r>
-      <w:r>
-        <w:rPr>
-          <w:rFonts w:ascii="Courier New" w:eastAsia="Times New Roman" w:hAnsi="Courier New" w:cs="Courier New"/>
-          <w:color w:val="F8F8F2"/>
-          <w:sz w:val="18"/>
-          <w:szCs w:val="18"/>
-          <w:lang w:val="en-US" w:eastAsia="ru-RU"/>
-        </w:rPr>
-        <w:br/>
-        <w:t xml:space="preserve">        )</w:t>
-      </w:r>
-      <w:r>
-        <w:rPr>
-          <w:rFonts w:ascii="Courier New" w:eastAsia="Times New Roman" w:hAnsi="Courier New" w:cs="Courier New"/>
-          <w:color w:val="F8F8F2"/>
-          <w:sz w:val="18"/>
-          <w:szCs w:val="18"/>
-          <w:lang w:val="en-US" w:eastAsia="ru-RU"/>
-        </w:rPr>
-        <w:br/>
-        <w:t xml:space="preserve">    )</w:t>
-      </w:r>
-      <w:r>
-        <w:rPr>
-          <w:rFonts w:ascii="Courier New" w:eastAsia="Times New Roman" w:hAnsi="Courier New" w:cs="Courier New"/>
-          <w:color w:val="F8F8F2"/>
-          <w:sz w:val="18"/>
-          <w:szCs w:val="18"/>
-          <w:lang w:val="en-US" w:eastAsia="ru-RU"/>
-        </w:rPr>
-        <w:br/>
-      </w:r>
-      <w:r>
-        <w:rPr>
-          <w:rFonts w:ascii="Courier New" w:eastAsia="Times New Roman" w:hAnsi="Courier New" w:cs="Courier New"/>
-          <w:color w:val="F8F8F2"/>
-          <w:sz w:val="18"/>
-          <w:szCs w:val="18"/>
-          <w:lang w:val="en-US" w:eastAsia="ru-RU"/>
-        </w:rPr>
-        <w:br/>
-      </w:r>
-      <w:proofErr w:type="spellStart"/>
-      <w:r>
-        <w:rPr>
-          <w:rFonts w:ascii="Courier New" w:eastAsia="Times New Roman" w:hAnsi="Courier New" w:cs="Courier New"/>
-          <w:color w:val="F8F8F2"/>
-          <w:sz w:val="18"/>
-          <w:szCs w:val="18"/>
-          <w:lang w:val="en-US" w:eastAsia="ru-RU"/>
-        </w:rPr>
-        <w:t>conn.</w:t>
-      </w:r>
-      <w:r>
-        <w:rPr>
-          <w:rFonts w:ascii="Courier New" w:eastAsia="Times New Roman" w:hAnsi="Courier New" w:cs="Courier New"/>
-          <w:color w:val="FF9CEA"/>
-          <w:sz w:val="18"/>
-          <w:szCs w:val="18"/>
-          <w:lang w:val="en-US" w:eastAsia="ru-RU"/>
-        </w:rPr>
-        <w:t>commit</w:t>
-      </w:r>
-      <w:proofErr w:type="spellEnd"/>
-      <w:r>
-        <w:rPr>
-          <w:rFonts w:ascii="Courier New" w:eastAsia="Times New Roman" w:hAnsi="Courier New" w:cs="Courier New"/>
-          <w:color w:val="F8F8F2"/>
-          <w:sz w:val="18"/>
-          <w:szCs w:val="18"/>
-          <w:lang w:val="en-US" w:eastAsia="ru-RU"/>
-        </w:rPr>
-        <w:t>()</w:t>
-      </w:r>
-      <w:r>
-        <w:rPr>
-          <w:rFonts w:ascii="Courier New" w:eastAsia="Times New Roman" w:hAnsi="Courier New" w:cs="Courier New"/>
-          <w:color w:val="F8F8F2"/>
-          <w:sz w:val="18"/>
-          <w:szCs w:val="18"/>
-          <w:lang w:val="en-US" w:eastAsia="ru-RU"/>
-        </w:rPr>
-        <w:br/>
-      </w:r>
-      <w:proofErr w:type="spellStart"/>
-      <w:r>
-        <w:rPr>
-          <w:rFonts w:ascii="Courier New" w:eastAsia="Times New Roman" w:hAnsi="Courier New" w:cs="Courier New"/>
-          <w:color w:val="F8F8F2"/>
-          <w:sz w:val="18"/>
-          <w:szCs w:val="18"/>
-          <w:lang w:val="en-US" w:eastAsia="ru-RU"/>
-        </w:rPr>
-        <w:t>cur.</w:t>
-      </w:r>
-      <w:r>
-        <w:rPr>
-          <w:rFonts w:ascii="Courier New" w:eastAsia="Times New Roman" w:hAnsi="Courier New" w:cs="Courier New"/>
-          <w:color w:val="FF9CEA"/>
-          <w:sz w:val="18"/>
-          <w:szCs w:val="18"/>
-          <w:lang w:val="en-US" w:eastAsia="ru-RU"/>
-        </w:rPr>
         <w:t>close</w:t>
       </w:r>
-      <w:proofErr w:type="spellEnd"/>
-      <w:r>
-        <w:rPr>
-          <w:rFonts w:ascii="Courier New" w:eastAsia="Times New Roman" w:hAnsi="Courier New" w:cs="Courier New"/>
-          <w:color w:val="F8F8F2"/>
-          <w:sz w:val="18"/>
-          <w:szCs w:val="18"/>
-          <w:lang w:val="en-US" w:eastAsia="ru-RU"/>
-        </w:rPr>
-        <w:t>()</w:t>
-      </w:r>
-      <w:r>
-        <w:rPr>
-          <w:rFonts w:ascii="Courier New" w:eastAsia="Times New Roman" w:hAnsi="Courier New" w:cs="Courier New"/>
-          <w:color w:val="F8F8F2"/>
-          <w:sz w:val="18"/>
-          <w:szCs w:val="18"/>
-          <w:lang w:val="en-US" w:eastAsia="ru-RU"/>
-        </w:rPr>
-        <w:br/>
-      </w:r>
-      <w:proofErr w:type="spellStart"/>
-      <w:r>
-        <w:rPr>
-          <w:rFonts w:ascii="Courier New" w:eastAsia="Times New Roman" w:hAnsi="Courier New" w:cs="Courier New"/>
-          <w:color w:val="F8F8F2"/>
-          <w:sz w:val="18"/>
-          <w:szCs w:val="18"/>
-          <w:lang w:val="en-US" w:eastAsia="ru-RU"/>
-        </w:rPr>
-        <w:t>conn.</w:t>
-      </w:r>
-      <w:r>
-        <w:rPr>
-          <w:rFonts w:ascii="Courier New" w:eastAsia="Times New Roman" w:hAnsi="Courier New" w:cs="Courier New"/>
-          <w:color w:val="FF9CEA"/>
-          <w:sz w:val="18"/>
-          <w:szCs w:val="18"/>
-          <w:lang w:val="en-US" w:eastAsia="ru-RU"/>
-        </w:rPr>
-        <w:t>close</w:t>
-      </w:r>
-      <w:proofErr w:type="spellEnd"/>
       <w:r>
         <w:rPr>
           <w:rFonts w:ascii="Courier New" w:eastAsia="Times New Roman" w:hAnsi="Courier New" w:cs="Courier New"/>
@@ -31297,7 +29568,6 @@
           <w:szCs w:val="22"/>
         </w:rPr>
       </w:pPr>
-      <w:proofErr w:type="spellStart"/>
       <w:r>
         <w:rPr>
           <w:rFonts w:ascii="Arial" w:hAnsi="Arial" w:cs="Arial"/>
@@ -31305,17 +29575,30 @@
           <w:sz w:val="22"/>
           <w:szCs w:val="22"/>
         </w:rPr>
-        <w:t>Id</w:t>
-      </w:r>
-      <w:proofErr w:type="spellEnd"/>
-      <w:r>
+        <w:t>Id приема, имя врача, имя клиента, имя питомца, вид питомца, дата и время приема, сумма приема с услугами, список оказанных услуг одной строкой. Отсортировать по врачам, а потом по дате и времени приема.</w:t>
+      </w:r>
+    </w:p>
+    <w:p>
+      <w:pPr>
+        <w:pStyle w:val="a3"/>
+        <w:spacing w:after="240"/>
+        <w:ind w:left="360"/>
+        <w:textAlignment w:val="baseline"/>
         <w:rPr>
           <w:rFonts w:ascii="Arial" w:hAnsi="Arial" w:cs="Arial"/>
           <w:color w:val="000000"/>
           <w:sz w:val="22"/>
           <w:szCs w:val="22"/>
         </w:rPr>
-        <w:t xml:space="preserve"> приема, имя врача, имя клиента, имя питомца, вид питомца, дата и время приема, сумма приема с услугами, список оказанных услуг одной строкой. Отсортировать по врачам, а потом по дате и времени приема.</w:t>
+      </w:pPr>
+      <w:r>
+        <w:rPr>
+          <w:rFonts w:ascii="Arial" w:hAnsi="Arial" w:cs="Arial"/>
+          <w:color w:val="000000"/>
+          <w:sz w:val="22"/>
+          <w:szCs w:val="22"/>
+        </w:rPr>
+        <w:t>2. Получить статистику о приемах разных видов животных в разрезе по месяцам за прошлый год. Отчет должен содержать столбцы для каждого месяца года. Отчет вывести в виде:</w:t>
       </w:r>
     </w:p>
     <w:p>
@@ -31338,7 +29621,7 @@
           <w:sz w:val="22"/>
           <w:szCs w:val="22"/>
         </w:rPr>
-        <w:t>2. Получить статистику о приемах разных видов животных в разрезе по месяцам за прошлый год. Отчет должен содержать столбцы для каждого месяца года. Отчет вывести в виде:</w:t>
+        <w:t>Вид животного; количество приемов с этим видом в месяц; сумма оплат приемов за месяц; число разных животных за этот месяц; число разных клиентов за этот месяц; имя животного этого вида, которое было в этом месяце на приемах чаще всего.</w:t>
       </w:r>
     </w:p>
     <w:p>
@@ -31361,7 +29644,7 @@
           <w:sz w:val="22"/>
           <w:szCs w:val="22"/>
         </w:rPr>
-        <w:t>Вид животного; количество приемов с этим видом в месяц; сумма оплат приемов за месяц; число разных животных за этот месяц; число разных клиентов за этот месяц; имя животного этого вида, которое было в этом месяце на приемах чаще всего.</w:t>
+        <w:t>3. Получить отчет по популярности животных тех или иных видов за последние три года. Отчет вывести в виде:</w:t>
       </w:r>
     </w:p>
     <w:p>
@@ -31384,7 +29667,7 @@
           <w:sz w:val="22"/>
           <w:szCs w:val="22"/>
         </w:rPr>
-        <w:t>3. Получить отчет по популярности животных тех или иных видов за последние три года. Отчет вывести в виде:</w:t>
+        <w:t>Вид животного; количество уникальных животных этого вида на приеме за год; изменение количества уникальных животных в % относительно предыдущего года; процент от общего числа животных за год; изменение в % доли животных этого вида в общем числе животных относительно прошлогодней доли.</w:t>
       </w:r>
     </w:p>
     <w:p>
@@ -31407,7 +29690,7 @@
           <w:sz w:val="22"/>
           <w:szCs w:val="22"/>
         </w:rPr>
-        <w:t>Вид животного; количество уникальных животных этого вида на приеме за год; изменение количества уникальных животных в % относительно предыдущего года; процент от общего числа животных за год; изменение в % доли животных этого вида в общем числе животных относительно прошлогодней доли.</w:t>
+        <w:t>4. Вывести информацию по врачам, которые провели больше всех приемов за прошлый месяц. Отчет представить в виде:</w:t>
       </w:r>
     </w:p>
     <w:p>
@@ -31430,7 +29713,7 @@
           <w:sz w:val="22"/>
           <w:szCs w:val="22"/>
         </w:rPr>
-        <w:t>4. Вывести информацию по врачам, которые провели больше всех приемов за прошлый месяц. Отчет представить в виде:</w:t>
+        <w:t>Имя врача; число приемов; число услуг в приемах; среднее число услуг на прием; список специализаций врача; дата последнего приема в прошлом месяце у этого врача; имя животного, которое было принято на последнем приема месяца; сумма последнего приема; общая сумма всех приемов; средняя сумма всех приемов.</w:t>
       </w:r>
     </w:p>
     <w:p>
@@ -31453,13 +29736,13 @@
           <w:sz w:val="22"/>
           <w:szCs w:val="22"/>
         </w:rPr>
-        <w:t>Имя врача; число приемов; число услуг в приемах; среднее число услуг на прием; список специализаций врача; дата последнего приема в прошлом месяце у этого врача; имя животного, которое было принято на последнем приема месяца; сумма последнего приема; общая сумма всех приемов; средняя сумма всех приемов.</w:t>
+        <w:t>5. Вывести серию показателей для конкретного питомца, упорядоченную по дате. Отчет представить в виде:</w:t>
       </w:r>
     </w:p>
     <w:p>
       <w:pPr>
         <w:pStyle w:val="a3"/>
-        <w:spacing w:after="240"/>
+        <w:spacing w:before="0" w:beforeAutospacing="0" w:after="240" w:afterAutospacing="0"/>
         <w:ind w:left="360"/>
         <w:textAlignment w:val="baseline"/>
         <w:rPr>
@@ -31476,37 +29759,469 @@
           <w:sz w:val="22"/>
           <w:szCs w:val="22"/>
         </w:rPr>
-        <w:t>5. Вывести серию показателей для конкретного питомца, упорядоченную по дате. Отчет представить в виде:</w:t>
+        <w:t>Дата показания; единица измерения; значение; разница с предыдущем показанием; процентное изменение относительно предыдущего; отклонение от среднего значения по всей серии; признак увеличивается или уменьшается показатель.</w:t>
       </w:r>
     </w:p>
     <w:p>
       <w:pPr>
-        <w:pStyle w:val="a3"/>
-        <w:spacing w:before="0" w:beforeAutospacing="0" w:after="240" w:afterAutospacing="0"/>
-        <w:ind w:left="360"/>
-        <w:textAlignment w:val="baseline"/>
+        <w:pStyle w:val="2"/>
+        <w:spacing w:before="480" w:beforeAutospacing="0" w:after="120" w:afterAutospacing="0"/>
         <w:rPr>
           <w:rFonts w:ascii="Arial" w:hAnsi="Arial" w:cs="Arial"/>
           <w:color w:val="000000"/>
-          <w:sz w:val="22"/>
-          <w:szCs w:val="22"/>
         </w:rPr>
       </w:pPr>
       <w:r>
         <w:rPr>
           <w:rFonts w:ascii="Arial" w:hAnsi="Arial" w:cs="Arial"/>
           <w:color w:val="000000"/>
-          <w:sz w:val="22"/>
-          <w:szCs w:val="22"/>
-        </w:rPr>
-        <w:t>Дата показания; единица измерения; значение; разница с предыдущем показанием; процентное изменение относительно предыдущего; отклонение от среднего значения по всей серии; признак увеличивается или уменьшается показатель.</w:t>
+          <w:sz w:val="14"/>
+          <w:szCs w:val="14"/>
+        </w:rPr>
+        <w:br w:type="column"/>
+      </w:r>
+      <w:r>
+        <w:rPr>
+          <w:rFonts w:ascii="Arial" w:hAnsi="Arial" w:cs="Arial"/>
+          <w:color w:val="000000"/>
+        </w:rPr>
+        <w:lastRenderedPageBreak/>
+        <w:t>№</w:t>
+      </w:r>
+      <w:r>
+        <w:rPr>
+          <w:rFonts w:ascii="Arial" w:hAnsi="Arial" w:cs="Arial"/>
+          <w:color w:val="000000"/>
+        </w:rPr>
+        <w:t>1</w:t>
       </w:r>
     </w:p>
     <w:p>
       <w:pPr>
         <w:pStyle w:val="2"/>
         <w:spacing w:before="480" w:beforeAutospacing="0" w:after="120" w:afterAutospacing="0"/>
-      </w:pPr>
+        <w:rPr>
+          <w:rFonts w:ascii="Arial" w:hAnsi="Arial" w:cs="Arial"/>
+          <w:color w:val="000000"/>
+          <w:sz w:val="14"/>
+          <w:szCs w:val="14"/>
+        </w:rPr>
+      </w:pPr>
+      <w:r>
+        <w:rPr>
+          <w:rFonts w:ascii="Arial" w:hAnsi="Arial" w:cs="Arial"/>
+          <w:color w:val="000000"/>
+          <w:sz w:val="14"/>
+          <w:szCs w:val="14"/>
+        </w:rPr>
+        <w:drawing>
+          <wp:inline distT="0" distB="0" distL="0" distR="0" wp14:anchorId="6CB9A6F0" wp14:editId="56B3D0FF">
+            <wp:extent cx="5940425" cy="4139565"/>
+            <wp:effectExtent l="0" t="0" r="3175" b="0"/>
+            <wp:docPr id="2" name="Рисунок 2"/>
+            <wp:cNvGraphicFramePr>
+              <a:graphicFrameLocks xmlns:a="http://schemas.openxmlformats.org/drawingml/2006/main" noChangeAspect="1"/>
+            </wp:cNvGraphicFramePr>
+            <a:graphic xmlns:a="http://schemas.openxmlformats.org/drawingml/2006/main">
+              <a:graphicData uri="http://schemas.openxmlformats.org/drawingml/2006/picture">
+                <pic:pic xmlns:pic="http://schemas.openxmlformats.org/drawingml/2006/picture">
+                  <pic:nvPicPr>
+                    <pic:cNvPr id="1" name=""/>
+                    <pic:cNvPicPr/>
+                  </pic:nvPicPr>
+                  <pic:blipFill>
+                    <a:blip r:embed="rId9"/>
+                    <a:stretch>
+                      <a:fillRect/>
+                    </a:stretch>
+                  </pic:blipFill>
+                  <pic:spPr>
+                    <a:xfrm>
+                      <a:off x="0" y="0"/>
+                      <a:ext cx="5940425" cy="4139565"/>
+                    </a:xfrm>
+                    <a:prstGeom prst="rect">
+                      <a:avLst/>
+                    </a:prstGeom>
+                  </pic:spPr>
+                </pic:pic>
+              </a:graphicData>
+            </a:graphic>
+          </wp:inline>
+        </w:drawing>
+      </w:r>
+    </w:p>
+    <w:p>
+      <w:pPr>
+        <w:pStyle w:val="2"/>
+        <w:spacing w:before="480" w:beforeAutospacing="0" w:after="120" w:afterAutospacing="0"/>
+        <w:rPr>
+          <w:rFonts w:ascii="Arial" w:hAnsi="Arial" w:cs="Arial"/>
+          <w:color w:val="000000"/>
+          <w:sz w:val="14"/>
+          <w:szCs w:val="14"/>
+          <w:lang w:val="en-US"/>
+        </w:rPr>
+      </w:pPr>
+      <w:r>
+        <w:rPr>
+          <w:rFonts w:ascii="Arial" w:hAnsi="Arial" w:cs="Arial"/>
+          <w:color w:val="000000"/>
+          <w:sz w:val="14"/>
+          <w:szCs w:val="14"/>
+          <w:lang w:val="en-US"/>
+        </w:rPr>
+        <w:br w:type="column"/>
+      </w:r>
+      <w:r>
+        <w:rPr>
+          <w:rFonts w:ascii="Arial" w:hAnsi="Arial" w:cs="Arial"/>
+          <w:color w:val="000000"/>
+        </w:rPr>
+        <w:lastRenderedPageBreak/>
+        <w:t>№</w:t>
+      </w:r>
+      <w:r>
+        <w:rPr>
+          <w:rFonts w:ascii="Arial" w:hAnsi="Arial" w:cs="Arial"/>
+          <w:color w:val="000000"/>
+        </w:rPr>
+        <w:t>2</w:t>
+      </w:r>
+    </w:p>
+    <w:p>
+      <w:pPr>
+        <w:pStyle w:val="2"/>
+        <w:spacing w:before="480" w:beforeAutospacing="0" w:after="120" w:afterAutospacing="0"/>
+        <w:rPr>
+          <w:rFonts w:ascii="Arial" w:hAnsi="Arial" w:cs="Arial"/>
+          <w:color w:val="000000"/>
+          <w:sz w:val="14"/>
+          <w:szCs w:val="14"/>
+          <w:lang w:val="en-US"/>
+        </w:rPr>
+      </w:pPr>
+      <w:r>
+        <w:rPr>
+          <w:rFonts w:ascii="Arial" w:hAnsi="Arial" w:cs="Arial"/>
+          <w:color w:val="000000"/>
+          <w:sz w:val="14"/>
+          <w:szCs w:val="14"/>
+        </w:rPr>
+        <w:drawing>
+          <wp:inline distT="0" distB="0" distL="0" distR="0" wp14:anchorId="20ACBC05" wp14:editId="1DB5D732">
+            <wp:extent cx="4906060" cy="6315956"/>
+            <wp:effectExtent l="0" t="0" r="8890" b="8890"/>
+            <wp:docPr id="7" name="Рисунок 7"/>
+            <wp:cNvGraphicFramePr>
+              <a:graphicFrameLocks xmlns:a="http://schemas.openxmlformats.org/drawingml/2006/main" noChangeAspect="1"/>
+            </wp:cNvGraphicFramePr>
+            <a:graphic xmlns:a="http://schemas.openxmlformats.org/drawingml/2006/main">
+              <a:graphicData uri="http://schemas.openxmlformats.org/drawingml/2006/picture">
+                <pic:pic xmlns:pic="http://schemas.openxmlformats.org/drawingml/2006/picture">
+                  <pic:nvPicPr>
+                    <pic:cNvPr id="1" name=""/>
+                    <pic:cNvPicPr/>
+                  </pic:nvPicPr>
+                  <pic:blipFill>
+                    <a:blip r:embed="rId10"/>
+                    <a:stretch>
+                      <a:fillRect/>
+                    </a:stretch>
+                  </pic:blipFill>
+                  <pic:spPr>
+                    <a:xfrm>
+                      <a:off x="0" y="0"/>
+                      <a:ext cx="4906060" cy="6315956"/>
+                    </a:xfrm>
+                    <a:prstGeom prst="rect">
+                      <a:avLst/>
+                    </a:prstGeom>
+                  </pic:spPr>
+                </pic:pic>
+              </a:graphicData>
+            </a:graphic>
+          </wp:inline>
+        </w:drawing>
+      </w:r>
+    </w:p>
+    <w:p>
+      <w:pPr>
+        <w:pStyle w:val="2"/>
+        <w:spacing w:before="480" w:beforeAutospacing="0" w:after="120" w:afterAutospacing="0"/>
+        <w:rPr>
+          <w:rFonts w:ascii="Arial" w:hAnsi="Arial" w:cs="Arial"/>
+          <w:color w:val="000000"/>
+          <w:sz w:val="14"/>
+          <w:szCs w:val="14"/>
+          <w:lang w:val="en-US"/>
+        </w:rPr>
+      </w:pPr>
+    </w:p>
+    <w:p>
+      <w:pPr>
+        <w:pStyle w:val="2"/>
+        <w:spacing w:before="480" w:beforeAutospacing="0" w:after="120" w:afterAutospacing="0"/>
+        <w:rPr>
+          <w:rFonts w:ascii="Arial" w:hAnsi="Arial" w:cs="Arial"/>
+          <w:color w:val="000000"/>
+        </w:rPr>
+      </w:pPr>
+      <w:r>
+        <w:rPr>
+          <w:rFonts w:ascii="Arial" w:hAnsi="Arial" w:cs="Arial"/>
+          <w:color w:val="000000"/>
+        </w:rPr>
+        <w:br w:type="column"/>
+      </w:r>
+      <w:r>
+        <w:rPr>
+          <w:rFonts w:ascii="Arial" w:hAnsi="Arial" w:cs="Arial"/>
+          <w:color w:val="000000"/>
+        </w:rPr>
+        <w:lastRenderedPageBreak/>
+        <w:t>№</w:t>
+      </w:r>
+      <w:r>
+        <w:rPr>
+          <w:rFonts w:ascii="Arial" w:hAnsi="Arial" w:cs="Arial"/>
+          <w:color w:val="000000"/>
+        </w:rPr>
+        <w:t>3</w:t>
+      </w:r>
+    </w:p>
+    <w:p>
+      <w:pPr>
+        <w:pStyle w:val="2"/>
+        <w:spacing w:before="480" w:beforeAutospacing="0" w:after="120" w:afterAutospacing="0"/>
+        <w:rPr>
+          <w:rFonts w:ascii="Arial" w:hAnsi="Arial" w:cs="Arial"/>
+          <w:color w:val="000000"/>
+          <w:sz w:val="14"/>
+          <w:szCs w:val="14"/>
+          <w:lang w:val="en-US"/>
+        </w:rPr>
+      </w:pPr>
+      <w:r>
+        <w:rPr>
+          <w:rFonts w:ascii="Arial" w:hAnsi="Arial" w:cs="Arial"/>
+          <w:color w:val="000000"/>
+          <w:sz w:val="14"/>
+          <w:szCs w:val="14"/>
+        </w:rPr>
+        <w:drawing>
+          <wp:inline distT="0" distB="0" distL="0" distR="0" wp14:anchorId="743452DB" wp14:editId="165B9ADD">
+            <wp:extent cx="4582164" cy="6449325"/>
+            <wp:effectExtent l="0" t="0" r="8890" b="8890"/>
+            <wp:docPr id="8" name="Рисунок 8"/>
+            <wp:cNvGraphicFramePr>
+              <a:graphicFrameLocks xmlns:a="http://schemas.openxmlformats.org/drawingml/2006/main" noChangeAspect="1"/>
+            </wp:cNvGraphicFramePr>
+            <a:graphic xmlns:a="http://schemas.openxmlformats.org/drawingml/2006/main">
+              <a:graphicData uri="http://schemas.openxmlformats.org/drawingml/2006/picture">
+                <pic:pic xmlns:pic="http://schemas.openxmlformats.org/drawingml/2006/picture">
+                  <pic:nvPicPr>
+                    <pic:cNvPr id="1" name=""/>
+                    <pic:cNvPicPr/>
+                  </pic:nvPicPr>
+                  <pic:blipFill>
+                    <a:blip r:embed="rId11"/>
+                    <a:stretch>
+                      <a:fillRect/>
+                    </a:stretch>
+                  </pic:blipFill>
+                  <pic:spPr>
+                    <a:xfrm>
+                      <a:off x="0" y="0"/>
+                      <a:ext cx="4582164" cy="6449325"/>
+                    </a:xfrm>
+                    <a:prstGeom prst="rect">
+                      <a:avLst/>
+                    </a:prstGeom>
+                  </pic:spPr>
+                </pic:pic>
+              </a:graphicData>
+            </a:graphic>
+          </wp:inline>
+        </w:drawing>
+      </w:r>
+    </w:p>
+    <w:p>
+      <w:pPr>
+        <w:pStyle w:val="2"/>
+        <w:spacing w:before="480" w:beforeAutospacing="0" w:after="120" w:afterAutospacing="0"/>
+        <w:rPr>
+          <w:rFonts w:ascii="Arial" w:hAnsi="Arial" w:cs="Arial"/>
+          <w:color w:val="000000"/>
+          <w:sz w:val="14"/>
+          <w:szCs w:val="14"/>
+          <w:lang w:val="en-US"/>
+        </w:rPr>
+      </w:pPr>
+      <w:r>
+        <w:rPr>
+          <w:rFonts w:ascii="Arial" w:hAnsi="Arial" w:cs="Arial"/>
+          <w:color w:val="000000"/>
+          <w:sz w:val="14"/>
+          <w:szCs w:val="14"/>
+          <w:lang w:val="en-US"/>
+        </w:rPr>
+        <w:br w:type="column"/>
+      </w:r>
+      <w:r>
+        <w:rPr>
+          <w:rFonts w:ascii="Arial" w:hAnsi="Arial" w:cs="Arial"/>
+          <w:color w:val="000000"/>
+        </w:rPr>
+        <w:lastRenderedPageBreak/>
+        <w:t>№</w:t>
+      </w:r>
+      <w:r>
+        <w:rPr>
+          <w:rFonts w:ascii="Arial" w:hAnsi="Arial" w:cs="Arial"/>
+          <w:color w:val="000000"/>
+        </w:rPr>
+        <w:t>4</w:t>
+      </w:r>
+    </w:p>
+    <w:p>
+      <w:pPr>
+        <w:pStyle w:val="2"/>
+        <w:spacing w:before="480" w:beforeAutospacing="0" w:after="120" w:afterAutospacing="0"/>
+        <w:rPr>
+          <w:rFonts w:ascii="Arial" w:hAnsi="Arial" w:cs="Arial"/>
+          <w:color w:val="000000"/>
+          <w:sz w:val="14"/>
+          <w:szCs w:val="14"/>
+          <w:lang w:val="en-US"/>
+        </w:rPr>
+      </w:pPr>
+      <w:r>
+        <w:rPr>
+          <w:rFonts w:ascii="Arial" w:hAnsi="Arial" w:cs="Arial"/>
+          <w:color w:val="000000"/>
+          <w:sz w:val="14"/>
+          <w:szCs w:val="14"/>
+        </w:rPr>
+        <w:drawing>
+          <wp:inline distT="0" distB="0" distL="0" distR="0" wp14:anchorId="2B4BE738" wp14:editId="1A07E061">
+            <wp:extent cx="5940425" cy="6383655"/>
+            <wp:effectExtent l="0" t="0" r="3175" b="0"/>
+            <wp:docPr id="9" name="Рисунок 9"/>
+            <wp:cNvGraphicFramePr>
+              <a:graphicFrameLocks xmlns:a="http://schemas.openxmlformats.org/drawingml/2006/main" noChangeAspect="1"/>
+            </wp:cNvGraphicFramePr>
+            <a:graphic xmlns:a="http://schemas.openxmlformats.org/drawingml/2006/main">
+              <a:graphicData uri="http://schemas.openxmlformats.org/drawingml/2006/picture">
+                <pic:pic xmlns:pic="http://schemas.openxmlformats.org/drawingml/2006/picture">
+                  <pic:nvPicPr>
+                    <pic:cNvPr id="1" name=""/>
+                    <pic:cNvPicPr/>
+                  </pic:nvPicPr>
+                  <pic:blipFill>
+                    <a:blip r:embed="rId12"/>
+                    <a:stretch>
+                      <a:fillRect/>
+                    </a:stretch>
+                  </pic:blipFill>
+                  <pic:spPr>
+                    <a:xfrm>
+                      <a:off x="0" y="0"/>
+                      <a:ext cx="5940425" cy="6383655"/>
+                    </a:xfrm>
+                    <a:prstGeom prst="rect">
+                      <a:avLst/>
+                    </a:prstGeom>
+                  </pic:spPr>
+                </pic:pic>
+              </a:graphicData>
+            </a:graphic>
+          </wp:inline>
+        </w:drawing>
+      </w:r>
+    </w:p>
+    <w:p>
+      <w:pPr>
+        <w:pStyle w:val="2"/>
+        <w:spacing w:before="480" w:beforeAutospacing="0" w:after="120" w:afterAutospacing="0"/>
+        <w:rPr>
+          <w:rFonts w:ascii="Arial" w:hAnsi="Arial" w:cs="Arial"/>
+          <w:color w:val="000000"/>
+        </w:rPr>
+      </w:pPr>
+      <w:r>
+        <w:rPr>
+          <w:rFonts w:ascii="Arial" w:hAnsi="Arial" w:cs="Arial"/>
+          <w:color w:val="000000"/>
+          <w:sz w:val="14"/>
+          <w:szCs w:val="14"/>
+          <w:lang w:val="en-US"/>
+        </w:rPr>
+        <w:br w:type="column"/>
+      </w:r>
+      <w:r>
+        <w:rPr>
+          <w:rFonts w:ascii="Arial" w:hAnsi="Arial" w:cs="Arial"/>
+          <w:color w:val="000000"/>
+        </w:rPr>
+        <w:lastRenderedPageBreak/>
+        <w:t>№5</w:t>
+      </w:r>
+    </w:p>
+    <w:p>
+      <w:pPr>
+        <w:pStyle w:val="2"/>
+        <w:spacing w:before="480" w:beforeAutospacing="0" w:after="120" w:afterAutospacing="0"/>
+        <w:rPr>
+          <w:rFonts w:ascii="Arial" w:hAnsi="Arial" w:cs="Arial"/>
+          <w:color w:val="000000"/>
+          <w:sz w:val="14"/>
+          <w:szCs w:val="14"/>
+        </w:rPr>
+      </w:pPr>
+      <w:r>
+        <w:rPr>
+          <w:rFonts w:ascii="Arial" w:hAnsi="Arial" w:cs="Arial"/>
+          <w:color w:val="000000"/>
+          <w:sz w:val="14"/>
+          <w:szCs w:val="14"/>
+        </w:rPr>
+        <w:drawing>
+          <wp:inline distT="0" distB="0" distL="0" distR="0" wp14:anchorId="57A7EC30" wp14:editId="601CCFF7">
+            <wp:extent cx="5782482" cy="6544588"/>
+            <wp:effectExtent l="0" t="0" r="8890" b="8890"/>
+            <wp:docPr id="10" name="Рисунок 10"/>
+            <wp:cNvGraphicFramePr>
+              <a:graphicFrameLocks xmlns:a="http://schemas.openxmlformats.org/drawingml/2006/main" noChangeAspect="1"/>
+            </wp:cNvGraphicFramePr>
+            <a:graphic xmlns:a="http://schemas.openxmlformats.org/drawingml/2006/main">
+              <a:graphicData uri="http://schemas.openxmlformats.org/drawingml/2006/picture">
+                <pic:pic xmlns:pic="http://schemas.openxmlformats.org/drawingml/2006/picture">
+                  <pic:nvPicPr>
+                    <pic:cNvPr id="1" name=""/>
+                    <pic:cNvPicPr/>
+                  </pic:nvPicPr>
+                  <pic:blipFill>
+                    <a:blip r:embed="rId13"/>
+                    <a:stretch>
+                      <a:fillRect/>
+                    </a:stretch>
+                  </pic:blipFill>
+                  <pic:spPr>
+                    <a:xfrm>
+                      <a:off x="0" y="0"/>
+                      <a:ext cx="5782482" cy="6544588"/>
+                    </a:xfrm>
+                    <a:prstGeom prst="rect">
+                      <a:avLst/>
+                    </a:prstGeom>
+                  </pic:spPr>
+                </pic:pic>
+              </a:graphicData>
+            </a:graphic>
+          </wp:inline>
+        </w:drawing>
+      </w:r>
       <w:r>
         <w:rPr>
           <w:rFonts w:ascii="Arial" w:hAnsi="Arial" w:cs="Arial"/>
@@ -31918,7 +30633,6 @@
           <w:lang w:val="en-US"/>
         </w:rPr>
       </w:pPr>
-      <w:proofErr w:type="spellStart"/>
       <w:r>
         <w:rPr>
           <w:rFonts w:ascii="Arial" w:hAnsi="Arial" w:cs="Arial"/>
@@ -31927,18 +30641,7 @@
           <w:szCs w:val="22"/>
           <w:lang w:val="en-US"/>
         </w:rPr>
-        <w:t>Триггер</w:t>
-      </w:r>
-      <w:proofErr w:type="spellEnd"/>
-      <w:r>
-        <w:rPr>
-          <w:rFonts w:ascii="Arial" w:hAnsi="Arial" w:cs="Arial"/>
-          <w:color w:val="000000"/>
-          <w:sz w:val="22"/>
-          <w:szCs w:val="22"/>
-          <w:lang w:val="en-US"/>
-        </w:rPr>
-        <w:t xml:space="preserve"> 1:</w:t>
+        <w:t>Триггер 1:</w:t>
       </w:r>
     </w:p>
     <w:p>

--- a/БД.docx
+++ b/БД.docx
@@ -25465,8 +25465,34 @@
       </w:r>
     </w:p>
     <w:p>
-      <w:r>
+      <w:pPr>
+        <w:rPr>
+          <w:lang w:val="en-US"/>
+        </w:rPr>
+      </w:pPr>
+      <w:r>
+        <w:rPr>
+          <w:lang w:val="en-US"/>
+        </w:rPr>
         <w:t>\i schema.sql</w:t>
+      </w:r>
+      <w:r>
+        <w:rPr>
+          <w:lang w:val="en-US"/>
+        </w:rPr>
+        <w:t xml:space="preserve"> (</w:t>
+      </w:r>
+      <w:r>
+        <w:rPr>
+          <w:lang w:val="en-US"/>
+        </w:rPr>
+        <w:t>\i 'C:/Users/Ilya/SQL/vet_clinic/schema.sql'</w:t>
+      </w:r>
+      <w:r>
+        <w:rPr>
+          <w:lang w:val="en-US"/>
+        </w:rPr>
+        <w:t>)</w:t>
       </w:r>
     </w:p>
     <w:p>
@@ -29786,14 +29812,7 @@
           <w:color w:val="000000"/>
         </w:rPr>
         <w:lastRenderedPageBreak/>
-        <w:t>№</w:t>
-      </w:r>
-      <w:r>
-        <w:rPr>
-          <w:rFonts w:ascii="Arial" w:hAnsi="Arial" w:cs="Arial"/>
-          <w:color w:val="000000"/>
-        </w:rPr>
-        <w:t>1</w:t>
+        <w:t>№1</w:t>
       </w:r>
     </w:p>
     <w:p>
@@ -29810,6 +29829,7 @@
       <w:r>
         <w:rPr>
           <w:rFonts w:ascii="Arial" w:hAnsi="Arial" w:cs="Arial"/>
+          <w:noProof/>
           <w:color w:val="000000"/>
           <w:sz w:val="14"/>
           <w:szCs w:val="14"/>
@@ -29879,14 +29899,7 @@
           <w:color w:val="000000"/>
         </w:rPr>
         <w:lastRenderedPageBreak/>
-        <w:t>№</w:t>
-      </w:r>
-      <w:r>
-        <w:rPr>
-          <w:rFonts w:ascii="Arial" w:hAnsi="Arial" w:cs="Arial"/>
-          <w:color w:val="000000"/>
-        </w:rPr>
-        <w:t>2</w:t>
+        <w:t>№2</w:t>
       </w:r>
     </w:p>
     <w:p>
@@ -29904,6 +29917,7 @@
       <w:r>
         <w:rPr>
           <w:rFonts w:ascii="Arial" w:hAnsi="Arial" w:cs="Arial"/>
+          <w:noProof/>
           <w:color w:val="000000"/>
           <w:sz w:val="14"/>
           <w:szCs w:val="14"/>
@@ -29980,14 +29994,7 @@
           <w:color w:val="000000"/>
         </w:rPr>
         <w:lastRenderedPageBreak/>
-        <w:t>№</w:t>
-      </w:r>
-      <w:r>
-        <w:rPr>
-          <w:rFonts w:ascii="Arial" w:hAnsi="Arial" w:cs="Arial"/>
-          <w:color w:val="000000"/>
-        </w:rPr>
-        <w:t>3</w:t>
+        <w:t>№3</w:t>
       </w:r>
     </w:p>
     <w:p>
@@ -30005,6 +30012,7 @@
       <w:r>
         <w:rPr>
           <w:rFonts w:ascii="Arial" w:hAnsi="Arial" w:cs="Arial"/>
+          <w:noProof/>
           <w:color w:val="000000"/>
           <w:sz w:val="14"/>
           <w:szCs w:val="14"/>
@@ -30074,14 +30082,7 @@
           <w:color w:val="000000"/>
         </w:rPr>
         <w:lastRenderedPageBreak/>
-        <w:t>№</w:t>
-      </w:r>
-      <w:r>
-        <w:rPr>
-          <w:rFonts w:ascii="Arial" w:hAnsi="Arial" w:cs="Arial"/>
-          <w:color w:val="000000"/>
-        </w:rPr>
-        <w:t>4</w:t>
+        <w:t>№4</w:t>
       </w:r>
     </w:p>
     <w:p>
@@ -30099,6 +30100,7 @@
       <w:r>
         <w:rPr>
           <w:rFonts w:ascii="Arial" w:hAnsi="Arial" w:cs="Arial"/>
+          <w:noProof/>
           <w:color w:val="000000"/>
           <w:sz w:val="14"/>
           <w:szCs w:val="14"/>
@@ -30155,7 +30157,6 @@
           <w:color w:val="000000"/>
           <w:sz w:val="14"/>
           <w:szCs w:val="14"/>
-          <w:lang w:val="en-US"/>
         </w:rPr>
         <w:br w:type="column"/>
       </w:r>
@@ -30182,6 +30183,7 @@
       <w:r>
         <w:rPr>
           <w:rFonts w:ascii="Arial" w:hAnsi="Arial" w:cs="Arial"/>
+          <w:noProof/>
           <w:color w:val="000000"/>
           <w:sz w:val="14"/>
           <w:szCs w:val="14"/>

--- a/БД.docx
+++ b/БД.docx
@@ -1402,6 +1402,7 @@
                 <w:lang w:eastAsia="ru-RU"/>
               </w:rPr>
             </w:pPr>
+            <w:proofErr w:type="gramStart"/>
             <w:r>
               <w:rPr>
                 <w:rFonts w:ascii="Calibri" w:eastAsia="Times New Roman" w:hAnsi="Calibri" w:cs="Calibri"/>
@@ -1410,6 +1411,7 @@
               </w:rPr>
               <w:t>1:N</w:t>
             </w:r>
+            <w:proofErr w:type="gramEnd"/>
           </w:p>
         </w:tc>
         <w:tc>
@@ -1951,6 +1953,7 @@
                 <w:lang w:eastAsia="ru-RU"/>
               </w:rPr>
             </w:pPr>
+            <w:proofErr w:type="gramStart"/>
             <w:r>
               <w:rPr>
                 <w:rFonts w:ascii="Calibri" w:eastAsia="Times New Roman" w:hAnsi="Calibri" w:cs="Calibri"/>
@@ -1959,6 +1962,7 @@
               </w:rPr>
               <w:t>M:N</w:t>
             </w:r>
+            <w:proofErr w:type="gramEnd"/>
           </w:p>
         </w:tc>
         <w:tc>
@@ -2079,6 +2083,7 @@
                 <w:lang w:eastAsia="ru-RU"/>
               </w:rPr>
             </w:pPr>
+            <w:proofErr w:type="gramStart"/>
             <w:r>
               <w:rPr>
                 <w:rFonts w:ascii="Calibri" w:eastAsia="Times New Roman" w:hAnsi="Calibri" w:cs="Calibri"/>
@@ -2087,6 +2092,7 @@
               </w:rPr>
               <w:t>1:N</w:t>
             </w:r>
+            <w:proofErr w:type="gramEnd"/>
           </w:p>
         </w:tc>
         <w:tc>
@@ -2208,6 +2214,7 @@
                 <w:lang w:eastAsia="ru-RU"/>
               </w:rPr>
             </w:pPr>
+            <w:proofErr w:type="gramStart"/>
             <w:r>
               <w:rPr>
                 <w:rFonts w:ascii="Calibri" w:eastAsia="Times New Roman" w:hAnsi="Calibri" w:cs="Calibri"/>
@@ -2216,6 +2223,7 @@
               </w:rPr>
               <w:t>1:N</w:t>
             </w:r>
+            <w:proofErr w:type="gramEnd"/>
           </w:p>
         </w:tc>
         <w:tc>
@@ -2373,6 +2381,7 @@
                 <w:lang w:eastAsia="ru-RU"/>
               </w:rPr>
             </w:pPr>
+            <w:proofErr w:type="gramStart"/>
             <w:r>
               <w:rPr>
                 <w:rFonts w:ascii="Calibri" w:eastAsia="Times New Roman" w:hAnsi="Calibri" w:cs="Calibri"/>
@@ -2381,6 +2390,7 @@
               </w:rPr>
               <w:t>1:N</w:t>
             </w:r>
+            <w:proofErr w:type="gramEnd"/>
           </w:p>
         </w:tc>
         <w:tc>
@@ -2858,6 +2868,7 @@
                 <w:lang w:eastAsia="ru-RU"/>
               </w:rPr>
             </w:pPr>
+            <w:proofErr w:type="gramStart"/>
             <w:r>
               <w:rPr>
                 <w:rFonts w:ascii="Calibri" w:eastAsia="Times New Roman" w:hAnsi="Calibri" w:cs="Calibri"/>
@@ -2866,6 +2877,7 @@
               </w:rPr>
               <w:t>M:N</w:t>
             </w:r>
+            <w:proofErr w:type="gramEnd"/>
           </w:p>
         </w:tc>
         <w:tc>
@@ -3535,6 +3547,7 @@
                 <w:lang w:eastAsia="ru-RU"/>
               </w:rPr>
             </w:pPr>
+            <w:proofErr w:type="gramStart"/>
             <w:r>
               <w:rPr>
                 <w:rFonts w:ascii="Calibri" w:eastAsia="Times New Roman" w:hAnsi="Calibri" w:cs="Calibri"/>
@@ -3543,6 +3556,7 @@
               </w:rPr>
               <w:t>1:N</w:t>
             </w:r>
+            <w:proofErr w:type="gramEnd"/>
           </w:p>
         </w:tc>
         <w:tc>
@@ -3925,6 +3939,7 @@
                 <w:lang w:eastAsia="ru-RU"/>
               </w:rPr>
             </w:pPr>
+            <w:proofErr w:type="gramStart"/>
             <w:r>
               <w:rPr>
                 <w:rFonts w:ascii="Calibri" w:eastAsia="Times New Roman" w:hAnsi="Calibri" w:cs="Calibri"/>
@@ -3933,6 +3948,7 @@
               </w:rPr>
               <w:t>1:N</w:t>
             </w:r>
+            <w:proofErr w:type="gramEnd"/>
           </w:p>
         </w:tc>
         <w:tc>
@@ -4506,6 +4522,7 @@
                 <w:lang w:eastAsia="ru-RU"/>
               </w:rPr>
             </w:pPr>
+            <w:proofErr w:type="gramStart"/>
             <w:r>
               <w:rPr>
                 <w:rFonts w:ascii="Calibri" w:eastAsia="Times New Roman" w:hAnsi="Calibri" w:cs="Calibri"/>
@@ -4514,6 +4531,7 @@
               </w:rPr>
               <w:t>M:N</w:t>
             </w:r>
+            <w:proofErr w:type="gramEnd"/>
           </w:p>
         </w:tc>
         <w:tc>
@@ -4959,6 +4977,7 @@
                 <w:lang w:eastAsia="ru-RU"/>
               </w:rPr>
             </w:pPr>
+            <w:proofErr w:type="gramStart"/>
             <w:r>
               <w:rPr>
                 <w:rFonts w:ascii="Calibri" w:eastAsia="Times New Roman" w:hAnsi="Calibri" w:cs="Calibri"/>
@@ -4967,6 +4986,7 @@
               </w:rPr>
               <w:t>M:N</w:t>
             </w:r>
+            <w:proofErr w:type="gramEnd"/>
           </w:p>
         </w:tc>
         <w:tc>
@@ -5023,6 +5043,7 @@
                 <w:lang w:eastAsia="ru-RU"/>
               </w:rPr>
             </w:pPr>
+            <w:proofErr w:type="gramStart"/>
             <w:r>
               <w:rPr>
                 <w:rFonts w:ascii="Calibri" w:eastAsia="Times New Roman" w:hAnsi="Calibri" w:cs="Calibri"/>
@@ -5031,6 +5052,7 @@
               </w:rPr>
               <w:t>1:N</w:t>
             </w:r>
+            <w:proofErr w:type="gramEnd"/>
           </w:p>
         </w:tc>
         <w:tc>
@@ -6576,6 +6598,7 @@
                 <w:lang w:eastAsia="ru-RU"/>
               </w:rPr>
             </w:pPr>
+            <w:proofErr w:type="gramStart"/>
             <w:r>
               <w:rPr>
                 <w:rFonts w:ascii="Calibri" w:eastAsia="Times New Roman" w:hAnsi="Calibri" w:cs="Calibri"/>
@@ -6584,6 +6607,7 @@
               </w:rPr>
               <w:t>1:N</w:t>
             </w:r>
+            <w:proofErr w:type="gramEnd"/>
           </w:p>
         </w:tc>
         <w:tc>
@@ -7680,6 +7704,7 @@
                 <w:lang w:eastAsia="ru-RU"/>
               </w:rPr>
             </w:pPr>
+            <w:proofErr w:type="gramStart"/>
             <w:r>
               <w:rPr>
                 <w:rFonts w:ascii="Calibri" w:eastAsia="Times New Roman" w:hAnsi="Calibri" w:cs="Calibri"/>
@@ -7688,6 +7713,7 @@
               </w:rPr>
               <w:t>1:N</w:t>
             </w:r>
+            <w:proofErr w:type="gramEnd"/>
           </w:p>
         </w:tc>
         <w:tc>
@@ -7712,6 +7738,7 @@
                 <w:lang w:eastAsia="ru-RU"/>
               </w:rPr>
             </w:pPr>
+            <w:proofErr w:type="gramStart"/>
             <w:r>
               <w:rPr>
                 <w:rFonts w:ascii="Calibri" w:eastAsia="Times New Roman" w:hAnsi="Calibri" w:cs="Calibri"/>
@@ -7720,6 +7747,7 @@
               </w:rPr>
               <w:t>1:N</w:t>
             </w:r>
+            <w:proofErr w:type="gramEnd"/>
           </w:p>
         </w:tc>
         <w:tc>
@@ -7904,6 +7932,7 @@
                 <w:lang w:eastAsia="ru-RU"/>
               </w:rPr>
             </w:pPr>
+            <w:proofErr w:type="gramStart"/>
             <w:r>
               <w:rPr>
                 <w:rFonts w:ascii="Calibri" w:eastAsia="Times New Roman" w:hAnsi="Calibri" w:cs="Calibri"/>
@@ -7912,6 +7941,7 @@
               </w:rPr>
               <w:t>1:N</w:t>
             </w:r>
+            <w:proofErr w:type="gramEnd"/>
           </w:p>
         </w:tc>
         <w:tc>
@@ -8064,6 +8094,7 @@
                 <w:lang w:eastAsia="ru-RU"/>
               </w:rPr>
             </w:pPr>
+            <w:proofErr w:type="gramStart"/>
             <w:r>
               <w:rPr>
                 <w:rFonts w:ascii="Calibri" w:eastAsia="Times New Roman" w:hAnsi="Calibri" w:cs="Calibri"/>
@@ -8072,6 +8103,7 @@
               </w:rPr>
               <w:t>1:N</w:t>
             </w:r>
+            <w:proofErr w:type="gramEnd"/>
           </w:p>
         </w:tc>
         <w:tc>
@@ -9223,15 +9255,27 @@
                 <w:lang w:eastAsia="ru-RU"/>
               </w:rPr>
             </w:pPr>
-            <w:r>
-              <w:rPr>
-                <w:rFonts w:ascii="Times New Roman" w:eastAsia="Times New Roman" w:hAnsi="Times New Roman" w:cs="Times New Roman"/>
-                <w:color w:val="000000"/>
-                <w:sz w:val="24"/>
-                <w:szCs w:val="24"/>
-                <w:lang w:eastAsia="ru-RU"/>
-              </w:rPr>
-              <w:t>UNIQUE,     NOT NULL</w:t>
+            <w:proofErr w:type="gramStart"/>
+            <w:r>
+              <w:rPr>
+                <w:rFonts w:ascii="Times New Roman" w:eastAsia="Times New Roman" w:hAnsi="Times New Roman" w:cs="Times New Roman"/>
+                <w:color w:val="000000"/>
+                <w:sz w:val="24"/>
+                <w:szCs w:val="24"/>
+                <w:lang w:eastAsia="ru-RU"/>
+              </w:rPr>
+              <w:t xml:space="preserve">UNIQUE,   </w:t>
+            </w:r>
+            <w:proofErr w:type="gramEnd"/>
+            <w:r>
+              <w:rPr>
+                <w:rFonts w:ascii="Times New Roman" w:eastAsia="Times New Roman" w:hAnsi="Times New Roman" w:cs="Times New Roman"/>
+                <w:color w:val="000000"/>
+                <w:sz w:val="24"/>
+                <w:szCs w:val="24"/>
+                <w:lang w:eastAsia="ru-RU"/>
+              </w:rPr>
+              <w:t xml:space="preserve">  NOT NULL</w:t>
             </w:r>
           </w:p>
         </w:tc>
@@ -14792,7 +14836,29 @@
                 <w:szCs w:val="24"/>
                 <w:lang w:eastAsia="ru-RU"/>
               </w:rPr>
-              <w:t>(регистратор  администратор врач)</w:t>
+              <w:t>(</w:t>
+            </w:r>
+            <w:proofErr w:type="gramStart"/>
+            <w:r>
+              <w:rPr>
+                <w:rFonts w:ascii="Times New Roman" w:eastAsia="Times New Roman" w:hAnsi="Times New Roman" w:cs="Times New Roman"/>
+                <w:color w:val="000000"/>
+                <w:sz w:val="24"/>
+                <w:szCs w:val="24"/>
+                <w:lang w:eastAsia="ru-RU"/>
+              </w:rPr>
+              <w:t>регистратор  администратор</w:t>
+            </w:r>
+            <w:proofErr w:type="gramEnd"/>
+            <w:r>
+              <w:rPr>
+                <w:rFonts w:ascii="Times New Roman" w:eastAsia="Times New Roman" w:hAnsi="Times New Roman" w:cs="Times New Roman"/>
+                <w:color w:val="000000"/>
+                <w:sz w:val="24"/>
+                <w:szCs w:val="24"/>
+                <w:lang w:eastAsia="ru-RU"/>
+              </w:rPr>
+              <w:t xml:space="preserve"> врач)</w:t>
             </w:r>
           </w:p>
         </w:tc>
@@ -25424,21 +25490,34 @@
         <w:t>инструкция по запуску.</w:t>
       </w:r>
     </w:p>
-    <w:p/>
     <w:p>
       <w:pPr>
+        <w:rPr>
+          <w:b/>
+          <w:bCs/>
+        </w:rPr>
+      </w:pPr>
+      <w:r>
+        <w:rPr>
+          <w:b/>
+          <w:bCs/>
+        </w:rPr>
+        <w:t xml:space="preserve">Команды для </w:t>
+      </w:r>
+      <w:r>
         <w:rPr>
           <w:b/>
           <w:bCs/>
           <w:lang w:val="en-US"/>
         </w:rPr>
-      </w:pPr>
+        <w:t>postgres</w:t>
+      </w:r>
       <w:r>
         <w:rPr>
           <w:b/>
           <w:bCs/>
         </w:rPr>
-        <w:t xml:space="preserve">Команды для </w:t>
+        <w:t xml:space="preserve"> </w:t>
       </w:r>
       <w:r>
         <w:rPr>
@@ -25446,7 +25525,14 @@
           <w:bCs/>
           <w:lang w:val="en-US"/>
         </w:rPr>
-        <w:t>postgres sql:</w:t>
+        <w:t>sql</w:t>
+      </w:r>
+      <w:r>
+        <w:rPr>
+          <w:b/>
+          <w:bCs/>
+        </w:rPr>
+        <w:t>:</w:t>
       </w:r>
     </w:p>
     <w:p>
@@ -25455,12 +25541,28 @@
       </w:r>
     </w:p>
     <w:p>
-      <w:r>
+      <w:pPr>
+        <w:rPr>
+          <w:lang w:val="en-US"/>
+        </w:rPr>
+      </w:pPr>
+      <w:r>
+        <w:rPr>
+          <w:lang w:val="en-US"/>
+        </w:rPr>
         <w:t>CREATE DATABASE vet_clinic;</w:t>
       </w:r>
     </w:p>
     <w:p>
-      <w:r>
+      <w:pPr>
+        <w:rPr>
+          <w:lang w:val="en-US"/>
+        </w:rPr>
+      </w:pPr>
+      <w:r>
+        <w:rPr>
+          <w:lang w:val="en-US"/>
+        </w:rPr>
         <w:t>\c vet_clinic</w:t>
       </w:r>
     </w:p>
@@ -25486,7 +25588,19 @@
         <w:rPr>
           <w:lang w:val="en-US"/>
         </w:rPr>
-        <w:t>\i 'C:/Users/Ilya/SQL/vet_clinic/schema.sql'</w:t>
+        <w:t>\i 'C:/Users/Ilya/SQL/vet_clinic/</w:t>
+      </w:r>
+      <w:r>
+        <w:rPr>
+          <w:lang w:val="en-US"/>
+        </w:rPr>
+        <w:t>lab7</w:t>
+      </w:r>
+      <w:r>
+        <w:rPr>
+          <w:lang w:val="en-US"/>
+        </w:rPr>
+        <w:t>.sql'</w:t>
       </w:r>
       <w:r>
         <w:rPr>
@@ -25496,7 +25610,15 @@
       </w:r>
     </w:p>
     <w:p>
-      <w:r>
+      <w:pPr>
+        <w:rPr>
+          <w:lang w:val="en-US"/>
+        </w:rPr>
+      </w:pPr>
+      <w:r>
+        <w:rPr>
+          <w:lang w:val="en-US"/>
+        </w:rPr>
         <w:t>\i seed.sql</w:t>
       </w:r>
     </w:p>
@@ -25590,7 +25712,13 @@
         <w:rPr>
           <w:lang w:val="en-US"/>
         </w:rPr>
-        <w:t>psql -U postgres -d vet_clinic</w:t>
+        <w:t xml:space="preserve">psql -U postgres -d vet_clinic -f </w:t>
+      </w:r>
+      <w:r>
+        <w:rPr>
+          <w:lang w:val="en-US"/>
+        </w:rPr>
+        <w:t>procedure.sql</w:t>
       </w:r>
     </w:p>
     <w:p>
@@ -25603,7 +25731,7 @@
         <w:rPr>
           <w:lang w:val="en-US"/>
         </w:rPr>
-        <w:t>)</w:t>
+        <w:t>psql -U postgres -d vet_clinic</w:t>
       </w:r>
     </w:p>
     <w:p>
@@ -25616,7 +25744,7 @@
         <w:rPr>
           <w:lang w:val="en-US"/>
         </w:rPr>
-        <w:t>\x</w:t>
+        <w:t>)</w:t>
       </w:r>
     </w:p>
     <w:p>
@@ -25629,8 +25757,29 @@
         <w:rPr>
           <w:lang w:val="en-US"/>
         </w:rPr>
-        <w:t>\dt</w:t>
-      </w:r>
+        <w:t>\x</w:t>
+      </w:r>
+    </w:p>
+    <w:p>
+      <w:pPr>
+        <w:rPr>
+          <w:lang w:val="en-US"/>
+        </w:rPr>
+      </w:pPr>
+      <w:r>
+        <w:rPr>
+          <w:lang w:val="en-US"/>
+        </w:rPr>
+        <w:t>\</w:t>
+      </w:r>
+      <w:proofErr w:type="gramStart"/>
+      <w:r>
+        <w:rPr>
+          <w:lang w:val="en-US"/>
+        </w:rPr>
+        <w:t>dt</w:t>
+      </w:r>
+      <w:proofErr w:type="gramEnd"/>
     </w:p>
     <w:p>
       <w:pPr>
@@ -26131,7 +26280,29 @@
           <w:szCs w:val="20"/>
           <w:lang w:val="en-US" w:eastAsia="ru-RU"/>
         </w:rPr>
-        <w:t xml:space="preserve">    SUM(Service.price) AS total_price</w:t>
+        <w:t xml:space="preserve">    </w:t>
+      </w:r>
+      <w:proofErr w:type="gramStart"/>
+      <w:r>
+        <w:rPr>
+          <w:rStyle w:val="n"/>
+          <w:rFonts w:ascii="Courier New" w:eastAsia="Times New Roman" w:hAnsi="Courier New" w:cs="Courier New"/>
+          <w:sz w:val="20"/>
+          <w:szCs w:val="20"/>
+          <w:lang w:val="en-US" w:eastAsia="ru-RU"/>
+        </w:rPr>
+        <w:t>SUM(</w:t>
+      </w:r>
+      <w:proofErr w:type="gramEnd"/>
+      <w:r>
+        <w:rPr>
+          <w:rStyle w:val="n"/>
+          <w:rFonts w:ascii="Courier New" w:eastAsia="Times New Roman" w:hAnsi="Courier New" w:cs="Courier New"/>
+          <w:sz w:val="20"/>
+          <w:szCs w:val="20"/>
+          <w:lang w:val="en-US" w:eastAsia="ru-RU"/>
+        </w:rPr>
+        <w:t>Service.price) AS total_price</w:t>
       </w:r>
     </w:p>
     <w:p>
@@ -30832,6 +31003,5280 @@
         <w:t>Процедура предназначена для добавления клиента с питомцем в базу. Процедура принимает данные клиента, имя питомца, вид питомца и добавляет их в базу. Процедура выводит название и стоимость процедур, которые доступны в клинике для этого животного.</w:t>
       </w:r>
     </w:p>
+    <w:p>
+      <w:pPr>
+        <w:pStyle w:val="a3"/>
+        <w:spacing w:before="0" w:beforeAutospacing="0" w:after="0" w:afterAutospacing="0"/>
+        <w:textAlignment w:val="baseline"/>
+        <w:rPr>
+          <w:rFonts w:ascii="Arial" w:hAnsi="Arial" w:cs="Arial"/>
+          <w:color w:val="000000"/>
+          <w:sz w:val="22"/>
+          <w:szCs w:val="22"/>
+        </w:rPr>
+      </w:pPr>
+      <w:r>
+        <w:rPr>
+          <w:rFonts w:ascii="Arial" w:hAnsi="Arial" w:cs="Arial"/>
+          <w:color w:val="000000"/>
+          <w:sz w:val="22"/>
+          <w:szCs w:val="22"/>
+        </w:rPr>
+        <w:br w:type="column"/>
+      </w:r>
+      <w:r>
+        <w:rPr>
+          <w:rFonts w:ascii="Arial" w:hAnsi="Arial" w:cs="Arial"/>
+          <w:color w:val="000000"/>
+          <w:sz w:val="22"/>
+          <w:szCs w:val="22"/>
+        </w:rPr>
+        <w:lastRenderedPageBreak/>
+        <w:t>Проверка триггеров:</w:t>
+      </w:r>
+    </w:p>
+    <w:p>
+      <w:pPr>
+        <w:pStyle w:val="a3"/>
+        <w:spacing w:before="0" w:beforeAutospacing="0" w:after="0" w:afterAutospacing="0"/>
+        <w:textAlignment w:val="baseline"/>
+        <w:rPr>
+          <w:rFonts w:ascii="Arial" w:hAnsi="Arial" w:cs="Arial"/>
+          <w:color w:val="000000"/>
+          <w:sz w:val="22"/>
+          <w:szCs w:val="22"/>
+        </w:rPr>
+      </w:pPr>
+      <w:r>
+        <w:rPr>
+          <w:rFonts w:ascii="Arial" w:hAnsi="Arial" w:cs="Arial"/>
+          <w:noProof/>
+          <w:color w:val="000000"/>
+          <w:sz w:val="22"/>
+          <w:szCs w:val="22"/>
+        </w:rPr>
+        <w:drawing>
+          <wp:inline distT="0" distB="0" distL="0" distR="0" wp14:anchorId="1813DC04" wp14:editId="3E1C84FC">
+            <wp:extent cx="5940425" cy="1159510"/>
+            <wp:effectExtent l="0" t="0" r="3175" b="2540"/>
+            <wp:docPr id="3" name="Рисунок 3"/>
+            <wp:cNvGraphicFramePr>
+              <a:graphicFrameLocks xmlns:a="http://schemas.openxmlformats.org/drawingml/2006/main" noChangeAspect="1"/>
+            </wp:cNvGraphicFramePr>
+            <a:graphic xmlns:a="http://schemas.openxmlformats.org/drawingml/2006/main">
+              <a:graphicData uri="http://schemas.openxmlformats.org/drawingml/2006/picture">
+                <pic:pic xmlns:pic="http://schemas.openxmlformats.org/drawingml/2006/picture">
+                  <pic:nvPicPr>
+                    <pic:cNvPr id="1" name=""/>
+                    <pic:cNvPicPr/>
+                  </pic:nvPicPr>
+                  <pic:blipFill>
+                    <a:blip r:embed="rId14"/>
+                    <a:stretch>
+                      <a:fillRect/>
+                    </a:stretch>
+                  </pic:blipFill>
+                  <pic:spPr>
+                    <a:xfrm>
+                      <a:off x="0" y="0"/>
+                      <a:ext cx="5940425" cy="1159510"/>
+                    </a:xfrm>
+                    <a:prstGeom prst="rect">
+                      <a:avLst/>
+                    </a:prstGeom>
+                  </pic:spPr>
+                </pic:pic>
+              </a:graphicData>
+            </a:graphic>
+          </wp:inline>
+        </w:drawing>
+      </w:r>
+    </w:p>
+    <w:p>
+      <w:pPr>
+        <w:pStyle w:val="a3"/>
+        <w:spacing w:before="0" w:beforeAutospacing="0" w:after="0" w:afterAutospacing="0"/>
+        <w:textAlignment w:val="baseline"/>
+        <w:rPr>
+          <w:rFonts w:ascii="Arial" w:hAnsi="Arial" w:cs="Arial"/>
+          <w:color w:val="000000"/>
+          <w:sz w:val="22"/>
+          <w:szCs w:val="22"/>
+        </w:rPr>
+      </w:pPr>
+    </w:p>
+    <w:p>
+      <w:pPr>
+        <w:pStyle w:val="a3"/>
+        <w:spacing w:before="0" w:beforeAutospacing="0" w:after="0" w:afterAutospacing="0"/>
+        <w:textAlignment w:val="baseline"/>
+        <w:rPr>
+          <w:rFonts w:ascii="Arial" w:hAnsi="Arial" w:cs="Arial"/>
+          <w:color w:val="000000"/>
+          <w:sz w:val="22"/>
+          <w:szCs w:val="22"/>
+        </w:rPr>
+      </w:pPr>
+      <w:r>
+        <w:rPr>
+          <w:rFonts w:ascii="Arial" w:hAnsi="Arial" w:cs="Arial"/>
+          <w:color w:val="000000"/>
+          <w:sz w:val="22"/>
+          <w:szCs w:val="22"/>
+        </w:rPr>
+        <w:t>Проверка процедуры 1:</w:t>
+      </w:r>
+    </w:p>
+    <w:p>
+      <w:pPr>
+        <w:pStyle w:val="a3"/>
+        <w:spacing w:before="0" w:beforeAutospacing="0" w:after="0" w:afterAutospacing="0"/>
+        <w:textAlignment w:val="baseline"/>
+        <w:rPr>
+          <w:rFonts w:ascii="Arial" w:hAnsi="Arial" w:cs="Arial"/>
+          <w:color w:val="000000"/>
+          <w:sz w:val="22"/>
+          <w:szCs w:val="22"/>
+        </w:rPr>
+      </w:pPr>
+      <w:r>
+        <w:rPr>
+          <w:rFonts w:ascii="Arial" w:hAnsi="Arial" w:cs="Arial"/>
+          <w:noProof/>
+          <w:color w:val="000000"/>
+          <w:sz w:val="22"/>
+          <w:szCs w:val="22"/>
+        </w:rPr>
+        <w:drawing>
+          <wp:inline distT="0" distB="0" distL="0" distR="0" wp14:anchorId="198F826A" wp14:editId="70C058B4">
+            <wp:extent cx="4878705" cy="2052133"/>
+            <wp:effectExtent l="0" t="0" r="0" b="5715"/>
+            <wp:docPr id="11" name="Рисунок 11"/>
+            <wp:cNvGraphicFramePr>
+              <a:graphicFrameLocks xmlns:a="http://schemas.openxmlformats.org/drawingml/2006/main" noChangeAspect="1"/>
+            </wp:cNvGraphicFramePr>
+            <a:graphic xmlns:a="http://schemas.openxmlformats.org/drawingml/2006/main">
+              <a:graphicData uri="http://schemas.openxmlformats.org/drawingml/2006/picture">
+                <pic:pic xmlns:pic="http://schemas.openxmlformats.org/drawingml/2006/picture">
+                  <pic:nvPicPr>
+                    <pic:cNvPr id="1" name=""/>
+                    <pic:cNvPicPr/>
+                  </pic:nvPicPr>
+                  <pic:blipFill>
+                    <a:blip r:embed="rId15"/>
+                    <a:stretch>
+                      <a:fillRect/>
+                    </a:stretch>
+                  </pic:blipFill>
+                  <pic:spPr>
+                    <a:xfrm>
+                      <a:off x="0" y="0"/>
+                      <a:ext cx="4891548" cy="2057535"/>
+                    </a:xfrm>
+                    <a:prstGeom prst="rect">
+                      <a:avLst/>
+                    </a:prstGeom>
+                  </pic:spPr>
+                </pic:pic>
+              </a:graphicData>
+            </a:graphic>
+          </wp:inline>
+        </w:drawing>
+      </w:r>
+    </w:p>
+    <w:p>
+      <w:pPr>
+        <w:pStyle w:val="a3"/>
+        <w:spacing w:before="0" w:beforeAutospacing="0" w:after="0" w:afterAutospacing="0"/>
+        <w:textAlignment w:val="baseline"/>
+        <w:rPr>
+          <w:rFonts w:ascii="Arial" w:hAnsi="Arial" w:cs="Arial"/>
+          <w:color w:val="000000"/>
+          <w:sz w:val="22"/>
+          <w:szCs w:val="22"/>
+        </w:rPr>
+      </w:pPr>
+    </w:p>
+    <w:p>
+      <w:pPr>
+        <w:pStyle w:val="a3"/>
+        <w:spacing w:before="0" w:beforeAutospacing="0" w:after="0" w:afterAutospacing="0"/>
+        <w:textAlignment w:val="baseline"/>
+        <w:rPr>
+          <w:rFonts w:ascii="Arial" w:hAnsi="Arial" w:cs="Arial"/>
+          <w:color w:val="000000"/>
+          <w:sz w:val="22"/>
+          <w:szCs w:val="22"/>
+        </w:rPr>
+      </w:pPr>
+      <w:r>
+        <w:rPr>
+          <w:rFonts w:ascii="Arial" w:hAnsi="Arial" w:cs="Arial"/>
+          <w:color w:val="000000"/>
+          <w:sz w:val="22"/>
+          <w:szCs w:val="22"/>
+        </w:rPr>
+        <w:t>Проверка процедуры 2:</w:t>
+      </w:r>
+    </w:p>
+    <w:p>
+      <w:pPr>
+        <w:pStyle w:val="a3"/>
+        <w:spacing w:before="0" w:beforeAutospacing="0" w:after="0" w:afterAutospacing="0"/>
+        <w:textAlignment w:val="baseline"/>
+        <w:rPr>
+          <w:rFonts w:ascii="Arial" w:hAnsi="Arial" w:cs="Arial"/>
+          <w:color w:val="000000"/>
+          <w:sz w:val="22"/>
+          <w:szCs w:val="22"/>
+        </w:rPr>
+      </w:pPr>
+      <w:r>
+        <w:rPr>
+          <w:rFonts w:ascii="Arial" w:hAnsi="Arial" w:cs="Arial"/>
+          <w:noProof/>
+          <w:color w:val="000000"/>
+          <w:sz w:val="22"/>
+          <w:szCs w:val="22"/>
+        </w:rPr>
+        <w:drawing>
+          <wp:inline distT="0" distB="0" distL="0" distR="0" wp14:anchorId="0476B1C5" wp14:editId="51CDA34A">
+            <wp:extent cx="4879017" cy="4480560"/>
+            <wp:effectExtent l="0" t="0" r="0" b="0"/>
+            <wp:docPr id="6" name="Рисунок 6"/>
+            <wp:cNvGraphicFramePr>
+              <a:graphicFrameLocks xmlns:a="http://schemas.openxmlformats.org/drawingml/2006/main" noChangeAspect="1"/>
+            </wp:cNvGraphicFramePr>
+            <a:graphic xmlns:a="http://schemas.openxmlformats.org/drawingml/2006/main">
+              <a:graphicData uri="http://schemas.openxmlformats.org/drawingml/2006/picture">
+                <pic:pic xmlns:pic="http://schemas.openxmlformats.org/drawingml/2006/picture">
+                  <pic:nvPicPr>
+                    <pic:cNvPr id="1" name=""/>
+                    <pic:cNvPicPr/>
+                  </pic:nvPicPr>
+                  <pic:blipFill>
+                    <a:blip r:embed="rId16"/>
+                    <a:stretch>
+                      <a:fillRect/>
+                    </a:stretch>
+                  </pic:blipFill>
+                  <pic:spPr>
+                    <a:xfrm>
+                      <a:off x="0" y="0"/>
+                      <a:ext cx="4880689" cy="4482096"/>
+                    </a:xfrm>
+                    <a:prstGeom prst="rect">
+                      <a:avLst/>
+                    </a:prstGeom>
+                  </pic:spPr>
+                </pic:pic>
+              </a:graphicData>
+            </a:graphic>
+          </wp:inline>
+        </w:drawing>
+      </w:r>
+    </w:p>
+    <w:p>
+      <w:pPr>
+        <w:pStyle w:val="2"/>
+        <w:spacing w:before="480" w:beforeAutospacing="0" w:after="120" w:afterAutospacing="0"/>
+      </w:pPr>
+      <w:r>
+        <w:rPr>
+          <w:rFonts w:ascii="Arial" w:hAnsi="Arial" w:cs="Arial"/>
+          <w:color w:val="000000"/>
+          <w:sz w:val="22"/>
+          <w:szCs w:val="22"/>
+        </w:rPr>
+        <w:br w:type="column"/>
+      </w:r>
+      <w:r>
+        <w:rPr>
+          <w:rFonts w:ascii="Arial" w:hAnsi="Arial" w:cs="Arial"/>
+          <w:b w:val="0"/>
+          <w:bCs w:val="0"/>
+          <w:color w:val="000000"/>
+          <w:sz w:val="32"/>
+          <w:szCs w:val="32"/>
+        </w:rPr>
+        <w:lastRenderedPageBreak/>
+        <w:t>Лабораторная работа 7 </w:t>
+      </w:r>
+    </w:p>
+    <w:p>
+      <w:pPr>
+        <w:pStyle w:val="a3"/>
+        <w:spacing w:before="240" w:beforeAutospacing="0" w:after="240" w:afterAutospacing="0"/>
+      </w:pPr>
+      <w:r>
+        <w:rPr>
+          <w:rFonts w:ascii="Arial" w:hAnsi="Arial" w:cs="Arial"/>
+          <w:b/>
+          <w:bCs/>
+          <w:color w:val="000000"/>
+          <w:sz w:val="22"/>
+          <w:szCs w:val="22"/>
+        </w:rPr>
+        <w:t>Оптимизация и анализ выполнения запросов</w:t>
+      </w:r>
+    </w:p>
+    <w:p>
+      <w:pPr>
+        <w:pStyle w:val="3"/>
+        <w:spacing w:before="280" w:beforeAutospacing="0" w:after="80" w:afterAutospacing="0"/>
+      </w:pPr>
+      <w:r>
+        <w:rPr>
+          <w:rFonts w:ascii="Arial" w:hAnsi="Arial" w:cs="Arial"/>
+          <w:color w:val="000000"/>
+          <w:sz w:val="26"/>
+          <w:szCs w:val="26"/>
+        </w:rPr>
+        <w:t>Цель</w:t>
+      </w:r>
+    </w:p>
+    <w:p>
+      <w:pPr>
+        <w:pStyle w:val="a3"/>
+        <w:spacing w:before="240" w:beforeAutospacing="0" w:after="240" w:afterAutospacing="0"/>
+      </w:pPr>
+      <w:r>
+        <w:rPr>
+          <w:rFonts w:ascii="Arial" w:hAnsi="Arial" w:cs="Arial"/>
+          <w:color w:val="000000"/>
+          <w:sz w:val="22"/>
+          <w:szCs w:val="22"/>
+        </w:rPr>
+        <w:t>Изучить влияние индексов и структуры запросов на производительность.</w:t>
+      </w:r>
+    </w:p>
+    <w:p>
+      <w:pPr>
+        <w:pStyle w:val="3"/>
+        <w:spacing w:before="280" w:beforeAutospacing="0" w:after="80" w:afterAutospacing="0"/>
+      </w:pPr>
+      <w:r>
+        <w:rPr>
+          <w:rFonts w:ascii="Arial" w:hAnsi="Arial" w:cs="Arial"/>
+          <w:color w:val="000000"/>
+          <w:sz w:val="26"/>
+          <w:szCs w:val="26"/>
+        </w:rPr>
+        <w:t>Содержание работы</w:t>
+      </w:r>
+    </w:p>
+    <w:p>
+      <w:pPr>
+        <w:pStyle w:val="a3"/>
+        <w:numPr>
+          <w:ilvl w:val="0"/>
+          <w:numId w:val="29"/>
+        </w:numPr>
+        <w:spacing w:before="240" w:beforeAutospacing="0" w:after="0" w:afterAutospacing="0"/>
+        <w:textAlignment w:val="baseline"/>
+        <w:rPr>
+          <w:rFonts w:ascii="Arial" w:hAnsi="Arial" w:cs="Arial"/>
+          <w:color w:val="000000"/>
+          <w:sz w:val="22"/>
+          <w:szCs w:val="22"/>
+        </w:rPr>
+      </w:pPr>
+      <w:r>
+        <w:rPr>
+          <w:rFonts w:ascii="Arial" w:hAnsi="Arial" w:cs="Arial"/>
+          <w:color w:val="000000"/>
+          <w:sz w:val="22"/>
+          <w:szCs w:val="22"/>
+        </w:rPr>
+        <w:t>согласовать с преподавателем 2 “сложных” запроса;</w:t>
+      </w:r>
+    </w:p>
+    <w:p>
+      <w:pPr>
+        <w:pStyle w:val="a3"/>
+        <w:numPr>
+          <w:ilvl w:val="0"/>
+          <w:numId w:val="29"/>
+        </w:numPr>
+        <w:spacing w:before="0" w:beforeAutospacing="0" w:after="0" w:afterAutospacing="0"/>
+        <w:textAlignment w:val="baseline"/>
+        <w:rPr>
+          <w:rFonts w:ascii="Arial" w:hAnsi="Arial" w:cs="Arial"/>
+          <w:color w:val="000000"/>
+          <w:sz w:val="22"/>
+          <w:szCs w:val="22"/>
+        </w:rPr>
+      </w:pPr>
+      <w:r>
+        <w:rPr>
+          <w:rFonts w:ascii="Arial" w:hAnsi="Arial" w:cs="Arial"/>
+          <w:color w:val="000000"/>
+          <w:sz w:val="22"/>
+          <w:szCs w:val="22"/>
+        </w:rPr>
+        <w:t xml:space="preserve">снять планы выполнения </w:t>
+      </w:r>
+      <w:r>
+        <w:rPr>
+          <w:rFonts w:ascii="Courier New" w:hAnsi="Courier New" w:cs="Courier New"/>
+          <w:color w:val="188038"/>
+          <w:sz w:val="22"/>
+          <w:szCs w:val="22"/>
+        </w:rPr>
+        <w:t>EXPLAIN (ANALYZE, BUFFERS)</w:t>
+      </w:r>
+      <w:r>
+        <w:rPr>
+          <w:rFonts w:ascii="Arial" w:hAnsi="Arial" w:cs="Arial"/>
+          <w:color w:val="000000"/>
+          <w:sz w:val="22"/>
+          <w:szCs w:val="22"/>
+        </w:rPr>
+        <w:t xml:space="preserve"> до индексов;</w:t>
+      </w:r>
+    </w:p>
+    <w:p>
+      <w:pPr>
+        <w:pStyle w:val="a3"/>
+        <w:numPr>
+          <w:ilvl w:val="0"/>
+          <w:numId w:val="29"/>
+        </w:numPr>
+        <w:spacing w:before="0" w:beforeAutospacing="0" w:after="0" w:afterAutospacing="0"/>
+        <w:textAlignment w:val="baseline"/>
+        <w:rPr>
+          <w:rFonts w:ascii="Arial" w:hAnsi="Arial" w:cs="Arial"/>
+          <w:color w:val="000000"/>
+          <w:sz w:val="22"/>
+          <w:szCs w:val="22"/>
+        </w:rPr>
+      </w:pPr>
+      <w:r>
+        <w:rPr>
+          <w:rFonts w:ascii="Arial" w:hAnsi="Arial" w:cs="Arial"/>
+          <w:color w:val="000000"/>
+          <w:sz w:val="22"/>
+          <w:szCs w:val="22"/>
+        </w:rPr>
+        <w:t>спроектировать индексы:</w:t>
+      </w:r>
+    </w:p>
+    <w:p>
+      <w:pPr>
+        <w:pStyle w:val="a3"/>
+        <w:numPr>
+          <w:ilvl w:val="1"/>
+          <w:numId w:val="29"/>
+        </w:numPr>
+        <w:spacing w:before="0" w:beforeAutospacing="0" w:after="0" w:afterAutospacing="0"/>
+        <w:textAlignment w:val="baseline"/>
+        <w:rPr>
+          <w:rFonts w:ascii="Arial" w:hAnsi="Arial" w:cs="Arial"/>
+          <w:color w:val="000000"/>
+          <w:sz w:val="22"/>
+          <w:szCs w:val="22"/>
+        </w:rPr>
+      </w:pPr>
+      <w:r>
+        <w:rPr>
+          <w:rFonts w:ascii="Arial" w:hAnsi="Arial" w:cs="Arial"/>
+          <w:color w:val="000000"/>
+          <w:sz w:val="22"/>
+          <w:szCs w:val="22"/>
+        </w:rPr>
+        <w:t>составной,</w:t>
+      </w:r>
+    </w:p>
+    <w:p>
+      <w:pPr>
+        <w:pStyle w:val="a3"/>
+        <w:numPr>
+          <w:ilvl w:val="1"/>
+          <w:numId w:val="29"/>
+        </w:numPr>
+        <w:spacing w:before="0" w:beforeAutospacing="0" w:after="0" w:afterAutospacing="0"/>
+        <w:textAlignment w:val="baseline"/>
+        <w:rPr>
+          <w:rFonts w:ascii="Arial" w:hAnsi="Arial" w:cs="Arial"/>
+          <w:color w:val="000000"/>
+          <w:sz w:val="22"/>
+          <w:szCs w:val="22"/>
+        </w:rPr>
+      </w:pPr>
+      <w:r>
+        <w:rPr>
+          <w:rFonts w:ascii="Arial" w:hAnsi="Arial" w:cs="Arial"/>
+          <w:color w:val="000000"/>
+          <w:sz w:val="22"/>
+          <w:szCs w:val="22"/>
+        </w:rPr>
+        <w:t>частичный,</w:t>
+      </w:r>
+    </w:p>
+    <w:p>
+      <w:pPr>
+        <w:pStyle w:val="a3"/>
+        <w:numPr>
+          <w:ilvl w:val="1"/>
+          <w:numId w:val="29"/>
+        </w:numPr>
+        <w:spacing w:before="0" w:beforeAutospacing="0" w:after="0" w:afterAutospacing="0"/>
+        <w:textAlignment w:val="baseline"/>
+        <w:rPr>
+          <w:rFonts w:ascii="Arial" w:hAnsi="Arial" w:cs="Arial"/>
+          <w:color w:val="000000"/>
+          <w:sz w:val="22"/>
+          <w:szCs w:val="22"/>
+        </w:rPr>
+      </w:pPr>
+      <w:r>
+        <w:rPr>
+          <w:rFonts w:ascii="Arial" w:hAnsi="Arial" w:cs="Arial"/>
+          <w:color w:val="000000"/>
+          <w:sz w:val="22"/>
+          <w:szCs w:val="22"/>
+        </w:rPr>
+        <w:t>покрывающий;</w:t>
+      </w:r>
+    </w:p>
+    <w:p>
+      <w:pPr>
+        <w:pStyle w:val="a3"/>
+        <w:numPr>
+          <w:ilvl w:val="0"/>
+          <w:numId w:val="29"/>
+        </w:numPr>
+        <w:spacing w:before="0" w:beforeAutospacing="0" w:after="0" w:afterAutospacing="0"/>
+        <w:textAlignment w:val="baseline"/>
+        <w:rPr>
+          <w:rFonts w:ascii="Arial" w:hAnsi="Arial" w:cs="Arial"/>
+          <w:color w:val="000000"/>
+          <w:sz w:val="22"/>
+          <w:szCs w:val="22"/>
+        </w:rPr>
+      </w:pPr>
+      <w:r>
+        <w:rPr>
+          <w:rFonts w:ascii="Arial" w:hAnsi="Arial" w:cs="Arial"/>
+          <w:color w:val="000000"/>
+          <w:sz w:val="22"/>
+          <w:szCs w:val="22"/>
+        </w:rPr>
+        <w:t>повторно снять планы;</w:t>
+      </w:r>
+    </w:p>
+    <w:p>
+      <w:pPr>
+        <w:pStyle w:val="a3"/>
+        <w:numPr>
+          <w:ilvl w:val="0"/>
+          <w:numId w:val="29"/>
+        </w:numPr>
+        <w:spacing w:before="0" w:beforeAutospacing="0" w:after="240" w:afterAutospacing="0"/>
+        <w:textAlignment w:val="baseline"/>
+        <w:rPr>
+          <w:rFonts w:ascii="Arial" w:hAnsi="Arial" w:cs="Arial"/>
+          <w:color w:val="000000"/>
+          <w:sz w:val="22"/>
+          <w:szCs w:val="22"/>
+        </w:rPr>
+      </w:pPr>
+      <w:r>
+        <w:rPr>
+          <w:rFonts w:ascii="Arial" w:hAnsi="Arial" w:cs="Arial"/>
+          <w:color w:val="000000"/>
+          <w:sz w:val="22"/>
+          <w:szCs w:val="22"/>
+        </w:rPr>
+        <w:t>сравнить результаты.</w:t>
+      </w:r>
+      <w:r>
+        <w:rPr>
+          <w:rFonts w:ascii="Arial" w:hAnsi="Arial" w:cs="Arial"/>
+          <w:color w:val="000000"/>
+          <w:sz w:val="22"/>
+          <w:szCs w:val="22"/>
+        </w:rPr>
+        <w:br/>
+      </w:r>
+      <w:r>
+        <w:rPr>
+          <w:rFonts w:ascii="Arial" w:hAnsi="Arial" w:cs="Arial"/>
+          <w:color w:val="000000"/>
+          <w:sz w:val="22"/>
+          <w:szCs w:val="22"/>
+        </w:rPr>
+        <w:br/>
+      </w:r>
+    </w:p>
+    <w:p>
+      <w:pPr>
+        <w:pStyle w:val="3"/>
+        <w:spacing w:before="280" w:beforeAutospacing="0" w:after="80" w:afterAutospacing="0"/>
+      </w:pPr>
+      <w:r>
+        <w:rPr>
+          <w:rFonts w:ascii="Arial" w:hAnsi="Arial" w:cs="Arial"/>
+          <w:color w:val="000000"/>
+          <w:sz w:val="26"/>
+          <w:szCs w:val="26"/>
+        </w:rPr>
+        <w:t>Отчетные материалы</w:t>
+      </w:r>
+    </w:p>
+    <w:p>
+      <w:pPr>
+        <w:pStyle w:val="a3"/>
+        <w:numPr>
+          <w:ilvl w:val="0"/>
+          <w:numId w:val="30"/>
+        </w:numPr>
+        <w:spacing w:before="240" w:beforeAutospacing="0" w:after="0" w:afterAutospacing="0"/>
+        <w:textAlignment w:val="baseline"/>
+        <w:rPr>
+          <w:rFonts w:ascii="Arial" w:hAnsi="Arial" w:cs="Arial"/>
+          <w:color w:val="000000"/>
+          <w:sz w:val="22"/>
+          <w:szCs w:val="22"/>
+        </w:rPr>
+      </w:pPr>
+      <w:r>
+        <w:rPr>
+          <w:rFonts w:ascii="Arial" w:hAnsi="Arial" w:cs="Arial"/>
+          <w:color w:val="000000"/>
+          <w:sz w:val="22"/>
+          <w:szCs w:val="22"/>
+        </w:rPr>
+        <w:t>планы выполнения до и после;</w:t>
+      </w:r>
+    </w:p>
+    <w:p>
+      <w:pPr>
+        <w:pStyle w:val="a3"/>
+        <w:numPr>
+          <w:ilvl w:val="0"/>
+          <w:numId w:val="30"/>
+        </w:numPr>
+        <w:spacing w:before="0" w:beforeAutospacing="0" w:after="0" w:afterAutospacing="0"/>
+        <w:textAlignment w:val="baseline"/>
+        <w:rPr>
+          <w:rFonts w:ascii="Arial" w:hAnsi="Arial" w:cs="Arial"/>
+          <w:color w:val="000000"/>
+          <w:sz w:val="22"/>
+          <w:szCs w:val="22"/>
+        </w:rPr>
+      </w:pPr>
+      <w:r>
+        <w:rPr>
+          <w:rFonts w:ascii="Arial" w:hAnsi="Arial" w:cs="Arial"/>
+          <w:color w:val="000000"/>
+          <w:sz w:val="22"/>
+          <w:szCs w:val="22"/>
+        </w:rPr>
+        <w:t>таблица сравнения показателей;</w:t>
+      </w:r>
+    </w:p>
+    <w:p>
+      <w:pPr>
+        <w:pStyle w:val="a3"/>
+        <w:numPr>
+          <w:ilvl w:val="0"/>
+          <w:numId w:val="30"/>
+        </w:numPr>
+        <w:spacing w:before="0" w:beforeAutospacing="0" w:after="240" w:afterAutospacing="0"/>
+        <w:textAlignment w:val="baseline"/>
+        <w:rPr>
+          <w:rFonts w:ascii="Arial" w:hAnsi="Arial" w:cs="Arial"/>
+          <w:color w:val="000000"/>
+          <w:sz w:val="22"/>
+          <w:szCs w:val="22"/>
+        </w:rPr>
+      </w:pPr>
+      <w:r>
+        <w:rPr>
+          <w:rFonts w:ascii="Arial" w:hAnsi="Arial" w:cs="Arial"/>
+          <w:color w:val="000000"/>
+          <w:sz w:val="22"/>
+          <w:szCs w:val="22"/>
+        </w:rPr>
+        <w:t>пояснение выбора индексов и join-стратегий.</w:t>
+      </w:r>
+    </w:p>
+    <w:p>
+      <w:r>
+        <w:t>Таблица 1. Сравнение для запроса 1</w:t>
+      </w:r>
+    </w:p>
+    <w:tbl>
+      <w:tblPr>
+        <w:tblW w:w="0" w:type="auto"/>
+        <w:tblBorders>
+          <w:top w:val="single" w:sz="2" w:space="0" w:color="auto"/>
+          <w:left w:val="single" w:sz="2" w:space="0" w:color="auto"/>
+          <w:bottom w:val="single" w:sz="2" w:space="0" w:color="auto"/>
+          <w:right w:val="single" w:sz="2" w:space="0" w:color="auto"/>
+        </w:tblBorders>
+        <w:shd w:val="clear" w:color="auto" w:fill="181818"/>
+        <w:tblCellMar>
+          <w:left w:w="0" w:type="dxa"/>
+          <w:right w:w="0" w:type="dxa"/>
+        </w:tblCellMar>
+        <w:tblLook w:val="04A0" w:firstRow="1" w:lastRow="0" w:firstColumn="1" w:lastColumn="0" w:noHBand="0" w:noVBand="1"/>
+      </w:tblPr>
+      <w:tblGrid>
+        <w:gridCol w:w="4146"/>
+        <w:gridCol w:w="1304"/>
+        <w:gridCol w:w="1775"/>
+        <w:gridCol w:w="2124"/>
+      </w:tblGrid>
+      <w:tr>
+        <w:trPr>
+          <w:tblHeader/>
+        </w:trPr>
+        <w:tc>
+          <w:tcPr>
+            <w:tcW w:w="0" w:type="auto"/>
+            <w:tcBorders>
+              <w:top w:val="single" w:sz="2" w:space="0" w:color="auto"/>
+              <w:left w:val="single" w:sz="2" w:space="0" w:color="auto"/>
+              <w:bottom w:val="single" w:sz="2" w:space="0" w:color="auto"/>
+              <w:right w:val="single" w:sz="2" w:space="0" w:color="auto"/>
+            </w:tcBorders>
+            <w:shd w:val="clear" w:color="auto" w:fill="auto"/>
+            <w:tcMar>
+              <w:top w:w="60" w:type="dxa"/>
+              <w:left w:w="60" w:type="dxa"/>
+              <w:bottom w:w="60" w:type="dxa"/>
+              <w:right w:w="60" w:type="dxa"/>
+            </w:tcMar>
+            <w:vAlign w:val="center"/>
+            <w:hideMark/>
+          </w:tcPr>
+          <w:p>
+            <w:pPr>
+              <w:rPr>
+                <w:lang w:eastAsia="ru-RU"/>
+              </w:rPr>
+            </w:pPr>
+            <w:r>
+              <w:rPr>
+                <w:lang w:eastAsia="ru-RU"/>
+              </w:rPr>
+              <w:t>Показатель</w:t>
+            </w:r>
+          </w:p>
+        </w:tc>
+        <w:tc>
+          <w:tcPr>
+            <w:tcW w:w="0" w:type="auto"/>
+            <w:tcBorders>
+              <w:top w:val="single" w:sz="2" w:space="0" w:color="auto"/>
+              <w:left w:val="single" w:sz="2" w:space="0" w:color="auto"/>
+              <w:bottom w:val="single" w:sz="2" w:space="0" w:color="auto"/>
+              <w:right w:val="single" w:sz="2" w:space="0" w:color="auto"/>
+            </w:tcBorders>
+            <w:shd w:val="clear" w:color="auto" w:fill="auto"/>
+            <w:tcMar>
+              <w:top w:w="60" w:type="dxa"/>
+              <w:left w:w="60" w:type="dxa"/>
+              <w:bottom w:w="60" w:type="dxa"/>
+              <w:right w:w="60" w:type="dxa"/>
+            </w:tcMar>
+            <w:vAlign w:val="center"/>
+            <w:hideMark/>
+          </w:tcPr>
+          <w:p>
+            <w:pPr>
+              <w:rPr>
+                <w:lang w:eastAsia="ru-RU"/>
+              </w:rPr>
+            </w:pPr>
+            <w:r>
+              <w:rPr>
+                <w:lang w:eastAsia="ru-RU"/>
+              </w:rPr>
+              <w:t>До индексов</w:t>
+            </w:r>
+          </w:p>
+        </w:tc>
+        <w:tc>
+          <w:tcPr>
+            <w:tcW w:w="0" w:type="auto"/>
+            <w:tcBorders>
+              <w:top w:val="single" w:sz="2" w:space="0" w:color="auto"/>
+              <w:left w:val="single" w:sz="2" w:space="0" w:color="auto"/>
+              <w:bottom w:val="single" w:sz="2" w:space="0" w:color="auto"/>
+              <w:right w:val="single" w:sz="2" w:space="0" w:color="auto"/>
+            </w:tcBorders>
+            <w:shd w:val="clear" w:color="auto" w:fill="auto"/>
+            <w:tcMar>
+              <w:top w:w="60" w:type="dxa"/>
+              <w:left w:w="60" w:type="dxa"/>
+              <w:bottom w:w="60" w:type="dxa"/>
+              <w:right w:w="60" w:type="dxa"/>
+            </w:tcMar>
+            <w:vAlign w:val="center"/>
+            <w:hideMark/>
+          </w:tcPr>
+          <w:p>
+            <w:pPr>
+              <w:rPr>
+                <w:lang w:eastAsia="ru-RU"/>
+              </w:rPr>
+            </w:pPr>
+            <w:r>
+              <w:rPr>
+                <w:lang w:eastAsia="ru-RU"/>
+              </w:rPr>
+              <w:t>После индексов</w:t>
+            </w:r>
+          </w:p>
+        </w:tc>
+        <w:tc>
+          <w:tcPr>
+            <w:tcW w:w="0" w:type="auto"/>
+            <w:tcBorders>
+              <w:top w:val="single" w:sz="2" w:space="0" w:color="auto"/>
+              <w:left w:val="single" w:sz="2" w:space="0" w:color="auto"/>
+              <w:bottom w:val="single" w:sz="2" w:space="0" w:color="auto"/>
+              <w:right w:val="single" w:sz="2" w:space="0" w:color="auto"/>
+            </w:tcBorders>
+            <w:shd w:val="clear" w:color="auto" w:fill="auto"/>
+            <w:tcMar>
+              <w:top w:w="60" w:type="dxa"/>
+              <w:left w:w="60" w:type="dxa"/>
+              <w:bottom w:w="60" w:type="dxa"/>
+              <w:right w:w="60" w:type="dxa"/>
+            </w:tcMar>
+            <w:vAlign w:val="center"/>
+            <w:hideMark/>
+          </w:tcPr>
+          <w:p>
+            <w:pPr>
+              <w:rPr>
+                <w:lang w:eastAsia="ru-RU"/>
+              </w:rPr>
+            </w:pPr>
+            <w:r>
+              <w:rPr>
+                <w:lang w:eastAsia="ru-RU"/>
+              </w:rPr>
+              <w:t>Изменение</w:t>
+            </w:r>
+          </w:p>
+        </w:tc>
+      </w:tr>
+      <w:tr>
+        <w:tc>
+          <w:tcPr>
+            <w:tcW w:w="0" w:type="auto"/>
+            <w:tcBorders>
+              <w:top w:val="single" w:sz="2" w:space="0" w:color="auto"/>
+              <w:left w:val="single" w:sz="2" w:space="0" w:color="auto"/>
+              <w:bottom w:val="single" w:sz="2" w:space="0" w:color="auto"/>
+              <w:right w:val="single" w:sz="2" w:space="0" w:color="auto"/>
+            </w:tcBorders>
+            <w:shd w:val="clear" w:color="auto" w:fill="auto"/>
+            <w:tcMar>
+              <w:top w:w="60" w:type="dxa"/>
+              <w:left w:w="60" w:type="dxa"/>
+              <w:bottom w:w="60" w:type="dxa"/>
+              <w:right w:w="60" w:type="dxa"/>
+            </w:tcMar>
+            <w:vAlign w:val="center"/>
+            <w:hideMark/>
+          </w:tcPr>
+          <w:p>
+            <w:pPr>
+              <w:rPr>
+                <w:lang w:eastAsia="ru-RU"/>
+              </w:rPr>
+            </w:pPr>
+            <w:r>
+              <w:rPr>
+                <w:lang w:eastAsia="ru-RU"/>
+              </w:rPr>
+              <w:t>Execution Time</w:t>
+            </w:r>
+          </w:p>
+        </w:tc>
+        <w:tc>
+          <w:tcPr>
+            <w:tcW w:w="0" w:type="auto"/>
+            <w:tcBorders>
+              <w:top w:val="single" w:sz="2" w:space="0" w:color="auto"/>
+              <w:left w:val="single" w:sz="2" w:space="0" w:color="auto"/>
+              <w:bottom w:val="single" w:sz="2" w:space="0" w:color="auto"/>
+              <w:right w:val="single" w:sz="2" w:space="0" w:color="auto"/>
+            </w:tcBorders>
+            <w:shd w:val="clear" w:color="auto" w:fill="auto"/>
+            <w:tcMar>
+              <w:top w:w="60" w:type="dxa"/>
+              <w:left w:w="60" w:type="dxa"/>
+              <w:bottom w:w="60" w:type="dxa"/>
+              <w:right w:w="60" w:type="dxa"/>
+            </w:tcMar>
+            <w:vAlign w:val="center"/>
+            <w:hideMark/>
+          </w:tcPr>
+          <w:p>
+            <w:pPr>
+              <w:rPr>
+                <w:lang w:eastAsia="ru-RU"/>
+              </w:rPr>
+            </w:pPr>
+            <w:r>
+              <w:rPr>
+                <w:lang w:eastAsia="ru-RU"/>
+              </w:rPr>
+              <w:t>0.507 ms</w:t>
+            </w:r>
+          </w:p>
+        </w:tc>
+        <w:tc>
+          <w:tcPr>
+            <w:tcW w:w="0" w:type="auto"/>
+            <w:tcBorders>
+              <w:top w:val="single" w:sz="2" w:space="0" w:color="auto"/>
+              <w:left w:val="single" w:sz="2" w:space="0" w:color="auto"/>
+              <w:bottom w:val="single" w:sz="2" w:space="0" w:color="auto"/>
+              <w:right w:val="single" w:sz="2" w:space="0" w:color="auto"/>
+            </w:tcBorders>
+            <w:shd w:val="clear" w:color="auto" w:fill="auto"/>
+            <w:tcMar>
+              <w:top w:w="60" w:type="dxa"/>
+              <w:left w:w="60" w:type="dxa"/>
+              <w:bottom w:w="60" w:type="dxa"/>
+              <w:right w:w="60" w:type="dxa"/>
+            </w:tcMar>
+            <w:vAlign w:val="center"/>
+            <w:hideMark/>
+          </w:tcPr>
+          <w:p>
+            <w:pPr>
+              <w:rPr>
+                <w:lang w:eastAsia="ru-RU"/>
+              </w:rPr>
+            </w:pPr>
+            <w:r>
+              <w:rPr>
+                <w:lang w:eastAsia="ru-RU"/>
+              </w:rPr>
+              <w:t>0.519 ms</w:t>
+            </w:r>
+          </w:p>
+        </w:tc>
+        <w:tc>
+          <w:tcPr>
+            <w:tcW w:w="0" w:type="auto"/>
+            <w:tcBorders>
+              <w:top w:val="single" w:sz="2" w:space="0" w:color="auto"/>
+              <w:left w:val="single" w:sz="2" w:space="0" w:color="auto"/>
+              <w:bottom w:val="single" w:sz="2" w:space="0" w:color="auto"/>
+              <w:right w:val="single" w:sz="2" w:space="0" w:color="auto"/>
+            </w:tcBorders>
+            <w:shd w:val="clear" w:color="auto" w:fill="auto"/>
+            <w:tcMar>
+              <w:top w:w="60" w:type="dxa"/>
+              <w:left w:w="60" w:type="dxa"/>
+              <w:bottom w:w="60" w:type="dxa"/>
+              <w:right w:w="60" w:type="dxa"/>
+            </w:tcMar>
+            <w:vAlign w:val="center"/>
+            <w:hideMark/>
+          </w:tcPr>
+          <w:p>
+            <w:pPr>
+              <w:rPr>
+                <w:lang w:eastAsia="ru-RU"/>
+              </w:rPr>
+            </w:pPr>
+            <w:r>
+              <w:rPr>
+                <w:lang w:eastAsia="ru-RU"/>
+              </w:rPr>
+              <w:t>+0.012 ms</w:t>
+            </w:r>
+          </w:p>
+        </w:tc>
+      </w:tr>
+      <w:tr>
+        <w:tc>
+          <w:tcPr>
+            <w:tcW w:w="0" w:type="auto"/>
+            <w:tcBorders>
+              <w:top w:val="single" w:sz="2" w:space="0" w:color="auto"/>
+              <w:left w:val="single" w:sz="2" w:space="0" w:color="auto"/>
+              <w:bottom w:val="single" w:sz="2" w:space="0" w:color="auto"/>
+              <w:right w:val="single" w:sz="2" w:space="0" w:color="auto"/>
+            </w:tcBorders>
+            <w:shd w:val="clear" w:color="auto" w:fill="auto"/>
+            <w:tcMar>
+              <w:top w:w="60" w:type="dxa"/>
+              <w:left w:w="60" w:type="dxa"/>
+              <w:bottom w:w="60" w:type="dxa"/>
+              <w:right w:w="60" w:type="dxa"/>
+            </w:tcMar>
+            <w:vAlign w:val="center"/>
+            <w:hideMark/>
+          </w:tcPr>
+          <w:p>
+            <w:pPr>
+              <w:rPr>
+                <w:lang w:eastAsia="ru-RU"/>
+              </w:rPr>
+            </w:pPr>
+            <w:r>
+              <w:rPr>
+                <w:lang w:eastAsia="ru-RU"/>
+              </w:rPr>
+              <w:t>Planning Time</w:t>
+            </w:r>
+          </w:p>
+        </w:tc>
+        <w:tc>
+          <w:tcPr>
+            <w:tcW w:w="0" w:type="auto"/>
+            <w:tcBorders>
+              <w:top w:val="single" w:sz="2" w:space="0" w:color="auto"/>
+              <w:left w:val="single" w:sz="2" w:space="0" w:color="auto"/>
+              <w:bottom w:val="single" w:sz="2" w:space="0" w:color="auto"/>
+              <w:right w:val="single" w:sz="2" w:space="0" w:color="auto"/>
+            </w:tcBorders>
+            <w:shd w:val="clear" w:color="auto" w:fill="auto"/>
+            <w:tcMar>
+              <w:top w:w="60" w:type="dxa"/>
+              <w:left w:w="60" w:type="dxa"/>
+              <w:bottom w:w="60" w:type="dxa"/>
+              <w:right w:w="60" w:type="dxa"/>
+            </w:tcMar>
+            <w:vAlign w:val="center"/>
+            <w:hideMark/>
+          </w:tcPr>
+          <w:p>
+            <w:pPr>
+              <w:rPr>
+                <w:lang w:eastAsia="ru-RU"/>
+              </w:rPr>
+            </w:pPr>
+            <w:r>
+              <w:rPr>
+                <w:lang w:eastAsia="ru-RU"/>
+              </w:rPr>
+              <w:t>14.666 ms</w:t>
+            </w:r>
+          </w:p>
+        </w:tc>
+        <w:tc>
+          <w:tcPr>
+            <w:tcW w:w="0" w:type="auto"/>
+            <w:tcBorders>
+              <w:top w:val="single" w:sz="2" w:space="0" w:color="auto"/>
+              <w:left w:val="single" w:sz="2" w:space="0" w:color="auto"/>
+              <w:bottom w:val="single" w:sz="2" w:space="0" w:color="auto"/>
+              <w:right w:val="single" w:sz="2" w:space="0" w:color="auto"/>
+            </w:tcBorders>
+            <w:shd w:val="clear" w:color="auto" w:fill="auto"/>
+            <w:tcMar>
+              <w:top w:w="60" w:type="dxa"/>
+              <w:left w:w="60" w:type="dxa"/>
+              <w:bottom w:w="60" w:type="dxa"/>
+              <w:right w:w="60" w:type="dxa"/>
+            </w:tcMar>
+            <w:vAlign w:val="center"/>
+            <w:hideMark/>
+          </w:tcPr>
+          <w:p>
+            <w:pPr>
+              <w:rPr>
+                <w:lang w:eastAsia="ru-RU"/>
+              </w:rPr>
+            </w:pPr>
+            <w:r>
+              <w:rPr>
+                <w:lang w:eastAsia="ru-RU"/>
+              </w:rPr>
+              <w:t>2.846 ms</w:t>
+            </w:r>
+          </w:p>
+        </w:tc>
+        <w:tc>
+          <w:tcPr>
+            <w:tcW w:w="0" w:type="auto"/>
+            <w:tcBorders>
+              <w:top w:val="single" w:sz="2" w:space="0" w:color="auto"/>
+              <w:left w:val="single" w:sz="2" w:space="0" w:color="auto"/>
+              <w:bottom w:val="single" w:sz="2" w:space="0" w:color="auto"/>
+              <w:right w:val="single" w:sz="2" w:space="0" w:color="auto"/>
+            </w:tcBorders>
+            <w:shd w:val="clear" w:color="auto" w:fill="auto"/>
+            <w:tcMar>
+              <w:top w:w="60" w:type="dxa"/>
+              <w:left w:w="60" w:type="dxa"/>
+              <w:bottom w:w="60" w:type="dxa"/>
+              <w:right w:w="60" w:type="dxa"/>
+            </w:tcMar>
+            <w:vAlign w:val="center"/>
+            <w:hideMark/>
+          </w:tcPr>
+          <w:p>
+            <w:pPr>
+              <w:rPr>
+                <w:lang w:eastAsia="ru-RU"/>
+              </w:rPr>
+            </w:pPr>
+            <w:r>
+              <w:rPr>
+                <w:lang w:eastAsia="ru-RU"/>
+              </w:rPr>
+              <w:t>-11.820 ms</w:t>
+            </w:r>
+          </w:p>
+        </w:tc>
+      </w:tr>
+      <w:tr>
+        <w:tc>
+          <w:tcPr>
+            <w:tcW w:w="0" w:type="auto"/>
+            <w:tcBorders>
+              <w:top w:val="single" w:sz="2" w:space="0" w:color="auto"/>
+              <w:left w:val="single" w:sz="2" w:space="0" w:color="auto"/>
+              <w:bottom w:val="single" w:sz="2" w:space="0" w:color="auto"/>
+              <w:right w:val="single" w:sz="2" w:space="0" w:color="auto"/>
+            </w:tcBorders>
+            <w:shd w:val="clear" w:color="auto" w:fill="auto"/>
+            <w:tcMar>
+              <w:top w:w="60" w:type="dxa"/>
+              <w:left w:w="60" w:type="dxa"/>
+              <w:bottom w:w="60" w:type="dxa"/>
+              <w:right w:w="60" w:type="dxa"/>
+            </w:tcMar>
+            <w:vAlign w:val="center"/>
+            <w:hideMark/>
+          </w:tcPr>
+          <w:p>
+            <w:pPr>
+              <w:rPr>
+                <w:lang w:eastAsia="ru-RU"/>
+              </w:rPr>
+            </w:pPr>
+            <w:r>
+              <w:rPr>
+                <w:lang w:eastAsia="ru-RU"/>
+              </w:rPr>
+              <w:t>Shared Hit Blocks</w:t>
+            </w:r>
+          </w:p>
+        </w:tc>
+        <w:tc>
+          <w:tcPr>
+            <w:tcW w:w="0" w:type="auto"/>
+            <w:tcBorders>
+              <w:top w:val="single" w:sz="2" w:space="0" w:color="auto"/>
+              <w:left w:val="single" w:sz="2" w:space="0" w:color="auto"/>
+              <w:bottom w:val="single" w:sz="2" w:space="0" w:color="auto"/>
+              <w:right w:val="single" w:sz="2" w:space="0" w:color="auto"/>
+            </w:tcBorders>
+            <w:shd w:val="clear" w:color="auto" w:fill="auto"/>
+            <w:tcMar>
+              <w:top w:w="60" w:type="dxa"/>
+              <w:left w:w="60" w:type="dxa"/>
+              <w:bottom w:w="60" w:type="dxa"/>
+              <w:right w:w="60" w:type="dxa"/>
+            </w:tcMar>
+            <w:vAlign w:val="center"/>
+            <w:hideMark/>
+          </w:tcPr>
+          <w:p>
+            <w:pPr>
+              <w:rPr>
+                <w:lang w:eastAsia="ru-RU"/>
+              </w:rPr>
+            </w:pPr>
+            <w:r>
+              <w:rPr>
+                <w:lang w:eastAsia="ru-RU"/>
+              </w:rPr>
+              <w:t>62</w:t>
+            </w:r>
+          </w:p>
+        </w:tc>
+        <w:tc>
+          <w:tcPr>
+            <w:tcW w:w="0" w:type="auto"/>
+            <w:tcBorders>
+              <w:top w:val="single" w:sz="2" w:space="0" w:color="auto"/>
+              <w:left w:val="single" w:sz="2" w:space="0" w:color="auto"/>
+              <w:bottom w:val="single" w:sz="2" w:space="0" w:color="auto"/>
+              <w:right w:val="single" w:sz="2" w:space="0" w:color="auto"/>
+            </w:tcBorders>
+            <w:shd w:val="clear" w:color="auto" w:fill="auto"/>
+            <w:tcMar>
+              <w:top w:w="60" w:type="dxa"/>
+              <w:left w:w="60" w:type="dxa"/>
+              <w:bottom w:w="60" w:type="dxa"/>
+              <w:right w:w="60" w:type="dxa"/>
+            </w:tcMar>
+            <w:vAlign w:val="center"/>
+            <w:hideMark/>
+          </w:tcPr>
+          <w:p>
+            <w:pPr>
+              <w:rPr>
+                <w:lang w:eastAsia="ru-RU"/>
+              </w:rPr>
+            </w:pPr>
+            <w:r>
+              <w:rPr>
+                <w:lang w:eastAsia="ru-RU"/>
+              </w:rPr>
+              <w:t>53</w:t>
+            </w:r>
+          </w:p>
+        </w:tc>
+        <w:tc>
+          <w:tcPr>
+            <w:tcW w:w="0" w:type="auto"/>
+            <w:tcBorders>
+              <w:top w:val="single" w:sz="2" w:space="0" w:color="auto"/>
+              <w:left w:val="single" w:sz="2" w:space="0" w:color="auto"/>
+              <w:bottom w:val="single" w:sz="2" w:space="0" w:color="auto"/>
+              <w:right w:val="single" w:sz="2" w:space="0" w:color="auto"/>
+            </w:tcBorders>
+            <w:shd w:val="clear" w:color="auto" w:fill="auto"/>
+            <w:tcMar>
+              <w:top w:w="60" w:type="dxa"/>
+              <w:left w:w="60" w:type="dxa"/>
+              <w:bottom w:w="60" w:type="dxa"/>
+              <w:right w:w="60" w:type="dxa"/>
+            </w:tcMar>
+            <w:vAlign w:val="center"/>
+            <w:hideMark/>
+          </w:tcPr>
+          <w:p>
+            <w:pPr>
+              <w:rPr>
+                <w:lang w:eastAsia="ru-RU"/>
+              </w:rPr>
+            </w:pPr>
+            <w:r>
+              <w:rPr>
+                <w:lang w:eastAsia="ru-RU"/>
+              </w:rPr>
+              <w:t>-9</w:t>
+            </w:r>
+          </w:p>
+        </w:tc>
+      </w:tr>
+      <w:tr>
+        <w:tc>
+          <w:tcPr>
+            <w:tcW w:w="0" w:type="auto"/>
+            <w:tcBorders>
+              <w:top w:val="single" w:sz="2" w:space="0" w:color="auto"/>
+              <w:left w:val="single" w:sz="2" w:space="0" w:color="auto"/>
+              <w:bottom w:val="single" w:sz="2" w:space="0" w:color="auto"/>
+              <w:right w:val="single" w:sz="2" w:space="0" w:color="auto"/>
+            </w:tcBorders>
+            <w:shd w:val="clear" w:color="auto" w:fill="auto"/>
+            <w:tcMar>
+              <w:top w:w="60" w:type="dxa"/>
+              <w:left w:w="60" w:type="dxa"/>
+              <w:bottom w:w="60" w:type="dxa"/>
+              <w:right w:w="60" w:type="dxa"/>
+            </w:tcMar>
+            <w:vAlign w:val="center"/>
+            <w:hideMark/>
+          </w:tcPr>
+          <w:p>
+            <w:pPr>
+              <w:rPr>
+                <w:lang w:eastAsia="ru-RU"/>
+              </w:rPr>
+            </w:pPr>
+            <w:r>
+              <w:rPr>
+                <w:lang w:eastAsia="ru-RU"/>
+              </w:rPr>
+              <w:t>Shared Read Blocks</w:t>
+            </w:r>
+          </w:p>
+        </w:tc>
+        <w:tc>
+          <w:tcPr>
+            <w:tcW w:w="0" w:type="auto"/>
+            <w:tcBorders>
+              <w:top w:val="single" w:sz="2" w:space="0" w:color="auto"/>
+              <w:left w:val="single" w:sz="2" w:space="0" w:color="auto"/>
+              <w:bottom w:val="single" w:sz="2" w:space="0" w:color="auto"/>
+              <w:right w:val="single" w:sz="2" w:space="0" w:color="auto"/>
+            </w:tcBorders>
+            <w:shd w:val="clear" w:color="auto" w:fill="auto"/>
+            <w:tcMar>
+              <w:top w:w="60" w:type="dxa"/>
+              <w:left w:w="60" w:type="dxa"/>
+              <w:bottom w:w="60" w:type="dxa"/>
+              <w:right w:w="60" w:type="dxa"/>
+            </w:tcMar>
+            <w:vAlign w:val="center"/>
+            <w:hideMark/>
+          </w:tcPr>
+          <w:p>
+            <w:pPr>
+              <w:rPr>
+                <w:lang w:eastAsia="ru-RU"/>
+              </w:rPr>
+            </w:pPr>
+            <w:r>
+              <w:rPr>
+                <w:lang w:eastAsia="ru-RU"/>
+              </w:rPr>
+              <w:t>0</w:t>
+            </w:r>
+          </w:p>
+        </w:tc>
+        <w:tc>
+          <w:tcPr>
+            <w:tcW w:w="0" w:type="auto"/>
+            <w:tcBorders>
+              <w:top w:val="single" w:sz="2" w:space="0" w:color="auto"/>
+              <w:left w:val="single" w:sz="2" w:space="0" w:color="auto"/>
+              <w:bottom w:val="single" w:sz="2" w:space="0" w:color="auto"/>
+              <w:right w:val="single" w:sz="2" w:space="0" w:color="auto"/>
+            </w:tcBorders>
+            <w:shd w:val="clear" w:color="auto" w:fill="auto"/>
+            <w:tcMar>
+              <w:top w:w="60" w:type="dxa"/>
+              <w:left w:w="60" w:type="dxa"/>
+              <w:bottom w:w="60" w:type="dxa"/>
+              <w:right w:w="60" w:type="dxa"/>
+            </w:tcMar>
+            <w:vAlign w:val="center"/>
+            <w:hideMark/>
+          </w:tcPr>
+          <w:p>
+            <w:pPr>
+              <w:rPr>
+                <w:lang w:eastAsia="ru-RU"/>
+              </w:rPr>
+            </w:pPr>
+            <w:r>
+              <w:rPr>
+                <w:lang w:eastAsia="ru-RU"/>
+              </w:rPr>
+              <w:t>0</w:t>
+            </w:r>
+          </w:p>
+        </w:tc>
+        <w:tc>
+          <w:tcPr>
+            <w:tcW w:w="0" w:type="auto"/>
+            <w:tcBorders>
+              <w:top w:val="single" w:sz="2" w:space="0" w:color="auto"/>
+              <w:left w:val="single" w:sz="2" w:space="0" w:color="auto"/>
+              <w:bottom w:val="single" w:sz="2" w:space="0" w:color="auto"/>
+              <w:right w:val="single" w:sz="2" w:space="0" w:color="auto"/>
+            </w:tcBorders>
+            <w:shd w:val="clear" w:color="auto" w:fill="auto"/>
+            <w:tcMar>
+              <w:top w:w="60" w:type="dxa"/>
+              <w:left w:w="60" w:type="dxa"/>
+              <w:bottom w:w="60" w:type="dxa"/>
+              <w:right w:w="60" w:type="dxa"/>
+            </w:tcMar>
+            <w:vAlign w:val="center"/>
+            <w:hideMark/>
+          </w:tcPr>
+          <w:p>
+            <w:pPr>
+              <w:rPr>
+                <w:lang w:eastAsia="ru-RU"/>
+              </w:rPr>
+            </w:pPr>
+            <w:r>
+              <w:rPr>
+                <w:lang w:eastAsia="ru-RU"/>
+              </w:rPr>
+              <w:t>0</w:t>
+            </w:r>
+          </w:p>
+        </w:tc>
+      </w:tr>
+      <w:tr>
+        <w:tc>
+          <w:tcPr>
+            <w:tcW w:w="0" w:type="auto"/>
+            <w:tcBorders>
+              <w:top w:val="single" w:sz="2" w:space="0" w:color="auto"/>
+              <w:left w:val="single" w:sz="2" w:space="0" w:color="auto"/>
+              <w:bottom w:val="single" w:sz="2" w:space="0" w:color="auto"/>
+              <w:right w:val="single" w:sz="2" w:space="0" w:color="auto"/>
+            </w:tcBorders>
+            <w:shd w:val="clear" w:color="auto" w:fill="auto"/>
+            <w:tcMar>
+              <w:top w:w="60" w:type="dxa"/>
+              <w:left w:w="60" w:type="dxa"/>
+              <w:bottom w:w="60" w:type="dxa"/>
+              <w:right w:w="60" w:type="dxa"/>
+            </w:tcMar>
+            <w:vAlign w:val="center"/>
+            <w:hideMark/>
+          </w:tcPr>
+          <w:p>
+            <w:pPr>
+              <w:rPr>
+                <w:lang w:eastAsia="ru-RU"/>
+              </w:rPr>
+            </w:pPr>
+            <w:r>
+              <w:rPr>
+                <w:lang w:eastAsia="ru-RU"/>
+              </w:rPr>
+              <w:t>Основной тип сканирования</w:t>
+            </w:r>
+          </w:p>
+        </w:tc>
+        <w:tc>
+          <w:tcPr>
+            <w:tcW w:w="0" w:type="auto"/>
+            <w:tcBorders>
+              <w:top w:val="single" w:sz="2" w:space="0" w:color="auto"/>
+              <w:left w:val="single" w:sz="2" w:space="0" w:color="auto"/>
+              <w:bottom w:val="single" w:sz="2" w:space="0" w:color="auto"/>
+              <w:right w:val="single" w:sz="2" w:space="0" w:color="auto"/>
+            </w:tcBorders>
+            <w:shd w:val="clear" w:color="auto" w:fill="auto"/>
+            <w:tcMar>
+              <w:top w:w="60" w:type="dxa"/>
+              <w:left w:w="60" w:type="dxa"/>
+              <w:bottom w:w="60" w:type="dxa"/>
+              <w:right w:w="60" w:type="dxa"/>
+            </w:tcMar>
+            <w:vAlign w:val="center"/>
+            <w:hideMark/>
+          </w:tcPr>
+          <w:p>
+            <w:pPr>
+              <w:rPr>
+                <w:lang w:val="en-US" w:eastAsia="ru-RU"/>
+              </w:rPr>
+            </w:pPr>
+            <w:r>
+              <w:rPr>
+                <w:lang w:val="en-US" w:eastAsia="ru-RU"/>
+              </w:rPr>
+              <w:t>Seq Scan</w:t>
+            </w:r>
+          </w:p>
+        </w:tc>
+        <w:tc>
+          <w:tcPr>
+            <w:tcW w:w="0" w:type="auto"/>
+            <w:tcBorders>
+              <w:top w:val="single" w:sz="2" w:space="0" w:color="auto"/>
+              <w:left w:val="single" w:sz="2" w:space="0" w:color="auto"/>
+              <w:bottom w:val="single" w:sz="2" w:space="0" w:color="auto"/>
+              <w:right w:val="single" w:sz="2" w:space="0" w:color="auto"/>
+            </w:tcBorders>
+            <w:shd w:val="clear" w:color="auto" w:fill="auto"/>
+            <w:tcMar>
+              <w:top w:w="60" w:type="dxa"/>
+              <w:left w:w="60" w:type="dxa"/>
+              <w:bottom w:w="60" w:type="dxa"/>
+              <w:right w:w="60" w:type="dxa"/>
+            </w:tcMar>
+            <w:vAlign w:val="center"/>
+            <w:hideMark/>
+          </w:tcPr>
+          <w:p>
+            <w:pPr>
+              <w:rPr>
+                <w:lang w:eastAsia="ru-RU"/>
+              </w:rPr>
+            </w:pPr>
+            <w:r>
+              <w:rPr>
+                <w:lang w:val="en-US" w:eastAsia="ru-RU"/>
+              </w:rPr>
+              <w:t>Seq Scan</w:t>
+            </w:r>
+          </w:p>
+        </w:tc>
+        <w:tc>
+          <w:tcPr>
+            <w:tcW w:w="0" w:type="auto"/>
+            <w:tcBorders>
+              <w:top w:val="single" w:sz="2" w:space="0" w:color="auto"/>
+              <w:left w:val="single" w:sz="2" w:space="0" w:color="auto"/>
+              <w:bottom w:val="single" w:sz="2" w:space="0" w:color="auto"/>
+              <w:right w:val="single" w:sz="2" w:space="0" w:color="auto"/>
+            </w:tcBorders>
+            <w:shd w:val="clear" w:color="auto" w:fill="auto"/>
+            <w:tcMar>
+              <w:top w:w="60" w:type="dxa"/>
+              <w:left w:w="60" w:type="dxa"/>
+              <w:bottom w:w="60" w:type="dxa"/>
+              <w:right w:w="60" w:type="dxa"/>
+            </w:tcMar>
+            <w:vAlign w:val="center"/>
+            <w:hideMark/>
+          </w:tcPr>
+          <w:p>
+            <w:pPr>
+              <w:rPr>
+                <w:lang w:eastAsia="ru-RU"/>
+              </w:rPr>
+            </w:pPr>
+            <w:r>
+              <w:rPr>
+                <w:lang w:eastAsia="ru-RU"/>
+              </w:rPr>
+              <w:t>без изменений</w:t>
+            </w:r>
+          </w:p>
+        </w:tc>
+      </w:tr>
+      <w:tr>
+        <w:tc>
+          <w:tcPr>
+            <w:tcW w:w="0" w:type="auto"/>
+            <w:tcBorders>
+              <w:top w:val="single" w:sz="2" w:space="0" w:color="auto"/>
+              <w:left w:val="single" w:sz="2" w:space="0" w:color="auto"/>
+              <w:bottom w:val="single" w:sz="2" w:space="0" w:color="auto"/>
+              <w:right w:val="single" w:sz="2" w:space="0" w:color="auto"/>
+            </w:tcBorders>
+            <w:shd w:val="clear" w:color="auto" w:fill="auto"/>
+            <w:tcMar>
+              <w:top w:w="60" w:type="dxa"/>
+              <w:left w:w="60" w:type="dxa"/>
+              <w:bottom w:w="60" w:type="dxa"/>
+              <w:right w:w="60" w:type="dxa"/>
+            </w:tcMar>
+            <w:vAlign w:val="center"/>
+            <w:hideMark/>
+          </w:tcPr>
+          <w:p>
+            <w:pPr>
+              <w:rPr>
+                <w:lang w:eastAsia="ru-RU"/>
+              </w:rPr>
+            </w:pPr>
+            <w:r>
+              <w:rPr>
+                <w:lang w:eastAsia="ru-RU"/>
+              </w:rPr>
+              <w:t>Использование пользовательского индекса</w:t>
+            </w:r>
+          </w:p>
+        </w:tc>
+        <w:tc>
+          <w:tcPr>
+            <w:tcW w:w="0" w:type="auto"/>
+            <w:tcBorders>
+              <w:top w:val="single" w:sz="2" w:space="0" w:color="auto"/>
+              <w:left w:val="single" w:sz="2" w:space="0" w:color="auto"/>
+              <w:bottom w:val="single" w:sz="2" w:space="0" w:color="auto"/>
+              <w:right w:val="single" w:sz="2" w:space="0" w:color="auto"/>
+            </w:tcBorders>
+            <w:shd w:val="clear" w:color="auto" w:fill="auto"/>
+            <w:tcMar>
+              <w:top w:w="60" w:type="dxa"/>
+              <w:left w:w="60" w:type="dxa"/>
+              <w:bottom w:w="60" w:type="dxa"/>
+              <w:right w:w="60" w:type="dxa"/>
+            </w:tcMar>
+            <w:vAlign w:val="center"/>
+            <w:hideMark/>
+          </w:tcPr>
+          <w:p>
+            <w:pPr>
+              <w:rPr>
+                <w:lang w:eastAsia="ru-RU"/>
+              </w:rPr>
+            </w:pPr>
+            <w:r>
+              <w:rPr>
+                <w:lang w:eastAsia="ru-RU"/>
+              </w:rPr>
+              <w:t>нет</w:t>
+            </w:r>
+          </w:p>
+        </w:tc>
+        <w:tc>
+          <w:tcPr>
+            <w:tcW w:w="0" w:type="auto"/>
+            <w:tcBorders>
+              <w:top w:val="single" w:sz="2" w:space="0" w:color="auto"/>
+              <w:left w:val="single" w:sz="2" w:space="0" w:color="auto"/>
+              <w:bottom w:val="single" w:sz="2" w:space="0" w:color="auto"/>
+              <w:right w:val="single" w:sz="2" w:space="0" w:color="auto"/>
+            </w:tcBorders>
+            <w:shd w:val="clear" w:color="auto" w:fill="auto"/>
+            <w:tcMar>
+              <w:top w:w="60" w:type="dxa"/>
+              <w:left w:w="60" w:type="dxa"/>
+              <w:bottom w:w="60" w:type="dxa"/>
+              <w:right w:w="60" w:type="dxa"/>
+            </w:tcMar>
+            <w:vAlign w:val="center"/>
+            <w:hideMark/>
+          </w:tcPr>
+          <w:p>
+            <w:pPr>
+              <w:rPr>
+                <w:lang w:val="en-US" w:eastAsia="ru-RU"/>
+              </w:rPr>
+            </w:pPr>
+            <w:r>
+              <w:rPr>
+                <w:lang w:eastAsia="ru-RU"/>
+              </w:rPr>
+              <w:t>да, только для</w:t>
+            </w:r>
+            <w:r>
+              <w:rPr>
+                <w:lang w:val="en-US" w:eastAsia="ru-RU"/>
+              </w:rPr>
+              <w:t xml:space="preserve"> Bill</w:t>
+            </w:r>
+          </w:p>
+        </w:tc>
+        <w:tc>
+          <w:tcPr>
+            <w:tcW w:w="0" w:type="auto"/>
+            <w:tcBorders>
+              <w:top w:val="single" w:sz="2" w:space="0" w:color="auto"/>
+              <w:left w:val="single" w:sz="2" w:space="0" w:color="auto"/>
+              <w:bottom w:val="single" w:sz="2" w:space="0" w:color="auto"/>
+              <w:right w:val="single" w:sz="2" w:space="0" w:color="auto"/>
+            </w:tcBorders>
+            <w:shd w:val="clear" w:color="auto" w:fill="auto"/>
+            <w:tcMar>
+              <w:top w:w="60" w:type="dxa"/>
+              <w:left w:w="60" w:type="dxa"/>
+              <w:bottom w:w="60" w:type="dxa"/>
+              <w:right w:w="60" w:type="dxa"/>
+            </w:tcMar>
+            <w:vAlign w:val="center"/>
+            <w:hideMark/>
+          </w:tcPr>
+          <w:p>
+            <w:pPr>
+              <w:rPr>
+                <w:lang w:eastAsia="ru-RU"/>
+              </w:rPr>
+            </w:pPr>
+            <w:r>
+              <w:rPr>
+                <w:lang w:eastAsia="ru-RU"/>
+              </w:rPr>
+              <w:t>частичное улучшение</w:t>
+            </w:r>
+          </w:p>
+        </w:tc>
+      </w:tr>
+    </w:tbl>
+    <w:p>
+      <w:pPr>
+        <w:pStyle w:val="a3"/>
+        <w:spacing w:before="0" w:beforeAutospacing="0" w:after="0" w:afterAutospacing="0"/>
+        <w:textAlignment w:val="baseline"/>
+        <w:rPr>
+          <w:rFonts w:ascii="Arial" w:hAnsi="Arial" w:cs="Arial"/>
+          <w:color w:val="000000"/>
+          <w:sz w:val="22"/>
+          <w:szCs w:val="22"/>
+        </w:rPr>
+      </w:pPr>
+    </w:p>
+    <w:p>
+      <w:r>
+        <w:rPr>
+          <w:rFonts w:ascii="Arial" w:hAnsi="Arial" w:cs="Arial"/>
+          <w:color w:val="000000"/>
+        </w:rPr>
+        <w:br w:type="column"/>
+      </w:r>
+      <w:r>
+        <w:lastRenderedPageBreak/>
+        <w:t>Таблица 2. Сравнение для запроса 2</w:t>
+      </w:r>
+    </w:p>
+    <w:tbl>
+      <w:tblPr>
+        <w:tblW w:w="0" w:type="auto"/>
+        <w:tblBorders>
+          <w:top w:val="single" w:sz="2" w:space="0" w:color="auto"/>
+          <w:left w:val="single" w:sz="2" w:space="0" w:color="auto"/>
+          <w:bottom w:val="single" w:sz="2" w:space="0" w:color="auto"/>
+          <w:right w:val="single" w:sz="2" w:space="0" w:color="auto"/>
+        </w:tblBorders>
+        <w:tblCellMar>
+          <w:left w:w="0" w:type="dxa"/>
+          <w:right w:w="0" w:type="dxa"/>
+        </w:tblCellMar>
+        <w:tblLook w:val="04A0" w:firstRow="1" w:lastRow="0" w:firstColumn="1" w:lastColumn="0" w:noHBand="0" w:noVBand="1"/>
+      </w:tblPr>
+      <w:tblGrid>
+        <w:gridCol w:w="3772"/>
+        <w:gridCol w:w="1380"/>
+        <w:gridCol w:w="1515"/>
+        <w:gridCol w:w="1110"/>
+      </w:tblGrid>
+      <w:tr>
+        <w:trPr>
+          <w:tblHeader/>
+        </w:trPr>
+        <w:tc>
+          <w:tcPr>
+            <w:tcW w:w="0" w:type="auto"/>
+            <w:tcBorders>
+              <w:top w:val="single" w:sz="2" w:space="0" w:color="auto"/>
+              <w:left w:val="single" w:sz="2" w:space="0" w:color="auto"/>
+              <w:bottom w:val="single" w:sz="2" w:space="0" w:color="auto"/>
+              <w:right w:val="single" w:sz="2" w:space="0" w:color="auto"/>
+            </w:tcBorders>
+            <w:tcMar>
+              <w:top w:w="60" w:type="dxa"/>
+              <w:left w:w="60" w:type="dxa"/>
+              <w:bottom w:w="60" w:type="dxa"/>
+              <w:right w:w="60" w:type="dxa"/>
+            </w:tcMar>
+            <w:vAlign w:val="center"/>
+            <w:hideMark/>
+          </w:tcPr>
+          <w:p>
+            <w:pPr>
+              <w:rPr>
+                <w:rFonts w:ascii="Times New Roman" w:hAnsi="Times New Roman" w:cs="Times New Roman"/>
+                <w:b/>
+                <w:bCs/>
+                <w:color w:val="FFFFFF"/>
+                <w:sz w:val="20"/>
+                <w:szCs w:val="20"/>
+              </w:rPr>
+            </w:pPr>
+            <w:r>
+              <w:rPr>
+                <w:b/>
+                <w:bCs/>
+                <w:color w:val="FFFFFF"/>
+                <w:sz w:val="20"/>
+                <w:szCs w:val="20"/>
+              </w:rPr>
+              <w:t>Показатель</w:t>
+            </w:r>
+          </w:p>
+        </w:tc>
+        <w:tc>
+          <w:tcPr>
+            <w:tcW w:w="0" w:type="auto"/>
+            <w:tcBorders>
+              <w:top w:val="single" w:sz="2" w:space="0" w:color="auto"/>
+              <w:left w:val="single" w:sz="2" w:space="0" w:color="auto"/>
+              <w:bottom w:val="single" w:sz="2" w:space="0" w:color="auto"/>
+              <w:right w:val="single" w:sz="2" w:space="0" w:color="auto"/>
+            </w:tcBorders>
+            <w:tcMar>
+              <w:top w:w="60" w:type="dxa"/>
+              <w:left w:w="60" w:type="dxa"/>
+              <w:bottom w:w="60" w:type="dxa"/>
+              <w:right w:w="60" w:type="dxa"/>
+            </w:tcMar>
+            <w:vAlign w:val="center"/>
+            <w:hideMark/>
+          </w:tcPr>
+          <w:p>
+            <w:pPr>
+              <w:rPr>
+                <w:b/>
+                <w:bCs/>
+                <w:color w:val="FFFFFF"/>
+                <w:sz w:val="20"/>
+                <w:szCs w:val="20"/>
+              </w:rPr>
+            </w:pPr>
+            <w:r>
+              <w:rPr>
+                <w:b/>
+                <w:bCs/>
+                <w:color w:val="FFFFFF"/>
+                <w:sz w:val="20"/>
+                <w:szCs w:val="20"/>
+              </w:rPr>
+              <w:t>До индексов</w:t>
+            </w:r>
+          </w:p>
+        </w:tc>
+        <w:tc>
+          <w:tcPr>
+            <w:tcW w:w="0" w:type="auto"/>
+            <w:tcBorders>
+              <w:top w:val="single" w:sz="2" w:space="0" w:color="auto"/>
+              <w:left w:val="single" w:sz="2" w:space="0" w:color="auto"/>
+              <w:bottom w:val="single" w:sz="2" w:space="0" w:color="auto"/>
+              <w:right w:val="single" w:sz="2" w:space="0" w:color="auto"/>
+            </w:tcBorders>
+            <w:tcMar>
+              <w:top w:w="60" w:type="dxa"/>
+              <w:left w:w="60" w:type="dxa"/>
+              <w:bottom w:w="60" w:type="dxa"/>
+              <w:right w:w="60" w:type="dxa"/>
+            </w:tcMar>
+            <w:vAlign w:val="center"/>
+            <w:hideMark/>
+          </w:tcPr>
+          <w:p>
+            <w:pPr>
+              <w:rPr>
+                <w:b/>
+                <w:bCs/>
+                <w:color w:val="FFFFFF"/>
+                <w:sz w:val="20"/>
+                <w:szCs w:val="20"/>
+              </w:rPr>
+            </w:pPr>
+            <w:r>
+              <w:rPr>
+                <w:b/>
+                <w:bCs/>
+                <w:color w:val="FFFFFF"/>
+                <w:sz w:val="20"/>
+                <w:szCs w:val="20"/>
+              </w:rPr>
+              <w:t>После индексов</w:t>
+            </w:r>
+          </w:p>
+        </w:tc>
+        <w:tc>
+          <w:tcPr>
+            <w:tcW w:w="0" w:type="auto"/>
+            <w:tcBorders>
+              <w:top w:val="single" w:sz="2" w:space="0" w:color="auto"/>
+              <w:left w:val="single" w:sz="2" w:space="0" w:color="auto"/>
+              <w:bottom w:val="single" w:sz="2" w:space="0" w:color="auto"/>
+              <w:right w:val="single" w:sz="2" w:space="0" w:color="auto"/>
+            </w:tcBorders>
+            <w:tcMar>
+              <w:top w:w="60" w:type="dxa"/>
+              <w:left w:w="60" w:type="dxa"/>
+              <w:bottom w:w="60" w:type="dxa"/>
+              <w:right w:w="60" w:type="dxa"/>
+            </w:tcMar>
+            <w:vAlign w:val="center"/>
+            <w:hideMark/>
+          </w:tcPr>
+          <w:p>
+            <w:pPr>
+              <w:rPr>
+                <w:b/>
+                <w:bCs/>
+                <w:color w:val="FFFFFF"/>
+                <w:sz w:val="20"/>
+                <w:szCs w:val="20"/>
+              </w:rPr>
+            </w:pPr>
+            <w:r>
+              <w:rPr>
+                <w:b/>
+                <w:bCs/>
+                <w:color w:val="FFFFFF"/>
+                <w:sz w:val="20"/>
+                <w:szCs w:val="20"/>
+              </w:rPr>
+              <w:t>Изменение</w:t>
+            </w:r>
+          </w:p>
+        </w:tc>
+      </w:tr>
+      <w:tr>
+        <w:tc>
+          <w:tcPr>
+            <w:tcW w:w="0" w:type="auto"/>
+            <w:tcBorders>
+              <w:top w:val="single" w:sz="2" w:space="0" w:color="auto"/>
+              <w:left w:val="single" w:sz="2" w:space="0" w:color="auto"/>
+              <w:bottom w:val="single" w:sz="2" w:space="0" w:color="auto"/>
+              <w:right w:val="single" w:sz="2" w:space="0" w:color="auto"/>
+            </w:tcBorders>
+            <w:tcMar>
+              <w:top w:w="60" w:type="dxa"/>
+              <w:left w:w="60" w:type="dxa"/>
+              <w:bottom w:w="60" w:type="dxa"/>
+              <w:right w:w="60" w:type="dxa"/>
+            </w:tcMar>
+            <w:vAlign w:val="center"/>
+            <w:hideMark/>
+          </w:tcPr>
+          <w:p>
+            <w:pPr>
+              <w:rPr>
+                <w:sz w:val="20"/>
+                <w:szCs w:val="20"/>
+              </w:rPr>
+            </w:pPr>
+            <w:r>
+              <w:rPr>
+                <w:sz w:val="20"/>
+                <w:szCs w:val="20"/>
+              </w:rPr>
+              <w:t>Execution Time</w:t>
+            </w:r>
+          </w:p>
+        </w:tc>
+        <w:tc>
+          <w:tcPr>
+            <w:tcW w:w="0" w:type="auto"/>
+            <w:tcBorders>
+              <w:top w:val="single" w:sz="2" w:space="0" w:color="auto"/>
+              <w:left w:val="single" w:sz="2" w:space="0" w:color="auto"/>
+              <w:bottom w:val="single" w:sz="2" w:space="0" w:color="auto"/>
+              <w:right w:val="single" w:sz="2" w:space="0" w:color="auto"/>
+            </w:tcBorders>
+            <w:tcMar>
+              <w:top w:w="60" w:type="dxa"/>
+              <w:left w:w="60" w:type="dxa"/>
+              <w:bottom w:w="60" w:type="dxa"/>
+              <w:right w:w="60" w:type="dxa"/>
+            </w:tcMar>
+            <w:vAlign w:val="center"/>
+            <w:hideMark/>
+          </w:tcPr>
+          <w:p>
+            <w:pPr>
+              <w:rPr>
+                <w:sz w:val="20"/>
+                <w:szCs w:val="20"/>
+              </w:rPr>
+            </w:pPr>
+            <w:r>
+              <w:rPr>
+                <w:sz w:val="20"/>
+                <w:szCs w:val="20"/>
+              </w:rPr>
+              <w:t>11.584 ms</w:t>
+            </w:r>
+          </w:p>
+        </w:tc>
+        <w:tc>
+          <w:tcPr>
+            <w:tcW w:w="0" w:type="auto"/>
+            <w:tcBorders>
+              <w:top w:val="single" w:sz="2" w:space="0" w:color="auto"/>
+              <w:left w:val="single" w:sz="2" w:space="0" w:color="auto"/>
+              <w:bottom w:val="single" w:sz="2" w:space="0" w:color="auto"/>
+              <w:right w:val="single" w:sz="2" w:space="0" w:color="auto"/>
+            </w:tcBorders>
+            <w:tcMar>
+              <w:top w:w="60" w:type="dxa"/>
+              <w:left w:w="60" w:type="dxa"/>
+              <w:bottom w:w="60" w:type="dxa"/>
+              <w:right w:w="60" w:type="dxa"/>
+            </w:tcMar>
+            <w:vAlign w:val="center"/>
+            <w:hideMark/>
+          </w:tcPr>
+          <w:p>
+            <w:pPr>
+              <w:rPr>
+                <w:sz w:val="20"/>
+                <w:szCs w:val="20"/>
+              </w:rPr>
+            </w:pPr>
+            <w:r>
+              <w:rPr>
+                <w:sz w:val="20"/>
+                <w:szCs w:val="20"/>
+              </w:rPr>
+              <w:t>8.366 ms</w:t>
+            </w:r>
+          </w:p>
+        </w:tc>
+        <w:tc>
+          <w:tcPr>
+            <w:tcW w:w="0" w:type="auto"/>
+            <w:tcBorders>
+              <w:top w:val="single" w:sz="2" w:space="0" w:color="auto"/>
+              <w:left w:val="single" w:sz="2" w:space="0" w:color="auto"/>
+              <w:bottom w:val="single" w:sz="2" w:space="0" w:color="auto"/>
+              <w:right w:val="single" w:sz="2" w:space="0" w:color="auto"/>
+            </w:tcBorders>
+            <w:tcMar>
+              <w:top w:w="60" w:type="dxa"/>
+              <w:left w:w="60" w:type="dxa"/>
+              <w:bottom w:w="60" w:type="dxa"/>
+              <w:right w:w="60" w:type="dxa"/>
+            </w:tcMar>
+            <w:vAlign w:val="center"/>
+            <w:hideMark/>
+          </w:tcPr>
+          <w:p>
+            <w:pPr>
+              <w:rPr>
+                <w:sz w:val="20"/>
+                <w:szCs w:val="20"/>
+              </w:rPr>
+            </w:pPr>
+            <w:r>
+              <w:rPr>
+                <w:sz w:val="20"/>
+                <w:szCs w:val="20"/>
+              </w:rPr>
+              <w:t>-3.218 ms</w:t>
+            </w:r>
+          </w:p>
+        </w:tc>
+      </w:tr>
+      <w:tr>
+        <w:tc>
+          <w:tcPr>
+            <w:tcW w:w="0" w:type="auto"/>
+            <w:tcBorders>
+              <w:top w:val="single" w:sz="2" w:space="0" w:color="auto"/>
+              <w:left w:val="single" w:sz="2" w:space="0" w:color="auto"/>
+              <w:bottom w:val="single" w:sz="2" w:space="0" w:color="auto"/>
+              <w:right w:val="single" w:sz="2" w:space="0" w:color="auto"/>
+            </w:tcBorders>
+            <w:tcMar>
+              <w:top w:w="60" w:type="dxa"/>
+              <w:left w:w="60" w:type="dxa"/>
+              <w:bottom w:w="60" w:type="dxa"/>
+              <w:right w:w="60" w:type="dxa"/>
+            </w:tcMar>
+            <w:vAlign w:val="center"/>
+            <w:hideMark/>
+          </w:tcPr>
+          <w:p>
+            <w:pPr>
+              <w:rPr>
+                <w:sz w:val="20"/>
+                <w:szCs w:val="20"/>
+              </w:rPr>
+            </w:pPr>
+            <w:r>
+              <w:rPr>
+                <w:sz w:val="20"/>
+                <w:szCs w:val="20"/>
+              </w:rPr>
+              <w:t>Planning Time</w:t>
+            </w:r>
+          </w:p>
+        </w:tc>
+        <w:tc>
+          <w:tcPr>
+            <w:tcW w:w="0" w:type="auto"/>
+            <w:tcBorders>
+              <w:top w:val="single" w:sz="2" w:space="0" w:color="auto"/>
+              <w:left w:val="single" w:sz="2" w:space="0" w:color="auto"/>
+              <w:bottom w:val="single" w:sz="2" w:space="0" w:color="auto"/>
+              <w:right w:val="single" w:sz="2" w:space="0" w:color="auto"/>
+            </w:tcBorders>
+            <w:tcMar>
+              <w:top w:w="60" w:type="dxa"/>
+              <w:left w:w="60" w:type="dxa"/>
+              <w:bottom w:w="60" w:type="dxa"/>
+              <w:right w:w="60" w:type="dxa"/>
+            </w:tcMar>
+            <w:vAlign w:val="center"/>
+            <w:hideMark/>
+          </w:tcPr>
+          <w:p>
+            <w:pPr>
+              <w:rPr>
+                <w:sz w:val="20"/>
+                <w:szCs w:val="20"/>
+              </w:rPr>
+            </w:pPr>
+            <w:r>
+              <w:rPr>
+                <w:sz w:val="20"/>
+                <w:szCs w:val="20"/>
+              </w:rPr>
+              <w:t>5.932 ms</w:t>
+            </w:r>
+          </w:p>
+        </w:tc>
+        <w:tc>
+          <w:tcPr>
+            <w:tcW w:w="0" w:type="auto"/>
+            <w:tcBorders>
+              <w:top w:val="single" w:sz="2" w:space="0" w:color="auto"/>
+              <w:left w:val="single" w:sz="2" w:space="0" w:color="auto"/>
+              <w:bottom w:val="single" w:sz="2" w:space="0" w:color="auto"/>
+              <w:right w:val="single" w:sz="2" w:space="0" w:color="auto"/>
+            </w:tcBorders>
+            <w:tcMar>
+              <w:top w:w="60" w:type="dxa"/>
+              <w:left w:w="60" w:type="dxa"/>
+              <w:bottom w:w="60" w:type="dxa"/>
+              <w:right w:w="60" w:type="dxa"/>
+            </w:tcMar>
+            <w:vAlign w:val="center"/>
+            <w:hideMark/>
+          </w:tcPr>
+          <w:p>
+            <w:pPr>
+              <w:rPr>
+                <w:sz w:val="20"/>
+                <w:szCs w:val="20"/>
+              </w:rPr>
+            </w:pPr>
+            <w:r>
+              <w:rPr>
+                <w:sz w:val="20"/>
+                <w:szCs w:val="20"/>
+              </w:rPr>
+              <w:t>0.794 ms</w:t>
+            </w:r>
+          </w:p>
+        </w:tc>
+        <w:tc>
+          <w:tcPr>
+            <w:tcW w:w="0" w:type="auto"/>
+            <w:tcBorders>
+              <w:top w:val="single" w:sz="2" w:space="0" w:color="auto"/>
+              <w:left w:val="single" w:sz="2" w:space="0" w:color="auto"/>
+              <w:bottom w:val="single" w:sz="2" w:space="0" w:color="auto"/>
+              <w:right w:val="single" w:sz="2" w:space="0" w:color="auto"/>
+            </w:tcBorders>
+            <w:tcMar>
+              <w:top w:w="60" w:type="dxa"/>
+              <w:left w:w="60" w:type="dxa"/>
+              <w:bottom w:w="60" w:type="dxa"/>
+              <w:right w:w="60" w:type="dxa"/>
+            </w:tcMar>
+            <w:vAlign w:val="center"/>
+            <w:hideMark/>
+          </w:tcPr>
+          <w:p>
+            <w:pPr>
+              <w:rPr>
+                <w:sz w:val="20"/>
+                <w:szCs w:val="20"/>
+              </w:rPr>
+            </w:pPr>
+            <w:r>
+              <w:rPr>
+                <w:sz w:val="20"/>
+                <w:szCs w:val="20"/>
+              </w:rPr>
+              <w:t>-5.138 ms</w:t>
+            </w:r>
+          </w:p>
+        </w:tc>
+      </w:tr>
+      <w:tr>
+        <w:tc>
+          <w:tcPr>
+            <w:tcW w:w="0" w:type="auto"/>
+            <w:tcBorders>
+              <w:top w:val="single" w:sz="2" w:space="0" w:color="auto"/>
+              <w:left w:val="single" w:sz="2" w:space="0" w:color="auto"/>
+              <w:bottom w:val="single" w:sz="2" w:space="0" w:color="auto"/>
+              <w:right w:val="single" w:sz="2" w:space="0" w:color="auto"/>
+            </w:tcBorders>
+            <w:tcMar>
+              <w:top w:w="60" w:type="dxa"/>
+              <w:left w:w="60" w:type="dxa"/>
+              <w:bottom w:w="60" w:type="dxa"/>
+              <w:right w:w="60" w:type="dxa"/>
+            </w:tcMar>
+            <w:vAlign w:val="center"/>
+            <w:hideMark/>
+          </w:tcPr>
+          <w:p>
+            <w:pPr>
+              <w:rPr>
+                <w:sz w:val="20"/>
+                <w:szCs w:val="20"/>
+              </w:rPr>
+            </w:pPr>
+            <w:r>
+              <w:rPr>
+                <w:sz w:val="20"/>
+                <w:szCs w:val="20"/>
+              </w:rPr>
+              <w:t>Shared Hit Blocks</w:t>
+            </w:r>
+          </w:p>
+        </w:tc>
+        <w:tc>
+          <w:tcPr>
+            <w:tcW w:w="0" w:type="auto"/>
+            <w:tcBorders>
+              <w:top w:val="single" w:sz="2" w:space="0" w:color="auto"/>
+              <w:left w:val="single" w:sz="2" w:space="0" w:color="auto"/>
+              <w:bottom w:val="single" w:sz="2" w:space="0" w:color="auto"/>
+              <w:right w:val="single" w:sz="2" w:space="0" w:color="auto"/>
+            </w:tcBorders>
+            <w:tcMar>
+              <w:top w:w="60" w:type="dxa"/>
+              <w:left w:w="60" w:type="dxa"/>
+              <w:bottom w:w="60" w:type="dxa"/>
+              <w:right w:w="60" w:type="dxa"/>
+            </w:tcMar>
+            <w:vAlign w:val="center"/>
+            <w:hideMark/>
+          </w:tcPr>
+          <w:p>
+            <w:pPr>
+              <w:rPr>
+                <w:sz w:val="20"/>
+                <w:szCs w:val="20"/>
+              </w:rPr>
+            </w:pPr>
+            <w:r>
+              <w:rPr>
+                <w:sz w:val="20"/>
+                <w:szCs w:val="20"/>
+              </w:rPr>
+              <w:t>121</w:t>
+            </w:r>
+          </w:p>
+        </w:tc>
+        <w:tc>
+          <w:tcPr>
+            <w:tcW w:w="0" w:type="auto"/>
+            <w:tcBorders>
+              <w:top w:val="single" w:sz="2" w:space="0" w:color="auto"/>
+              <w:left w:val="single" w:sz="2" w:space="0" w:color="auto"/>
+              <w:bottom w:val="single" w:sz="2" w:space="0" w:color="auto"/>
+              <w:right w:val="single" w:sz="2" w:space="0" w:color="auto"/>
+            </w:tcBorders>
+            <w:tcMar>
+              <w:top w:w="60" w:type="dxa"/>
+              <w:left w:w="60" w:type="dxa"/>
+              <w:bottom w:w="60" w:type="dxa"/>
+              <w:right w:w="60" w:type="dxa"/>
+            </w:tcMar>
+            <w:vAlign w:val="center"/>
+            <w:hideMark/>
+          </w:tcPr>
+          <w:p>
+            <w:pPr>
+              <w:rPr>
+                <w:sz w:val="20"/>
+                <w:szCs w:val="20"/>
+              </w:rPr>
+            </w:pPr>
+            <w:r>
+              <w:rPr>
+                <w:sz w:val="20"/>
+                <w:szCs w:val="20"/>
+              </w:rPr>
+              <w:t>4</w:t>
+            </w:r>
+          </w:p>
+        </w:tc>
+        <w:tc>
+          <w:tcPr>
+            <w:tcW w:w="0" w:type="auto"/>
+            <w:tcBorders>
+              <w:top w:val="single" w:sz="2" w:space="0" w:color="auto"/>
+              <w:left w:val="single" w:sz="2" w:space="0" w:color="auto"/>
+              <w:bottom w:val="single" w:sz="2" w:space="0" w:color="auto"/>
+              <w:right w:val="single" w:sz="2" w:space="0" w:color="auto"/>
+            </w:tcBorders>
+            <w:tcMar>
+              <w:top w:w="60" w:type="dxa"/>
+              <w:left w:w="60" w:type="dxa"/>
+              <w:bottom w:w="60" w:type="dxa"/>
+              <w:right w:w="60" w:type="dxa"/>
+            </w:tcMar>
+            <w:vAlign w:val="center"/>
+            <w:hideMark/>
+          </w:tcPr>
+          <w:p>
+            <w:pPr>
+              <w:rPr>
+                <w:sz w:val="20"/>
+                <w:szCs w:val="20"/>
+              </w:rPr>
+            </w:pPr>
+            <w:r>
+              <w:rPr>
+                <w:sz w:val="20"/>
+                <w:szCs w:val="20"/>
+              </w:rPr>
+              <w:t>-117</w:t>
+            </w:r>
+          </w:p>
+        </w:tc>
+      </w:tr>
+      <w:tr>
+        <w:tc>
+          <w:tcPr>
+            <w:tcW w:w="0" w:type="auto"/>
+            <w:tcBorders>
+              <w:top w:val="single" w:sz="2" w:space="0" w:color="auto"/>
+              <w:left w:val="single" w:sz="2" w:space="0" w:color="auto"/>
+              <w:bottom w:val="single" w:sz="2" w:space="0" w:color="auto"/>
+              <w:right w:val="single" w:sz="2" w:space="0" w:color="auto"/>
+            </w:tcBorders>
+            <w:tcMar>
+              <w:top w:w="60" w:type="dxa"/>
+              <w:left w:w="60" w:type="dxa"/>
+              <w:bottom w:w="60" w:type="dxa"/>
+              <w:right w:w="60" w:type="dxa"/>
+            </w:tcMar>
+            <w:vAlign w:val="center"/>
+            <w:hideMark/>
+          </w:tcPr>
+          <w:p>
+            <w:pPr>
+              <w:rPr>
+                <w:sz w:val="20"/>
+                <w:szCs w:val="20"/>
+              </w:rPr>
+            </w:pPr>
+            <w:r>
+              <w:rPr>
+                <w:sz w:val="20"/>
+                <w:szCs w:val="20"/>
+              </w:rPr>
+              <w:t>Shared Read Blocks</w:t>
+            </w:r>
+          </w:p>
+        </w:tc>
+        <w:tc>
+          <w:tcPr>
+            <w:tcW w:w="0" w:type="auto"/>
+            <w:tcBorders>
+              <w:top w:val="single" w:sz="2" w:space="0" w:color="auto"/>
+              <w:left w:val="single" w:sz="2" w:space="0" w:color="auto"/>
+              <w:bottom w:val="single" w:sz="2" w:space="0" w:color="auto"/>
+              <w:right w:val="single" w:sz="2" w:space="0" w:color="auto"/>
+            </w:tcBorders>
+            <w:tcMar>
+              <w:top w:w="60" w:type="dxa"/>
+              <w:left w:w="60" w:type="dxa"/>
+              <w:bottom w:w="60" w:type="dxa"/>
+              <w:right w:w="60" w:type="dxa"/>
+            </w:tcMar>
+            <w:vAlign w:val="center"/>
+            <w:hideMark/>
+          </w:tcPr>
+          <w:p>
+            <w:pPr>
+              <w:rPr>
+                <w:sz w:val="20"/>
+                <w:szCs w:val="20"/>
+              </w:rPr>
+            </w:pPr>
+            <w:r>
+              <w:rPr>
+                <w:sz w:val="20"/>
+                <w:szCs w:val="20"/>
+              </w:rPr>
+              <w:t>0</w:t>
+            </w:r>
+          </w:p>
+        </w:tc>
+        <w:tc>
+          <w:tcPr>
+            <w:tcW w:w="0" w:type="auto"/>
+            <w:tcBorders>
+              <w:top w:val="single" w:sz="2" w:space="0" w:color="auto"/>
+              <w:left w:val="single" w:sz="2" w:space="0" w:color="auto"/>
+              <w:bottom w:val="single" w:sz="2" w:space="0" w:color="auto"/>
+              <w:right w:val="single" w:sz="2" w:space="0" w:color="auto"/>
+            </w:tcBorders>
+            <w:tcMar>
+              <w:top w:w="60" w:type="dxa"/>
+              <w:left w:w="60" w:type="dxa"/>
+              <w:bottom w:w="60" w:type="dxa"/>
+              <w:right w:w="60" w:type="dxa"/>
+            </w:tcMar>
+            <w:vAlign w:val="center"/>
+            <w:hideMark/>
+          </w:tcPr>
+          <w:p>
+            <w:pPr>
+              <w:rPr>
+                <w:sz w:val="20"/>
+                <w:szCs w:val="20"/>
+              </w:rPr>
+            </w:pPr>
+            <w:r>
+              <w:rPr>
+                <w:sz w:val="20"/>
+                <w:szCs w:val="20"/>
+              </w:rPr>
+              <w:t>35</w:t>
+            </w:r>
+          </w:p>
+        </w:tc>
+        <w:tc>
+          <w:tcPr>
+            <w:tcW w:w="0" w:type="auto"/>
+            <w:tcBorders>
+              <w:top w:val="single" w:sz="2" w:space="0" w:color="auto"/>
+              <w:left w:val="single" w:sz="2" w:space="0" w:color="auto"/>
+              <w:bottom w:val="single" w:sz="2" w:space="0" w:color="auto"/>
+              <w:right w:val="single" w:sz="2" w:space="0" w:color="auto"/>
+            </w:tcBorders>
+            <w:tcMar>
+              <w:top w:w="60" w:type="dxa"/>
+              <w:left w:w="60" w:type="dxa"/>
+              <w:bottom w:w="60" w:type="dxa"/>
+              <w:right w:w="60" w:type="dxa"/>
+            </w:tcMar>
+            <w:vAlign w:val="center"/>
+            <w:hideMark/>
+          </w:tcPr>
+          <w:p>
+            <w:pPr>
+              <w:rPr>
+                <w:sz w:val="20"/>
+                <w:szCs w:val="20"/>
+              </w:rPr>
+            </w:pPr>
+            <w:r>
+              <w:rPr>
+                <w:sz w:val="20"/>
+                <w:szCs w:val="20"/>
+              </w:rPr>
+              <w:t>+35</w:t>
+            </w:r>
+          </w:p>
+        </w:tc>
+      </w:tr>
+      <w:tr>
+        <w:tc>
+          <w:tcPr>
+            <w:tcW w:w="0" w:type="auto"/>
+            <w:tcBorders>
+              <w:top w:val="single" w:sz="2" w:space="0" w:color="auto"/>
+              <w:left w:val="single" w:sz="2" w:space="0" w:color="auto"/>
+              <w:bottom w:val="single" w:sz="2" w:space="0" w:color="auto"/>
+              <w:right w:val="single" w:sz="2" w:space="0" w:color="auto"/>
+            </w:tcBorders>
+            <w:tcMar>
+              <w:top w:w="60" w:type="dxa"/>
+              <w:left w:w="60" w:type="dxa"/>
+              <w:bottom w:w="60" w:type="dxa"/>
+              <w:right w:w="60" w:type="dxa"/>
+            </w:tcMar>
+            <w:vAlign w:val="center"/>
+            <w:hideMark/>
+          </w:tcPr>
+          <w:p>
+            <w:pPr>
+              <w:rPr>
+                <w:sz w:val="20"/>
+                <w:szCs w:val="20"/>
+              </w:rPr>
+            </w:pPr>
+            <w:r>
+              <w:rPr>
+                <w:sz w:val="20"/>
+                <w:szCs w:val="20"/>
+              </w:rPr>
+              <w:t>Общий объём буферов выполнения</w:t>
+            </w:r>
+          </w:p>
+        </w:tc>
+        <w:tc>
+          <w:tcPr>
+            <w:tcW w:w="0" w:type="auto"/>
+            <w:tcBorders>
+              <w:top w:val="single" w:sz="2" w:space="0" w:color="auto"/>
+              <w:left w:val="single" w:sz="2" w:space="0" w:color="auto"/>
+              <w:bottom w:val="single" w:sz="2" w:space="0" w:color="auto"/>
+              <w:right w:val="single" w:sz="2" w:space="0" w:color="auto"/>
+            </w:tcBorders>
+            <w:tcMar>
+              <w:top w:w="60" w:type="dxa"/>
+              <w:left w:w="60" w:type="dxa"/>
+              <w:bottom w:w="60" w:type="dxa"/>
+              <w:right w:w="60" w:type="dxa"/>
+            </w:tcMar>
+            <w:vAlign w:val="center"/>
+            <w:hideMark/>
+          </w:tcPr>
+          <w:p>
+            <w:pPr>
+              <w:rPr>
+                <w:sz w:val="20"/>
+                <w:szCs w:val="20"/>
+              </w:rPr>
+            </w:pPr>
+            <w:r>
+              <w:rPr>
+                <w:sz w:val="20"/>
+                <w:szCs w:val="20"/>
+              </w:rPr>
+              <w:t>121</w:t>
+            </w:r>
+          </w:p>
+        </w:tc>
+        <w:tc>
+          <w:tcPr>
+            <w:tcW w:w="0" w:type="auto"/>
+            <w:tcBorders>
+              <w:top w:val="single" w:sz="2" w:space="0" w:color="auto"/>
+              <w:left w:val="single" w:sz="2" w:space="0" w:color="auto"/>
+              <w:bottom w:val="single" w:sz="2" w:space="0" w:color="auto"/>
+              <w:right w:val="single" w:sz="2" w:space="0" w:color="auto"/>
+            </w:tcBorders>
+            <w:tcMar>
+              <w:top w:w="60" w:type="dxa"/>
+              <w:left w:w="60" w:type="dxa"/>
+              <w:bottom w:w="60" w:type="dxa"/>
+              <w:right w:w="60" w:type="dxa"/>
+            </w:tcMar>
+            <w:vAlign w:val="center"/>
+            <w:hideMark/>
+          </w:tcPr>
+          <w:p>
+            <w:pPr>
+              <w:rPr>
+                <w:sz w:val="20"/>
+                <w:szCs w:val="20"/>
+              </w:rPr>
+            </w:pPr>
+            <w:r>
+              <w:rPr>
+                <w:sz w:val="20"/>
+                <w:szCs w:val="20"/>
+              </w:rPr>
+              <w:t>39</w:t>
+            </w:r>
+          </w:p>
+        </w:tc>
+        <w:tc>
+          <w:tcPr>
+            <w:tcW w:w="0" w:type="auto"/>
+            <w:tcBorders>
+              <w:top w:val="single" w:sz="2" w:space="0" w:color="auto"/>
+              <w:left w:val="single" w:sz="2" w:space="0" w:color="auto"/>
+              <w:bottom w:val="single" w:sz="2" w:space="0" w:color="auto"/>
+              <w:right w:val="single" w:sz="2" w:space="0" w:color="auto"/>
+            </w:tcBorders>
+            <w:tcMar>
+              <w:top w:w="60" w:type="dxa"/>
+              <w:left w:w="60" w:type="dxa"/>
+              <w:bottom w:w="60" w:type="dxa"/>
+              <w:right w:w="60" w:type="dxa"/>
+            </w:tcMar>
+            <w:vAlign w:val="center"/>
+            <w:hideMark/>
+          </w:tcPr>
+          <w:p>
+            <w:pPr>
+              <w:rPr>
+                <w:sz w:val="20"/>
+                <w:szCs w:val="20"/>
+              </w:rPr>
+            </w:pPr>
+            <w:r>
+              <w:rPr>
+                <w:sz w:val="20"/>
+                <w:szCs w:val="20"/>
+              </w:rPr>
+              <w:t>-82</w:t>
+            </w:r>
+          </w:p>
+        </w:tc>
+      </w:tr>
+      <w:tr>
+        <w:tc>
+          <w:tcPr>
+            <w:tcW w:w="0" w:type="auto"/>
+            <w:tcBorders>
+              <w:top w:val="single" w:sz="2" w:space="0" w:color="auto"/>
+              <w:left w:val="single" w:sz="2" w:space="0" w:color="auto"/>
+              <w:bottom w:val="single" w:sz="2" w:space="0" w:color="auto"/>
+              <w:right w:val="single" w:sz="2" w:space="0" w:color="auto"/>
+            </w:tcBorders>
+            <w:tcMar>
+              <w:top w:w="60" w:type="dxa"/>
+              <w:left w:w="60" w:type="dxa"/>
+              <w:bottom w:w="60" w:type="dxa"/>
+              <w:right w:w="60" w:type="dxa"/>
+            </w:tcMar>
+            <w:vAlign w:val="center"/>
+            <w:hideMark/>
+          </w:tcPr>
+          <w:p>
+            <w:pPr>
+              <w:rPr>
+                <w:sz w:val="20"/>
+                <w:szCs w:val="20"/>
+              </w:rPr>
+            </w:pPr>
+            <w:r>
+              <w:rPr>
+                <w:sz w:val="20"/>
+                <w:szCs w:val="20"/>
+              </w:rPr>
+              <w:t>Основной тип сканирования</w:t>
+            </w:r>
+          </w:p>
+        </w:tc>
+        <w:tc>
+          <w:tcPr>
+            <w:tcW w:w="0" w:type="auto"/>
+            <w:tcBorders>
+              <w:top w:val="single" w:sz="2" w:space="0" w:color="auto"/>
+              <w:left w:val="single" w:sz="2" w:space="0" w:color="auto"/>
+              <w:bottom w:val="single" w:sz="2" w:space="0" w:color="auto"/>
+              <w:right w:val="single" w:sz="2" w:space="0" w:color="auto"/>
+            </w:tcBorders>
+            <w:tcMar>
+              <w:top w:w="60" w:type="dxa"/>
+              <w:left w:w="60" w:type="dxa"/>
+              <w:bottom w:w="60" w:type="dxa"/>
+              <w:right w:w="60" w:type="dxa"/>
+            </w:tcMar>
+            <w:vAlign w:val="center"/>
+            <w:hideMark/>
+          </w:tcPr>
+          <w:p>
+            <w:pPr>
+              <w:rPr>
+                <w:sz w:val="20"/>
+                <w:szCs w:val="20"/>
+                <w:lang w:val="en-US"/>
+              </w:rPr>
+            </w:pPr>
+            <w:r>
+              <w:rPr>
+                <w:sz w:val="20"/>
+                <w:szCs w:val="20"/>
+                <w:lang w:val="en-US"/>
+              </w:rPr>
+              <w:t>Seq Scan</w:t>
+            </w:r>
+          </w:p>
+        </w:tc>
+        <w:tc>
+          <w:tcPr>
+            <w:tcW w:w="0" w:type="auto"/>
+            <w:tcBorders>
+              <w:top w:val="single" w:sz="2" w:space="0" w:color="auto"/>
+              <w:left w:val="single" w:sz="2" w:space="0" w:color="auto"/>
+              <w:bottom w:val="single" w:sz="2" w:space="0" w:color="auto"/>
+              <w:right w:val="single" w:sz="2" w:space="0" w:color="auto"/>
+            </w:tcBorders>
+            <w:tcMar>
+              <w:top w:w="60" w:type="dxa"/>
+              <w:left w:w="60" w:type="dxa"/>
+              <w:bottom w:w="60" w:type="dxa"/>
+              <w:right w:w="60" w:type="dxa"/>
+            </w:tcMar>
+            <w:vAlign w:val="center"/>
+            <w:hideMark/>
+          </w:tcPr>
+          <w:p>
+            <w:pPr>
+              <w:rPr>
+                <w:sz w:val="20"/>
+                <w:szCs w:val="20"/>
+                <w:lang w:val="en-US"/>
+              </w:rPr>
+            </w:pPr>
+            <w:r>
+              <w:rPr>
+                <w:sz w:val="20"/>
+                <w:szCs w:val="20"/>
+                <w:lang w:val="en-US"/>
+              </w:rPr>
+              <w:t>Index only scan</w:t>
+            </w:r>
+          </w:p>
+        </w:tc>
+        <w:tc>
+          <w:tcPr>
+            <w:tcW w:w="0" w:type="auto"/>
+            <w:tcBorders>
+              <w:top w:val="single" w:sz="2" w:space="0" w:color="auto"/>
+              <w:left w:val="single" w:sz="2" w:space="0" w:color="auto"/>
+              <w:bottom w:val="single" w:sz="2" w:space="0" w:color="auto"/>
+              <w:right w:val="single" w:sz="2" w:space="0" w:color="auto"/>
+            </w:tcBorders>
+            <w:tcMar>
+              <w:top w:w="60" w:type="dxa"/>
+              <w:left w:w="60" w:type="dxa"/>
+              <w:bottom w:w="60" w:type="dxa"/>
+              <w:right w:w="60" w:type="dxa"/>
+            </w:tcMar>
+            <w:vAlign w:val="center"/>
+            <w:hideMark/>
+          </w:tcPr>
+          <w:p>
+            <w:pPr>
+              <w:rPr>
+                <w:sz w:val="20"/>
+                <w:szCs w:val="20"/>
+              </w:rPr>
+            </w:pPr>
+            <w:r>
+              <w:rPr>
+                <w:sz w:val="20"/>
+                <w:szCs w:val="20"/>
+              </w:rPr>
+              <w:t>улучшение</w:t>
+            </w:r>
+          </w:p>
+        </w:tc>
+      </w:tr>
+      <w:tr>
+        <w:tc>
+          <w:tcPr>
+            <w:tcW w:w="0" w:type="auto"/>
+            <w:tcBorders>
+              <w:top w:val="single" w:sz="2" w:space="0" w:color="auto"/>
+              <w:left w:val="single" w:sz="2" w:space="0" w:color="auto"/>
+              <w:bottom w:val="single" w:sz="2" w:space="0" w:color="auto"/>
+              <w:right w:val="single" w:sz="2" w:space="0" w:color="auto"/>
+            </w:tcBorders>
+            <w:tcMar>
+              <w:top w:w="60" w:type="dxa"/>
+              <w:left w:w="60" w:type="dxa"/>
+              <w:bottom w:w="60" w:type="dxa"/>
+              <w:right w:w="60" w:type="dxa"/>
+            </w:tcMar>
+            <w:vAlign w:val="center"/>
+            <w:hideMark/>
+          </w:tcPr>
+          <w:p>
+            <w:pPr>
+              <w:rPr>
+                <w:sz w:val="20"/>
+                <w:szCs w:val="20"/>
+                <w:lang w:val="en-US"/>
+              </w:rPr>
+            </w:pPr>
+            <w:r>
+              <w:rPr>
+                <w:sz w:val="20"/>
+                <w:szCs w:val="20"/>
+              </w:rPr>
+              <w:t>Дополнительная сортировка перед </w:t>
+            </w:r>
+            <w:r>
+              <w:rPr>
+                <w:sz w:val="20"/>
+                <w:szCs w:val="20"/>
+              </w:rPr>
+              <w:t>Unique</w:t>
+            </w:r>
+          </w:p>
+        </w:tc>
+        <w:tc>
+          <w:tcPr>
+            <w:tcW w:w="0" w:type="auto"/>
+            <w:tcBorders>
+              <w:top w:val="single" w:sz="2" w:space="0" w:color="auto"/>
+              <w:left w:val="single" w:sz="2" w:space="0" w:color="auto"/>
+              <w:bottom w:val="single" w:sz="2" w:space="0" w:color="auto"/>
+              <w:right w:val="single" w:sz="2" w:space="0" w:color="auto"/>
+            </w:tcBorders>
+            <w:tcMar>
+              <w:top w:w="60" w:type="dxa"/>
+              <w:left w:w="60" w:type="dxa"/>
+              <w:bottom w:w="60" w:type="dxa"/>
+              <w:right w:w="60" w:type="dxa"/>
+            </w:tcMar>
+            <w:vAlign w:val="center"/>
+            <w:hideMark/>
+          </w:tcPr>
+          <w:p>
+            <w:pPr>
+              <w:rPr>
+                <w:sz w:val="20"/>
+                <w:szCs w:val="20"/>
+              </w:rPr>
+            </w:pPr>
+            <w:r>
+              <w:rPr>
+                <w:sz w:val="20"/>
+                <w:szCs w:val="20"/>
+              </w:rPr>
+              <w:t>была</w:t>
+            </w:r>
+          </w:p>
+        </w:tc>
+        <w:tc>
+          <w:tcPr>
+            <w:tcW w:w="0" w:type="auto"/>
+            <w:tcBorders>
+              <w:top w:val="single" w:sz="2" w:space="0" w:color="auto"/>
+              <w:left w:val="single" w:sz="2" w:space="0" w:color="auto"/>
+              <w:bottom w:val="single" w:sz="2" w:space="0" w:color="auto"/>
+              <w:right w:val="single" w:sz="2" w:space="0" w:color="auto"/>
+            </w:tcBorders>
+            <w:tcMar>
+              <w:top w:w="60" w:type="dxa"/>
+              <w:left w:w="60" w:type="dxa"/>
+              <w:bottom w:w="60" w:type="dxa"/>
+              <w:right w:w="60" w:type="dxa"/>
+            </w:tcMar>
+            <w:vAlign w:val="center"/>
+            <w:hideMark/>
+          </w:tcPr>
+          <w:p>
+            <w:pPr>
+              <w:rPr>
+                <w:sz w:val="20"/>
+                <w:szCs w:val="20"/>
+              </w:rPr>
+            </w:pPr>
+            <w:r>
+              <w:rPr>
+                <w:sz w:val="20"/>
+                <w:szCs w:val="20"/>
+              </w:rPr>
+              <w:t>исчезла</w:t>
+            </w:r>
+          </w:p>
+        </w:tc>
+        <w:tc>
+          <w:tcPr>
+            <w:tcW w:w="0" w:type="auto"/>
+            <w:tcBorders>
+              <w:top w:val="single" w:sz="2" w:space="0" w:color="auto"/>
+              <w:left w:val="single" w:sz="2" w:space="0" w:color="auto"/>
+              <w:bottom w:val="single" w:sz="2" w:space="0" w:color="auto"/>
+              <w:right w:val="single" w:sz="2" w:space="0" w:color="auto"/>
+            </w:tcBorders>
+            <w:tcMar>
+              <w:top w:w="60" w:type="dxa"/>
+              <w:left w:w="60" w:type="dxa"/>
+              <w:bottom w:w="60" w:type="dxa"/>
+              <w:right w:w="60" w:type="dxa"/>
+            </w:tcMar>
+            <w:vAlign w:val="center"/>
+            <w:hideMark/>
+          </w:tcPr>
+          <w:p>
+            <w:pPr>
+              <w:rPr>
+                <w:sz w:val="20"/>
+                <w:szCs w:val="20"/>
+              </w:rPr>
+            </w:pPr>
+            <w:r>
+              <w:rPr>
+                <w:sz w:val="20"/>
+                <w:szCs w:val="20"/>
+              </w:rPr>
+              <w:t>улучшение</w:t>
+            </w:r>
+          </w:p>
+        </w:tc>
+      </w:tr>
+      <w:tr>
+        <w:tc>
+          <w:tcPr>
+            <w:tcW w:w="0" w:type="auto"/>
+            <w:tcBorders>
+              <w:top w:val="single" w:sz="2" w:space="0" w:color="auto"/>
+              <w:left w:val="single" w:sz="2" w:space="0" w:color="auto"/>
+              <w:bottom w:val="single" w:sz="2" w:space="0" w:color="auto"/>
+              <w:right w:val="single" w:sz="2" w:space="0" w:color="auto"/>
+            </w:tcBorders>
+            <w:tcMar>
+              <w:top w:w="60" w:type="dxa"/>
+              <w:left w:w="60" w:type="dxa"/>
+              <w:bottom w:w="60" w:type="dxa"/>
+              <w:right w:w="60" w:type="dxa"/>
+            </w:tcMar>
+            <w:vAlign w:val="center"/>
+            <w:hideMark/>
+          </w:tcPr>
+          <w:p>
+            <w:pPr>
+              <w:rPr>
+                <w:sz w:val="20"/>
+                <w:szCs w:val="20"/>
+              </w:rPr>
+            </w:pPr>
+            <w:r>
+              <w:rPr>
+                <w:sz w:val="20"/>
+                <w:szCs w:val="20"/>
+              </w:rPr>
+              <w:t>Heap Fetches</w:t>
+            </w:r>
+          </w:p>
+        </w:tc>
+        <w:tc>
+          <w:tcPr>
+            <w:tcW w:w="0" w:type="auto"/>
+            <w:tcBorders>
+              <w:top w:val="single" w:sz="2" w:space="0" w:color="auto"/>
+              <w:left w:val="single" w:sz="2" w:space="0" w:color="auto"/>
+              <w:bottom w:val="single" w:sz="2" w:space="0" w:color="auto"/>
+              <w:right w:val="single" w:sz="2" w:space="0" w:color="auto"/>
+            </w:tcBorders>
+            <w:tcMar>
+              <w:top w:w="60" w:type="dxa"/>
+              <w:left w:w="60" w:type="dxa"/>
+              <w:bottom w:w="60" w:type="dxa"/>
+              <w:right w:w="60" w:type="dxa"/>
+            </w:tcMar>
+            <w:vAlign w:val="center"/>
+            <w:hideMark/>
+          </w:tcPr>
+          <w:p>
+            <w:pPr>
+              <w:rPr>
+                <w:sz w:val="20"/>
+                <w:szCs w:val="20"/>
+              </w:rPr>
+            </w:pPr>
+            <w:r>
+              <w:rPr>
+                <w:sz w:val="20"/>
+                <w:szCs w:val="20"/>
+              </w:rPr>
+              <w:t>не применимо</w:t>
+            </w:r>
+          </w:p>
+        </w:tc>
+        <w:tc>
+          <w:tcPr>
+            <w:tcW w:w="0" w:type="auto"/>
+            <w:tcBorders>
+              <w:top w:val="single" w:sz="2" w:space="0" w:color="auto"/>
+              <w:left w:val="single" w:sz="2" w:space="0" w:color="auto"/>
+              <w:bottom w:val="single" w:sz="2" w:space="0" w:color="auto"/>
+              <w:right w:val="single" w:sz="2" w:space="0" w:color="auto"/>
+            </w:tcBorders>
+            <w:tcMar>
+              <w:top w:w="60" w:type="dxa"/>
+              <w:left w:w="60" w:type="dxa"/>
+              <w:bottom w:w="60" w:type="dxa"/>
+              <w:right w:w="60" w:type="dxa"/>
+            </w:tcMar>
+            <w:vAlign w:val="center"/>
+            <w:hideMark/>
+          </w:tcPr>
+          <w:p>
+            <w:pPr>
+              <w:rPr>
+                <w:sz w:val="20"/>
+                <w:szCs w:val="20"/>
+              </w:rPr>
+            </w:pPr>
+            <w:r>
+              <w:rPr>
+                <w:sz w:val="20"/>
+                <w:szCs w:val="20"/>
+              </w:rPr>
+              <w:t>0</w:t>
+            </w:r>
+          </w:p>
+        </w:tc>
+        <w:tc>
+          <w:tcPr>
+            <w:tcW w:w="0" w:type="auto"/>
+            <w:tcBorders>
+              <w:top w:val="single" w:sz="2" w:space="0" w:color="auto"/>
+              <w:left w:val="single" w:sz="2" w:space="0" w:color="auto"/>
+              <w:bottom w:val="single" w:sz="2" w:space="0" w:color="auto"/>
+              <w:right w:val="single" w:sz="2" w:space="0" w:color="auto"/>
+            </w:tcBorders>
+            <w:tcMar>
+              <w:top w:w="60" w:type="dxa"/>
+              <w:left w:w="60" w:type="dxa"/>
+              <w:bottom w:w="60" w:type="dxa"/>
+              <w:right w:w="60" w:type="dxa"/>
+            </w:tcMar>
+            <w:vAlign w:val="center"/>
+            <w:hideMark/>
+          </w:tcPr>
+          <w:p>
+            <w:pPr>
+              <w:rPr>
+                <w:sz w:val="20"/>
+                <w:szCs w:val="20"/>
+              </w:rPr>
+            </w:pPr>
+            <w:r>
+              <w:rPr>
+                <w:sz w:val="20"/>
+                <w:szCs w:val="20"/>
+              </w:rPr>
+              <w:t>улучшение</w:t>
+            </w:r>
+          </w:p>
+        </w:tc>
+      </w:tr>
+    </w:tbl>
+    <w:p>
+      <w:pPr>
+        <w:pStyle w:val="a3"/>
+        <w:spacing w:before="0" w:beforeAutospacing="0" w:after="0" w:afterAutospacing="0"/>
+        <w:textAlignment w:val="baseline"/>
+        <w:rPr>
+          <w:rFonts w:ascii="Arial" w:hAnsi="Arial" w:cs="Arial"/>
+          <w:color w:val="000000"/>
+          <w:sz w:val="22"/>
+          <w:szCs w:val="22"/>
+        </w:rPr>
+      </w:pPr>
+    </w:p>
+    <w:p>
+      <w:r>
+        <w:t>Составной индекс</w:t>
+      </w:r>
+    </w:p>
+    <w:p>
+      <w:pPr>
+        <w:shd w:val="clear" w:color="auto" w:fill="121314"/>
+        <w:spacing w:after="0" w:line="285" w:lineRule="atLeast"/>
+        <w:rPr>
+          <w:rFonts w:ascii="Consolas" w:eastAsia="Times New Roman" w:hAnsi="Consolas" w:cs="Times New Roman"/>
+          <w:color w:val="BBBEBF"/>
+          <w:sz w:val="21"/>
+          <w:szCs w:val="21"/>
+          <w:lang w:eastAsia="ru-RU"/>
+        </w:rPr>
+      </w:pPr>
+      <w:r>
+        <w:rPr>
+          <w:rFonts w:ascii="Consolas" w:eastAsia="Times New Roman" w:hAnsi="Consolas" w:cs="Times New Roman"/>
+          <w:color w:val="BBBEBF"/>
+          <w:sz w:val="21"/>
+          <w:szCs w:val="21"/>
+          <w:lang w:eastAsia="ru-RU"/>
+        </w:rPr>
+        <w:t>idx_visit_doctor_date</w:t>
+      </w:r>
+    </w:p>
+    <w:p>
+      <w:r>
+        <w:t>был создан для ускорения запросов, в которых одновременно используются врач и дата приёма. Такой индекс полезен для соединений и аналитических выборок, где поиск идёт по комбинации нескольких колонок.</w:t>
+      </w:r>
+    </w:p>
+    <w:p>
+      <w:r>
+        <w:t>Частичный индекс</w:t>
+      </w:r>
+    </w:p>
+    <w:p>
+      <w:pPr>
+        <w:shd w:val="clear" w:color="auto" w:fill="121314"/>
+        <w:spacing w:after="0" w:line="285" w:lineRule="atLeast"/>
+        <w:rPr>
+          <w:rFonts w:ascii="Consolas" w:eastAsia="Times New Roman" w:hAnsi="Consolas" w:cs="Times New Roman"/>
+          <w:color w:val="BBBEBF"/>
+          <w:sz w:val="21"/>
+          <w:szCs w:val="21"/>
+          <w:lang w:eastAsia="ru-RU"/>
+        </w:rPr>
+      </w:pPr>
+      <w:r>
+        <w:rPr>
+          <w:rFonts w:ascii="Consolas" w:eastAsia="Times New Roman" w:hAnsi="Consolas" w:cs="Times New Roman"/>
+          <w:color w:val="BBBEBF"/>
+          <w:sz w:val="21"/>
+          <w:szCs w:val="21"/>
+          <w:lang w:eastAsia="ru-RU"/>
+        </w:rPr>
+        <w:t>idx_visit_completed_date_doctor</w:t>
+      </w:r>
+    </w:p>
+    <w:p>
+      <w:r>
+        <w:t>был создан для ускорения аналитических запросов, в которых рассматриваются только завершённые визиты. Частичный индекс меньше обычного, так как хранит только подмножество строк.</w:t>
+      </w:r>
+    </w:p>
+    <w:p>
+      <w:r>
+        <w:t>Покрывающий индекс</w:t>
+      </w:r>
+    </w:p>
+    <w:p>
+      <w:pPr>
+        <w:shd w:val="clear" w:color="auto" w:fill="121314"/>
+        <w:spacing w:after="0" w:line="285" w:lineRule="atLeast"/>
+        <w:rPr>
+          <w:rFonts w:ascii="Consolas" w:eastAsia="Times New Roman" w:hAnsi="Consolas" w:cs="Times New Roman"/>
+          <w:color w:val="BBBEBF"/>
+          <w:sz w:val="21"/>
+          <w:szCs w:val="21"/>
+          <w:lang w:eastAsia="ru-RU"/>
+        </w:rPr>
+      </w:pPr>
+      <w:r>
+        <w:rPr>
+          <w:rFonts w:ascii="Consolas" w:eastAsia="Times New Roman" w:hAnsi="Consolas" w:cs="Times New Roman"/>
+          <w:color w:val="BBBEBF"/>
+          <w:sz w:val="21"/>
+          <w:szCs w:val="21"/>
+          <w:lang w:eastAsia="ru-RU"/>
+        </w:rPr>
+        <w:t>idx_bill_visit_paid_amount</w:t>
+      </w:r>
+    </w:p>
+    <w:p>
+      <w:pPr>
+        <w:rPr>
+          <w:lang w:val="en-US"/>
+        </w:rPr>
+      </w:pPr>
+      <w:r>
+        <w:t>был создан, чтобы PostgreSQL мог получать поля</w:t>
+      </w:r>
+      <w:r>
+        <w:t xml:space="preserve"> </w:t>
+      </w:r>
+      <w:r>
+        <w:rPr>
+          <w:lang w:val="en-US"/>
+        </w:rPr>
+        <w:t>is</w:t>
+      </w:r>
+      <w:r>
+        <w:t>_</w:t>
+      </w:r>
+      <w:r>
+        <w:rPr>
+          <w:lang w:val="en-US"/>
+        </w:rPr>
+        <w:t>paid</w:t>
+      </w:r>
+      <w:r>
+        <w:t xml:space="preserve"> </w:t>
+      </w:r>
+      <w:r>
+        <w:t>и</w:t>
+      </w:r>
+      <w:r>
+        <w:t xml:space="preserve"> </w:t>
+      </w:r>
+      <w:r>
+        <w:rPr>
+          <w:lang w:val="en-US"/>
+        </w:rPr>
+        <w:t>amount</w:t>
+      </w:r>
+      <w:r>
+        <w:t xml:space="preserve"> </w:t>
+      </w:r>
+      <w:r>
+        <w:t xml:space="preserve">прямо из индекса. </w:t>
+      </w:r>
+      <w:r>
+        <w:rPr>
+          <w:lang w:val="en-US"/>
+        </w:rPr>
+        <w:t xml:space="preserve">Index only scan </w:t>
+      </w:r>
+      <w:r>
+        <w:t>по</w:t>
+      </w:r>
+      <w:r>
+        <w:rPr>
+          <w:lang w:val="en-US"/>
+        </w:rPr>
+        <w:t xml:space="preserve"> </w:t>
+      </w:r>
+      <w:r>
+        <w:rPr>
+          <w:lang w:val="en-US"/>
+        </w:rPr>
+        <w:t>Bill</w:t>
+      </w:r>
+      <w:r>
+        <w:rPr>
+          <w:lang w:val="en-US"/>
+        </w:rPr>
+        <w:t>.</w:t>
+      </w:r>
+    </w:p>
+    <w:p>
+      <w:pPr>
+        <w:rPr>
+          <w:lang w:val="en-US"/>
+        </w:rPr>
+      </w:pPr>
+      <w:r>
+        <w:t>Покрывающий</w:t>
+      </w:r>
+      <w:r>
+        <w:rPr>
+          <w:lang w:val="en-US"/>
+        </w:rPr>
+        <w:t xml:space="preserve"> </w:t>
+      </w:r>
+      <w:r>
+        <w:t>составной</w:t>
+      </w:r>
+      <w:r>
+        <w:rPr>
+          <w:lang w:val="en-US"/>
+        </w:rPr>
+        <w:t xml:space="preserve"> </w:t>
+      </w:r>
+      <w:r>
+        <w:t>индекс</w:t>
+      </w:r>
+    </w:p>
+    <w:p>
+      <w:pPr>
+        <w:shd w:val="clear" w:color="auto" w:fill="121314"/>
+        <w:spacing w:after="0" w:line="285" w:lineRule="atLeast"/>
+        <w:rPr>
+          <w:rFonts w:ascii="Consolas" w:eastAsia="Times New Roman" w:hAnsi="Consolas" w:cs="Times New Roman"/>
+          <w:color w:val="BBBEBF"/>
+          <w:sz w:val="21"/>
+          <w:szCs w:val="21"/>
+          <w:lang w:val="en-US" w:eastAsia="ru-RU"/>
+        </w:rPr>
+      </w:pPr>
+      <w:r>
+        <w:rPr>
+          <w:rFonts w:ascii="Consolas" w:eastAsia="Times New Roman" w:hAnsi="Consolas" w:cs="Times New Roman"/>
+          <w:color w:val="BBBEBF"/>
+          <w:sz w:val="21"/>
+          <w:szCs w:val="21"/>
+          <w:lang w:val="en-US" w:eastAsia="ru-RU"/>
+        </w:rPr>
+        <w:t>idx_observation_pet_indicator_date_value</w:t>
+      </w:r>
+    </w:p>
+    <w:p>
+      <w:r>
+        <w:t>был создан специально под запрос на получение последних наблюдений. Он оказался наиболее эффективным, потому что совпадает:</w:t>
+      </w:r>
+    </w:p>
+    <w:p>
+      <w:r>
+        <w:t>с</w:t>
+      </w:r>
+      <w:r>
+        <w:t xml:space="preserve"> </w:t>
+      </w:r>
+      <w:r>
+        <w:t>фильтрацией</w:t>
+      </w:r>
+      <w:r>
+        <w:t xml:space="preserve"> </w:t>
+      </w:r>
+      <w:r>
+        <w:t>по</w:t>
+      </w:r>
+      <w:r>
+        <w:t xml:space="preserve"> </w:t>
+      </w:r>
+      <w:r>
+        <w:rPr>
+          <w:lang w:val="en-US"/>
+        </w:rPr>
+        <w:t>pet</w:t>
+      </w:r>
+    </w:p>
+    <w:p>
+      <w:pPr>
+        <w:rPr>
+          <w:lang w:val="en-US"/>
+        </w:rPr>
+      </w:pPr>
+      <w:r>
+        <w:t>с</w:t>
+      </w:r>
+      <w:r>
+        <w:rPr>
+          <w:lang w:val="en-US"/>
+        </w:rPr>
+        <w:t xml:space="preserve"> </w:t>
+      </w:r>
+      <w:r>
+        <w:t>логикой</w:t>
+      </w:r>
+      <w:r>
+        <w:rPr>
+          <w:lang w:val="en-US"/>
+        </w:rPr>
+        <w:t xml:space="preserve"> </w:t>
+      </w:r>
+      <w:r>
+        <w:rPr>
+          <w:lang w:val="en-US"/>
+        </w:rPr>
+        <w:t>DISTINCT ON (pet_id, indicator_id)</w:t>
+      </w:r>
+    </w:p>
+    <w:p>
+      <w:pPr>
+        <w:rPr>
+          <w:lang w:val="en-US"/>
+        </w:rPr>
+      </w:pPr>
+      <w:r>
+        <w:t>с</w:t>
+      </w:r>
+      <w:r>
+        <w:rPr>
+          <w:lang w:val="en-US"/>
+        </w:rPr>
+        <w:t xml:space="preserve"> </w:t>
+      </w:r>
+      <w:r>
+        <w:t>сортировкой</w:t>
+      </w:r>
+      <w:r>
+        <w:rPr>
+          <w:lang w:val="en-US"/>
+        </w:rPr>
+        <w:t xml:space="preserve"> </w:t>
+      </w:r>
+      <w:r>
+        <w:t>по</w:t>
+      </w:r>
+      <w:r>
+        <w:rPr>
+          <w:lang w:val="en-US"/>
+        </w:rPr>
+        <w:t xml:space="preserve"> </w:t>
+      </w:r>
+      <w:r>
+        <w:rPr>
+          <w:lang w:val="en-US"/>
+        </w:rPr>
+        <w:t>observation</w:t>
+      </w:r>
+      <w:r>
+        <w:rPr>
+          <w:lang w:val="en-US"/>
+        </w:rPr>
+        <w:t>_</w:t>
+      </w:r>
+      <w:r>
+        <w:rPr>
+          <w:lang w:val="en-US"/>
+        </w:rPr>
+        <w:t>date</w:t>
+      </w:r>
+      <w:r>
+        <w:rPr>
+          <w:lang w:val="en-US"/>
+        </w:rPr>
+        <w:t xml:space="preserve"> </w:t>
+      </w:r>
+      <w:r>
+        <w:rPr>
+          <w:lang w:val="en-US"/>
+        </w:rPr>
+        <w:t>DESC</w:t>
+      </w:r>
+    </w:p>
+    <w:p>
+      <w:pPr>
+        <w:rPr>
+          <w:lang w:val="en-US"/>
+        </w:rPr>
+      </w:pPr>
+      <w:r>
+        <w:t>с выборкой</w:t>
+      </w:r>
+      <w:r>
+        <w:t xml:space="preserve"> </w:t>
+      </w:r>
+      <w:r>
+        <w:rPr>
+          <w:lang w:val="en-US"/>
+        </w:rPr>
+        <w:t>VALUE</w:t>
+      </w:r>
+    </w:p>
+    <w:p>
+      <w:pPr>
+        <w:numPr>
+          <w:ilvl w:val="0"/>
+          <w:numId w:val="33"/>
+        </w:numPr>
+        <w:pBdr>
+          <w:top w:val="single" w:sz="2" w:space="0" w:color="auto"/>
+          <w:left w:val="single" w:sz="2" w:space="0" w:color="auto"/>
+          <w:bottom w:val="single" w:sz="2" w:space="0" w:color="auto"/>
+          <w:right w:val="single" w:sz="2" w:space="0" w:color="auto"/>
+        </w:pBdr>
+        <w:shd w:val="clear" w:color="auto" w:fill="181818"/>
+        <w:spacing w:after="0" w:line="240" w:lineRule="auto"/>
+        <w:rPr>
+          <w:rFonts w:ascii="Segoe UI" w:eastAsia="Times New Roman" w:hAnsi="Segoe UI" w:cs="Segoe UI"/>
+          <w:color w:val="FFFFFF"/>
+          <w:sz w:val="20"/>
+          <w:szCs w:val="20"/>
+          <w:lang w:eastAsia="ru-RU"/>
+        </w:rPr>
+      </w:pPr>
+      <w:r>
+        <w:rPr>
+          <w:rFonts w:ascii="Consolas" w:eastAsia="Times New Roman" w:hAnsi="Consolas" w:cs="Segoe UI"/>
+          <w:color w:val="FFFFFF"/>
+          <w:sz w:val="18"/>
+          <w:szCs w:val="18"/>
+          <w:bdr w:val="single" w:sz="2" w:space="0" w:color="auto" w:frame="1"/>
+          <w:lang w:eastAsia="ru-RU"/>
+        </w:rPr>
+        <w:lastRenderedPageBreak/>
+        <w:t>Seq Scan</w:t>
+      </w:r>
+      <w:r>
+        <w:rPr>
+          <w:rFonts w:ascii="Segoe UI" w:eastAsia="Times New Roman" w:hAnsi="Segoe UI" w:cs="Segoe UI"/>
+          <w:color w:val="FFFFFF"/>
+          <w:sz w:val="20"/>
+          <w:szCs w:val="20"/>
+          <w:lang w:eastAsia="ru-RU"/>
+        </w:rPr>
+        <w:br/>
+        <w:t>Полный просмотр таблицы.</w:t>
+      </w:r>
+      <w:r>
+        <w:rPr>
+          <w:rFonts w:ascii="Segoe UI" w:eastAsia="Times New Roman" w:hAnsi="Segoe UI" w:cs="Segoe UI"/>
+          <w:color w:val="FFFFFF"/>
+          <w:sz w:val="20"/>
+          <w:szCs w:val="20"/>
+          <w:lang w:eastAsia="ru-RU"/>
+        </w:rPr>
+        <w:br/>
+        <w:t>Читаем все строки подряд и потом фильтруем.</w:t>
+      </w:r>
+    </w:p>
+    <w:p>
+      <w:pPr>
+        <w:numPr>
+          <w:ilvl w:val="0"/>
+          <w:numId w:val="33"/>
+        </w:numPr>
+        <w:pBdr>
+          <w:top w:val="single" w:sz="2" w:space="0" w:color="auto"/>
+          <w:left w:val="single" w:sz="2" w:space="0" w:color="auto"/>
+          <w:bottom w:val="single" w:sz="2" w:space="0" w:color="auto"/>
+          <w:right w:val="single" w:sz="2" w:space="0" w:color="auto"/>
+        </w:pBdr>
+        <w:shd w:val="clear" w:color="auto" w:fill="181818"/>
+        <w:spacing w:after="0" w:line="240" w:lineRule="auto"/>
+        <w:rPr>
+          <w:rFonts w:ascii="Segoe UI" w:eastAsia="Times New Roman" w:hAnsi="Segoe UI" w:cs="Segoe UI"/>
+          <w:color w:val="FFFFFF"/>
+          <w:sz w:val="20"/>
+          <w:szCs w:val="20"/>
+          <w:lang w:eastAsia="ru-RU"/>
+        </w:rPr>
+      </w:pPr>
+      <w:r>
+        <w:rPr>
+          <w:rFonts w:ascii="Consolas" w:eastAsia="Times New Roman" w:hAnsi="Consolas" w:cs="Segoe UI"/>
+          <w:color w:val="FFFFFF"/>
+          <w:sz w:val="18"/>
+          <w:szCs w:val="18"/>
+          <w:bdr w:val="single" w:sz="2" w:space="0" w:color="auto" w:frame="1"/>
+          <w:lang w:eastAsia="ru-RU"/>
+        </w:rPr>
+        <w:t>Index Scan</w:t>
+      </w:r>
+      <w:r>
+        <w:rPr>
+          <w:rFonts w:ascii="Segoe UI" w:eastAsia="Times New Roman" w:hAnsi="Segoe UI" w:cs="Segoe UI"/>
+          <w:color w:val="FFFFFF"/>
+          <w:sz w:val="20"/>
+          <w:szCs w:val="20"/>
+          <w:lang w:eastAsia="ru-RU"/>
+        </w:rPr>
+        <w:br/>
+        <w:t>Сначала ищем подходящие ключи в индексе, потом идём в таблицу за самими строками.</w:t>
+      </w:r>
+    </w:p>
+    <w:p>
+      <w:pPr>
+        <w:numPr>
+          <w:ilvl w:val="0"/>
+          <w:numId w:val="33"/>
+        </w:numPr>
+        <w:pBdr>
+          <w:top w:val="single" w:sz="2" w:space="0" w:color="auto"/>
+          <w:left w:val="single" w:sz="2" w:space="0" w:color="auto"/>
+          <w:bottom w:val="single" w:sz="2" w:space="0" w:color="auto"/>
+          <w:right w:val="single" w:sz="2" w:space="0" w:color="auto"/>
+        </w:pBdr>
+        <w:shd w:val="clear" w:color="auto" w:fill="181818"/>
+        <w:spacing w:after="0" w:line="240" w:lineRule="auto"/>
+        <w:rPr>
+          <w:rFonts w:ascii="Segoe UI" w:eastAsia="Times New Roman" w:hAnsi="Segoe UI" w:cs="Segoe UI"/>
+          <w:color w:val="FFFFFF"/>
+          <w:sz w:val="20"/>
+          <w:szCs w:val="20"/>
+          <w:lang w:eastAsia="ru-RU"/>
+        </w:rPr>
+      </w:pPr>
+      <w:r>
+        <w:rPr>
+          <w:rFonts w:ascii="Consolas" w:eastAsia="Times New Roman" w:hAnsi="Consolas" w:cs="Segoe UI"/>
+          <w:color w:val="FFFFFF"/>
+          <w:sz w:val="18"/>
+          <w:szCs w:val="18"/>
+          <w:bdr w:val="single" w:sz="2" w:space="0" w:color="auto" w:frame="1"/>
+          <w:lang w:eastAsia="ru-RU"/>
+        </w:rPr>
+        <w:t>Index Only Scan</w:t>
+      </w:r>
+      <w:r>
+        <w:rPr>
+          <w:rFonts w:ascii="Segoe UI" w:eastAsia="Times New Roman" w:hAnsi="Segoe UI" w:cs="Segoe UI"/>
+          <w:color w:val="FFFFFF"/>
+          <w:sz w:val="20"/>
+          <w:szCs w:val="20"/>
+          <w:lang w:eastAsia="ru-RU"/>
+        </w:rPr>
+        <w:br/>
+        <w:t>Данные берутся почти полностью из индекса.</w:t>
+      </w:r>
+      <w:r>
+        <w:rPr>
+          <w:rFonts w:ascii="Segoe UI" w:eastAsia="Times New Roman" w:hAnsi="Segoe UI" w:cs="Segoe UI"/>
+          <w:color w:val="FFFFFF"/>
+          <w:sz w:val="20"/>
+          <w:szCs w:val="20"/>
+          <w:lang w:eastAsia="ru-RU"/>
+        </w:rPr>
+        <w:br/>
+        <w:t>Это очень хороший вариант.</w:t>
+      </w:r>
+    </w:p>
+    <w:p>
+      <w:pPr>
+        <w:numPr>
+          <w:ilvl w:val="0"/>
+          <w:numId w:val="33"/>
+        </w:numPr>
+        <w:pBdr>
+          <w:top w:val="single" w:sz="2" w:space="0" w:color="auto"/>
+          <w:left w:val="single" w:sz="2" w:space="0" w:color="auto"/>
+          <w:bottom w:val="single" w:sz="2" w:space="0" w:color="auto"/>
+          <w:right w:val="single" w:sz="2" w:space="0" w:color="auto"/>
+        </w:pBdr>
+        <w:shd w:val="clear" w:color="auto" w:fill="181818"/>
+        <w:spacing w:after="0" w:line="240" w:lineRule="auto"/>
+        <w:rPr>
+          <w:rFonts w:ascii="Segoe UI" w:eastAsia="Times New Roman" w:hAnsi="Segoe UI" w:cs="Segoe UI"/>
+          <w:color w:val="FFFFFF"/>
+          <w:sz w:val="20"/>
+          <w:szCs w:val="20"/>
+          <w:lang w:eastAsia="ru-RU"/>
+        </w:rPr>
+      </w:pPr>
+      <w:r>
+        <w:rPr>
+          <w:rFonts w:ascii="Consolas" w:eastAsia="Times New Roman" w:hAnsi="Consolas" w:cs="Segoe UI"/>
+          <w:color w:val="FFFFFF"/>
+          <w:sz w:val="18"/>
+          <w:szCs w:val="18"/>
+          <w:bdr w:val="single" w:sz="2" w:space="0" w:color="auto" w:frame="1"/>
+          <w:lang w:eastAsia="ru-RU"/>
+        </w:rPr>
+        <w:t>Bitmap Index Scan</w:t>
+      </w:r>
+      <w:r>
+        <w:rPr>
+          <w:rFonts w:ascii="Segoe UI" w:eastAsia="Times New Roman" w:hAnsi="Segoe UI" w:cs="Segoe UI"/>
+          <w:color w:val="FFFFFF"/>
+          <w:sz w:val="20"/>
+          <w:szCs w:val="20"/>
+          <w:lang w:eastAsia="ru-RU"/>
+        </w:rPr>
+        <w:br/>
+        <w:t>PostgreSQL сначала собирает список подходящих строк через индекс.</w:t>
+      </w:r>
+    </w:p>
+    <w:p>
+      <w:pPr>
+        <w:numPr>
+          <w:ilvl w:val="0"/>
+          <w:numId w:val="33"/>
+        </w:numPr>
+        <w:pBdr>
+          <w:top w:val="single" w:sz="2" w:space="0" w:color="auto"/>
+          <w:left w:val="single" w:sz="2" w:space="0" w:color="auto"/>
+          <w:bottom w:val="single" w:sz="2" w:space="0" w:color="auto"/>
+          <w:right w:val="single" w:sz="2" w:space="0" w:color="auto"/>
+        </w:pBdr>
+        <w:shd w:val="clear" w:color="auto" w:fill="181818"/>
+        <w:spacing w:after="0" w:line="240" w:lineRule="auto"/>
+        <w:rPr>
+          <w:rFonts w:ascii="Segoe UI" w:eastAsia="Times New Roman" w:hAnsi="Segoe UI" w:cs="Segoe UI"/>
+          <w:color w:val="FFFFFF"/>
+          <w:sz w:val="20"/>
+          <w:szCs w:val="20"/>
+          <w:lang w:eastAsia="ru-RU"/>
+        </w:rPr>
+      </w:pPr>
+      <w:r>
+        <w:rPr>
+          <w:rFonts w:ascii="Consolas" w:eastAsia="Times New Roman" w:hAnsi="Consolas" w:cs="Segoe UI"/>
+          <w:color w:val="FFFFFF"/>
+          <w:sz w:val="18"/>
+          <w:szCs w:val="18"/>
+          <w:bdr w:val="single" w:sz="2" w:space="0" w:color="auto" w:frame="1"/>
+          <w:lang w:eastAsia="ru-RU"/>
+        </w:rPr>
+        <w:t>Bitmap Heap Scan</w:t>
+      </w:r>
+      <w:r>
+        <w:rPr>
+          <w:rFonts w:ascii="Segoe UI" w:eastAsia="Times New Roman" w:hAnsi="Segoe UI" w:cs="Segoe UI"/>
+          <w:color w:val="FFFFFF"/>
+          <w:sz w:val="20"/>
+          <w:szCs w:val="20"/>
+          <w:lang w:eastAsia="ru-RU"/>
+        </w:rPr>
+        <w:br/>
+        <w:t>Потом по этому списку читает строки из таблицы пачками.</w:t>
+      </w:r>
+    </w:p>
+    <w:p>
+      <w:pPr>
+        <w:pBdr>
+          <w:top w:val="single" w:sz="2" w:space="0" w:color="auto"/>
+          <w:left w:val="single" w:sz="2" w:space="0" w:color="auto"/>
+          <w:bottom w:val="single" w:sz="2" w:space="0" w:color="auto"/>
+          <w:right w:val="single" w:sz="2" w:space="0" w:color="auto"/>
+        </w:pBdr>
+        <w:shd w:val="clear" w:color="auto" w:fill="181818"/>
+        <w:spacing w:after="0" w:line="240" w:lineRule="auto"/>
+        <w:rPr>
+          <w:rFonts w:ascii="Segoe UI" w:eastAsia="Times New Roman" w:hAnsi="Segoe UI" w:cs="Segoe UI"/>
+          <w:color w:val="FFFFFF"/>
+          <w:sz w:val="20"/>
+          <w:szCs w:val="20"/>
+          <w:lang w:eastAsia="ru-RU"/>
+        </w:rPr>
+      </w:pPr>
+      <w:r>
+        <w:rPr>
+          <w:rFonts w:ascii="Segoe UI" w:eastAsia="Times New Roman" w:hAnsi="Segoe UI" w:cs="Segoe UI"/>
+          <w:b/>
+          <w:bCs/>
+          <w:color w:val="FFFFFF"/>
+          <w:sz w:val="20"/>
+          <w:szCs w:val="20"/>
+          <w:bdr w:val="single" w:sz="2" w:space="0" w:color="auto" w:frame="1"/>
+          <w:lang w:eastAsia="ru-RU"/>
+        </w:rPr>
+        <w:t>Типы соединений</w:t>
+      </w:r>
+    </w:p>
+    <w:p>
+      <w:pPr>
+        <w:numPr>
+          <w:ilvl w:val="0"/>
+          <w:numId w:val="34"/>
+        </w:numPr>
+        <w:pBdr>
+          <w:top w:val="single" w:sz="2" w:space="0" w:color="auto"/>
+          <w:left w:val="single" w:sz="2" w:space="0" w:color="auto"/>
+          <w:bottom w:val="single" w:sz="2" w:space="0" w:color="auto"/>
+          <w:right w:val="single" w:sz="2" w:space="0" w:color="auto"/>
+        </w:pBdr>
+        <w:shd w:val="clear" w:color="auto" w:fill="181818"/>
+        <w:spacing w:after="0" w:line="240" w:lineRule="auto"/>
+        <w:rPr>
+          <w:rFonts w:ascii="Segoe UI" w:eastAsia="Times New Roman" w:hAnsi="Segoe UI" w:cs="Segoe UI"/>
+          <w:color w:val="FFFFFF"/>
+          <w:sz w:val="20"/>
+          <w:szCs w:val="20"/>
+          <w:lang w:eastAsia="ru-RU"/>
+        </w:rPr>
+      </w:pPr>
+      <w:r>
+        <w:rPr>
+          <w:rFonts w:ascii="Consolas" w:eastAsia="Times New Roman" w:hAnsi="Consolas" w:cs="Segoe UI"/>
+          <w:color w:val="FFFFFF"/>
+          <w:sz w:val="18"/>
+          <w:szCs w:val="18"/>
+          <w:bdr w:val="single" w:sz="2" w:space="0" w:color="auto" w:frame="1"/>
+          <w:lang w:eastAsia="ru-RU"/>
+        </w:rPr>
+        <w:t>Nested Loop</w:t>
+      </w:r>
+      <w:r>
+        <w:rPr>
+          <w:rFonts w:ascii="Segoe UI" w:eastAsia="Times New Roman" w:hAnsi="Segoe UI" w:cs="Segoe UI"/>
+          <w:color w:val="FFFFFF"/>
+          <w:sz w:val="20"/>
+          <w:szCs w:val="20"/>
+          <w:lang w:eastAsia="ru-RU"/>
+        </w:rPr>
+        <w:br/>
+        <w:t>Для каждой строки из одной таблицы ищется совпадение в другой.</w:t>
+      </w:r>
+      <w:r>
+        <w:rPr>
+          <w:rFonts w:ascii="Segoe UI" w:eastAsia="Times New Roman" w:hAnsi="Segoe UI" w:cs="Segoe UI"/>
+          <w:color w:val="FFFFFF"/>
+          <w:sz w:val="20"/>
+          <w:szCs w:val="20"/>
+          <w:lang w:eastAsia="ru-RU"/>
+        </w:rPr>
+        <w:br/>
+        <w:t>Хорошо работает, когда строк мало или есть хороший индекс.</w:t>
+      </w:r>
+    </w:p>
+    <w:p>
+      <w:pPr>
+        <w:numPr>
+          <w:ilvl w:val="0"/>
+          <w:numId w:val="34"/>
+        </w:numPr>
+        <w:pBdr>
+          <w:top w:val="single" w:sz="2" w:space="0" w:color="auto"/>
+          <w:left w:val="single" w:sz="2" w:space="0" w:color="auto"/>
+          <w:bottom w:val="single" w:sz="2" w:space="0" w:color="auto"/>
+          <w:right w:val="single" w:sz="2" w:space="0" w:color="auto"/>
+        </w:pBdr>
+        <w:shd w:val="clear" w:color="auto" w:fill="181818"/>
+        <w:spacing w:after="0" w:line="240" w:lineRule="auto"/>
+        <w:rPr>
+          <w:rFonts w:ascii="Segoe UI" w:eastAsia="Times New Roman" w:hAnsi="Segoe UI" w:cs="Segoe UI"/>
+          <w:color w:val="FFFFFF"/>
+          <w:sz w:val="20"/>
+          <w:szCs w:val="20"/>
+          <w:lang w:eastAsia="ru-RU"/>
+        </w:rPr>
+      </w:pPr>
+      <w:r>
+        <w:rPr>
+          <w:rFonts w:ascii="Consolas" w:eastAsia="Times New Roman" w:hAnsi="Consolas" w:cs="Segoe UI"/>
+          <w:color w:val="FFFFFF"/>
+          <w:sz w:val="18"/>
+          <w:szCs w:val="18"/>
+          <w:bdr w:val="single" w:sz="2" w:space="0" w:color="auto" w:frame="1"/>
+          <w:lang w:eastAsia="ru-RU"/>
+        </w:rPr>
+        <w:t>Hash Join</w:t>
+      </w:r>
+      <w:r>
+        <w:rPr>
+          <w:rFonts w:ascii="Segoe UI" w:eastAsia="Times New Roman" w:hAnsi="Segoe UI" w:cs="Segoe UI"/>
+          <w:color w:val="FFFFFF"/>
+          <w:sz w:val="20"/>
+          <w:szCs w:val="20"/>
+          <w:lang w:eastAsia="ru-RU"/>
+        </w:rPr>
+        <w:br/>
+        <w:t>Для одной таблицы строится хеш-таблица, потом по ней ищутся совпадения.</w:t>
+      </w:r>
+      <w:r>
+        <w:rPr>
+          <w:rFonts w:ascii="Segoe UI" w:eastAsia="Times New Roman" w:hAnsi="Segoe UI" w:cs="Segoe UI"/>
+          <w:color w:val="FFFFFF"/>
+          <w:sz w:val="20"/>
+          <w:szCs w:val="20"/>
+          <w:lang w:eastAsia="ru-RU"/>
+        </w:rPr>
+        <w:br/>
+        <w:t>Хорошо при больших наборах данных.</w:t>
+      </w:r>
+    </w:p>
+    <w:p>
+      <w:pPr>
+        <w:numPr>
+          <w:ilvl w:val="0"/>
+          <w:numId w:val="34"/>
+        </w:numPr>
+        <w:pBdr>
+          <w:top w:val="single" w:sz="2" w:space="0" w:color="auto"/>
+          <w:left w:val="single" w:sz="2" w:space="0" w:color="auto"/>
+          <w:bottom w:val="single" w:sz="2" w:space="0" w:color="auto"/>
+          <w:right w:val="single" w:sz="2" w:space="0" w:color="auto"/>
+        </w:pBdr>
+        <w:shd w:val="clear" w:color="auto" w:fill="181818"/>
+        <w:spacing w:after="0" w:line="240" w:lineRule="auto"/>
+        <w:rPr>
+          <w:rFonts w:ascii="Segoe UI" w:eastAsia="Times New Roman" w:hAnsi="Segoe UI" w:cs="Segoe UI"/>
+          <w:color w:val="FFFFFF"/>
+          <w:sz w:val="20"/>
+          <w:szCs w:val="20"/>
+          <w:lang w:eastAsia="ru-RU"/>
+        </w:rPr>
+      </w:pPr>
+      <w:r>
+        <w:rPr>
+          <w:rFonts w:ascii="Consolas" w:eastAsia="Times New Roman" w:hAnsi="Consolas" w:cs="Segoe UI"/>
+          <w:color w:val="FFFFFF"/>
+          <w:sz w:val="18"/>
+          <w:szCs w:val="18"/>
+          <w:bdr w:val="single" w:sz="2" w:space="0" w:color="auto" w:frame="1"/>
+          <w:lang w:eastAsia="ru-RU"/>
+        </w:rPr>
+        <w:t>Merge Join</w:t>
+      </w:r>
+      <w:r>
+        <w:rPr>
+          <w:rFonts w:ascii="Segoe UI" w:eastAsia="Times New Roman" w:hAnsi="Segoe UI" w:cs="Segoe UI"/>
+          <w:color w:val="FFFFFF"/>
+          <w:sz w:val="20"/>
+          <w:szCs w:val="20"/>
+          <w:lang w:eastAsia="ru-RU"/>
+        </w:rPr>
+        <w:br/>
+        <w:t>Обе стороны соединяются как два отсортированных списка.</w:t>
+      </w:r>
+      <w:r>
+        <w:rPr>
+          <w:rFonts w:ascii="Segoe UI" w:eastAsia="Times New Roman" w:hAnsi="Segoe UI" w:cs="Segoe UI"/>
+          <w:color w:val="FFFFFF"/>
+          <w:sz w:val="20"/>
+          <w:szCs w:val="20"/>
+          <w:lang w:eastAsia="ru-RU"/>
+        </w:rPr>
+        <w:br/>
+        <w:t>Полезно, если данные уже отсортированы или читаются индексом в нужном порядке.</w:t>
+      </w:r>
+    </w:p>
+    <w:p>
+      <w:pPr>
+        <w:pBdr>
+          <w:top w:val="single" w:sz="2" w:space="0" w:color="auto"/>
+          <w:left w:val="single" w:sz="2" w:space="0" w:color="auto"/>
+          <w:bottom w:val="single" w:sz="2" w:space="0" w:color="auto"/>
+          <w:right w:val="single" w:sz="2" w:space="0" w:color="auto"/>
+        </w:pBdr>
+        <w:shd w:val="clear" w:color="auto" w:fill="181818"/>
+        <w:spacing w:after="0" w:line="240" w:lineRule="auto"/>
+        <w:rPr>
+          <w:rFonts w:ascii="Segoe UI" w:eastAsia="Times New Roman" w:hAnsi="Segoe UI" w:cs="Segoe UI"/>
+          <w:color w:val="FFFFFF"/>
+          <w:sz w:val="20"/>
+          <w:szCs w:val="20"/>
+          <w:lang w:eastAsia="ru-RU"/>
+        </w:rPr>
+      </w:pPr>
+      <w:r>
+        <w:rPr>
+          <w:rFonts w:ascii="Segoe UI" w:eastAsia="Times New Roman" w:hAnsi="Segoe UI" w:cs="Segoe UI"/>
+          <w:b/>
+          <w:bCs/>
+          <w:color w:val="FFFFFF"/>
+          <w:sz w:val="20"/>
+          <w:szCs w:val="20"/>
+          <w:bdr w:val="single" w:sz="2" w:space="0" w:color="auto" w:frame="1"/>
+          <w:lang w:eastAsia="ru-RU"/>
+        </w:rPr>
+        <w:t>Операции обработки</w:t>
+      </w:r>
+    </w:p>
+    <w:p>
+      <w:pPr>
+        <w:numPr>
+          <w:ilvl w:val="0"/>
+          <w:numId w:val="35"/>
+        </w:numPr>
+        <w:pBdr>
+          <w:top w:val="single" w:sz="2" w:space="0" w:color="auto"/>
+          <w:left w:val="single" w:sz="2" w:space="0" w:color="auto"/>
+          <w:bottom w:val="single" w:sz="2" w:space="0" w:color="auto"/>
+          <w:right w:val="single" w:sz="2" w:space="0" w:color="auto"/>
+        </w:pBdr>
+        <w:shd w:val="clear" w:color="auto" w:fill="181818"/>
+        <w:spacing w:after="0" w:line="240" w:lineRule="auto"/>
+        <w:rPr>
+          <w:rFonts w:ascii="Segoe UI" w:eastAsia="Times New Roman" w:hAnsi="Segoe UI" w:cs="Segoe UI"/>
+          <w:color w:val="FFFFFF"/>
+          <w:sz w:val="20"/>
+          <w:szCs w:val="20"/>
+          <w:lang w:eastAsia="ru-RU"/>
+        </w:rPr>
+      </w:pPr>
+      <w:r>
+        <w:rPr>
+          <w:rFonts w:ascii="Consolas" w:eastAsia="Times New Roman" w:hAnsi="Consolas" w:cs="Segoe UI"/>
+          <w:color w:val="FFFFFF"/>
+          <w:sz w:val="18"/>
+          <w:szCs w:val="18"/>
+          <w:bdr w:val="single" w:sz="2" w:space="0" w:color="auto" w:frame="1"/>
+          <w:lang w:eastAsia="ru-RU"/>
+        </w:rPr>
+        <w:t>Sort</w:t>
+      </w:r>
+      <w:r>
+        <w:rPr>
+          <w:rFonts w:ascii="Segoe UI" w:eastAsia="Times New Roman" w:hAnsi="Segoe UI" w:cs="Segoe UI"/>
+          <w:color w:val="FFFFFF"/>
+          <w:sz w:val="20"/>
+          <w:szCs w:val="20"/>
+          <w:lang w:eastAsia="ru-RU"/>
+        </w:rPr>
+        <w:br/>
+        <w:t>Сортировка строк.</w:t>
+      </w:r>
+    </w:p>
+    <w:p>
+      <w:pPr>
+        <w:numPr>
+          <w:ilvl w:val="0"/>
+          <w:numId w:val="35"/>
+        </w:numPr>
+        <w:pBdr>
+          <w:top w:val="single" w:sz="2" w:space="0" w:color="auto"/>
+          <w:left w:val="single" w:sz="2" w:space="0" w:color="auto"/>
+          <w:bottom w:val="single" w:sz="2" w:space="0" w:color="auto"/>
+          <w:right w:val="single" w:sz="2" w:space="0" w:color="auto"/>
+        </w:pBdr>
+        <w:shd w:val="clear" w:color="auto" w:fill="181818"/>
+        <w:spacing w:after="0" w:line="240" w:lineRule="auto"/>
+        <w:rPr>
+          <w:rFonts w:ascii="Segoe UI" w:eastAsia="Times New Roman" w:hAnsi="Segoe UI" w:cs="Segoe UI"/>
+          <w:color w:val="FFFFFF"/>
+          <w:sz w:val="20"/>
+          <w:szCs w:val="20"/>
+          <w:lang w:eastAsia="ru-RU"/>
+        </w:rPr>
+      </w:pPr>
+      <w:r>
+        <w:rPr>
+          <w:rFonts w:ascii="Consolas" w:eastAsia="Times New Roman" w:hAnsi="Consolas" w:cs="Segoe UI"/>
+          <w:color w:val="FFFFFF"/>
+          <w:sz w:val="18"/>
+          <w:szCs w:val="18"/>
+          <w:bdr w:val="single" w:sz="2" w:space="0" w:color="auto" w:frame="1"/>
+          <w:lang w:eastAsia="ru-RU"/>
+        </w:rPr>
+        <w:t>Sort Key</w:t>
+      </w:r>
+      <w:r>
+        <w:rPr>
+          <w:rFonts w:ascii="Segoe UI" w:eastAsia="Times New Roman" w:hAnsi="Segoe UI" w:cs="Segoe UI"/>
+          <w:color w:val="FFFFFF"/>
+          <w:sz w:val="20"/>
+          <w:szCs w:val="20"/>
+          <w:lang w:eastAsia="ru-RU"/>
+        </w:rPr>
+        <w:br/>
+        <w:t>По каким полям шла сортировка.</w:t>
+      </w:r>
+    </w:p>
+    <w:p>
+      <w:pPr>
+        <w:numPr>
+          <w:ilvl w:val="0"/>
+          <w:numId w:val="35"/>
+        </w:numPr>
+        <w:pBdr>
+          <w:top w:val="single" w:sz="2" w:space="0" w:color="auto"/>
+          <w:left w:val="single" w:sz="2" w:space="0" w:color="auto"/>
+          <w:bottom w:val="single" w:sz="2" w:space="0" w:color="auto"/>
+          <w:right w:val="single" w:sz="2" w:space="0" w:color="auto"/>
+        </w:pBdr>
+        <w:shd w:val="clear" w:color="auto" w:fill="181818"/>
+        <w:spacing w:after="0" w:line="240" w:lineRule="auto"/>
+        <w:rPr>
+          <w:rFonts w:ascii="Segoe UI" w:eastAsia="Times New Roman" w:hAnsi="Segoe UI" w:cs="Segoe UI"/>
+          <w:color w:val="FFFFFF"/>
+          <w:sz w:val="20"/>
+          <w:szCs w:val="20"/>
+          <w:lang w:eastAsia="ru-RU"/>
+        </w:rPr>
+      </w:pPr>
+      <w:r>
+        <w:rPr>
+          <w:rFonts w:ascii="Consolas" w:eastAsia="Times New Roman" w:hAnsi="Consolas" w:cs="Segoe UI"/>
+          <w:color w:val="FFFFFF"/>
+          <w:sz w:val="18"/>
+          <w:szCs w:val="18"/>
+          <w:bdr w:val="single" w:sz="2" w:space="0" w:color="auto" w:frame="1"/>
+          <w:lang w:eastAsia="ru-RU"/>
+        </w:rPr>
+        <w:t>Sort Method</w:t>
+      </w:r>
+      <w:r>
+        <w:rPr>
+          <w:rFonts w:ascii="Segoe UI" w:eastAsia="Times New Roman" w:hAnsi="Segoe UI" w:cs="Segoe UI"/>
+          <w:color w:val="FFFFFF"/>
+          <w:sz w:val="20"/>
+          <w:szCs w:val="20"/>
+          <w:lang w:eastAsia="ru-RU"/>
+        </w:rPr>
+        <w:br/>
+        <w:t>Каким методом сортировали, например </w:t>
+      </w:r>
+      <w:r>
+        <w:rPr>
+          <w:rFonts w:ascii="Consolas" w:eastAsia="Times New Roman" w:hAnsi="Consolas" w:cs="Segoe UI"/>
+          <w:color w:val="FFFFFF"/>
+          <w:sz w:val="18"/>
+          <w:szCs w:val="18"/>
+          <w:bdr w:val="single" w:sz="2" w:space="0" w:color="auto" w:frame="1"/>
+          <w:lang w:eastAsia="ru-RU"/>
+        </w:rPr>
+        <w:t>quicksort</w:t>
+      </w:r>
+      <w:r>
+        <w:rPr>
+          <w:rFonts w:ascii="Segoe UI" w:eastAsia="Times New Roman" w:hAnsi="Segoe UI" w:cs="Segoe UI"/>
+          <w:color w:val="FFFFFF"/>
+          <w:sz w:val="20"/>
+          <w:szCs w:val="20"/>
+          <w:lang w:eastAsia="ru-RU"/>
+        </w:rPr>
+        <w:t>.</w:t>
+      </w:r>
+    </w:p>
+    <w:p>
+      <w:pPr>
+        <w:numPr>
+          <w:ilvl w:val="0"/>
+          <w:numId w:val="35"/>
+        </w:numPr>
+        <w:pBdr>
+          <w:top w:val="single" w:sz="2" w:space="0" w:color="auto"/>
+          <w:left w:val="single" w:sz="2" w:space="0" w:color="auto"/>
+          <w:bottom w:val="single" w:sz="2" w:space="0" w:color="auto"/>
+          <w:right w:val="single" w:sz="2" w:space="0" w:color="auto"/>
+        </w:pBdr>
+        <w:shd w:val="clear" w:color="auto" w:fill="181818"/>
+        <w:spacing w:after="0" w:line="240" w:lineRule="auto"/>
+        <w:rPr>
+          <w:rFonts w:ascii="Segoe UI" w:eastAsia="Times New Roman" w:hAnsi="Segoe UI" w:cs="Segoe UI"/>
+          <w:color w:val="FFFFFF"/>
+          <w:sz w:val="20"/>
+          <w:szCs w:val="20"/>
+          <w:lang w:eastAsia="ru-RU"/>
+        </w:rPr>
+      </w:pPr>
+      <w:r>
+        <w:rPr>
+          <w:rFonts w:ascii="Consolas" w:eastAsia="Times New Roman" w:hAnsi="Consolas" w:cs="Segoe UI"/>
+          <w:color w:val="FFFFFF"/>
+          <w:sz w:val="18"/>
+          <w:szCs w:val="18"/>
+          <w:bdr w:val="single" w:sz="2" w:space="0" w:color="auto" w:frame="1"/>
+          <w:lang w:eastAsia="ru-RU"/>
+        </w:rPr>
+        <w:t>Unique</w:t>
+      </w:r>
+      <w:r>
+        <w:rPr>
+          <w:rFonts w:ascii="Segoe UI" w:eastAsia="Times New Roman" w:hAnsi="Segoe UI" w:cs="Segoe UI"/>
+          <w:color w:val="FFFFFF"/>
+          <w:sz w:val="20"/>
+          <w:szCs w:val="20"/>
+          <w:lang w:eastAsia="ru-RU"/>
+        </w:rPr>
+        <w:br/>
+        <w:t>Удаление дублей. Часто появляется при </w:t>
+      </w:r>
+      <w:r>
+        <w:rPr>
+          <w:rFonts w:ascii="Consolas" w:eastAsia="Times New Roman" w:hAnsi="Consolas" w:cs="Segoe UI"/>
+          <w:color w:val="FFFFFF"/>
+          <w:sz w:val="18"/>
+          <w:szCs w:val="18"/>
+          <w:bdr w:val="single" w:sz="2" w:space="0" w:color="auto" w:frame="1"/>
+          <w:lang w:eastAsia="ru-RU"/>
+        </w:rPr>
+        <w:t>DISTINCT</w:t>
+      </w:r>
+      <w:r>
+        <w:rPr>
+          <w:rFonts w:ascii="Segoe UI" w:eastAsia="Times New Roman" w:hAnsi="Segoe UI" w:cs="Segoe UI"/>
+          <w:color w:val="FFFFFF"/>
+          <w:sz w:val="20"/>
+          <w:szCs w:val="20"/>
+          <w:lang w:eastAsia="ru-RU"/>
+        </w:rPr>
+        <w:t> или </w:t>
+      </w:r>
+      <w:r>
+        <w:rPr>
+          <w:rFonts w:ascii="Consolas" w:eastAsia="Times New Roman" w:hAnsi="Consolas" w:cs="Segoe UI"/>
+          <w:color w:val="FFFFFF"/>
+          <w:sz w:val="18"/>
+          <w:szCs w:val="18"/>
+          <w:bdr w:val="single" w:sz="2" w:space="0" w:color="auto" w:frame="1"/>
+          <w:lang w:eastAsia="ru-RU"/>
+        </w:rPr>
+        <w:t>DISTINCT ON</w:t>
+      </w:r>
+      <w:r>
+        <w:rPr>
+          <w:rFonts w:ascii="Segoe UI" w:eastAsia="Times New Roman" w:hAnsi="Segoe UI" w:cs="Segoe UI"/>
+          <w:color w:val="FFFFFF"/>
+          <w:sz w:val="20"/>
+          <w:szCs w:val="20"/>
+          <w:lang w:eastAsia="ru-RU"/>
+        </w:rPr>
+        <w:t>.</w:t>
+      </w:r>
+    </w:p>
+    <w:p>
+      <w:pPr>
+        <w:numPr>
+          <w:ilvl w:val="0"/>
+          <w:numId w:val="35"/>
+        </w:numPr>
+        <w:pBdr>
+          <w:top w:val="single" w:sz="2" w:space="0" w:color="auto"/>
+          <w:left w:val="single" w:sz="2" w:space="0" w:color="auto"/>
+          <w:bottom w:val="single" w:sz="2" w:space="0" w:color="auto"/>
+          <w:right w:val="single" w:sz="2" w:space="0" w:color="auto"/>
+        </w:pBdr>
+        <w:shd w:val="clear" w:color="auto" w:fill="181818"/>
+        <w:spacing w:after="0" w:line="240" w:lineRule="auto"/>
+        <w:rPr>
+          <w:rFonts w:ascii="Segoe UI" w:eastAsia="Times New Roman" w:hAnsi="Segoe UI" w:cs="Segoe UI"/>
+          <w:color w:val="FFFFFF"/>
+          <w:sz w:val="20"/>
+          <w:szCs w:val="20"/>
+          <w:lang w:eastAsia="ru-RU"/>
+        </w:rPr>
+      </w:pPr>
+      <w:r>
+        <w:rPr>
+          <w:rFonts w:ascii="Consolas" w:eastAsia="Times New Roman" w:hAnsi="Consolas" w:cs="Segoe UI"/>
+          <w:color w:val="FFFFFF"/>
+          <w:sz w:val="18"/>
+          <w:szCs w:val="18"/>
+          <w:bdr w:val="single" w:sz="2" w:space="0" w:color="auto" w:frame="1"/>
+          <w:lang w:eastAsia="ru-RU"/>
+        </w:rPr>
+        <w:t>GroupAggregate</w:t>
+      </w:r>
+      <w:r>
+        <w:rPr>
+          <w:rFonts w:ascii="Segoe UI" w:eastAsia="Times New Roman" w:hAnsi="Segoe UI" w:cs="Segoe UI"/>
+          <w:color w:val="FFFFFF"/>
+          <w:sz w:val="20"/>
+          <w:szCs w:val="20"/>
+          <w:lang w:eastAsia="ru-RU"/>
+        </w:rPr>
+        <w:br/>
+        <w:t>Агрегация с группировкой.</w:t>
+      </w:r>
+    </w:p>
+    <w:p>
+      <w:pPr>
+        <w:numPr>
+          <w:ilvl w:val="0"/>
+          <w:numId w:val="35"/>
+        </w:numPr>
+        <w:pBdr>
+          <w:top w:val="single" w:sz="2" w:space="0" w:color="auto"/>
+          <w:left w:val="single" w:sz="2" w:space="0" w:color="auto"/>
+          <w:bottom w:val="single" w:sz="2" w:space="0" w:color="auto"/>
+          <w:right w:val="single" w:sz="2" w:space="0" w:color="auto"/>
+        </w:pBdr>
+        <w:shd w:val="clear" w:color="auto" w:fill="181818"/>
+        <w:spacing w:after="0" w:line="240" w:lineRule="auto"/>
+        <w:rPr>
+          <w:rFonts w:ascii="Segoe UI" w:eastAsia="Times New Roman" w:hAnsi="Segoe UI" w:cs="Segoe UI"/>
+          <w:color w:val="FFFFFF"/>
+          <w:sz w:val="20"/>
+          <w:szCs w:val="20"/>
+          <w:lang w:eastAsia="ru-RU"/>
+        </w:rPr>
+      </w:pPr>
+      <w:r>
+        <w:rPr>
+          <w:rFonts w:ascii="Consolas" w:eastAsia="Times New Roman" w:hAnsi="Consolas" w:cs="Segoe UI"/>
+          <w:color w:val="FFFFFF"/>
+          <w:sz w:val="18"/>
+          <w:szCs w:val="18"/>
+          <w:bdr w:val="single" w:sz="2" w:space="0" w:color="auto" w:frame="1"/>
+          <w:lang w:eastAsia="ru-RU"/>
+        </w:rPr>
+        <w:t>Hash</w:t>
+      </w:r>
+      <w:r>
+        <w:rPr>
+          <w:rFonts w:ascii="Segoe UI" w:eastAsia="Times New Roman" w:hAnsi="Segoe UI" w:cs="Segoe UI"/>
+          <w:color w:val="FFFFFF"/>
+          <w:sz w:val="20"/>
+          <w:szCs w:val="20"/>
+          <w:lang w:eastAsia="ru-RU"/>
+        </w:rPr>
+        <w:br/>
+        <w:t>Построение хеш-таблицы для </w:t>
+      </w:r>
+      <w:r>
+        <w:rPr>
+          <w:rFonts w:ascii="Consolas" w:eastAsia="Times New Roman" w:hAnsi="Consolas" w:cs="Segoe UI"/>
+          <w:color w:val="FFFFFF"/>
+          <w:sz w:val="18"/>
+          <w:szCs w:val="18"/>
+          <w:bdr w:val="single" w:sz="2" w:space="0" w:color="auto" w:frame="1"/>
+          <w:lang w:eastAsia="ru-RU"/>
+        </w:rPr>
+        <w:t>Hash Join</w:t>
+      </w:r>
+      <w:r>
+        <w:rPr>
+          <w:rFonts w:ascii="Segoe UI" w:eastAsia="Times New Roman" w:hAnsi="Segoe UI" w:cs="Segoe UI"/>
+          <w:color w:val="FFFFFF"/>
+          <w:sz w:val="20"/>
+          <w:szCs w:val="20"/>
+          <w:lang w:eastAsia="ru-RU"/>
+        </w:rPr>
+        <w:t>.</w:t>
+      </w:r>
+    </w:p>
+    <w:p>
+      <w:pPr>
+        <w:numPr>
+          <w:ilvl w:val="0"/>
+          <w:numId w:val="35"/>
+        </w:numPr>
+        <w:pBdr>
+          <w:top w:val="single" w:sz="2" w:space="0" w:color="auto"/>
+          <w:left w:val="single" w:sz="2" w:space="0" w:color="auto"/>
+          <w:bottom w:val="single" w:sz="2" w:space="0" w:color="auto"/>
+          <w:right w:val="single" w:sz="2" w:space="0" w:color="auto"/>
+        </w:pBdr>
+        <w:shd w:val="clear" w:color="auto" w:fill="181818"/>
+        <w:spacing w:after="0" w:line="240" w:lineRule="auto"/>
+        <w:rPr>
+          <w:rFonts w:ascii="Segoe UI" w:eastAsia="Times New Roman" w:hAnsi="Segoe UI" w:cs="Segoe UI"/>
+          <w:color w:val="FFFFFF"/>
+          <w:sz w:val="20"/>
+          <w:szCs w:val="20"/>
+          <w:lang w:eastAsia="ru-RU"/>
+        </w:rPr>
+      </w:pPr>
+      <w:r>
+        <w:rPr>
+          <w:rFonts w:ascii="Consolas" w:eastAsia="Times New Roman" w:hAnsi="Consolas" w:cs="Segoe UI"/>
+          <w:color w:val="FFFFFF"/>
+          <w:sz w:val="18"/>
+          <w:szCs w:val="18"/>
+          <w:bdr w:val="single" w:sz="2" w:space="0" w:color="auto" w:frame="1"/>
+          <w:lang w:eastAsia="ru-RU"/>
+        </w:rPr>
+        <w:t>Memoize</w:t>
+      </w:r>
+      <w:r>
+        <w:rPr>
+          <w:rFonts w:ascii="Segoe UI" w:eastAsia="Times New Roman" w:hAnsi="Segoe UI" w:cs="Segoe UI"/>
+          <w:color w:val="FFFFFF"/>
+          <w:sz w:val="20"/>
+          <w:szCs w:val="20"/>
+          <w:lang w:eastAsia="ru-RU"/>
+        </w:rPr>
+        <w:br/>
+        <w:t>Кэширование повторяющихся обращений. Это нормально и часто полезно.</w:t>
+      </w:r>
+    </w:p>
+    <w:p>
+      <w:pPr>
+        <w:pBdr>
+          <w:top w:val="single" w:sz="2" w:space="0" w:color="auto"/>
+          <w:left w:val="single" w:sz="2" w:space="0" w:color="auto"/>
+          <w:bottom w:val="single" w:sz="2" w:space="0" w:color="auto"/>
+          <w:right w:val="single" w:sz="2" w:space="0" w:color="auto"/>
+        </w:pBdr>
+        <w:shd w:val="clear" w:color="auto" w:fill="181818"/>
+        <w:spacing w:after="0" w:line="240" w:lineRule="auto"/>
+        <w:rPr>
+          <w:rFonts w:ascii="Segoe UI" w:eastAsia="Times New Roman" w:hAnsi="Segoe UI" w:cs="Segoe UI"/>
+          <w:color w:val="FFFFFF"/>
+          <w:sz w:val="20"/>
+          <w:szCs w:val="20"/>
+          <w:lang w:eastAsia="ru-RU"/>
+        </w:rPr>
+      </w:pPr>
+      <w:r>
+        <w:rPr>
+          <w:rFonts w:ascii="Segoe UI" w:eastAsia="Times New Roman" w:hAnsi="Segoe UI" w:cs="Segoe UI"/>
+          <w:color w:val="FFFFFF"/>
+          <w:sz w:val="20"/>
+          <w:szCs w:val="20"/>
+          <w:lang w:eastAsia="ru-RU"/>
+        </w:rPr>
+        <w:t>Что здесь значит:</w:t>
+      </w:r>
+    </w:p>
+    <w:p>
+      <w:pPr>
+        <w:numPr>
+          <w:ilvl w:val="0"/>
+          <w:numId w:val="36"/>
+        </w:numPr>
+        <w:pBdr>
+          <w:top w:val="single" w:sz="2" w:space="0" w:color="auto"/>
+          <w:left w:val="single" w:sz="2" w:space="0" w:color="auto"/>
+          <w:bottom w:val="single" w:sz="2" w:space="0" w:color="auto"/>
+          <w:right w:val="single" w:sz="2" w:space="0" w:color="auto"/>
+        </w:pBdr>
+        <w:shd w:val="clear" w:color="auto" w:fill="181818"/>
+        <w:spacing w:after="0" w:line="240" w:lineRule="auto"/>
+        <w:rPr>
+          <w:rFonts w:ascii="Segoe UI" w:eastAsia="Times New Roman" w:hAnsi="Segoe UI" w:cs="Segoe UI"/>
+          <w:color w:val="FFFFFF"/>
+          <w:sz w:val="20"/>
+          <w:szCs w:val="20"/>
+          <w:lang w:eastAsia="ru-RU"/>
+        </w:rPr>
+      </w:pPr>
+      <w:r>
+        <w:rPr>
+          <w:rFonts w:ascii="Consolas" w:eastAsia="Times New Roman" w:hAnsi="Consolas" w:cs="Segoe UI"/>
+          <w:color w:val="FFFFFF"/>
+          <w:sz w:val="18"/>
+          <w:szCs w:val="18"/>
+          <w:bdr w:val="single" w:sz="2" w:space="0" w:color="auto" w:frame="1"/>
+          <w:lang w:eastAsia="ru-RU"/>
+        </w:rPr>
+        <w:t>cost</w:t>
+      </w:r>
+      <w:r>
+        <w:rPr>
+          <w:rFonts w:ascii="Segoe UI" w:eastAsia="Times New Roman" w:hAnsi="Segoe UI" w:cs="Segoe UI"/>
+          <w:color w:val="FFFFFF"/>
+          <w:sz w:val="20"/>
+          <w:szCs w:val="20"/>
+          <w:lang w:eastAsia="ru-RU"/>
+        </w:rPr>
+        <w:br/>
+        <w:t>Оценка стоимости по мнению планировщика. Это не миллисекунды.</w:t>
+      </w:r>
+    </w:p>
+    <w:p>
+      <w:pPr>
+        <w:numPr>
+          <w:ilvl w:val="0"/>
+          <w:numId w:val="36"/>
+        </w:numPr>
+        <w:pBdr>
+          <w:top w:val="single" w:sz="2" w:space="0" w:color="auto"/>
+          <w:left w:val="single" w:sz="2" w:space="0" w:color="auto"/>
+          <w:bottom w:val="single" w:sz="2" w:space="0" w:color="auto"/>
+          <w:right w:val="single" w:sz="2" w:space="0" w:color="auto"/>
+        </w:pBdr>
+        <w:shd w:val="clear" w:color="auto" w:fill="181818"/>
+        <w:spacing w:after="0" w:line="240" w:lineRule="auto"/>
+        <w:rPr>
+          <w:rFonts w:ascii="Segoe UI" w:eastAsia="Times New Roman" w:hAnsi="Segoe UI" w:cs="Segoe UI"/>
+          <w:color w:val="FFFFFF"/>
+          <w:sz w:val="20"/>
+          <w:szCs w:val="20"/>
+          <w:lang w:eastAsia="ru-RU"/>
+        </w:rPr>
+      </w:pPr>
+      <w:r>
+        <w:rPr>
+          <w:rFonts w:ascii="Consolas" w:eastAsia="Times New Roman" w:hAnsi="Consolas" w:cs="Segoe UI"/>
+          <w:color w:val="FFFFFF"/>
+          <w:sz w:val="18"/>
+          <w:szCs w:val="18"/>
+          <w:bdr w:val="single" w:sz="2" w:space="0" w:color="auto" w:frame="1"/>
+          <w:lang w:eastAsia="ru-RU"/>
+        </w:rPr>
+        <w:t>rows</w:t>
+      </w:r>
+      <w:r>
+        <w:rPr>
+          <w:rFonts w:ascii="Segoe UI" w:eastAsia="Times New Roman" w:hAnsi="Segoe UI" w:cs="Segoe UI"/>
+          <w:color w:val="FFFFFF"/>
+          <w:sz w:val="20"/>
+          <w:szCs w:val="20"/>
+          <w:lang w:eastAsia="ru-RU"/>
+        </w:rPr>
+        <w:br/>
+        <w:t>Сколько строк PostgreSQL ожидал получить.</w:t>
+      </w:r>
+    </w:p>
+    <w:p>
+      <w:pPr>
+        <w:numPr>
+          <w:ilvl w:val="0"/>
+          <w:numId w:val="36"/>
+        </w:numPr>
+        <w:pBdr>
+          <w:top w:val="single" w:sz="2" w:space="0" w:color="auto"/>
+          <w:left w:val="single" w:sz="2" w:space="0" w:color="auto"/>
+          <w:bottom w:val="single" w:sz="2" w:space="0" w:color="auto"/>
+          <w:right w:val="single" w:sz="2" w:space="0" w:color="auto"/>
+        </w:pBdr>
+        <w:shd w:val="clear" w:color="auto" w:fill="181818"/>
+        <w:spacing w:after="0" w:line="240" w:lineRule="auto"/>
+        <w:rPr>
+          <w:rFonts w:ascii="Segoe UI" w:eastAsia="Times New Roman" w:hAnsi="Segoe UI" w:cs="Segoe UI"/>
+          <w:color w:val="FFFFFF"/>
+          <w:sz w:val="20"/>
+          <w:szCs w:val="20"/>
+          <w:lang w:eastAsia="ru-RU"/>
+        </w:rPr>
+      </w:pPr>
+      <w:r>
+        <w:rPr>
+          <w:rFonts w:ascii="Consolas" w:eastAsia="Times New Roman" w:hAnsi="Consolas" w:cs="Segoe UI"/>
+          <w:color w:val="FFFFFF"/>
+          <w:sz w:val="18"/>
+          <w:szCs w:val="18"/>
+          <w:bdr w:val="single" w:sz="2" w:space="0" w:color="auto" w:frame="1"/>
+          <w:lang w:eastAsia="ru-RU"/>
+        </w:rPr>
+        <w:t>width</w:t>
+      </w:r>
+      <w:r>
+        <w:rPr>
+          <w:rFonts w:ascii="Segoe UI" w:eastAsia="Times New Roman" w:hAnsi="Segoe UI" w:cs="Segoe UI"/>
+          <w:color w:val="FFFFFF"/>
+          <w:sz w:val="20"/>
+          <w:szCs w:val="20"/>
+          <w:lang w:eastAsia="ru-RU"/>
+        </w:rPr>
+        <w:br/>
+        <w:t>Средний размер строки.</w:t>
+      </w:r>
+    </w:p>
+    <w:p>
+      <w:pPr>
+        <w:numPr>
+          <w:ilvl w:val="0"/>
+          <w:numId w:val="36"/>
+        </w:numPr>
+        <w:pBdr>
+          <w:top w:val="single" w:sz="2" w:space="0" w:color="auto"/>
+          <w:left w:val="single" w:sz="2" w:space="0" w:color="auto"/>
+          <w:bottom w:val="single" w:sz="2" w:space="0" w:color="auto"/>
+          <w:right w:val="single" w:sz="2" w:space="0" w:color="auto"/>
+        </w:pBdr>
+        <w:shd w:val="clear" w:color="auto" w:fill="181818"/>
+        <w:spacing w:after="0" w:line="240" w:lineRule="auto"/>
+        <w:rPr>
+          <w:rFonts w:ascii="Segoe UI" w:eastAsia="Times New Roman" w:hAnsi="Segoe UI" w:cs="Segoe UI"/>
+          <w:color w:val="FFFFFF"/>
+          <w:sz w:val="20"/>
+          <w:szCs w:val="20"/>
+          <w:lang w:eastAsia="ru-RU"/>
+        </w:rPr>
+      </w:pPr>
+      <w:r>
+        <w:rPr>
+          <w:rFonts w:ascii="Consolas" w:eastAsia="Times New Roman" w:hAnsi="Consolas" w:cs="Segoe UI"/>
+          <w:color w:val="FFFFFF"/>
+          <w:sz w:val="18"/>
+          <w:szCs w:val="18"/>
+          <w:bdr w:val="single" w:sz="2" w:space="0" w:color="auto" w:frame="1"/>
+          <w:lang w:eastAsia="ru-RU"/>
+        </w:rPr>
+        <w:t>actual time</w:t>
+      </w:r>
+      <w:r>
+        <w:rPr>
+          <w:rFonts w:ascii="Segoe UI" w:eastAsia="Times New Roman" w:hAnsi="Segoe UI" w:cs="Segoe UI"/>
+          <w:color w:val="FFFFFF"/>
+          <w:sz w:val="20"/>
+          <w:szCs w:val="20"/>
+          <w:lang w:eastAsia="ru-RU"/>
+        </w:rPr>
+        <w:br/>
+        <w:t>Реальное время начала и конца этого шага.</w:t>
+      </w:r>
+    </w:p>
+    <w:p>
+      <w:pPr>
+        <w:numPr>
+          <w:ilvl w:val="0"/>
+          <w:numId w:val="36"/>
+        </w:numPr>
+        <w:pBdr>
+          <w:top w:val="single" w:sz="2" w:space="0" w:color="auto"/>
+          <w:left w:val="single" w:sz="2" w:space="0" w:color="auto"/>
+          <w:bottom w:val="single" w:sz="2" w:space="0" w:color="auto"/>
+          <w:right w:val="single" w:sz="2" w:space="0" w:color="auto"/>
+        </w:pBdr>
+        <w:shd w:val="clear" w:color="auto" w:fill="181818"/>
+        <w:spacing w:after="0" w:line="240" w:lineRule="auto"/>
+        <w:rPr>
+          <w:rFonts w:ascii="Segoe UI" w:eastAsia="Times New Roman" w:hAnsi="Segoe UI" w:cs="Segoe UI"/>
+          <w:color w:val="FFFFFF"/>
+          <w:sz w:val="20"/>
+          <w:szCs w:val="20"/>
+          <w:lang w:eastAsia="ru-RU"/>
+        </w:rPr>
+      </w:pPr>
+      <w:r>
+        <w:rPr>
+          <w:rFonts w:ascii="Consolas" w:eastAsia="Times New Roman" w:hAnsi="Consolas" w:cs="Segoe UI"/>
+          <w:color w:val="FFFFFF"/>
+          <w:sz w:val="18"/>
+          <w:szCs w:val="18"/>
+          <w:bdr w:val="single" w:sz="2" w:space="0" w:color="auto" w:frame="1"/>
+          <w:lang w:eastAsia="ru-RU"/>
+        </w:rPr>
+        <w:t>rows</w:t>
+      </w:r>
+      <w:r>
+        <w:rPr>
+          <w:rFonts w:ascii="Segoe UI" w:eastAsia="Times New Roman" w:hAnsi="Segoe UI" w:cs="Segoe UI"/>
+          <w:color w:val="FFFFFF"/>
+          <w:sz w:val="20"/>
+          <w:szCs w:val="20"/>
+          <w:lang w:eastAsia="ru-RU"/>
+        </w:rPr>
+        <w:br/>
+        <w:t>Сколько строк реально вышло из этого шага.</w:t>
+      </w:r>
+    </w:p>
+    <w:p>
+      <w:pPr>
+        <w:numPr>
+          <w:ilvl w:val="0"/>
+          <w:numId w:val="36"/>
+        </w:numPr>
+        <w:pBdr>
+          <w:top w:val="single" w:sz="2" w:space="0" w:color="auto"/>
+          <w:left w:val="single" w:sz="2" w:space="0" w:color="auto"/>
+          <w:bottom w:val="single" w:sz="2" w:space="0" w:color="auto"/>
+          <w:right w:val="single" w:sz="2" w:space="0" w:color="auto"/>
+        </w:pBdr>
+        <w:shd w:val="clear" w:color="auto" w:fill="181818"/>
+        <w:spacing w:after="0" w:line="240" w:lineRule="auto"/>
+        <w:rPr>
+          <w:rFonts w:ascii="Segoe UI" w:eastAsia="Times New Roman" w:hAnsi="Segoe UI" w:cs="Segoe UI"/>
+          <w:color w:val="FFFFFF"/>
+          <w:sz w:val="20"/>
+          <w:szCs w:val="20"/>
+          <w:lang w:eastAsia="ru-RU"/>
+        </w:rPr>
+      </w:pPr>
+      <w:r>
+        <w:rPr>
+          <w:rFonts w:ascii="Consolas" w:eastAsia="Times New Roman" w:hAnsi="Consolas" w:cs="Segoe UI"/>
+          <w:color w:val="FFFFFF"/>
+          <w:sz w:val="18"/>
+          <w:szCs w:val="18"/>
+          <w:bdr w:val="single" w:sz="2" w:space="0" w:color="auto" w:frame="1"/>
+          <w:lang w:eastAsia="ru-RU"/>
+        </w:rPr>
+        <w:t>L</w:t>
+      </w:r>
+      <w:r>
+        <w:rPr>
+          <w:rFonts w:ascii="Consolas" w:eastAsia="Times New Roman" w:hAnsi="Consolas" w:cs="Segoe UI"/>
+          <w:color w:val="FFFFFF"/>
+          <w:sz w:val="18"/>
+          <w:szCs w:val="18"/>
+          <w:bdr w:val="single" w:sz="2" w:space="0" w:color="auto" w:frame="1"/>
+          <w:lang w:eastAsia="ru-RU"/>
+        </w:rPr>
+        <w:t>oops</w:t>
+      </w:r>
+      <w:r>
+        <w:rPr>
+          <w:rFonts w:ascii="Consolas" w:eastAsia="Times New Roman" w:hAnsi="Consolas" w:cs="Segoe UI"/>
+          <w:color w:val="FFFFFF"/>
+          <w:sz w:val="18"/>
+          <w:szCs w:val="18"/>
+          <w:bdr w:val="single" w:sz="2" w:space="0" w:color="auto" w:frame="1"/>
+          <w:lang w:eastAsia="ru-RU"/>
+        </w:rPr>
+        <w:t xml:space="preserve"> </w:t>
+      </w:r>
+      <w:r>
+        <w:rPr>
+          <w:rFonts w:ascii="Consolas" w:eastAsia="Times New Roman" w:hAnsi="Consolas" w:cs="Segoe UI"/>
+          <w:color w:val="FFFFFF"/>
+          <w:sz w:val="18"/>
+          <w:szCs w:val="18"/>
+          <w:bdr w:val="single" w:sz="2" w:space="0" w:color="auto" w:frame="1"/>
+          <w:lang w:eastAsia="ru-RU"/>
+        </w:rPr>
+        <w:tab/>
+      </w:r>
+      <w:r>
+        <w:rPr>
+          <w:rFonts w:ascii="Segoe UI" w:eastAsia="Times New Roman" w:hAnsi="Segoe UI" w:cs="Segoe UI"/>
+          <w:color w:val="FFFFFF"/>
+          <w:sz w:val="20"/>
+          <w:szCs w:val="20"/>
+          <w:lang w:eastAsia="ru-RU"/>
+        </w:rPr>
+        <w:br/>
+        <w:t>Сколько раз шаг был выполнен.</w:t>
+      </w:r>
+    </w:p>
+    <w:p>
+      <w:pPr>
+        <w:pBdr>
+          <w:top w:val="single" w:sz="2" w:space="0" w:color="auto"/>
+          <w:left w:val="single" w:sz="2" w:space="0" w:color="auto"/>
+          <w:bottom w:val="single" w:sz="2" w:space="0" w:color="auto"/>
+          <w:right w:val="single" w:sz="2" w:space="0" w:color="auto"/>
+        </w:pBdr>
+        <w:shd w:val="clear" w:color="auto" w:fill="181818"/>
+        <w:spacing w:after="0" w:line="240" w:lineRule="auto"/>
+        <w:rPr>
+          <w:rFonts w:ascii="Segoe UI" w:eastAsia="Times New Roman" w:hAnsi="Segoe UI" w:cs="Segoe UI"/>
+          <w:color w:val="FFFFFF"/>
+          <w:sz w:val="20"/>
+          <w:szCs w:val="20"/>
+          <w:lang w:eastAsia="ru-RU"/>
+        </w:rPr>
+      </w:pPr>
+      <w:r>
+        <w:rPr>
+          <w:rFonts w:ascii="Segoe UI" w:eastAsia="Times New Roman" w:hAnsi="Segoe UI" w:cs="Segoe UI"/>
+          <w:b/>
+          <w:bCs/>
+          <w:color w:val="FFFFFF"/>
+          <w:sz w:val="20"/>
+          <w:szCs w:val="20"/>
+          <w:bdr w:val="single" w:sz="2" w:space="0" w:color="auto" w:frame="1"/>
+          <w:lang w:eastAsia="ru-RU"/>
+        </w:rPr>
+        <w:t>Другие важные строки</w:t>
+      </w:r>
+    </w:p>
+    <w:p>
+      <w:pPr>
+        <w:numPr>
+          <w:ilvl w:val="0"/>
+          <w:numId w:val="37"/>
+        </w:numPr>
+        <w:pBdr>
+          <w:top w:val="single" w:sz="2" w:space="0" w:color="auto"/>
+          <w:left w:val="single" w:sz="2" w:space="0" w:color="auto"/>
+          <w:bottom w:val="single" w:sz="2" w:space="0" w:color="auto"/>
+          <w:right w:val="single" w:sz="2" w:space="0" w:color="auto"/>
+        </w:pBdr>
+        <w:shd w:val="clear" w:color="auto" w:fill="181818"/>
+        <w:spacing w:after="0" w:line="240" w:lineRule="auto"/>
+        <w:rPr>
+          <w:rFonts w:ascii="Segoe UI" w:eastAsia="Times New Roman" w:hAnsi="Segoe UI" w:cs="Segoe UI"/>
+          <w:color w:val="FFFFFF"/>
+          <w:sz w:val="20"/>
+          <w:szCs w:val="20"/>
+          <w:lang w:eastAsia="ru-RU"/>
+        </w:rPr>
+      </w:pPr>
+      <w:r>
+        <w:rPr>
+          <w:rFonts w:ascii="Consolas" w:eastAsia="Times New Roman" w:hAnsi="Consolas" w:cs="Segoe UI"/>
+          <w:color w:val="FFFFFF"/>
+          <w:sz w:val="18"/>
+          <w:szCs w:val="18"/>
+          <w:bdr w:val="single" w:sz="2" w:space="0" w:color="auto" w:frame="1"/>
+          <w:lang w:eastAsia="ru-RU"/>
+        </w:rPr>
+        <w:t>Filter: (...)</w:t>
+      </w:r>
+      <w:r>
+        <w:rPr>
+          <w:rFonts w:ascii="Segoe UI" w:eastAsia="Times New Roman" w:hAnsi="Segoe UI" w:cs="Segoe UI"/>
+          <w:color w:val="FFFFFF"/>
+          <w:sz w:val="20"/>
+          <w:szCs w:val="20"/>
+          <w:lang w:eastAsia="ru-RU"/>
+        </w:rPr>
+        <w:br/>
+        <w:t>Условие, по которому строки отбрасывались.</w:t>
+      </w:r>
+    </w:p>
+    <w:p>
+      <w:pPr>
+        <w:numPr>
+          <w:ilvl w:val="0"/>
+          <w:numId w:val="37"/>
+        </w:numPr>
+        <w:pBdr>
+          <w:top w:val="single" w:sz="2" w:space="0" w:color="auto"/>
+          <w:left w:val="single" w:sz="2" w:space="0" w:color="auto"/>
+          <w:bottom w:val="single" w:sz="2" w:space="0" w:color="auto"/>
+          <w:right w:val="single" w:sz="2" w:space="0" w:color="auto"/>
+        </w:pBdr>
+        <w:shd w:val="clear" w:color="auto" w:fill="181818"/>
+        <w:spacing w:after="0" w:line="240" w:lineRule="auto"/>
+        <w:rPr>
+          <w:rFonts w:ascii="Segoe UI" w:eastAsia="Times New Roman" w:hAnsi="Segoe UI" w:cs="Segoe UI"/>
+          <w:color w:val="FFFFFF"/>
+          <w:sz w:val="20"/>
+          <w:szCs w:val="20"/>
+          <w:lang w:eastAsia="ru-RU"/>
+        </w:rPr>
+      </w:pPr>
+      <w:r>
+        <w:rPr>
+          <w:rFonts w:ascii="Consolas" w:eastAsia="Times New Roman" w:hAnsi="Consolas" w:cs="Segoe UI"/>
+          <w:color w:val="FFFFFF"/>
+          <w:sz w:val="18"/>
+          <w:szCs w:val="18"/>
+          <w:bdr w:val="single" w:sz="2" w:space="0" w:color="auto" w:frame="1"/>
+          <w:lang w:eastAsia="ru-RU"/>
+        </w:rPr>
+        <w:t>Rows Removed by Filter: N</w:t>
+      </w:r>
+      <w:r>
+        <w:rPr>
+          <w:rFonts w:ascii="Segoe UI" w:eastAsia="Times New Roman" w:hAnsi="Segoe UI" w:cs="Segoe UI"/>
+          <w:color w:val="FFFFFF"/>
+          <w:sz w:val="20"/>
+          <w:szCs w:val="20"/>
+          <w:lang w:eastAsia="ru-RU"/>
+        </w:rPr>
+        <w:br/>
+        <w:t>Сколько строк не прошло фильтр.</w:t>
+      </w:r>
+    </w:p>
+    <w:p>
+      <w:pPr>
+        <w:numPr>
+          <w:ilvl w:val="0"/>
+          <w:numId w:val="37"/>
+        </w:numPr>
+        <w:pBdr>
+          <w:top w:val="single" w:sz="2" w:space="0" w:color="auto"/>
+          <w:left w:val="single" w:sz="2" w:space="0" w:color="auto"/>
+          <w:bottom w:val="single" w:sz="2" w:space="0" w:color="auto"/>
+          <w:right w:val="single" w:sz="2" w:space="0" w:color="auto"/>
+        </w:pBdr>
+        <w:shd w:val="clear" w:color="auto" w:fill="181818"/>
+        <w:spacing w:after="0" w:line="240" w:lineRule="auto"/>
+        <w:rPr>
+          <w:rFonts w:ascii="Segoe UI" w:eastAsia="Times New Roman" w:hAnsi="Segoe UI" w:cs="Segoe UI"/>
+          <w:color w:val="FFFFFF"/>
+          <w:sz w:val="20"/>
+          <w:szCs w:val="20"/>
+          <w:lang w:eastAsia="ru-RU"/>
+        </w:rPr>
+      </w:pPr>
+      <w:r>
+        <w:rPr>
+          <w:rFonts w:ascii="Consolas" w:eastAsia="Times New Roman" w:hAnsi="Consolas" w:cs="Segoe UI"/>
+          <w:color w:val="FFFFFF"/>
+          <w:sz w:val="18"/>
+          <w:szCs w:val="18"/>
+          <w:bdr w:val="single" w:sz="2" w:space="0" w:color="auto" w:frame="1"/>
+          <w:lang w:eastAsia="ru-RU"/>
+        </w:rPr>
+        <w:lastRenderedPageBreak/>
+        <w:t>Index Cond: (...)</w:t>
+      </w:r>
+      <w:r>
+        <w:rPr>
+          <w:rFonts w:ascii="Segoe UI" w:eastAsia="Times New Roman" w:hAnsi="Segoe UI" w:cs="Segoe UI"/>
+          <w:color w:val="FFFFFF"/>
+          <w:sz w:val="20"/>
+          <w:szCs w:val="20"/>
+          <w:lang w:eastAsia="ru-RU"/>
+        </w:rPr>
+        <w:br/>
+        <w:t>Какой кусок условия был использован именно индексом.</w:t>
+      </w:r>
+    </w:p>
+    <w:p>
+      <w:pPr>
+        <w:numPr>
+          <w:ilvl w:val="0"/>
+          <w:numId w:val="37"/>
+        </w:numPr>
+        <w:pBdr>
+          <w:top w:val="single" w:sz="2" w:space="0" w:color="auto"/>
+          <w:left w:val="single" w:sz="2" w:space="0" w:color="auto"/>
+          <w:bottom w:val="single" w:sz="2" w:space="0" w:color="auto"/>
+          <w:right w:val="single" w:sz="2" w:space="0" w:color="auto"/>
+        </w:pBdr>
+        <w:shd w:val="clear" w:color="auto" w:fill="181818"/>
+        <w:spacing w:after="0" w:line="240" w:lineRule="auto"/>
+        <w:rPr>
+          <w:rFonts w:ascii="Segoe UI" w:eastAsia="Times New Roman" w:hAnsi="Segoe UI" w:cs="Segoe UI"/>
+          <w:color w:val="FFFFFF"/>
+          <w:sz w:val="20"/>
+          <w:szCs w:val="20"/>
+          <w:lang w:eastAsia="ru-RU"/>
+        </w:rPr>
+      </w:pPr>
+      <w:r>
+        <w:rPr>
+          <w:rFonts w:ascii="Consolas" w:eastAsia="Times New Roman" w:hAnsi="Consolas" w:cs="Segoe UI"/>
+          <w:color w:val="FFFFFF"/>
+          <w:sz w:val="18"/>
+          <w:szCs w:val="18"/>
+          <w:bdr w:val="single" w:sz="2" w:space="0" w:color="auto" w:frame="1"/>
+          <w:lang w:eastAsia="ru-RU"/>
+        </w:rPr>
+        <w:t>Heap Fetches: N</w:t>
+      </w:r>
+      <w:r>
+        <w:rPr>
+          <w:rFonts w:ascii="Segoe UI" w:eastAsia="Times New Roman" w:hAnsi="Segoe UI" w:cs="Segoe UI"/>
+          <w:color w:val="FFFFFF"/>
+          <w:sz w:val="20"/>
+          <w:szCs w:val="20"/>
+          <w:lang w:eastAsia="ru-RU"/>
+        </w:rPr>
+        <w:br/>
+        <w:t>Сколько раз пришлось идти из индекса в таблицу.</w:t>
+      </w:r>
+    </w:p>
+    <w:p>
+      <w:pPr>
+        <w:numPr>
+          <w:ilvl w:val="0"/>
+          <w:numId w:val="37"/>
+        </w:numPr>
+        <w:pBdr>
+          <w:top w:val="single" w:sz="2" w:space="0" w:color="auto"/>
+          <w:left w:val="single" w:sz="2" w:space="0" w:color="auto"/>
+          <w:bottom w:val="single" w:sz="2" w:space="0" w:color="auto"/>
+          <w:right w:val="single" w:sz="2" w:space="0" w:color="auto"/>
+        </w:pBdr>
+        <w:shd w:val="clear" w:color="auto" w:fill="181818"/>
+        <w:spacing w:after="0" w:line="240" w:lineRule="auto"/>
+        <w:rPr>
+          <w:rFonts w:ascii="Segoe UI" w:eastAsia="Times New Roman" w:hAnsi="Segoe UI" w:cs="Segoe UI"/>
+          <w:color w:val="FFFFFF"/>
+          <w:sz w:val="20"/>
+          <w:szCs w:val="20"/>
+          <w:lang w:eastAsia="ru-RU"/>
+        </w:rPr>
+      </w:pPr>
+      <w:r>
+        <w:rPr>
+          <w:rFonts w:ascii="Consolas" w:eastAsia="Times New Roman" w:hAnsi="Consolas" w:cs="Segoe UI"/>
+          <w:color w:val="FFFFFF"/>
+          <w:sz w:val="18"/>
+          <w:szCs w:val="18"/>
+          <w:bdr w:val="single" w:sz="2" w:space="0" w:color="auto" w:frame="1"/>
+          <w:lang w:eastAsia="ru-RU"/>
+        </w:rPr>
+        <w:t>Buffers: shared hit=... read=...</w:t>
+      </w:r>
+      <w:r>
+        <w:rPr>
+          <w:rFonts w:ascii="Segoe UI" w:eastAsia="Times New Roman" w:hAnsi="Segoe UI" w:cs="Segoe UI"/>
+          <w:color w:val="FFFFFF"/>
+          <w:sz w:val="20"/>
+          <w:szCs w:val="20"/>
+          <w:lang w:eastAsia="ru-RU"/>
+        </w:rPr>
+        <w:br/>
+        <w:t>Сколько блоков прочитали из памяти и с диска.</w:t>
+      </w:r>
+    </w:p>
+    <w:p>
+      <w:pPr>
+        <w:numPr>
+          <w:ilvl w:val="0"/>
+          <w:numId w:val="37"/>
+        </w:numPr>
+        <w:pBdr>
+          <w:top w:val="single" w:sz="2" w:space="0" w:color="auto"/>
+          <w:left w:val="single" w:sz="2" w:space="0" w:color="auto"/>
+          <w:bottom w:val="single" w:sz="2" w:space="0" w:color="auto"/>
+          <w:right w:val="single" w:sz="2" w:space="0" w:color="auto"/>
+        </w:pBdr>
+        <w:shd w:val="clear" w:color="auto" w:fill="181818"/>
+        <w:spacing w:after="0" w:line="240" w:lineRule="auto"/>
+        <w:rPr>
+          <w:rFonts w:ascii="Segoe UI" w:eastAsia="Times New Roman" w:hAnsi="Segoe UI" w:cs="Segoe UI"/>
+          <w:color w:val="FFFFFF"/>
+          <w:sz w:val="20"/>
+          <w:szCs w:val="20"/>
+          <w:lang w:eastAsia="ru-RU"/>
+        </w:rPr>
+      </w:pPr>
+      <w:r>
+        <w:rPr>
+          <w:rFonts w:ascii="Consolas" w:eastAsia="Times New Roman" w:hAnsi="Consolas" w:cs="Segoe UI"/>
+          <w:color w:val="FFFFFF"/>
+          <w:sz w:val="18"/>
+          <w:szCs w:val="18"/>
+          <w:bdr w:val="single" w:sz="2" w:space="0" w:color="auto" w:frame="1"/>
+          <w:lang w:eastAsia="ru-RU"/>
+        </w:rPr>
+        <w:t>Planning Time</w:t>
+      </w:r>
+      <w:r>
+        <w:rPr>
+          <w:rFonts w:ascii="Segoe UI" w:eastAsia="Times New Roman" w:hAnsi="Segoe UI" w:cs="Segoe UI"/>
+          <w:color w:val="FFFFFF"/>
+          <w:sz w:val="20"/>
+          <w:szCs w:val="20"/>
+          <w:lang w:eastAsia="ru-RU"/>
+        </w:rPr>
+        <w:br/>
+        <w:t>Время построения плана.</w:t>
+      </w:r>
+    </w:p>
+    <w:p>
+      <w:pPr>
+        <w:numPr>
+          <w:ilvl w:val="0"/>
+          <w:numId w:val="37"/>
+        </w:numPr>
+        <w:pBdr>
+          <w:top w:val="single" w:sz="2" w:space="0" w:color="auto"/>
+          <w:left w:val="single" w:sz="2" w:space="0" w:color="auto"/>
+          <w:bottom w:val="single" w:sz="2" w:space="0" w:color="auto"/>
+          <w:right w:val="single" w:sz="2" w:space="0" w:color="auto"/>
+        </w:pBdr>
+        <w:shd w:val="clear" w:color="auto" w:fill="181818"/>
+        <w:spacing w:after="0" w:line="240" w:lineRule="auto"/>
+        <w:rPr>
+          <w:rFonts w:ascii="Segoe UI" w:eastAsia="Times New Roman" w:hAnsi="Segoe UI" w:cs="Segoe UI"/>
+          <w:color w:val="FFFFFF"/>
+          <w:sz w:val="20"/>
+          <w:szCs w:val="20"/>
+          <w:lang w:eastAsia="ru-RU"/>
+        </w:rPr>
+      </w:pPr>
+      <w:r>
+        <w:rPr>
+          <w:rFonts w:ascii="Consolas" w:eastAsia="Times New Roman" w:hAnsi="Consolas" w:cs="Segoe UI"/>
+          <w:color w:val="FFFFFF"/>
+          <w:sz w:val="18"/>
+          <w:szCs w:val="18"/>
+          <w:bdr w:val="single" w:sz="2" w:space="0" w:color="auto" w:frame="1"/>
+          <w:lang w:eastAsia="ru-RU"/>
+        </w:rPr>
+        <w:t>Execution Time</w:t>
+      </w:r>
+      <w:r>
+        <w:rPr>
+          <w:rFonts w:ascii="Segoe UI" w:eastAsia="Times New Roman" w:hAnsi="Segoe UI" w:cs="Segoe UI"/>
+          <w:color w:val="FFFFFF"/>
+          <w:sz w:val="20"/>
+          <w:szCs w:val="20"/>
+          <w:lang w:eastAsia="ru-RU"/>
+        </w:rPr>
+        <w:br/>
+        <w:t>Время реального выполнения.</w:t>
+      </w:r>
+    </w:p>
+    <w:p>
+      <w:pPr>
+        <w:pStyle w:val="2"/>
+        <w:spacing w:before="480" w:beforeAutospacing="0" w:after="120" w:afterAutospacing="0"/>
+      </w:pPr>
+      <w:r>
+        <w:rPr>
+          <w:rFonts w:ascii="Arial" w:hAnsi="Arial" w:cs="Arial"/>
+          <w:color w:val="000000"/>
+          <w:sz w:val="22"/>
+          <w:szCs w:val="22"/>
+        </w:rPr>
+        <w:br w:type="column"/>
+      </w:r>
+      <w:r>
+        <w:rPr>
+          <w:rFonts w:ascii="Arial" w:hAnsi="Arial" w:cs="Arial"/>
+          <w:b w:val="0"/>
+          <w:bCs w:val="0"/>
+          <w:color w:val="000000"/>
+          <w:sz w:val="32"/>
+          <w:szCs w:val="32"/>
+        </w:rPr>
+        <w:lastRenderedPageBreak/>
+        <w:t>Лабораторная работа 8 (дополнительная)</w:t>
+      </w:r>
+    </w:p>
+    <w:p>
+      <w:pPr>
+        <w:pStyle w:val="a3"/>
+        <w:spacing w:before="240" w:beforeAutospacing="0" w:after="240" w:afterAutospacing="0"/>
+      </w:pPr>
+      <w:r>
+        <w:rPr>
+          <w:rFonts w:ascii="Arial" w:hAnsi="Arial" w:cs="Arial"/>
+          <w:b/>
+          <w:bCs/>
+          <w:color w:val="000000"/>
+          <w:sz w:val="22"/>
+          <w:szCs w:val="22"/>
+        </w:rPr>
+        <w:t>Транзакции и уровни изоляции</w:t>
+      </w:r>
+    </w:p>
+    <w:p>
+      <w:pPr>
+        <w:pStyle w:val="3"/>
+        <w:spacing w:before="280" w:beforeAutospacing="0" w:after="80" w:afterAutospacing="0"/>
+      </w:pPr>
+      <w:r>
+        <w:rPr>
+          <w:rFonts w:ascii="Arial" w:hAnsi="Arial" w:cs="Arial"/>
+          <w:color w:val="000000"/>
+          <w:sz w:val="26"/>
+          <w:szCs w:val="26"/>
+        </w:rPr>
+        <w:t>Цель</w:t>
+      </w:r>
+    </w:p>
+    <w:p>
+      <w:pPr>
+        <w:pStyle w:val="a3"/>
+        <w:spacing w:before="240" w:beforeAutospacing="0" w:after="240" w:afterAutospacing="0"/>
+      </w:pPr>
+      <w:r>
+        <w:rPr>
+          <w:rFonts w:ascii="Arial" w:hAnsi="Arial" w:cs="Arial"/>
+          <w:color w:val="000000"/>
+          <w:sz w:val="22"/>
+          <w:szCs w:val="22"/>
+        </w:rPr>
+        <w:t>Понять принципы ACID и конкурентного доступа.</w:t>
+      </w:r>
+    </w:p>
+    <w:p>
+      <w:pPr>
+        <w:pStyle w:val="3"/>
+        <w:spacing w:before="280" w:beforeAutospacing="0" w:after="80" w:afterAutospacing="0"/>
+      </w:pPr>
+      <w:r>
+        <w:rPr>
+          <w:rFonts w:ascii="Arial" w:hAnsi="Arial" w:cs="Arial"/>
+          <w:color w:val="000000"/>
+          <w:sz w:val="26"/>
+          <w:szCs w:val="26"/>
+        </w:rPr>
+        <w:t>Содержание работы</w:t>
+      </w:r>
+    </w:p>
+    <w:p>
+      <w:pPr>
+        <w:pStyle w:val="a3"/>
+        <w:spacing w:before="240" w:beforeAutospacing="0" w:after="240" w:afterAutospacing="0"/>
+      </w:pPr>
+      <w:r>
+        <w:rPr>
+          <w:rFonts w:ascii="Arial" w:hAnsi="Arial" w:cs="Arial"/>
+          <w:color w:val="000000"/>
+          <w:sz w:val="22"/>
+          <w:szCs w:val="22"/>
+        </w:rPr>
+        <w:t>Студент демонстрирует:</w:t>
+      </w:r>
+    </w:p>
+    <w:p>
+      <w:pPr>
+        <w:pStyle w:val="a3"/>
+        <w:numPr>
+          <w:ilvl w:val="0"/>
+          <w:numId w:val="38"/>
+        </w:numPr>
+        <w:spacing w:before="240" w:beforeAutospacing="0" w:after="0" w:afterAutospacing="0"/>
+        <w:textAlignment w:val="baseline"/>
+        <w:rPr>
+          <w:rFonts w:ascii="Arial" w:hAnsi="Arial" w:cs="Arial"/>
+          <w:color w:val="000000"/>
+          <w:sz w:val="22"/>
+          <w:szCs w:val="22"/>
+        </w:rPr>
+      </w:pPr>
+      <w:r>
+        <w:rPr>
+          <w:rFonts w:ascii="Arial" w:hAnsi="Arial" w:cs="Arial"/>
+          <w:color w:val="000000"/>
+          <w:sz w:val="22"/>
+          <w:szCs w:val="22"/>
+        </w:rPr>
+        <w:t>non-repeatable read;</w:t>
+      </w:r>
+    </w:p>
+    <w:p>
+      <w:pPr>
+        <w:pStyle w:val="a3"/>
+        <w:numPr>
+          <w:ilvl w:val="0"/>
+          <w:numId w:val="38"/>
+        </w:numPr>
+        <w:spacing w:before="0" w:beforeAutospacing="0" w:after="0" w:afterAutospacing="0"/>
+        <w:textAlignment w:val="baseline"/>
+        <w:rPr>
+          <w:rFonts w:ascii="Arial" w:hAnsi="Arial" w:cs="Arial"/>
+          <w:color w:val="000000"/>
+          <w:sz w:val="22"/>
+          <w:szCs w:val="22"/>
+        </w:rPr>
+      </w:pPr>
+      <w:r>
+        <w:rPr>
+          <w:rFonts w:ascii="Arial" w:hAnsi="Arial" w:cs="Arial"/>
+          <w:color w:val="000000"/>
+          <w:sz w:val="22"/>
+          <w:szCs w:val="22"/>
+        </w:rPr>
+        <w:t>phantom read;</w:t>
+      </w:r>
+    </w:p>
+    <w:p>
+      <w:pPr>
+        <w:pStyle w:val="a3"/>
+        <w:numPr>
+          <w:ilvl w:val="0"/>
+          <w:numId w:val="38"/>
+        </w:numPr>
+        <w:spacing w:before="0" w:beforeAutospacing="0" w:after="0" w:afterAutospacing="0"/>
+        <w:textAlignment w:val="baseline"/>
+        <w:rPr>
+          <w:rFonts w:ascii="Arial" w:hAnsi="Arial" w:cs="Arial"/>
+          <w:color w:val="000000"/>
+          <w:sz w:val="22"/>
+          <w:szCs w:val="22"/>
+        </w:rPr>
+      </w:pPr>
+      <w:r>
+        <w:rPr>
+          <w:rFonts w:ascii="Arial" w:hAnsi="Arial" w:cs="Arial"/>
+          <w:color w:val="000000"/>
+          <w:sz w:val="22"/>
+          <w:szCs w:val="22"/>
+        </w:rPr>
+        <w:t>write skew;</w:t>
+      </w:r>
+    </w:p>
+    <w:p>
+      <w:pPr>
+        <w:pStyle w:val="a3"/>
+        <w:numPr>
+          <w:ilvl w:val="0"/>
+          <w:numId w:val="38"/>
+        </w:numPr>
+        <w:spacing w:before="0" w:beforeAutospacing="0" w:after="240" w:afterAutospacing="0"/>
+        <w:textAlignment w:val="baseline"/>
+        <w:rPr>
+          <w:rFonts w:ascii="Arial" w:hAnsi="Arial" w:cs="Arial"/>
+          <w:color w:val="000000"/>
+          <w:sz w:val="22"/>
+          <w:szCs w:val="22"/>
+        </w:rPr>
+      </w:pPr>
+      <w:r>
+        <w:rPr>
+          <w:rFonts w:ascii="Arial" w:hAnsi="Arial" w:cs="Arial"/>
+          <w:color w:val="000000"/>
+          <w:sz w:val="22"/>
+          <w:szCs w:val="22"/>
+        </w:rPr>
+        <w:t>использование SAVEPOINT и ROLLBACK TO.</w:t>
+      </w:r>
+      <w:r>
+        <w:rPr>
+          <w:rFonts w:ascii="Arial" w:hAnsi="Arial" w:cs="Arial"/>
+          <w:color w:val="000000"/>
+          <w:sz w:val="22"/>
+          <w:szCs w:val="22"/>
+        </w:rPr>
+        <w:br/>
+      </w:r>
+      <w:r>
+        <w:rPr>
+          <w:rFonts w:ascii="Arial" w:hAnsi="Arial" w:cs="Arial"/>
+          <w:color w:val="000000"/>
+          <w:sz w:val="22"/>
+          <w:szCs w:val="22"/>
+        </w:rPr>
+        <w:br/>
+      </w:r>
+    </w:p>
+    <w:p>
+      <w:pPr>
+        <w:pStyle w:val="3"/>
+        <w:spacing w:before="280" w:beforeAutospacing="0" w:after="80" w:afterAutospacing="0"/>
+      </w:pPr>
+      <w:r>
+        <w:rPr>
+          <w:rFonts w:ascii="Arial" w:hAnsi="Arial" w:cs="Arial"/>
+          <w:color w:val="000000"/>
+          <w:sz w:val="26"/>
+          <w:szCs w:val="26"/>
+        </w:rPr>
+        <w:t>Отчетные материалы</w:t>
+      </w:r>
+    </w:p>
+    <w:p>
+      <w:pPr>
+        <w:pStyle w:val="a3"/>
+        <w:numPr>
+          <w:ilvl w:val="0"/>
+          <w:numId w:val="39"/>
+        </w:numPr>
+        <w:spacing w:before="240" w:beforeAutospacing="0" w:after="0" w:afterAutospacing="0"/>
+        <w:textAlignment w:val="baseline"/>
+        <w:rPr>
+          <w:rFonts w:ascii="Arial" w:hAnsi="Arial" w:cs="Arial"/>
+          <w:color w:val="000000"/>
+          <w:sz w:val="22"/>
+          <w:szCs w:val="22"/>
+        </w:rPr>
+      </w:pPr>
+      <w:r>
+        <w:rPr>
+          <w:rFonts w:ascii="Arial" w:hAnsi="Arial" w:cs="Arial"/>
+          <w:color w:val="000000"/>
+          <w:sz w:val="22"/>
+          <w:szCs w:val="22"/>
+        </w:rPr>
+        <w:t>сценарии для нескольких сессий;</w:t>
+      </w:r>
+    </w:p>
+    <w:p>
+      <w:pPr>
+        <w:pStyle w:val="a3"/>
+        <w:numPr>
+          <w:ilvl w:val="0"/>
+          <w:numId w:val="39"/>
+        </w:numPr>
+        <w:spacing w:before="0" w:beforeAutospacing="0" w:after="0" w:afterAutospacing="0"/>
+        <w:textAlignment w:val="baseline"/>
+        <w:rPr>
+          <w:rFonts w:ascii="Arial" w:hAnsi="Arial" w:cs="Arial"/>
+          <w:color w:val="000000"/>
+          <w:sz w:val="22"/>
+          <w:szCs w:val="22"/>
+        </w:rPr>
+      </w:pPr>
+      <w:r>
+        <w:rPr>
+          <w:rFonts w:ascii="Arial" w:hAnsi="Arial" w:cs="Arial"/>
+          <w:color w:val="000000"/>
+          <w:sz w:val="22"/>
+          <w:szCs w:val="22"/>
+        </w:rPr>
+        <w:t>пошаговое описание воспроизведения;</w:t>
+      </w:r>
+    </w:p>
+    <w:p>
+      <w:pPr>
+        <w:pStyle w:val="a3"/>
+        <w:numPr>
+          <w:ilvl w:val="0"/>
+          <w:numId w:val="39"/>
+        </w:numPr>
+        <w:spacing w:before="0" w:beforeAutospacing="0" w:after="240" w:afterAutospacing="0"/>
+        <w:textAlignment w:val="baseline"/>
+        <w:rPr>
+          <w:rFonts w:ascii="Arial" w:hAnsi="Arial" w:cs="Arial"/>
+          <w:color w:val="000000"/>
+          <w:sz w:val="22"/>
+          <w:szCs w:val="22"/>
+        </w:rPr>
+      </w:pPr>
+      <w:r>
+        <w:rPr>
+          <w:rFonts w:ascii="Arial" w:hAnsi="Arial" w:cs="Arial"/>
+          <w:color w:val="000000"/>
+          <w:sz w:val="22"/>
+          <w:szCs w:val="22"/>
+        </w:rPr>
+        <w:t>выводы.</w:t>
+      </w:r>
+    </w:p>
+    <w:p>
+      <w:pPr>
+        <w:pStyle w:val="a3"/>
+        <w:spacing w:before="0" w:beforeAutospacing="0" w:after="0" w:afterAutospacing="0"/>
+        <w:textAlignment w:val="baseline"/>
+        <w:rPr>
+          <w:rFonts w:ascii="Arial" w:hAnsi="Arial" w:cs="Arial"/>
+          <w:color w:val="000000"/>
+          <w:sz w:val="22"/>
+          <w:szCs w:val="22"/>
+        </w:rPr>
+      </w:pPr>
+    </w:p>
     <w:sectPr>
       <w:pgSz w:w="11906" w:h="16838"/>
       <w:pgMar w:top="1134" w:right="850" w:bottom="1134" w:left="1701" w:header="708" w:footer="708" w:gutter="0"/>
@@ -30994,6 +36439,155 @@
     </w:lvl>
   </w:abstractNum>
   <w:abstractNum w:abstractNumId="1" w15:restartNumberingAfterBreak="0">
+    <w:nsid w:val="01B80D45"/>
+    <w:multiLevelType w:val="multilevel"/>
+    <w:tmpl w:val="8B1428E4"/>
+    <w:lvl w:ilvl="0">
+      <w:start w:val="1"/>
+      <w:numFmt w:val="bullet"/>
+      <w:lvlText w:val=""/>
+      <w:lvlJc w:val="left"/>
+      <w:pPr>
+        <w:tabs>
+          <w:tab w:val="num" w:pos="720"/>
+        </w:tabs>
+        <w:ind w:left="720" w:hanging="360"/>
+      </w:pPr>
+      <w:rPr>
+        <w:rFonts w:ascii="Symbol" w:hAnsi="Symbol" w:hint="default"/>
+        <w:sz w:val="20"/>
+      </w:rPr>
+    </w:lvl>
+    <w:lvl w:ilvl="1" w:tentative="1">
+      <w:start w:val="1"/>
+      <w:numFmt w:val="bullet"/>
+      <w:lvlText w:val=""/>
+      <w:lvlJc w:val="left"/>
+      <w:pPr>
+        <w:tabs>
+          <w:tab w:val="num" w:pos="1440"/>
+        </w:tabs>
+        <w:ind w:left="1440" w:hanging="360"/>
+      </w:pPr>
+      <w:rPr>
+        <w:rFonts w:ascii="Symbol" w:hAnsi="Symbol" w:hint="default"/>
+        <w:sz w:val="20"/>
+      </w:rPr>
+    </w:lvl>
+    <w:lvl w:ilvl="2" w:tentative="1">
+      <w:start w:val="1"/>
+      <w:numFmt w:val="bullet"/>
+      <w:lvlText w:val=""/>
+      <w:lvlJc w:val="left"/>
+      <w:pPr>
+        <w:tabs>
+          <w:tab w:val="num" w:pos="2160"/>
+        </w:tabs>
+        <w:ind w:left="2160" w:hanging="360"/>
+      </w:pPr>
+      <w:rPr>
+        <w:rFonts w:ascii="Symbol" w:hAnsi="Symbol" w:hint="default"/>
+        <w:sz w:val="20"/>
+      </w:rPr>
+    </w:lvl>
+    <w:lvl w:ilvl="3" w:tentative="1">
+      <w:start w:val="1"/>
+      <w:numFmt w:val="bullet"/>
+      <w:lvlText w:val=""/>
+      <w:lvlJc w:val="left"/>
+      <w:pPr>
+        <w:tabs>
+          <w:tab w:val="num" w:pos="2880"/>
+        </w:tabs>
+        <w:ind w:left="2880" w:hanging="360"/>
+      </w:pPr>
+      <w:rPr>
+        <w:rFonts w:ascii="Symbol" w:hAnsi="Symbol" w:hint="default"/>
+        <w:sz w:val="20"/>
+      </w:rPr>
+    </w:lvl>
+    <w:lvl w:ilvl="4" w:tentative="1">
+      <w:start w:val="1"/>
+      <w:numFmt w:val="bullet"/>
+      <w:lvlText w:val=""/>
+      <w:lvlJc w:val="left"/>
+      <w:pPr>
+        <w:tabs>
+          <w:tab w:val="num" w:pos="3600"/>
+        </w:tabs>
+        <w:ind w:left="3600" w:hanging="360"/>
+      </w:pPr>
+      <w:rPr>
+        <w:rFonts w:ascii="Symbol" w:hAnsi="Symbol" w:hint="default"/>
+        <w:sz w:val="20"/>
+      </w:rPr>
+    </w:lvl>
+    <w:lvl w:ilvl="5" w:tentative="1">
+      <w:start w:val="1"/>
+      <w:numFmt w:val="bullet"/>
+      <w:lvlText w:val=""/>
+      <w:lvlJc w:val="left"/>
+      <w:pPr>
+        <w:tabs>
+          <w:tab w:val="num" w:pos="4320"/>
+        </w:tabs>
+        <w:ind w:left="4320" w:hanging="360"/>
+      </w:pPr>
+      <w:rPr>
+        <w:rFonts w:ascii="Symbol" w:hAnsi="Symbol" w:hint="default"/>
+        <w:sz w:val="20"/>
+      </w:rPr>
+    </w:lvl>
+    <w:lvl w:ilvl="6" w:tentative="1">
+      <w:start w:val="1"/>
+      <w:numFmt w:val="bullet"/>
+      <w:lvlText w:val=""/>
+      <w:lvlJc w:val="left"/>
+      <w:pPr>
+        <w:tabs>
+          <w:tab w:val="num" w:pos="5040"/>
+        </w:tabs>
+        <w:ind w:left="5040" w:hanging="360"/>
+      </w:pPr>
+      <w:rPr>
+        <w:rFonts w:ascii="Symbol" w:hAnsi="Symbol" w:hint="default"/>
+        <w:sz w:val="20"/>
+      </w:rPr>
+    </w:lvl>
+    <w:lvl w:ilvl="7" w:tentative="1">
+      <w:start w:val="1"/>
+      <w:numFmt w:val="bullet"/>
+      <w:lvlText w:val=""/>
+      <w:lvlJc w:val="left"/>
+      <w:pPr>
+        <w:tabs>
+          <w:tab w:val="num" w:pos="5760"/>
+        </w:tabs>
+        <w:ind w:left="5760" w:hanging="360"/>
+      </w:pPr>
+      <w:rPr>
+        <w:rFonts w:ascii="Symbol" w:hAnsi="Symbol" w:hint="default"/>
+        <w:sz w:val="20"/>
+      </w:rPr>
+    </w:lvl>
+    <w:lvl w:ilvl="8" w:tentative="1">
+      <w:start w:val="1"/>
+      <w:numFmt w:val="bullet"/>
+      <w:lvlText w:val=""/>
+      <w:lvlJc w:val="left"/>
+      <w:pPr>
+        <w:tabs>
+          <w:tab w:val="num" w:pos="6480"/>
+        </w:tabs>
+        <w:ind w:left="6480" w:hanging="360"/>
+      </w:pPr>
+      <w:rPr>
+        <w:rFonts w:ascii="Symbol" w:hAnsi="Symbol" w:hint="default"/>
+        <w:sz w:val="20"/>
+      </w:rPr>
+    </w:lvl>
+  </w:abstractNum>
+  <w:abstractNum w:abstractNumId="2" w15:restartNumberingAfterBreak="0">
     <w:nsid w:val="01BE0B3A"/>
     <w:multiLevelType w:val="multilevel"/>
     <w:tmpl w:val="E94E0E4A"/>
@@ -31106,7 +36700,7 @@
       </w:pPr>
     </w:lvl>
   </w:abstractNum>
-  <w:abstractNum w:abstractNumId="2" w15:restartNumberingAfterBreak="0">
+  <w:abstractNum w:abstractNumId="3" w15:restartNumberingAfterBreak="0">
     <w:nsid w:val="09FA6B74"/>
     <w:multiLevelType w:val="multilevel"/>
     <w:tmpl w:val="017C5DC6"/>
@@ -31255,14 +36849,14 @@
       </w:rPr>
     </w:lvl>
   </w:abstractNum>
-  <w:abstractNum w:abstractNumId="3" w15:restartNumberingAfterBreak="0">
-    <w:nsid w:val="21D35547"/>
+  <w:abstractNum w:abstractNumId="4" w15:restartNumberingAfterBreak="0">
+    <w:nsid w:val="12267092"/>
     <w:multiLevelType w:val="multilevel"/>
-    <w:tmpl w:val="A5CC179E"/>
+    <w:tmpl w:val="B89815E6"/>
     <w:lvl w:ilvl="0">
-      <w:start w:val="6"/>
-      <w:numFmt w:val="decimal"/>
-      <w:lvlText w:val="%1."/>
+      <w:start w:val="1"/>
+      <w:numFmt w:val="bullet"/>
+      <w:lvlText w:val=""/>
       <w:lvlJc w:val="left"/>
       <w:pPr>
         <w:tabs>
@@ -31270,11 +36864,15 @@
         </w:tabs>
         <w:ind w:left="720" w:hanging="360"/>
       </w:pPr>
+      <w:rPr>
+        <w:rFonts w:ascii="Symbol" w:hAnsi="Symbol" w:hint="default"/>
+        <w:sz w:val="20"/>
+      </w:rPr>
     </w:lvl>
     <w:lvl w:ilvl="1" w:tentative="1">
       <w:start w:val="1"/>
-      <w:numFmt w:val="decimal"/>
-      <w:lvlText w:val="%2."/>
+      <w:numFmt w:val="bullet"/>
+      <w:lvlText w:val=""/>
       <w:lvlJc w:val="left"/>
       <w:pPr>
         <w:tabs>
@@ -31282,11 +36880,15 @@
         </w:tabs>
         <w:ind w:left="1440" w:hanging="360"/>
       </w:pPr>
+      <w:rPr>
+        <w:rFonts w:ascii="Symbol" w:hAnsi="Symbol" w:hint="default"/>
+        <w:sz w:val="20"/>
+      </w:rPr>
     </w:lvl>
     <w:lvl w:ilvl="2" w:tentative="1">
       <w:start w:val="1"/>
-      <w:numFmt w:val="decimal"/>
-      <w:lvlText w:val="%3."/>
+      <w:numFmt w:val="bullet"/>
+      <w:lvlText w:val=""/>
       <w:lvlJc w:val="left"/>
       <w:pPr>
         <w:tabs>
@@ -31294,11 +36896,15 @@
         </w:tabs>
         <w:ind w:left="2160" w:hanging="360"/>
       </w:pPr>
+      <w:rPr>
+        <w:rFonts w:ascii="Symbol" w:hAnsi="Symbol" w:hint="default"/>
+        <w:sz w:val="20"/>
+      </w:rPr>
     </w:lvl>
     <w:lvl w:ilvl="3" w:tentative="1">
       <w:start w:val="1"/>
-      <w:numFmt w:val="decimal"/>
-      <w:lvlText w:val="%4."/>
+      <w:numFmt w:val="bullet"/>
+      <w:lvlText w:val=""/>
       <w:lvlJc w:val="left"/>
       <w:pPr>
         <w:tabs>
@@ -31306,11 +36912,15 @@
         </w:tabs>
         <w:ind w:left="2880" w:hanging="360"/>
       </w:pPr>
+      <w:rPr>
+        <w:rFonts w:ascii="Symbol" w:hAnsi="Symbol" w:hint="default"/>
+        <w:sz w:val="20"/>
+      </w:rPr>
     </w:lvl>
     <w:lvl w:ilvl="4" w:tentative="1">
       <w:start w:val="1"/>
-      <w:numFmt w:val="decimal"/>
-      <w:lvlText w:val="%5."/>
+      <w:numFmt w:val="bullet"/>
+      <w:lvlText w:val=""/>
       <w:lvlJc w:val="left"/>
       <w:pPr>
         <w:tabs>
@@ -31318,11 +36928,15 @@
         </w:tabs>
         <w:ind w:left="3600" w:hanging="360"/>
       </w:pPr>
+      <w:rPr>
+        <w:rFonts w:ascii="Symbol" w:hAnsi="Symbol" w:hint="default"/>
+        <w:sz w:val="20"/>
+      </w:rPr>
     </w:lvl>
     <w:lvl w:ilvl="5" w:tentative="1">
       <w:start w:val="1"/>
-      <w:numFmt w:val="decimal"/>
-      <w:lvlText w:val="%6."/>
+      <w:numFmt w:val="bullet"/>
+      <w:lvlText w:val=""/>
       <w:lvlJc w:val="left"/>
       <w:pPr>
         <w:tabs>
@@ -31330,11 +36944,15 @@
         </w:tabs>
         <w:ind w:left="4320" w:hanging="360"/>
       </w:pPr>
+      <w:rPr>
+        <w:rFonts w:ascii="Symbol" w:hAnsi="Symbol" w:hint="default"/>
+        <w:sz w:val="20"/>
+      </w:rPr>
     </w:lvl>
     <w:lvl w:ilvl="6" w:tentative="1">
       <w:start w:val="1"/>
-      <w:numFmt w:val="decimal"/>
-      <w:lvlText w:val="%7."/>
+      <w:numFmt w:val="bullet"/>
+      <w:lvlText w:val=""/>
       <w:lvlJc w:val="left"/>
       <w:pPr>
         <w:tabs>
@@ -31342,11 +36960,15 @@
         </w:tabs>
         <w:ind w:left="5040" w:hanging="360"/>
       </w:pPr>
+      <w:rPr>
+        <w:rFonts w:ascii="Symbol" w:hAnsi="Symbol" w:hint="default"/>
+        <w:sz w:val="20"/>
+      </w:rPr>
     </w:lvl>
     <w:lvl w:ilvl="7" w:tentative="1">
       <w:start w:val="1"/>
-      <w:numFmt w:val="decimal"/>
-      <w:lvlText w:val="%8."/>
+      <w:numFmt w:val="bullet"/>
+      <w:lvlText w:val=""/>
       <w:lvlJc w:val="left"/>
       <w:pPr>
         <w:tabs>
@@ -31354,11 +36976,15 @@
         </w:tabs>
         <w:ind w:left="5760" w:hanging="360"/>
       </w:pPr>
+      <w:rPr>
+        <w:rFonts w:ascii="Symbol" w:hAnsi="Symbol" w:hint="default"/>
+        <w:sz w:val="20"/>
+      </w:rPr>
     </w:lvl>
     <w:lvl w:ilvl="8" w:tentative="1">
       <w:start w:val="1"/>
-      <w:numFmt w:val="decimal"/>
-      <w:lvlText w:val="%9."/>
+      <w:numFmt w:val="bullet"/>
+      <w:lvlText w:val=""/>
       <w:lvlJc w:val="left"/>
       <w:pPr>
         <w:tabs>
@@ -31366,12 +36992,16 @@
         </w:tabs>
         <w:ind w:left="6480" w:hanging="360"/>
       </w:pPr>
+      <w:rPr>
+        <w:rFonts w:ascii="Symbol" w:hAnsi="Symbol" w:hint="default"/>
+        <w:sz w:val="20"/>
+      </w:rPr>
     </w:lvl>
   </w:abstractNum>
-  <w:abstractNum w:abstractNumId="4" w15:restartNumberingAfterBreak="0">
-    <w:nsid w:val="21DB0007"/>
+  <w:abstractNum w:abstractNumId="5" w15:restartNumberingAfterBreak="0">
+    <w:nsid w:val="1FD97804"/>
     <w:multiLevelType w:val="multilevel"/>
-    <w:tmpl w:val="7A823548"/>
+    <w:tmpl w:val="051669DE"/>
     <w:lvl w:ilvl="0">
       <w:start w:val="1"/>
       <w:numFmt w:val="bullet"/>
@@ -31517,10 +37147,123 @@
       </w:rPr>
     </w:lvl>
   </w:abstractNum>
-  <w:abstractNum w:abstractNumId="5" w15:restartNumberingAfterBreak="0">
-    <w:nsid w:val="23274A2E"/>
+  <w:abstractNum w:abstractNumId="6" w15:restartNumberingAfterBreak="0">
+    <w:nsid w:val="21D35547"/>
     <w:multiLevelType w:val="multilevel"/>
-    <w:tmpl w:val="392A52F4"/>
+    <w:tmpl w:val="A5CC179E"/>
+    <w:lvl w:ilvl="0">
+      <w:start w:val="6"/>
+      <w:numFmt w:val="decimal"/>
+      <w:lvlText w:val="%1."/>
+      <w:lvlJc w:val="left"/>
+      <w:pPr>
+        <w:tabs>
+          <w:tab w:val="num" w:pos="720"/>
+        </w:tabs>
+        <w:ind w:left="720" w:hanging="360"/>
+      </w:pPr>
+    </w:lvl>
+    <w:lvl w:ilvl="1" w:tentative="1">
+      <w:start w:val="1"/>
+      <w:numFmt w:val="decimal"/>
+      <w:lvlText w:val="%2."/>
+      <w:lvlJc w:val="left"/>
+      <w:pPr>
+        <w:tabs>
+          <w:tab w:val="num" w:pos="1440"/>
+        </w:tabs>
+        <w:ind w:left="1440" w:hanging="360"/>
+      </w:pPr>
+    </w:lvl>
+    <w:lvl w:ilvl="2" w:tentative="1">
+      <w:start w:val="1"/>
+      <w:numFmt w:val="decimal"/>
+      <w:lvlText w:val="%3."/>
+      <w:lvlJc w:val="left"/>
+      <w:pPr>
+        <w:tabs>
+          <w:tab w:val="num" w:pos="2160"/>
+        </w:tabs>
+        <w:ind w:left="2160" w:hanging="360"/>
+      </w:pPr>
+    </w:lvl>
+    <w:lvl w:ilvl="3" w:tentative="1">
+      <w:start w:val="1"/>
+      <w:numFmt w:val="decimal"/>
+      <w:lvlText w:val="%4."/>
+      <w:lvlJc w:val="left"/>
+      <w:pPr>
+        <w:tabs>
+          <w:tab w:val="num" w:pos="2880"/>
+        </w:tabs>
+        <w:ind w:left="2880" w:hanging="360"/>
+      </w:pPr>
+    </w:lvl>
+    <w:lvl w:ilvl="4" w:tentative="1">
+      <w:start w:val="1"/>
+      <w:numFmt w:val="decimal"/>
+      <w:lvlText w:val="%5."/>
+      <w:lvlJc w:val="left"/>
+      <w:pPr>
+        <w:tabs>
+          <w:tab w:val="num" w:pos="3600"/>
+        </w:tabs>
+        <w:ind w:left="3600" w:hanging="360"/>
+      </w:pPr>
+    </w:lvl>
+    <w:lvl w:ilvl="5" w:tentative="1">
+      <w:start w:val="1"/>
+      <w:numFmt w:val="decimal"/>
+      <w:lvlText w:val="%6."/>
+      <w:lvlJc w:val="left"/>
+      <w:pPr>
+        <w:tabs>
+          <w:tab w:val="num" w:pos="4320"/>
+        </w:tabs>
+        <w:ind w:left="4320" w:hanging="360"/>
+      </w:pPr>
+    </w:lvl>
+    <w:lvl w:ilvl="6" w:tentative="1">
+      <w:start w:val="1"/>
+      <w:numFmt w:val="decimal"/>
+      <w:lvlText w:val="%7."/>
+      <w:lvlJc w:val="left"/>
+      <w:pPr>
+        <w:tabs>
+          <w:tab w:val="num" w:pos="5040"/>
+        </w:tabs>
+        <w:ind w:left="5040" w:hanging="360"/>
+      </w:pPr>
+    </w:lvl>
+    <w:lvl w:ilvl="7" w:tentative="1">
+      <w:start w:val="1"/>
+      <w:numFmt w:val="decimal"/>
+      <w:lvlText w:val="%8."/>
+      <w:lvlJc w:val="left"/>
+      <w:pPr>
+        <w:tabs>
+          <w:tab w:val="num" w:pos="5760"/>
+        </w:tabs>
+        <w:ind w:left="5760" w:hanging="360"/>
+      </w:pPr>
+    </w:lvl>
+    <w:lvl w:ilvl="8" w:tentative="1">
+      <w:start w:val="1"/>
+      <w:numFmt w:val="decimal"/>
+      <w:lvlText w:val="%9."/>
+      <w:lvlJc w:val="left"/>
+      <w:pPr>
+        <w:tabs>
+          <w:tab w:val="num" w:pos="6480"/>
+        </w:tabs>
+        <w:ind w:left="6480" w:hanging="360"/>
+      </w:pPr>
+    </w:lvl>
+  </w:abstractNum>
+  <w:abstractNum w:abstractNumId="7" w15:restartNumberingAfterBreak="0">
+    <w:nsid w:val="21DB0007"/>
+    <w:multiLevelType w:val="multilevel"/>
+    <w:tmpl w:val="7A823548"/>
     <w:lvl w:ilvl="0">
       <w:start w:val="1"/>
       <w:numFmt w:val="bullet"/>
@@ -31666,14 +37409,14 @@
       </w:rPr>
     </w:lvl>
   </w:abstractNum>
-  <w:abstractNum w:abstractNumId="6" w15:restartNumberingAfterBreak="0">
-    <w:nsid w:val="23826761"/>
+  <w:abstractNum w:abstractNumId="8" w15:restartNumberingAfterBreak="0">
+    <w:nsid w:val="2276333A"/>
     <w:multiLevelType w:val="multilevel"/>
-    <w:tmpl w:val="7BBA0168"/>
+    <w:tmpl w:val="D6040942"/>
     <w:lvl w:ilvl="0">
-      <w:start w:val="35"/>
-      <w:numFmt w:val="decimal"/>
-      <w:lvlText w:val="%1."/>
+      <w:start w:val="1"/>
+      <w:numFmt w:val="bullet"/>
+      <w:lvlText w:val=""/>
       <w:lvlJc w:val="left"/>
       <w:pPr>
         <w:tabs>
@@ -31681,11 +37424,15 @@
         </w:tabs>
         <w:ind w:left="720" w:hanging="360"/>
       </w:pPr>
+      <w:rPr>
+        <w:rFonts w:ascii="Symbol" w:hAnsi="Symbol" w:hint="default"/>
+        <w:sz w:val="20"/>
+      </w:rPr>
     </w:lvl>
     <w:lvl w:ilvl="1" w:tentative="1">
       <w:start w:val="1"/>
-      <w:numFmt w:val="decimal"/>
-      <w:lvlText w:val="%2."/>
+      <w:numFmt w:val="bullet"/>
+      <w:lvlText w:val=""/>
       <w:lvlJc w:val="left"/>
       <w:pPr>
         <w:tabs>
@@ -31693,11 +37440,15 @@
         </w:tabs>
         <w:ind w:left="1440" w:hanging="360"/>
       </w:pPr>
+      <w:rPr>
+        <w:rFonts w:ascii="Symbol" w:hAnsi="Symbol" w:hint="default"/>
+        <w:sz w:val="20"/>
+      </w:rPr>
     </w:lvl>
     <w:lvl w:ilvl="2" w:tentative="1">
       <w:start w:val="1"/>
-      <w:numFmt w:val="decimal"/>
-      <w:lvlText w:val="%3."/>
+      <w:numFmt w:val="bullet"/>
+      <w:lvlText w:val=""/>
       <w:lvlJc w:val="left"/>
       <w:pPr>
         <w:tabs>
@@ -31705,11 +37456,15 @@
         </w:tabs>
         <w:ind w:left="2160" w:hanging="360"/>
       </w:pPr>
+      <w:rPr>
+        <w:rFonts w:ascii="Symbol" w:hAnsi="Symbol" w:hint="default"/>
+        <w:sz w:val="20"/>
+      </w:rPr>
     </w:lvl>
     <w:lvl w:ilvl="3" w:tentative="1">
       <w:start w:val="1"/>
-      <w:numFmt w:val="decimal"/>
-      <w:lvlText w:val="%4."/>
+      <w:numFmt w:val="bullet"/>
+      <w:lvlText w:val=""/>
       <w:lvlJc w:val="left"/>
       <w:pPr>
         <w:tabs>
@@ -31717,11 +37472,15 @@
         </w:tabs>
         <w:ind w:left="2880" w:hanging="360"/>
       </w:pPr>
+      <w:rPr>
+        <w:rFonts w:ascii="Symbol" w:hAnsi="Symbol" w:hint="default"/>
+        <w:sz w:val="20"/>
+      </w:rPr>
     </w:lvl>
     <w:lvl w:ilvl="4" w:tentative="1">
       <w:start w:val="1"/>
-      <w:numFmt w:val="decimal"/>
-      <w:lvlText w:val="%5."/>
+      <w:numFmt w:val="bullet"/>
+      <w:lvlText w:val=""/>
       <w:lvlJc w:val="left"/>
       <w:pPr>
         <w:tabs>
@@ -31729,11 +37488,15 @@
         </w:tabs>
         <w:ind w:left="3600" w:hanging="360"/>
       </w:pPr>
+      <w:rPr>
+        <w:rFonts w:ascii="Symbol" w:hAnsi="Symbol" w:hint="default"/>
+        <w:sz w:val="20"/>
+      </w:rPr>
     </w:lvl>
     <w:lvl w:ilvl="5" w:tentative="1">
       <w:start w:val="1"/>
-      <w:numFmt w:val="decimal"/>
-      <w:lvlText w:val="%6."/>
+      <w:numFmt w:val="bullet"/>
+      <w:lvlText w:val=""/>
       <w:lvlJc w:val="left"/>
       <w:pPr>
         <w:tabs>
@@ -31741,11 +37504,15 @@
         </w:tabs>
         <w:ind w:left="4320" w:hanging="360"/>
       </w:pPr>
+      <w:rPr>
+        <w:rFonts w:ascii="Symbol" w:hAnsi="Symbol" w:hint="default"/>
+        <w:sz w:val="20"/>
+      </w:rPr>
     </w:lvl>
     <w:lvl w:ilvl="6" w:tentative="1">
       <w:start w:val="1"/>
-      <w:numFmt w:val="decimal"/>
-      <w:lvlText w:val="%7."/>
+      <w:numFmt w:val="bullet"/>
+      <w:lvlText w:val=""/>
       <w:lvlJc w:val="left"/>
       <w:pPr>
         <w:tabs>
@@ -31753,11 +37520,15 @@
         </w:tabs>
         <w:ind w:left="5040" w:hanging="360"/>
       </w:pPr>
+      <w:rPr>
+        <w:rFonts w:ascii="Symbol" w:hAnsi="Symbol" w:hint="default"/>
+        <w:sz w:val="20"/>
+      </w:rPr>
     </w:lvl>
     <w:lvl w:ilvl="7" w:tentative="1">
       <w:start w:val="1"/>
-      <w:numFmt w:val="decimal"/>
-      <w:lvlText w:val="%8."/>
+      <w:numFmt w:val="bullet"/>
+      <w:lvlText w:val=""/>
       <w:lvlJc w:val="left"/>
       <w:pPr>
         <w:tabs>
@@ -31765,11 +37536,15 @@
         </w:tabs>
         <w:ind w:left="5760" w:hanging="360"/>
       </w:pPr>
+      <w:rPr>
+        <w:rFonts w:ascii="Symbol" w:hAnsi="Symbol" w:hint="default"/>
+        <w:sz w:val="20"/>
+      </w:rPr>
     </w:lvl>
     <w:lvl w:ilvl="8" w:tentative="1">
       <w:start w:val="1"/>
-      <w:numFmt w:val="decimal"/>
-      <w:lvlText w:val="%9."/>
+      <w:numFmt w:val="bullet"/>
+      <w:lvlText w:val=""/>
       <w:lvlJc w:val="left"/>
       <w:pPr>
         <w:tabs>
@@ -31777,12 +37552,16 @@
         </w:tabs>
         <w:ind w:left="6480" w:hanging="360"/>
       </w:pPr>
+      <w:rPr>
+        <w:rFonts w:ascii="Symbol" w:hAnsi="Symbol" w:hint="default"/>
+        <w:sz w:val="20"/>
+      </w:rPr>
     </w:lvl>
   </w:abstractNum>
-  <w:abstractNum w:abstractNumId="7" w15:restartNumberingAfterBreak="0">
-    <w:nsid w:val="25FA17C7"/>
+  <w:abstractNum w:abstractNumId="9" w15:restartNumberingAfterBreak="0">
+    <w:nsid w:val="23274A2E"/>
     <w:multiLevelType w:val="multilevel"/>
-    <w:tmpl w:val="DAF4787C"/>
+    <w:tmpl w:val="392A52F4"/>
     <w:lvl w:ilvl="0">
       <w:start w:val="1"/>
       <w:numFmt w:val="bullet"/>
@@ -31928,10 +37707,123 @@
       </w:rPr>
     </w:lvl>
   </w:abstractNum>
-  <w:abstractNum w:abstractNumId="8" w15:restartNumberingAfterBreak="0">
-    <w:nsid w:val="2D537A59"/>
+  <w:abstractNum w:abstractNumId="10" w15:restartNumberingAfterBreak="0">
+    <w:nsid w:val="23826761"/>
     <w:multiLevelType w:val="multilevel"/>
-    <w:tmpl w:val="DF66F180"/>
+    <w:tmpl w:val="7BBA0168"/>
+    <w:lvl w:ilvl="0">
+      <w:start w:val="35"/>
+      <w:numFmt w:val="decimal"/>
+      <w:lvlText w:val="%1."/>
+      <w:lvlJc w:val="left"/>
+      <w:pPr>
+        <w:tabs>
+          <w:tab w:val="num" w:pos="720"/>
+        </w:tabs>
+        <w:ind w:left="720" w:hanging="360"/>
+      </w:pPr>
+    </w:lvl>
+    <w:lvl w:ilvl="1" w:tentative="1">
+      <w:start w:val="1"/>
+      <w:numFmt w:val="decimal"/>
+      <w:lvlText w:val="%2."/>
+      <w:lvlJc w:val="left"/>
+      <w:pPr>
+        <w:tabs>
+          <w:tab w:val="num" w:pos="1440"/>
+        </w:tabs>
+        <w:ind w:left="1440" w:hanging="360"/>
+      </w:pPr>
+    </w:lvl>
+    <w:lvl w:ilvl="2" w:tentative="1">
+      <w:start w:val="1"/>
+      <w:numFmt w:val="decimal"/>
+      <w:lvlText w:val="%3."/>
+      <w:lvlJc w:val="left"/>
+      <w:pPr>
+        <w:tabs>
+          <w:tab w:val="num" w:pos="2160"/>
+        </w:tabs>
+        <w:ind w:left="2160" w:hanging="360"/>
+      </w:pPr>
+    </w:lvl>
+    <w:lvl w:ilvl="3" w:tentative="1">
+      <w:start w:val="1"/>
+      <w:numFmt w:val="decimal"/>
+      <w:lvlText w:val="%4."/>
+      <w:lvlJc w:val="left"/>
+      <w:pPr>
+        <w:tabs>
+          <w:tab w:val="num" w:pos="2880"/>
+        </w:tabs>
+        <w:ind w:left="2880" w:hanging="360"/>
+      </w:pPr>
+    </w:lvl>
+    <w:lvl w:ilvl="4" w:tentative="1">
+      <w:start w:val="1"/>
+      <w:numFmt w:val="decimal"/>
+      <w:lvlText w:val="%5."/>
+      <w:lvlJc w:val="left"/>
+      <w:pPr>
+        <w:tabs>
+          <w:tab w:val="num" w:pos="3600"/>
+        </w:tabs>
+        <w:ind w:left="3600" w:hanging="360"/>
+      </w:pPr>
+    </w:lvl>
+    <w:lvl w:ilvl="5" w:tentative="1">
+      <w:start w:val="1"/>
+      <w:numFmt w:val="decimal"/>
+      <w:lvlText w:val="%6."/>
+      <w:lvlJc w:val="left"/>
+      <w:pPr>
+        <w:tabs>
+          <w:tab w:val="num" w:pos="4320"/>
+        </w:tabs>
+        <w:ind w:left="4320" w:hanging="360"/>
+      </w:pPr>
+    </w:lvl>
+    <w:lvl w:ilvl="6" w:tentative="1">
+      <w:start w:val="1"/>
+      <w:numFmt w:val="decimal"/>
+      <w:lvlText w:val="%7."/>
+      <w:lvlJc w:val="left"/>
+      <w:pPr>
+        <w:tabs>
+          <w:tab w:val="num" w:pos="5040"/>
+        </w:tabs>
+        <w:ind w:left="5040" w:hanging="360"/>
+      </w:pPr>
+    </w:lvl>
+    <w:lvl w:ilvl="7" w:tentative="1">
+      <w:start w:val="1"/>
+      <w:numFmt w:val="decimal"/>
+      <w:lvlText w:val="%8."/>
+      <w:lvlJc w:val="left"/>
+      <w:pPr>
+        <w:tabs>
+          <w:tab w:val="num" w:pos="5760"/>
+        </w:tabs>
+        <w:ind w:left="5760" w:hanging="360"/>
+      </w:pPr>
+    </w:lvl>
+    <w:lvl w:ilvl="8" w:tentative="1">
+      <w:start w:val="1"/>
+      <w:numFmt w:val="decimal"/>
+      <w:lvlText w:val="%9."/>
+      <w:lvlJc w:val="left"/>
+      <w:pPr>
+        <w:tabs>
+          <w:tab w:val="num" w:pos="6480"/>
+        </w:tabs>
+        <w:ind w:left="6480" w:hanging="360"/>
+      </w:pPr>
+    </w:lvl>
+  </w:abstractNum>
+  <w:abstractNum w:abstractNumId="11" w15:restartNumberingAfterBreak="0">
+    <w:nsid w:val="25FA17C7"/>
+    <w:multiLevelType w:val="multilevel"/>
+    <w:tmpl w:val="DAF4787C"/>
     <w:lvl w:ilvl="0">
       <w:start w:val="1"/>
       <w:numFmt w:val="bullet"/>
@@ -32077,10 +37969,10 @@
       </w:rPr>
     </w:lvl>
   </w:abstractNum>
-  <w:abstractNum w:abstractNumId="9" w15:restartNumberingAfterBreak="0">
-    <w:nsid w:val="313D1EDB"/>
+  <w:abstractNum w:abstractNumId="12" w15:restartNumberingAfterBreak="0">
+    <w:nsid w:val="2D537A59"/>
     <w:multiLevelType w:val="multilevel"/>
-    <w:tmpl w:val="F02C7AD4"/>
+    <w:tmpl w:val="DF66F180"/>
     <w:lvl w:ilvl="0">
       <w:start w:val="1"/>
       <w:numFmt w:val="bullet"/>
@@ -32226,7 +38118,305 @@
       </w:rPr>
     </w:lvl>
   </w:abstractNum>
-  <w:abstractNum w:abstractNumId="10" w15:restartNumberingAfterBreak="0">
+  <w:abstractNum w:abstractNumId="13" w15:restartNumberingAfterBreak="0">
+    <w:nsid w:val="2DFD73CD"/>
+    <w:multiLevelType w:val="multilevel"/>
+    <w:tmpl w:val="9CEEC508"/>
+    <w:lvl w:ilvl="0">
+      <w:start w:val="1"/>
+      <w:numFmt w:val="bullet"/>
+      <w:lvlText w:val=""/>
+      <w:lvlJc w:val="left"/>
+      <w:pPr>
+        <w:tabs>
+          <w:tab w:val="num" w:pos="720"/>
+        </w:tabs>
+        <w:ind w:left="720" w:hanging="360"/>
+      </w:pPr>
+      <w:rPr>
+        <w:rFonts w:ascii="Symbol" w:hAnsi="Symbol" w:hint="default"/>
+        <w:sz w:val="20"/>
+      </w:rPr>
+    </w:lvl>
+    <w:lvl w:ilvl="1">
+      <w:start w:val="1"/>
+      <w:numFmt w:val="bullet"/>
+      <w:lvlText w:val="o"/>
+      <w:lvlJc w:val="left"/>
+      <w:pPr>
+        <w:tabs>
+          <w:tab w:val="num" w:pos="1440"/>
+        </w:tabs>
+        <w:ind w:left="1440" w:hanging="360"/>
+      </w:pPr>
+      <w:rPr>
+        <w:rFonts w:ascii="Courier New" w:hAnsi="Courier New" w:hint="default"/>
+        <w:sz w:val="20"/>
+      </w:rPr>
+    </w:lvl>
+    <w:lvl w:ilvl="2" w:tentative="1">
+      <w:start w:val="1"/>
+      <w:numFmt w:val="bullet"/>
+      <w:lvlText w:val=""/>
+      <w:lvlJc w:val="left"/>
+      <w:pPr>
+        <w:tabs>
+          <w:tab w:val="num" w:pos="2160"/>
+        </w:tabs>
+        <w:ind w:left="2160" w:hanging="360"/>
+      </w:pPr>
+      <w:rPr>
+        <w:rFonts w:ascii="Wingdings" w:hAnsi="Wingdings" w:hint="default"/>
+        <w:sz w:val="20"/>
+      </w:rPr>
+    </w:lvl>
+    <w:lvl w:ilvl="3" w:tentative="1">
+      <w:start w:val="1"/>
+      <w:numFmt w:val="bullet"/>
+      <w:lvlText w:val=""/>
+      <w:lvlJc w:val="left"/>
+      <w:pPr>
+        <w:tabs>
+          <w:tab w:val="num" w:pos="2880"/>
+        </w:tabs>
+        <w:ind w:left="2880" w:hanging="360"/>
+      </w:pPr>
+      <w:rPr>
+        <w:rFonts w:ascii="Wingdings" w:hAnsi="Wingdings" w:hint="default"/>
+        <w:sz w:val="20"/>
+      </w:rPr>
+    </w:lvl>
+    <w:lvl w:ilvl="4" w:tentative="1">
+      <w:start w:val="1"/>
+      <w:numFmt w:val="bullet"/>
+      <w:lvlText w:val=""/>
+      <w:lvlJc w:val="left"/>
+      <w:pPr>
+        <w:tabs>
+          <w:tab w:val="num" w:pos="3600"/>
+        </w:tabs>
+        <w:ind w:left="3600" w:hanging="360"/>
+      </w:pPr>
+      <w:rPr>
+        <w:rFonts w:ascii="Wingdings" w:hAnsi="Wingdings" w:hint="default"/>
+        <w:sz w:val="20"/>
+      </w:rPr>
+    </w:lvl>
+    <w:lvl w:ilvl="5" w:tentative="1">
+      <w:start w:val="1"/>
+      <w:numFmt w:val="bullet"/>
+      <w:lvlText w:val=""/>
+      <w:lvlJc w:val="left"/>
+      <w:pPr>
+        <w:tabs>
+          <w:tab w:val="num" w:pos="4320"/>
+        </w:tabs>
+        <w:ind w:left="4320" w:hanging="360"/>
+      </w:pPr>
+      <w:rPr>
+        <w:rFonts w:ascii="Wingdings" w:hAnsi="Wingdings" w:hint="default"/>
+        <w:sz w:val="20"/>
+      </w:rPr>
+    </w:lvl>
+    <w:lvl w:ilvl="6" w:tentative="1">
+      <w:start w:val="1"/>
+      <w:numFmt w:val="bullet"/>
+      <w:lvlText w:val=""/>
+      <w:lvlJc w:val="left"/>
+      <w:pPr>
+        <w:tabs>
+          <w:tab w:val="num" w:pos="5040"/>
+        </w:tabs>
+        <w:ind w:left="5040" w:hanging="360"/>
+      </w:pPr>
+      <w:rPr>
+        <w:rFonts w:ascii="Wingdings" w:hAnsi="Wingdings" w:hint="default"/>
+        <w:sz w:val="20"/>
+      </w:rPr>
+    </w:lvl>
+    <w:lvl w:ilvl="7" w:tentative="1">
+      <w:start w:val="1"/>
+      <w:numFmt w:val="bullet"/>
+      <w:lvlText w:val=""/>
+      <w:lvlJc w:val="left"/>
+      <w:pPr>
+        <w:tabs>
+          <w:tab w:val="num" w:pos="5760"/>
+        </w:tabs>
+        <w:ind w:left="5760" w:hanging="360"/>
+      </w:pPr>
+      <w:rPr>
+        <w:rFonts w:ascii="Wingdings" w:hAnsi="Wingdings" w:hint="default"/>
+        <w:sz w:val="20"/>
+      </w:rPr>
+    </w:lvl>
+    <w:lvl w:ilvl="8" w:tentative="1">
+      <w:start w:val="1"/>
+      <w:numFmt w:val="bullet"/>
+      <w:lvlText w:val=""/>
+      <w:lvlJc w:val="left"/>
+      <w:pPr>
+        <w:tabs>
+          <w:tab w:val="num" w:pos="6480"/>
+        </w:tabs>
+        <w:ind w:left="6480" w:hanging="360"/>
+      </w:pPr>
+      <w:rPr>
+        <w:rFonts w:ascii="Wingdings" w:hAnsi="Wingdings" w:hint="default"/>
+        <w:sz w:val="20"/>
+      </w:rPr>
+    </w:lvl>
+  </w:abstractNum>
+  <w:abstractNum w:abstractNumId="14" w15:restartNumberingAfterBreak="0">
+    <w:nsid w:val="313D1EDB"/>
+    <w:multiLevelType w:val="multilevel"/>
+    <w:tmpl w:val="F02C7AD4"/>
+    <w:lvl w:ilvl="0">
+      <w:start w:val="1"/>
+      <w:numFmt w:val="bullet"/>
+      <w:lvlText w:val=""/>
+      <w:lvlJc w:val="left"/>
+      <w:pPr>
+        <w:tabs>
+          <w:tab w:val="num" w:pos="720"/>
+        </w:tabs>
+        <w:ind w:left="720" w:hanging="360"/>
+      </w:pPr>
+      <w:rPr>
+        <w:rFonts w:ascii="Symbol" w:hAnsi="Symbol" w:hint="default"/>
+        <w:sz w:val="20"/>
+      </w:rPr>
+    </w:lvl>
+    <w:lvl w:ilvl="1" w:tentative="1">
+      <w:start w:val="1"/>
+      <w:numFmt w:val="bullet"/>
+      <w:lvlText w:val="o"/>
+      <w:lvlJc w:val="left"/>
+      <w:pPr>
+        <w:tabs>
+          <w:tab w:val="num" w:pos="1440"/>
+        </w:tabs>
+        <w:ind w:left="1440" w:hanging="360"/>
+      </w:pPr>
+      <w:rPr>
+        <w:rFonts w:ascii="Courier New" w:hAnsi="Courier New" w:hint="default"/>
+        <w:sz w:val="20"/>
+      </w:rPr>
+    </w:lvl>
+    <w:lvl w:ilvl="2" w:tentative="1">
+      <w:start w:val="1"/>
+      <w:numFmt w:val="bullet"/>
+      <w:lvlText w:val=""/>
+      <w:lvlJc w:val="left"/>
+      <w:pPr>
+        <w:tabs>
+          <w:tab w:val="num" w:pos="2160"/>
+        </w:tabs>
+        <w:ind w:left="2160" w:hanging="360"/>
+      </w:pPr>
+      <w:rPr>
+        <w:rFonts w:ascii="Wingdings" w:hAnsi="Wingdings" w:hint="default"/>
+        <w:sz w:val="20"/>
+      </w:rPr>
+    </w:lvl>
+    <w:lvl w:ilvl="3" w:tentative="1">
+      <w:start w:val="1"/>
+      <w:numFmt w:val="bullet"/>
+      <w:lvlText w:val=""/>
+      <w:lvlJc w:val="left"/>
+      <w:pPr>
+        <w:tabs>
+          <w:tab w:val="num" w:pos="2880"/>
+        </w:tabs>
+        <w:ind w:left="2880" w:hanging="360"/>
+      </w:pPr>
+      <w:rPr>
+        <w:rFonts w:ascii="Wingdings" w:hAnsi="Wingdings" w:hint="default"/>
+        <w:sz w:val="20"/>
+      </w:rPr>
+    </w:lvl>
+    <w:lvl w:ilvl="4" w:tentative="1">
+      <w:start w:val="1"/>
+      <w:numFmt w:val="bullet"/>
+      <w:lvlText w:val=""/>
+      <w:lvlJc w:val="left"/>
+      <w:pPr>
+        <w:tabs>
+          <w:tab w:val="num" w:pos="3600"/>
+        </w:tabs>
+        <w:ind w:left="3600" w:hanging="360"/>
+      </w:pPr>
+      <w:rPr>
+        <w:rFonts w:ascii="Wingdings" w:hAnsi="Wingdings" w:hint="default"/>
+        <w:sz w:val="20"/>
+      </w:rPr>
+    </w:lvl>
+    <w:lvl w:ilvl="5" w:tentative="1">
+      <w:start w:val="1"/>
+      <w:numFmt w:val="bullet"/>
+      <w:lvlText w:val=""/>
+      <w:lvlJc w:val="left"/>
+      <w:pPr>
+        <w:tabs>
+          <w:tab w:val="num" w:pos="4320"/>
+        </w:tabs>
+        <w:ind w:left="4320" w:hanging="360"/>
+      </w:pPr>
+      <w:rPr>
+        <w:rFonts w:ascii="Wingdings" w:hAnsi="Wingdings" w:hint="default"/>
+        <w:sz w:val="20"/>
+      </w:rPr>
+    </w:lvl>
+    <w:lvl w:ilvl="6" w:tentative="1">
+      <w:start w:val="1"/>
+      <w:numFmt w:val="bullet"/>
+      <w:lvlText w:val=""/>
+      <w:lvlJc w:val="left"/>
+      <w:pPr>
+        <w:tabs>
+          <w:tab w:val="num" w:pos="5040"/>
+        </w:tabs>
+        <w:ind w:left="5040" w:hanging="360"/>
+      </w:pPr>
+      <w:rPr>
+        <w:rFonts w:ascii="Wingdings" w:hAnsi="Wingdings" w:hint="default"/>
+        <w:sz w:val="20"/>
+      </w:rPr>
+    </w:lvl>
+    <w:lvl w:ilvl="7" w:tentative="1">
+      <w:start w:val="1"/>
+      <w:numFmt w:val="bullet"/>
+      <w:lvlText w:val=""/>
+      <w:lvlJc w:val="left"/>
+      <w:pPr>
+        <w:tabs>
+          <w:tab w:val="num" w:pos="5760"/>
+        </w:tabs>
+        <w:ind w:left="5760" w:hanging="360"/>
+      </w:pPr>
+      <w:rPr>
+        <w:rFonts w:ascii="Wingdings" w:hAnsi="Wingdings" w:hint="default"/>
+        <w:sz w:val="20"/>
+      </w:rPr>
+    </w:lvl>
+    <w:lvl w:ilvl="8" w:tentative="1">
+      <w:start w:val="1"/>
+      <w:numFmt w:val="bullet"/>
+      <w:lvlText w:val=""/>
+      <w:lvlJc w:val="left"/>
+      <w:pPr>
+        <w:tabs>
+          <w:tab w:val="num" w:pos="6480"/>
+        </w:tabs>
+        <w:ind w:left="6480" w:hanging="360"/>
+      </w:pPr>
+      <w:rPr>
+        <w:rFonts w:ascii="Wingdings" w:hAnsi="Wingdings" w:hint="default"/>
+        <w:sz w:val="20"/>
+      </w:rPr>
+    </w:lvl>
+  </w:abstractNum>
+  <w:abstractNum w:abstractNumId="15" w15:restartNumberingAfterBreak="0">
     <w:nsid w:val="335E4E8D"/>
     <w:multiLevelType w:val="multilevel"/>
     <w:tmpl w:val="C14C2838"/>
@@ -32339,7 +38529,7 @@
       </w:pPr>
     </w:lvl>
   </w:abstractNum>
-  <w:abstractNum w:abstractNumId="11" w15:restartNumberingAfterBreak="0">
+  <w:abstractNum w:abstractNumId="16" w15:restartNumberingAfterBreak="0">
     <w:nsid w:val="35665558"/>
     <w:multiLevelType w:val="multilevel"/>
     <w:tmpl w:val="8D86CE12"/>
@@ -32452,7 +38642,305 @@
       </w:pPr>
     </w:lvl>
   </w:abstractNum>
-  <w:abstractNum w:abstractNumId="12" w15:restartNumberingAfterBreak="0">
+  <w:abstractNum w:abstractNumId="17" w15:restartNumberingAfterBreak="0">
+    <w:nsid w:val="361173AA"/>
+    <w:multiLevelType w:val="multilevel"/>
+    <w:tmpl w:val="15D617B8"/>
+    <w:lvl w:ilvl="0">
+      <w:start w:val="1"/>
+      <w:numFmt w:val="bullet"/>
+      <w:lvlText w:val=""/>
+      <w:lvlJc w:val="left"/>
+      <w:pPr>
+        <w:tabs>
+          <w:tab w:val="num" w:pos="720"/>
+        </w:tabs>
+        <w:ind w:left="720" w:hanging="360"/>
+      </w:pPr>
+      <w:rPr>
+        <w:rFonts w:ascii="Symbol" w:hAnsi="Symbol" w:hint="default"/>
+        <w:sz w:val="20"/>
+      </w:rPr>
+    </w:lvl>
+    <w:lvl w:ilvl="1" w:tentative="1">
+      <w:start w:val="1"/>
+      <w:numFmt w:val="bullet"/>
+      <w:lvlText w:val=""/>
+      <w:lvlJc w:val="left"/>
+      <w:pPr>
+        <w:tabs>
+          <w:tab w:val="num" w:pos="1440"/>
+        </w:tabs>
+        <w:ind w:left="1440" w:hanging="360"/>
+      </w:pPr>
+      <w:rPr>
+        <w:rFonts w:ascii="Symbol" w:hAnsi="Symbol" w:hint="default"/>
+        <w:sz w:val="20"/>
+      </w:rPr>
+    </w:lvl>
+    <w:lvl w:ilvl="2" w:tentative="1">
+      <w:start w:val="1"/>
+      <w:numFmt w:val="bullet"/>
+      <w:lvlText w:val=""/>
+      <w:lvlJc w:val="left"/>
+      <w:pPr>
+        <w:tabs>
+          <w:tab w:val="num" w:pos="2160"/>
+        </w:tabs>
+        <w:ind w:left="2160" w:hanging="360"/>
+      </w:pPr>
+      <w:rPr>
+        <w:rFonts w:ascii="Symbol" w:hAnsi="Symbol" w:hint="default"/>
+        <w:sz w:val="20"/>
+      </w:rPr>
+    </w:lvl>
+    <w:lvl w:ilvl="3" w:tentative="1">
+      <w:start w:val="1"/>
+      <w:numFmt w:val="bullet"/>
+      <w:lvlText w:val=""/>
+      <w:lvlJc w:val="left"/>
+      <w:pPr>
+        <w:tabs>
+          <w:tab w:val="num" w:pos="2880"/>
+        </w:tabs>
+        <w:ind w:left="2880" w:hanging="360"/>
+      </w:pPr>
+      <w:rPr>
+        <w:rFonts w:ascii="Symbol" w:hAnsi="Symbol" w:hint="default"/>
+        <w:sz w:val="20"/>
+      </w:rPr>
+    </w:lvl>
+    <w:lvl w:ilvl="4" w:tentative="1">
+      <w:start w:val="1"/>
+      <w:numFmt w:val="bullet"/>
+      <w:lvlText w:val=""/>
+      <w:lvlJc w:val="left"/>
+      <w:pPr>
+        <w:tabs>
+          <w:tab w:val="num" w:pos="3600"/>
+        </w:tabs>
+        <w:ind w:left="3600" w:hanging="360"/>
+      </w:pPr>
+      <w:rPr>
+        <w:rFonts w:ascii="Symbol" w:hAnsi="Symbol" w:hint="default"/>
+        <w:sz w:val="20"/>
+      </w:rPr>
+    </w:lvl>
+    <w:lvl w:ilvl="5" w:tentative="1">
+      <w:start w:val="1"/>
+      <w:numFmt w:val="bullet"/>
+      <w:lvlText w:val=""/>
+      <w:lvlJc w:val="left"/>
+      <w:pPr>
+        <w:tabs>
+          <w:tab w:val="num" w:pos="4320"/>
+        </w:tabs>
+        <w:ind w:left="4320" w:hanging="360"/>
+      </w:pPr>
+      <w:rPr>
+        <w:rFonts w:ascii="Symbol" w:hAnsi="Symbol" w:hint="default"/>
+        <w:sz w:val="20"/>
+      </w:rPr>
+    </w:lvl>
+    <w:lvl w:ilvl="6" w:tentative="1">
+      <w:start w:val="1"/>
+      <w:numFmt w:val="bullet"/>
+      <w:lvlText w:val=""/>
+      <w:lvlJc w:val="left"/>
+      <w:pPr>
+        <w:tabs>
+          <w:tab w:val="num" w:pos="5040"/>
+        </w:tabs>
+        <w:ind w:left="5040" w:hanging="360"/>
+      </w:pPr>
+      <w:rPr>
+        <w:rFonts w:ascii="Symbol" w:hAnsi="Symbol" w:hint="default"/>
+        <w:sz w:val="20"/>
+      </w:rPr>
+    </w:lvl>
+    <w:lvl w:ilvl="7" w:tentative="1">
+      <w:start w:val="1"/>
+      <w:numFmt w:val="bullet"/>
+      <w:lvlText w:val=""/>
+      <w:lvlJc w:val="left"/>
+      <w:pPr>
+        <w:tabs>
+          <w:tab w:val="num" w:pos="5760"/>
+        </w:tabs>
+        <w:ind w:left="5760" w:hanging="360"/>
+      </w:pPr>
+      <w:rPr>
+        <w:rFonts w:ascii="Symbol" w:hAnsi="Symbol" w:hint="default"/>
+        <w:sz w:val="20"/>
+      </w:rPr>
+    </w:lvl>
+    <w:lvl w:ilvl="8" w:tentative="1">
+      <w:start w:val="1"/>
+      <w:numFmt w:val="bullet"/>
+      <w:lvlText w:val=""/>
+      <w:lvlJc w:val="left"/>
+      <w:pPr>
+        <w:tabs>
+          <w:tab w:val="num" w:pos="6480"/>
+        </w:tabs>
+        <w:ind w:left="6480" w:hanging="360"/>
+      </w:pPr>
+      <w:rPr>
+        <w:rFonts w:ascii="Symbol" w:hAnsi="Symbol" w:hint="default"/>
+        <w:sz w:val="20"/>
+      </w:rPr>
+    </w:lvl>
+  </w:abstractNum>
+  <w:abstractNum w:abstractNumId="18" w15:restartNumberingAfterBreak="0">
+    <w:nsid w:val="36C14F08"/>
+    <w:multiLevelType w:val="multilevel"/>
+    <w:tmpl w:val="33AEE572"/>
+    <w:lvl w:ilvl="0">
+      <w:start w:val="1"/>
+      <w:numFmt w:val="bullet"/>
+      <w:lvlText w:val=""/>
+      <w:lvlJc w:val="left"/>
+      <w:pPr>
+        <w:tabs>
+          <w:tab w:val="num" w:pos="720"/>
+        </w:tabs>
+        <w:ind w:left="720" w:hanging="360"/>
+      </w:pPr>
+      <w:rPr>
+        <w:rFonts w:ascii="Symbol" w:hAnsi="Symbol" w:hint="default"/>
+        <w:sz w:val="20"/>
+      </w:rPr>
+    </w:lvl>
+    <w:lvl w:ilvl="1" w:tentative="1">
+      <w:start w:val="1"/>
+      <w:numFmt w:val="bullet"/>
+      <w:lvlText w:val=""/>
+      <w:lvlJc w:val="left"/>
+      <w:pPr>
+        <w:tabs>
+          <w:tab w:val="num" w:pos="1440"/>
+        </w:tabs>
+        <w:ind w:left="1440" w:hanging="360"/>
+      </w:pPr>
+      <w:rPr>
+        <w:rFonts w:ascii="Symbol" w:hAnsi="Symbol" w:hint="default"/>
+        <w:sz w:val="20"/>
+      </w:rPr>
+    </w:lvl>
+    <w:lvl w:ilvl="2" w:tentative="1">
+      <w:start w:val="1"/>
+      <w:numFmt w:val="bullet"/>
+      <w:lvlText w:val=""/>
+      <w:lvlJc w:val="left"/>
+      <w:pPr>
+        <w:tabs>
+          <w:tab w:val="num" w:pos="2160"/>
+        </w:tabs>
+        <w:ind w:left="2160" w:hanging="360"/>
+      </w:pPr>
+      <w:rPr>
+        <w:rFonts w:ascii="Symbol" w:hAnsi="Symbol" w:hint="default"/>
+        <w:sz w:val="20"/>
+      </w:rPr>
+    </w:lvl>
+    <w:lvl w:ilvl="3" w:tentative="1">
+      <w:start w:val="1"/>
+      <w:numFmt w:val="bullet"/>
+      <w:lvlText w:val=""/>
+      <w:lvlJc w:val="left"/>
+      <w:pPr>
+        <w:tabs>
+          <w:tab w:val="num" w:pos="2880"/>
+        </w:tabs>
+        <w:ind w:left="2880" w:hanging="360"/>
+      </w:pPr>
+      <w:rPr>
+        <w:rFonts w:ascii="Symbol" w:hAnsi="Symbol" w:hint="default"/>
+        <w:sz w:val="20"/>
+      </w:rPr>
+    </w:lvl>
+    <w:lvl w:ilvl="4" w:tentative="1">
+      <w:start w:val="1"/>
+      <w:numFmt w:val="bullet"/>
+      <w:lvlText w:val=""/>
+      <w:lvlJc w:val="left"/>
+      <w:pPr>
+        <w:tabs>
+          <w:tab w:val="num" w:pos="3600"/>
+        </w:tabs>
+        <w:ind w:left="3600" w:hanging="360"/>
+      </w:pPr>
+      <w:rPr>
+        <w:rFonts w:ascii="Symbol" w:hAnsi="Symbol" w:hint="default"/>
+        <w:sz w:val="20"/>
+      </w:rPr>
+    </w:lvl>
+    <w:lvl w:ilvl="5" w:tentative="1">
+      <w:start w:val="1"/>
+      <w:numFmt w:val="bullet"/>
+      <w:lvlText w:val=""/>
+      <w:lvlJc w:val="left"/>
+      <w:pPr>
+        <w:tabs>
+          <w:tab w:val="num" w:pos="4320"/>
+        </w:tabs>
+        <w:ind w:left="4320" w:hanging="360"/>
+      </w:pPr>
+      <w:rPr>
+        <w:rFonts w:ascii="Symbol" w:hAnsi="Symbol" w:hint="default"/>
+        <w:sz w:val="20"/>
+      </w:rPr>
+    </w:lvl>
+    <w:lvl w:ilvl="6" w:tentative="1">
+      <w:start w:val="1"/>
+      <w:numFmt w:val="bullet"/>
+      <w:lvlText w:val=""/>
+      <w:lvlJc w:val="left"/>
+      <w:pPr>
+        <w:tabs>
+          <w:tab w:val="num" w:pos="5040"/>
+        </w:tabs>
+        <w:ind w:left="5040" w:hanging="360"/>
+      </w:pPr>
+      <w:rPr>
+        <w:rFonts w:ascii="Symbol" w:hAnsi="Symbol" w:hint="default"/>
+        <w:sz w:val="20"/>
+      </w:rPr>
+    </w:lvl>
+    <w:lvl w:ilvl="7" w:tentative="1">
+      <w:start w:val="1"/>
+      <w:numFmt w:val="bullet"/>
+      <w:lvlText w:val=""/>
+      <w:lvlJc w:val="left"/>
+      <w:pPr>
+        <w:tabs>
+          <w:tab w:val="num" w:pos="5760"/>
+        </w:tabs>
+        <w:ind w:left="5760" w:hanging="360"/>
+      </w:pPr>
+      <w:rPr>
+        <w:rFonts w:ascii="Symbol" w:hAnsi="Symbol" w:hint="default"/>
+        <w:sz w:val="20"/>
+      </w:rPr>
+    </w:lvl>
+    <w:lvl w:ilvl="8" w:tentative="1">
+      <w:start w:val="1"/>
+      <w:numFmt w:val="bullet"/>
+      <w:lvlText w:val=""/>
+      <w:lvlJc w:val="left"/>
+      <w:pPr>
+        <w:tabs>
+          <w:tab w:val="num" w:pos="6480"/>
+        </w:tabs>
+        <w:ind w:left="6480" w:hanging="360"/>
+      </w:pPr>
+      <w:rPr>
+        <w:rFonts w:ascii="Symbol" w:hAnsi="Symbol" w:hint="default"/>
+        <w:sz w:val="20"/>
+      </w:rPr>
+    </w:lvl>
+  </w:abstractNum>
+  <w:abstractNum w:abstractNumId="19" w15:restartNumberingAfterBreak="0">
     <w:nsid w:val="38084262"/>
     <w:multiLevelType w:val="multilevel"/>
     <w:tmpl w:val="F86E4A2E"/>
@@ -32565,7 +39053,7 @@
       </w:pPr>
     </w:lvl>
   </w:abstractNum>
-  <w:abstractNum w:abstractNumId="13" w15:restartNumberingAfterBreak="0">
+  <w:abstractNum w:abstractNumId="20" w15:restartNumberingAfterBreak="0">
     <w:nsid w:val="38E200FB"/>
     <w:multiLevelType w:val="multilevel"/>
     <w:tmpl w:val="1D9AE0C4"/>
@@ -32710,7 +39198,7 @@
       </w:rPr>
     </w:lvl>
   </w:abstractNum>
-  <w:abstractNum w:abstractNumId="14" w15:restartNumberingAfterBreak="0">
+  <w:abstractNum w:abstractNumId="21" w15:restartNumberingAfterBreak="0">
     <w:nsid w:val="41E70E15"/>
     <w:multiLevelType w:val="multilevel"/>
     <w:tmpl w:val="B756F198"/>
@@ -32859,7 +39347,7 @@
       </w:rPr>
     </w:lvl>
   </w:abstractNum>
-  <w:abstractNum w:abstractNumId="15" w15:restartNumberingAfterBreak="0">
+  <w:abstractNum w:abstractNumId="22" w15:restartNumberingAfterBreak="0">
     <w:nsid w:val="45D66CE5"/>
     <w:multiLevelType w:val="multilevel"/>
     <w:tmpl w:val="C492A730"/>
@@ -33008,10 +39496,159 @@
       </w:rPr>
     </w:lvl>
   </w:abstractNum>
-  <w:abstractNum w:abstractNumId="16" w15:restartNumberingAfterBreak="0">
-    <w:nsid w:val="5B1E55C5"/>
+  <w:abstractNum w:abstractNumId="23" w15:restartNumberingAfterBreak="0">
+    <w:nsid w:val="4E6651A6"/>
     <w:multiLevelType w:val="multilevel"/>
-    <w:tmpl w:val="73BEC3BA"/>
+    <w:tmpl w:val="0B6A61E8"/>
+    <w:lvl w:ilvl="0">
+      <w:start w:val="1"/>
+      <w:numFmt w:val="bullet"/>
+      <w:lvlText w:val=""/>
+      <w:lvlJc w:val="left"/>
+      <w:pPr>
+        <w:tabs>
+          <w:tab w:val="num" w:pos="720"/>
+        </w:tabs>
+        <w:ind w:left="720" w:hanging="360"/>
+      </w:pPr>
+      <w:rPr>
+        <w:rFonts w:ascii="Symbol" w:hAnsi="Symbol" w:hint="default"/>
+        <w:sz w:val="20"/>
+      </w:rPr>
+    </w:lvl>
+    <w:lvl w:ilvl="1" w:tentative="1">
+      <w:start w:val="1"/>
+      <w:numFmt w:val="bullet"/>
+      <w:lvlText w:val=""/>
+      <w:lvlJc w:val="left"/>
+      <w:pPr>
+        <w:tabs>
+          <w:tab w:val="num" w:pos="1440"/>
+        </w:tabs>
+        <w:ind w:left="1440" w:hanging="360"/>
+      </w:pPr>
+      <w:rPr>
+        <w:rFonts w:ascii="Symbol" w:hAnsi="Symbol" w:hint="default"/>
+        <w:sz w:val="20"/>
+      </w:rPr>
+    </w:lvl>
+    <w:lvl w:ilvl="2" w:tentative="1">
+      <w:start w:val="1"/>
+      <w:numFmt w:val="bullet"/>
+      <w:lvlText w:val=""/>
+      <w:lvlJc w:val="left"/>
+      <w:pPr>
+        <w:tabs>
+          <w:tab w:val="num" w:pos="2160"/>
+        </w:tabs>
+        <w:ind w:left="2160" w:hanging="360"/>
+      </w:pPr>
+      <w:rPr>
+        <w:rFonts w:ascii="Symbol" w:hAnsi="Symbol" w:hint="default"/>
+        <w:sz w:val="20"/>
+      </w:rPr>
+    </w:lvl>
+    <w:lvl w:ilvl="3" w:tentative="1">
+      <w:start w:val="1"/>
+      <w:numFmt w:val="bullet"/>
+      <w:lvlText w:val=""/>
+      <w:lvlJc w:val="left"/>
+      <w:pPr>
+        <w:tabs>
+          <w:tab w:val="num" w:pos="2880"/>
+        </w:tabs>
+        <w:ind w:left="2880" w:hanging="360"/>
+      </w:pPr>
+      <w:rPr>
+        <w:rFonts w:ascii="Symbol" w:hAnsi="Symbol" w:hint="default"/>
+        <w:sz w:val="20"/>
+      </w:rPr>
+    </w:lvl>
+    <w:lvl w:ilvl="4" w:tentative="1">
+      <w:start w:val="1"/>
+      <w:numFmt w:val="bullet"/>
+      <w:lvlText w:val=""/>
+      <w:lvlJc w:val="left"/>
+      <w:pPr>
+        <w:tabs>
+          <w:tab w:val="num" w:pos="3600"/>
+        </w:tabs>
+        <w:ind w:left="3600" w:hanging="360"/>
+      </w:pPr>
+      <w:rPr>
+        <w:rFonts w:ascii="Symbol" w:hAnsi="Symbol" w:hint="default"/>
+        <w:sz w:val="20"/>
+      </w:rPr>
+    </w:lvl>
+    <w:lvl w:ilvl="5" w:tentative="1">
+      <w:start w:val="1"/>
+      <w:numFmt w:val="bullet"/>
+      <w:lvlText w:val=""/>
+      <w:lvlJc w:val="left"/>
+      <w:pPr>
+        <w:tabs>
+          <w:tab w:val="num" w:pos="4320"/>
+        </w:tabs>
+        <w:ind w:left="4320" w:hanging="360"/>
+      </w:pPr>
+      <w:rPr>
+        <w:rFonts w:ascii="Symbol" w:hAnsi="Symbol" w:hint="default"/>
+        <w:sz w:val="20"/>
+      </w:rPr>
+    </w:lvl>
+    <w:lvl w:ilvl="6" w:tentative="1">
+      <w:start w:val="1"/>
+      <w:numFmt w:val="bullet"/>
+      <w:lvlText w:val=""/>
+      <w:lvlJc w:val="left"/>
+      <w:pPr>
+        <w:tabs>
+          <w:tab w:val="num" w:pos="5040"/>
+        </w:tabs>
+        <w:ind w:left="5040" w:hanging="360"/>
+      </w:pPr>
+      <w:rPr>
+        <w:rFonts w:ascii="Symbol" w:hAnsi="Symbol" w:hint="default"/>
+        <w:sz w:val="20"/>
+      </w:rPr>
+    </w:lvl>
+    <w:lvl w:ilvl="7" w:tentative="1">
+      <w:start w:val="1"/>
+      <w:numFmt w:val="bullet"/>
+      <w:lvlText w:val=""/>
+      <w:lvlJc w:val="left"/>
+      <w:pPr>
+        <w:tabs>
+          <w:tab w:val="num" w:pos="5760"/>
+        </w:tabs>
+        <w:ind w:left="5760" w:hanging="360"/>
+      </w:pPr>
+      <w:rPr>
+        <w:rFonts w:ascii="Symbol" w:hAnsi="Symbol" w:hint="default"/>
+        <w:sz w:val="20"/>
+      </w:rPr>
+    </w:lvl>
+    <w:lvl w:ilvl="8" w:tentative="1">
+      <w:start w:val="1"/>
+      <w:numFmt w:val="bullet"/>
+      <w:lvlText w:val=""/>
+      <w:lvlJc w:val="left"/>
+      <w:pPr>
+        <w:tabs>
+          <w:tab w:val="num" w:pos="6480"/>
+        </w:tabs>
+        <w:ind w:left="6480" w:hanging="360"/>
+      </w:pPr>
+      <w:rPr>
+        <w:rFonts w:ascii="Symbol" w:hAnsi="Symbol" w:hint="default"/>
+        <w:sz w:val="20"/>
+      </w:rPr>
+    </w:lvl>
+  </w:abstractNum>
+  <w:abstractNum w:abstractNumId="24" w15:restartNumberingAfterBreak="0">
+    <w:nsid w:val="549B7577"/>
+    <w:multiLevelType w:val="multilevel"/>
+    <w:tmpl w:val="39B89A04"/>
     <w:lvl w:ilvl="0">
       <w:start w:val="1"/>
       <w:numFmt w:val="bullet"/>
@@ -33157,10 +39794,10 @@
       </w:rPr>
     </w:lvl>
   </w:abstractNum>
-  <w:abstractNum w:abstractNumId="17" w15:restartNumberingAfterBreak="0">
-    <w:nsid w:val="5CAB6744"/>
+  <w:abstractNum w:abstractNumId="25" w15:restartNumberingAfterBreak="0">
+    <w:nsid w:val="5B1E55C5"/>
     <w:multiLevelType w:val="multilevel"/>
-    <w:tmpl w:val="B2D4F574"/>
+    <w:tmpl w:val="73BEC3BA"/>
     <w:lvl w:ilvl="0">
       <w:start w:val="1"/>
       <w:numFmt w:val="bullet"/>
@@ -33306,123 +39943,10 @@
       </w:rPr>
     </w:lvl>
   </w:abstractNum>
-  <w:abstractNum w:abstractNumId="18" w15:restartNumberingAfterBreak="0">
-    <w:nsid w:val="5DD27B85"/>
+  <w:abstractNum w:abstractNumId="26" w15:restartNumberingAfterBreak="0">
+    <w:nsid w:val="5CAB6744"/>
     <w:multiLevelType w:val="multilevel"/>
-    <w:tmpl w:val="F6CEF584"/>
-    <w:lvl w:ilvl="0">
-      <w:start w:val="1"/>
-      <w:numFmt w:val="decimal"/>
-      <w:lvlText w:val="%1."/>
-      <w:lvlJc w:val="left"/>
-      <w:pPr>
-        <w:tabs>
-          <w:tab w:val="num" w:pos="720"/>
-        </w:tabs>
-        <w:ind w:left="720" w:hanging="360"/>
-      </w:pPr>
-    </w:lvl>
-    <w:lvl w:ilvl="1" w:tentative="1">
-      <w:start w:val="1"/>
-      <w:numFmt w:val="decimal"/>
-      <w:lvlText w:val="%2."/>
-      <w:lvlJc w:val="left"/>
-      <w:pPr>
-        <w:tabs>
-          <w:tab w:val="num" w:pos="1440"/>
-        </w:tabs>
-        <w:ind w:left="1440" w:hanging="360"/>
-      </w:pPr>
-    </w:lvl>
-    <w:lvl w:ilvl="2" w:tentative="1">
-      <w:start w:val="1"/>
-      <w:numFmt w:val="decimal"/>
-      <w:lvlText w:val="%3."/>
-      <w:lvlJc w:val="left"/>
-      <w:pPr>
-        <w:tabs>
-          <w:tab w:val="num" w:pos="2160"/>
-        </w:tabs>
-        <w:ind w:left="2160" w:hanging="360"/>
-      </w:pPr>
-    </w:lvl>
-    <w:lvl w:ilvl="3" w:tentative="1">
-      <w:start w:val="1"/>
-      <w:numFmt w:val="decimal"/>
-      <w:lvlText w:val="%4."/>
-      <w:lvlJc w:val="left"/>
-      <w:pPr>
-        <w:tabs>
-          <w:tab w:val="num" w:pos="2880"/>
-        </w:tabs>
-        <w:ind w:left="2880" w:hanging="360"/>
-      </w:pPr>
-    </w:lvl>
-    <w:lvl w:ilvl="4" w:tentative="1">
-      <w:start w:val="1"/>
-      <w:numFmt w:val="decimal"/>
-      <w:lvlText w:val="%5."/>
-      <w:lvlJc w:val="left"/>
-      <w:pPr>
-        <w:tabs>
-          <w:tab w:val="num" w:pos="3600"/>
-        </w:tabs>
-        <w:ind w:left="3600" w:hanging="360"/>
-      </w:pPr>
-    </w:lvl>
-    <w:lvl w:ilvl="5" w:tentative="1">
-      <w:start w:val="1"/>
-      <w:numFmt w:val="decimal"/>
-      <w:lvlText w:val="%6."/>
-      <w:lvlJc w:val="left"/>
-      <w:pPr>
-        <w:tabs>
-          <w:tab w:val="num" w:pos="4320"/>
-        </w:tabs>
-        <w:ind w:left="4320" w:hanging="360"/>
-      </w:pPr>
-    </w:lvl>
-    <w:lvl w:ilvl="6" w:tentative="1">
-      <w:start w:val="1"/>
-      <w:numFmt w:val="decimal"/>
-      <w:lvlText w:val="%7."/>
-      <w:lvlJc w:val="left"/>
-      <w:pPr>
-        <w:tabs>
-          <w:tab w:val="num" w:pos="5040"/>
-        </w:tabs>
-        <w:ind w:left="5040" w:hanging="360"/>
-      </w:pPr>
-    </w:lvl>
-    <w:lvl w:ilvl="7" w:tentative="1">
-      <w:start w:val="1"/>
-      <w:numFmt w:val="decimal"/>
-      <w:lvlText w:val="%8."/>
-      <w:lvlJc w:val="left"/>
-      <w:pPr>
-        <w:tabs>
-          <w:tab w:val="num" w:pos="5760"/>
-        </w:tabs>
-        <w:ind w:left="5760" w:hanging="360"/>
-      </w:pPr>
-    </w:lvl>
-    <w:lvl w:ilvl="8" w:tentative="1">
-      <w:start w:val="1"/>
-      <w:numFmt w:val="decimal"/>
-      <w:lvlText w:val="%9."/>
-      <w:lvlJc w:val="left"/>
-      <w:pPr>
-        <w:tabs>
-          <w:tab w:val="num" w:pos="6480"/>
-        </w:tabs>
-        <w:ind w:left="6480" w:hanging="360"/>
-      </w:pPr>
-    </w:lvl>
-  </w:abstractNum>
-  <w:abstractNum w:abstractNumId="19" w15:restartNumberingAfterBreak="0">
-    <w:nsid w:val="5FDD7434"/>
-    <w:multiLevelType w:val="multilevel"/>
-    <w:tmpl w:val="A050848C"/>
+    <w:tmpl w:val="B2D4F574"/>
     <w:lvl w:ilvl="0">
       <w:start w:val="1"/>
       <w:numFmt w:val="bullet"/>
@@ -33568,10 +40092,123 @@
       </w:rPr>
     </w:lvl>
   </w:abstractNum>
-  <w:abstractNum w:abstractNumId="20" w15:restartNumberingAfterBreak="0">
-    <w:nsid w:val="612F1D00"/>
+  <w:abstractNum w:abstractNumId="27" w15:restartNumberingAfterBreak="0">
+    <w:nsid w:val="5DD27B85"/>
     <w:multiLevelType w:val="multilevel"/>
-    <w:tmpl w:val="94C84C3A"/>
+    <w:tmpl w:val="F6CEF584"/>
+    <w:lvl w:ilvl="0">
+      <w:start w:val="1"/>
+      <w:numFmt w:val="decimal"/>
+      <w:lvlText w:val="%1."/>
+      <w:lvlJc w:val="left"/>
+      <w:pPr>
+        <w:tabs>
+          <w:tab w:val="num" w:pos="720"/>
+        </w:tabs>
+        <w:ind w:left="720" w:hanging="360"/>
+      </w:pPr>
+    </w:lvl>
+    <w:lvl w:ilvl="1" w:tentative="1">
+      <w:start w:val="1"/>
+      <w:numFmt w:val="decimal"/>
+      <w:lvlText w:val="%2."/>
+      <w:lvlJc w:val="left"/>
+      <w:pPr>
+        <w:tabs>
+          <w:tab w:val="num" w:pos="1440"/>
+        </w:tabs>
+        <w:ind w:left="1440" w:hanging="360"/>
+      </w:pPr>
+    </w:lvl>
+    <w:lvl w:ilvl="2" w:tentative="1">
+      <w:start w:val="1"/>
+      <w:numFmt w:val="decimal"/>
+      <w:lvlText w:val="%3."/>
+      <w:lvlJc w:val="left"/>
+      <w:pPr>
+        <w:tabs>
+          <w:tab w:val="num" w:pos="2160"/>
+        </w:tabs>
+        <w:ind w:left="2160" w:hanging="360"/>
+      </w:pPr>
+    </w:lvl>
+    <w:lvl w:ilvl="3" w:tentative="1">
+      <w:start w:val="1"/>
+      <w:numFmt w:val="decimal"/>
+      <w:lvlText w:val="%4."/>
+      <w:lvlJc w:val="left"/>
+      <w:pPr>
+        <w:tabs>
+          <w:tab w:val="num" w:pos="2880"/>
+        </w:tabs>
+        <w:ind w:left="2880" w:hanging="360"/>
+      </w:pPr>
+    </w:lvl>
+    <w:lvl w:ilvl="4" w:tentative="1">
+      <w:start w:val="1"/>
+      <w:numFmt w:val="decimal"/>
+      <w:lvlText w:val="%5."/>
+      <w:lvlJc w:val="left"/>
+      <w:pPr>
+        <w:tabs>
+          <w:tab w:val="num" w:pos="3600"/>
+        </w:tabs>
+        <w:ind w:left="3600" w:hanging="360"/>
+      </w:pPr>
+    </w:lvl>
+    <w:lvl w:ilvl="5" w:tentative="1">
+      <w:start w:val="1"/>
+      <w:numFmt w:val="decimal"/>
+      <w:lvlText w:val="%6."/>
+      <w:lvlJc w:val="left"/>
+      <w:pPr>
+        <w:tabs>
+          <w:tab w:val="num" w:pos="4320"/>
+        </w:tabs>
+        <w:ind w:left="4320" w:hanging="360"/>
+      </w:pPr>
+    </w:lvl>
+    <w:lvl w:ilvl="6" w:tentative="1">
+      <w:start w:val="1"/>
+      <w:numFmt w:val="decimal"/>
+      <w:lvlText w:val="%7."/>
+      <w:lvlJc w:val="left"/>
+      <w:pPr>
+        <w:tabs>
+          <w:tab w:val="num" w:pos="5040"/>
+        </w:tabs>
+        <w:ind w:left="5040" w:hanging="360"/>
+      </w:pPr>
+    </w:lvl>
+    <w:lvl w:ilvl="7" w:tentative="1">
+      <w:start w:val="1"/>
+      <w:numFmt w:val="decimal"/>
+      <w:lvlText w:val="%8."/>
+      <w:lvlJc w:val="left"/>
+      <w:pPr>
+        <w:tabs>
+          <w:tab w:val="num" w:pos="5760"/>
+        </w:tabs>
+        <w:ind w:left="5760" w:hanging="360"/>
+      </w:pPr>
+    </w:lvl>
+    <w:lvl w:ilvl="8" w:tentative="1">
+      <w:start w:val="1"/>
+      <w:numFmt w:val="decimal"/>
+      <w:lvlText w:val="%9."/>
+      <w:lvlJc w:val="left"/>
+      <w:pPr>
+        <w:tabs>
+          <w:tab w:val="num" w:pos="6480"/>
+        </w:tabs>
+        <w:ind w:left="6480" w:hanging="360"/>
+      </w:pPr>
+    </w:lvl>
+  </w:abstractNum>
+  <w:abstractNum w:abstractNumId="28" w15:restartNumberingAfterBreak="0">
+    <w:nsid w:val="5FDD7434"/>
+    <w:multiLevelType w:val="multilevel"/>
+    <w:tmpl w:val="A050848C"/>
     <w:lvl w:ilvl="0">
       <w:start w:val="1"/>
       <w:numFmt w:val="bullet"/>
@@ -33717,7 +40354,156 @@
       </w:rPr>
     </w:lvl>
   </w:abstractNum>
-  <w:abstractNum w:abstractNumId="21" w15:restartNumberingAfterBreak="0">
+  <w:abstractNum w:abstractNumId="29" w15:restartNumberingAfterBreak="0">
+    <w:nsid w:val="612F1D00"/>
+    <w:multiLevelType w:val="multilevel"/>
+    <w:tmpl w:val="94C84C3A"/>
+    <w:lvl w:ilvl="0">
+      <w:start w:val="1"/>
+      <w:numFmt w:val="bullet"/>
+      <w:lvlText w:val=""/>
+      <w:lvlJc w:val="left"/>
+      <w:pPr>
+        <w:tabs>
+          <w:tab w:val="num" w:pos="720"/>
+        </w:tabs>
+        <w:ind w:left="720" w:hanging="360"/>
+      </w:pPr>
+      <w:rPr>
+        <w:rFonts w:ascii="Symbol" w:hAnsi="Symbol" w:hint="default"/>
+        <w:sz w:val="20"/>
+      </w:rPr>
+    </w:lvl>
+    <w:lvl w:ilvl="1" w:tentative="1">
+      <w:start w:val="1"/>
+      <w:numFmt w:val="bullet"/>
+      <w:lvlText w:val="o"/>
+      <w:lvlJc w:val="left"/>
+      <w:pPr>
+        <w:tabs>
+          <w:tab w:val="num" w:pos="1440"/>
+        </w:tabs>
+        <w:ind w:left="1440" w:hanging="360"/>
+      </w:pPr>
+      <w:rPr>
+        <w:rFonts w:ascii="Courier New" w:hAnsi="Courier New" w:hint="default"/>
+        <w:sz w:val="20"/>
+      </w:rPr>
+    </w:lvl>
+    <w:lvl w:ilvl="2" w:tentative="1">
+      <w:start w:val="1"/>
+      <w:numFmt w:val="bullet"/>
+      <w:lvlText w:val=""/>
+      <w:lvlJc w:val="left"/>
+      <w:pPr>
+        <w:tabs>
+          <w:tab w:val="num" w:pos="2160"/>
+        </w:tabs>
+        <w:ind w:left="2160" w:hanging="360"/>
+      </w:pPr>
+      <w:rPr>
+        <w:rFonts w:ascii="Wingdings" w:hAnsi="Wingdings" w:hint="default"/>
+        <w:sz w:val="20"/>
+      </w:rPr>
+    </w:lvl>
+    <w:lvl w:ilvl="3" w:tentative="1">
+      <w:start w:val="1"/>
+      <w:numFmt w:val="bullet"/>
+      <w:lvlText w:val=""/>
+      <w:lvlJc w:val="left"/>
+      <w:pPr>
+        <w:tabs>
+          <w:tab w:val="num" w:pos="2880"/>
+        </w:tabs>
+        <w:ind w:left="2880" w:hanging="360"/>
+      </w:pPr>
+      <w:rPr>
+        <w:rFonts w:ascii="Wingdings" w:hAnsi="Wingdings" w:hint="default"/>
+        <w:sz w:val="20"/>
+      </w:rPr>
+    </w:lvl>
+    <w:lvl w:ilvl="4" w:tentative="1">
+      <w:start w:val="1"/>
+      <w:numFmt w:val="bullet"/>
+      <w:lvlText w:val=""/>
+      <w:lvlJc w:val="left"/>
+      <w:pPr>
+        <w:tabs>
+          <w:tab w:val="num" w:pos="3600"/>
+        </w:tabs>
+        <w:ind w:left="3600" w:hanging="360"/>
+      </w:pPr>
+      <w:rPr>
+        <w:rFonts w:ascii="Wingdings" w:hAnsi="Wingdings" w:hint="default"/>
+        <w:sz w:val="20"/>
+      </w:rPr>
+    </w:lvl>
+    <w:lvl w:ilvl="5" w:tentative="1">
+      <w:start w:val="1"/>
+      <w:numFmt w:val="bullet"/>
+      <w:lvlText w:val=""/>
+      <w:lvlJc w:val="left"/>
+      <w:pPr>
+        <w:tabs>
+          <w:tab w:val="num" w:pos="4320"/>
+        </w:tabs>
+        <w:ind w:left="4320" w:hanging="360"/>
+      </w:pPr>
+      <w:rPr>
+        <w:rFonts w:ascii="Wingdings" w:hAnsi="Wingdings" w:hint="default"/>
+        <w:sz w:val="20"/>
+      </w:rPr>
+    </w:lvl>
+    <w:lvl w:ilvl="6" w:tentative="1">
+      <w:start w:val="1"/>
+      <w:numFmt w:val="bullet"/>
+      <w:lvlText w:val=""/>
+      <w:lvlJc w:val="left"/>
+      <w:pPr>
+        <w:tabs>
+          <w:tab w:val="num" w:pos="5040"/>
+        </w:tabs>
+        <w:ind w:left="5040" w:hanging="360"/>
+      </w:pPr>
+      <w:rPr>
+        <w:rFonts w:ascii="Wingdings" w:hAnsi="Wingdings" w:hint="default"/>
+        <w:sz w:val="20"/>
+      </w:rPr>
+    </w:lvl>
+    <w:lvl w:ilvl="7" w:tentative="1">
+      <w:start w:val="1"/>
+      <w:numFmt w:val="bullet"/>
+      <w:lvlText w:val=""/>
+      <w:lvlJc w:val="left"/>
+      <w:pPr>
+        <w:tabs>
+          <w:tab w:val="num" w:pos="5760"/>
+        </w:tabs>
+        <w:ind w:left="5760" w:hanging="360"/>
+      </w:pPr>
+      <w:rPr>
+        <w:rFonts w:ascii="Wingdings" w:hAnsi="Wingdings" w:hint="default"/>
+        <w:sz w:val="20"/>
+      </w:rPr>
+    </w:lvl>
+    <w:lvl w:ilvl="8" w:tentative="1">
+      <w:start w:val="1"/>
+      <w:numFmt w:val="bullet"/>
+      <w:lvlText w:val=""/>
+      <w:lvlJc w:val="left"/>
+      <w:pPr>
+        <w:tabs>
+          <w:tab w:val="num" w:pos="6480"/>
+        </w:tabs>
+        <w:ind w:left="6480" w:hanging="360"/>
+      </w:pPr>
+      <w:rPr>
+        <w:rFonts w:ascii="Wingdings" w:hAnsi="Wingdings" w:hint="default"/>
+        <w:sz w:val="20"/>
+      </w:rPr>
+    </w:lvl>
+  </w:abstractNum>
+  <w:abstractNum w:abstractNumId="30" w15:restartNumberingAfterBreak="0">
     <w:nsid w:val="638A7E28"/>
     <w:multiLevelType w:val="multilevel"/>
     <w:tmpl w:val="14F8E89C"/>
@@ -33866,7 +40652,7 @@
       </w:rPr>
     </w:lvl>
   </w:abstractNum>
-  <w:abstractNum w:abstractNumId="22" w15:restartNumberingAfterBreak="0">
+  <w:abstractNum w:abstractNumId="31" w15:restartNumberingAfterBreak="0">
     <w:nsid w:val="67E4552A"/>
     <w:multiLevelType w:val="multilevel"/>
     <w:tmpl w:val="DD06F18C"/>
@@ -34015,7 +40801,7 @@
       </w:rPr>
     </w:lvl>
   </w:abstractNum>
-  <w:abstractNum w:abstractNumId="23" w15:restartNumberingAfterBreak="0">
+  <w:abstractNum w:abstractNumId="32" w15:restartNumberingAfterBreak="0">
     <w:nsid w:val="6B126C10"/>
     <w:multiLevelType w:val="multilevel"/>
     <w:tmpl w:val="DB9EF5EA"/>
@@ -34164,7 +40950,7 @@
       </w:rPr>
     </w:lvl>
   </w:abstractNum>
-  <w:abstractNum w:abstractNumId="24" w15:restartNumberingAfterBreak="0">
+  <w:abstractNum w:abstractNumId="33" w15:restartNumberingAfterBreak="0">
     <w:nsid w:val="6DC32F79"/>
     <w:multiLevelType w:val="multilevel"/>
     <w:tmpl w:val="FB8E2696"/>
@@ -34313,7 +41099,7 @@
       </w:rPr>
     </w:lvl>
   </w:abstractNum>
-  <w:abstractNum w:abstractNumId="25" w15:restartNumberingAfterBreak="0">
+  <w:abstractNum w:abstractNumId="34" w15:restartNumberingAfterBreak="0">
     <w:nsid w:val="70EB24C7"/>
     <w:multiLevelType w:val="multilevel"/>
     <w:tmpl w:val="57E67430"/>
@@ -34462,7 +41248,156 @@
       </w:rPr>
     </w:lvl>
   </w:abstractNum>
-  <w:abstractNum w:abstractNumId="26" w15:restartNumberingAfterBreak="0">
+  <w:abstractNum w:abstractNumId="35" w15:restartNumberingAfterBreak="0">
+    <w:nsid w:val="76D7707A"/>
+    <w:multiLevelType w:val="multilevel"/>
+    <w:tmpl w:val="6E705D98"/>
+    <w:lvl w:ilvl="0">
+      <w:start w:val="1"/>
+      <w:numFmt w:val="bullet"/>
+      <w:lvlText w:val=""/>
+      <w:lvlJc w:val="left"/>
+      <w:pPr>
+        <w:tabs>
+          <w:tab w:val="num" w:pos="720"/>
+        </w:tabs>
+        <w:ind w:left="720" w:hanging="360"/>
+      </w:pPr>
+      <w:rPr>
+        <w:rFonts w:ascii="Symbol" w:hAnsi="Symbol" w:hint="default"/>
+        <w:sz w:val="20"/>
+      </w:rPr>
+    </w:lvl>
+    <w:lvl w:ilvl="1" w:tentative="1">
+      <w:start w:val="1"/>
+      <w:numFmt w:val="bullet"/>
+      <w:lvlText w:val=""/>
+      <w:lvlJc w:val="left"/>
+      <w:pPr>
+        <w:tabs>
+          <w:tab w:val="num" w:pos="1440"/>
+        </w:tabs>
+        <w:ind w:left="1440" w:hanging="360"/>
+      </w:pPr>
+      <w:rPr>
+        <w:rFonts w:ascii="Symbol" w:hAnsi="Symbol" w:hint="default"/>
+        <w:sz w:val="20"/>
+      </w:rPr>
+    </w:lvl>
+    <w:lvl w:ilvl="2" w:tentative="1">
+      <w:start w:val="1"/>
+      <w:numFmt w:val="bullet"/>
+      <w:lvlText w:val=""/>
+      <w:lvlJc w:val="left"/>
+      <w:pPr>
+        <w:tabs>
+          <w:tab w:val="num" w:pos="2160"/>
+        </w:tabs>
+        <w:ind w:left="2160" w:hanging="360"/>
+      </w:pPr>
+      <w:rPr>
+        <w:rFonts w:ascii="Symbol" w:hAnsi="Symbol" w:hint="default"/>
+        <w:sz w:val="20"/>
+      </w:rPr>
+    </w:lvl>
+    <w:lvl w:ilvl="3" w:tentative="1">
+      <w:start w:val="1"/>
+      <w:numFmt w:val="bullet"/>
+      <w:lvlText w:val=""/>
+      <w:lvlJc w:val="left"/>
+      <w:pPr>
+        <w:tabs>
+          <w:tab w:val="num" w:pos="2880"/>
+        </w:tabs>
+        <w:ind w:left="2880" w:hanging="360"/>
+      </w:pPr>
+      <w:rPr>
+        <w:rFonts w:ascii="Symbol" w:hAnsi="Symbol" w:hint="default"/>
+        <w:sz w:val="20"/>
+      </w:rPr>
+    </w:lvl>
+    <w:lvl w:ilvl="4" w:tentative="1">
+      <w:start w:val="1"/>
+      <w:numFmt w:val="bullet"/>
+      <w:lvlText w:val=""/>
+      <w:lvlJc w:val="left"/>
+      <w:pPr>
+        <w:tabs>
+          <w:tab w:val="num" w:pos="3600"/>
+        </w:tabs>
+        <w:ind w:left="3600" w:hanging="360"/>
+      </w:pPr>
+      <w:rPr>
+        <w:rFonts w:ascii="Symbol" w:hAnsi="Symbol" w:hint="default"/>
+        <w:sz w:val="20"/>
+      </w:rPr>
+    </w:lvl>
+    <w:lvl w:ilvl="5" w:tentative="1">
+      <w:start w:val="1"/>
+      <w:numFmt w:val="bullet"/>
+      <w:lvlText w:val=""/>
+      <w:lvlJc w:val="left"/>
+      <w:pPr>
+        <w:tabs>
+          <w:tab w:val="num" w:pos="4320"/>
+        </w:tabs>
+        <w:ind w:left="4320" w:hanging="360"/>
+      </w:pPr>
+      <w:rPr>
+        <w:rFonts w:ascii="Symbol" w:hAnsi="Symbol" w:hint="default"/>
+        <w:sz w:val="20"/>
+      </w:rPr>
+    </w:lvl>
+    <w:lvl w:ilvl="6" w:tentative="1">
+      <w:start w:val="1"/>
+      <w:numFmt w:val="bullet"/>
+      <w:lvlText w:val=""/>
+      <w:lvlJc w:val="left"/>
+      <w:pPr>
+        <w:tabs>
+          <w:tab w:val="num" w:pos="5040"/>
+        </w:tabs>
+        <w:ind w:left="5040" w:hanging="360"/>
+      </w:pPr>
+      <w:rPr>
+        <w:rFonts w:ascii="Symbol" w:hAnsi="Symbol" w:hint="default"/>
+        <w:sz w:val="20"/>
+      </w:rPr>
+    </w:lvl>
+    <w:lvl w:ilvl="7" w:tentative="1">
+      <w:start w:val="1"/>
+      <w:numFmt w:val="bullet"/>
+      <w:lvlText w:val=""/>
+      <w:lvlJc w:val="left"/>
+      <w:pPr>
+        <w:tabs>
+          <w:tab w:val="num" w:pos="5760"/>
+        </w:tabs>
+        <w:ind w:left="5760" w:hanging="360"/>
+      </w:pPr>
+      <w:rPr>
+        <w:rFonts w:ascii="Symbol" w:hAnsi="Symbol" w:hint="default"/>
+        <w:sz w:val="20"/>
+      </w:rPr>
+    </w:lvl>
+    <w:lvl w:ilvl="8" w:tentative="1">
+      <w:start w:val="1"/>
+      <w:numFmt w:val="bullet"/>
+      <w:lvlText w:val=""/>
+      <w:lvlJc w:val="left"/>
+      <w:pPr>
+        <w:tabs>
+          <w:tab w:val="num" w:pos="6480"/>
+        </w:tabs>
+        <w:ind w:left="6480" w:hanging="360"/>
+      </w:pPr>
+      <w:rPr>
+        <w:rFonts w:ascii="Symbol" w:hAnsi="Symbol" w:hint="default"/>
+        <w:sz w:val="20"/>
+      </w:rPr>
+    </w:lvl>
+  </w:abstractNum>
+  <w:abstractNum w:abstractNumId="36" w15:restartNumberingAfterBreak="0">
     <w:nsid w:val="77CD41DC"/>
     <w:multiLevelType w:val="multilevel"/>
     <w:tmpl w:val="CC465296"/>
@@ -34611,7 +41546,156 @@
       </w:rPr>
     </w:lvl>
   </w:abstractNum>
-  <w:abstractNum w:abstractNumId="27" w15:restartNumberingAfterBreak="0">
+  <w:abstractNum w:abstractNumId="37" w15:restartNumberingAfterBreak="0">
+    <w:nsid w:val="79CF3B0C"/>
+    <w:multiLevelType w:val="multilevel"/>
+    <w:tmpl w:val="151AD286"/>
+    <w:lvl w:ilvl="0">
+      <w:start w:val="1"/>
+      <w:numFmt w:val="bullet"/>
+      <w:lvlText w:val=""/>
+      <w:lvlJc w:val="left"/>
+      <w:pPr>
+        <w:tabs>
+          <w:tab w:val="num" w:pos="720"/>
+        </w:tabs>
+        <w:ind w:left="720" w:hanging="360"/>
+      </w:pPr>
+      <w:rPr>
+        <w:rFonts w:ascii="Symbol" w:hAnsi="Symbol" w:hint="default"/>
+        <w:sz w:val="20"/>
+      </w:rPr>
+    </w:lvl>
+    <w:lvl w:ilvl="1" w:tentative="1">
+      <w:start w:val="1"/>
+      <w:numFmt w:val="bullet"/>
+      <w:lvlText w:val="o"/>
+      <w:lvlJc w:val="left"/>
+      <w:pPr>
+        <w:tabs>
+          <w:tab w:val="num" w:pos="1440"/>
+        </w:tabs>
+        <w:ind w:left="1440" w:hanging="360"/>
+      </w:pPr>
+      <w:rPr>
+        <w:rFonts w:ascii="Courier New" w:hAnsi="Courier New" w:hint="default"/>
+        <w:sz w:val="20"/>
+      </w:rPr>
+    </w:lvl>
+    <w:lvl w:ilvl="2" w:tentative="1">
+      <w:start w:val="1"/>
+      <w:numFmt w:val="bullet"/>
+      <w:lvlText w:val=""/>
+      <w:lvlJc w:val="left"/>
+      <w:pPr>
+        <w:tabs>
+          <w:tab w:val="num" w:pos="2160"/>
+        </w:tabs>
+        <w:ind w:left="2160" w:hanging="360"/>
+      </w:pPr>
+      <w:rPr>
+        <w:rFonts w:ascii="Wingdings" w:hAnsi="Wingdings" w:hint="default"/>
+        <w:sz w:val="20"/>
+      </w:rPr>
+    </w:lvl>
+    <w:lvl w:ilvl="3" w:tentative="1">
+      <w:start w:val="1"/>
+      <w:numFmt w:val="bullet"/>
+      <w:lvlText w:val=""/>
+      <w:lvlJc w:val="left"/>
+      <w:pPr>
+        <w:tabs>
+          <w:tab w:val="num" w:pos="2880"/>
+        </w:tabs>
+        <w:ind w:left="2880" w:hanging="360"/>
+      </w:pPr>
+      <w:rPr>
+        <w:rFonts w:ascii="Wingdings" w:hAnsi="Wingdings" w:hint="default"/>
+        <w:sz w:val="20"/>
+      </w:rPr>
+    </w:lvl>
+    <w:lvl w:ilvl="4" w:tentative="1">
+      <w:start w:val="1"/>
+      <w:numFmt w:val="bullet"/>
+      <w:lvlText w:val=""/>
+      <w:lvlJc w:val="left"/>
+      <w:pPr>
+        <w:tabs>
+          <w:tab w:val="num" w:pos="3600"/>
+        </w:tabs>
+        <w:ind w:left="3600" w:hanging="360"/>
+      </w:pPr>
+      <w:rPr>
+        <w:rFonts w:ascii="Wingdings" w:hAnsi="Wingdings" w:hint="default"/>
+        <w:sz w:val="20"/>
+      </w:rPr>
+    </w:lvl>
+    <w:lvl w:ilvl="5" w:tentative="1">
+      <w:start w:val="1"/>
+      <w:numFmt w:val="bullet"/>
+      <w:lvlText w:val=""/>
+      <w:lvlJc w:val="left"/>
+      <w:pPr>
+        <w:tabs>
+          <w:tab w:val="num" w:pos="4320"/>
+        </w:tabs>
+        <w:ind w:left="4320" w:hanging="360"/>
+      </w:pPr>
+      <w:rPr>
+        <w:rFonts w:ascii="Wingdings" w:hAnsi="Wingdings" w:hint="default"/>
+        <w:sz w:val="20"/>
+      </w:rPr>
+    </w:lvl>
+    <w:lvl w:ilvl="6" w:tentative="1">
+      <w:start w:val="1"/>
+      <w:numFmt w:val="bullet"/>
+      <w:lvlText w:val=""/>
+      <w:lvlJc w:val="left"/>
+      <w:pPr>
+        <w:tabs>
+          <w:tab w:val="num" w:pos="5040"/>
+        </w:tabs>
+        <w:ind w:left="5040" w:hanging="360"/>
+      </w:pPr>
+      <w:rPr>
+        <w:rFonts w:ascii="Wingdings" w:hAnsi="Wingdings" w:hint="default"/>
+        <w:sz w:val="20"/>
+      </w:rPr>
+    </w:lvl>
+    <w:lvl w:ilvl="7" w:tentative="1">
+      <w:start w:val="1"/>
+      <w:numFmt w:val="bullet"/>
+      <w:lvlText w:val=""/>
+      <w:lvlJc w:val="left"/>
+      <w:pPr>
+        <w:tabs>
+          <w:tab w:val="num" w:pos="5760"/>
+        </w:tabs>
+        <w:ind w:left="5760" w:hanging="360"/>
+      </w:pPr>
+      <w:rPr>
+        <w:rFonts w:ascii="Wingdings" w:hAnsi="Wingdings" w:hint="default"/>
+        <w:sz w:val="20"/>
+      </w:rPr>
+    </w:lvl>
+    <w:lvl w:ilvl="8" w:tentative="1">
+      <w:start w:val="1"/>
+      <w:numFmt w:val="bullet"/>
+      <w:lvlText w:val=""/>
+      <w:lvlJc w:val="left"/>
+      <w:pPr>
+        <w:tabs>
+          <w:tab w:val="num" w:pos="6480"/>
+        </w:tabs>
+        <w:ind w:left="6480" w:hanging="360"/>
+      </w:pPr>
+      <w:rPr>
+        <w:rFonts w:ascii="Wingdings" w:hAnsi="Wingdings" w:hint="default"/>
+        <w:sz w:val="20"/>
+      </w:rPr>
+    </w:lvl>
+  </w:abstractNum>
+  <w:abstractNum w:abstractNumId="38" w15:restartNumberingAfterBreak="0">
     <w:nsid w:val="79D71151"/>
     <w:multiLevelType w:val="multilevel"/>
     <w:tmpl w:val="629698C6"/>
@@ -34725,88 +41809,121 @@
     </w:lvl>
   </w:abstractNum>
   <w:num w:numId="1">
+    <w:abstractNumId w:val="28"/>
+  </w:num>
+  <w:num w:numId="2">
+    <w:abstractNumId w:val="21"/>
+  </w:num>
+  <w:num w:numId="3">
+    <w:abstractNumId w:val="3"/>
+  </w:num>
+  <w:num w:numId="4">
+    <w:abstractNumId w:val="36"/>
+  </w:num>
+  <w:num w:numId="5">
+    <w:abstractNumId w:val="33"/>
+  </w:num>
+  <w:num w:numId="6">
+    <w:abstractNumId w:val="29"/>
+  </w:num>
+  <w:num w:numId="7">
+    <w:abstractNumId w:val="26"/>
+  </w:num>
+  <w:num w:numId="8">
+    <w:abstractNumId w:val="32"/>
+  </w:num>
+  <w:num w:numId="9">
+    <w:abstractNumId w:val="25"/>
+  </w:num>
+  <w:num w:numId="10">
+    <w:abstractNumId w:val="12"/>
+  </w:num>
+  <w:num w:numId="11">
+    <w:abstractNumId w:val="9"/>
+  </w:num>
+  <w:num w:numId="12">
+    <w:abstractNumId w:val="34"/>
+  </w:num>
+  <w:num w:numId="13">
     <w:abstractNumId w:val="19"/>
   </w:num>
-  <w:num w:numId="2">
+  <w:num w:numId="14">
+    <w:abstractNumId w:val="6"/>
+  </w:num>
+  <w:num w:numId="15">
+    <w:abstractNumId w:val="15"/>
+  </w:num>
+  <w:num w:numId="16">
+    <w:abstractNumId w:val="38"/>
+  </w:num>
+  <w:num w:numId="17">
+    <w:abstractNumId w:val="2"/>
+  </w:num>
+  <w:num w:numId="18">
+    <w:abstractNumId w:val="16"/>
+  </w:num>
+  <w:num w:numId="19">
+    <w:abstractNumId w:val="10"/>
+  </w:num>
+  <w:num w:numId="20">
     <w:abstractNumId w:val="14"/>
   </w:num>
-  <w:num w:numId="3">
-    <w:abstractNumId w:val="2"/>
-  </w:num>
-  <w:num w:numId="4">
-    <w:abstractNumId w:val="26"/>
-  </w:num>
-  <w:num w:numId="5">
-    <w:abstractNumId w:val="24"/>
-  </w:num>
-  <w:num w:numId="6">
-    <w:abstractNumId w:val="20"/>
-  </w:num>
-  <w:num w:numId="7">
-    <w:abstractNumId w:val="17"/>
-  </w:num>
-  <w:num w:numId="8">
-    <w:abstractNumId w:val="23"/>
-  </w:num>
-  <w:num w:numId="9">
-    <w:abstractNumId w:val="16"/>
-  </w:num>
-  <w:num w:numId="10">
-    <w:abstractNumId w:val="8"/>
-  </w:num>
-  <w:num w:numId="11">
-    <w:abstractNumId w:val="5"/>
-  </w:num>
-  <w:num w:numId="12">
-    <w:abstractNumId w:val="25"/>
-  </w:num>
-  <w:num w:numId="13">
-    <w:abstractNumId w:val="12"/>
-  </w:num>
-  <w:num w:numId="14">
-    <w:abstractNumId w:val="3"/>
-  </w:num>
-  <w:num w:numId="15">
-    <w:abstractNumId w:val="10"/>
-  </w:num>
-  <w:num w:numId="16">
-    <w:abstractNumId w:val="27"/>
-  </w:num>
-  <w:num w:numId="17">
-    <w:abstractNumId w:val="1"/>
-  </w:num>
-  <w:num w:numId="18">
+  <w:num w:numId="21">
     <w:abstractNumId w:val="11"/>
   </w:num>
-  <w:num w:numId="19">
-    <w:abstractNumId w:val="6"/>
-  </w:num>
-  <w:num w:numId="20">
-    <w:abstractNumId w:val="9"/>
-  </w:num>
-  <w:num w:numId="21">
-    <w:abstractNumId w:val="7"/>
-  </w:num>
   <w:num w:numId="22">
-    <w:abstractNumId w:val="21"/>
+    <w:abstractNumId w:val="30"/>
   </w:num>
   <w:num w:numId="23">
     <w:abstractNumId w:val="0"/>
   </w:num>
   <w:num w:numId="24">
+    <w:abstractNumId w:val="27"/>
+  </w:num>
+  <w:num w:numId="25">
+    <w:abstractNumId w:val="20"/>
+  </w:num>
+  <w:num w:numId="26">
+    <w:abstractNumId w:val="31"/>
+  </w:num>
+  <w:num w:numId="27">
+    <w:abstractNumId w:val="7"/>
+  </w:num>
+  <w:num w:numId="28">
+    <w:abstractNumId w:val="22"/>
+  </w:num>
+  <w:num w:numId="29">
+    <w:abstractNumId w:val="13"/>
+  </w:num>
+  <w:num w:numId="30">
+    <w:abstractNumId w:val="5"/>
+  </w:num>
+  <w:num w:numId="31">
+    <w:abstractNumId w:val="1"/>
+  </w:num>
+  <w:num w:numId="32">
+    <w:abstractNumId w:val="35"/>
+  </w:num>
+  <w:num w:numId="33">
+    <w:abstractNumId w:val="23"/>
+  </w:num>
+  <w:num w:numId="34">
+    <w:abstractNumId w:val="17"/>
+  </w:num>
+  <w:num w:numId="35">
+    <w:abstractNumId w:val="8"/>
+  </w:num>
+  <w:num w:numId="36">
+    <w:abstractNumId w:val="4"/>
+  </w:num>
+  <w:num w:numId="37">
     <w:abstractNumId w:val="18"/>
   </w:num>
-  <w:num w:numId="25">
-    <w:abstractNumId w:val="13"/>
+  <w:num w:numId="38">
+    <w:abstractNumId w:val="24"/>
   </w:num>
-  <w:num w:numId="26">
-    <w:abstractNumId w:val="22"/>
-  </w:num>
-  <w:num w:numId="27">
-    <w:abstractNumId w:val="4"/>
-  </w:num>
-  <w:num w:numId="28">
-    <w:abstractNumId w:val="15"/>
+  <w:num w:numId="39">
+    <w:abstractNumId w:val="37"/>
   </w:num>
 </w:numbering>
 </file>
@@ -35469,6 +42586,25 @@
       <w:szCs w:val="20"/>
     </w:rPr>
   </w:style>
+  <w:style w:type="character" w:customStyle="1" w:styleId="inlinemarkdowntcy7y49">
+    <w:name w:val="_inlinemarkdown_tcy7y_49"/>
+    <w:basedOn w:val="a0"/>
+    <w:rsid w:val="00CF4E68"/>
+  </w:style>
+  <w:style w:type="paragraph" w:customStyle="1" w:styleId="text-size-chat">
+    <w:name w:val="text-size-chat"/>
+    <w:basedOn w:val="a"/>
+    <w:rsid w:val="00EF24D8"/>
+    <w:pPr>
+      <w:spacing w:before="100" w:beforeAutospacing="1" w:after="100" w:afterAutospacing="1" w:line="240" w:lineRule="auto"/>
+    </w:pPr>
+    <w:rPr>
+      <w:rFonts w:ascii="Times New Roman" w:eastAsia="Times New Roman" w:hAnsi="Times New Roman" w:cs="Times New Roman"/>
+      <w:sz w:val="24"/>
+      <w:szCs w:val="24"/>
+      <w:lang w:eastAsia="ru-RU"/>
+    </w:rPr>
+  </w:style>
 </w:styles>
 </file>
 

--- a/БД.docx
+++ b/БД.docx
@@ -1402,7 +1402,6 @@
                 <w:lang w:eastAsia="ru-RU"/>
               </w:rPr>
             </w:pPr>
-            <w:proofErr w:type="gramStart"/>
             <w:r>
               <w:rPr>
                 <w:rFonts w:ascii="Calibri" w:eastAsia="Times New Roman" w:hAnsi="Calibri" w:cs="Calibri"/>
@@ -1411,7 +1410,6 @@
               </w:rPr>
               <w:t>1:N</w:t>
             </w:r>
-            <w:proofErr w:type="gramEnd"/>
           </w:p>
         </w:tc>
         <w:tc>
@@ -1953,7 +1951,6 @@
                 <w:lang w:eastAsia="ru-RU"/>
               </w:rPr>
             </w:pPr>
-            <w:proofErr w:type="gramStart"/>
             <w:r>
               <w:rPr>
                 <w:rFonts w:ascii="Calibri" w:eastAsia="Times New Roman" w:hAnsi="Calibri" w:cs="Calibri"/>
@@ -1962,7 +1959,6 @@
               </w:rPr>
               <w:t>M:N</w:t>
             </w:r>
-            <w:proofErr w:type="gramEnd"/>
           </w:p>
         </w:tc>
         <w:tc>
@@ -2083,7 +2079,6 @@
                 <w:lang w:eastAsia="ru-RU"/>
               </w:rPr>
             </w:pPr>
-            <w:proofErr w:type="gramStart"/>
             <w:r>
               <w:rPr>
                 <w:rFonts w:ascii="Calibri" w:eastAsia="Times New Roman" w:hAnsi="Calibri" w:cs="Calibri"/>
@@ -2092,7 +2087,6 @@
               </w:rPr>
               <w:t>1:N</w:t>
             </w:r>
-            <w:proofErr w:type="gramEnd"/>
           </w:p>
         </w:tc>
         <w:tc>
@@ -2214,7 +2208,6 @@
                 <w:lang w:eastAsia="ru-RU"/>
               </w:rPr>
             </w:pPr>
-            <w:proofErr w:type="gramStart"/>
             <w:r>
               <w:rPr>
                 <w:rFonts w:ascii="Calibri" w:eastAsia="Times New Roman" w:hAnsi="Calibri" w:cs="Calibri"/>
@@ -2223,7 +2216,6 @@
               </w:rPr>
               <w:t>1:N</w:t>
             </w:r>
-            <w:proofErr w:type="gramEnd"/>
           </w:p>
         </w:tc>
         <w:tc>
@@ -2381,7 +2373,6 @@
                 <w:lang w:eastAsia="ru-RU"/>
               </w:rPr>
             </w:pPr>
-            <w:proofErr w:type="gramStart"/>
             <w:r>
               <w:rPr>
                 <w:rFonts w:ascii="Calibri" w:eastAsia="Times New Roman" w:hAnsi="Calibri" w:cs="Calibri"/>
@@ -2390,7 +2381,6 @@
               </w:rPr>
               <w:t>1:N</w:t>
             </w:r>
-            <w:proofErr w:type="gramEnd"/>
           </w:p>
         </w:tc>
         <w:tc>
@@ -2868,7 +2858,6 @@
                 <w:lang w:eastAsia="ru-RU"/>
               </w:rPr>
             </w:pPr>
-            <w:proofErr w:type="gramStart"/>
             <w:r>
               <w:rPr>
                 <w:rFonts w:ascii="Calibri" w:eastAsia="Times New Roman" w:hAnsi="Calibri" w:cs="Calibri"/>
@@ -2877,7 +2866,6 @@
               </w:rPr>
               <w:t>M:N</w:t>
             </w:r>
-            <w:proofErr w:type="gramEnd"/>
           </w:p>
         </w:tc>
         <w:tc>
@@ -3547,7 +3535,6 @@
                 <w:lang w:eastAsia="ru-RU"/>
               </w:rPr>
             </w:pPr>
-            <w:proofErr w:type="gramStart"/>
             <w:r>
               <w:rPr>
                 <w:rFonts w:ascii="Calibri" w:eastAsia="Times New Roman" w:hAnsi="Calibri" w:cs="Calibri"/>
@@ -3556,7 +3543,6 @@
               </w:rPr>
               <w:t>1:N</w:t>
             </w:r>
-            <w:proofErr w:type="gramEnd"/>
           </w:p>
         </w:tc>
         <w:tc>
@@ -3939,7 +3925,6 @@
                 <w:lang w:eastAsia="ru-RU"/>
               </w:rPr>
             </w:pPr>
-            <w:proofErr w:type="gramStart"/>
             <w:r>
               <w:rPr>
                 <w:rFonts w:ascii="Calibri" w:eastAsia="Times New Roman" w:hAnsi="Calibri" w:cs="Calibri"/>
@@ -3948,7 +3933,6 @@
               </w:rPr>
               <w:t>1:N</w:t>
             </w:r>
-            <w:proofErr w:type="gramEnd"/>
           </w:p>
         </w:tc>
         <w:tc>
@@ -4522,7 +4506,6 @@
                 <w:lang w:eastAsia="ru-RU"/>
               </w:rPr>
             </w:pPr>
-            <w:proofErr w:type="gramStart"/>
             <w:r>
               <w:rPr>
                 <w:rFonts w:ascii="Calibri" w:eastAsia="Times New Roman" w:hAnsi="Calibri" w:cs="Calibri"/>
@@ -4531,7 +4514,6 @@
               </w:rPr>
               <w:t>M:N</w:t>
             </w:r>
-            <w:proofErr w:type="gramEnd"/>
           </w:p>
         </w:tc>
         <w:tc>
@@ -4977,7 +4959,6 @@
                 <w:lang w:eastAsia="ru-RU"/>
               </w:rPr>
             </w:pPr>
-            <w:proofErr w:type="gramStart"/>
             <w:r>
               <w:rPr>
                 <w:rFonts w:ascii="Calibri" w:eastAsia="Times New Roman" w:hAnsi="Calibri" w:cs="Calibri"/>
@@ -4986,7 +4967,6 @@
               </w:rPr>
               <w:t>M:N</w:t>
             </w:r>
-            <w:proofErr w:type="gramEnd"/>
           </w:p>
         </w:tc>
         <w:tc>
@@ -5043,7 +5023,6 @@
                 <w:lang w:eastAsia="ru-RU"/>
               </w:rPr>
             </w:pPr>
-            <w:proofErr w:type="gramStart"/>
             <w:r>
               <w:rPr>
                 <w:rFonts w:ascii="Calibri" w:eastAsia="Times New Roman" w:hAnsi="Calibri" w:cs="Calibri"/>
@@ -5052,7 +5031,6 @@
               </w:rPr>
               <w:t>1:N</w:t>
             </w:r>
-            <w:proofErr w:type="gramEnd"/>
           </w:p>
         </w:tc>
         <w:tc>
@@ -6598,7 +6576,6 @@
                 <w:lang w:eastAsia="ru-RU"/>
               </w:rPr>
             </w:pPr>
-            <w:proofErr w:type="gramStart"/>
             <w:r>
               <w:rPr>
                 <w:rFonts w:ascii="Calibri" w:eastAsia="Times New Roman" w:hAnsi="Calibri" w:cs="Calibri"/>
@@ -6607,7 +6584,6 @@
               </w:rPr>
               <w:t>1:N</w:t>
             </w:r>
-            <w:proofErr w:type="gramEnd"/>
           </w:p>
         </w:tc>
         <w:tc>
@@ -7704,7 +7680,6 @@
                 <w:lang w:eastAsia="ru-RU"/>
               </w:rPr>
             </w:pPr>
-            <w:proofErr w:type="gramStart"/>
             <w:r>
               <w:rPr>
                 <w:rFonts w:ascii="Calibri" w:eastAsia="Times New Roman" w:hAnsi="Calibri" w:cs="Calibri"/>
@@ -7713,7 +7688,6 @@
               </w:rPr>
               <w:t>1:N</w:t>
             </w:r>
-            <w:proofErr w:type="gramEnd"/>
           </w:p>
         </w:tc>
         <w:tc>
@@ -7738,7 +7712,6 @@
                 <w:lang w:eastAsia="ru-RU"/>
               </w:rPr>
             </w:pPr>
-            <w:proofErr w:type="gramStart"/>
             <w:r>
               <w:rPr>
                 <w:rFonts w:ascii="Calibri" w:eastAsia="Times New Roman" w:hAnsi="Calibri" w:cs="Calibri"/>
@@ -7747,7 +7720,6 @@
               </w:rPr>
               <w:t>1:N</w:t>
             </w:r>
-            <w:proofErr w:type="gramEnd"/>
           </w:p>
         </w:tc>
         <w:tc>
@@ -7932,7 +7904,6 @@
                 <w:lang w:eastAsia="ru-RU"/>
               </w:rPr>
             </w:pPr>
-            <w:proofErr w:type="gramStart"/>
             <w:r>
               <w:rPr>
                 <w:rFonts w:ascii="Calibri" w:eastAsia="Times New Roman" w:hAnsi="Calibri" w:cs="Calibri"/>
@@ -7941,7 +7912,6 @@
               </w:rPr>
               <w:t>1:N</w:t>
             </w:r>
-            <w:proofErr w:type="gramEnd"/>
           </w:p>
         </w:tc>
         <w:tc>
@@ -8094,7 +8064,6 @@
                 <w:lang w:eastAsia="ru-RU"/>
               </w:rPr>
             </w:pPr>
-            <w:proofErr w:type="gramStart"/>
             <w:r>
               <w:rPr>
                 <w:rFonts w:ascii="Calibri" w:eastAsia="Times New Roman" w:hAnsi="Calibri" w:cs="Calibri"/>
@@ -8103,7 +8072,6 @@
               </w:rPr>
               <w:t>1:N</w:t>
             </w:r>
-            <w:proofErr w:type="gramEnd"/>
           </w:p>
         </w:tc>
         <w:tc>
@@ -9255,27 +9223,15 @@
                 <w:lang w:eastAsia="ru-RU"/>
               </w:rPr>
             </w:pPr>
-            <w:proofErr w:type="gramStart"/>
-            <w:r>
-              <w:rPr>
-                <w:rFonts w:ascii="Times New Roman" w:eastAsia="Times New Roman" w:hAnsi="Times New Roman" w:cs="Times New Roman"/>
-                <w:color w:val="000000"/>
-                <w:sz w:val="24"/>
-                <w:szCs w:val="24"/>
-                <w:lang w:eastAsia="ru-RU"/>
-              </w:rPr>
-              <w:t xml:space="preserve">UNIQUE,   </w:t>
-            </w:r>
-            <w:proofErr w:type="gramEnd"/>
-            <w:r>
-              <w:rPr>
-                <w:rFonts w:ascii="Times New Roman" w:eastAsia="Times New Roman" w:hAnsi="Times New Roman" w:cs="Times New Roman"/>
-                <w:color w:val="000000"/>
-                <w:sz w:val="24"/>
-                <w:szCs w:val="24"/>
-                <w:lang w:eastAsia="ru-RU"/>
-              </w:rPr>
-              <w:t xml:space="preserve">  NOT NULL</w:t>
+            <w:r>
+              <w:rPr>
+                <w:rFonts w:ascii="Times New Roman" w:eastAsia="Times New Roman" w:hAnsi="Times New Roman" w:cs="Times New Roman"/>
+                <w:color w:val="000000"/>
+                <w:sz w:val="24"/>
+                <w:szCs w:val="24"/>
+                <w:lang w:eastAsia="ru-RU"/>
+              </w:rPr>
+              <w:t>UNIQUE,     NOT NULL</w:t>
             </w:r>
           </w:p>
         </w:tc>
@@ -14836,29 +14792,7 @@
                 <w:szCs w:val="24"/>
                 <w:lang w:eastAsia="ru-RU"/>
               </w:rPr>
-              <w:t>(</w:t>
-            </w:r>
-            <w:proofErr w:type="gramStart"/>
-            <w:r>
-              <w:rPr>
-                <w:rFonts w:ascii="Times New Roman" w:eastAsia="Times New Roman" w:hAnsi="Times New Roman" w:cs="Times New Roman"/>
-                <w:color w:val="000000"/>
-                <w:sz w:val="24"/>
-                <w:szCs w:val="24"/>
-                <w:lang w:eastAsia="ru-RU"/>
-              </w:rPr>
-              <w:t>регистратор  администратор</w:t>
-            </w:r>
-            <w:proofErr w:type="gramEnd"/>
-            <w:r>
-              <w:rPr>
-                <w:rFonts w:ascii="Times New Roman" w:eastAsia="Times New Roman" w:hAnsi="Times New Roman" w:cs="Times New Roman"/>
-                <w:color w:val="000000"/>
-                <w:sz w:val="24"/>
-                <w:szCs w:val="24"/>
-                <w:lang w:eastAsia="ru-RU"/>
-              </w:rPr>
-              <w:t xml:space="preserve"> врач)</w:t>
+              <w:t>(регистратор  администратор врач)</w:t>
             </w:r>
           </w:p>
         </w:tc>
@@ -25770,16 +25704,8 @@
         <w:rPr>
           <w:lang w:val="en-US"/>
         </w:rPr>
-        <w:t>\</w:t>
-      </w:r>
-      <w:proofErr w:type="gramStart"/>
-      <w:r>
-        <w:rPr>
-          <w:lang w:val="en-US"/>
-        </w:rPr>
-        <w:t>dt</w:t>
-      </w:r>
-      <w:proofErr w:type="gramEnd"/>
+        <w:t>\dt</w:t>
+      </w:r>
     </w:p>
     <w:p>
       <w:pPr>
@@ -26280,29 +26206,7 @@
           <w:szCs w:val="20"/>
           <w:lang w:val="en-US" w:eastAsia="ru-RU"/>
         </w:rPr>
-        <w:t xml:space="preserve">    </w:t>
-      </w:r>
-      <w:proofErr w:type="gramStart"/>
-      <w:r>
-        <w:rPr>
-          <w:rStyle w:val="n"/>
-          <w:rFonts w:ascii="Courier New" w:eastAsia="Times New Roman" w:hAnsi="Courier New" w:cs="Courier New"/>
-          <w:sz w:val="20"/>
-          <w:szCs w:val="20"/>
-          <w:lang w:val="en-US" w:eastAsia="ru-RU"/>
-        </w:rPr>
-        <w:t>SUM(</w:t>
-      </w:r>
-      <w:proofErr w:type="gramEnd"/>
-      <w:r>
-        <w:rPr>
-          <w:rStyle w:val="n"/>
-          <w:rFonts w:ascii="Courier New" w:eastAsia="Times New Roman" w:hAnsi="Courier New" w:cs="Courier New"/>
-          <w:sz w:val="20"/>
-          <w:szCs w:val="20"/>
-          <w:lang w:val="en-US" w:eastAsia="ru-RU"/>
-        </w:rPr>
-        <w:t>Service.price) AS total_price</w:t>
+        <w:t xml:space="preserve">    SUM(Service.price) AS total_price</w:t>
       </w:r>
     </w:p>
     <w:p>
@@ -36276,6 +36180,1421 @@
           <w:szCs w:val="22"/>
         </w:rPr>
       </w:pPr>
+    </w:p>
+    <w:p>
+      <w:pPr>
+        <w:pStyle w:val="a3"/>
+        <w:spacing w:before="0" w:beforeAutospacing="0" w:after="0" w:afterAutospacing="0"/>
+        <w:textAlignment w:val="baseline"/>
+        <w:rPr>
+          <w:rFonts w:ascii="Arial" w:hAnsi="Arial" w:cs="Arial"/>
+          <w:color w:val="000000"/>
+          <w:sz w:val="22"/>
+          <w:szCs w:val="22"/>
+        </w:rPr>
+      </w:pPr>
+      <w:r>
+        <w:rPr>
+          <w:rFonts w:ascii="Arial" w:hAnsi="Arial" w:cs="Arial"/>
+          <w:color w:val="000000"/>
+          <w:sz w:val="22"/>
+          <w:szCs w:val="22"/>
+        </w:rPr>
+        <w:t>Non-repeatable Read</w:t>
+      </w:r>
+    </w:p>
+    <w:p>
+      <w:pPr>
+        <w:pStyle w:val="a3"/>
+        <w:spacing w:after="0"/>
+        <w:textAlignment w:val="baseline"/>
+        <w:rPr>
+          <w:rFonts w:ascii="Arial" w:hAnsi="Arial" w:cs="Arial"/>
+          <w:color w:val="000000"/>
+          <w:sz w:val="22"/>
+          <w:szCs w:val="22"/>
+        </w:rPr>
+      </w:pPr>
+      <w:r>
+        <w:rPr>
+          <w:rFonts w:ascii="Arial" w:hAnsi="Arial" w:cs="Arial"/>
+          <w:color w:val="000000"/>
+          <w:sz w:val="22"/>
+          <w:szCs w:val="22"/>
+        </w:rPr>
+        <w:t>Транзакция читает одну и ту же строку дважды и получает разные значения, потому что другая транзакция успела её изменить и закоммитить между двумя чтениями.</w:t>
+      </w:r>
+    </w:p>
+    <w:p>
+      <w:pPr>
+        <w:pStyle w:val="a3"/>
+        <w:spacing w:before="0" w:beforeAutospacing="0" w:after="0" w:afterAutospacing="0"/>
+        <w:textAlignment w:val="baseline"/>
+        <w:rPr>
+          <w:rFonts w:ascii="Arial" w:hAnsi="Arial" w:cs="Arial"/>
+          <w:color w:val="000000"/>
+          <w:sz w:val="22"/>
+          <w:szCs w:val="22"/>
+        </w:rPr>
+      </w:pPr>
+      <w:r>
+        <w:rPr>
+          <w:rFonts w:ascii="Arial" w:hAnsi="Arial" w:cs="Arial"/>
+          <w:color w:val="000000"/>
+          <w:sz w:val="22"/>
+          <w:szCs w:val="22"/>
+        </w:rPr>
+        <w:t>Сессия А:</w:t>
+      </w:r>
+    </w:p>
+    <w:p>
+      <w:pPr>
+        <w:pStyle w:val="a3"/>
+        <w:spacing w:after="0"/>
+        <w:textAlignment w:val="baseline"/>
+        <w:rPr>
+          <w:rFonts w:ascii="Arial" w:hAnsi="Arial" w:cs="Arial"/>
+          <w:color w:val="000000"/>
+          <w:sz w:val="22"/>
+          <w:szCs w:val="22"/>
+          <w:lang w:val="en-US"/>
+        </w:rPr>
+      </w:pPr>
+      <w:r>
+        <w:rPr>
+          <w:rFonts w:ascii="Arial" w:hAnsi="Arial" w:cs="Arial"/>
+          <w:color w:val="000000"/>
+          <w:sz w:val="22"/>
+          <w:szCs w:val="22"/>
+          <w:lang w:val="en-US"/>
+        </w:rPr>
+        <w:t>BEGIN TRANSACTION ISOLATION LEVEL READ COMMITTED;</w:t>
+      </w:r>
+    </w:p>
+    <w:p>
+      <w:pPr>
+        <w:pStyle w:val="a3"/>
+        <w:spacing w:before="0" w:beforeAutospacing="0" w:after="0" w:afterAutospacing="0"/>
+        <w:textAlignment w:val="baseline"/>
+        <w:rPr>
+          <w:rFonts w:ascii="Arial" w:hAnsi="Arial" w:cs="Arial"/>
+          <w:color w:val="000000"/>
+          <w:sz w:val="22"/>
+          <w:szCs w:val="22"/>
+          <w:lang w:val="en-US"/>
+        </w:rPr>
+      </w:pPr>
+      <w:r>
+        <w:rPr>
+          <w:rFonts w:ascii="Arial" w:hAnsi="Arial" w:cs="Arial"/>
+          <w:color w:val="000000"/>
+          <w:sz w:val="22"/>
+          <w:szCs w:val="22"/>
+          <w:lang w:val="en-US"/>
+        </w:rPr>
+        <w:t>SELECT bill_id, amount FROM Bill WHERE bill_id = 1;</w:t>
+      </w:r>
+    </w:p>
+    <w:p>
+      <w:pPr>
+        <w:pStyle w:val="a3"/>
+        <w:spacing w:before="0" w:beforeAutospacing="0" w:after="0" w:afterAutospacing="0"/>
+        <w:textAlignment w:val="baseline"/>
+        <w:rPr>
+          <w:rFonts w:ascii="Arial" w:hAnsi="Arial" w:cs="Arial"/>
+          <w:color w:val="000000"/>
+          <w:sz w:val="22"/>
+          <w:szCs w:val="22"/>
+          <w:lang w:val="en-US"/>
+        </w:rPr>
+      </w:pPr>
+    </w:p>
+    <w:p>
+      <w:pPr>
+        <w:pStyle w:val="a3"/>
+        <w:spacing w:before="0" w:beforeAutospacing="0" w:after="0" w:afterAutospacing="0"/>
+        <w:textAlignment w:val="baseline"/>
+        <w:rPr>
+          <w:rFonts w:ascii="Arial" w:hAnsi="Arial" w:cs="Arial"/>
+          <w:color w:val="000000"/>
+          <w:sz w:val="22"/>
+          <w:szCs w:val="22"/>
+          <w:lang w:val="en-US"/>
+        </w:rPr>
+      </w:pPr>
+      <w:r>
+        <w:rPr>
+          <w:rFonts w:ascii="Arial" w:hAnsi="Arial" w:cs="Arial"/>
+          <w:color w:val="000000"/>
+          <w:sz w:val="22"/>
+          <w:szCs w:val="22"/>
+        </w:rPr>
+        <w:t xml:space="preserve">Сессия </w:t>
+      </w:r>
+      <w:r>
+        <w:rPr>
+          <w:rFonts w:ascii="Arial" w:hAnsi="Arial" w:cs="Arial"/>
+          <w:color w:val="000000"/>
+          <w:sz w:val="22"/>
+          <w:szCs w:val="22"/>
+          <w:lang w:val="en-US"/>
+        </w:rPr>
+        <w:t>B:</w:t>
+      </w:r>
+    </w:p>
+    <w:p>
+      <w:pPr>
+        <w:pStyle w:val="a3"/>
+        <w:spacing w:after="0"/>
+        <w:textAlignment w:val="baseline"/>
+        <w:rPr>
+          <w:rFonts w:ascii="Arial" w:hAnsi="Arial" w:cs="Arial"/>
+          <w:color w:val="000000"/>
+          <w:sz w:val="22"/>
+          <w:szCs w:val="22"/>
+          <w:lang w:val="en-US"/>
+        </w:rPr>
+      </w:pPr>
+      <w:r>
+        <w:rPr>
+          <w:rFonts w:ascii="Arial" w:hAnsi="Arial" w:cs="Arial"/>
+          <w:color w:val="000000"/>
+          <w:sz w:val="22"/>
+          <w:szCs w:val="22"/>
+          <w:lang w:val="en-US"/>
+        </w:rPr>
+        <w:t>BEGIN;</w:t>
+      </w:r>
+    </w:p>
+    <w:p>
+      <w:pPr>
+        <w:pStyle w:val="a3"/>
+        <w:spacing w:after="0"/>
+        <w:textAlignment w:val="baseline"/>
+        <w:rPr>
+          <w:rFonts w:ascii="Arial" w:hAnsi="Arial" w:cs="Arial"/>
+          <w:color w:val="000000"/>
+          <w:sz w:val="22"/>
+          <w:szCs w:val="22"/>
+          <w:lang w:val="en-US"/>
+        </w:rPr>
+      </w:pPr>
+      <w:r>
+        <w:rPr>
+          <w:rFonts w:ascii="Arial" w:hAnsi="Arial" w:cs="Arial"/>
+          <w:color w:val="000000"/>
+          <w:sz w:val="22"/>
+          <w:szCs w:val="22"/>
+          <w:lang w:val="en-US"/>
+        </w:rPr>
+        <w:t>UPDATE Bill</w:t>
+      </w:r>
+    </w:p>
+    <w:p>
+      <w:pPr>
+        <w:pStyle w:val="a3"/>
+        <w:spacing w:after="0"/>
+        <w:textAlignment w:val="baseline"/>
+        <w:rPr>
+          <w:rFonts w:ascii="Arial" w:hAnsi="Arial" w:cs="Arial"/>
+          <w:color w:val="000000"/>
+          <w:sz w:val="22"/>
+          <w:szCs w:val="22"/>
+          <w:lang w:val="en-US"/>
+        </w:rPr>
+      </w:pPr>
+      <w:r>
+        <w:rPr>
+          <w:rFonts w:ascii="Arial" w:hAnsi="Arial" w:cs="Arial"/>
+          <w:color w:val="000000"/>
+          <w:sz w:val="22"/>
+          <w:szCs w:val="22"/>
+          <w:lang w:val="en-US"/>
+        </w:rPr>
+        <w:t>SET amount = amount + 500</w:t>
+      </w:r>
+    </w:p>
+    <w:p>
+      <w:pPr>
+        <w:pStyle w:val="a3"/>
+        <w:spacing w:after="0"/>
+        <w:textAlignment w:val="baseline"/>
+        <w:rPr>
+          <w:rFonts w:ascii="Arial" w:hAnsi="Arial" w:cs="Arial"/>
+          <w:color w:val="000000"/>
+          <w:sz w:val="22"/>
+          <w:szCs w:val="22"/>
+          <w:lang w:val="en-US"/>
+        </w:rPr>
+      </w:pPr>
+      <w:r>
+        <w:rPr>
+          <w:rFonts w:ascii="Arial" w:hAnsi="Arial" w:cs="Arial"/>
+          <w:color w:val="000000"/>
+          <w:sz w:val="22"/>
+          <w:szCs w:val="22"/>
+          <w:lang w:val="en-US"/>
+        </w:rPr>
+        <w:t>WHERE bill_id = 1;</w:t>
+      </w:r>
+    </w:p>
+    <w:p>
+      <w:pPr>
+        <w:pStyle w:val="a3"/>
+        <w:spacing w:before="0" w:beforeAutospacing="0" w:after="0" w:afterAutospacing="0"/>
+        <w:textAlignment w:val="baseline"/>
+        <w:rPr>
+          <w:rFonts w:ascii="Arial" w:hAnsi="Arial" w:cs="Arial"/>
+          <w:color w:val="000000"/>
+          <w:sz w:val="22"/>
+          <w:szCs w:val="22"/>
+          <w:lang w:val="en-US"/>
+        </w:rPr>
+      </w:pPr>
+      <w:r>
+        <w:rPr>
+          <w:rFonts w:ascii="Arial" w:hAnsi="Arial" w:cs="Arial"/>
+          <w:color w:val="000000"/>
+          <w:sz w:val="22"/>
+          <w:szCs w:val="22"/>
+          <w:lang w:val="en-US"/>
+        </w:rPr>
+        <w:t>COMMIT;</w:t>
+      </w:r>
+    </w:p>
+    <w:p>
+      <w:pPr>
+        <w:pStyle w:val="a3"/>
+        <w:spacing w:before="0" w:beforeAutospacing="0" w:after="0" w:afterAutospacing="0"/>
+        <w:textAlignment w:val="baseline"/>
+        <w:rPr>
+          <w:rFonts w:ascii="Arial" w:hAnsi="Arial" w:cs="Arial"/>
+          <w:color w:val="000000"/>
+          <w:sz w:val="22"/>
+          <w:szCs w:val="22"/>
+          <w:lang w:val="en-US"/>
+        </w:rPr>
+      </w:pPr>
+    </w:p>
+    <w:p>
+      <w:pPr>
+        <w:pStyle w:val="a3"/>
+        <w:spacing w:before="0" w:beforeAutospacing="0" w:after="0" w:afterAutospacing="0"/>
+        <w:textAlignment w:val="baseline"/>
+        <w:rPr>
+          <w:rFonts w:ascii="Arial" w:hAnsi="Arial" w:cs="Arial"/>
+          <w:color w:val="000000"/>
+          <w:sz w:val="22"/>
+          <w:szCs w:val="22"/>
+          <w:lang w:val="en-US"/>
+        </w:rPr>
+      </w:pPr>
+      <w:r>
+        <w:rPr>
+          <w:rFonts w:ascii="Arial" w:hAnsi="Arial" w:cs="Arial"/>
+          <w:color w:val="000000"/>
+          <w:sz w:val="22"/>
+          <w:szCs w:val="22"/>
+        </w:rPr>
+        <w:t xml:space="preserve">Сессия </w:t>
+      </w:r>
+      <w:r>
+        <w:rPr>
+          <w:rFonts w:ascii="Arial" w:hAnsi="Arial" w:cs="Arial"/>
+          <w:color w:val="000000"/>
+          <w:sz w:val="22"/>
+          <w:szCs w:val="22"/>
+          <w:lang w:val="en-US"/>
+        </w:rPr>
+        <w:t>B:</w:t>
+      </w:r>
+    </w:p>
+    <w:p>
+      <w:pPr>
+        <w:pStyle w:val="a3"/>
+        <w:spacing w:after="0"/>
+        <w:textAlignment w:val="baseline"/>
+        <w:rPr>
+          <w:rFonts w:ascii="Arial" w:hAnsi="Arial" w:cs="Arial"/>
+          <w:color w:val="000000"/>
+          <w:sz w:val="22"/>
+          <w:szCs w:val="22"/>
+          <w:lang w:val="en-US"/>
+        </w:rPr>
+      </w:pPr>
+      <w:r>
+        <w:rPr>
+          <w:rFonts w:ascii="Arial" w:hAnsi="Arial" w:cs="Arial"/>
+          <w:color w:val="000000"/>
+          <w:sz w:val="22"/>
+          <w:szCs w:val="22"/>
+          <w:lang w:val="en-US"/>
+        </w:rPr>
+        <w:t>SELECT bill_id, amount FROM Bill WHERE bill_id = 1;</w:t>
+      </w:r>
+    </w:p>
+    <w:p>
+      <w:pPr>
+        <w:pStyle w:val="a3"/>
+        <w:spacing w:before="0" w:beforeAutospacing="0" w:after="0" w:afterAutospacing="0"/>
+        <w:textAlignment w:val="baseline"/>
+        <w:rPr>
+          <w:rFonts w:ascii="Arial" w:hAnsi="Arial" w:cs="Arial"/>
+          <w:color w:val="000000"/>
+          <w:sz w:val="22"/>
+          <w:szCs w:val="22"/>
+          <w:lang w:val="en-US"/>
+        </w:rPr>
+      </w:pPr>
+      <w:r>
+        <w:rPr>
+          <w:rFonts w:ascii="Arial" w:hAnsi="Arial" w:cs="Arial"/>
+          <w:color w:val="000000"/>
+          <w:sz w:val="22"/>
+          <w:szCs w:val="22"/>
+          <w:lang w:val="en-US"/>
+        </w:rPr>
+        <w:t>COMMIT;</w:t>
+      </w:r>
+    </w:p>
+    <w:p>
+      <w:pPr>
+        <w:pStyle w:val="a3"/>
+        <w:spacing w:after="0"/>
+        <w:textAlignment w:val="baseline"/>
+        <w:rPr>
+          <w:rFonts w:ascii="Arial" w:hAnsi="Arial" w:cs="Arial"/>
+          <w:color w:val="000000"/>
+          <w:sz w:val="22"/>
+          <w:szCs w:val="22"/>
+        </w:rPr>
+      </w:pPr>
+      <w:r>
+        <w:rPr>
+          <w:rFonts w:ascii="Arial" w:hAnsi="Arial" w:cs="Arial"/>
+          <w:color w:val="000000"/>
+          <w:sz w:val="22"/>
+          <w:szCs w:val="22"/>
+        </w:rPr>
+        <w:br w:type="column"/>
+      </w:r>
+      <w:r>
+        <w:rPr>
+          <w:rFonts w:ascii="Arial" w:hAnsi="Arial" w:cs="Arial"/>
+          <w:color w:val="000000"/>
+          <w:sz w:val="22"/>
+          <w:szCs w:val="22"/>
+          <w:lang w:val="en-US"/>
+        </w:rPr>
+        <w:lastRenderedPageBreak/>
+        <w:t>Phantom</w:t>
+      </w:r>
+      <w:r>
+        <w:rPr>
+          <w:rFonts w:ascii="Arial" w:hAnsi="Arial" w:cs="Arial"/>
+          <w:color w:val="000000"/>
+          <w:sz w:val="22"/>
+          <w:szCs w:val="22"/>
+        </w:rPr>
+        <w:t xml:space="preserve"> </w:t>
+      </w:r>
+      <w:r>
+        <w:rPr>
+          <w:rFonts w:ascii="Arial" w:hAnsi="Arial" w:cs="Arial"/>
+          <w:color w:val="000000"/>
+          <w:sz w:val="22"/>
+          <w:szCs w:val="22"/>
+          <w:lang w:val="en-US"/>
+        </w:rPr>
+        <w:t>Read</w:t>
+      </w:r>
+      <w:r>
+        <w:rPr>
+          <w:rFonts w:ascii="Arial" w:hAnsi="Arial" w:cs="Arial"/>
+          <w:color w:val="000000"/>
+          <w:sz w:val="22"/>
+          <w:szCs w:val="22"/>
+        </w:rPr>
+        <w:t xml:space="preserve"> </w:t>
+      </w:r>
+    </w:p>
+    <w:p>
+      <w:pPr>
+        <w:pStyle w:val="a3"/>
+        <w:spacing w:after="0"/>
+        <w:textAlignment w:val="baseline"/>
+        <w:rPr>
+          <w:rFonts w:ascii="Arial" w:hAnsi="Arial" w:cs="Arial"/>
+          <w:color w:val="000000"/>
+          <w:sz w:val="22"/>
+          <w:szCs w:val="22"/>
+        </w:rPr>
+      </w:pPr>
+      <w:r>
+        <w:rPr>
+          <w:rFonts w:ascii="Arial" w:hAnsi="Arial" w:cs="Arial"/>
+          <w:color w:val="000000"/>
+          <w:sz w:val="22"/>
+          <w:szCs w:val="22"/>
+        </w:rPr>
+        <w:t>Транзакция делает один и тот же запрос с условием дважды и получает разное количество строк, потому что другая транзакция вставила или удалила строки между этими двумя чтениями.</w:t>
+      </w:r>
+    </w:p>
+    <w:p>
+      <w:pPr>
+        <w:pStyle w:val="a3"/>
+        <w:spacing w:after="0"/>
+        <w:textAlignment w:val="baseline"/>
+        <w:rPr>
+          <w:rFonts w:ascii="Arial" w:hAnsi="Arial" w:cs="Arial"/>
+          <w:color w:val="000000"/>
+          <w:sz w:val="22"/>
+          <w:szCs w:val="22"/>
+          <w:lang w:val="en-US"/>
+        </w:rPr>
+      </w:pPr>
+      <w:r>
+        <w:rPr>
+          <w:rFonts w:ascii="Arial" w:hAnsi="Arial" w:cs="Arial"/>
+          <w:color w:val="000000"/>
+          <w:sz w:val="22"/>
+          <w:szCs w:val="22"/>
+        </w:rPr>
+        <w:t>Сессия</w:t>
+      </w:r>
+      <w:r>
+        <w:rPr>
+          <w:rFonts w:ascii="Arial" w:hAnsi="Arial" w:cs="Arial"/>
+          <w:color w:val="000000"/>
+          <w:sz w:val="22"/>
+          <w:szCs w:val="22"/>
+          <w:lang w:val="en-US"/>
+        </w:rPr>
+        <w:t xml:space="preserve"> </w:t>
+      </w:r>
+      <w:r>
+        <w:rPr>
+          <w:rFonts w:ascii="Arial" w:hAnsi="Arial" w:cs="Arial"/>
+          <w:color w:val="000000"/>
+          <w:sz w:val="22"/>
+          <w:szCs w:val="22"/>
+          <w:lang w:val="en-US"/>
+        </w:rPr>
+        <w:t>A:</w:t>
+      </w:r>
+    </w:p>
+    <w:p>
+      <w:pPr>
+        <w:pStyle w:val="a3"/>
+        <w:spacing w:after="0"/>
+        <w:textAlignment w:val="baseline"/>
+        <w:rPr>
+          <w:rFonts w:ascii="Arial" w:hAnsi="Arial" w:cs="Arial"/>
+          <w:color w:val="000000"/>
+          <w:sz w:val="22"/>
+          <w:szCs w:val="22"/>
+          <w:lang w:val="en-US"/>
+        </w:rPr>
+      </w:pPr>
+      <w:r>
+        <w:rPr>
+          <w:rFonts w:ascii="Arial" w:hAnsi="Arial" w:cs="Arial"/>
+          <w:color w:val="000000"/>
+          <w:sz w:val="22"/>
+          <w:szCs w:val="22"/>
+          <w:lang w:val="en-US"/>
+        </w:rPr>
+        <w:t>BEGIN TRANSACTION ISOLATION LEVEL READ COMMITTED;</w:t>
+      </w:r>
+    </w:p>
+    <w:p>
+      <w:pPr>
+        <w:pStyle w:val="a3"/>
+        <w:spacing w:after="0"/>
+        <w:textAlignment w:val="baseline"/>
+        <w:rPr>
+          <w:rFonts w:ascii="Arial" w:hAnsi="Arial" w:cs="Arial"/>
+          <w:color w:val="000000"/>
+          <w:sz w:val="22"/>
+          <w:szCs w:val="22"/>
+          <w:lang w:val="en-US"/>
+        </w:rPr>
+      </w:pPr>
+      <w:r>
+        <w:rPr>
+          <w:rFonts w:ascii="Arial" w:hAnsi="Arial" w:cs="Arial"/>
+          <w:color w:val="000000"/>
+          <w:sz w:val="22"/>
+          <w:szCs w:val="22"/>
+          <w:lang w:val="en-US"/>
+        </w:rPr>
+        <w:t>SELECT COUNT(*) AS pets_cnt</w:t>
+      </w:r>
+    </w:p>
+    <w:p>
+      <w:pPr>
+        <w:pStyle w:val="a3"/>
+        <w:spacing w:after="0"/>
+        <w:textAlignment w:val="baseline"/>
+        <w:rPr>
+          <w:rFonts w:ascii="Arial" w:hAnsi="Arial" w:cs="Arial"/>
+          <w:color w:val="000000"/>
+          <w:sz w:val="22"/>
+          <w:szCs w:val="22"/>
+          <w:lang w:val="en-US"/>
+        </w:rPr>
+      </w:pPr>
+      <w:r>
+        <w:rPr>
+          <w:rFonts w:ascii="Arial" w:hAnsi="Arial" w:cs="Arial"/>
+          <w:color w:val="000000"/>
+          <w:sz w:val="22"/>
+          <w:szCs w:val="22"/>
+          <w:lang w:val="en-US"/>
+        </w:rPr>
+        <w:t>FROM Pet</w:t>
+      </w:r>
+    </w:p>
+    <w:p>
+      <w:pPr>
+        <w:pStyle w:val="a3"/>
+        <w:spacing w:after="0"/>
+        <w:textAlignment w:val="baseline"/>
+        <w:rPr>
+          <w:rFonts w:ascii="Arial" w:hAnsi="Arial" w:cs="Arial"/>
+          <w:color w:val="000000"/>
+          <w:sz w:val="22"/>
+          <w:szCs w:val="22"/>
+          <w:lang w:val="en-US"/>
+        </w:rPr>
+      </w:pPr>
+      <w:r>
+        <w:rPr>
+          <w:rFonts w:ascii="Arial" w:hAnsi="Arial" w:cs="Arial"/>
+          <w:color w:val="000000"/>
+          <w:sz w:val="22"/>
+          <w:szCs w:val="22"/>
+          <w:lang w:val="en-US"/>
+        </w:rPr>
+        <w:t>WHERE species_id = 1;</w:t>
+      </w:r>
+    </w:p>
+    <w:p>
+      <w:pPr>
+        <w:pStyle w:val="a3"/>
+        <w:spacing w:after="0"/>
+        <w:textAlignment w:val="baseline"/>
+        <w:rPr>
+          <w:rFonts w:ascii="Arial" w:hAnsi="Arial" w:cs="Arial"/>
+          <w:color w:val="000000"/>
+          <w:sz w:val="22"/>
+          <w:szCs w:val="22"/>
+          <w:lang w:val="en-US"/>
+        </w:rPr>
+      </w:pPr>
+      <w:r>
+        <w:rPr>
+          <w:rFonts w:ascii="Arial" w:hAnsi="Arial" w:cs="Arial"/>
+          <w:color w:val="000000"/>
+          <w:sz w:val="22"/>
+          <w:szCs w:val="22"/>
+        </w:rPr>
+        <w:t>Сессия</w:t>
+      </w:r>
+      <w:r>
+        <w:rPr>
+          <w:rFonts w:ascii="Arial" w:hAnsi="Arial" w:cs="Arial"/>
+          <w:color w:val="000000"/>
+          <w:sz w:val="22"/>
+          <w:szCs w:val="22"/>
+          <w:lang w:val="en-US"/>
+        </w:rPr>
+        <w:t xml:space="preserve"> </w:t>
+      </w:r>
+      <w:r>
+        <w:rPr>
+          <w:rFonts w:ascii="Arial" w:hAnsi="Arial" w:cs="Arial"/>
+          <w:color w:val="000000"/>
+          <w:sz w:val="22"/>
+          <w:szCs w:val="22"/>
+          <w:lang w:val="en-US"/>
+        </w:rPr>
+        <w:t>B:</w:t>
+      </w:r>
+    </w:p>
+    <w:p>
+      <w:pPr>
+        <w:pStyle w:val="a3"/>
+        <w:spacing w:after="0"/>
+        <w:textAlignment w:val="baseline"/>
+        <w:rPr>
+          <w:rFonts w:ascii="Arial" w:hAnsi="Arial" w:cs="Arial"/>
+          <w:color w:val="000000"/>
+          <w:sz w:val="22"/>
+          <w:szCs w:val="22"/>
+          <w:lang w:val="en-US"/>
+        </w:rPr>
+      </w:pPr>
+      <w:r>
+        <w:rPr>
+          <w:rFonts w:ascii="Arial" w:hAnsi="Arial" w:cs="Arial"/>
+          <w:color w:val="000000"/>
+          <w:sz w:val="22"/>
+          <w:szCs w:val="22"/>
+          <w:lang w:val="en-US"/>
+        </w:rPr>
+        <w:t>BEGIN;</w:t>
+      </w:r>
+    </w:p>
+    <w:p>
+      <w:pPr>
+        <w:pStyle w:val="a3"/>
+        <w:spacing w:after="0"/>
+        <w:textAlignment w:val="baseline"/>
+        <w:rPr>
+          <w:rFonts w:ascii="Arial" w:hAnsi="Arial" w:cs="Arial"/>
+          <w:color w:val="000000"/>
+          <w:sz w:val="22"/>
+          <w:szCs w:val="22"/>
+          <w:lang w:val="en-US"/>
+        </w:rPr>
+      </w:pPr>
+      <w:r>
+        <w:rPr>
+          <w:rFonts w:ascii="Arial" w:hAnsi="Arial" w:cs="Arial"/>
+          <w:color w:val="000000"/>
+          <w:sz w:val="22"/>
+          <w:szCs w:val="22"/>
+          <w:lang w:val="en-US"/>
+        </w:rPr>
+        <w:t>INSERT INTO Pet (client_id, species_id, nickname, age, weight)</w:t>
+      </w:r>
+    </w:p>
+    <w:p>
+      <w:pPr>
+        <w:pStyle w:val="a3"/>
+        <w:spacing w:after="0"/>
+        <w:textAlignment w:val="baseline"/>
+        <w:rPr>
+          <w:rFonts w:ascii="Arial" w:hAnsi="Arial" w:cs="Arial"/>
+          <w:color w:val="000000"/>
+          <w:sz w:val="22"/>
+          <w:szCs w:val="22"/>
+          <w:lang w:val="en-US"/>
+        </w:rPr>
+      </w:pPr>
+      <w:r>
+        <w:rPr>
+          <w:rFonts w:ascii="Arial" w:hAnsi="Arial" w:cs="Arial"/>
+          <w:color w:val="000000"/>
+          <w:sz w:val="22"/>
+          <w:szCs w:val="22"/>
+          <w:lang w:val="en-US"/>
+        </w:rPr>
+        <w:t>VALUES (1, 1, 'PhantomPet', 2, 3.50);</w:t>
+      </w:r>
+    </w:p>
+    <w:p>
+      <w:pPr>
+        <w:pStyle w:val="a3"/>
+        <w:spacing w:after="0"/>
+        <w:textAlignment w:val="baseline"/>
+        <w:rPr>
+          <w:rFonts w:ascii="Arial" w:hAnsi="Arial" w:cs="Arial"/>
+          <w:color w:val="000000"/>
+          <w:sz w:val="22"/>
+          <w:szCs w:val="22"/>
+          <w:lang w:val="en-US"/>
+        </w:rPr>
+      </w:pPr>
+      <w:r>
+        <w:rPr>
+          <w:rFonts w:ascii="Arial" w:hAnsi="Arial" w:cs="Arial"/>
+          <w:color w:val="000000"/>
+          <w:sz w:val="22"/>
+          <w:szCs w:val="22"/>
+          <w:lang w:val="en-US"/>
+        </w:rPr>
+        <w:t>COMMIT;</w:t>
+      </w:r>
+    </w:p>
+    <w:p>
+      <w:pPr>
+        <w:pStyle w:val="a3"/>
+        <w:spacing w:after="0"/>
+        <w:textAlignment w:val="baseline"/>
+        <w:rPr>
+          <w:rFonts w:ascii="Arial" w:hAnsi="Arial" w:cs="Arial"/>
+          <w:color w:val="000000"/>
+          <w:sz w:val="22"/>
+          <w:szCs w:val="22"/>
+          <w:lang w:val="en-US"/>
+        </w:rPr>
+      </w:pPr>
+      <w:r>
+        <w:rPr>
+          <w:rFonts w:ascii="Arial" w:hAnsi="Arial" w:cs="Arial"/>
+          <w:color w:val="000000"/>
+          <w:sz w:val="22"/>
+          <w:szCs w:val="22"/>
+        </w:rPr>
+        <w:t xml:space="preserve">Сессия </w:t>
+      </w:r>
+      <w:r>
+        <w:rPr>
+          <w:rFonts w:ascii="Arial" w:hAnsi="Arial" w:cs="Arial"/>
+          <w:color w:val="000000"/>
+          <w:sz w:val="22"/>
+          <w:szCs w:val="22"/>
+          <w:lang w:val="en-US"/>
+        </w:rPr>
+        <w:t>A:</w:t>
+      </w:r>
+    </w:p>
+    <w:p>
+      <w:pPr>
+        <w:pStyle w:val="a3"/>
+        <w:spacing w:after="0"/>
+        <w:textAlignment w:val="baseline"/>
+        <w:rPr>
+          <w:rFonts w:ascii="Arial" w:hAnsi="Arial" w:cs="Arial"/>
+          <w:color w:val="000000"/>
+          <w:sz w:val="22"/>
+          <w:szCs w:val="22"/>
+          <w:lang w:val="en-US"/>
+        </w:rPr>
+      </w:pPr>
+      <w:r>
+        <w:rPr>
+          <w:rFonts w:ascii="Arial" w:hAnsi="Arial" w:cs="Arial"/>
+          <w:color w:val="000000"/>
+          <w:sz w:val="22"/>
+          <w:szCs w:val="22"/>
+          <w:lang w:val="en-US"/>
+        </w:rPr>
+        <w:t>SELECT COUNT(*) AS pets_cnt</w:t>
+      </w:r>
+    </w:p>
+    <w:p>
+      <w:pPr>
+        <w:pStyle w:val="a3"/>
+        <w:spacing w:after="0"/>
+        <w:textAlignment w:val="baseline"/>
+        <w:rPr>
+          <w:rFonts w:ascii="Arial" w:hAnsi="Arial" w:cs="Arial"/>
+          <w:color w:val="000000"/>
+          <w:sz w:val="22"/>
+          <w:szCs w:val="22"/>
+          <w:lang w:val="en-US"/>
+        </w:rPr>
+      </w:pPr>
+      <w:r>
+        <w:rPr>
+          <w:rFonts w:ascii="Arial" w:hAnsi="Arial" w:cs="Arial"/>
+          <w:color w:val="000000"/>
+          <w:sz w:val="22"/>
+          <w:szCs w:val="22"/>
+          <w:lang w:val="en-US"/>
+        </w:rPr>
+        <w:t>FROM Pet</w:t>
+      </w:r>
+    </w:p>
+    <w:p>
+      <w:pPr>
+        <w:pStyle w:val="a3"/>
+        <w:spacing w:after="0"/>
+        <w:textAlignment w:val="baseline"/>
+        <w:rPr>
+          <w:rFonts w:ascii="Arial" w:hAnsi="Arial" w:cs="Arial"/>
+          <w:color w:val="000000"/>
+          <w:sz w:val="22"/>
+          <w:szCs w:val="22"/>
+          <w:lang w:val="en-US"/>
+        </w:rPr>
+      </w:pPr>
+      <w:r>
+        <w:rPr>
+          <w:rFonts w:ascii="Arial" w:hAnsi="Arial" w:cs="Arial"/>
+          <w:color w:val="000000"/>
+          <w:sz w:val="22"/>
+          <w:szCs w:val="22"/>
+          <w:lang w:val="en-US"/>
+        </w:rPr>
+        <w:t>WHERE species_id = 1;</w:t>
+      </w:r>
+    </w:p>
+    <w:p>
+      <w:pPr>
+        <w:pStyle w:val="a3"/>
+        <w:spacing w:after="0"/>
+        <w:textAlignment w:val="baseline"/>
+        <w:rPr>
+          <w:rFonts w:ascii="Arial" w:hAnsi="Arial" w:cs="Arial"/>
+          <w:color w:val="000000"/>
+          <w:sz w:val="22"/>
+          <w:szCs w:val="22"/>
+          <w:lang w:val="en-US"/>
+        </w:rPr>
+      </w:pPr>
+      <w:r>
+        <w:rPr>
+          <w:rFonts w:ascii="Arial" w:hAnsi="Arial" w:cs="Arial"/>
+          <w:color w:val="000000"/>
+          <w:sz w:val="22"/>
+          <w:szCs w:val="22"/>
+          <w:lang w:val="en-US"/>
+        </w:rPr>
+        <w:t>COMMIT;</w:t>
+      </w:r>
+    </w:p>
+    <w:p>
+      <w:pPr>
+        <w:pStyle w:val="a3"/>
+        <w:spacing w:after="0"/>
+        <w:textAlignment w:val="baseline"/>
+        <w:rPr>
+          <w:rFonts w:ascii="Arial" w:hAnsi="Arial" w:cs="Arial"/>
+          <w:color w:val="000000"/>
+          <w:sz w:val="22"/>
+          <w:szCs w:val="22"/>
+          <w:lang w:val="en-US"/>
+        </w:rPr>
+      </w:pPr>
+      <w:r>
+        <w:rPr>
+          <w:rFonts w:ascii="Arial" w:hAnsi="Arial" w:cs="Arial"/>
+          <w:color w:val="000000"/>
+          <w:sz w:val="22"/>
+          <w:szCs w:val="22"/>
+          <w:lang w:val="en-US"/>
+        </w:rPr>
+        <w:br w:type="column"/>
+      </w:r>
+      <w:r>
+        <w:rPr>
+          <w:rFonts w:ascii="Arial" w:hAnsi="Arial" w:cs="Arial"/>
+          <w:color w:val="000000"/>
+          <w:sz w:val="22"/>
+          <w:szCs w:val="22"/>
+          <w:lang w:val="en-US"/>
+        </w:rPr>
+        <w:lastRenderedPageBreak/>
+        <w:t>Write skew</w:t>
+      </w:r>
+    </w:p>
+    <w:p>
+      <w:pPr>
+        <w:pStyle w:val="a3"/>
+        <w:spacing w:after="0"/>
+        <w:textAlignment w:val="baseline"/>
+        <w:rPr>
+          <w:rFonts w:ascii="Arial" w:hAnsi="Arial" w:cs="Arial"/>
+          <w:color w:val="000000"/>
+          <w:sz w:val="22"/>
+          <w:szCs w:val="22"/>
+        </w:rPr>
+      </w:pPr>
+      <w:r>
+        <w:rPr>
+          <w:rFonts w:ascii="Arial" w:hAnsi="Arial" w:cs="Arial"/>
+          <w:color w:val="000000"/>
+          <w:sz w:val="22"/>
+          <w:szCs w:val="22"/>
+        </w:rPr>
+        <w:t>Две транзакции читают общее условие, меняют разные строки. В результате итоговое состояние нарушают бизнес-правило.</w:t>
+      </w:r>
+    </w:p>
+    <w:p>
+      <w:pPr>
+        <w:pStyle w:val="a3"/>
+        <w:spacing w:after="0"/>
+        <w:textAlignment w:val="baseline"/>
+        <w:rPr>
+          <w:rFonts w:ascii="Arial" w:hAnsi="Arial" w:cs="Arial"/>
+          <w:color w:val="000000"/>
+          <w:sz w:val="22"/>
+          <w:szCs w:val="22"/>
+          <w:lang w:val="en-US"/>
+        </w:rPr>
+      </w:pPr>
+    </w:p>
+    <w:p>
+      <w:pPr>
+        <w:pStyle w:val="a3"/>
+        <w:spacing w:after="0"/>
+        <w:textAlignment w:val="baseline"/>
+        <w:rPr>
+          <w:rFonts w:ascii="Arial" w:hAnsi="Arial" w:cs="Arial"/>
+          <w:color w:val="000000"/>
+          <w:sz w:val="22"/>
+          <w:szCs w:val="22"/>
+        </w:rPr>
+      </w:pPr>
+      <w:r>
+        <w:rPr>
+          <w:rFonts w:ascii="Arial" w:hAnsi="Arial" w:cs="Arial"/>
+          <w:color w:val="000000"/>
+          <w:sz w:val="22"/>
+          <w:szCs w:val="22"/>
+          <w:lang w:val="en-US"/>
+        </w:rPr>
+        <w:t>SAVEPOINT</w:t>
+      </w:r>
+    </w:p>
+    <w:p>
+      <w:pPr>
+        <w:pStyle w:val="a3"/>
+        <w:spacing w:after="0"/>
+        <w:textAlignment w:val="baseline"/>
+        <w:rPr>
+          <w:rFonts w:ascii="Arial" w:hAnsi="Arial" w:cs="Arial"/>
+          <w:color w:val="000000"/>
+          <w:sz w:val="22"/>
+          <w:szCs w:val="22"/>
+        </w:rPr>
+      </w:pPr>
+      <w:r>
+        <w:rPr>
+          <w:rFonts w:ascii="Arial" w:hAnsi="Arial" w:cs="Arial"/>
+          <w:color w:val="000000"/>
+          <w:sz w:val="22"/>
+          <w:szCs w:val="22"/>
+          <w:lang w:val="en-US"/>
+        </w:rPr>
+        <w:t>SAVEPOINT</w:t>
+      </w:r>
+      <w:r>
+        <w:rPr>
+          <w:rFonts w:ascii="Arial" w:hAnsi="Arial" w:cs="Arial"/>
+          <w:color w:val="000000"/>
+          <w:sz w:val="22"/>
+          <w:szCs w:val="22"/>
+        </w:rPr>
+        <w:t xml:space="preserve"> нужен, когда внутри транзакции есть шаг, который можно</w:t>
+      </w:r>
+      <w:r>
+        <w:rPr>
+          <w:rFonts w:ascii="Arial" w:hAnsi="Arial" w:cs="Arial"/>
+          <w:color w:val="000000"/>
+          <w:sz w:val="22"/>
+          <w:szCs w:val="22"/>
+        </w:rPr>
+        <w:t xml:space="preserve"> </w:t>
+      </w:r>
+      <w:r>
+        <w:rPr>
+          <w:rFonts w:ascii="Arial" w:hAnsi="Arial" w:cs="Arial"/>
+          <w:color w:val="000000"/>
+          <w:sz w:val="22"/>
+          <w:szCs w:val="22"/>
+        </w:rPr>
+        <w:t>откатить отдельно.</w:t>
+      </w:r>
+    </w:p>
+    <w:p>
+      <w:pPr>
+        <w:pStyle w:val="a3"/>
+        <w:spacing w:after="0"/>
+        <w:textAlignment w:val="baseline"/>
+        <w:rPr>
+          <w:rFonts w:ascii="Arial" w:hAnsi="Arial" w:cs="Arial"/>
+          <w:color w:val="000000"/>
+          <w:sz w:val="22"/>
+          <w:szCs w:val="22"/>
+        </w:rPr>
+      </w:pPr>
+      <w:r>
+        <w:rPr>
+          <w:rFonts w:ascii="Arial" w:hAnsi="Arial" w:cs="Arial"/>
+          <w:color w:val="000000"/>
+          <w:sz w:val="22"/>
+          <w:szCs w:val="22"/>
+        </w:rPr>
+        <w:t xml:space="preserve">Если что-то пошло не так: </w:t>
+      </w:r>
+      <w:r>
+        <w:rPr>
+          <w:rFonts w:ascii="Arial" w:hAnsi="Arial" w:cs="Arial"/>
+          <w:color w:val="000000"/>
+          <w:sz w:val="22"/>
+          <w:szCs w:val="22"/>
+          <w:lang w:val="en-US"/>
+        </w:rPr>
+        <w:t>ROLLBACK</w:t>
+      </w:r>
+    </w:p>
+    <w:p>
+      <w:pPr>
+        <w:pStyle w:val="a3"/>
+        <w:spacing w:after="0"/>
+        <w:textAlignment w:val="baseline"/>
+        <w:rPr>
+          <w:rFonts w:ascii="Arial" w:hAnsi="Arial" w:cs="Arial"/>
+          <w:color w:val="000000"/>
+          <w:sz w:val="22"/>
+          <w:szCs w:val="22"/>
+        </w:rPr>
+      </w:pPr>
+      <w:r>
+        <w:rPr>
+          <w:rFonts w:ascii="Arial" w:hAnsi="Arial" w:cs="Arial"/>
+          <w:color w:val="000000"/>
+          <w:sz w:val="22"/>
+          <w:szCs w:val="22"/>
+        </w:rPr>
+        <w:t xml:space="preserve">После </w:t>
+      </w:r>
+      <w:r>
+        <w:rPr>
+          <w:rFonts w:ascii="Arial" w:hAnsi="Arial" w:cs="Arial"/>
+          <w:color w:val="000000"/>
+          <w:sz w:val="22"/>
+          <w:szCs w:val="22"/>
+          <w:lang w:val="en-US"/>
+        </w:rPr>
+        <w:t>ROLLBACK</w:t>
+      </w:r>
+      <w:r>
+        <w:rPr>
+          <w:rFonts w:ascii="Arial" w:hAnsi="Arial" w:cs="Arial"/>
+          <w:color w:val="000000"/>
+          <w:sz w:val="22"/>
+          <w:szCs w:val="22"/>
+        </w:rPr>
+        <w:t xml:space="preserve"> изменения внутри транзакции не сохраняются.</w:t>
+      </w:r>
+    </w:p>
+    <w:p>
+      <w:pPr>
+        <w:pStyle w:val="a3"/>
+        <w:spacing w:after="0"/>
+        <w:textAlignment w:val="baseline"/>
+        <w:rPr>
+          <w:rFonts w:ascii="Arial" w:hAnsi="Arial" w:cs="Arial"/>
+          <w:color w:val="000000"/>
+          <w:sz w:val="22"/>
+          <w:szCs w:val="22"/>
+          <w:lang w:val="en-US"/>
+        </w:rPr>
+      </w:pPr>
+      <w:r>
+        <w:rPr>
+          <w:rFonts w:ascii="Arial" w:hAnsi="Arial" w:cs="Arial"/>
+          <w:color w:val="000000"/>
+          <w:sz w:val="22"/>
+          <w:szCs w:val="22"/>
+          <w:lang w:val="en-US"/>
+        </w:rPr>
+        <w:t>BEGIN;</w:t>
+      </w:r>
+    </w:p>
+    <w:p>
+      <w:pPr>
+        <w:pStyle w:val="a3"/>
+        <w:spacing w:after="0"/>
+        <w:textAlignment w:val="baseline"/>
+        <w:rPr>
+          <w:rFonts w:ascii="Arial" w:hAnsi="Arial" w:cs="Arial"/>
+          <w:color w:val="000000"/>
+          <w:sz w:val="22"/>
+          <w:szCs w:val="22"/>
+          <w:lang w:val="en-US"/>
+        </w:rPr>
+      </w:pPr>
+      <w:r>
+        <w:rPr>
+          <w:rFonts w:ascii="Arial" w:hAnsi="Arial" w:cs="Arial"/>
+          <w:color w:val="000000"/>
+          <w:sz w:val="22"/>
+          <w:szCs w:val="22"/>
+          <w:lang w:val="en-US"/>
+        </w:rPr>
+        <w:t>UPDATE stock_balance</w:t>
+      </w:r>
+    </w:p>
+    <w:p>
+      <w:pPr>
+        <w:pStyle w:val="a3"/>
+        <w:spacing w:after="0"/>
+        <w:textAlignment w:val="baseline"/>
+        <w:rPr>
+          <w:rFonts w:ascii="Arial" w:hAnsi="Arial" w:cs="Arial"/>
+          <w:color w:val="000000"/>
+          <w:sz w:val="22"/>
+          <w:szCs w:val="22"/>
+          <w:lang w:val="en-US"/>
+        </w:rPr>
+      </w:pPr>
+      <w:r>
+        <w:rPr>
+          <w:rFonts w:ascii="Arial" w:hAnsi="Arial" w:cs="Arial"/>
+          <w:color w:val="000000"/>
+          <w:sz w:val="22"/>
+          <w:szCs w:val="22"/>
+          <w:lang w:val="en-US"/>
+        </w:rPr>
+        <w:t>SET qty_reserved = COALESCE(qty_reserved, 0) + 5,</w:t>
+      </w:r>
+    </w:p>
+    <w:p>
+      <w:pPr>
+        <w:pStyle w:val="a3"/>
+        <w:spacing w:after="0"/>
+        <w:textAlignment w:val="baseline"/>
+        <w:rPr>
+          <w:rFonts w:ascii="Arial" w:hAnsi="Arial" w:cs="Arial"/>
+          <w:color w:val="000000"/>
+          <w:sz w:val="22"/>
+          <w:szCs w:val="22"/>
+          <w:lang w:val="en-US"/>
+        </w:rPr>
+      </w:pPr>
+      <w:r>
+        <w:rPr>
+          <w:rFonts w:ascii="Arial" w:hAnsi="Arial" w:cs="Arial"/>
+          <w:color w:val="000000"/>
+          <w:sz w:val="22"/>
+          <w:szCs w:val="22"/>
+          <w:lang w:val="en-US"/>
+        </w:rPr>
+        <w:t xml:space="preserve">    updated_at = now()</w:t>
+      </w:r>
+    </w:p>
+    <w:p>
+      <w:pPr>
+        <w:pStyle w:val="a3"/>
+        <w:spacing w:after="0"/>
+        <w:textAlignment w:val="baseline"/>
+        <w:rPr>
+          <w:rFonts w:ascii="Arial" w:hAnsi="Arial" w:cs="Arial"/>
+          <w:color w:val="000000"/>
+          <w:sz w:val="22"/>
+          <w:szCs w:val="22"/>
+          <w:lang w:val="en-US"/>
+        </w:rPr>
+      </w:pPr>
+      <w:r>
+        <w:rPr>
+          <w:rFonts w:ascii="Arial" w:hAnsi="Arial" w:cs="Arial"/>
+          <w:color w:val="000000"/>
+          <w:sz w:val="22"/>
+          <w:szCs w:val="22"/>
+          <w:lang w:val="en-US"/>
+        </w:rPr>
+        <w:t>WHERE warehouse_id = 1</w:t>
+      </w:r>
+    </w:p>
+    <w:p>
+      <w:pPr>
+        <w:pStyle w:val="a3"/>
+        <w:spacing w:after="0"/>
+        <w:textAlignment w:val="baseline"/>
+        <w:rPr>
+          <w:rFonts w:ascii="Arial" w:hAnsi="Arial" w:cs="Arial"/>
+          <w:color w:val="000000"/>
+          <w:sz w:val="22"/>
+          <w:szCs w:val="22"/>
+          <w:lang w:val="en-US"/>
+        </w:rPr>
+      </w:pPr>
+      <w:r>
+        <w:rPr>
+          <w:rFonts w:ascii="Arial" w:hAnsi="Arial" w:cs="Arial"/>
+          <w:color w:val="000000"/>
+          <w:sz w:val="22"/>
+          <w:szCs w:val="22"/>
+          <w:lang w:val="en-US"/>
+        </w:rPr>
+        <w:t xml:space="preserve">  AND product_id = 10;</w:t>
+      </w:r>
+    </w:p>
+    <w:p>
+      <w:pPr>
+        <w:pStyle w:val="a3"/>
+        <w:spacing w:after="0"/>
+        <w:textAlignment w:val="baseline"/>
+        <w:rPr>
+          <w:rFonts w:ascii="Arial" w:hAnsi="Arial" w:cs="Arial"/>
+          <w:color w:val="000000"/>
+          <w:sz w:val="22"/>
+          <w:szCs w:val="22"/>
+          <w:lang w:val="en-US"/>
+        </w:rPr>
+      </w:pPr>
+      <w:r>
+        <w:rPr>
+          <w:rFonts w:ascii="Arial" w:hAnsi="Arial" w:cs="Arial"/>
+          <w:color w:val="000000"/>
+          <w:sz w:val="22"/>
+          <w:szCs w:val="22"/>
+          <w:lang w:val="en-US"/>
+        </w:rPr>
+        <w:t>SAVEPOINT before_audit;</w:t>
+      </w:r>
+    </w:p>
+    <w:p>
+      <w:pPr>
+        <w:pStyle w:val="a3"/>
+        <w:spacing w:after="0"/>
+        <w:textAlignment w:val="baseline"/>
+        <w:rPr>
+          <w:rFonts w:ascii="Arial" w:hAnsi="Arial" w:cs="Arial"/>
+          <w:color w:val="000000"/>
+          <w:sz w:val="22"/>
+          <w:szCs w:val="22"/>
+          <w:lang w:val="en-US"/>
+        </w:rPr>
+      </w:pPr>
+      <w:r>
+        <w:rPr>
+          <w:rFonts w:ascii="Arial" w:hAnsi="Arial" w:cs="Arial"/>
+          <w:color w:val="000000"/>
+          <w:sz w:val="22"/>
+          <w:szCs w:val="22"/>
+          <w:lang w:val="en-US"/>
+        </w:rPr>
+        <w:t>INSERT INTO stock_balance_audit(</w:t>
+      </w:r>
+    </w:p>
+    <w:p>
+      <w:pPr>
+        <w:pStyle w:val="a3"/>
+        <w:spacing w:after="0"/>
+        <w:textAlignment w:val="baseline"/>
+        <w:rPr>
+          <w:rFonts w:ascii="Arial" w:hAnsi="Arial" w:cs="Arial"/>
+          <w:color w:val="000000"/>
+          <w:sz w:val="22"/>
+          <w:szCs w:val="22"/>
+          <w:lang w:val="en-US"/>
+        </w:rPr>
+      </w:pPr>
+      <w:r>
+        <w:rPr>
+          <w:rFonts w:ascii="Arial" w:hAnsi="Arial" w:cs="Arial"/>
+          <w:color w:val="000000"/>
+          <w:sz w:val="22"/>
+          <w:szCs w:val="22"/>
+          <w:lang w:val="en-US"/>
+        </w:rPr>
+        <w:t xml:space="preserve">  changed_at, op, warehouse_id, product_id, actor</w:t>
+      </w:r>
+    </w:p>
+    <w:p>
+      <w:pPr>
+        <w:pStyle w:val="a3"/>
+        <w:spacing w:after="0"/>
+        <w:textAlignment w:val="baseline"/>
+        <w:rPr>
+          <w:rFonts w:ascii="Arial" w:hAnsi="Arial" w:cs="Arial"/>
+          <w:color w:val="000000"/>
+          <w:sz w:val="22"/>
+          <w:szCs w:val="22"/>
+          <w:lang w:val="en-US"/>
+        </w:rPr>
+      </w:pPr>
+      <w:r>
+        <w:rPr>
+          <w:rFonts w:ascii="Arial" w:hAnsi="Arial" w:cs="Arial"/>
+          <w:color w:val="000000"/>
+          <w:sz w:val="22"/>
+          <w:szCs w:val="22"/>
+          <w:lang w:val="en-US"/>
+        </w:rPr>
+        <w:t>)</w:t>
+      </w:r>
+    </w:p>
+    <w:p>
+      <w:pPr>
+        <w:pStyle w:val="a3"/>
+        <w:spacing w:after="0"/>
+        <w:textAlignment w:val="baseline"/>
+        <w:rPr>
+          <w:rFonts w:ascii="Arial" w:hAnsi="Arial" w:cs="Arial"/>
+          <w:color w:val="000000"/>
+          <w:sz w:val="22"/>
+          <w:szCs w:val="22"/>
+          <w:lang w:val="en-US"/>
+        </w:rPr>
+      </w:pPr>
+      <w:r>
+        <w:rPr>
+          <w:rFonts w:ascii="Arial" w:hAnsi="Arial" w:cs="Arial"/>
+          <w:color w:val="000000"/>
+          <w:sz w:val="22"/>
+          <w:szCs w:val="22"/>
+          <w:lang w:val="en-US"/>
+        </w:rPr>
+        <w:t>VALUES (now(), 'RESERVE', 1, 10, current_user);</w:t>
+      </w:r>
+    </w:p>
+    <w:p>
+      <w:pPr>
+        <w:pStyle w:val="a3"/>
+        <w:spacing w:after="0"/>
+        <w:textAlignment w:val="baseline"/>
+        <w:rPr>
+          <w:rFonts w:ascii="Arial" w:hAnsi="Arial" w:cs="Arial"/>
+          <w:color w:val="000000"/>
+          <w:sz w:val="22"/>
+          <w:szCs w:val="22"/>
+        </w:rPr>
+      </w:pPr>
+      <w:r>
+        <w:rPr>
+          <w:rFonts w:ascii="Arial" w:hAnsi="Arial" w:cs="Arial"/>
+          <w:color w:val="000000"/>
+          <w:sz w:val="22"/>
+          <w:szCs w:val="22"/>
+        </w:rPr>
+        <w:t>--Проверяем все ли ок, но может откатиться</w:t>
+      </w:r>
+    </w:p>
+    <w:p>
+      <w:pPr>
+        <w:pStyle w:val="a3"/>
+        <w:spacing w:after="0"/>
+        <w:textAlignment w:val="baseline"/>
+        <w:rPr>
+          <w:rFonts w:ascii="Arial" w:hAnsi="Arial" w:cs="Arial"/>
+          <w:color w:val="000000"/>
+          <w:sz w:val="22"/>
+          <w:szCs w:val="22"/>
+          <w:lang w:val="en-US"/>
+        </w:rPr>
+      </w:pPr>
+      <w:r>
+        <w:rPr>
+          <w:rFonts w:ascii="Arial" w:hAnsi="Arial" w:cs="Arial"/>
+          <w:color w:val="000000"/>
+          <w:sz w:val="22"/>
+          <w:szCs w:val="22"/>
+          <w:lang w:val="en-US"/>
+        </w:rPr>
+        <w:t xml:space="preserve">ROLLBACK TO SAVEPOINT before_audit; </w:t>
+      </w:r>
+    </w:p>
+    <w:p>
+      <w:pPr>
+        <w:pStyle w:val="a3"/>
+        <w:spacing w:after="0"/>
+        <w:textAlignment w:val="baseline"/>
+        <w:rPr>
+          <w:rFonts w:ascii="Arial" w:hAnsi="Arial" w:cs="Arial"/>
+          <w:color w:val="000000"/>
+          <w:sz w:val="22"/>
+          <w:szCs w:val="22"/>
+        </w:rPr>
+      </w:pPr>
+      <w:r>
+        <w:rPr>
+          <w:rFonts w:ascii="Arial" w:hAnsi="Arial" w:cs="Arial"/>
+          <w:color w:val="000000"/>
+          <w:sz w:val="22"/>
+          <w:szCs w:val="22"/>
+        </w:rPr>
+        <w:t>COMMIT;</w:t>
+      </w:r>
     </w:p>
     <w:sectPr>
       <w:pgSz w:w="11906" w:h="16838"/>

--- a/БД.docx
+++ b/БД.docx
@@ -1402,7 +1402,6 @@
                 <w:lang w:eastAsia="ru-RU"/>
               </w:rPr>
             </w:pPr>
-            <w:proofErr w:type="gramStart"/>
             <w:r>
               <w:rPr>
                 <w:rFonts w:ascii="Calibri" w:eastAsia="Times New Roman" w:hAnsi="Calibri" w:cs="Calibri"/>
@@ -1411,7 +1410,6 @@
               </w:rPr>
               <w:t>1:N</w:t>
             </w:r>
-            <w:proofErr w:type="gramEnd"/>
           </w:p>
         </w:tc>
         <w:tc>
@@ -1953,7 +1951,6 @@
                 <w:lang w:eastAsia="ru-RU"/>
               </w:rPr>
             </w:pPr>
-            <w:proofErr w:type="gramStart"/>
             <w:r>
               <w:rPr>
                 <w:rFonts w:ascii="Calibri" w:eastAsia="Times New Roman" w:hAnsi="Calibri" w:cs="Calibri"/>
@@ -1962,7 +1959,6 @@
               </w:rPr>
               <w:t>M:N</w:t>
             </w:r>
-            <w:proofErr w:type="gramEnd"/>
           </w:p>
         </w:tc>
         <w:tc>
@@ -2083,7 +2079,6 @@
                 <w:lang w:eastAsia="ru-RU"/>
               </w:rPr>
             </w:pPr>
-            <w:proofErr w:type="gramStart"/>
             <w:r>
               <w:rPr>
                 <w:rFonts w:ascii="Calibri" w:eastAsia="Times New Roman" w:hAnsi="Calibri" w:cs="Calibri"/>
@@ -2092,7 +2087,6 @@
               </w:rPr>
               <w:t>1:N</w:t>
             </w:r>
-            <w:proofErr w:type="gramEnd"/>
           </w:p>
         </w:tc>
         <w:tc>
@@ -2214,7 +2208,6 @@
                 <w:lang w:eastAsia="ru-RU"/>
               </w:rPr>
             </w:pPr>
-            <w:proofErr w:type="gramStart"/>
             <w:r>
               <w:rPr>
                 <w:rFonts w:ascii="Calibri" w:eastAsia="Times New Roman" w:hAnsi="Calibri" w:cs="Calibri"/>
@@ -2223,7 +2216,6 @@
               </w:rPr>
               <w:t>1:N</w:t>
             </w:r>
-            <w:proofErr w:type="gramEnd"/>
           </w:p>
         </w:tc>
         <w:tc>
@@ -2381,7 +2373,6 @@
                 <w:lang w:eastAsia="ru-RU"/>
               </w:rPr>
             </w:pPr>
-            <w:proofErr w:type="gramStart"/>
             <w:r>
               <w:rPr>
                 <w:rFonts w:ascii="Calibri" w:eastAsia="Times New Roman" w:hAnsi="Calibri" w:cs="Calibri"/>
@@ -2390,7 +2381,6 @@
               </w:rPr>
               <w:t>1:N</w:t>
             </w:r>
-            <w:proofErr w:type="gramEnd"/>
           </w:p>
         </w:tc>
         <w:tc>
@@ -2868,7 +2858,6 @@
                 <w:lang w:eastAsia="ru-RU"/>
               </w:rPr>
             </w:pPr>
-            <w:proofErr w:type="gramStart"/>
             <w:r>
               <w:rPr>
                 <w:rFonts w:ascii="Calibri" w:eastAsia="Times New Roman" w:hAnsi="Calibri" w:cs="Calibri"/>
@@ -2877,7 +2866,6 @@
               </w:rPr>
               <w:t>M:N</w:t>
             </w:r>
-            <w:proofErr w:type="gramEnd"/>
           </w:p>
         </w:tc>
         <w:tc>
@@ -3547,7 +3535,6 @@
                 <w:lang w:eastAsia="ru-RU"/>
               </w:rPr>
             </w:pPr>
-            <w:proofErr w:type="gramStart"/>
             <w:r>
               <w:rPr>
                 <w:rFonts w:ascii="Calibri" w:eastAsia="Times New Roman" w:hAnsi="Calibri" w:cs="Calibri"/>
@@ -3556,7 +3543,6 @@
               </w:rPr>
               <w:t>1:N</w:t>
             </w:r>
-            <w:proofErr w:type="gramEnd"/>
           </w:p>
         </w:tc>
         <w:tc>
@@ -3939,7 +3925,6 @@
                 <w:lang w:eastAsia="ru-RU"/>
               </w:rPr>
             </w:pPr>
-            <w:proofErr w:type="gramStart"/>
             <w:r>
               <w:rPr>
                 <w:rFonts w:ascii="Calibri" w:eastAsia="Times New Roman" w:hAnsi="Calibri" w:cs="Calibri"/>
@@ -3948,7 +3933,6 @@
               </w:rPr>
               <w:t>1:N</w:t>
             </w:r>
-            <w:proofErr w:type="gramEnd"/>
           </w:p>
         </w:tc>
         <w:tc>
@@ -4522,7 +4506,6 @@
                 <w:lang w:eastAsia="ru-RU"/>
               </w:rPr>
             </w:pPr>
-            <w:proofErr w:type="gramStart"/>
             <w:r>
               <w:rPr>
                 <w:rFonts w:ascii="Calibri" w:eastAsia="Times New Roman" w:hAnsi="Calibri" w:cs="Calibri"/>
@@ -4531,7 +4514,6 @@
               </w:rPr>
               <w:t>M:N</w:t>
             </w:r>
-            <w:proofErr w:type="gramEnd"/>
           </w:p>
         </w:tc>
         <w:tc>
@@ -4977,7 +4959,6 @@
                 <w:lang w:eastAsia="ru-RU"/>
               </w:rPr>
             </w:pPr>
-            <w:proofErr w:type="gramStart"/>
             <w:r>
               <w:rPr>
                 <w:rFonts w:ascii="Calibri" w:eastAsia="Times New Roman" w:hAnsi="Calibri" w:cs="Calibri"/>
@@ -4986,7 +4967,6 @@
               </w:rPr>
               <w:t>M:N</w:t>
             </w:r>
-            <w:proofErr w:type="gramEnd"/>
           </w:p>
         </w:tc>
         <w:tc>
@@ -5043,7 +5023,6 @@
                 <w:lang w:eastAsia="ru-RU"/>
               </w:rPr>
             </w:pPr>
-            <w:proofErr w:type="gramStart"/>
             <w:r>
               <w:rPr>
                 <w:rFonts w:ascii="Calibri" w:eastAsia="Times New Roman" w:hAnsi="Calibri" w:cs="Calibri"/>
@@ -5052,7 +5031,6 @@
               </w:rPr>
               <w:t>1:N</w:t>
             </w:r>
-            <w:proofErr w:type="gramEnd"/>
           </w:p>
         </w:tc>
         <w:tc>
@@ -6598,7 +6576,6 @@
                 <w:lang w:eastAsia="ru-RU"/>
               </w:rPr>
             </w:pPr>
-            <w:proofErr w:type="gramStart"/>
             <w:r>
               <w:rPr>
                 <w:rFonts w:ascii="Calibri" w:eastAsia="Times New Roman" w:hAnsi="Calibri" w:cs="Calibri"/>
@@ -6607,7 +6584,6 @@
               </w:rPr>
               <w:t>1:N</w:t>
             </w:r>
-            <w:proofErr w:type="gramEnd"/>
           </w:p>
         </w:tc>
         <w:tc>
@@ -7704,7 +7680,6 @@
                 <w:lang w:eastAsia="ru-RU"/>
               </w:rPr>
             </w:pPr>
-            <w:proofErr w:type="gramStart"/>
             <w:r>
               <w:rPr>
                 <w:rFonts w:ascii="Calibri" w:eastAsia="Times New Roman" w:hAnsi="Calibri" w:cs="Calibri"/>
@@ -7713,7 +7688,6 @@
               </w:rPr>
               <w:t>1:N</w:t>
             </w:r>
-            <w:proofErr w:type="gramEnd"/>
           </w:p>
         </w:tc>
         <w:tc>
@@ -7738,7 +7712,6 @@
                 <w:lang w:eastAsia="ru-RU"/>
               </w:rPr>
             </w:pPr>
-            <w:proofErr w:type="gramStart"/>
             <w:r>
               <w:rPr>
                 <w:rFonts w:ascii="Calibri" w:eastAsia="Times New Roman" w:hAnsi="Calibri" w:cs="Calibri"/>
@@ -7747,7 +7720,6 @@
               </w:rPr>
               <w:t>1:N</w:t>
             </w:r>
-            <w:proofErr w:type="gramEnd"/>
           </w:p>
         </w:tc>
         <w:tc>
@@ -7932,7 +7904,6 @@
                 <w:lang w:eastAsia="ru-RU"/>
               </w:rPr>
             </w:pPr>
-            <w:proofErr w:type="gramStart"/>
             <w:r>
               <w:rPr>
                 <w:rFonts w:ascii="Calibri" w:eastAsia="Times New Roman" w:hAnsi="Calibri" w:cs="Calibri"/>
@@ -7941,7 +7912,6 @@
               </w:rPr>
               <w:t>1:N</w:t>
             </w:r>
-            <w:proofErr w:type="gramEnd"/>
           </w:p>
         </w:tc>
         <w:tc>
@@ -8094,7 +8064,6 @@
                 <w:lang w:eastAsia="ru-RU"/>
               </w:rPr>
             </w:pPr>
-            <w:proofErr w:type="gramStart"/>
             <w:r>
               <w:rPr>
                 <w:rFonts w:ascii="Calibri" w:eastAsia="Times New Roman" w:hAnsi="Calibri" w:cs="Calibri"/>
@@ -8103,7 +8072,6 @@
               </w:rPr>
               <w:t>1:N</w:t>
             </w:r>
-            <w:proofErr w:type="gramEnd"/>
           </w:p>
         </w:tc>
         <w:tc>
@@ -9271,27 +9239,15 @@
                 <w:lang w:eastAsia="ru-RU"/>
               </w:rPr>
             </w:pPr>
-            <w:proofErr w:type="gramStart"/>
-            <w:r>
-              <w:rPr>
-                <w:rFonts w:ascii="Times New Roman" w:eastAsia="Times New Roman" w:hAnsi="Times New Roman" w:cs="Times New Roman"/>
-                <w:color w:val="000000"/>
-                <w:sz w:val="24"/>
-                <w:szCs w:val="24"/>
-                <w:lang w:eastAsia="ru-RU"/>
-              </w:rPr>
-              <w:t xml:space="preserve">UNIQUE,   </w:t>
-            </w:r>
-            <w:proofErr w:type="gramEnd"/>
-            <w:r>
-              <w:rPr>
-                <w:rFonts w:ascii="Times New Roman" w:eastAsia="Times New Roman" w:hAnsi="Times New Roman" w:cs="Times New Roman"/>
-                <w:color w:val="000000"/>
-                <w:sz w:val="24"/>
-                <w:szCs w:val="24"/>
-                <w:lang w:eastAsia="ru-RU"/>
-              </w:rPr>
-              <w:t xml:space="preserve">  NOT NULL</w:t>
+            <w:r>
+              <w:rPr>
+                <w:rFonts w:ascii="Times New Roman" w:eastAsia="Times New Roman" w:hAnsi="Times New Roman" w:cs="Times New Roman"/>
+                <w:color w:val="000000"/>
+                <w:sz w:val="24"/>
+                <w:szCs w:val="24"/>
+                <w:lang w:eastAsia="ru-RU"/>
+              </w:rPr>
+              <w:t>UNIQUE,     NOT NULL</w:t>
             </w:r>
           </w:p>
         </w:tc>
@@ -15032,29 +14988,7 @@
                 <w:szCs w:val="24"/>
                 <w:lang w:eastAsia="ru-RU"/>
               </w:rPr>
-              <w:t>(</w:t>
-            </w:r>
-            <w:proofErr w:type="gramStart"/>
-            <w:r>
-              <w:rPr>
-                <w:rFonts w:ascii="Times New Roman" w:eastAsia="Times New Roman" w:hAnsi="Times New Roman" w:cs="Times New Roman"/>
-                <w:color w:val="000000"/>
-                <w:sz w:val="24"/>
-                <w:szCs w:val="24"/>
-                <w:lang w:eastAsia="ru-RU"/>
-              </w:rPr>
-              <w:t>регистратор  администратор</w:t>
-            </w:r>
-            <w:proofErr w:type="gramEnd"/>
-            <w:r>
-              <w:rPr>
-                <w:rFonts w:ascii="Times New Roman" w:eastAsia="Times New Roman" w:hAnsi="Times New Roman" w:cs="Times New Roman"/>
-                <w:color w:val="000000"/>
-                <w:sz w:val="24"/>
-                <w:szCs w:val="24"/>
-                <w:lang w:eastAsia="ru-RU"/>
-              </w:rPr>
-              <w:t xml:space="preserve"> врач)</w:t>
+              <w:t>(регистратор  администратор врач)</w:t>
             </w:r>
           </w:p>
         </w:tc>
@@ -26568,16 +26502,8 @@
         <w:rPr>
           <w:lang w:val="en-US"/>
         </w:rPr>
-        <w:t>\</w:t>
-      </w:r>
-      <w:proofErr w:type="gramStart"/>
-      <w:r>
-        <w:rPr>
-          <w:lang w:val="en-US"/>
-        </w:rPr>
-        <w:t>dt</w:t>
-      </w:r>
-      <w:proofErr w:type="gramEnd"/>
+        <w:t>\dt</w:t>
+      </w:r>
     </w:p>
     <w:p>
       <w:pPr>
@@ -27264,21 +27190,9 @@
           <w:szCs w:val="20"/>
           <w:lang w:val="en-US" w:eastAsia="ru-RU"/>
         </w:rPr>
-        <w:t xml:space="preserve">    </w:t>
-      </w:r>
-      <w:proofErr w:type="gramStart"/>
-      <w:r>
-        <w:rPr>
-          <w:rStyle w:val="n"/>
-          <w:rFonts w:ascii="Courier New" w:eastAsia="Times New Roman" w:hAnsi="Courier New" w:cs="Courier New"/>
-          <w:sz w:val="20"/>
-          <w:szCs w:val="20"/>
-          <w:lang w:val="en-US" w:eastAsia="ru-RU"/>
-        </w:rPr>
-        <w:t>SUM(</w:t>
+        <w:t xml:space="preserve">    SUM(</w:t>
       </w:r>
       <w:proofErr w:type="spellStart"/>
-      <w:proofErr w:type="gramEnd"/>
       <w:r>
         <w:rPr>
           <w:rStyle w:val="n"/>
@@ -39858,9 +39772,9 @@
           <w:szCs w:val="22"/>
           <w:lang w:val="en-US"/>
         </w:rPr>
-        <w:t xml:space="preserve">SELECT </w:t>
-      </w:r>
-      <w:proofErr w:type="gramStart"/>
+        <w:t xml:space="preserve">SELECT COUNT(*) AS </w:t>
+      </w:r>
+      <w:proofErr w:type="spellStart"/>
       <w:r>
         <w:rPr>
           <w:rFonts w:ascii="Arial" w:hAnsi="Arial" w:cs="Arial"/>
@@ -39869,10 +39783,15 @@
           <w:szCs w:val="22"/>
           <w:lang w:val="en-US"/>
         </w:rPr>
-        <w:t>COUNT(</w:t>
-      </w:r>
-      <w:proofErr w:type="gramEnd"/>
-      <w:r>
+        <w:t>pets_cnt</w:t>
+      </w:r>
+      <w:proofErr w:type="spellEnd"/>
+    </w:p>
+    <w:p>
+      <w:pPr>
+        <w:pStyle w:val="a3"/>
+        <w:spacing w:after="0"/>
+        <w:textAlignment w:val="baseline"/>
         <w:rPr>
           <w:rFonts w:ascii="Arial" w:hAnsi="Arial" w:cs="Arial"/>
           <w:color w:val="000000"/>
@@ -39880,9 +39799,7 @@
           <w:szCs w:val="22"/>
           <w:lang w:val="en-US"/>
         </w:rPr>
-        <w:t xml:space="preserve">*) AS </w:t>
-      </w:r>
-      <w:proofErr w:type="spellStart"/>
+      </w:pPr>
       <w:r>
         <w:rPr>
           <w:rFonts w:ascii="Arial" w:hAnsi="Arial" w:cs="Arial"/>
@@ -39891,6 +39808,335 @@
           <w:szCs w:val="22"/>
           <w:lang w:val="en-US"/>
         </w:rPr>
+        <w:t>FROM Pet</w:t>
+      </w:r>
+    </w:p>
+    <w:p>
+      <w:pPr>
+        <w:pStyle w:val="a3"/>
+        <w:spacing w:after="0"/>
+        <w:textAlignment w:val="baseline"/>
+        <w:rPr>
+          <w:rFonts w:ascii="Arial" w:hAnsi="Arial" w:cs="Arial"/>
+          <w:color w:val="000000"/>
+          <w:sz w:val="22"/>
+          <w:szCs w:val="22"/>
+          <w:lang w:val="en-US"/>
+        </w:rPr>
+      </w:pPr>
+      <w:r>
+        <w:rPr>
+          <w:rFonts w:ascii="Arial" w:hAnsi="Arial" w:cs="Arial"/>
+          <w:color w:val="000000"/>
+          <w:sz w:val="22"/>
+          <w:szCs w:val="22"/>
+          <w:lang w:val="en-US"/>
+        </w:rPr>
+        <w:t xml:space="preserve">WHERE </w:t>
+      </w:r>
+      <w:proofErr w:type="spellStart"/>
+      <w:r>
+        <w:rPr>
+          <w:rFonts w:ascii="Arial" w:hAnsi="Arial" w:cs="Arial"/>
+          <w:color w:val="000000"/>
+          <w:sz w:val="22"/>
+          <w:szCs w:val="22"/>
+          <w:lang w:val="en-US"/>
+        </w:rPr>
+        <w:t>species_id</w:t>
+      </w:r>
+      <w:proofErr w:type="spellEnd"/>
+      <w:r>
+        <w:rPr>
+          <w:rFonts w:ascii="Arial" w:hAnsi="Arial" w:cs="Arial"/>
+          <w:color w:val="000000"/>
+          <w:sz w:val="22"/>
+          <w:szCs w:val="22"/>
+          <w:lang w:val="en-US"/>
+        </w:rPr>
+        <w:t xml:space="preserve"> = 1;</w:t>
+      </w:r>
+    </w:p>
+    <w:p>
+      <w:pPr>
+        <w:pStyle w:val="a3"/>
+        <w:spacing w:after="0"/>
+        <w:textAlignment w:val="baseline"/>
+        <w:rPr>
+          <w:rFonts w:ascii="Arial" w:hAnsi="Arial" w:cs="Arial"/>
+          <w:color w:val="000000"/>
+          <w:sz w:val="22"/>
+          <w:szCs w:val="22"/>
+          <w:lang w:val="en-US"/>
+        </w:rPr>
+      </w:pPr>
+      <w:r>
+        <w:rPr>
+          <w:rFonts w:ascii="Arial" w:hAnsi="Arial" w:cs="Arial"/>
+          <w:color w:val="000000"/>
+          <w:sz w:val="22"/>
+          <w:szCs w:val="22"/>
+        </w:rPr>
+        <w:t>Сессия</w:t>
+      </w:r>
+      <w:r>
+        <w:rPr>
+          <w:rFonts w:ascii="Arial" w:hAnsi="Arial" w:cs="Arial"/>
+          <w:color w:val="000000"/>
+          <w:sz w:val="22"/>
+          <w:szCs w:val="22"/>
+          <w:lang w:val="en-US"/>
+        </w:rPr>
+        <w:t xml:space="preserve"> </w:t>
+      </w:r>
+      <w:r>
+        <w:rPr>
+          <w:rFonts w:ascii="Arial" w:hAnsi="Arial" w:cs="Arial"/>
+          <w:color w:val="000000"/>
+          <w:sz w:val="22"/>
+          <w:szCs w:val="22"/>
+          <w:lang w:val="en-US"/>
+        </w:rPr>
+        <w:t>B:</w:t>
+      </w:r>
+    </w:p>
+    <w:p>
+      <w:pPr>
+        <w:pStyle w:val="a3"/>
+        <w:spacing w:after="0"/>
+        <w:textAlignment w:val="baseline"/>
+        <w:rPr>
+          <w:rFonts w:ascii="Arial" w:hAnsi="Arial" w:cs="Arial"/>
+          <w:color w:val="000000"/>
+          <w:sz w:val="22"/>
+          <w:szCs w:val="22"/>
+          <w:lang w:val="en-US"/>
+        </w:rPr>
+      </w:pPr>
+      <w:r>
+        <w:rPr>
+          <w:rFonts w:ascii="Arial" w:hAnsi="Arial" w:cs="Arial"/>
+          <w:color w:val="000000"/>
+          <w:sz w:val="22"/>
+          <w:szCs w:val="22"/>
+          <w:lang w:val="en-US"/>
+        </w:rPr>
+        <w:t>BEGIN;</w:t>
+      </w:r>
+    </w:p>
+    <w:p>
+      <w:pPr>
+        <w:pStyle w:val="a3"/>
+        <w:spacing w:after="0"/>
+        <w:textAlignment w:val="baseline"/>
+        <w:rPr>
+          <w:rFonts w:ascii="Arial" w:hAnsi="Arial" w:cs="Arial"/>
+          <w:color w:val="000000"/>
+          <w:sz w:val="22"/>
+          <w:szCs w:val="22"/>
+          <w:lang w:val="en-US"/>
+        </w:rPr>
+      </w:pPr>
+      <w:r>
+        <w:rPr>
+          <w:rFonts w:ascii="Arial" w:hAnsi="Arial" w:cs="Arial"/>
+          <w:color w:val="000000"/>
+          <w:sz w:val="22"/>
+          <w:szCs w:val="22"/>
+          <w:lang w:val="en-US"/>
+        </w:rPr>
+        <w:t>INSERT INTO Pet (</w:t>
+      </w:r>
+      <w:proofErr w:type="spellStart"/>
+      <w:r>
+        <w:rPr>
+          <w:rFonts w:ascii="Arial" w:hAnsi="Arial" w:cs="Arial"/>
+          <w:color w:val="000000"/>
+          <w:sz w:val="22"/>
+          <w:szCs w:val="22"/>
+          <w:lang w:val="en-US"/>
+        </w:rPr>
+        <w:t>client_id</w:t>
+      </w:r>
+      <w:proofErr w:type="spellEnd"/>
+      <w:r>
+        <w:rPr>
+          <w:rFonts w:ascii="Arial" w:hAnsi="Arial" w:cs="Arial"/>
+          <w:color w:val="000000"/>
+          <w:sz w:val="22"/>
+          <w:szCs w:val="22"/>
+          <w:lang w:val="en-US"/>
+        </w:rPr>
+        <w:t xml:space="preserve">, </w:t>
+      </w:r>
+      <w:proofErr w:type="spellStart"/>
+      <w:r>
+        <w:rPr>
+          <w:rFonts w:ascii="Arial" w:hAnsi="Arial" w:cs="Arial"/>
+          <w:color w:val="000000"/>
+          <w:sz w:val="22"/>
+          <w:szCs w:val="22"/>
+          <w:lang w:val="en-US"/>
+        </w:rPr>
+        <w:t>species_id</w:t>
+      </w:r>
+      <w:proofErr w:type="spellEnd"/>
+      <w:r>
+        <w:rPr>
+          <w:rFonts w:ascii="Arial" w:hAnsi="Arial" w:cs="Arial"/>
+          <w:color w:val="000000"/>
+          <w:sz w:val="22"/>
+          <w:szCs w:val="22"/>
+          <w:lang w:val="en-US"/>
+        </w:rPr>
+        <w:t>, nickname, age, weight)</w:t>
+      </w:r>
+    </w:p>
+    <w:p>
+      <w:pPr>
+        <w:pStyle w:val="a3"/>
+        <w:spacing w:after="0"/>
+        <w:textAlignment w:val="baseline"/>
+        <w:rPr>
+          <w:rFonts w:ascii="Arial" w:hAnsi="Arial" w:cs="Arial"/>
+          <w:color w:val="000000"/>
+          <w:sz w:val="22"/>
+          <w:szCs w:val="22"/>
+          <w:lang w:val="en-US"/>
+        </w:rPr>
+      </w:pPr>
+      <w:r>
+        <w:rPr>
+          <w:rFonts w:ascii="Arial" w:hAnsi="Arial" w:cs="Arial"/>
+          <w:color w:val="000000"/>
+          <w:sz w:val="22"/>
+          <w:szCs w:val="22"/>
+          <w:lang w:val="en-US"/>
+        </w:rPr>
+        <w:t>VALUES (1, 1, '</w:t>
+      </w:r>
+      <w:proofErr w:type="spellStart"/>
+      <w:r>
+        <w:rPr>
+          <w:rFonts w:ascii="Arial" w:hAnsi="Arial" w:cs="Arial"/>
+          <w:color w:val="000000"/>
+          <w:sz w:val="22"/>
+          <w:szCs w:val="22"/>
+          <w:lang w:val="en-US"/>
+        </w:rPr>
+        <w:t>PhantomPet</w:t>
+      </w:r>
+      <w:proofErr w:type="spellEnd"/>
+      <w:r>
+        <w:rPr>
+          <w:rFonts w:ascii="Arial" w:hAnsi="Arial" w:cs="Arial"/>
+          <w:color w:val="000000"/>
+          <w:sz w:val="22"/>
+          <w:szCs w:val="22"/>
+          <w:lang w:val="en-US"/>
+        </w:rPr>
+        <w:t>', 2, 3.50);</w:t>
+      </w:r>
+    </w:p>
+    <w:p>
+      <w:pPr>
+        <w:pStyle w:val="a3"/>
+        <w:spacing w:after="0"/>
+        <w:textAlignment w:val="baseline"/>
+        <w:rPr>
+          <w:rFonts w:ascii="Arial" w:hAnsi="Arial" w:cs="Arial"/>
+          <w:color w:val="000000"/>
+          <w:sz w:val="22"/>
+          <w:szCs w:val="22"/>
+          <w:lang w:val="en-US"/>
+        </w:rPr>
+      </w:pPr>
+      <w:r>
+        <w:rPr>
+          <w:rFonts w:ascii="Arial" w:hAnsi="Arial" w:cs="Arial"/>
+          <w:color w:val="000000"/>
+          <w:sz w:val="22"/>
+          <w:szCs w:val="22"/>
+          <w:lang w:val="en-US"/>
+        </w:rPr>
+        <w:t>COMMIT;</w:t>
+      </w:r>
+    </w:p>
+    <w:p>
+      <w:pPr>
+        <w:pStyle w:val="a3"/>
+        <w:spacing w:after="0"/>
+        <w:textAlignment w:val="baseline"/>
+        <w:rPr>
+          <w:rFonts w:ascii="Arial" w:hAnsi="Arial" w:cs="Arial"/>
+          <w:color w:val="000000"/>
+          <w:sz w:val="22"/>
+          <w:szCs w:val="22"/>
+          <w:lang w:val="en-US"/>
+        </w:rPr>
+      </w:pPr>
+      <w:r>
+        <w:rPr>
+          <w:rFonts w:ascii="Arial" w:hAnsi="Arial" w:cs="Arial"/>
+          <w:color w:val="000000"/>
+          <w:sz w:val="22"/>
+          <w:szCs w:val="22"/>
+        </w:rPr>
+        <w:t>Сессия</w:t>
+      </w:r>
+      <w:r>
+        <w:rPr>
+          <w:rFonts w:ascii="Arial" w:hAnsi="Arial" w:cs="Arial"/>
+          <w:color w:val="000000"/>
+          <w:sz w:val="22"/>
+          <w:szCs w:val="22"/>
+          <w:lang w:val="en-US"/>
+        </w:rPr>
+        <w:t xml:space="preserve"> </w:t>
+      </w:r>
+      <w:r>
+        <w:rPr>
+          <w:rFonts w:ascii="Arial" w:hAnsi="Arial" w:cs="Arial"/>
+          <w:color w:val="000000"/>
+          <w:sz w:val="22"/>
+          <w:szCs w:val="22"/>
+          <w:lang w:val="en-US"/>
+        </w:rPr>
+        <w:t>A:</w:t>
+      </w:r>
+    </w:p>
+    <w:p>
+      <w:pPr>
+        <w:pStyle w:val="a3"/>
+        <w:spacing w:after="0"/>
+        <w:textAlignment w:val="baseline"/>
+        <w:rPr>
+          <w:rFonts w:ascii="Arial" w:hAnsi="Arial" w:cs="Arial"/>
+          <w:color w:val="000000"/>
+          <w:sz w:val="22"/>
+          <w:szCs w:val="22"/>
+          <w:lang w:val="en-US"/>
+        </w:rPr>
+      </w:pPr>
+      <w:r>
+        <w:rPr>
+          <w:rFonts w:ascii="Arial" w:hAnsi="Arial" w:cs="Arial"/>
+          <w:color w:val="000000"/>
+          <w:sz w:val="22"/>
+          <w:szCs w:val="22"/>
+          <w:lang w:val="en-US"/>
+        </w:rPr>
+        <w:t xml:space="preserve">SELECT COUNT(*) AS </w:t>
+      </w:r>
+      <w:proofErr w:type="spellStart"/>
+      <w:r>
+        <w:rPr>
+          <w:rFonts w:ascii="Arial" w:hAnsi="Arial" w:cs="Arial"/>
+          <w:color w:val="000000"/>
+          <w:sz w:val="22"/>
+          <w:szCs w:val="22"/>
+          <w:lang w:val="en-US"/>
+        </w:rPr>
         <w:t>pets_cnt</w:t>
       </w:r>
       <w:proofErr w:type="spellEnd"/>
@@ -39984,28 +40230,50 @@
           <w:color w:val="000000"/>
           <w:sz w:val="22"/>
           <w:szCs w:val="22"/>
-        </w:rPr>
-        <w:t>Сессия</w:t>
-      </w:r>
-      <w:r>
-        <w:rPr>
-          <w:rFonts w:ascii="Arial" w:hAnsi="Arial" w:cs="Arial"/>
+          <w:lang w:val="en-US"/>
+        </w:rPr>
+        <w:t>COMMIT;</w:t>
+      </w:r>
+    </w:p>
+    <w:p>
+      <w:pPr>
+        <w:pStyle w:val="a3"/>
+        <w:spacing w:after="0"/>
+        <w:textAlignment w:val="baseline"/>
+        <w:rPr>
+          <w:rFonts w:ascii="Arial" w:hAnsi="Arial" w:cs="Arial"/>
+          <w:b/>
+          <w:bCs/>
           <w:color w:val="000000"/>
           <w:sz w:val="22"/>
           <w:szCs w:val="22"/>
           <w:lang w:val="en-US"/>
         </w:rPr>
-        <w:t xml:space="preserve"> </w:t>
-      </w:r>
-      <w:r>
-        <w:rPr>
-          <w:rFonts w:ascii="Arial" w:hAnsi="Arial" w:cs="Arial"/>
+      </w:pPr>
+      <w:r>
+        <w:rPr>
+          <w:rFonts w:ascii="Arial" w:hAnsi="Arial" w:cs="Arial"/>
+          <w:b/>
+          <w:bCs/>
           <w:color w:val="000000"/>
           <w:sz w:val="22"/>
           <w:szCs w:val="22"/>
           <w:lang w:val="en-US"/>
         </w:rPr>
-        <w:t>B:</w:t>
+        <w:br w:type="column"/>
+      </w:r>
+      <w:r>
+        <w:rPr>
+          <w:rFonts w:ascii="Arial" w:hAnsi="Arial" w:cs="Arial"/>
+          <w:b/>
+          <w:bCs/>
+          <w:color w:val="000000"/>
+          <w:sz w:val="22"/>
+          <w:szCs w:val="22"/>
+          <w:lang w:val="en-US"/>
+        </w:rPr>
+        <w:lastRenderedPageBreak/>
+        <w:t>Write skew</w:t>
       </w:r>
     </w:p>
     <w:p>
@@ -40018,18 +40286,56 @@
           <w:color w:val="000000"/>
           <w:sz w:val="22"/>
           <w:szCs w:val="22"/>
-          <w:lang w:val="en-US"/>
-        </w:rPr>
-      </w:pPr>
-      <w:r>
-        <w:rPr>
-          <w:rFonts w:ascii="Arial" w:hAnsi="Arial" w:cs="Arial"/>
+        </w:rPr>
+      </w:pPr>
+      <w:r>
+        <w:rPr>
+          <w:rFonts w:ascii="Arial" w:hAnsi="Arial" w:cs="Arial"/>
+          <w:color w:val="000000"/>
+          <w:sz w:val="22"/>
+          <w:szCs w:val="22"/>
+        </w:rPr>
+        <w:t>Две транзакции читают общее условие, меняют разные строки. В результате итоговое состояние нарушают бизнес-правило.</w:t>
+      </w:r>
+    </w:p>
+    <w:p>
+      <w:pPr>
+        <w:pStyle w:val="a3"/>
+        <w:spacing w:after="0"/>
+        <w:textAlignment w:val="baseline"/>
+        <w:rPr>
+          <w:rFonts w:ascii="Arial" w:hAnsi="Arial" w:cs="Arial"/>
+          <w:color w:val="000000"/>
+          <w:sz w:val="22"/>
+          <w:szCs w:val="22"/>
+        </w:rPr>
+      </w:pPr>
+    </w:p>
+    <w:p>
+      <w:pPr>
+        <w:pStyle w:val="a3"/>
+        <w:spacing w:after="0"/>
+        <w:textAlignment w:val="baseline"/>
+        <w:rPr>
+          <w:rFonts w:ascii="Arial" w:hAnsi="Arial" w:cs="Arial"/>
+          <w:b/>
+          <w:bCs/>
+          <w:color w:val="000000"/>
+          <w:sz w:val="22"/>
+          <w:szCs w:val="22"/>
+        </w:rPr>
+      </w:pPr>
+      <w:r>
+        <w:rPr>
+          <w:rFonts w:ascii="Arial" w:hAnsi="Arial" w:cs="Arial"/>
+          <w:b/>
+          <w:bCs/>
           <w:color w:val="000000"/>
           <w:sz w:val="22"/>
           <w:szCs w:val="22"/>
           <w:lang w:val="en-US"/>
         </w:rPr>
-        <w:t>BEGIN;</w:t>
+        <w:t>SAVEPOINT</w:t>
       </w:r>
     </w:p>
     <w:p>
@@ -40042,7 +40348,6 @@
           <w:color w:val="000000"/>
           <w:sz w:val="22"/>
           <w:szCs w:val="22"/>
-          <w:lang w:val="en-US"/>
         </w:rPr>
       </w:pPr>
       <w:r>
@@ -40053,20 +40358,73 @@
           <w:szCs w:val="22"/>
           <w:lang w:val="en-US"/>
         </w:rPr>
-        <w:t>INSERT INTO Pet (</w:t>
-      </w:r>
-      <w:proofErr w:type="spellStart"/>
-      <w:r>
-        <w:rPr>
-          <w:rFonts w:ascii="Arial" w:hAnsi="Arial" w:cs="Arial"/>
+        <w:t>SAVEPOINT</w:t>
+      </w:r>
+      <w:r>
+        <w:rPr>
+          <w:rFonts w:ascii="Arial" w:hAnsi="Arial" w:cs="Arial"/>
+          <w:color w:val="000000"/>
+          <w:sz w:val="22"/>
+          <w:szCs w:val="22"/>
+        </w:rPr>
+        <w:t xml:space="preserve"> нужен, когда внутри транзакции есть шаг, который можно откатить отдельно.</w:t>
+      </w:r>
+    </w:p>
+    <w:p>
+      <w:pPr>
+        <w:pStyle w:val="a3"/>
+        <w:spacing w:after="0"/>
+        <w:textAlignment w:val="baseline"/>
+        <w:rPr>
+          <w:rFonts w:ascii="Arial" w:hAnsi="Arial" w:cs="Arial"/>
+          <w:color w:val="000000"/>
+          <w:sz w:val="22"/>
+          <w:szCs w:val="22"/>
+        </w:rPr>
+      </w:pPr>
+      <w:r>
+        <w:rPr>
+          <w:rFonts w:ascii="Arial" w:hAnsi="Arial" w:cs="Arial"/>
+          <w:color w:val="000000"/>
+          <w:sz w:val="22"/>
+          <w:szCs w:val="22"/>
+        </w:rPr>
+        <w:t xml:space="preserve">Если что-то пошло не так: </w:t>
+      </w:r>
+      <w:r>
+        <w:rPr>
+          <w:rFonts w:ascii="Arial" w:hAnsi="Arial" w:cs="Arial"/>
+          <w:b/>
+          <w:bCs/>
           <w:color w:val="000000"/>
           <w:sz w:val="22"/>
           <w:szCs w:val="22"/>
           <w:lang w:val="en-US"/>
         </w:rPr>
-        <w:t>client_id</w:t>
-      </w:r>
-      <w:proofErr w:type="spellEnd"/>
+        <w:t>ROLLBACK</w:t>
+      </w:r>
+    </w:p>
+    <w:p>
+      <w:pPr>
+        <w:pStyle w:val="a3"/>
+        <w:spacing w:after="0"/>
+        <w:textAlignment w:val="baseline"/>
+        <w:rPr>
+          <w:rFonts w:ascii="Arial" w:hAnsi="Arial" w:cs="Arial"/>
+          <w:color w:val="000000"/>
+          <w:sz w:val="22"/>
+          <w:szCs w:val="22"/>
+        </w:rPr>
+      </w:pPr>
+      <w:r>
+        <w:rPr>
+          <w:rFonts w:ascii="Arial" w:hAnsi="Arial" w:cs="Arial"/>
+          <w:color w:val="000000"/>
+          <w:sz w:val="22"/>
+          <w:szCs w:val="22"/>
+        </w:rPr>
+        <w:t xml:space="preserve">После </w:t>
+      </w:r>
       <w:r>
         <w:rPr>
           <w:rFonts w:ascii="Arial" w:hAnsi="Arial" w:cs="Arial"/>
@@ -40075,10 +40433,23 @@
           <w:szCs w:val="22"/>
           <w:lang w:val="en-US"/>
         </w:rPr>
-        <w:t xml:space="preserve">, </w:t>
-      </w:r>
-      <w:proofErr w:type="spellStart"/>
-      <w:r>
+        <w:t>ROLLBACK</w:t>
+      </w:r>
+      <w:r>
+        <w:rPr>
+          <w:rFonts w:ascii="Arial" w:hAnsi="Arial" w:cs="Arial"/>
+          <w:color w:val="000000"/>
+          <w:sz w:val="22"/>
+          <w:szCs w:val="22"/>
+        </w:rPr>
+        <w:t xml:space="preserve"> изменения внутри транзакции не сохраняются.</w:t>
+      </w:r>
+    </w:p>
+    <w:p>
+      <w:pPr>
+        <w:pStyle w:val="a3"/>
+        <w:spacing w:after="0"/>
+        <w:textAlignment w:val="baseline"/>
         <w:rPr>
           <w:rFonts w:ascii="Arial" w:hAnsi="Arial" w:cs="Arial"/>
           <w:color w:val="000000"/>
@@ -40086,9 +40457,7 @@
           <w:szCs w:val="22"/>
           <w:lang w:val="en-US"/>
         </w:rPr>
-        <w:t>species_id</w:t>
-      </w:r>
-      <w:proofErr w:type="spellEnd"/>
+      </w:pPr>
       <w:r>
         <w:rPr>
           <w:rFonts w:ascii="Arial" w:hAnsi="Arial" w:cs="Arial"/>
@@ -40097,7 +40466,7 @@
           <w:szCs w:val="22"/>
           <w:lang w:val="en-US"/>
         </w:rPr>
-        <w:t>, nickname, age, weight)</w:t>
+        <w:t>BEGIN;</w:t>
       </w:r>
     </w:p>
     <w:p>
@@ -40113,7 +40482,12 @@
           <w:lang w:val="en-US"/>
         </w:rPr>
       </w:pPr>
-      <w:r>
+    </w:p>
+    <w:p>
+      <w:pPr>
+        <w:pStyle w:val="a3"/>
+        <w:spacing w:after="0"/>
+        <w:textAlignment w:val="baseline"/>
         <w:rPr>
           <w:rFonts w:ascii="Arial" w:hAnsi="Arial" w:cs="Arial"/>
           <w:color w:val="000000"/>
@@ -40121,9 +40495,7 @@
           <w:szCs w:val="22"/>
           <w:lang w:val="en-US"/>
         </w:rPr>
-        <w:t>VALUES (1, 1, '</w:t>
-      </w:r>
-      <w:proofErr w:type="spellStart"/>
+      </w:pPr>
       <w:r>
         <w:rPr>
           <w:rFonts w:ascii="Arial" w:hAnsi="Arial" w:cs="Arial"/>
@@ -40132,9 +40504,9 @@
           <w:szCs w:val="22"/>
           <w:lang w:val="en-US"/>
         </w:rPr>
-        <w:t>PhantomPet</w:t>
-      </w:r>
-      <w:proofErr w:type="spellEnd"/>
+        <w:t xml:space="preserve">INSERT INTO Client (passport, </w:t>
+      </w:r>
+      <w:proofErr w:type="spellStart"/>
       <w:r>
         <w:rPr>
           <w:rFonts w:ascii="Arial" w:hAnsi="Arial" w:cs="Arial"/>
@@ -40143,7 +40515,18 @@
           <w:szCs w:val="22"/>
           <w:lang w:val="en-US"/>
         </w:rPr>
-        <w:t>', 2, 3.50);</w:t>
+        <w:t>full_name</w:t>
+      </w:r>
+      <w:proofErr w:type="spellEnd"/>
+      <w:r>
+        <w:rPr>
+          <w:rFonts w:ascii="Arial" w:hAnsi="Arial" w:cs="Arial"/>
+          <w:color w:val="000000"/>
+          <w:sz w:val="22"/>
+          <w:szCs w:val="22"/>
+          <w:lang w:val="en-US"/>
+        </w:rPr>
+        <w:t>, phone, gender)</w:t>
       </w:r>
     </w:p>
     <w:p>
@@ -40167,7 +40550,29 @@
           <w:szCs w:val="22"/>
           <w:lang w:val="en-US"/>
         </w:rPr>
-        <w:t>COMMIT;</w:t>
+        <w:t>VALUES ('7777777777', '</w:t>
+      </w:r>
+      <w:proofErr w:type="spellStart"/>
+      <w:r>
+        <w:rPr>
+          <w:rFonts w:ascii="Arial" w:hAnsi="Arial" w:cs="Arial"/>
+          <w:color w:val="000000"/>
+          <w:sz w:val="22"/>
+          <w:szCs w:val="22"/>
+          <w:lang w:val="en-US"/>
+        </w:rPr>
+        <w:t>Savepoint</w:t>
+      </w:r>
+      <w:proofErr w:type="spellEnd"/>
+      <w:r>
+        <w:rPr>
+          <w:rFonts w:ascii="Arial" w:hAnsi="Arial" w:cs="Arial"/>
+          <w:color w:val="000000"/>
+          <w:sz w:val="22"/>
+          <w:szCs w:val="22"/>
+          <w:lang w:val="en-US"/>
+        </w:rPr>
+        <w:t xml:space="preserve"> Client', '+79990000111', 'M');</w:t>
       </w:r>
     </w:p>
     <w:p>
@@ -40183,16 +40588,12 @@
           <w:lang w:val="en-US"/>
         </w:rPr>
       </w:pPr>
-      <w:r>
-        <w:rPr>
-          <w:rFonts w:ascii="Arial" w:hAnsi="Arial" w:cs="Arial"/>
-          <w:color w:val="000000"/>
-          <w:sz w:val="22"/>
-          <w:szCs w:val="22"/>
-        </w:rPr>
-        <w:t>Сессия</w:t>
-      </w:r>
-      <w:r>
+    </w:p>
+    <w:p>
+      <w:pPr>
+        <w:pStyle w:val="a3"/>
+        <w:spacing w:after="0"/>
+        <w:textAlignment w:val="baseline"/>
         <w:rPr>
           <w:rFonts w:ascii="Arial" w:hAnsi="Arial" w:cs="Arial"/>
           <w:color w:val="000000"/>
@@ -40200,8 +40601,7 @@
           <w:szCs w:val="22"/>
           <w:lang w:val="en-US"/>
         </w:rPr>
-        <w:t xml:space="preserve"> </w:t>
-      </w:r>
+      </w:pPr>
       <w:r>
         <w:rPr>
           <w:rFonts w:ascii="Arial" w:hAnsi="Arial" w:cs="Arial"/>
@@ -40210,7 +40610,29 @@
           <w:szCs w:val="22"/>
           <w:lang w:val="en-US"/>
         </w:rPr>
-        <w:t>A:</w:t>
+        <w:t xml:space="preserve">SAVEPOINT </w:t>
+      </w:r>
+      <w:proofErr w:type="spellStart"/>
+      <w:r>
+        <w:rPr>
+          <w:rFonts w:ascii="Arial" w:hAnsi="Arial" w:cs="Arial"/>
+          <w:color w:val="000000"/>
+          <w:sz w:val="22"/>
+          <w:szCs w:val="22"/>
+          <w:lang w:val="en-US"/>
+        </w:rPr>
+        <w:t>sp_after_client</w:t>
+      </w:r>
+      <w:proofErr w:type="spellEnd"/>
+      <w:r>
+        <w:rPr>
+          <w:rFonts w:ascii="Arial" w:hAnsi="Arial" w:cs="Arial"/>
+          <w:color w:val="000000"/>
+          <w:sz w:val="22"/>
+          <w:szCs w:val="22"/>
+          <w:lang w:val="en-US"/>
+        </w:rPr>
+        <w:t>;</w:t>
       </w:r>
     </w:p>
     <w:p>
@@ -40226,7 +40648,12 @@
           <w:lang w:val="en-US"/>
         </w:rPr>
       </w:pPr>
-      <w:r>
+    </w:p>
+    <w:p>
+      <w:pPr>
+        <w:pStyle w:val="a3"/>
+        <w:spacing w:after="0"/>
+        <w:textAlignment w:val="baseline"/>
         <w:rPr>
           <w:rFonts w:ascii="Arial" w:hAnsi="Arial" w:cs="Arial"/>
           <w:color w:val="000000"/>
@@ -40234,9 +40661,7 @@
           <w:szCs w:val="22"/>
           <w:lang w:val="en-US"/>
         </w:rPr>
-        <w:t xml:space="preserve">SELECT </w:t>
-      </w:r>
-      <w:proofErr w:type="gramStart"/>
+      </w:pPr>
       <w:r>
         <w:rPr>
           <w:rFonts w:ascii="Arial" w:hAnsi="Arial" w:cs="Arial"/>
@@ -40245,9 +40670,9 @@
           <w:szCs w:val="22"/>
           <w:lang w:val="en-US"/>
         </w:rPr>
-        <w:t>COUNT(</w:t>
-      </w:r>
-      <w:proofErr w:type="gramEnd"/>
+        <w:t>INSERT INTO Pet (</w:t>
+      </w:r>
+      <w:proofErr w:type="spellStart"/>
       <w:r>
         <w:rPr>
           <w:rFonts w:ascii="Arial" w:hAnsi="Arial" w:cs="Arial"/>
@@ -40256,9 +40681,9 @@
           <w:szCs w:val="22"/>
           <w:lang w:val="en-US"/>
         </w:rPr>
-        <w:t xml:space="preserve">*) AS </w:t>
-      </w:r>
-      <w:proofErr w:type="spellStart"/>
+        <w:t>client_id</w:t>
+      </w:r>
+      <w:proofErr w:type="spellEnd"/>
       <w:r>
         <w:rPr>
           <w:rFonts w:ascii="Arial" w:hAnsi="Arial" w:cs="Arial"/>
@@ -40267,9 +40692,30 @@
           <w:szCs w:val="22"/>
           <w:lang w:val="en-US"/>
         </w:rPr>
-        <w:t>pets_cnt</w:t>
+        <w:t xml:space="preserve">, </w:t>
+      </w:r>
+      <w:proofErr w:type="spellStart"/>
+      <w:r>
+        <w:rPr>
+          <w:rFonts w:ascii="Arial" w:hAnsi="Arial" w:cs="Arial"/>
+          <w:color w:val="000000"/>
+          <w:sz w:val="22"/>
+          <w:szCs w:val="22"/>
+          <w:lang w:val="en-US"/>
+        </w:rPr>
+        <w:t>species_id</w:t>
       </w:r>
       <w:proofErr w:type="spellEnd"/>
+      <w:r>
+        <w:rPr>
+          <w:rFonts w:ascii="Arial" w:hAnsi="Arial" w:cs="Arial"/>
+          <w:color w:val="000000"/>
+          <w:sz w:val="22"/>
+          <w:szCs w:val="22"/>
+          <w:lang w:val="en-US"/>
+        </w:rPr>
+        <w:t>, nickname, age, weight)</w:t>
+      </w:r>
     </w:p>
     <w:p>
       <w:pPr>
@@ -40292,7 +40738,73 @@
           <w:szCs w:val="22"/>
           <w:lang w:val="en-US"/>
         </w:rPr>
-        <w:t>FROM Pet</w:t>
+        <w:t>VALUES (</w:t>
+      </w:r>
+      <w:proofErr w:type="spellStart"/>
+      <w:r>
+        <w:rPr>
+          <w:rFonts w:ascii="Arial" w:hAnsi="Arial" w:cs="Arial"/>
+          <w:color w:val="000000"/>
+          <w:sz w:val="22"/>
+          <w:szCs w:val="22"/>
+          <w:lang w:val="en-US"/>
+        </w:rPr>
+        <w:t>currval</w:t>
+      </w:r>
+      <w:proofErr w:type="spellEnd"/>
+      <w:r>
+        <w:rPr>
+          <w:rFonts w:ascii="Arial" w:hAnsi="Arial" w:cs="Arial"/>
+          <w:color w:val="000000"/>
+          <w:sz w:val="22"/>
+          <w:szCs w:val="22"/>
+          <w:lang w:val="en-US"/>
+        </w:rPr>
+        <w:t>('</w:t>
+      </w:r>
+      <w:proofErr w:type="spellStart"/>
+      <w:r>
+        <w:rPr>
+          <w:rFonts w:ascii="Arial" w:hAnsi="Arial" w:cs="Arial"/>
+          <w:color w:val="000000"/>
+          <w:sz w:val="22"/>
+          <w:szCs w:val="22"/>
+          <w:lang w:val="en-US"/>
+        </w:rPr>
+        <w:t>client_client_id_seq</w:t>
+      </w:r>
+      <w:proofErr w:type="spellEnd"/>
+      <w:r>
+        <w:rPr>
+          <w:rFonts w:ascii="Arial" w:hAnsi="Arial" w:cs="Arial"/>
+          <w:color w:val="000000"/>
+          <w:sz w:val="22"/>
+          <w:szCs w:val="22"/>
+          <w:lang w:val="en-US"/>
+        </w:rPr>
+        <w:t>'), 9999, '</w:t>
+      </w:r>
+      <w:proofErr w:type="spellStart"/>
+      <w:r>
+        <w:rPr>
+          <w:rFonts w:ascii="Arial" w:hAnsi="Arial" w:cs="Arial"/>
+          <w:color w:val="000000"/>
+          <w:sz w:val="22"/>
+          <w:szCs w:val="22"/>
+          <w:lang w:val="en-US"/>
+        </w:rPr>
+        <w:t>BadPet</w:t>
+      </w:r>
+      <w:proofErr w:type="spellEnd"/>
+      <w:r>
+        <w:rPr>
+          <w:rFonts w:ascii="Arial" w:hAnsi="Arial" w:cs="Arial"/>
+          <w:color w:val="000000"/>
+          <w:sz w:val="22"/>
+          <w:szCs w:val="22"/>
+          <w:lang w:val="en-US"/>
+        </w:rPr>
+        <w:t>', 2, 4.00);</w:t>
       </w:r>
     </w:p>
     <w:p>
@@ -40308,7 +40820,12 @@
           <w:lang w:val="en-US"/>
         </w:rPr>
       </w:pPr>
-      <w:r>
+    </w:p>
+    <w:p>
+      <w:pPr>
+        <w:pStyle w:val="a3"/>
+        <w:spacing w:after="0"/>
+        <w:textAlignment w:val="baseline"/>
         <w:rPr>
           <w:rFonts w:ascii="Arial" w:hAnsi="Arial" w:cs="Arial"/>
           <w:color w:val="000000"/>
@@ -40316,9 +40833,7 @@
           <w:szCs w:val="22"/>
           <w:lang w:val="en-US"/>
         </w:rPr>
-        <w:t xml:space="preserve">WHERE </w:t>
-      </w:r>
-      <w:proofErr w:type="spellStart"/>
+      </w:pPr>
       <w:r>
         <w:rPr>
           <w:rFonts w:ascii="Arial" w:hAnsi="Arial" w:cs="Arial"/>
@@ -40327,9 +40842,9 @@
           <w:szCs w:val="22"/>
           <w:lang w:val="en-US"/>
         </w:rPr>
-        <w:t>species_id</w:t>
-      </w:r>
-      <w:proofErr w:type="spellEnd"/>
+        <w:t xml:space="preserve">ROLLBACK TO </w:t>
+      </w:r>
+      <w:proofErr w:type="spellStart"/>
       <w:r>
         <w:rPr>
           <w:rFonts w:ascii="Arial" w:hAnsi="Arial" w:cs="Arial"/>
@@ -40338,7 +40853,18 @@
           <w:szCs w:val="22"/>
           <w:lang w:val="en-US"/>
         </w:rPr>
-        <w:t xml:space="preserve"> = 1;</w:t>
+        <w:t>sp_after_client</w:t>
+      </w:r>
+      <w:proofErr w:type="spellEnd"/>
+      <w:r>
+        <w:rPr>
+          <w:rFonts w:ascii="Arial" w:hAnsi="Arial" w:cs="Arial"/>
+          <w:color w:val="000000"/>
+          <w:sz w:val="22"/>
+          <w:szCs w:val="22"/>
+          <w:lang w:val="en-US"/>
+        </w:rPr>
+        <w:t>;</w:t>
       </w:r>
     </w:p>
     <w:p>
@@ -40354,7 +40880,12 @@
           <w:lang w:val="en-US"/>
         </w:rPr>
       </w:pPr>
-      <w:r>
+    </w:p>
+    <w:p>
+      <w:pPr>
+        <w:pStyle w:val="a3"/>
+        <w:spacing w:after="0"/>
+        <w:textAlignment w:val="baseline"/>
         <w:rPr>
           <w:rFonts w:ascii="Arial" w:hAnsi="Arial" w:cs="Arial"/>
           <w:color w:val="000000"/>
@@ -40362,7 +40893,60 @@
           <w:szCs w:val="22"/>
           <w:lang w:val="en-US"/>
         </w:rPr>
-        <w:t>COMMIT;</w:t>
+      </w:pPr>
+      <w:r>
+        <w:rPr>
+          <w:rFonts w:ascii="Arial" w:hAnsi="Arial" w:cs="Arial"/>
+          <w:color w:val="000000"/>
+          <w:sz w:val="22"/>
+          <w:szCs w:val="22"/>
+          <w:lang w:val="en-US"/>
+        </w:rPr>
+        <w:t>INSERT INTO Pet (</w:t>
+      </w:r>
+      <w:proofErr w:type="spellStart"/>
+      <w:r>
+        <w:rPr>
+          <w:rFonts w:ascii="Arial" w:hAnsi="Arial" w:cs="Arial"/>
+          <w:color w:val="000000"/>
+          <w:sz w:val="22"/>
+          <w:szCs w:val="22"/>
+          <w:lang w:val="en-US"/>
+        </w:rPr>
+        <w:t>client_id</w:t>
+      </w:r>
+      <w:proofErr w:type="spellEnd"/>
+      <w:r>
+        <w:rPr>
+          <w:rFonts w:ascii="Arial" w:hAnsi="Arial" w:cs="Arial"/>
+          <w:color w:val="000000"/>
+          <w:sz w:val="22"/>
+          <w:szCs w:val="22"/>
+          <w:lang w:val="en-US"/>
+        </w:rPr>
+        <w:t xml:space="preserve">, </w:t>
+      </w:r>
+      <w:proofErr w:type="spellStart"/>
+      <w:r>
+        <w:rPr>
+          <w:rFonts w:ascii="Arial" w:hAnsi="Arial" w:cs="Arial"/>
+          <w:color w:val="000000"/>
+          <w:sz w:val="22"/>
+          <w:szCs w:val="22"/>
+          <w:lang w:val="en-US"/>
+        </w:rPr>
+        <w:t>species_id</w:t>
+      </w:r>
+      <w:proofErr w:type="spellEnd"/>
+      <w:r>
+        <w:rPr>
+          <w:rFonts w:ascii="Arial" w:hAnsi="Arial" w:cs="Arial"/>
+          <w:color w:val="000000"/>
+          <w:sz w:val="22"/>
+          <w:szCs w:val="22"/>
+          <w:lang w:val="en-US"/>
+        </w:rPr>
+        <w:t>, nickname, age, weight)</w:t>
       </w:r>
     </w:p>
     <w:p>
@@ -40372,8 +40956,6 @@
         <w:textAlignment w:val="baseline"/>
         <w:rPr>
           <w:rFonts w:ascii="Arial" w:hAnsi="Arial" w:cs="Arial"/>
-          <w:b/>
-          <w:bCs/>
           <w:color w:val="000000"/>
           <w:sz w:val="22"/>
           <w:szCs w:val="22"/>
@@ -40383,27 +40965,78 @@
       <w:r>
         <w:rPr>
           <w:rFonts w:ascii="Arial" w:hAnsi="Arial" w:cs="Arial"/>
-          <w:b/>
-          <w:bCs/>
           <w:color w:val="000000"/>
           <w:sz w:val="22"/>
           <w:szCs w:val="22"/>
           <w:lang w:val="en-US"/>
         </w:rPr>
-        <w:br w:type="column"/>
-      </w:r>
-      <w:r>
-        <w:rPr>
-          <w:rFonts w:ascii="Arial" w:hAnsi="Arial" w:cs="Arial"/>
-          <w:b/>
-          <w:bCs/>
+        <w:t>VALUES (</w:t>
+      </w:r>
+      <w:proofErr w:type="spellStart"/>
+      <w:r>
+        <w:rPr>
+          <w:rFonts w:ascii="Arial" w:hAnsi="Arial" w:cs="Arial"/>
           <w:color w:val="000000"/>
           <w:sz w:val="22"/>
           <w:szCs w:val="22"/>
           <w:lang w:val="en-US"/>
         </w:rPr>
-        <w:lastRenderedPageBreak/>
-        <w:t>Write skew</w:t>
+        <w:t>currval</w:t>
+      </w:r>
+      <w:proofErr w:type="spellEnd"/>
+      <w:r>
+        <w:rPr>
+          <w:rFonts w:ascii="Arial" w:hAnsi="Arial" w:cs="Arial"/>
+          <w:color w:val="000000"/>
+          <w:sz w:val="22"/>
+          <w:szCs w:val="22"/>
+          <w:lang w:val="en-US"/>
+        </w:rPr>
+        <w:t>('</w:t>
+      </w:r>
+      <w:proofErr w:type="spellStart"/>
+      <w:r>
+        <w:rPr>
+          <w:rFonts w:ascii="Arial" w:hAnsi="Arial" w:cs="Arial"/>
+          <w:color w:val="000000"/>
+          <w:sz w:val="22"/>
+          <w:szCs w:val="22"/>
+          <w:lang w:val="en-US"/>
+        </w:rPr>
+        <w:t>client_client_id_seq</w:t>
+      </w:r>
+      <w:proofErr w:type="spellEnd"/>
+      <w:r>
+        <w:rPr>
+          <w:rFonts w:ascii="Arial" w:hAnsi="Arial" w:cs="Arial"/>
+          <w:color w:val="000000"/>
+          <w:sz w:val="22"/>
+          <w:szCs w:val="22"/>
+          <w:lang w:val="en-US"/>
+        </w:rPr>
+        <w:t>'), 1, '</w:t>
+      </w:r>
+      <w:proofErr w:type="spellStart"/>
+      <w:r>
+        <w:rPr>
+          <w:rFonts w:ascii="Arial" w:hAnsi="Arial" w:cs="Arial"/>
+          <w:color w:val="000000"/>
+          <w:sz w:val="22"/>
+          <w:szCs w:val="22"/>
+          <w:lang w:val="en-US"/>
+        </w:rPr>
+        <w:t>GoodPet</w:t>
+      </w:r>
+      <w:proofErr w:type="spellEnd"/>
+      <w:r>
+        <w:rPr>
+          <w:rFonts w:ascii="Arial" w:hAnsi="Arial" w:cs="Arial"/>
+          <w:color w:val="000000"/>
+          <w:sz w:val="22"/>
+          <w:szCs w:val="22"/>
+          <w:lang w:val="en-US"/>
+        </w:rPr>
+        <w:t>', 2, 4.00);</w:t>
       </w:r>
     </w:p>
     <w:p>
@@ -40416,17 +41049,9 @@
           <w:color w:val="000000"/>
           <w:sz w:val="22"/>
           <w:szCs w:val="22"/>
-        </w:rPr>
-      </w:pPr>
-      <w:r>
-        <w:rPr>
-          <w:rFonts w:ascii="Arial" w:hAnsi="Arial" w:cs="Arial"/>
-          <w:color w:val="000000"/>
-          <w:sz w:val="22"/>
-          <w:szCs w:val="22"/>
-        </w:rPr>
-        <w:t>Две транзакции читают общее условие, меняют разные строки. В результате итоговое состояние нарушают бизнес-правило.</w:t>
-      </w:r>
+          <w:lang w:val="en-US"/>
+        </w:rPr>
+      </w:pPr>
     </w:p>
     <w:p>
       <w:pPr>
@@ -40438,8 +41063,19 @@
           <w:color w:val="000000"/>
           <w:sz w:val="22"/>
           <w:szCs w:val="22"/>
-        </w:rPr>
-      </w:pPr>
+          <w:lang w:val="en-US"/>
+        </w:rPr>
+      </w:pPr>
+      <w:r>
+        <w:rPr>
+          <w:rFonts w:ascii="Arial" w:hAnsi="Arial" w:cs="Arial"/>
+          <w:color w:val="000000"/>
+          <w:sz w:val="22"/>
+          <w:szCs w:val="22"/>
+          <w:lang w:val="en-US"/>
+        </w:rPr>
+        <w:t>COMMIT;</w:t>
+      </w:r>
     </w:p>
     <w:p>
       <w:pPr>
@@ -40453,6 +41089,7 @@
           <w:color w:val="000000"/>
           <w:sz w:val="22"/>
           <w:szCs w:val="22"/>
+          <w:lang w:val="en-US"/>
         </w:rPr>
       </w:pPr>
       <w:r>
@@ -40465,875 +41102,21 @@
           <w:szCs w:val="22"/>
           <w:lang w:val="en-US"/>
         </w:rPr>
-        <w:t>SAVEPOINT</w:t>
-      </w:r>
-    </w:p>
-    <w:p>
-      <w:pPr>
-        <w:pStyle w:val="a3"/>
-        <w:spacing w:after="0"/>
-        <w:textAlignment w:val="baseline"/>
-        <w:rPr>
-          <w:rFonts w:ascii="Arial" w:hAnsi="Arial" w:cs="Arial"/>
-          <w:color w:val="000000"/>
-          <w:sz w:val="22"/>
-          <w:szCs w:val="22"/>
-        </w:rPr>
-      </w:pPr>
-      <w:r>
-        <w:rPr>
-          <w:rFonts w:ascii="Arial" w:hAnsi="Arial" w:cs="Arial"/>
+        <w:br w:type="column"/>
+      </w:r>
+      <w:r>
+        <w:rPr>
+          <w:rFonts w:ascii="Arial" w:hAnsi="Arial" w:cs="Arial"/>
+          <w:b/>
+          <w:bCs/>
           <w:color w:val="000000"/>
           <w:sz w:val="22"/>
           <w:szCs w:val="22"/>
           <w:lang w:val="en-US"/>
         </w:rPr>
-        <w:t>SAVEPOINT</w:t>
-      </w:r>
-      <w:r>
-        <w:rPr>
-          <w:rFonts w:ascii="Arial" w:hAnsi="Arial" w:cs="Arial"/>
-          <w:color w:val="000000"/>
-          <w:sz w:val="22"/>
-          <w:szCs w:val="22"/>
-        </w:rPr>
-        <w:t xml:space="preserve"> нужен, когда внутри транзакции есть шаг, который можно откатить отдельно.</w:t>
-      </w:r>
-    </w:p>
-    <w:p>
-      <w:pPr>
-        <w:pStyle w:val="a3"/>
-        <w:spacing w:after="0"/>
-        <w:textAlignment w:val="baseline"/>
-        <w:rPr>
-          <w:rFonts w:ascii="Arial" w:hAnsi="Arial" w:cs="Arial"/>
-          <w:color w:val="000000"/>
-          <w:sz w:val="22"/>
-          <w:szCs w:val="22"/>
-        </w:rPr>
-      </w:pPr>
-      <w:r>
-        <w:rPr>
-          <w:rFonts w:ascii="Arial" w:hAnsi="Arial" w:cs="Arial"/>
-          <w:color w:val="000000"/>
-          <w:sz w:val="22"/>
-          <w:szCs w:val="22"/>
-        </w:rPr>
-        <w:t xml:space="preserve">Если что-то пошло не так: </w:t>
-      </w:r>
-      <w:r>
-        <w:rPr>
-          <w:rFonts w:ascii="Arial" w:hAnsi="Arial" w:cs="Arial"/>
-          <w:b/>
-          <w:bCs/>
-          <w:color w:val="000000"/>
-          <w:sz w:val="22"/>
-          <w:szCs w:val="22"/>
-          <w:lang w:val="en-US"/>
-        </w:rPr>
-        <w:t>ROLLBACK</w:t>
-      </w:r>
-    </w:p>
-    <w:p>
-      <w:pPr>
-        <w:pStyle w:val="a3"/>
-        <w:spacing w:after="0"/>
-        <w:textAlignment w:val="baseline"/>
-        <w:rPr>
-          <w:rFonts w:ascii="Arial" w:hAnsi="Arial" w:cs="Arial"/>
-          <w:color w:val="000000"/>
-          <w:sz w:val="22"/>
-          <w:szCs w:val="22"/>
-        </w:rPr>
-      </w:pPr>
-      <w:r>
-        <w:rPr>
-          <w:rFonts w:ascii="Arial" w:hAnsi="Arial" w:cs="Arial"/>
-          <w:color w:val="000000"/>
-          <w:sz w:val="22"/>
-          <w:szCs w:val="22"/>
-        </w:rPr>
-        <w:t xml:space="preserve">После </w:t>
-      </w:r>
-      <w:r>
-        <w:rPr>
-          <w:rFonts w:ascii="Arial" w:hAnsi="Arial" w:cs="Arial"/>
-          <w:color w:val="000000"/>
-          <w:sz w:val="22"/>
-          <w:szCs w:val="22"/>
-          <w:lang w:val="en-US"/>
-        </w:rPr>
-        <w:t>ROLLBACK</w:t>
-      </w:r>
-      <w:r>
-        <w:rPr>
-          <w:rFonts w:ascii="Arial" w:hAnsi="Arial" w:cs="Arial"/>
-          <w:color w:val="000000"/>
-          <w:sz w:val="22"/>
-          <w:szCs w:val="22"/>
-        </w:rPr>
-        <w:t xml:space="preserve"> изменения внутри транзакции не сохраняются.</w:t>
-      </w:r>
-    </w:p>
-    <w:p>
-      <w:pPr>
-        <w:pStyle w:val="a3"/>
-        <w:spacing w:after="0"/>
-        <w:textAlignment w:val="baseline"/>
-        <w:rPr>
-          <w:rFonts w:ascii="Arial" w:hAnsi="Arial" w:cs="Arial"/>
-          <w:color w:val="000000"/>
-          <w:sz w:val="22"/>
-          <w:szCs w:val="22"/>
-          <w:lang w:val="en-US"/>
-        </w:rPr>
-      </w:pPr>
-      <w:r>
-        <w:rPr>
-          <w:rFonts w:ascii="Arial" w:hAnsi="Arial" w:cs="Arial"/>
-          <w:color w:val="000000"/>
-          <w:sz w:val="22"/>
-          <w:szCs w:val="22"/>
-          <w:lang w:val="en-US"/>
-        </w:rPr>
-        <w:t>BEGIN;</w:t>
-      </w:r>
-    </w:p>
-    <w:p>
-      <w:pPr>
-        <w:pStyle w:val="a3"/>
-        <w:spacing w:after="0"/>
-        <w:textAlignment w:val="baseline"/>
-        <w:rPr>
-          <w:rFonts w:ascii="Arial" w:hAnsi="Arial" w:cs="Arial"/>
-          <w:color w:val="000000"/>
-          <w:sz w:val="22"/>
-          <w:szCs w:val="22"/>
-          <w:lang w:val="en-US"/>
-        </w:rPr>
-      </w:pPr>
-      <w:r>
-        <w:rPr>
-          <w:rFonts w:ascii="Arial" w:hAnsi="Arial" w:cs="Arial"/>
-          <w:color w:val="000000"/>
-          <w:sz w:val="22"/>
-          <w:szCs w:val="22"/>
-          <w:lang w:val="en-US"/>
-        </w:rPr>
-        <w:t xml:space="preserve">UPDATE </w:t>
-      </w:r>
-      <w:proofErr w:type="spellStart"/>
-      <w:r>
-        <w:rPr>
-          <w:rFonts w:ascii="Arial" w:hAnsi="Arial" w:cs="Arial"/>
-          <w:color w:val="000000"/>
-          <w:sz w:val="22"/>
-          <w:szCs w:val="22"/>
-          <w:lang w:val="en-US"/>
-        </w:rPr>
-        <w:t>stock_balance</w:t>
-      </w:r>
-      <w:proofErr w:type="spellEnd"/>
-    </w:p>
-    <w:p>
-      <w:pPr>
-        <w:pStyle w:val="a3"/>
-        <w:spacing w:after="0"/>
-        <w:textAlignment w:val="baseline"/>
-        <w:rPr>
-          <w:rFonts w:ascii="Arial" w:hAnsi="Arial" w:cs="Arial"/>
-          <w:color w:val="000000"/>
-          <w:sz w:val="22"/>
-          <w:szCs w:val="22"/>
-          <w:lang w:val="en-US"/>
-        </w:rPr>
-      </w:pPr>
-      <w:r>
-        <w:rPr>
-          <w:rFonts w:ascii="Arial" w:hAnsi="Arial" w:cs="Arial"/>
-          <w:color w:val="000000"/>
-          <w:sz w:val="22"/>
-          <w:szCs w:val="22"/>
-          <w:lang w:val="en-US"/>
-        </w:rPr>
-        <w:t xml:space="preserve">SET </w:t>
-      </w:r>
-      <w:proofErr w:type="spellStart"/>
-      <w:r>
-        <w:rPr>
-          <w:rFonts w:ascii="Arial" w:hAnsi="Arial" w:cs="Arial"/>
-          <w:color w:val="000000"/>
-          <w:sz w:val="22"/>
-          <w:szCs w:val="22"/>
-          <w:lang w:val="en-US"/>
-        </w:rPr>
-        <w:t>qty_reserved</w:t>
-      </w:r>
-      <w:proofErr w:type="spellEnd"/>
-      <w:r>
-        <w:rPr>
-          <w:rFonts w:ascii="Arial" w:hAnsi="Arial" w:cs="Arial"/>
-          <w:color w:val="000000"/>
-          <w:sz w:val="22"/>
-          <w:szCs w:val="22"/>
-          <w:lang w:val="en-US"/>
-        </w:rPr>
-        <w:t xml:space="preserve"> = </w:t>
-      </w:r>
-      <w:proofErr w:type="gramStart"/>
-      <w:r>
-        <w:rPr>
-          <w:rFonts w:ascii="Arial" w:hAnsi="Arial" w:cs="Arial"/>
-          <w:color w:val="000000"/>
-          <w:sz w:val="22"/>
-          <w:szCs w:val="22"/>
-          <w:lang w:val="en-US"/>
-        </w:rPr>
-        <w:t>COALESCE(</w:t>
-      </w:r>
-      <w:proofErr w:type="spellStart"/>
-      <w:proofErr w:type="gramEnd"/>
-      <w:r>
-        <w:rPr>
-          <w:rFonts w:ascii="Arial" w:hAnsi="Arial" w:cs="Arial"/>
-          <w:color w:val="000000"/>
-          <w:sz w:val="22"/>
-          <w:szCs w:val="22"/>
-          <w:lang w:val="en-US"/>
-        </w:rPr>
-        <w:t>qty_reserved</w:t>
-      </w:r>
-      <w:proofErr w:type="spellEnd"/>
-      <w:r>
-        <w:rPr>
-          <w:rFonts w:ascii="Arial" w:hAnsi="Arial" w:cs="Arial"/>
-          <w:color w:val="000000"/>
-          <w:sz w:val="22"/>
-          <w:szCs w:val="22"/>
-          <w:lang w:val="en-US"/>
-        </w:rPr>
-        <w:t>, 0) + 5,</w:t>
-      </w:r>
-    </w:p>
-    <w:p>
-      <w:pPr>
-        <w:pStyle w:val="a3"/>
-        <w:spacing w:after="0"/>
-        <w:textAlignment w:val="baseline"/>
-        <w:rPr>
-          <w:rFonts w:ascii="Arial" w:hAnsi="Arial" w:cs="Arial"/>
-          <w:color w:val="000000"/>
-          <w:sz w:val="22"/>
-          <w:szCs w:val="22"/>
-          <w:lang w:val="en-US"/>
-        </w:rPr>
-      </w:pPr>
-      <w:r>
-        <w:rPr>
-          <w:rFonts w:ascii="Arial" w:hAnsi="Arial" w:cs="Arial"/>
-          <w:color w:val="000000"/>
-          <w:sz w:val="22"/>
-          <w:szCs w:val="22"/>
-          <w:lang w:val="en-US"/>
-        </w:rPr>
-        <w:t xml:space="preserve">    </w:t>
-      </w:r>
-      <w:proofErr w:type="spellStart"/>
-      <w:r>
-        <w:rPr>
-          <w:rFonts w:ascii="Arial" w:hAnsi="Arial" w:cs="Arial"/>
-          <w:color w:val="000000"/>
-          <w:sz w:val="22"/>
-          <w:szCs w:val="22"/>
-          <w:lang w:val="en-US"/>
-        </w:rPr>
-        <w:t>updated_at</w:t>
-      </w:r>
-      <w:proofErr w:type="spellEnd"/>
-      <w:r>
-        <w:rPr>
-          <w:rFonts w:ascii="Arial" w:hAnsi="Arial" w:cs="Arial"/>
-          <w:color w:val="000000"/>
-          <w:sz w:val="22"/>
-          <w:szCs w:val="22"/>
-          <w:lang w:val="en-US"/>
-        </w:rPr>
-        <w:t xml:space="preserve"> = </w:t>
-      </w:r>
-      <w:proofErr w:type="gramStart"/>
-      <w:r>
-        <w:rPr>
-          <w:rFonts w:ascii="Arial" w:hAnsi="Arial" w:cs="Arial"/>
-          <w:color w:val="000000"/>
-          <w:sz w:val="22"/>
-          <w:szCs w:val="22"/>
-          <w:lang w:val="en-US"/>
-        </w:rPr>
-        <w:t>now(</w:t>
-      </w:r>
-      <w:proofErr w:type="gramEnd"/>
-      <w:r>
-        <w:rPr>
-          <w:rFonts w:ascii="Arial" w:hAnsi="Arial" w:cs="Arial"/>
-          <w:color w:val="000000"/>
-          <w:sz w:val="22"/>
-          <w:szCs w:val="22"/>
-          <w:lang w:val="en-US"/>
-        </w:rPr>
-        <w:t>)</w:t>
-      </w:r>
-    </w:p>
-    <w:p>
-      <w:pPr>
-        <w:pStyle w:val="a3"/>
-        <w:spacing w:after="0"/>
-        <w:textAlignment w:val="baseline"/>
-        <w:rPr>
-          <w:rFonts w:ascii="Arial" w:hAnsi="Arial" w:cs="Arial"/>
-          <w:color w:val="000000"/>
-          <w:sz w:val="22"/>
-          <w:szCs w:val="22"/>
-          <w:lang w:val="en-US"/>
-        </w:rPr>
-      </w:pPr>
-      <w:r>
-        <w:rPr>
-          <w:rFonts w:ascii="Arial" w:hAnsi="Arial" w:cs="Arial"/>
-          <w:color w:val="000000"/>
-          <w:sz w:val="22"/>
-          <w:szCs w:val="22"/>
-          <w:lang w:val="en-US"/>
-        </w:rPr>
-        <w:t xml:space="preserve">WHERE </w:t>
-      </w:r>
-      <w:proofErr w:type="spellStart"/>
-      <w:r>
-        <w:rPr>
-          <w:rFonts w:ascii="Arial" w:hAnsi="Arial" w:cs="Arial"/>
-          <w:color w:val="000000"/>
-          <w:sz w:val="22"/>
-          <w:szCs w:val="22"/>
-          <w:lang w:val="en-US"/>
-        </w:rPr>
-        <w:t>warehouse_id</w:t>
-      </w:r>
-      <w:proofErr w:type="spellEnd"/>
-      <w:r>
-        <w:rPr>
-          <w:rFonts w:ascii="Arial" w:hAnsi="Arial" w:cs="Arial"/>
-          <w:color w:val="000000"/>
-          <w:sz w:val="22"/>
-          <w:szCs w:val="22"/>
-          <w:lang w:val="en-US"/>
-        </w:rPr>
-        <w:t xml:space="preserve"> = 1</w:t>
-      </w:r>
-    </w:p>
-    <w:p>
-      <w:pPr>
-        <w:pStyle w:val="a3"/>
-        <w:spacing w:after="0"/>
-        <w:textAlignment w:val="baseline"/>
-        <w:rPr>
-          <w:rFonts w:ascii="Arial" w:hAnsi="Arial" w:cs="Arial"/>
-          <w:color w:val="000000"/>
-          <w:sz w:val="22"/>
-          <w:szCs w:val="22"/>
-          <w:lang w:val="en-US"/>
-        </w:rPr>
-      </w:pPr>
-      <w:r>
-        <w:rPr>
-          <w:rFonts w:ascii="Arial" w:hAnsi="Arial" w:cs="Arial"/>
-          <w:color w:val="000000"/>
-          <w:sz w:val="22"/>
-          <w:szCs w:val="22"/>
-          <w:lang w:val="en-US"/>
-        </w:rPr>
-        <w:t xml:space="preserve">  AND </w:t>
-      </w:r>
-      <w:proofErr w:type="spellStart"/>
-      <w:r>
-        <w:rPr>
-          <w:rFonts w:ascii="Arial" w:hAnsi="Arial" w:cs="Arial"/>
-          <w:color w:val="000000"/>
-          <w:sz w:val="22"/>
-          <w:szCs w:val="22"/>
-          <w:lang w:val="en-US"/>
-        </w:rPr>
-        <w:t>product_id</w:t>
-      </w:r>
-      <w:proofErr w:type="spellEnd"/>
-      <w:r>
-        <w:rPr>
-          <w:rFonts w:ascii="Arial" w:hAnsi="Arial" w:cs="Arial"/>
-          <w:color w:val="000000"/>
-          <w:sz w:val="22"/>
-          <w:szCs w:val="22"/>
-          <w:lang w:val="en-US"/>
-        </w:rPr>
-        <w:t xml:space="preserve"> = 10;</w:t>
-      </w:r>
-    </w:p>
-    <w:p>
-      <w:pPr>
-        <w:pStyle w:val="a3"/>
-        <w:spacing w:after="0"/>
-        <w:textAlignment w:val="baseline"/>
-        <w:rPr>
-          <w:rFonts w:ascii="Arial" w:hAnsi="Arial" w:cs="Arial"/>
-          <w:color w:val="000000"/>
-          <w:sz w:val="22"/>
-          <w:szCs w:val="22"/>
-          <w:lang w:val="en-US"/>
-        </w:rPr>
-      </w:pPr>
-      <w:r>
-        <w:rPr>
-          <w:rFonts w:ascii="Arial" w:hAnsi="Arial" w:cs="Arial"/>
-          <w:color w:val="000000"/>
-          <w:sz w:val="22"/>
-          <w:szCs w:val="22"/>
-          <w:lang w:val="en-US"/>
-        </w:rPr>
-        <w:t xml:space="preserve">SAVEPOINT </w:t>
-      </w:r>
-      <w:proofErr w:type="spellStart"/>
-      <w:r>
-        <w:rPr>
-          <w:rFonts w:ascii="Arial" w:hAnsi="Arial" w:cs="Arial"/>
-          <w:color w:val="000000"/>
-          <w:sz w:val="22"/>
-          <w:szCs w:val="22"/>
-          <w:lang w:val="en-US"/>
-        </w:rPr>
-        <w:t>before_audit</w:t>
-      </w:r>
-      <w:proofErr w:type="spellEnd"/>
-      <w:r>
-        <w:rPr>
-          <w:rFonts w:ascii="Arial" w:hAnsi="Arial" w:cs="Arial"/>
-          <w:color w:val="000000"/>
-          <w:sz w:val="22"/>
-          <w:szCs w:val="22"/>
-          <w:lang w:val="en-US"/>
-        </w:rPr>
-        <w:t>;</w:t>
-      </w:r>
-    </w:p>
-    <w:p>
-      <w:pPr>
-        <w:pStyle w:val="a3"/>
-        <w:spacing w:after="0"/>
-        <w:textAlignment w:val="baseline"/>
-        <w:rPr>
-          <w:rFonts w:ascii="Arial" w:hAnsi="Arial" w:cs="Arial"/>
-          <w:color w:val="000000"/>
-          <w:sz w:val="22"/>
-          <w:szCs w:val="22"/>
-          <w:lang w:val="en-US"/>
-        </w:rPr>
-      </w:pPr>
-      <w:r>
-        <w:rPr>
-          <w:rFonts w:ascii="Arial" w:hAnsi="Arial" w:cs="Arial"/>
-          <w:color w:val="000000"/>
-          <w:sz w:val="22"/>
-          <w:szCs w:val="22"/>
-          <w:lang w:val="en-US"/>
-        </w:rPr>
-        <w:t xml:space="preserve">INSERT INTO </w:t>
-      </w:r>
-      <w:proofErr w:type="spellStart"/>
-      <w:r>
-        <w:rPr>
-          <w:rFonts w:ascii="Arial" w:hAnsi="Arial" w:cs="Arial"/>
-          <w:color w:val="000000"/>
-          <w:sz w:val="22"/>
-          <w:szCs w:val="22"/>
-          <w:lang w:val="en-US"/>
-        </w:rPr>
-        <w:t>stock_balance_</w:t>
-      </w:r>
-      <w:proofErr w:type="gramStart"/>
-      <w:r>
-        <w:rPr>
-          <w:rFonts w:ascii="Arial" w:hAnsi="Arial" w:cs="Arial"/>
-          <w:color w:val="000000"/>
-          <w:sz w:val="22"/>
-          <w:szCs w:val="22"/>
-          <w:lang w:val="en-US"/>
-        </w:rPr>
-        <w:t>audit</w:t>
-      </w:r>
-      <w:proofErr w:type="spellEnd"/>
-      <w:r>
-        <w:rPr>
-          <w:rFonts w:ascii="Arial" w:hAnsi="Arial" w:cs="Arial"/>
-          <w:color w:val="000000"/>
-          <w:sz w:val="22"/>
-          <w:szCs w:val="22"/>
-          <w:lang w:val="en-US"/>
-        </w:rPr>
-        <w:t>(</w:t>
-      </w:r>
-      <w:proofErr w:type="gramEnd"/>
-    </w:p>
-    <w:p>
-      <w:pPr>
-        <w:pStyle w:val="a3"/>
-        <w:spacing w:after="0"/>
-        <w:textAlignment w:val="baseline"/>
-        <w:rPr>
-          <w:rFonts w:ascii="Arial" w:hAnsi="Arial" w:cs="Arial"/>
-          <w:color w:val="000000"/>
-          <w:sz w:val="22"/>
-          <w:szCs w:val="22"/>
-          <w:lang w:val="en-US"/>
-        </w:rPr>
-      </w:pPr>
-      <w:r>
-        <w:rPr>
-          <w:rFonts w:ascii="Arial" w:hAnsi="Arial" w:cs="Arial"/>
-          <w:color w:val="000000"/>
-          <w:sz w:val="22"/>
-          <w:szCs w:val="22"/>
-          <w:lang w:val="en-US"/>
-        </w:rPr>
-        <w:t xml:space="preserve">  </w:t>
-      </w:r>
-      <w:proofErr w:type="spellStart"/>
-      <w:r>
-        <w:rPr>
-          <w:rFonts w:ascii="Arial" w:hAnsi="Arial" w:cs="Arial"/>
-          <w:color w:val="000000"/>
-          <w:sz w:val="22"/>
-          <w:szCs w:val="22"/>
-          <w:lang w:val="en-US"/>
-        </w:rPr>
-        <w:t>changed_at</w:t>
-      </w:r>
-      <w:proofErr w:type="spellEnd"/>
-      <w:r>
-        <w:rPr>
-          <w:rFonts w:ascii="Arial" w:hAnsi="Arial" w:cs="Arial"/>
-          <w:color w:val="000000"/>
-          <w:sz w:val="22"/>
-          <w:szCs w:val="22"/>
-          <w:lang w:val="en-US"/>
-        </w:rPr>
-        <w:t xml:space="preserve">, op, </w:t>
-      </w:r>
-      <w:proofErr w:type="spellStart"/>
-      <w:r>
-        <w:rPr>
-          <w:rFonts w:ascii="Arial" w:hAnsi="Arial" w:cs="Arial"/>
-          <w:color w:val="000000"/>
-          <w:sz w:val="22"/>
-          <w:szCs w:val="22"/>
-          <w:lang w:val="en-US"/>
-        </w:rPr>
-        <w:t>warehouse_id</w:t>
-      </w:r>
-      <w:proofErr w:type="spellEnd"/>
-      <w:r>
-        <w:rPr>
-          <w:rFonts w:ascii="Arial" w:hAnsi="Arial" w:cs="Arial"/>
-          <w:color w:val="000000"/>
-          <w:sz w:val="22"/>
-          <w:szCs w:val="22"/>
-          <w:lang w:val="en-US"/>
-        </w:rPr>
-        <w:t xml:space="preserve">, </w:t>
-      </w:r>
-      <w:proofErr w:type="spellStart"/>
-      <w:r>
-        <w:rPr>
-          <w:rFonts w:ascii="Arial" w:hAnsi="Arial" w:cs="Arial"/>
-          <w:color w:val="000000"/>
-          <w:sz w:val="22"/>
-          <w:szCs w:val="22"/>
-          <w:lang w:val="en-US"/>
-        </w:rPr>
-        <w:t>product_id</w:t>
-      </w:r>
-      <w:proofErr w:type="spellEnd"/>
-      <w:r>
-        <w:rPr>
-          <w:rFonts w:ascii="Arial" w:hAnsi="Arial" w:cs="Arial"/>
-          <w:color w:val="000000"/>
-          <w:sz w:val="22"/>
-          <w:szCs w:val="22"/>
-          <w:lang w:val="en-US"/>
-        </w:rPr>
-        <w:t>, actor</w:t>
-      </w:r>
-    </w:p>
-    <w:p>
-      <w:pPr>
-        <w:pStyle w:val="a3"/>
-        <w:spacing w:after="0"/>
-        <w:textAlignment w:val="baseline"/>
-        <w:rPr>
-          <w:rFonts w:ascii="Arial" w:hAnsi="Arial" w:cs="Arial"/>
-          <w:color w:val="000000"/>
-          <w:sz w:val="22"/>
-          <w:szCs w:val="22"/>
-          <w:lang w:val="en-US"/>
-        </w:rPr>
-      </w:pPr>
-      <w:r>
-        <w:rPr>
-          <w:rFonts w:ascii="Arial" w:hAnsi="Arial" w:cs="Arial"/>
-          <w:color w:val="000000"/>
-          <w:sz w:val="22"/>
-          <w:szCs w:val="22"/>
-          <w:lang w:val="en-US"/>
-        </w:rPr>
-        <w:t>)</w:t>
-      </w:r>
-    </w:p>
-    <w:p>
-      <w:pPr>
-        <w:pStyle w:val="a3"/>
-        <w:spacing w:after="0"/>
-        <w:textAlignment w:val="baseline"/>
-        <w:rPr>
-          <w:rFonts w:ascii="Arial" w:hAnsi="Arial" w:cs="Arial"/>
-          <w:color w:val="000000"/>
-          <w:sz w:val="22"/>
-          <w:szCs w:val="22"/>
-          <w:lang w:val="en-US"/>
-        </w:rPr>
-      </w:pPr>
-      <w:r>
-        <w:rPr>
-          <w:rFonts w:ascii="Arial" w:hAnsi="Arial" w:cs="Arial"/>
-          <w:color w:val="000000"/>
-          <w:sz w:val="22"/>
-          <w:szCs w:val="22"/>
-          <w:lang w:val="en-US"/>
-        </w:rPr>
-        <w:t>VALUES (</w:t>
-      </w:r>
-      <w:proofErr w:type="gramStart"/>
-      <w:r>
-        <w:rPr>
-          <w:rFonts w:ascii="Arial" w:hAnsi="Arial" w:cs="Arial"/>
-          <w:color w:val="000000"/>
-          <w:sz w:val="22"/>
-          <w:szCs w:val="22"/>
-          <w:lang w:val="en-US"/>
-        </w:rPr>
-        <w:t>now(</w:t>
-      </w:r>
-      <w:proofErr w:type="gramEnd"/>
-      <w:r>
-        <w:rPr>
-          <w:rFonts w:ascii="Arial" w:hAnsi="Arial" w:cs="Arial"/>
-          <w:color w:val="000000"/>
-          <w:sz w:val="22"/>
-          <w:szCs w:val="22"/>
-          <w:lang w:val="en-US"/>
-        </w:rPr>
-        <w:t xml:space="preserve">), 'RESERVE', 1, 10, </w:t>
-      </w:r>
-      <w:proofErr w:type="spellStart"/>
-      <w:r>
-        <w:rPr>
-          <w:rFonts w:ascii="Arial" w:hAnsi="Arial" w:cs="Arial"/>
-          <w:color w:val="000000"/>
-          <w:sz w:val="22"/>
-          <w:szCs w:val="22"/>
-          <w:lang w:val="en-US"/>
-        </w:rPr>
-        <w:t>current_user</w:t>
-      </w:r>
-      <w:proofErr w:type="spellEnd"/>
-      <w:r>
-        <w:rPr>
-          <w:rFonts w:ascii="Arial" w:hAnsi="Arial" w:cs="Arial"/>
-          <w:color w:val="000000"/>
-          <w:sz w:val="22"/>
-          <w:szCs w:val="22"/>
-          <w:lang w:val="en-US"/>
-        </w:rPr>
-        <w:t>);</w:t>
-      </w:r>
-    </w:p>
-    <w:p>
-      <w:pPr>
-        <w:pStyle w:val="a3"/>
-        <w:spacing w:after="0"/>
-        <w:textAlignment w:val="baseline"/>
-        <w:rPr>
-          <w:rFonts w:ascii="Arial" w:hAnsi="Arial" w:cs="Arial"/>
-          <w:color w:val="000000"/>
-          <w:sz w:val="22"/>
-          <w:szCs w:val="22"/>
-        </w:rPr>
-      </w:pPr>
-      <w:r>
-        <w:rPr>
-          <w:rFonts w:ascii="Arial" w:hAnsi="Arial" w:cs="Arial"/>
-          <w:color w:val="000000"/>
-          <w:sz w:val="22"/>
-          <w:szCs w:val="22"/>
-        </w:rPr>
-        <w:t xml:space="preserve">--Проверяем все ли </w:t>
-      </w:r>
-      <w:proofErr w:type="spellStart"/>
-      <w:r>
-        <w:rPr>
-          <w:rFonts w:ascii="Arial" w:hAnsi="Arial" w:cs="Arial"/>
-          <w:color w:val="000000"/>
-          <w:sz w:val="22"/>
-          <w:szCs w:val="22"/>
-        </w:rPr>
-        <w:t>ок</w:t>
-      </w:r>
-      <w:proofErr w:type="spellEnd"/>
-      <w:r>
-        <w:rPr>
-          <w:rFonts w:ascii="Arial" w:hAnsi="Arial" w:cs="Arial"/>
-          <w:color w:val="000000"/>
-          <w:sz w:val="22"/>
-          <w:szCs w:val="22"/>
-        </w:rPr>
-        <w:t>, но может откатиться</w:t>
-      </w:r>
-    </w:p>
-    <w:p>
-      <w:pPr>
-        <w:pStyle w:val="a3"/>
-        <w:spacing w:after="0"/>
-        <w:textAlignment w:val="baseline"/>
-        <w:rPr>
-          <w:rFonts w:ascii="Arial" w:hAnsi="Arial" w:cs="Arial"/>
-          <w:color w:val="000000"/>
-          <w:sz w:val="22"/>
-          <w:szCs w:val="22"/>
-          <w:lang w:val="en-US"/>
-        </w:rPr>
-      </w:pPr>
-      <w:r>
-        <w:rPr>
-          <w:rFonts w:ascii="Arial" w:hAnsi="Arial" w:cs="Arial"/>
-          <w:color w:val="000000"/>
-          <w:sz w:val="22"/>
-          <w:szCs w:val="22"/>
-          <w:lang w:val="en-US"/>
-        </w:rPr>
-        <w:t xml:space="preserve">ROLLBACK TO SAVEPOINT </w:t>
-      </w:r>
-      <w:proofErr w:type="spellStart"/>
-      <w:r>
-        <w:rPr>
-          <w:rFonts w:ascii="Arial" w:hAnsi="Arial" w:cs="Arial"/>
-          <w:color w:val="000000"/>
-          <w:sz w:val="22"/>
-          <w:szCs w:val="22"/>
-          <w:lang w:val="en-US"/>
-        </w:rPr>
-        <w:t>before_audit</w:t>
-      </w:r>
-      <w:proofErr w:type="spellEnd"/>
-      <w:r>
-        <w:rPr>
-          <w:rFonts w:ascii="Arial" w:hAnsi="Arial" w:cs="Arial"/>
-          <w:color w:val="000000"/>
-          <w:sz w:val="22"/>
-          <w:szCs w:val="22"/>
-          <w:lang w:val="en-US"/>
-        </w:rPr>
-        <w:t xml:space="preserve">; </w:t>
-      </w:r>
-    </w:p>
-    <w:p>
-      <w:pPr>
-        <w:pStyle w:val="a3"/>
-        <w:spacing w:after="0"/>
-        <w:textAlignment w:val="baseline"/>
-        <w:rPr>
-          <w:rFonts w:ascii="Arial" w:hAnsi="Arial" w:cs="Arial"/>
-          <w:color w:val="000000"/>
-          <w:sz w:val="22"/>
-          <w:szCs w:val="22"/>
-        </w:rPr>
-      </w:pPr>
-      <w:r>
-        <w:rPr>
-          <w:rFonts w:ascii="Arial" w:hAnsi="Arial" w:cs="Arial"/>
-          <w:color w:val="000000"/>
-          <w:sz w:val="22"/>
-          <w:szCs w:val="22"/>
-        </w:rPr>
-        <w:t>COMMIT;</w:t>
-      </w:r>
-    </w:p>
-    <w:p>
-      <w:pPr>
-        <w:pStyle w:val="a3"/>
-        <w:spacing w:after="0"/>
-        <w:textAlignment w:val="baseline"/>
-        <w:rPr>
-          <w:rFonts w:ascii="Arial" w:hAnsi="Arial" w:cs="Arial"/>
-          <w:b/>
-          <w:bCs/>
-          <w:color w:val="000000"/>
-          <w:sz w:val="22"/>
-          <w:szCs w:val="22"/>
-        </w:rPr>
-      </w:pPr>
-      <w:r>
-        <w:rPr>
-          <w:rFonts w:ascii="Arial" w:hAnsi="Arial" w:cs="Arial"/>
-          <w:b/>
-          <w:bCs/>
-          <w:color w:val="000000"/>
-          <w:sz w:val="22"/>
-          <w:szCs w:val="22"/>
-        </w:rPr>
-        <w:br w:type="column"/>
-      </w:r>
-      <w:proofErr w:type="spellStart"/>
-      <w:r>
-        <w:rPr>
-          <w:rFonts w:ascii="Arial" w:hAnsi="Arial" w:cs="Arial"/>
-          <w:b/>
-          <w:bCs/>
-          <w:color w:val="000000"/>
-          <w:sz w:val="22"/>
-          <w:szCs w:val="22"/>
-        </w:rPr>
         <w:lastRenderedPageBreak/>
-        <w:t>Read</w:t>
-      </w:r>
-      <w:proofErr w:type="spellEnd"/>
-      <w:r>
-        <w:rPr>
-          <w:rFonts w:ascii="Arial" w:hAnsi="Arial" w:cs="Arial"/>
-          <w:b/>
-          <w:bCs/>
-          <w:color w:val="000000"/>
-          <w:sz w:val="22"/>
-          <w:szCs w:val="22"/>
-        </w:rPr>
-        <w:t xml:space="preserve"> </w:t>
-      </w:r>
-      <w:proofErr w:type="spellStart"/>
-      <w:r>
-        <w:rPr>
-          <w:rFonts w:ascii="Arial" w:hAnsi="Arial" w:cs="Arial"/>
-          <w:b/>
-          <w:bCs/>
-          <w:color w:val="000000"/>
-          <w:sz w:val="22"/>
-          <w:szCs w:val="22"/>
-        </w:rPr>
-        <w:t>Committed</w:t>
-      </w:r>
-      <w:proofErr w:type="spellEnd"/>
+        <w:t>Read Committed</w:t>
+      </w:r>
     </w:p>
     <w:p>
       <w:pPr>
